--- a/WP-Operations-Runbook.docx
+++ b/WP-Operations-Runbook.docx
@@ -7,7 +7,7 @@
         <w:pStyle w:val="Title"/>
       </w:pPr>
       <w:r>
-        <w:t xml:space="preserve">WordPress Operations Runbook</w:t>
+        <w:t xml:space="preserve">WordPress Operations Runbook for [CUSTOMIZE: Domain/Instance/Environment] </w:t>
       </w:r>
     </w:p>
     <w:p>
@@ -44,13 +44,13 @@
         </w:p>
       </w:sdtContent>
     </w:sdt>
-    <w:bookmarkStart w:id="109" w:name="wordpress-operations-runbook"/>
+    <w:bookmarkStart w:id="109" w:name="X87a6fe87e13376ca82f504a0837cb4cd22ceec6"/>
     <w:p>
       <w:pPr>
         <w:pStyle w:val="Heading1"/>
       </w:pPr>
       <w:r>
-        <w:t xml:space="preserve">WordPress Operations Runbook</w:t>
+        <w:t xml:space="preserve">WordPress Operations Runbook for [CUSTOMIZE: Domain/Instance/Environment]</w:t>
       </w:r>
     </w:p>
     <w:p>
@@ -68,10 +68,10 @@
         <w:t xml:space="preserve"> </w:t>
       </w:r>
       <w:r>
-        <w:t xml:space="preserve">2.0</w:t>
-      </w:r>
-      <w:r>
-        <w:br/>
+        <w:t xml:space="preserve">[CUSTOMIZE: Operations Team Name]</w:t>
+      </w:r>
+      <w:r>
+        <w:t xml:space="preserve"> </w:t>
       </w:r>
       <w:r>
         <w:rPr>
@@ -84,10 +84,10 @@
         <w:t xml:space="preserve"> </w:t>
       </w:r>
       <w:r>
-        <w:t xml:space="preserve">February 2026</w:t>
-      </w:r>
-      <w:r>
-        <w:br/>
+        <w:t xml:space="preserve">[CUSTOMIZE: Date]</w:t>
+      </w:r>
+      <w:r>
+        <w:t xml:space="preserve"> </w:t>
       </w:r>
       <w:r>
         <w:rPr>
@@ -100,10 +100,10 @@
         <w:t xml:space="preserve"> </w:t>
       </w:r>
       <w:r>
-        <w:t xml:space="preserve">February 2027</w:t>
-      </w:r>
-      <w:r>
-        <w:br/>
+        <w:t xml:space="preserve">[CUSTOMIZE: Date]</w:t>
+      </w:r>
+      <w:r>
+        <w:t xml:space="preserve"> </w:t>
       </w:r>
       <w:r>
         <w:rPr>
@@ -132,7 +132,7 @@
         <w:t xml:space="preserve"> </w:t>
       </w:r>
       <w:r>
-        <w:t xml:space="preserve">[CUSTOMIZE: Production/Staging/Development]</w:t>
+        <w:t xml:space="preserve">[CUSTOMIZE: Stack Details; Production/Staging/Development]</w:t>
       </w:r>
     </w:p>
     <w:p>
@@ -42989,7 +42989,7 @@
         <w:pStyle w:val="FirstParagraph"/>
       </w:pPr>
       <w:r>
-        <w:t xml:space="preserve">For quick access during incidents, print this card and keep near your desk.</w:t>
+        <w:t xml:space="preserve">For quick access during incidents, print this card and keep it near your desk.</w:t>
       </w:r>
     </w:p>
     <w:p>
@@ -43923,7 +43923,7 @@
         <w:t xml:space="preserve"> </w:t>
       </w:r>
       <w:r>
-        <w:t xml:space="preserve">WordPress Operations Runbook</w:t>
+        <w:t xml:space="preserve">WordPress Operations Runbook for [CUSTOMIZE: Domain/Instance/Environment/Audience]</w:t>
       </w:r>
       <w:r>
         <w:br/>
@@ -43939,10 +43939,10 @@
         <w:t xml:space="preserve"> </w:t>
       </w:r>
       <w:r>
-        <w:t xml:space="preserve">2.0</w:t>
-      </w:r>
-      <w:r>
-        <w:br/>
+        <w:t xml:space="preserve">[CUSTOMIZE: Version Number]</w:t>
+      </w:r>
+      <w:r>
+        <w:t xml:space="preserve"> </w:t>
       </w:r>
       <w:r>
         <w:rPr>
@@ -43955,10 +43955,10 @@
         <w:t xml:space="preserve"> </w:t>
       </w:r>
       <w:r>
-        <w:t xml:space="preserve">Active</w:t>
-      </w:r>
-      <w:r>
-        <w:br/>
+        <w:t xml:space="preserve">[CUSTOMIZE: Draft/Active/Deprecated/Retired]</w:t>
+      </w:r>
+      <w:r>
+        <w:t xml:space="preserve"> </w:t>
       </w:r>
       <w:r>
         <w:rPr>
@@ -43971,10 +43971,10 @@
         <w:t xml:space="preserve"> </w:t>
       </w:r>
       <w:r>
-        <w:t xml:space="preserve">February 2026</w:t>
-      </w:r>
-      <w:r>
-        <w:br/>
+        <w:t xml:space="preserve">[CUSTOMIZE: Date]</w:t>
+      </w:r>
+      <w:r>
+        <w:t xml:space="preserve"> </w:t>
       </w:r>
       <w:r>
         <w:rPr>
@@ -43987,10 +43987,10 @@
         <w:t xml:space="preserve"> </w:t>
       </w:r>
       <w:r>
-        <w:t xml:space="preserve">February 2027</w:t>
-      </w:r>
-      <w:r>
-        <w:br/>
+        <w:t xml:space="preserve">[CUSTOMIZE: Date]</w:t>
+      </w:r>
+      <w:r>
+        <w:t xml:space="preserve"> </w:t>
       </w:r>
       <w:r>
         <w:rPr>
@@ -44037,7 +44037,7 @@
         <w:t xml:space="preserve"> </w:t>
       </w:r>
       <w:r>
-        <w:t xml:space="preserve">1. Submit change request to [CUSTOMIZE: owner email]</w:t>
+        <w:t xml:space="preserve">1. Submit your change request to [CUSTOMIZE: owner email].</w:t>
       </w:r>
       <w:r>
         <w:t xml:space="preserve"> </w:t>
@@ -44049,19 +44049,19 @@
         <w:t xml:space="preserve"> </w:t>
       </w:r>
       <w:r>
-        <w:t xml:space="preserve">3. Document will be updated and version incremented</w:t>
-      </w:r>
-      <w:r>
-        <w:t xml:space="preserve"> </w:t>
-      </w:r>
-      <w:r>
-        <w:t xml:space="preserve">4. All stakeholders notified of changes</w:t>
-      </w:r>
-      <w:r>
-        <w:t xml:space="preserve"> </w:t>
-      </w:r>
-      <w:r>
-        <w:t xml:space="preserve">5. Training scheduled if needed</w:t>
+        <w:t xml:space="preserve">3. The document will be updated, and the version will be incremented.</w:t>
+      </w:r>
+      <w:r>
+        <w:t xml:space="preserve"> </w:t>
+      </w:r>
+      <w:r>
+        <w:t xml:space="preserve">4. All stakeholders will be notified of changes.</w:t>
+      </w:r>
+      <w:r>
+        <w:t xml:space="preserve"> </w:t>
+      </w:r>
+      <w:r>
+        <w:t xml:space="preserve">5. Training will be scheduled if needed.</w:t>
       </w:r>
     </w:p>
     <w:p>
@@ -44073,7 +44073,7 @@
           <w:b/>
           <w:bCs/>
         </w:rPr>
-        <w:t xml:space="preserve">Feedback &amp; Improvements:</w:t>
+        <w:t xml:space="preserve">Feedback and Improvements:</w:t>
       </w:r>
       <w:r>
         <w:t xml:space="preserve"> </w:t>
@@ -44085,7 +44085,7 @@
         <w:t xml:space="preserve"> </w:t>
       </w:r>
       <w:r>
-        <w:t xml:space="preserve">- What section or procedure</w:t>
+        <w:t xml:space="preserve">- Identified section or procedure to improve</w:t>
       </w:r>
       <w:r>
         <w:t xml:space="preserve"> </w:t>
@@ -44097,13 +44097,13 @@
         <w:t xml:space="preserve"> </w:t>
       </w:r>
       <w:r>
-        <w:t xml:space="preserve">- Suggested improvement</w:t>
-      </w:r>
-      <w:r>
-        <w:t xml:space="preserve"> </w:t>
-      </w:r>
-      <w:r>
-        <w:t xml:space="preserve">- Contact information</w:t>
+        <w:t xml:space="preserve">- Suggested improvements</w:t>
+      </w:r>
+      <w:r>
+        <w:t xml:space="preserve"> </w:t>
+      </w:r>
+      <w:r>
+        <w:t xml:space="preserve">- Your contact information</w:t>
       </w:r>
     </w:p>
     <w:p>

--- a/WP-Operations-Runbook.docx
+++ b/WP-Operations-Runbook.docx
@@ -7,7 +7,7 @@
         <w:pStyle w:val="Title"/>
       </w:pPr>
       <w:r>
-        <w:t xml:space="preserve">WordPress Operations Runbook for [CUSTOMIZE: Domain/Instance/Environment] </w:t>
+        <w:t xml:space="preserve">WordPress Operations Runbook for [CUSTOMIZE: Domain/Instance] </w:t>
       </w:r>
     </w:p>
     <w:p>
@@ -44,97 +44,214 @@
         </w:p>
       </w:sdtContent>
     </w:sdt>
-    <w:bookmarkStart w:id="109" w:name="X87a6fe87e13376ca82f504a0837cb4cd22ceec6"/>
+    <w:bookmarkStart w:id="109" w:name="Xb8d80ec70a90ec4cef1151a744cfd0c5a86c8d0"/>
     <w:p>
       <w:pPr>
         <w:pStyle w:val="Heading1"/>
       </w:pPr>
       <w:r>
-        <w:t xml:space="preserve">WordPress Operations Runbook for [CUSTOMIZE: Domain/Instance/Environment]</w:t>
-      </w:r>
-    </w:p>
-    <w:p>
-      <w:pPr>
-        <w:pStyle w:val="FirstParagraph"/>
-      </w:pPr>
-      <w:r>
-        <w:rPr>
-          <w:b/>
-          <w:bCs/>
-        </w:rPr>
-        <w:t xml:space="preserve">Version:</w:t>
-      </w:r>
-      <w:r>
-        <w:t xml:space="preserve"> </w:t>
-      </w:r>
-      <w:r>
-        <w:t xml:space="preserve">[CUSTOMIZE: Operations Team Name]</w:t>
-      </w:r>
-      <w:r>
-        <w:t xml:space="preserve"> </w:t>
-      </w:r>
-      <w:r>
-        <w:rPr>
-          <w:b/>
-          <w:bCs/>
-        </w:rPr>
-        <w:t xml:space="preserve">Last Updated:</w:t>
-      </w:r>
-      <w:r>
-        <w:t xml:space="preserve"> </w:t>
-      </w:r>
-      <w:r>
-        <w:t xml:space="preserve">[CUSTOMIZE: Date]</w:t>
-      </w:r>
-      <w:r>
-        <w:t xml:space="preserve"> </w:t>
-      </w:r>
-      <w:r>
-        <w:rPr>
-          <w:b/>
-          <w:bCs/>
-        </w:rPr>
-        <w:t xml:space="preserve">Next Review:</w:t>
-      </w:r>
-      <w:r>
-        <w:t xml:space="preserve"> </w:t>
-      </w:r>
-      <w:r>
-        <w:t xml:space="preserve">[CUSTOMIZE: Date]</w:t>
-      </w:r>
-      <w:r>
-        <w:t xml:space="preserve"> </w:t>
-      </w:r>
-      <w:r>
-        <w:rPr>
-          <w:b/>
-          <w:bCs/>
-        </w:rPr>
-        <w:t xml:space="preserve">Owner:</w:t>
-      </w:r>
-      <w:r>
-        <w:t xml:space="preserve"> </w:t>
-      </w:r>
-      <w:r>
-        <w:t xml:space="preserve">[CUSTOMIZE: Operations Team Name]</w:t>
-      </w:r>
-      <w:r>
-        <w:br/>
-      </w:r>
-      <w:r>
-        <w:rPr>
-          <w:b/>
-          <w:bCs/>
-        </w:rPr>
-        <w:t xml:space="preserve">Environment:</w:t>
-      </w:r>
-      <w:r>
-        <w:t xml:space="preserve"> </w:t>
-      </w:r>
-      <w:r>
-        <w:t xml:space="preserve">[CUSTOMIZE: Stack Details; Production/Staging/Development]</w:t>
-      </w:r>
-    </w:p>
+        <w:t xml:space="preserve">WordPress Operations Runbook for [CUSTOMIZE: Domain/Instance]</w:t>
+      </w:r>
+    </w:p>
+    <w:tbl>
+      <w:tblPr>
+        <w:tblStyle w:val="Table"/>
+        <w:tblW w:type="auto" w:w="0"/>
+        <w:tblLook w:firstRow="1" w:lastRow="0" w:firstColumn="0" w:lastColumn="0" w:noHBand="0" w:noVBand="0" w:val="0020"/>
+      </w:tblPr>
+      <w:tblGrid>
+        <w:gridCol w:w="7920"/>
+      </w:tblGrid>
+      <w:tr>
+        <w:trPr>
+          <w:tblHeader w:val="on"/>
+        </w:trPr>
+        <w:tc>
+          <w:tcPr/>
+          <w:p>
+            <w:pPr>
+              <w:pStyle w:val="Compact"/>
+              <w:jc w:val="left"/>
+            </w:pPr>
+            <w:r>
+              <w:rPr>
+                <w:b/>
+                <w:bCs/>
+              </w:rPr>
+              <w:t xml:space="preserve">Environment:</w:t>
+            </w:r>
+          </w:p>
+        </w:tc>
+      </w:tr>
+      <w:tr>
+        <w:tc>
+          <w:tcPr/>
+          <w:p>
+            <w:pPr>
+              <w:pStyle w:val="Compact"/>
+              <w:jc w:val="left"/>
+            </w:pPr>
+            <w:r>
+              <w:t xml:space="preserve">[Stack/Details]</w:t>
+            </w:r>
+          </w:p>
+        </w:tc>
+      </w:tr>
+    </w:tbl>
+    <w:p>
+      <w:pPr>
+        <w:pStyle w:val="BodyText"/>
+      </w:pPr>
+    </w:p>
+    <w:tbl>
+      <w:tblPr>
+        <w:tblStyle w:val="Table"/>
+        <w:tblW w:type="auto" w:w="0"/>
+        <w:tblLook w:firstRow="1" w:lastRow="0" w:firstColumn="0" w:lastColumn="0" w:noHBand="0" w:noVBand="0" w:val="0020"/>
+      </w:tblPr>
+      <w:tblGrid>
+        <w:gridCol w:w="2640"/>
+        <w:gridCol w:w="2640"/>
+        <w:gridCol w:w="2640"/>
+      </w:tblGrid>
+      <w:tr>
+        <w:trPr>
+          <w:tblHeader w:val="on"/>
+        </w:trPr>
+        <w:tc>
+          <w:tcPr/>
+          <w:p>
+            <w:pPr>
+              <w:pStyle w:val="Compact"/>
+              <w:jc w:val="left"/>
+            </w:pPr>
+            <w:r>
+              <w:rPr>
+                <w:b/>
+                <w:bCs/>
+              </w:rPr>
+              <w:t xml:space="preserve">Version:</w:t>
+            </w:r>
+          </w:p>
+        </w:tc>
+        <w:tc>
+          <w:tcPr/>
+          <w:p>
+            <w:pPr>
+              <w:pStyle w:val="Compact"/>
+              <w:jc w:val="left"/>
+            </w:pPr>
+            <w:r>
+              <w:rPr>
+                <w:b/>
+                <w:bCs/>
+              </w:rPr>
+              <w:t xml:space="preserve">Last Updated:</w:t>
+            </w:r>
+          </w:p>
+        </w:tc>
+        <w:tc>
+          <w:tcPr/>
+          <w:p>
+            <w:pPr>
+              <w:pStyle w:val="Compact"/>
+              <w:jc w:val="left"/>
+            </w:pPr>
+            <w:r>
+              <w:rPr>
+                <w:b/>
+                <w:bCs/>
+              </w:rPr>
+              <w:t xml:space="preserve">Next Review:</w:t>
+            </w:r>
+          </w:p>
+        </w:tc>
+      </w:tr>
+      <w:tr>
+        <w:tc>
+          <w:tcPr/>
+          <w:p>
+            <w:pPr>
+              <w:pStyle w:val="Compact"/>
+              <w:jc w:val="left"/>
+            </w:pPr>
+            <w:r>
+              <w:t xml:space="preserve">#.#.#</w:t>
+            </w:r>
+          </w:p>
+        </w:tc>
+        <w:tc>
+          <w:tcPr/>
+          <w:p>
+            <w:pPr>
+              <w:pStyle w:val="Compact"/>
+              <w:jc w:val="left"/>
+            </w:pPr>
+            <w:r>
+              <w:t xml:space="preserve">[YYYY-MM-DD]</w:t>
+            </w:r>
+          </w:p>
+        </w:tc>
+        <w:tc>
+          <w:tcPr/>
+          <w:p>
+            <w:pPr>
+              <w:pStyle w:val="Compact"/>
+              <w:jc w:val="left"/>
+            </w:pPr>
+            <w:r>
+              <w:t xml:space="preserve">[YYYY-MM-DD]</w:t>
+            </w:r>
+          </w:p>
+        </w:tc>
+      </w:tr>
+    </w:tbl>
+    <w:p/>
+    <w:tbl>
+      <w:tblPr>
+        <w:tblStyle w:val="Table"/>
+        <w:tblW w:type="auto" w:w="0"/>
+        <w:tblLook w:firstRow="1" w:lastRow="0" w:firstColumn="0" w:lastColumn="0" w:noHBand="0" w:noVBand="0" w:val="0020"/>
+      </w:tblPr>
+      <w:tblGrid>
+        <w:gridCol w:w="7920"/>
+      </w:tblGrid>
+      <w:tr>
+        <w:trPr>
+          <w:tblHeader w:val="on"/>
+        </w:trPr>
+        <w:tc>
+          <w:tcPr/>
+          <w:p>
+            <w:pPr>
+              <w:pStyle w:val="Compact"/>
+              <w:jc w:val="left"/>
+            </w:pPr>
+            <w:r>
+              <w:rPr>
+                <w:b/>
+                <w:bCs/>
+              </w:rPr>
+              <w:t xml:space="preserve">Owner:</w:t>
+            </w:r>
+          </w:p>
+        </w:tc>
+      </w:tr>
+      <w:tr>
+        <w:tc>
+          <w:tcPr/>
+          <w:p>
+            <w:pPr>
+              <w:pStyle w:val="Compact"/>
+              <w:jc w:val="left"/>
+            </w:pPr>
+            <w:r>
+              <w:t xml:space="preserve">[Team/Lead]</w:t>
+            </w:r>
+          </w:p>
+        </w:tc>
+      </w:tr>
+    </w:tbl>
     <w:p>
       <w:r>
         <w:pict>

--- a/WP-Operations-Runbook.docx
+++ b/WP-Operations-Runbook.docx
@@ -7,7 +7,23 @@
         <w:pStyle w:val="Title"/>
       </w:pPr>
       <w:r>
-        <w:t xml:space="preserve">WordPress Operations Runbook for [CUSTOMIZE: Domain/Instance] </w:t>
+        <w:t xml:space="preserve">WordPress Operations Runbook</w:t>
+      </w:r>
+    </w:p>
+    <w:p>
+      <w:pPr>
+        <w:pStyle w:val="Subtitle"/>
+      </w:pPr>
+      <w:r>
+        <w:t xml:space="preserve">Template for [CUSTOMIZE: Domain/Instance/Environment]</w:t>
+      </w:r>
+    </w:p>
+    <w:p>
+      <w:pPr>
+        <w:pStyle w:val="Author"/>
+      </w:pPr>
+      <w:r>
+        <w:t xml:space="preserve">General Editor: Dan Knauss</w:t>
       </w:r>
     </w:p>
     <w:p>
@@ -15,7 +31,7 @@
         <w:pStyle w:val="Date"/>
       </w:pPr>
       <w:r>
-        <w:t xml:space="preserve">March 2026</w:t>
+        <w:t xml:space="preserve">March 2, 2026</w:t>
       </w:r>
     </w:p>
     <w:sdt>
@@ -44,23 +60,16 @@
         </w:p>
       </w:sdtContent>
     </w:sdt>
-    <w:bookmarkStart w:id="109" w:name="Xb8d80ec70a90ec4cef1151a744cfd0c5a86c8d0"/>
-    <w:p>
-      <w:pPr>
-        <w:pStyle w:val="Heading1"/>
-      </w:pPr>
-      <w:r>
-        <w:t xml:space="preserve">WordPress Operations Runbook for [CUSTOMIZE: Domain/Instance]</w:t>
-      </w:r>
-    </w:p>
     <w:tbl>
       <w:tblPr>
         <w:tblStyle w:val="Table"/>
-        <w:tblW w:type="auto" w:w="0"/>
+        <w:tblW w:type="pct" w:w="5000"/>
+        <w:tblLayout w:type="fixed"/>
         <w:tblLook w:firstRow="1" w:lastRow="0" w:firstColumn="0" w:lastColumn="0" w:noHBand="0" w:noVBand="0" w:val="0020"/>
       </w:tblPr>
       <w:tblGrid>
-        <w:gridCol w:w="7920"/>
+        <w:gridCol w:w="4658"/>
+        <w:gridCol w:w="3261"/>
       </w:tblGrid>
       <w:tr>
         <w:trPr>
@@ -71,14 +80,48 @@
           <w:p>
             <w:pPr>
               <w:pStyle w:val="Compact"/>
-              <w:jc w:val="left"/>
+            </w:pPr>
+            <w:r>
+              <w:t xml:space="preserve">Property</w:t>
+            </w:r>
+          </w:p>
+        </w:tc>
+        <w:tc>
+          <w:tcPr/>
+          <w:p>
+            <w:pPr>
+              <w:pStyle w:val="Compact"/>
+            </w:pPr>
+            <w:r>
+              <w:t xml:space="preserve">Value</w:t>
+            </w:r>
+          </w:p>
+        </w:tc>
+      </w:tr>
+      <w:tr>
+        <w:tc>
+          <w:tcPr/>
+          <w:p>
+            <w:pPr>
+              <w:pStyle w:val="Compact"/>
             </w:pPr>
             <w:r>
               <w:rPr>
                 <w:b/>
                 <w:bCs/>
               </w:rPr>
-              <w:t xml:space="preserve">Environment:</w:t>
+              <w:t xml:space="preserve">Next Review</w:t>
+            </w:r>
+          </w:p>
+        </w:tc>
+        <w:tc>
+          <w:tcPr/>
+          <w:p>
+            <w:pPr>
+              <w:pStyle w:val="Compact"/>
+            </w:pPr>
+            <w:r>
+              <w:t xml:space="preserve">[CUSTOMIZE: Date]</w:t>
             </w:r>
           </w:p>
         </w:tc>
@@ -89,164 +132,52 @@
           <w:p>
             <w:pPr>
               <w:pStyle w:val="Compact"/>
-              <w:jc w:val="left"/>
-            </w:pPr>
-            <w:r>
-              <w:t xml:space="preserve">[Stack/Details]</w:t>
-            </w:r>
-          </w:p>
-        </w:tc>
-      </w:tr>
-    </w:tbl>
-    <w:p>
-      <w:pPr>
-        <w:pStyle w:val="BodyText"/>
-      </w:pPr>
-    </w:p>
-    <w:tbl>
-      <w:tblPr>
-        <w:tblStyle w:val="Table"/>
-        <w:tblW w:type="auto" w:w="0"/>
-        <w:tblLook w:firstRow="1" w:lastRow="0" w:firstColumn="0" w:lastColumn="0" w:noHBand="0" w:noVBand="0" w:val="0020"/>
-      </w:tblPr>
-      <w:tblGrid>
-        <w:gridCol w:w="2640"/>
-        <w:gridCol w:w="2640"/>
-        <w:gridCol w:w="2640"/>
-      </w:tblGrid>
-      <w:tr>
-        <w:trPr>
-          <w:tblHeader w:val="on"/>
-        </w:trPr>
-        <w:tc>
-          <w:tcPr/>
-          <w:p>
-            <w:pPr>
-              <w:pStyle w:val="Compact"/>
-              <w:jc w:val="left"/>
             </w:pPr>
             <w:r>
               <w:rPr>
                 <w:b/>
                 <w:bCs/>
               </w:rPr>
-              <w:t xml:space="preserve">Version:</w:t>
-            </w:r>
-          </w:p>
-        </w:tc>
-        <w:tc>
-          <w:tcPr/>
-          <w:p>
-            <w:pPr>
-              <w:pStyle w:val="Compact"/>
-              <w:jc w:val="left"/>
+              <w:t xml:space="preserve">Owner</w:t>
+            </w:r>
+          </w:p>
+        </w:tc>
+        <w:tc>
+          <w:tcPr/>
+          <w:p>
+            <w:pPr>
+              <w:pStyle w:val="Compact"/>
+            </w:pPr>
+            <w:r>
+              <w:t xml:space="preserve">[CUSTOMIZE: Operations Team Name]</w:t>
+            </w:r>
+          </w:p>
+        </w:tc>
+      </w:tr>
+      <w:tr>
+        <w:tc>
+          <w:tcPr/>
+          <w:p>
+            <w:pPr>
+              <w:pStyle w:val="Compact"/>
             </w:pPr>
             <w:r>
               <w:rPr>
                 <w:b/>
                 <w:bCs/>
               </w:rPr>
-              <w:t xml:space="preserve">Last Updated:</w:t>
-            </w:r>
-          </w:p>
-        </w:tc>
-        <w:tc>
-          <w:tcPr/>
-          <w:p>
-            <w:pPr>
-              <w:pStyle w:val="Compact"/>
-              <w:jc w:val="left"/>
-            </w:pPr>
-            <w:r>
-              <w:rPr>
-                <w:b/>
-                <w:bCs/>
-              </w:rPr>
-              <w:t xml:space="preserve">Next Review:</w:t>
-            </w:r>
-          </w:p>
-        </w:tc>
-      </w:tr>
-      <w:tr>
-        <w:tc>
-          <w:tcPr/>
-          <w:p>
-            <w:pPr>
-              <w:pStyle w:val="Compact"/>
-              <w:jc w:val="left"/>
-            </w:pPr>
-            <w:r>
-              <w:t xml:space="preserve">#.#.#</w:t>
-            </w:r>
-          </w:p>
-        </w:tc>
-        <w:tc>
-          <w:tcPr/>
-          <w:p>
-            <w:pPr>
-              <w:pStyle w:val="Compact"/>
-              <w:jc w:val="left"/>
-            </w:pPr>
-            <w:r>
-              <w:t xml:space="preserve">[YYYY-MM-DD]</w:t>
-            </w:r>
-          </w:p>
-        </w:tc>
-        <w:tc>
-          <w:tcPr/>
-          <w:p>
-            <w:pPr>
-              <w:pStyle w:val="Compact"/>
-              <w:jc w:val="left"/>
-            </w:pPr>
-            <w:r>
-              <w:t xml:space="preserve">[YYYY-MM-DD]</w:t>
-            </w:r>
-          </w:p>
-        </w:tc>
-      </w:tr>
-    </w:tbl>
-    <w:p/>
-    <w:tbl>
-      <w:tblPr>
-        <w:tblStyle w:val="Table"/>
-        <w:tblW w:type="auto" w:w="0"/>
-        <w:tblLook w:firstRow="1" w:lastRow="0" w:firstColumn="0" w:lastColumn="0" w:noHBand="0" w:noVBand="0" w:val="0020"/>
-      </w:tblPr>
-      <w:tblGrid>
-        <w:gridCol w:w="7920"/>
-      </w:tblGrid>
-      <w:tr>
-        <w:trPr>
-          <w:tblHeader w:val="on"/>
-        </w:trPr>
-        <w:tc>
-          <w:tcPr/>
-          <w:p>
-            <w:pPr>
-              <w:pStyle w:val="Compact"/>
-              <w:jc w:val="left"/>
-            </w:pPr>
-            <w:r>
-              <w:rPr>
-                <w:b/>
-                <w:bCs/>
-              </w:rPr>
-              <w:t xml:space="preserve">Owner:</w:t>
-            </w:r>
-          </w:p>
-        </w:tc>
-      </w:tr>
-      <w:tr>
-        <w:tc>
-          <w:tcPr/>
-          <w:p>
-            <w:pPr>
-              <w:pStyle w:val="Compact"/>
-              <w:jc w:val="left"/>
-            </w:pPr>
-            <w:r>
-              <w:t xml:space="preserve">[Team/Lead]</w:t>
+              <w:t xml:space="preserve">Environment</w:t>
+            </w:r>
+          </w:p>
+        </w:tc>
+        <w:tc>
+          <w:tcPr/>
+          <w:p>
+            <w:pPr>
+              <w:pStyle w:val="Compact"/>
+            </w:pPr>
+            <w:r>
+              <w:t xml:space="preserve">[CUSTOMIZE: Stack Details; Production/Staging/Development]</w:t>
             </w:r>
           </w:p>
         </w:tc>
@@ -259,18 +190,21 @@
         </w:pict>
       </w:r>
     </w:p>
-    <w:bookmarkStart w:id="20" w:name="emergency-quick-reference-card"/>
-    <w:p>
-      <w:pPr>
-        <w:pStyle w:val="Heading2"/>
-      </w:pPr>
-      <w:r>
+    <w:p>
+      <w:pPr>
+        <w:pStyle w:val="FirstParagraph"/>
+      </w:pPr>
+      <w:r>
+        <w:rPr>
+          <w:b/>
+          <w:bCs/>
+        </w:rPr>
         <w:t xml:space="preserve">Emergency Quick-Reference Card</w:t>
       </w:r>
     </w:p>
     <w:p>
       <w:pPr>
-        <w:pStyle w:val="FirstParagraph"/>
+        <w:pStyle w:val="BodyText"/>
       </w:pPr>
       <w:r>
         <w:t xml:space="preserve">Use this table to quickly find solutions to common issues.</w:t>
@@ -723,8 +657,7 @@
         </w:pict>
       </w:r>
     </w:p>
-    <w:bookmarkEnd w:id="20"/>
-    <w:bookmarkStart w:id="25" w:name="section-1-document-information"/>
+    <w:bookmarkStart w:id="24" w:name="section-1-document-information"/>
     <w:p>
       <w:pPr>
         <w:pStyle w:val="Heading2"/>
@@ -733,7 +666,7 @@
         <w:t xml:space="preserve">Section 1: Document Information</w:t>
       </w:r>
     </w:p>
-    <w:bookmarkStart w:id="21" w:name="purpose"/>
+    <w:bookmarkStart w:id="20" w:name="purpose"/>
     <w:p>
       <w:pPr>
         <w:pStyle w:val="Heading3"/>
@@ -810,8 +743,8 @@
         <w:t xml:space="preserve">Deployment workflows and rollback procedures</w:t>
       </w:r>
     </w:p>
-    <w:bookmarkEnd w:id="21"/>
-    <w:bookmarkStart w:id="22" w:name="audience"/>
+    <w:bookmarkEnd w:id="20"/>
+    <w:bookmarkStart w:id="21" w:name="audience"/>
     <w:p>
       <w:pPr>
         <w:pStyle w:val="Heading3"/>
@@ -888,8 +821,8 @@
         <w:t xml:space="preserve">Security operations center (SOC) personnel</w:t>
       </w:r>
     </w:p>
-    <w:bookmarkEnd w:id="22"/>
-    <w:bookmarkStart w:id="23" w:name="conventions"/>
+    <w:bookmarkEnd w:id="21"/>
+    <w:bookmarkStart w:id="22" w:name="conventions"/>
     <w:p>
       <w:pPr>
         <w:pStyle w:val="Heading3"/>
@@ -1148,8 +1081,8 @@
         </w:tc>
       </w:tr>
     </w:tbl>
-    <w:bookmarkEnd w:id="23"/>
-    <w:bookmarkStart w:id="24" w:name="version-history"/>
+    <w:bookmarkEnd w:id="22"/>
+    <w:bookmarkStart w:id="23" w:name="version-history"/>
     <w:p>
       <w:pPr>
         <w:pStyle w:val="Heading3"/>
@@ -1366,9 +1299,9 @@
         </w:pict>
       </w:r>
     </w:p>
+    <w:bookmarkEnd w:id="23"/>
     <w:bookmarkEnd w:id="24"/>
-    <w:bookmarkEnd w:id="25"/>
-    <w:bookmarkStart w:id="29" w:name="section-2-site-overview"/>
+    <w:bookmarkStart w:id="28" w:name="section-2-site-overview"/>
     <w:p>
       <w:pPr>
         <w:pStyle w:val="Heading2"/>
@@ -1377,7 +1310,7 @@
         <w:t xml:space="preserve">Section 2: Site Overview</w:t>
       </w:r>
     </w:p>
-    <w:bookmarkStart w:id="26" w:name="site-identity"/>
+    <w:bookmarkStart w:id="25" w:name="site-identity"/>
     <w:p>
       <w:pPr>
         <w:pStyle w:val="Heading3"/>
@@ -1676,8 +1609,8 @@
         </w:tc>
       </w:tr>
     </w:tbl>
-    <w:bookmarkEnd w:id="26"/>
-    <w:bookmarkStart w:id="27" w:name="credentials-and-secrets"/>
+    <w:bookmarkEnd w:id="25"/>
+    <w:bookmarkStart w:id="26" w:name="credentials-and-secrets"/>
     <w:p>
       <w:pPr>
         <w:pStyle w:val="Heading3"/>
@@ -2017,8 +1950,8 @@
         </w:tc>
       </w:tr>
     </w:tbl>
-    <w:bookmarkEnd w:id="27"/>
-    <w:bookmarkStart w:id="28" w:name="user-roles-and-responsibilities"/>
+    <w:bookmarkEnd w:id="26"/>
+    <w:bookmarkStart w:id="27" w:name="user-roles-and-responsibilities"/>
     <w:p>
       <w:pPr>
         <w:pStyle w:val="Heading3"/>
@@ -2347,266 +2280,266 @@
         </w:pict>
       </w:r>
     </w:p>
+    <w:bookmarkEnd w:id="27"/>
     <w:bookmarkEnd w:id="28"/>
+    <w:bookmarkStart w:id="34" w:name="section-3-environment-reference"/>
+    <w:p>
+      <w:pPr>
+        <w:pStyle w:val="Heading2"/>
+      </w:pPr>
+      <w:r>
+        <w:t xml:space="preserve">Section 3: Environment Reference</w:t>
+      </w:r>
+    </w:p>
+    <w:bookmarkStart w:id="29" w:name="architecture-overview-lemp-stack"/>
+    <w:p>
+      <w:pPr>
+        <w:pStyle w:val="Heading3"/>
+      </w:pPr>
+      <w:r>
+        <w:t xml:space="preserve">3.1 Architecture Overview: LEMP Stack</w:t>
+      </w:r>
+    </w:p>
+    <w:p>
+      <w:pPr>
+        <w:pStyle w:val="FirstParagraph"/>
+      </w:pPr>
+      <w:r>
+        <w:t xml:space="preserve">The WordPress site runs on a LEMP (Linux, Nginx, MySQL, PHP) stack:</w:t>
+      </w:r>
+    </w:p>
+    <w:p>
+      <w:pPr>
+        <w:pStyle w:val="SourceCode"/>
+      </w:pPr>
+      <w:r>
+        <w:rPr>
+          <w:rStyle w:val="VerbatimChar"/>
+        </w:rPr>
+        <w:t xml:space="preserve">┌─────────────────────────────────────────────────────────┐</w:t>
+      </w:r>
+      <w:r>
+        <w:br/>
+      </w:r>
+      <w:r>
+        <w:rPr>
+          <w:rStyle w:val="VerbatimChar"/>
+        </w:rPr>
+        <w:t xml:space="preserve">│                        Client Browsers                  │</w:t>
+      </w:r>
+      <w:r>
+        <w:br/>
+      </w:r>
+      <w:r>
+        <w:rPr>
+          <w:rStyle w:val="VerbatimChar"/>
+        </w:rPr>
+        <w:t xml:space="preserve">└────────────────────────┬────────────────────────────────┘</w:t>
+      </w:r>
+      <w:r>
+        <w:br/>
+      </w:r>
+      <w:r>
+        <w:rPr>
+          <w:rStyle w:val="VerbatimChar"/>
+        </w:rPr>
+        <w:t xml:space="preserve">                         │ HTTPS</w:t>
+      </w:r>
+      <w:r>
+        <w:br/>
+      </w:r>
+      <w:r>
+        <w:rPr>
+          <w:rStyle w:val="VerbatimChar"/>
+        </w:rPr>
+        <w:t xml:space="preserve">                         ▼</w:t>
+      </w:r>
+      <w:r>
+        <w:br/>
+      </w:r>
+      <w:r>
+        <w:rPr>
+          <w:rStyle w:val="VerbatimChar"/>
+        </w:rPr>
+        <w:t xml:space="preserve">┌─────────────────────────────────────────────────────────┐</w:t>
+      </w:r>
+      <w:r>
+        <w:br/>
+      </w:r>
+      <w:r>
+        <w:rPr>
+          <w:rStyle w:val="VerbatimChar"/>
+        </w:rPr>
+        <w:t xml:space="preserve">│              Nginx (Reverse Proxy + Web Server)         │</w:t>
+      </w:r>
+      <w:r>
+        <w:br/>
+      </w:r>
+      <w:r>
+        <w:rPr>
+          <w:rStyle w:val="VerbatimChar"/>
+        </w:rPr>
+        <w:t xml:space="preserve">│           (Port 80 → 443, SSL Termination)              │</w:t>
+      </w:r>
+      <w:r>
+        <w:br/>
+      </w:r>
+      <w:r>
+        <w:rPr>
+          <w:rStyle w:val="VerbatimChar"/>
+        </w:rPr>
+        <w:t xml:space="preserve">└────────────────────────┬────────────────────────────────┘</w:t>
+      </w:r>
+      <w:r>
+        <w:br/>
+      </w:r>
+      <w:r>
+        <w:rPr>
+          <w:rStyle w:val="VerbatimChar"/>
+        </w:rPr>
+        <w:t xml:space="preserve">                         │ FastCGI</w:t>
+      </w:r>
+      <w:r>
+        <w:br/>
+      </w:r>
+      <w:r>
+        <w:rPr>
+          <w:rStyle w:val="VerbatimChar"/>
+        </w:rPr>
+        <w:t xml:space="preserve">                         ▼</w:t>
+      </w:r>
+      <w:r>
+        <w:br/>
+      </w:r>
+      <w:r>
+        <w:rPr>
+          <w:rStyle w:val="VerbatimChar"/>
+        </w:rPr>
+        <w:t xml:space="preserve">┌─────────────────────────────────────────────────────────┐</w:t>
+      </w:r>
+      <w:r>
+        <w:br/>
+      </w:r>
+      <w:r>
+        <w:rPr>
+          <w:rStyle w:val="VerbatimChar"/>
+        </w:rPr>
+        <w:t xml:space="preserve">│                   PHP-FPM (Application)                 │</w:t>
+      </w:r>
+      <w:r>
+        <w:br/>
+      </w:r>
+      <w:r>
+        <w:rPr>
+          <w:rStyle w:val="VerbatimChar"/>
+        </w:rPr>
+        <w:t xml:space="preserve">│         (WordPress, WP-CLI, Plugins, Themes)            │</w:t>
+      </w:r>
+      <w:r>
+        <w:br/>
+      </w:r>
+      <w:r>
+        <w:rPr>
+          <w:rStyle w:val="VerbatimChar"/>
+        </w:rPr>
+        <w:t xml:space="preserve">└────────────────────────┬────────────────────────────────┘</w:t>
+      </w:r>
+      <w:r>
+        <w:br/>
+      </w:r>
+      <w:r>
+        <w:rPr>
+          <w:rStyle w:val="VerbatimChar"/>
+        </w:rPr>
+        <w:t xml:space="preserve">                         │ TCP/Socket</w:t>
+      </w:r>
+      <w:r>
+        <w:br/>
+      </w:r>
+      <w:r>
+        <w:rPr>
+          <w:rStyle w:val="VerbatimChar"/>
+        </w:rPr>
+        <w:t xml:space="preserve">                         ▼</w:t>
+      </w:r>
+      <w:r>
+        <w:br/>
+      </w:r>
+      <w:r>
+        <w:rPr>
+          <w:rStyle w:val="VerbatimChar"/>
+        </w:rPr>
+        <w:t xml:space="preserve">┌─────────────────────────────────────────────────────────┐</w:t>
+      </w:r>
+      <w:r>
+        <w:br/>
+      </w:r>
+      <w:r>
+        <w:rPr>
+          <w:rStyle w:val="VerbatimChar"/>
+        </w:rPr>
+        <w:t xml:space="preserve">│              MySQL / MariaDB (Database)                 │</w:t>
+      </w:r>
+      <w:r>
+        <w:br/>
+      </w:r>
+      <w:r>
+        <w:rPr>
+          <w:rStyle w:val="VerbatimChar"/>
+        </w:rPr>
+        <w:t xml:space="preserve">│         (WordPress Posts, Users, Metadata)              │</w:t>
+      </w:r>
+      <w:r>
+        <w:br/>
+      </w:r>
+      <w:r>
+        <w:rPr>
+          <w:rStyle w:val="VerbatimChar"/>
+        </w:rPr>
+        <w:t xml:space="preserve">└─────────────────────────────────────────────────────────┘</w:t>
+      </w:r>
+      <w:r>
+        <w:br/>
+      </w:r>
+      <w:r>
+        <w:br/>
+      </w:r>
+      <w:r>
+        <w:rPr>
+          <w:rStyle w:val="VerbatimChar"/>
+        </w:rPr>
+        <w:t xml:space="preserve">                    Caching Layer (Optional)</w:t>
+      </w:r>
+      <w:r>
+        <w:br/>
+      </w:r>
+      <w:r>
+        <w:rPr>
+          <w:rStyle w:val="VerbatimChar"/>
+        </w:rPr>
+        <w:t xml:space="preserve">┌─────────────────────────────────────────────────────────┐</w:t>
+      </w:r>
+      <w:r>
+        <w:br/>
+      </w:r>
+      <w:r>
+        <w:rPr>
+          <w:rStyle w:val="VerbatimChar"/>
+        </w:rPr>
+        <w:t xml:space="preserve">│  Redis (Object Cache) / Memcached (Session Store)       │</w:t>
+      </w:r>
+      <w:r>
+        <w:br/>
+      </w:r>
+      <w:r>
+        <w:rPr>
+          <w:rStyle w:val="VerbatimChar"/>
+        </w:rPr>
+        <w:t xml:space="preserve">└─────────────────────────────────────────────────────────┘</w:t>
+      </w:r>
+    </w:p>
     <w:bookmarkEnd w:id="29"/>
-    <w:bookmarkStart w:id="35" w:name="section-3-environment-reference"/>
-    <w:p>
-      <w:pPr>
-        <w:pStyle w:val="Heading2"/>
-      </w:pPr>
-      <w:r>
-        <w:t xml:space="preserve">Section 3: Environment Reference</w:t>
-      </w:r>
-    </w:p>
-    <w:bookmarkStart w:id="30" w:name="architecture-overview-lemp-stack"/>
-    <w:p>
-      <w:pPr>
-        <w:pStyle w:val="Heading3"/>
-      </w:pPr>
-      <w:r>
-        <w:t xml:space="preserve">3.1 Architecture Overview: LEMP Stack</w:t>
-      </w:r>
-    </w:p>
-    <w:p>
-      <w:pPr>
-        <w:pStyle w:val="FirstParagraph"/>
-      </w:pPr>
-      <w:r>
-        <w:t xml:space="preserve">The WordPress site runs on a LEMP (Linux, Nginx, MySQL, PHP) stack:</w:t>
-      </w:r>
-    </w:p>
-    <w:p>
-      <w:pPr>
-        <w:pStyle w:val="SourceCode"/>
-      </w:pPr>
-      <w:r>
-        <w:rPr>
-          <w:rStyle w:val="VerbatimChar"/>
-        </w:rPr>
-        <w:t xml:space="preserve">┌─────────────────────────────────────────────────────────┐</w:t>
-      </w:r>
-      <w:r>
-        <w:br/>
-      </w:r>
-      <w:r>
-        <w:rPr>
-          <w:rStyle w:val="VerbatimChar"/>
-        </w:rPr>
-        <w:t xml:space="preserve">│                        Client Browsers                  │</w:t>
-      </w:r>
-      <w:r>
-        <w:br/>
-      </w:r>
-      <w:r>
-        <w:rPr>
-          <w:rStyle w:val="VerbatimChar"/>
-        </w:rPr>
-        <w:t xml:space="preserve">└────────────────────────┬────────────────────────────────┘</w:t>
-      </w:r>
-      <w:r>
-        <w:br/>
-      </w:r>
-      <w:r>
-        <w:rPr>
-          <w:rStyle w:val="VerbatimChar"/>
-        </w:rPr>
-        <w:t xml:space="preserve">                         │ HTTPS</w:t>
-      </w:r>
-      <w:r>
-        <w:br/>
-      </w:r>
-      <w:r>
-        <w:rPr>
-          <w:rStyle w:val="VerbatimChar"/>
-        </w:rPr>
-        <w:t xml:space="preserve">                         ▼</w:t>
-      </w:r>
-      <w:r>
-        <w:br/>
-      </w:r>
-      <w:r>
-        <w:rPr>
-          <w:rStyle w:val="VerbatimChar"/>
-        </w:rPr>
-        <w:t xml:space="preserve">┌─────────────────────────────────────────────────────────┐</w:t>
-      </w:r>
-      <w:r>
-        <w:br/>
-      </w:r>
-      <w:r>
-        <w:rPr>
-          <w:rStyle w:val="VerbatimChar"/>
-        </w:rPr>
-        <w:t xml:space="preserve">│              Nginx (Reverse Proxy + Web Server)         │</w:t>
-      </w:r>
-      <w:r>
-        <w:br/>
-      </w:r>
-      <w:r>
-        <w:rPr>
-          <w:rStyle w:val="VerbatimChar"/>
-        </w:rPr>
-        <w:t xml:space="preserve">│           (Port 80 → 443, SSL Termination)              │</w:t>
-      </w:r>
-      <w:r>
-        <w:br/>
-      </w:r>
-      <w:r>
-        <w:rPr>
-          <w:rStyle w:val="VerbatimChar"/>
-        </w:rPr>
-        <w:t xml:space="preserve">└────────────────────────┬────────────────────────────────┘</w:t>
-      </w:r>
-      <w:r>
-        <w:br/>
-      </w:r>
-      <w:r>
-        <w:rPr>
-          <w:rStyle w:val="VerbatimChar"/>
-        </w:rPr>
-        <w:t xml:space="preserve">                         │ FastCGI</w:t>
-      </w:r>
-      <w:r>
-        <w:br/>
-      </w:r>
-      <w:r>
-        <w:rPr>
-          <w:rStyle w:val="VerbatimChar"/>
-        </w:rPr>
-        <w:t xml:space="preserve">                         ▼</w:t>
-      </w:r>
-      <w:r>
-        <w:br/>
-      </w:r>
-      <w:r>
-        <w:rPr>
-          <w:rStyle w:val="VerbatimChar"/>
-        </w:rPr>
-        <w:t xml:space="preserve">┌─────────────────────────────────────────────────────────┐</w:t>
-      </w:r>
-      <w:r>
-        <w:br/>
-      </w:r>
-      <w:r>
-        <w:rPr>
-          <w:rStyle w:val="VerbatimChar"/>
-        </w:rPr>
-        <w:t xml:space="preserve">│                   PHP-FPM (Application)                 │</w:t>
-      </w:r>
-      <w:r>
-        <w:br/>
-      </w:r>
-      <w:r>
-        <w:rPr>
-          <w:rStyle w:val="VerbatimChar"/>
-        </w:rPr>
-        <w:t xml:space="preserve">│         (WordPress, WP-CLI, Plugins, Themes)            │</w:t>
-      </w:r>
-      <w:r>
-        <w:br/>
-      </w:r>
-      <w:r>
-        <w:rPr>
-          <w:rStyle w:val="VerbatimChar"/>
-        </w:rPr>
-        <w:t xml:space="preserve">└────────────────────────┬────────────────────────────────┘</w:t>
-      </w:r>
-      <w:r>
-        <w:br/>
-      </w:r>
-      <w:r>
-        <w:rPr>
-          <w:rStyle w:val="VerbatimChar"/>
-        </w:rPr>
-        <w:t xml:space="preserve">                         │ TCP/Socket</w:t>
-      </w:r>
-      <w:r>
-        <w:br/>
-      </w:r>
-      <w:r>
-        <w:rPr>
-          <w:rStyle w:val="VerbatimChar"/>
-        </w:rPr>
-        <w:t xml:space="preserve">                         ▼</w:t>
-      </w:r>
-      <w:r>
-        <w:br/>
-      </w:r>
-      <w:r>
-        <w:rPr>
-          <w:rStyle w:val="VerbatimChar"/>
-        </w:rPr>
-        <w:t xml:space="preserve">┌─────────────────────────────────────────────────────────┐</w:t>
-      </w:r>
-      <w:r>
-        <w:br/>
-      </w:r>
-      <w:r>
-        <w:rPr>
-          <w:rStyle w:val="VerbatimChar"/>
-        </w:rPr>
-        <w:t xml:space="preserve">│              MySQL / MariaDB (Database)                 │</w:t>
-      </w:r>
-      <w:r>
-        <w:br/>
-      </w:r>
-      <w:r>
-        <w:rPr>
-          <w:rStyle w:val="VerbatimChar"/>
-        </w:rPr>
-        <w:t xml:space="preserve">│         (WordPress Posts, Users, Metadata)              │</w:t>
-      </w:r>
-      <w:r>
-        <w:br/>
-      </w:r>
-      <w:r>
-        <w:rPr>
-          <w:rStyle w:val="VerbatimChar"/>
-        </w:rPr>
-        <w:t xml:space="preserve">└─────────────────────────────────────────────────────────┘</w:t>
-      </w:r>
-      <w:r>
-        <w:br/>
-      </w:r>
-      <w:r>
-        <w:br/>
-      </w:r>
-      <w:r>
-        <w:rPr>
-          <w:rStyle w:val="VerbatimChar"/>
-        </w:rPr>
-        <w:t xml:space="preserve">                    Caching Layer (Optional)</w:t>
-      </w:r>
-      <w:r>
-        <w:br/>
-      </w:r>
-      <w:r>
-        <w:rPr>
-          <w:rStyle w:val="VerbatimChar"/>
-        </w:rPr>
-        <w:t xml:space="preserve">┌─────────────────────────────────────────────────────────┐</w:t>
-      </w:r>
-      <w:r>
-        <w:br/>
-      </w:r>
-      <w:r>
-        <w:rPr>
-          <w:rStyle w:val="VerbatimChar"/>
-        </w:rPr>
-        <w:t xml:space="preserve">│  Redis (Object Cache) / Memcached (Session Store)       │</w:t>
-      </w:r>
-      <w:r>
-        <w:br/>
-      </w:r>
-      <w:r>
-        <w:rPr>
-          <w:rStyle w:val="VerbatimChar"/>
-        </w:rPr>
-        <w:t xml:space="preserve">└─────────────────────────────────────────────────────────┘</w:t>
-      </w:r>
-    </w:p>
-    <w:bookmarkEnd w:id="30"/>
-    <w:bookmarkStart w:id="31" w:name="service-configuration-reference"/>
+    <w:bookmarkStart w:id="30" w:name="service-configuration-reference"/>
     <w:p>
       <w:pPr>
         <w:pStyle w:val="Heading3"/>
@@ -3026,8 +2959,8 @@
         </w:tc>
       </w:tr>
     </w:tbl>
-    <w:bookmarkEnd w:id="31"/>
-    <w:bookmarkStart w:id="32" w:name="caching-architecture"/>
+    <w:bookmarkEnd w:id="30"/>
+    <w:bookmarkStart w:id="31" w:name="caching-architecture"/>
     <w:p>
       <w:pPr>
         <w:pStyle w:val="Heading3"/>
@@ -3349,254 +3282,254 @@
         </w:tc>
       </w:tr>
     </w:tbl>
+    <w:bookmarkEnd w:id="31"/>
+    <w:bookmarkStart w:id="32" w:name="file-system-locations"/>
+    <w:p>
+      <w:pPr>
+        <w:pStyle w:val="Heading3"/>
+      </w:pPr>
+      <w:r>
+        <w:t xml:space="preserve">3.4 File System Locations</w:t>
+      </w:r>
+    </w:p>
+    <w:p>
+      <w:pPr>
+        <w:pStyle w:val="SourceCode"/>
+      </w:pPr>
+      <w:r>
+        <w:rPr>
+          <w:rStyle w:val="VerbatimChar"/>
+        </w:rPr>
+        <w:t xml:space="preserve">/home/wordpress/</w:t>
+      </w:r>
+      <w:r>
+        <w:br/>
+      </w:r>
+      <w:r>
+        <w:rPr>
+          <w:rStyle w:val="VerbatimChar"/>
+        </w:rPr>
+        <w:t xml:space="preserve">├── public_html/                    # WordPress root</w:t>
+      </w:r>
+      <w:r>
+        <w:br/>
+      </w:r>
+      <w:r>
+        <w:rPr>
+          <w:rStyle w:val="VerbatimChar"/>
+        </w:rPr>
+        <w:t xml:space="preserve">│   ├── wp-admin/                   # WordPress admin</w:t>
+      </w:r>
+      <w:r>
+        <w:br/>
+      </w:r>
+      <w:r>
+        <w:rPr>
+          <w:rStyle w:val="VerbatimChar"/>
+        </w:rPr>
+        <w:t xml:space="preserve">│   ├── wp-content/</w:t>
+      </w:r>
+      <w:r>
+        <w:br/>
+      </w:r>
+      <w:r>
+        <w:rPr>
+          <w:rStyle w:val="VerbatimChar"/>
+        </w:rPr>
+        <w:t xml:space="preserve">│   │   ├── plugins/                # Custom and third-party plugins</w:t>
+      </w:r>
+      <w:r>
+        <w:br/>
+      </w:r>
+      <w:r>
+        <w:rPr>
+          <w:rStyle w:val="VerbatimChar"/>
+        </w:rPr>
+        <w:t xml:space="preserve">│   │   ├── themes/                 # Active and inactive themes</w:t>
+      </w:r>
+      <w:r>
+        <w:br/>
+      </w:r>
+      <w:r>
+        <w:rPr>
+          <w:rStyle w:val="VerbatimChar"/>
+        </w:rPr>
+        <w:t xml:space="preserve">│   │   ├── uploads/                # User-uploaded media</w:t>
+      </w:r>
+      <w:r>
+        <w:br/>
+      </w:r>
+      <w:r>
+        <w:rPr>
+          <w:rStyle w:val="VerbatimChar"/>
+        </w:rPr>
+        <w:t xml:space="preserve">│   │   │   ├── [YEAR]/[MONTH]/    # Organized by date</w:t>
+      </w:r>
+      <w:r>
+        <w:br/>
+      </w:r>
+      <w:r>
+        <w:rPr>
+          <w:rStyle w:val="VerbatimChar"/>
+        </w:rPr>
+        <w:t xml:space="preserve">│   │   │   └── cache/              # Cache plugin files</w:t>
+      </w:r>
+      <w:r>
+        <w:br/>
+      </w:r>
+      <w:r>
+        <w:rPr>
+          <w:rStyle w:val="VerbatimChar"/>
+        </w:rPr>
+        <w:t xml:space="preserve">│   │   └── mu-plugins/             # Must-use plugins</w:t>
+      </w:r>
+      <w:r>
+        <w:br/>
+      </w:r>
+      <w:r>
+        <w:rPr>
+          <w:rStyle w:val="VerbatimChar"/>
+        </w:rPr>
+        <w:t xml:space="preserve">│   ├── wp-includes/                # WordPress core files</w:t>
+      </w:r>
+      <w:r>
+        <w:br/>
+      </w:r>
+      <w:r>
+        <w:rPr>
+          <w:rStyle w:val="VerbatimChar"/>
+        </w:rPr>
+        <w:t xml:space="preserve">│   ├── wp-config.php               # Core configuration (SECRET)</w:t>
+      </w:r>
+      <w:r>
+        <w:br/>
+      </w:r>
+      <w:r>
+        <w:rPr>
+          <w:rStyle w:val="VerbatimChar"/>
+        </w:rPr>
+        <w:t xml:space="preserve">│   ├── .htaccess                   # Rewrite rules (if using Apache)</w:t>
+      </w:r>
+      <w:r>
+        <w:br/>
+      </w:r>
+      <w:r>
+        <w:rPr>
+          <w:rStyle w:val="VerbatimChar"/>
+        </w:rPr>
+        <w:t xml:space="preserve">│   ├── index.php                   # WordPress index</w:t>
+      </w:r>
+      <w:r>
+        <w:br/>
+      </w:r>
+      <w:r>
+        <w:rPr>
+          <w:rStyle w:val="VerbatimChar"/>
+        </w:rPr>
+        <w:t xml:space="preserve">│   └── readme.html                 # WordPress info (REMOVE IN PRODUCTION)</w:t>
+      </w:r>
+      <w:r>
+        <w:br/>
+      </w:r>
+      <w:r>
+        <w:rPr>
+          <w:rStyle w:val="VerbatimChar"/>
+        </w:rPr>
+        <w:t xml:space="preserve">├── backup/                         # Local backup directory</w:t>
+      </w:r>
+      <w:r>
+        <w:br/>
+      </w:r>
+      <w:r>
+        <w:rPr>
+          <w:rStyle w:val="VerbatimChar"/>
+        </w:rPr>
+        <w:t xml:space="preserve">│   ├── daily/</w:t>
+      </w:r>
+      <w:r>
+        <w:br/>
+      </w:r>
+      <w:r>
+        <w:rPr>
+          <w:rStyle w:val="VerbatimChar"/>
+        </w:rPr>
+        <w:t xml:space="preserve">│   ├── weekly/</w:t>
+      </w:r>
+      <w:r>
+        <w:br/>
+      </w:r>
+      <w:r>
+        <w:rPr>
+          <w:rStyle w:val="VerbatimChar"/>
+        </w:rPr>
+        <w:t xml:space="preserve">│   └── monthly/</w:t>
+      </w:r>
+      <w:r>
+        <w:br/>
+      </w:r>
+      <w:r>
+        <w:rPr>
+          <w:rStyle w:val="VerbatimChar"/>
+        </w:rPr>
+        <w:t xml:space="preserve">├── logs/                           # Application logs</w:t>
+      </w:r>
+      <w:r>
+        <w:br/>
+      </w:r>
+      <w:r>
+        <w:rPr>
+          <w:rStyle w:val="VerbatimChar"/>
+        </w:rPr>
+        <w:t xml:space="preserve">│   ├── access.log</w:t>
+      </w:r>
+      <w:r>
+        <w:br/>
+      </w:r>
+      <w:r>
+        <w:rPr>
+          <w:rStyle w:val="VerbatimChar"/>
+        </w:rPr>
+        <w:t xml:space="preserve">│   ├── error.log</w:t>
+      </w:r>
+      <w:r>
+        <w:br/>
+      </w:r>
+      <w:r>
+        <w:rPr>
+          <w:rStyle w:val="VerbatimChar"/>
+        </w:rPr>
+        <w:t xml:space="preserve">│   └── php-errors.log</w:t>
+      </w:r>
+      <w:r>
+        <w:br/>
+      </w:r>
+      <w:r>
+        <w:rPr>
+          <w:rStyle w:val="VerbatimChar"/>
+        </w:rPr>
+        <w:t xml:space="preserve">└── ssl/                            # SSL certificates (optional)</w:t>
+      </w:r>
+      <w:r>
+        <w:br/>
+      </w:r>
+      <w:r>
+        <w:rPr>
+          <w:rStyle w:val="VerbatimChar"/>
+        </w:rPr>
+        <w:t xml:space="preserve">    ├── cert.pem</w:t>
+      </w:r>
+      <w:r>
+        <w:br/>
+      </w:r>
+      <w:r>
+        <w:rPr>
+          <w:rStyle w:val="VerbatimChar"/>
+        </w:rPr>
+        <w:t xml:space="preserve">    └── key.pem</w:t>
+      </w:r>
+    </w:p>
     <w:bookmarkEnd w:id="32"/>
-    <w:bookmarkStart w:id="33" w:name="file-system-locations"/>
-    <w:p>
-      <w:pPr>
-        <w:pStyle w:val="Heading3"/>
-      </w:pPr>
-      <w:r>
-        <w:t xml:space="preserve">3.4 File System Locations</w:t>
-      </w:r>
-    </w:p>
-    <w:p>
-      <w:pPr>
-        <w:pStyle w:val="SourceCode"/>
-      </w:pPr>
-      <w:r>
-        <w:rPr>
-          <w:rStyle w:val="VerbatimChar"/>
-        </w:rPr>
-        <w:t xml:space="preserve">/home/wordpress/</w:t>
-      </w:r>
-      <w:r>
-        <w:br/>
-      </w:r>
-      <w:r>
-        <w:rPr>
-          <w:rStyle w:val="VerbatimChar"/>
-        </w:rPr>
-        <w:t xml:space="preserve">├── public_html/                    # WordPress root</w:t>
-      </w:r>
-      <w:r>
-        <w:br/>
-      </w:r>
-      <w:r>
-        <w:rPr>
-          <w:rStyle w:val="VerbatimChar"/>
-        </w:rPr>
-        <w:t xml:space="preserve">│   ├── wp-admin/                   # WordPress admin</w:t>
-      </w:r>
-      <w:r>
-        <w:br/>
-      </w:r>
-      <w:r>
-        <w:rPr>
-          <w:rStyle w:val="VerbatimChar"/>
-        </w:rPr>
-        <w:t xml:space="preserve">│   ├── wp-content/</w:t>
-      </w:r>
-      <w:r>
-        <w:br/>
-      </w:r>
-      <w:r>
-        <w:rPr>
-          <w:rStyle w:val="VerbatimChar"/>
-        </w:rPr>
-        <w:t xml:space="preserve">│   │   ├── plugins/                # Custom and third-party plugins</w:t>
-      </w:r>
-      <w:r>
-        <w:br/>
-      </w:r>
-      <w:r>
-        <w:rPr>
-          <w:rStyle w:val="VerbatimChar"/>
-        </w:rPr>
-        <w:t xml:space="preserve">│   │   ├── themes/                 # Active and inactive themes</w:t>
-      </w:r>
-      <w:r>
-        <w:br/>
-      </w:r>
-      <w:r>
-        <w:rPr>
-          <w:rStyle w:val="VerbatimChar"/>
-        </w:rPr>
-        <w:t xml:space="preserve">│   │   ├── uploads/                # User-uploaded media</w:t>
-      </w:r>
-      <w:r>
-        <w:br/>
-      </w:r>
-      <w:r>
-        <w:rPr>
-          <w:rStyle w:val="VerbatimChar"/>
-        </w:rPr>
-        <w:t xml:space="preserve">│   │   │   ├── [YEAR]/[MONTH]/    # Organized by date</w:t>
-      </w:r>
-      <w:r>
-        <w:br/>
-      </w:r>
-      <w:r>
-        <w:rPr>
-          <w:rStyle w:val="VerbatimChar"/>
-        </w:rPr>
-        <w:t xml:space="preserve">│   │   │   └── cache/              # Cache plugin files</w:t>
-      </w:r>
-      <w:r>
-        <w:br/>
-      </w:r>
-      <w:r>
-        <w:rPr>
-          <w:rStyle w:val="VerbatimChar"/>
-        </w:rPr>
-        <w:t xml:space="preserve">│   │   └── mu-plugins/             # Must-use plugins</w:t>
-      </w:r>
-      <w:r>
-        <w:br/>
-      </w:r>
-      <w:r>
-        <w:rPr>
-          <w:rStyle w:val="VerbatimChar"/>
-        </w:rPr>
-        <w:t xml:space="preserve">│   ├── wp-includes/                # WordPress core files</w:t>
-      </w:r>
-      <w:r>
-        <w:br/>
-      </w:r>
-      <w:r>
-        <w:rPr>
-          <w:rStyle w:val="VerbatimChar"/>
-        </w:rPr>
-        <w:t xml:space="preserve">│   ├── wp-config.php               # Core configuration (SECRET)</w:t>
-      </w:r>
-      <w:r>
-        <w:br/>
-      </w:r>
-      <w:r>
-        <w:rPr>
-          <w:rStyle w:val="VerbatimChar"/>
-        </w:rPr>
-        <w:t xml:space="preserve">│   ├── .htaccess                   # Rewrite rules (if using Apache)</w:t>
-      </w:r>
-      <w:r>
-        <w:br/>
-      </w:r>
-      <w:r>
-        <w:rPr>
-          <w:rStyle w:val="VerbatimChar"/>
-        </w:rPr>
-        <w:t xml:space="preserve">│   ├── index.php                   # WordPress index</w:t>
-      </w:r>
-      <w:r>
-        <w:br/>
-      </w:r>
-      <w:r>
-        <w:rPr>
-          <w:rStyle w:val="VerbatimChar"/>
-        </w:rPr>
-        <w:t xml:space="preserve">│   └── readme.html                 # WordPress info (REMOVE IN PRODUCTION)</w:t>
-      </w:r>
-      <w:r>
-        <w:br/>
-      </w:r>
-      <w:r>
-        <w:rPr>
-          <w:rStyle w:val="VerbatimChar"/>
-        </w:rPr>
-        <w:t xml:space="preserve">├── backup/                         # Local backup directory</w:t>
-      </w:r>
-      <w:r>
-        <w:br/>
-      </w:r>
-      <w:r>
-        <w:rPr>
-          <w:rStyle w:val="VerbatimChar"/>
-        </w:rPr>
-        <w:t xml:space="preserve">│   ├── daily/</w:t>
-      </w:r>
-      <w:r>
-        <w:br/>
-      </w:r>
-      <w:r>
-        <w:rPr>
-          <w:rStyle w:val="VerbatimChar"/>
-        </w:rPr>
-        <w:t xml:space="preserve">│   ├── weekly/</w:t>
-      </w:r>
-      <w:r>
-        <w:br/>
-      </w:r>
-      <w:r>
-        <w:rPr>
-          <w:rStyle w:val="VerbatimChar"/>
-        </w:rPr>
-        <w:t xml:space="preserve">│   └── monthly/</w:t>
-      </w:r>
-      <w:r>
-        <w:br/>
-      </w:r>
-      <w:r>
-        <w:rPr>
-          <w:rStyle w:val="VerbatimChar"/>
-        </w:rPr>
-        <w:t xml:space="preserve">├── logs/                           # Application logs</w:t>
-      </w:r>
-      <w:r>
-        <w:br/>
-      </w:r>
-      <w:r>
-        <w:rPr>
-          <w:rStyle w:val="VerbatimChar"/>
-        </w:rPr>
-        <w:t xml:space="preserve">│   ├── access.log</w:t>
-      </w:r>
-      <w:r>
-        <w:br/>
-      </w:r>
-      <w:r>
-        <w:rPr>
-          <w:rStyle w:val="VerbatimChar"/>
-        </w:rPr>
-        <w:t xml:space="preserve">│   ├── error.log</w:t>
-      </w:r>
-      <w:r>
-        <w:br/>
-      </w:r>
-      <w:r>
-        <w:rPr>
-          <w:rStyle w:val="VerbatimChar"/>
-        </w:rPr>
-        <w:t xml:space="preserve">│   └── php-errors.log</w:t>
-      </w:r>
-      <w:r>
-        <w:br/>
-      </w:r>
-      <w:r>
-        <w:rPr>
-          <w:rStyle w:val="VerbatimChar"/>
-        </w:rPr>
-        <w:t xml:space="preserve">└── ssl/                            # SSL certificates (optional)</w:t>
-      </w:r>
-      <w:r>
-        <w:br/>
-      </w:r>
-      <w:r>
-        <w:rPr>
-          <w:rStyle w:val="VerbatimChar"/>
-        </w:rPr>
-        <w:t xml:space="preserve">    ├── cert.pem</w:t>
-      </w:r>
-      <w:r>
-        <w:br/>
-      </w:r>
-      <w:r>
-        <w:rPr>
-          <w:rStyle w:val="VerbatimChar"/>
-        </w:rPr>
-        <w:t xml:space="preserve">    └── key.pem</w:t>
-      </w:r>
-    </w:p>
-    <w:bookmarkEnd w:id="33"/>
-    <w:bookmarkStart w:id="34" w:name="ssltls-configuration"/>
+    <w:bookmarkStart w:id="33" w:name="ssltls-configuration"/>
     <w:p>
       <w:pPr>
         <w:pStyle w:val="Heading3"/>
@@ -4125,9 +4058,9 @@
         </w:pict>
       </w:r>
     </w:p>
+    <w:bookmarkEnd w:id="33"/>
     <w:bookmarkEnd w:id="34"/>
-    <w:bookmarkEnd w:id="35"/>
-    <w:bookmarkStart w:id="39" w:name="section-4-development-workflow"/>
+    <w:bookmarkStart w:id="38" w:name="section-4-development-workflow"/>
     <w:p>
       <w:pPr>
         <w:pStyle w:val="Heading2"/>
@@ -4136,7 +4069,7 @@
         <w:t xml:space="preserve">Section 4: Development Workflow</w:t>
       </w:r>
     </w:p>
-    <w:bookmarkStart w:id="36" w:name="version-control-strategy"/>
+    <w:bookmarkStart w:id="35" w:name="version-control-strategy"/>
     <w:p>
       <w:pPr>
         <w:pStyle w:val="Heading3"/>
@@ -4354,8 +4287,8 @@
         <w:t xml:space="preserve">- New features for next release</w:t>
       </w:r>
     </w:p>
-    <w:bookmarkEnd w:id="36"/>
-    <w:bookmarkStart w:id="37" w:name="deployment-workflow"/>
+    <w:bookmarkEnd w:id="35"/>
+    <w:bookmarkStart w:id="36" w:name="deployment-workflow"/>
     <w:p>
       <w:pPr>
         <w:pStyle w:val="Heading3"/>
@@ -5435,8 +5368,8 @@
         <w:t xml:space="preserve">Be ready to rollback if needed</w:t>
       </w:r>
     </w:p>
-    <w:bookmarkEnd w:id="37"/>
-    <w:bookmarkStart w:id="38" w:name="staging-synchronization"/>
+    <w:bookmarkEnd w:id="36"/>
+    <w:bookmarkStart w:id="37" w:name="staging-synchronization"/>
     <w:p>
       <w:pPr>
         <w:pStyle w:val="Heading3"/>
@@ -5986,9 +5919,9 @@
         </w:pict>
       </w:r>
     </w:p>
+    <w:bookmarkEnd w:id="37"/>
     <w:bookmarkEnd w:id="38"/>
-    <w:bookmarkEnd w:id="39"/>
-    <w:bookmarkStart w:id="45" w:name="section-5-security-hardening"/>
+    <w:bookmarkStart w:id="44" w:name="section-5-security-hardening"/>
     <w:p>
       <w:pPr>
         <w:pStyle w:val="Heading2"/>
@@ -5997,7 +5930,7 @@
         <w:t xml:space="preserve">Section 5: Security Hardening</w:t>
       </w:r>
     </w:p>
-    <w:bookmarkStart w:id="40" w:name="firewall-and-ssh-configuration"/>
+    <w:bookmarkStart w:id="39" w:name="firewall-and-ssh-configuration"/>
     <w:p>
       <w:pPr>
         <w:pStyle w:val="Heading3"/>
@@ -6508,8 +6441,8 @@
         <w:t xml:space="preserve">Test SSH access before closing your current session to avoid lockout.</w:t>
       </w:r>
     </w:p>
-    <w:bookmarkEnd w:id="40"/>
-    <w:bookmarkStart w:id="41" w:name="wordpress-hardening"/>
+    <w:bookmarkEnd w:id="39"/>
+    <w:bookmarkStart w:id="40" w:name="wordpress-hardening"/>
     <w:p>
       <w:pPr>
         <w:pStyle w:val="Heading3"/>
@@ -6910,8 +6843,8 @@
         <w:t xml:space="preserve"># });</w:t>
       </w:r>
     </w:p>
-    <w:bookmarkEnd w:id="41"/>
-    <w:bookmarkStart w:id="42" w:name="http-security-headers"/>
+    <w:bookmarkEnd w:id="40"/>
+    <w:bookmarkStart w:id="41" w:name="http-security-headers"/>
     <w:p>
       <w:pPr>
         <w:pStyle w:val="Heading3"/>
@@ -7238,8 +7171,8 @@
         <w:t xml:space="preserve">"X-\|Strict\|Content-Security"</w:t>
       </w:r>
     </w:p>
-    <w:bookmarkEnd w:id="42"/>
-    <w:bookmarkStart w:id="43" w:name="rest-api-and-xml-rpc-management"/>
+    <w:bookmarkEnd w:id="41"/>
+    <w:bookmarkStart w:id="42" w:name="rest-api-and-xml-rpc-management"/>
     <w:p>
       <w:pPr>
         <w:pStyle w:val="Heading3"/>
@@ -7810,8 +7743,8 @@
         <w:t xml:space="preserve">-20</w:t>
       </w:r>
     </w:p>
-    <w:bookmarkEnd w:id="43"/>
-    <w:bookmarkStart w:id="44" w:name="file-integrity-monitoring-fim"/>
+    <w:bookmarkEnd w:id="42"/>
+    <w:bookmarkStart w:id="43" w:name="file-integrity-monitoring-fim"/>
     <w:p>
       <w:pPr>
         <w:pStyle w:val="Heading3"/>
@@ -8408,9 +8341,9 @@
         </w:pict>
       </w:r>
     </w:p>
+    <w:bookmarkEnd w:id="43"/>
     <w:bookmarkEnd w:id="44"/>
-    <w:bookmarkEnd w:id="45"/>
-    <w:bookmarkStart w:id="55" w:name="section-6-routine-maintenance"/>
+    <w:bookmarkStart w:id="54" w:name="section-6-routine-maintenance"/>
     <w:p>
       <w:pPr>
         <w:pStyle w:val="Heading2"/>
@@ -8419,7 +8352,7 @@
         <w:t xml:space="preserve">Section 6: Routine Maintenance</w:t>
       </w:r>
     </w:p>
-    <w:bookmarkStart w:id="46" w:name="maintenance-calendar"/>
+    <w:bookmarkStart w:id="45" w:name="maintenance-calendar"/>
     <w:p>
       <w:pPr>
         <w:pStyle w:val="Heading3"/>
@@ -9252,8 +9185,8 @@
         <w:t xml:space="preserve">Update as available; prioritize security updates immediately</w:t>
       </w:r>
     </w:p>
-    <w:bookmarkEnd w:id="46"/>
-    <w:bookmarkStart w:id="47" w:name="wordpress-core-updates"/>
+    <w:bookmarkEnd w:id="45"/>
+    <w:bookmarkStart w:id="46" w:name="wordpress-core-updates"/>
     <w:p>
       <w:pPr>
         <w:pStyle w:val="Heading3"/>
@@ -9802,8 +9735,8 @@
         <w:t xml:space="preserve">Minor updates (6.4.1 to 6.4.2) are generally safe. Major updates (6.3 to 6.4) should be tested on staging first.</w:t>
       </w:r>
     </w:p>
-    <w:bookmarkEnd w:id="47"/>
-    <w:bookmarkStart w:id="48" w:name="plugin-and-theme-updates"/>
+    <w:bookmarkEnd w:id="46"/>
+    <w:bookmarkStart w:id="47" w:name="plugin-and-theme-updates"/>
     <w:p>
       <w:pPr>
         <w:pStyle w:val="Heading3"/>
@@ -10445,8 +10378,8 @@
         <w:t xml:space="preserve">Keep a log of updates in your change management system. Document any issues encountered.</w:t>
       </w:r>
     </w:p>
-    <w:bookmarkEnd w:id="48"/>
-    <w:bookmarkStart w:id="49" w:name="database-optimization"/>
+    <w:bookmarkEnd w:id="47"/>
+    <w:bookmarkStart w:id="48" w:name="database-optimization"/>
     <w:p>
       <w:pPr>
         <w:pStyle w:val="Heading3"/>
@@ -11196,8 +11129,8 @@
         <w:t xml:space="preserve">--all</w:t>
       </w:r>
     </w:p>
-    <w:bookmarkEnd w:id="49"/>
-    <w:bookmarkStart w:id="50" w:name="php-version-upgrade"/>
+    <w:bookmarkEnd w:id="48"/>
+    <w:bookmarkStart w:id="49" w:name="php-version-upgrade"/>
     <w:p>
       <w:pPr>
         <w:pStyle w:val="Heading3"/>
@@ -12241,8 +12174,8 @@
         <w:t xml:space="preserve">Check database connections</w:t>
       </w:r>
     </w:p>
-    <w:bookmarkEnd w:id="50"/>
-    <w:bookmarkStart w:id="51" w:name="wordpress-cron-wp-cron-management"/>
+    <w:bookmarkEnd w:id="49"/>
+    <w:bookmarkStart w:id="50" w:name="wordpress-cron-wp-cron-management"/>
     <w:p>
       <w:pPr>
         <w:pStyle w:val="Heading3"/>
@@ -12713,8 +12646,8 @@
         <w:t xml:space="preserve">--allow-root</w:t>
       </w:r>
     </w:p>
-    <w:bookmarkEnd w:id="51"/>
-    <w:bookmarkStart w:id="52" w:name="transactional-email-management"/>
+    <w:bookmarkEnd w:id="50"/>
+    <w:bookmarkStart w:id="51" w:name="transactional-email-management"/>
     <w:p>
       <w:pPr>
         <w:pStyle w:val="Heading3"/>
@@ -13445,8 +13378,8 @@
         <w:t xml:space="preserve"> /var/log/php-errors.log</w:t>
       </w:r>
     </w:p>
-    <w:bookmarkEnd w:id="52"/>
-    <w:bookmarkStart w:id="53" w:name="log-rotation"/>
+    <w:bookmarkEnd w:id="51"/>
+    <w:bookmarkStart w:id="52" w:name="log-rotation"/>
     <w:p>
       <w:pPr>
         <w:pStyle w:val="Heading3"/>
@@ -14659,8 +14592,8 @@
         <w:t xml:space="preserve">*</w:t>
       </w:r>
     </w:p>
-    <w:bookmarkEnd w:id="53"/>
-    <w:bookmarkStart w:id="54" w:name="monitoring-and-alerting"/>
+    <w:bookmarkEnd w:id="52"/>
+    <w:bookmarkStart w:id="53" w:name="monitoring-and-alerting"/>
     <w:p>
       <w:pPr>
         <w:pStyle w:val="Heading3"/>
@@ -16237,9 +16170,9 @@
         </w:pict>
       </w:r>
     </w:p>
+    <w:bookmarkEnd w:id="53"/>
     <w:bookmarkEnd w:id="54"/>
-    <w:bookmarkEnd w:id="55"/>
-    <w:bookmarkStart w:id="59" w:name="section-7-backup-procedures"/>
+    <w:bookmarkStart w:id="58" w:name="section-7-backup-procedures"/>
     <w:p>
       <w:pPr>
         <w:pStyle w:val="Heading2"/>
@@ -16248,7 +16181,7 @@
         <w:t xml:space="preserve">Section 7: Backup Procedures</w:t>
       </w:r>
     </w:p>
-    <w:bookmarkStart w:id="56" w:name="backup-strategy"/>
+    <w:bookmarkStart w:id="55" w:name="backup-strategy"/>
     <w:p>
       <w:pPr>
         <w:pStyle w:val="Heading3"/>
@@ -16664,8 +16597,8 @@
         <w:t xml:space="preserve">Test all backups quarterly. A backup that has never been restored is not a backup.</w:t>
       </w:r>
     </w:p>
-    <w:bookmarkEnd w:id="56"/>
-    <w:bookmarkStart w:id="57" w:name="automated-backup-script"/>
+    <w:bookmarkEnd w:id="55"/>
+    <w:bookmarkStart w:id="56" w:name="automated-backup-script"/>
     <w:p>
       <w:pPr>
         <w:pStyle w:val="Heading3"/>
@@ -19189,8 +19122,8 @@
         <w:t xml:space="preserve"> 0 /usr/local/bin/wordpress-backup.sh</w:t>
       </w:r>
     </w:p>
-    <w:bookmarkEnd w:id="57"/>
-    <w:bookmarkStart w:id="58" w:name="backup-verification"/>
+    <w:bookmarkEnd w:id="56"/>
+    <w:bookmarkStart w:id="57" w:name="backup-verification"/>
     <w:p>
       <w:pPr>
         <w:pStyle w:val="Heading3"/>
@@ -19965,9 +19898,9 @@
         </w:pict>
       </w:r>
     </w:p>
+    <w:bookmarkEnd w:id="57"/>
     <w:bookmarkEnd w:id="58"/>
-    <w:bookmarkEnd w:id="59"/>
-    <w:bookmarkStart w:id="63" w:name="section-8-deployment-procedures"/>
+    <w:bookmarkStart w:id="62" w:name="section-8-deployment-procedures"/>
     <w:p>
       <w:pPr>
         <w:pStyle w:val="Heading2"/>
@@ -19976,7 +19909,7 @@
         <w:t xml:space="preserve">Section 8: Deployment Procedures</w:t>
       </w:r>
     </w:p>
-    <w:bookmarkStart w:id="60" w:name="code-deployment"/>
+    <w:bookmarkStart w:id="59" w:name="code-deployment"/>
     <w:p>
       <w:pPr>
         <w:pStyle w:val="Heading3"/>
@@ -20235,8 +20168,8 @@
         <w:t xml:space="preserve"> https://[CUSTOMIZE: example.com]</w:t>
       </w:r>
     </w:p>
-    <w:bookmarkEnd w:id="60"/>
-    <w:bookmarkStart w:id="61" w:name="database-migration"/>
+    <w:bookmarkEnd w:id="59"/>
+    <w:bookmarkStart w:id="60" w:name="database-migration"/>
     <w:p>
       <w:pPr>
         <w:pStyle w:val="Heading3"/>
@@ -21442,8 +21375,8 @@
         <w:t xml:space="preserve">Check media URLs point to new location</w:t>
       </w:r>
     </w:p>
-    <w:bookmarkEnd w:id="61"/>
-    <w:bookmarkStart w:id="62" w:name="rollback-procedure"/>
+    <w:bookmarkEnd w:id="60"/>
+    <w:bookmarkStart w:id="61" w:name="rollback-procedure"/>
     <w:p>
       <w:pPr>
         <w:pStyle w:val="Heading3"/>
@@ -22245,9 +22178,9 @@
         </w:pict>
       </w:r>
     </w:p>
+    <w:bookmarkEnd w:id="61"/>
     <w:bookmarkEnd w:id="62"/>
-    <w:bookmarkEnd w:id="63"/>
-    <w:bookmarkStart w:id="68" w:name="section-9-content-operations"/>
+    <w:bookmarkStart w:id="67" w:name="section-9-content-operations"/>
     <w:p>
       <w:pPr>
         <w:pStyle w:val="Heading2"/>
@@ -22256,7 +22189,7 @@
         <w:t xml:space="preserve">Section 9: Content Operations</w:t>
       </w:r>
     </w:p>
-    <w:bookmarkStart w:id="64" w:name="media-management"/>
+    <w:bookmarkStart w:id="63" w:name="media-management"/>
     <w:p>
       <w:pPr>
         <w:pStyle w:val="Heading3"/>
@@ -23070,8 +23003,8 @@
         <w:t xml:space="preserve">}'</w:t>
       </w:r>
     </w:p>
-    <w:bookmarkEnd w:id="64"/>
-    <w:bookmarkStart w:id="65" w:name="publishing-workflow"/>
+    <w:bookmarkEnd w:id="63"/>
+    <w:bookmarkStart w:id="64" w:name="publishing-workflow"/>
     <w:p>
       <w:pPr>
         <w:pStyle w:val="Heading3"/>
@@ -23938,8 +23871,8 @@
         <w:t xml:space="preserve">table</w:t>
       </w:r>
     </w:p>
-    <w:bookmarkEnd w:id="65"/>
-    <w:bookmarkStart w:id="66" w:name="taxonomy-and-permalink-management"/>
+    <w:bookmarkEnd w:id="64"/>
+    <w:bookmarkStart w:id="65" w:name="taxonomy-and-permalink-management"/>
     <w:p>
       <w:pPr>
         <w:pStyle w:val="Heading3"/>
@@ -24847,8 +24780,8 @@
         <w:t xml:space="preserve">});</w:t>
       </w:r>
     </w:p>
-    <w:bookmarkEnd w:id="66"/>
-    <w:bookmarkStart w:id="67" w:name="search-and-indexing"/>
+    <w:bookmarkEnd w:id="65"/>
+    <w:bookmarkStart w:id="66" w:name="search-and-indexing"/>
     <w:p>
       <w:pPr>
         <w:pStyle w:val="Heading3"/>
@@ -25320,9 +25253,9 @@
         </w:pict>
       </w:r>
     </w:p>
+    <w:bookmarkEnd w:id="66"/>
     <w:bookmarkEnd w:id="67"/>
-    <w:bookmarkEnd w:id="68"/>
-    <w:bookmarkStart w:id="75" w:name="section-10-incident-response"/>
+    <w:bookmarkStart w:id="74" w:name="section-10-incident-response"/>
     <w:p>
       <w:pPr>
         <w:pStyle w:val="Heading2"/>
@@ -25331,7 +25264,7 @@
         <w:t xml:space="preserve">Section 10: Incident Response</w:t>
       </w:r>
     </w:p>
-    <w:bookmarkStart w:id="69" w:name="severity-classification"/>
+    <w:bookmarkStart w:id="68" w:name="severity-classification"/>
     <w:p>
       <w:pPr>
         <w:pStyle w:val="Heading3"/>
@@ -25603,8 +25536,8 @@
         </w:tc>
       </w:tr>
     </w:tbl>
-    <w:bookmarkEnd w:id="69"/>
-    <w:bookmarkStart w:id="70" w:name="site-down-500-error-triage"/>
+    <w:bookmarkEnd w:id="68"/>
+    <w:bookmarkStart w:id="69" w:name="site-down-500-error-triage"/>
     <w:p>
       <w:pPr>
         <w:pStyle w:val="Heading3"/>
@@ -27005,8 +26938,8 @@
         <w:t xml:space="preserve">- Escalate to senior engineer</w:t>
       </w:r>
     </w:p>
-    <w:bookmarkEnd w:id="70"/>
-    <w:bookmarkStart w:id="71" w:name="security-breach-response"/>
+    <w:bookmarkEnd w:id="69"/>
+    <w:bookmarkStart w:id="70" w:name="security-breach-response"/>
     <w:p>
       <w:pPr>
         <w:pStyle w:val="Heading3"/>
@@ -28740,8 +28673,8 @@
         <w:t xml:space="preserve">- Schedule security audit</w:t>
       </w:r>
     </w:p>
-    <w:bookmarkEnd w:id="71"/>
-    <w:bookmarkStart w:id="72" w:name="escalation-path"/>
+    <w:bookmarkEnd w:id="70"/>
+    <w:bookmarkStart w:id="71" w:name="escalation-path"/>
     <w:p>
       <w:pPr>
         <w:pStyle w:val="Heading3"/>
@@ -29052,8 +28985,8 @@
         <w:t xml:space="preserve">Slack: [CUSTOMIZE]</w:t>
       </w:r>
     </w:p>
-    <w:bookmarkEnd w:id="72"/>
-    <w:bookmarkStart w:id="73" w:name="performance-degradation"/>
+    <w:bookmarkEnd w:id="71"/>
+    <w:bookmarkStart w:id="72" w:name="performance-degradation"/>
     <w:p>
       <w:pPr>
         <w:pStyle w:val="Heading3"/>
@@ -30226,8 +30159,8 @@
         <w:t xml:space="preserve">-h</w:t>
       </w:r>
     </w:p>
-    <w:bookmarkEnd w:id="73"/>
-    <w:bookmarkStart w:id="74" w:name="post-incident-review"/>
+    <w:bookmarkEnd w:id="72"/>
+    <w:bookmarkStart w:id="73" w:name="post-incident-review"/>
     <w:p>
       <w:pPr>
         <w:pStyle w:val="Heading3"/>
@@ -31085,9 +31018,9 @@
         </w:pict>
       </w:r>
     </w:p>
+    <w:bookmarkEnd w:id="73"/>
     <w:bookmarkEnd w:id="74"/>
-    <w:bookmarkEnd w:id="75"/>
-    <w:bookmarkStart w:id="80" w:name="section-11-disaster-recovery"/>
+    <w:bookmarkStart w:id="79" w:name="section-11-disaster-recovery"/>
     <w:p>
       <w:pPr>
         <w:pStyle w:val="Heading2"/>
@@ -31096,7 +31029,7 @@
         <w:t xml:space="preserve">Section 11: Disaster Recovery</w:t>
       </w:r>
     </w:p>
-    <w:bookmarkStart w:id="76" w:name="recovery-objectives"/>
+    <w:bookmarkStart w:id="75" w:name="recovery-objectives"/>
     <w:p>
       <w:pPr>
         <w:pStyle w:val="Heading3"/>
@@ -31426,8 +31359,8 @@
         <w:t xml:space="preserve">These targets assume proper backups and infrastructure in place. Regular testing is critical.</w:t>
       </w:r>
     </w:p>
-    <w:bookmarkEnd w:id="76"/>
-    <w:bookmarkStart w:id="77" w:name="full-site-restore-from-backup"/>
+    <w:bookmarkEnd w:id="75"/>
+    <w:bookmarkStart w:id="76" w:name="full-site-restore-from-backup"/>
     <w:p>
       <w:pPr>
         <w:pStyle w:val="Heading3"/>
@@ -33008,8 +32941,8 @@
         <w:t xml:space="preserve">Monitor error logs for 30 minutes</w:t>
       </w:r>
     </w:p>
-    <w:bookmarkEnd w:id="77"/>
-    <w:bookmarkStart w:id="78" w:name="database-only-recovery"/>
+    <w:bookmarkEnd w:id="76"/>
+    <w:bookmarkStart w:id="77" w:name="database-only-recovery"/>
     <w:p>
       <w:pPr>
         <w:pStyle w:val="Heading3"/>
@@ -33858,8 +33791,8 @@
         <w:t xml:space="preserve">Verify recent posts are present (or missing if intended)</w:t>
       </w:r>
     </w:p>
-    <w:bookmarkEnd w:id="78"/>
-    <w:bookmarkStart w:id="79" w:name="server-migration"/>
+    <w:bookmarkEnd w:id="77"/>
+    <w:bookmarkStart w:id="78" w:name="server-migration"/>
     <w:p>
       <w:pPr>
         <w:pStyle w:val="Heading3"/>
@@ -34868,9 +34801,9 @@
         </w:pict>
       </w:r>
     </w:p>
+    <w:bookmarkEnd w:id="78"/>
     <w:bookmarkEnd w:id="79"/>
-    <w:bookmarkEnd w:id="80"/>
-    <w:bookmarkStart w:id="83" w:name="appendix-a-file-permissions-reference"/>
+    <w:bookmarkStart w:id="82" w:name="appendix-a-file-permissions-reference"/>
     <w:p>
       <w:pPr>
         <w:pStyle w:val="Heading2"/>
@@ -34879,7 +34812,7 @@
         <w:t xml:space="preserve">Appendix A: File Permissions Reference</w:t>
       </w:r>
     </w:p>
-    <w:bookmarkStart w:id="81" w:name="a.1-wordpress-file-permissions-table"/>
+    <w:bookmarkStart w:id="80" w:name="a.1-wordpress-file-permissions-table"/>
     <w:p>
       <w:pPr>
         <w:pStyle w:val="Heading3"/>
@@ -35693,8 +35626,8 @@
         </w:tc>
       </w:tr>
     </w:tbl>
-    <w:bookmarkEnd w:id="81"/>
-    <w:bookmarkStart w:id="82" w:name="a.2-permission-reset-script"/>
+    <w:bookmarkEnd w:id="80"/>
+    <w:bookmarkStart w:id="81" w:name="a.2-permission-reset-script"/>
     <w:p>
       <w:pPr>
         <w:pStyle w:val="Heading3"/>
@@ -36942,471 +36875,471 @@
         </w:pict>
       </w:r>
     </w:p>
+    <w:bookmarkEnd w:id="81"/>
     <w:bookmarkEnd w:id="82"/>
+    <w:bookmarkStart w:id="92" w:name="appendix-b-wp-config.php-key-settings"/>
+    <w:p>
+      <w:pPr>
+        <w:pStyle w:val="Heading2"/>
+      </w:pPr>
+      <w:r>
+        <w:t xml:space="preserve">Appendix B: wp-config.php Key Settings</w:t>
+      </w:r>
+    </w:p>
+    <w:bookmarkStart w:id="83" w:name="b.1-database-configuration"/>
+    <w:p>
+      <w:pPr>
+        <w:pStyle w:val="Heading3"/>
+      </w:pPr>
+      <w:r>
+        <w:t xml:space="preserve">B.1 Database Configuration</w:t>
+      </w:r>
+    </w:p>
+    <w:p>
+      <w:pPr>
+        <w:pStyle w:val="SourceCode"/>
+      </w:pPr>
+      <w:r>
+        <w:rPr>
+          <w:rStyle w:val="CommentTok"/>
+        </w:rPr>
+        <w:t xml:space="preserve">// Database configuration</w:t>
+      </w:r>
+      <w:r>
+        <w:br/>
+      </w:r>
+      <w:r>
+        <w:rPr>
+          <w:rStyle w:val="FunctionTok"/>
+        </w:rPr>
+        <w:t xml:space="preserve">define</w:t>
+      </w:r>
+      <w:r>
+        <w:rPr>
+          <w:rStyle w:val="NormalTok"/>
+        </w:rPr>
+        <w:t xml:space="preserve">(</w:t>
+      </w:r>
+      <w:r>
+        <w:rPr>
+          <w:rStyle w:val="StringTok"/>
+        </w:rPr>
+        <w:t xml:space="preserve">'DB_NAME'</w:t>
+      </w:r>
+      <w:r>
+        <w:rPr>
+          <w:rStyle w:val="OtherTok"/>
+        </w:rPr>
+        <w:t xml:space="preserve">,</w:t>
+      </w:r>
+      <w:r>
+        <w:rPr>
+          <w:rStyle w:val="NormalTok"/>
+        </w:rPr>
+        <w:t xml:space="preserve"> </w:t>
+      </w:r>
+      <w:r>
+        <w:rPr>
+          <w:rStyle w:val="StringTok"/>
+        </w:rPr>
+        <w:t xml:space="preserve">'[CUSTOMIZE: wordpress_db]'</w:t>
+      </w:r>
+      <w:r>
+        <w:rPr>
+          <w:rStyle w:val="NormalTok"/>
+        </w:rPr>
+        <w:t xml:space="preserve">)</w:t>
+      </w:r>
+      <w:r>
+        <w:rPr>
+          <w:rStyle w:val="OtherTok"/>
+        </w:rPr>
+        <w:t xml:space="preserve">;</w:t>
+      </w:r>
+      <w:r>
+        <w:br/>
+      </w:r>
+      <w:r>
+        <w:rPr>
+          <w:rStyle w:val="FunctionTok"/>
+        </w:rPr>
+        <w:t xml:space="preserve">define</w:t>
+      </w:r>
+      <w:r>
+        <w:rPr>
+          <w:rStyle w:val="NormalTok"/>
+        </w:rPr>
+        <w:t xml:space="preserve">(</w:t>
+      </w:r>
+      <w:r>
+        <w:rPr>
+          <w:rStyle w:val="StringTok"/>
+        </w:rPr>
+        <w:t xml:space="preserve">'DB_USER'</w:t>
+      </w:r>
+      <w:r>
+        <w:rPr>
+          <w:rStyle w:val="OtherTok"/>
+        </w:rPr>
+        <w:t xml:space="preserve">,</w:t>
+      </w:r>
+      <w:r>
+        <w:rPr>
+          <w:rStyle w:val="NormalTok"/>
+        </w:rPr>
+        <w:t xml:space="preserve"> </w:t>
+      </w:r>
+      <w:r>
+        <w:rPr>
+          <w:rStyle w:val="StringTok"/>
+        </w:rPr>
+        <w:t xml:space="preserve">'[CUSTOMIZE: wp_user]'</w:t>
+      </w:r>
+      <w:r>
+        <w:rPr>
+          <w:rStyle w:val="NormalTok"/>
+        </w:rPr>
+        <w:t xml:space="preserve">)</w:t>
+      </w:r>
+      <w:r>
+        <w:rPr>
+          <w:rStyle w:val="OtherTok"/>
+        </w:rPr>
+        <w:t xml:space="preserve">;</w:t>
+      </w:r>
+      <w:r>
+        <w:br/>
+      </w:r>
+      <w:r>
+        <w:rPr>
+          <w:rStyle w:val="FunctionTok"/>
+        </w:rPr>
+        <w:t xml:space="preserve">define</w:t>
+      </w:r>
+      <w:r>
+        <w:rPr>
+          <w:rStyle w:val="NormalTok"/>
+        </w:rPr>
+        <w:t xml:space="preserve">(</w:t>
+      </w:r>
+      <w:r>
+        <w:rPr>
+          <w:rStyle w:val="StringTok"/>
+        </w:rPr>
+        <w:t xml:space="preserve">'DB_PASSWORD'</w:t>
+      </w:r>
+      <w:r>
+        <w:rPr>
+          <w:rStyle w:val="OtherTok"/>
+        </w:rPr>
+        <w:t xml:space="preserve">,</w:t>
+      </w:r>
+      <w:r>
+        <w:rPr>
+          <w:rStyle w:val="NormalTok"/>
+        </w:rPr>
+        <w:t xml:space="preserve"> </w:t>
+      </w:r>
+      <w:r>
+        <w:rPr>
+          <w:rStyle w:val="StringTok"/>
+        </w:rPr>
+        <w:t xml:space="preserve">'[CUSTOMIZE: SecurePassword123!]'</w:t>
+      </w:r>
+      <w:r>
+        <w:rPr>
+          <w:rStyle w:val="NormalTok"/>
+        </w:rPr>
+        <w:t xml:space="preserve">)</w:t>
+      </w:r>
+      <w:r>
+        <w:rPr>
+          <w:rStyle w:val="OtherTok"/>
+        </w:rPr>
+        <w:t xml:space="preserve">;</w:t>
+      </w:r>
+      <w:r>
+        <w:br/>
+      </w:r>
+      <w:r>
+        <w:rPr>
+          <w:rStyle w:val="FunctionTok"/>
+        </w:rPr>
+        <w:t xml:space="preserve">define</w:t>
+      </w:r>
+      <w:r>
+        <w:rPr>
+          <w:rStyle w:val="NormalTok"/>
+        </w:rPr>
+        <w:t xml:space="preserve">(</w:t>
+      </w:r>
+      <w:r>
+        <w:rPr>
+          <w:rStyle w:val="StringTok"/>
+        </w:rPr>
+        <w:t xml:space="preserve">'DB_HOST'</w:t>
+      </w:r>
+      <w:r>
+        <w:rPr>
+          <w:rStyle w:val="OtherTok"/>
+        </w:rPr>
+        <w:t xml:space="preserve">,</w:t>
+      </w:r>
+      <w:r>
+        <w:rPr>
+          <w:rStyle w:val="NormalTok"/>
+        </w:rPr>
+        <w:t xml:space="preserve"> </w:t>
+      </w:r>
+      <w:r>
+        <w:rPr>
+          <w:rStyle w:val="StringTok"/>
+        </w:rPr>
+        <w:t xml:space="preserve">'[CUSTOMIZE: localhost]'</w:t>
+      </w:r>
+      <w:r>
+        <w:rPr>
+          <w:rStyle w:val="NormalTok"/>
+        </w:rPr>
+        <w:t xml:space="preserve">)</w:t>
+      </w:r>
+      <w:r>
+        <w:rPr>
+          <w:rStyle w:val="OtherTok"/>
+        </w:rPr>
+        <w:t xml:space="preserve">;</w:t>
+      </w:r>
+      <w:r>
+        <w:br/>
+      </w:r>
+      <w:r>
+        <w:rPr>
+          <w:rStyle w:val="FunctionTok"/>
+        </w:rPr>
+        <w:t xml:space="preserve">define</w:t>
+      </w:r>
+      <w:r>
+        <w:rPr>
+          <w:rStyle w:val="NormalTok"/>
+        </w:rPr>
+        <w:t xml:space="preserve">(</w:t>
+      </w:r>
+      <w:r>
+        <w:rPr>
+          <w:rStyle w:val="StringTok"/>
+        </w:rPr>
+        <w:t xml:space="preserve">'DB_CHARSET'</w:t>
+      </w:r>
+      <w:r>
+        <w:rPr>
+          <w:rStyle w:val="OtherTok"/>
+        </w:rPr>
+        <w:t xml:space="preserve">,</w:t>
+      </w:r>
+      <w:r>
+        <w:rPr>
+          <w:rStyle w:val="NormalTok"/>
+        </w:rPr>
+        <w:t xml:space="preserve"> </w:t>
+      </w:r>
+      <w:r>
+        <w:rPr>
+          <w:rStyle w:val="StringTok"/>
+        </w:rPr>
+        <w:t xml:space="preserve">'utf8mb4'</w:t>
+      </w:r>
+      <w:r>
+        <w:rPr>
+          <w:rStyle w:val="NormalTok"/>
+        </w:rPr>
+        <w:t xml:space="preserve">)</w:t>
+      </w:r>
+      <w:r>
+        <w:rPr>
+          <w:rStyle w:val="OtherTok"/>
+        </w:rPr>
+        <w:t xml:space="preserve">;</w:t>
+      </w:r>
+      <w:r>
+        <w:br/>
+      </w:r>
+      <w:r>
+        <w:rPr>
+          <w:rStyle w:val="FunctionTok"/>
+        </w:rPr>
+        <w:t xml:space="preserve">define</w:t>
+      </w:r>
+      <w:r>
+        <w:rPr>
+          <w:rStyle w:val="NormalTok"/>
+        </w:rPr>
+        <w:t xml:space="preserve">(</w:t>
+      </w:r>
+      <w:r>
+        <w:rPr>
+          <w:rStyle w:val="StringTok"/>
+        </w:rPr>
+        <w:t xml:space="preserve">'DB_COLLATE'</w:t>
+      </w:r>
+      <w:r>
+        <w:rPr>
+          <w:rStyle w:val="OtherTok"/>
+        </w:rPr>
+        <w:t xml:space="preserve">,</w:t>
+      </w:r>
+      <w:r>
+        <w:rPr>
+          <w:rStyle w:val="NormalTok"/>
+        </w:rPr>
+        <w:t xml:space="preserve"> </w:t>
+      </w:r>
+      <w:r>
+        <w:rPr>
+          <w:rStyle w:val="StringTok"/>
+        </w:rPr>
+        <w:t xml:space="preserve">'utf8mb4_unicode_ci'</w:t>
+      </w:r>
+      <w:r>
+        <w:rPr>
+          <w:rStyle w:val="NormalTok"/>
+        </w:rPr>
+        <w:t xml:space="preserve">)</w:t>
+      </w:r>
+      <w:r>
+        <w:rPr>
+          <w:rStyle w:val="OtherTok"/>
+        </w:rPr>
+        <w:t xml:space="preserve">;</w:t>
+      </w:r>
+      <w:r>
+        <w:br/>
+      </w:r>
+      <w:r>
+        <w:br/>
+      </w:r>
+      <w:r>
+        <w:rPr>
+          <w:rStyle w:val="CommentTok"/>
+        </w:rPr>
+        <w:t xml:space="preserve">// Optional: Non-standard port</w:t>
+      </w:r>
+      <w:r>
+        <w:br/>
+      </w:r>
+      <w:r>
+        <w:rPr>
+          <w:rStyle w:val="FunctionTok"/>
+        </w:rPr>
+        <w:t xml:space="preserve">define</w:t>
+      </w:r>
+      <w:r>
+        <w:rPr>
+          <w:rStyle w:val="NormalTok"/>
+        </w:rPr>
+        <w:t xml:space="preserve">(</w:t>
+      </w:r>
+      <w:r>
+        <w:rPr>
+          <w:rStyle w:val="StringTok"/>
+        </w:rPr>
+        <w:t xml:space="preserve">'DB_HOST'</w:t>
+      </w:r>
+      <w:r>
+        <w:rPr>
+          <w:rStyle w:val="OtherTok"/>
+        </w:rPr>
+        <w:t xml:space="preserve">,</w:t>
+      </w:r>
+      <w:r>
+        <w:rPr>
+          <w:rStyle w:val="NormalTok"/>
+        </w:rPr>
+        <w:t xml:space="preserve"> </w:t>
+      </w:r>
+      <w:r>
+        <w:rPr>
+          <w:rStyle w:val="StringTok"/>
+        </w:rPr>
+        <w:t xml:space="preserve">'[CUSTOMIZE: localhost:3307]'</w:t>
+      </w:r>
+      <w:r>
+        <w:rPr>
+          <w:rStyle w:val="NormalTok"/>
+        </w:rPr>
+        <w:t xml:space="preserve">)</w:t>
+      </w:r>
+      <w:r>
+        <w:rPr>
+          <w:rStyle w:val="OtherTok"/>
+        </w:rPr>
+        <w:t xml:space="preserve">;</w:t>
+      </w:r>
+      <w:r>
+        <w:br/>
+      </w:r>
+      <w:r>
+        <w:br/>
+      </w:r>
+      <w:r>
+        <w:rPr>
+          <w:rStyle w:val="CommentTok"/>
+        </w:rPr>
+        <w:t xml:space="preserve">// Optional: Socket connection</w:t>
+      </w:r>
+      <w:r>
+        <w:br/>
+      </w:r>
+      <w:r>
+        <w:rPr>
+          <w:rStyle w:val="FunctionTok"/>
+        </w:rPr>
+        <w:t xml:space="preserve">define</w:t>
+      </w:r>
+      <w:r>
+        <w:rPr>
+          <w:rStyle w:val="NormalTok"/>
+        </w:rPr>
+        <w:t xml:space="preserve">(</w:t>
+      </w:r>
+      <w:r>
+        <w:rPr>
+          <w:rStyle w:val="StringTok"/>
+        </w:rPr>
+        <w:t xml:space="preserve">'DB_HOST'</w:t>
+      </w:r>
+      <w:r>
+        <w:rPr>
+          <w:rStyle w:val="OtherTok"/>
+        </w:rPr>
+        <w:t xml:space="preserve">,</w:t>
+      </w:r>
+      <w:r>
+        <w:rPr>
+          <w:rStyle w:val="NormalTok"/>
+        </w:rPr>
+        <w:t xml:space="preserve"> </w:t>
+      </w:r>
+      <w:r>
+        <w:rPr>
+          <w:rStyle w:val="StringTok"/>
+        </w:rPr>
+        <w:t xml:space="preserve">'[CUSTOMIZE: localhost:/var/run/mysqld/mysqld.sock]'</w:t>
+      </w:r>
+      <w:r>
+        <w:rPr>
+          <w:rStyle w:val="NormalTok"/>
+        </w:rPr>
+        <w:t xml:space="preserve">)</w:t>
+      </w:r>
+      <w:r>
+        <w:rPr>
+          <w:rStyle w:val="OtherTok"/>
+        </w:rPr>
+        <w:t xml:space="preserve">;</w:t>
+      </w:r>
+    </w:p>
     <w:bookmarkEnd w:id="83"/>
-    <w:bookmarkStart w:id="93" w:name="appendix-b-wp-config.php-key-settings"/>
-    <w:p>
-      <w:pPr>
-        <w:pStyle w:val="Heading2"/>
-      </w:pPr>
-      <w:r>
-        <w:t xml:space="preserve">Appendix B: wp-config.php Key Settings</w:t>
-      </w:r>
-    </w:p>
-    <w:bookmarkStart w:id="84" w:name="b.1-database-configuration"/>
-    <w:p>
-      <w:pPr>
-        <w:pStyle w:val="Heading3"/>
-      </w:pPr>
-      <w:r>
-        <w:t xml:space="preserve">B.1 Database Configuration</w:t>
-      </w:r>
-    </w:p>
-    <w:p>
-      <w:pPr>
-        <w:pStyle w:val="SourceCode"/>
-      </w:pPr>
-      <w:r>
-        <w:rPr>
-          <w:rStyle w:val="CommentTok"/>
-        </w:rPr>
-        <w:t xml:space="preserve">// Database configuration</w:t>
-      </w:r>
-      <w:r>
-        <w:br/>
-      </w:r>
-      <w:r>
-        <w:rPr>
-          <w:rStyle w:val="FunctionTok"/>
-        </w:rPr>
-        <w:t xml:space="preserve">define</w:t>
-      </w:r>
-      <w:r>
-        <w:rPr>
-          <w:rStyle w:val="NormalTok"/>
-        </w:rPr>
-        <w:t xml:space="preserve">(</w:t>
-      </w:r>
-      <w:r>
-        <w:rPr>
-          <w:rStyle w:val="StringTok"/>
-        </w:rPr>
-        <w:t xml:space="preserve">'DB_NAME'</w:t>
-      </w:r>
-      <w:r>
-        <w:rPr>
-          <w:rStyle w:val="OtherTok"/>
-        </w:rPr>
-        <w:t xml:space="preserve">,</w:t>
-      </w:r>
-      <w:r>
-        <w:rPr>
-          <w:rStyle w:val="NormalTok"/>
-        </w:rPr>
-        <w:t xml:space="preserve"> </w:t>
-      </w:r>
-      <w:r>
-        <w:rPr>
-          <w:rStyle w:val="StringTok"/>
-        </w:rPr>
-        <w:t xml:space="preserve">'[CUSTOMIZE: wordpress_db]'</w:t>
-      </w:r>
-      <w:r>
-        <w:rPr>
-          <w:rStyle w:val="NormalTok"/>
-        </w:rPr>
-        <w:t xml:space="preserve">)</w:t>
-      </w:r>
-      <w:r>
-        <w:rPr>
-          <w:rStyle w:val="OtherTok"/>
-        </w:rPr>
-        <w:t xml:space="preserve">;</w:t>
-      </w:r>
-      <w:r>
-        <w:br/>
-      </w:r>
-      <w:r>
-        <w:rPr>
-          <w:rStyle w:val="FunctionTok"/>
-        </w:rPr>
-        <w:t xml:space="preserve">define</w:t>
-      </w:r>
-      <w:r>
-        <w:rPr>
-          <w:rStyle w:val="NormalTok"/>
-        </w:rPr>
-        <w:t xml:space="preserve">(</w:t>
-      </w:r>
-      <w:r>
-        <w:rPr>
-          <w:rStyle w:val="StringTok"/>
-        </w:rPr>
-        <w:t xml:space="preserve">'DB_USER'</w:t>
-      </w:r>
-      <w:r>
-        <w:rPr>
-          <w:rStyle w:val="OtherTok"/>
-        </w:rPr>
-        <w:t xml:space="preserve">,</w:t>
-      </w:r>
-      <w:r>
-        <w:rPr>
-          <w:rStyle w:val="NormalTok"/>
-        </w:rPr>
-        <w:t xml:space="preserve"> </w:t>
-      </w:r>
-      <w:r>
-        <w:rPr>
-          <w:rStyle w:val="StringTok"/>
-        </w:rPr>
-        <w:t xml:space="preserve">'[CUSTOMIZE: wp_user]'</w:t>
-      </w:r>
-      <w:r>
-        <w:rPr>
-          <w:rStyle w:val="NormalTok"/>
-        </w:rPr>
-        <w:t xml:space="preserve">)</w:t>
-      </w:r>
-      <w:r>
-        <w:rPr>
-          <w:rStyle w:val="OtherTok"/>
-        </w:rPr>
-        <w:t xml:space="preserve">;</w:t>
-      </w:r>
-      <w:r>
-        <w:br/>
-      </w:r>
-      <w:r>
-        <w:rPr>
-          <w:rStyle w:val="FunctionTok"/>
-        </w:rPr>
-        <w:t xml:space="preserve">define</w:t>
-      </w:r>
-      <w:r>
-        <w:rPr>
-          <w:rStyle w:val="NormalTok"/>
-        </w:rPr>
-        <w:t xml:space="preserve">(</w:t>
-      </w:r>
-      <w:r>
-        <w:rPr>
-          <w:rStyle w:val="StringTok"/>
-        </w:rPr>
-        <w:t xml:space="preserve">'DB_PASSWORD'</w:t>
-      </w:r>
-      <w:r>
-        <w:rPr>
-          <w:rStyle w:val="OtherTok"/>
-        </w:rPr>
-        <w:t xml:space="preserve">,</w:t>
-      </w:r>
-      <w:r>
-        <w:rPr>
-          <w:rStyle w:val="NormalTok"/>
-        </w:rPr>
-        <w:t xml:space="preserve"> </w:t>
-      </w:r>
-      <w:r>
-        <w:rPr>
-          <w:rStyle w:val="StringTok"/>
-        </w:rPr>
-        <w:t xml:space="preserve">'[CUSTOMIZE: SecurePassword123!]'</w:t>
-      </w:r>
-      <w:r>
-        <w:rPr>
-          <w:rStyle w:val="NormalTok"/>
-        </w:rPr>
-        <w:t xml:space="preserve">)</w:t>
-      </w:r>
-      <w:r>
-        <w:rPr>
-          <w:rStyle w:val="OtherTok"/>
-        </w:rPr>
-        <w:t xml:space="preserve">;</w:t>
-      </w:r>
-      <w:r>
-        <w:br/>
-      </w:r>
-      <w:r>
-        <w:rPr>
-          <w:rStyle w:val="FunctionTok"/>
-        </w:rPr>
-        <w:t xml:space="preserve">define</w:t>
-      </w:r>
-      <w:r>
-        <w:rPr>
-          <w:rStyle w:val="NormalTok"/>
-        </w:rPr>
-        <w:t xml:space="preserve">(</w:t>
-      </w:r>
-      <w:r>
-        <w:rPr>
-          <w:rStyle w:val="StringTok"/>
-        </w:rPr>
-        <w:t xml:space="preserve">'DB_HOST'</w:t>
-      </w:r>
-      <w:r>
-        <w:rPr>
-          <w:rStyle w:val="OtherTok"/>
-        </w:rPr>
-        <w:t xml:space="preserve">,</w:t>
-      </w:r>
-      <w:r>
-        <w:rPr>
-          <w:rStyle w:val="NormalTok"/>
-        </w:rPr>
-        <w:t xml:space="preserve"> </w:t>
-      </w:r>
-      <w:r>
-        <w:rPr>
-          <w:rStyle w:val="StringTok"/>
-        </w:rPr>
-        <w:t xml:space="preserve">'[CUSTOMIZE: localhost]'</w:t>
-      </w:r>
-      <w:r>
-        <w:rPr>
-          <w:rStyle w:val="NormalTok"/>
-        </w:rPr>
-        <w:t xml:space="preserve">)</w:t>
-      </w:r>
-      <w:r>
-        <w:rPr>
-          <w:rStyle w:val="OtherTok"/>
-        </w:rPr>
-        <w:t xml:space="preserve">;</w:t>
-      </w:r>
-      <w:r>
-        <w:br/>
-      </w:r>
-      <w:r>
-        <w:rPr>
-          <w:rStyle w:val="FunctionTok"/>
-        </w:rPr>
-        <w:t xml:space="preserve">define</w:t>
-      </w:r>
-      <w:r>
-        <w:rPr>
-          <w:rStyle w:val="NormalTok"/>
-        </w:rPr>
-        <w:t xml:space="preserve">(</w:t>
-      </w:r>
-      <w:r>
-        <w:rPr>
-          <w:rStyle w:val="StringTok"/>
-        </w:rPr>
-        <w:t xml:space="preserve">'DB_CHARSET'</w:t>
-      </w:r>
-      <w:r>
-        <w:rPr>
-          <w:rStyle w:val="OtherTok"/>
-        </w:rPr>
-        <w:t xml:space="preserve">,</w:t>
-      </w:r>
-      <w:r>
-        <w:rPr>
-          <w:rStyle w:val="NormalTok"/>
-        </w:rPr>
-        <w:t xml:space="preserve"> </w:t>
-      </w:r>
-      <w:r>
-        <w:rPr>
-          <w:rStyle w:val="StringTok"/>
-        </w:rPr>
-        <w:t xml:space="preserve">'utf8mb4'</w:t>
-      </w:r>
-      <w:r>
-        <w:rPr>
-          <w:rStyle w:val="NormalTok"/>
-        </w:rPr>
-        <w:t xml:space="preserve">)</w:t>
-      </w:r>
-      <w:r>
-        <w:rPr>
-          <w:rStyle w:val="OtherTok"/>
-        </w:rPr>
-        <w:t xml:space="preserve">;</w:t>
-      </w:r>
-      <w:r>
-        <w:br/>
-      </w:r>
-      <w:r>
-        <w:rPr>
-          <w:rStyle w:val="FunctionTok"/>
-        </w:rPr>
-        <w:t xml:space="preserve">define</w:t>
-      </w:r>
-      <w:r>
-        <w:rPr>
-          <w:rStyle w:val="NormalTok"/>
-        </w:rPr>
-        <w:t xml:space="preserve">(</w:t>
-      </w:r>
-      <w:r>
-        <w:rPr>
-          <w:rStyle w:val="StringTok"/>
-        </w:rPr>
-        <w:t xml:space="preserve">'DB_COLLATE'</w:t>
-      </w:r>
-      <w:r>
-        <w:rPr>
-          <w:rStyle w:val="OtherTok"/>
-        </w:rPr>
-        <w:t xml:space="preserve">,</w:t>
-      </w:r>
-      <w:r>
-        <w:rPr>
-          <w:rStyle w:val="NormalTok"/>
-        </w:rPr>
-        <w:t xml:space="preserve"> </w:t>
-      </w:r>
-      <w:r>
-        <w:rPr>
-          <w:rStyle w:val="StringTok"/>
-        </w:rPr>
-        <w:t xml:space="preserve">'utf8mb4_unicode_ci'</w:t>
-      </w:r>
-      <w:r>
-        <w:rPr>
-          <w:rStyle w:val="NormalTok"/>
-        </w:rPr>
-        <w:t xml:space="preserve">)</w:t>
-      </w:r>
-      <w:r>
-        <w:rPr>
-          <w:rStyle w:val="OtherTok"/>
-        </w:rPr>
-        <w:t xml:space="preserve">;</w:t>
-      </w:r>
-      <w:r>
-        <w:br/>
-      </w:r>
-      <w:r>
-        <w:br/>
-      </w:r>
-      <w:r>
-        <w:rPr>
-          <w:rStyle w:val="CommentTok"/>
-        </w:rPr>
-        <w:t xml:space="preserve">// Optional: Non-standard port</w:t>
-      </w:r>
-      <w:r>
-        <w:br/>
-      </w:r>
-      <w:r>
-        <w:rPr>
-          <w:rStyle w:val="FunctionTok"/>
-        </w:rPr>
-        <w:t xml:space="preserve">define</w:t>
-      </w:r>
-      <w:r>
-        <w:rPr>
-          <w:rStyle w:val="NormalTok"/>
-        </w:rPr>
-        <w:t xml:space="preserve">(</w:t>
-      </w:r>
-      <w:r>
-        <w:rPr>
-          <w:rStyle w:val="StringTok"/>
-        </w:rPr>
-        <w:t xml:space="preserve">'DB_HOST'</w:t>
-      </w:r>
-      <w:r>
-        <w:rPr>
-          <w:rStyle w:val="OtherTok"/>
-        </w:rPr>
-        <w:t xml:space="preserve">,</w:t>
-      </w:r>
-      <w:r>
-        <w:rPr>
-          <w:rStyle w:val="NormalTok"/>
-        </w:rPr>
-        <w:t xml:space="preserve"> </w:t>
-      </w:r>
-      <w:r>
-        <w:rPr>
-          <w:rStyle w:val="StringTok"/>
-        </w:rPr>
-        <w:t xml:space="preserve">'[CUSTOMIZE: localhost:3307]'</w:t>
-      </w:r>
-      <w:r>
-        <w:rPr>
-          <w:rStyle w:val="NormalTok"/>
-        </w:rPr>
-        <w:t xml:space="preserve">)</w:t>
-      </w:r>
-      <w:r>
-        <w:rPr>
-          <w:rStyle w:val="OtherTok"/>
-        </w:rPr>
-        <w:t xml:space="preserve">;</w:t>
-      </w:r>
-      <w:r>
-        <w:br/>
-      </w:r>
-      <w:r>
-        <w:br/>
-      </w:r>
-      <w:r>
-        <w:rPr>
-          <w:rStyle w:val="CommentTok"/>
-        </w:rPr>
-        <w:t xml:space="preserve">// Optional: Socket connection</w:t>
-      </w:r>
-      <w:r>
-        <w:br/>
-      </w:r>
-      <w:r>
-        <w:rPr>
-          <w:rStyle w:val="FunctionTok"/>
-        </w:rPr>
-        <w:t xml:space="preserve">define</w:t>
-      </w:r>
-      <w:r>
-        <w:rPr>
-          <w:rStyle w:val="NormalTok"/>
-        </w:rPr>
-        <w:t xml:space="preserve">(</w:t>
-      </w:r>
-      <w:r>
-        <w:rPr>
-          <w:rStyle w:val="StringTok"/>
-        </w:rPr>
-        <w:t xml:space="preserve">'DB_HOST'</w:t>
-      </w:r>
-      <w:r>
-        <w:rPr>
-          <w:rStyle w:val="OtherTok"/>
-        </w:rPr>
-        <w:t xml:space="preserve">,</w:t>
-      </w:r>
-      <w:r>
-        <w:rPr>
-          <w:rStyle w:val="NormalTok"/>
-        </w:rPr>
-        <w:t xml:space="preserve"> </w:t>
-      </w:r>
-      <w:r>
-        <w:rPr>
-          <w:rStyle w:val="StringTok"/>
-        </w:rPr>
-        <w:t xml:space="preserve">'[CUSTOMIZE: localhost:/var/run/mysqld/mysqld.sock]'</w:t>
-      </w:r>
-      <w:r>
-        <w:rPr>
-          <w:rStyle w:val="NormalTok"/>
-        </w:rPr>
-        <w:t xml:space="preserve">)</w:t>
-      </w:r>
-      <w:r>
-        <w:rPr>
-          <w:rStyle w:val="OtherTok"/>
-        </w:rPr>
-        <w:t xml:space="preserve">;</w:t>
-      </w:r>
-    </w:p>
-    <w:bookmarkEnd w:id="84"/>
-    <w:bookmarkStart w:id="85" w:name="b.2-security-keys-and-salts"/>
+    <w:bookmarkStart w:id="84" w:name="b.2-security-keys-and-salts"/>
     <w:p>
       <w:pPr>
         <w:pStyle w:val="Heading3"/>
@@ -37882,8 +37815,8 @@
         <w:t xml:space="preserve">Changing these keys will log out all users. Do this during maintenance window.</w:t>
       </w:r>
     </w:p>
-    <w:bookmarkEnd w:id="85"/>
-    <w:bookmarkStart w:id="86" w:name="b.3-security-constants"/>
+    <w:bookmarkEnd w:id="84"/>
+    <w:bookmarkStart w:id="85" w:name="b.3-security-constants"/>
     <w:p>
       <w:pPr>
         <w:pStyle w:val="Heading3"/>
@@ -38650,14 +38583,374 @@
         <w:t xml:space="preserve">// No theme/plugin editor in wp-admin</w:t>
       </w:r>
     </w:p>
+    <w:bookmarkEnd w:id="85"/>
+    <w:bookmarkStart w:id="86" w:name="b.4-debugging-constants"/>
+    <w:p>
+      <w:pPr>
+        <w:pStyle w:val="Heading3"/>
+      </w:pPr>
+      <w:r>
+        <w:t xml:space="preserve">B.4 Debugging Constants</w:t>
+      </w:r>
+    </w:p>
+    <w:p>
+      <w:pPr>
+        <w:pStyle w:val="SourceCode"/>
+      </w:pPr>
+      <w:r>
+        <w:rPr>
+          <w:rStyle w:val="CommentTok"/>
+        </w:rPr>
+        <w:t xml:space="preserve">// Enable WordPress debugging (STAGING/DEV only, DISABLE in production)</w:t>
+      </w:r>
+      <w:r>
+        <w:br/>
+      </w:r>
+      <w:r>
+        <w:rPr>
+          <w:rStyle w:val="FunctionTok"/>
+        </w:rPr>
+        <w:t xml:space="preserve">define</w:t>
+      </w:r>
+      <w:r>
+        <w:rPr>
+          <w:rStyle w:val="NormalTok"/>
+        </w:rPr>
+        <w:t xml:space="preserve">(</w:t>
+      </w:r>
+      <w:r>
+        <w:rPr>
+          <w:rStyle w:val="StringTok"/>
+        </w:rPr>
+        <w:t xml:space="preserve">'WP_DEBUG'</w:t>
+      </w:r>
+      <w:r>
+        <w:rPr>
+          <w:rStyle w:val="OtherTok"/>
+        </w:rPr>
+        <w:t xml:space="preserve">,</w:t>
+      </w:r>
+      <w:r>
+        <w:rPr>
+          <w:rStyle w:val="NormalTok"/>
+        </w:rPr>
+        <w:t xml:space="preserve"> </w:t>
+      </w:r>
+      <w:r>
+        <w:rPr>
+          <w:rStyle w:val="KeywordTok"/>
+        </w:rPr>
+        <w:t xml:space="preserve">false</w:t>
+      </w:r>
+      <w:r>
+        <w:rPr>
+          <w:rStyle w:val="NormalTok"/>
+        </w:rPr>
+        <w:t xml:space="preserve">)</w:t>
+      </w:r>
+      <w:r>
+        <w:rPr>
+          <w:rStyle w:val="OtherTok"/>
+        </w:rPr>
+        <w:t xml:space="preserve">;</w:t>
+      </w:r>
+      <w:r>
+        <w:rPr>
+          <w:rStyle w:val="NormalTok"/>
+        </w:rPr>
+        <w:t xml:space="preserve">  </w:t>
+      </w:r>
+      <w:r>
+        <w:rPr>
+          <w:rStyle w:val="CommentTok"/>
+        </w:rPr>
+        <w:t xml:space="preserve">// Set to true only for development</w:t>
+      </w:r>
+      <w:r>
+        <w:br/>
+      </w:r>
+      <w:r>
+        <w:rPr>
+          <w:rStyle w:val="FunctionTok"/>
+        </w:rPr>
+        <w:t xml:space="preserve">define</w:t>
+      </w:r>
+      <w:r>
+        <w:rPr>
+          <w:rStyle w:val="NormalTok"/>
+        </w:rPr>
+        <w:t xml:space="preserve">(</w:t>
+      </w:r>
+      <w:r>
+        <w:rPr>
+          <w:rStyle w:val="StringTok"/>
+        </w:rPr>
+        <w:t xml:space="preserve">'WP_DEBUG_LOG'</w:t>
+      </w:r>
+      <w:r>
+        <w:rPr>
+          <w:rStyle w:val="OtherTok"/>
+        </w:rPr>
+        <w:t xml:space="preserve">,</w:t>
+      </w:r>
+      <w:r>
+        <w:rPr>
+          <w:rStyle w:val="NormalTok"/>
+        </w:rPr>
+        <w:t xml:space="preserve"> </w:t>
+      </w:r>
+      <w:r>
+        <w:rPr>
+          <w:rStyle w:val="KeywordTok"/>
+        </w:rPr>
+        <w:t xml:space="preserve">true</w:t>
+      </w:r>
+      <w:r>
+        <w:rPr>
+          <w:rStyle w:val="NormalTok"/>
+        </w:rPr>
+        <w:t xml:space="preserve">)</w:t>
+      </w:r>
+      <w:r>
+        <w:rPr>
+          <w:rStyle w:val="OtherTok"/>
+        </w:rPr>
+        <w:t xml:space="preserve">;</w:t>
+      </w:r>
+      <w:r>
+        <w:rPr>
+          <w:rStyle w:val="NormalTok"/>
+        </w:rPr>
+        <w:t xml:space="preserve">  </w:t>
+      </w:r>
+      <w:r>
+        <w:rPr>
+          <w:rStyle w:val="CommentTok"/>
+        </w:rPr>
+        <w:t xml:space="preserve">// Log errors to wp-content/debug.log</w:t>
+      </w:r>
+      <w:r>
+        <w:br/>
+      </w:r>
+      <w:r>
+        <w:rPr>
+          <w:rStyle w:val="FunctionTok"/>
+        </w:rPr>
+        <w:t xml:space="preserve">define</w:t>
+      </w:r>
+      <w:r>
+        <w:rPr>
+          <w:rStyle w:val="NormalTok"/>
+        </w:rPr>
+        <w:t xml:space="preserve">(</w:t>
+      </w:r>
+      <w:r>
+        <w:rPr>
+          <w:rStyle w:val="StringTok"/>
+        </w:rPr>
+        <w:t xml:space="preserve">'WP_DEBUG_DISPLAY'</w:t>
+      </w:r>
+      <w:r>
+        <w:rPr>
+          <w:rStyle w:val="OtherTok"/>
+        </w:rPr>
+        <w:t xml:space="preserve">,</w:t>
+      </w:r>
+      <w:r>
+        <w:rPr>
+          <w:rStyle w:val="NormalTok"/>
+        </w:rPr>
+        <w:t xml:space="preserve"> </w:t>
+      </w:r>
+      <w:r>
+        <w:rPr>
+          <w:rStyle w:val="KeywordTok"/>
+        </w:rPr>
+        <w:t xml:space="preserve">false</w:t>
+      </w:r>
+      <w:r>
+        <w:rPr>
+          <w:rStyle w:val="NormalTok"/>
+        </w:rPr>
+        <w:t xml:space="preserve">)</w:t>
+      </w:r>
+      <w:r>
+        <w:rPr>
+          <w:rStyle w:val="OtherTok"/>
+        </w:rPr>
+        <w:t xml:space="preserve">;</w:t>
+      </w:r>
+      <w:r>
+        <w:rPr>
+          <w:rStyle w:val="NormalTok"/>
+        </w:rPr>
+        <w:t xml:space="preserve">  </w:t>
+      </w:r>
+      <w:r>
+        <w:rPr>
+          <w:rStyle w:val="CommentTok"/>
+        </w:rPr>
+        <w:t xml:space="preserve">// Don't display errors on frontend</w:t>
+      </w:r>
+      <w:r>
+        <w:br/>
+      </w:r>
+      <w:r>
+        <w:br/>
+      </w:r>
+      <w:r>
+        <w:rPr>
+          <w:rStyle w:val="CommentTok"/>
+        </w:rPr>
+        <w:t xml:space="preserve">// Script debugging</w:t>
+      </w:r>
+      <w:r>
+        <w:br/>
+      </w:r>
+      <w:r>
+        <w:rPr>
+          <w:rStyle w:val="FunctionTok"/>
+        </w:rPr>
+        <w:t xml:space="preserve">define</w:t>
+      </w:r>
+      <w:r>
+        <w:rPr>
+          <w:rStyle w:val="NormalTok"/>
+        </w:rPr>
+        <w:t xml:space="preserve">(</w:t>
+      </w:r>
+      <w:r>
+        <w:rPr>
+          <w:rStyle w:val="StringTok"/>
+        </w:rPr>
+        <w:t xml:space="preserve">'SCRIPT_DEBUG'</w:t>
+      </w:r>
+      <w:r>
+        <w:rPr>
+          <w:rStyle w:val="OtherTok"/>
+        </w:rPr>
+        <w:t xml:space="preserve">,</w:t>
+      </w:r>
+      <w:r>
+        <w:rPr>
+          <w:rStyle w:val="NormalTok"/>
+        </w:rPr>
+        <w:t xml:space="preserve"> </w:t>
+      </w:r>
+      <w:r>
+        <w:rPr>
+          <w:rStyle w:val="KeywordTok"/>
+        </w:rPr>
+        <w:t xml:space="preserve">false</w:t>
+      </w:r>
+      <w:r>
+        <w:rPr>
+          <w:rStyle w:val="NormalTok"/>
+        </w:rPr>
+        <w:t xml:space="preserve">)</w:t>
+      </w:r>
+      <w:r>
+        <w:rPr>
+          <w:rStyle w:val="OtherTok"/>
+        </w:rPr>
+        <w:t xml:space="preserve">;</w:t>
+      </w:r>
+      <w:r>
+        <w:rPr>
+          <w:rStyle w:val="NormalTok"/>
+        </w:rPr>
+        <w:t xml:space="preserve">  </w:t>
+      </w:r>
+      <w:r>
+        <w:rPr>
+          <w:rStyle w:val="CommentTok"/>
+        </w:rPr>
+        <w:t xml:space="preserve">// Load unminified JS/CSS (dev only)</w:t>
+      </w:r>
+      <w:r>
+        <w:br/>
+      </w:r>
+      <w:r>
+        <w:br/>
+      </w:r>
+      <w:r>
+        <w:rPr>
+          <w:rStyle w:val="CommentTok"/>
+        </w:rPr>
+        <w:t xml:space="preserve">// Database debugging</w:t>
+      </w:r>
+      <w:r>
+        <w:br/>
+      </w:r>
+      <w:r>
+        <w:rPr>
+          <w:rStyle w:val="FunctionTok"/>
+        </w:rPr>
+        <w:t xml:space="preserve">define</w:t>
+      </w:r>
+      <w:r>
+        <w:rPr>
+          <w:rStyle w:val="NormalTok"/>
+        </w:rPr>
+        <w:t xml:space="preserve">(</w:t>
+      </w:r>
+      <w:r>
+        <w:rPr>
+          <w:rStyle w:val="StringTok"/>
+        </w:rPr>
+        <w:t xml:space="preserve">'SAVEQUERIES'</w:t>
+      </w:r>
+      <w:r>
+        <w:rPr>
+          <w:rStyle w:val="OtherTok"/>
+        </w:rPr>
+        <w:t xml:space="preserve">,</w:t>
+      </w:r>
+      <w:r>
+        <w:rPr>
+          <w:rStyle w:val="NormalTok"/>
+        </w:rPr>
+        <w:t xml:space="preserve"> </w:t>
+      </w:r>
+      <w:r>
+        <w:rPr>
+          <w:rStyle w:val="KeywordTok"/>
+        </w:rPr>
+        <w:t xml:space="preserve">false</w:t>
+      </w:r>
+      <w:r>
+        <w:rPr>
+          <w:rStyle w:val="NormalTok"/>
+        </w:rPr>
+        <w:t xml:space="preserve">)</w:t>
+      </w:r>
+      <w:r>
+        <w:rPr>
+          <w:rStyle w:val="OtherTok"/>
+        </w:rPr>
+        <w:t xml:space="preserve">;</w:t>
+      </w:r>
+      <w:r>
+        <w:rPr>
+          <w:rStyle w:val="NormalTok"/>
+        </w:rPr>
+        <w:t xml:space="preserve">  </w:t>
+      </w:r>
+      <w:r>
+        <w:rPr>
+          <w:rStyle w:val="CommentTok"/>
+        </w:rPr>
+        <w:t xml:space="preserve">// Track database queries (dev only)</w:t>
+      </w:r>
+    </w:p>
     <w:bookmarkEnd w:id="86"/>
-    <w:bookmarkStart w:id="87" w:name="b.4-debugging-constants"/>
+    <w:bookmarkStart w:id="87" w:name="b.5-performance-constants"/>
     <w:p>
       <w:pPr>
         <w:pStyle w:val="Heading3"/>
       </w:pPr>
       <w:r>
-        <w:t xml:space="preserve">B.4 Debugging Constants</w:t>
+        <w:t xml:space="preserve">B.5 Performance Constants</w:t>
       </w:r>
     </w:p>
     <w:p>
@@ -38668,7 +38961,7 @@
         <w:rPr>
           <w:rStyle w:val="CommentTok"/>
         </w:rPr>
-        <w:t xml:space="preserve">// Enable WordPress debugging (STAGING/DEV only, DISABLE in production)</w:t>
+        <w:t xml:space="preserve">// Caching</w:t>
       </w:r>
       <w:r>
         <w:br/>
@@ -38689,7 +38982,7 @@
         <w:rPr>
           <w:rStyle w:val="StringTok"/>
         </w:rPr>
-        <w:t xml:space="preserve">'WP_DEBUG'</w:t>
+        <w:t xml:space="preserve">'WP_CACHE'</w:t>
       </w:r>
       <w:r>
         <w:rPr>
@@ -38707,6 +39000,819 @@
         <w:rPr>
           <w:rStyle w:val="KeywordTok"/>
         </w:rPr>
+        <w:t xml:space="preserve">true</w:t>
+      </w:r>
+      <w:r>
+        <w:rPr>
+          <w:rStyle w:val="NormalTok"/>
+        </w:rPr>
+        <w:t xml:space="preserve">)</w:t>
+      </w:r>
+      <w:r>
+        <w:rPr>
+          <w:rStyle w:val="OtherTok"/>
+        </w:rPr>
+        <w:t xml:space="preserve">;</w:t>
+      </w:r>
+      <w:r>
+        <w:rPr>
+          <w:rStyle w:val="NormalTok"/>
+        </w:rPr>
+        <w:t xml:space="preserve">  </w:t>
+      </w:r>
+      <w:r>
+        <w:rPr>
+          <w:rStyle w:val="CommentTok"/>
+        </w:rPr>
+        <w:t xml:space="preserve">// Enable object caching</w:t>
+      </w:r>
+      <w:r>
+        <w:br/>
+      </w:r>
+      <w:r>
+        <w:br/>
+      </w:r>
+      <w:r>
+        <w:rPr>
+          <w:rStyle w:val="CommentTok"/>
+        </w:rPr>
+        <w:t xml:space="preserve">// Memory limits</w:t>
+      </w:r>
+      <w:r>
+        <w:br/>
+      </w:r>
+      <w:r>
+        <w:rPr>
+          <w:rStyle w:val="FunctionTok"/>
+        </w:rPr>
+        <w:t xml:space="preserve">define</w:t>
+      </w:r>
+      <w:r>
+        <w:rPr>
+          <w:rStyle w:val="NormalTok"/>
+        </w:rPr>
+        <w:t xml:space="preserve">(</w:t>
+      </w:r>
+      <w:r>
+        <w:rPr>
+          <w:rStyle w:val="StringTok"/>
+        </w:rPr>
+        <w:t xml:space="preserve">'WP_MEMORY_LIMIT'</w:t>
+      </w:r>
+      <w:r>
+        <w:rPr>
+          <w:rStyle w:val="OtherTok"/>
+        </w:rPr>
+        <w:t xml:space="preserve">,</w:t>
+      </w:r>
+      <w:r>
+        <w:rPr>
+          <w:rStyle w:val="NormalTok"/>
+        </w:rPr>
+        <w:t xml:space="preserve"> </w:t>
+      </w:r>
+      <w:r>
+        <w:rPr>
+          <w:rStyle w:val="StringTok"/>
+        </w:rPr>
+        <w:t xml:space="preserve">'256M'</w:t>
+      </w:r>
+      <w:r>
+        <w:rPr>
+          <w:rStyle w:val="NormalTok"/>
+        </w:rPr>
+        <w:t xml:space="preserve">)</w:t>
+      </w:r>
+      <w:r>
+        <w:rPr>
+          <w:rStyle w:val="OtherTok"/>
+        </w:rPr>
+        <w:t xml:space="preserve">;</w:t>
+      </w:r>
+      <w:r>
+        <w:rPr>
+          <w:rStyle w:val="NormalTok"/>
+        </w:rPr>
+        <w:t xml:space="preserve">  </w:t>
+      </w:r>
+      <w:r>
+        <w:rPr>
+          <w:rStyle w:val="CommentTok"/>
+        </w:rPr>
+        <w:t xml:space="preserve">// Per-request memory</w:t>
+      </w:r>
+      <w:r>
+        <w:br/>
+      </w:r>
+      <w:r>
+        <w:rPr>
+          <w:rStyle w:val="FunctionTok"/>
+        </w:rPr>
+        <w:t xml:space="preserve">define</w:t>
+      </w:r>
+      <w:r>
+        <w:rPr>
+          <w:rStyle w:val="NormalTok"/>
+        </w:rPr>
+        <w:t xml:space="preserve">(</w:t>
+      </w:r>
+      <w:r>
+        <w:rPr>
+          <w:rStyle w:val="StringTok"/>
+        </w:rPr>
+        <w:t xml:space="preserve">'WP_MAX_MEMORY_LIMIT'</w:t>
+      </w:r>
+      <w:r>
+        <w:rPr>
+          <w:rStyle w:val="OtherTok"/>
+        </w:rPr>
+        <w:t xml:space="preserve">,</w:t>
+      </w:r>
+      <w:r>
+        <w:rPr>
+          <w:rStyle w:val="NormalTok"/>
+        </w:rPr>
+        <w:t xml:space="preserve"> </w:t>
+      </w:r>
+      <w:r>
+        <w:rPr>
+          <w:rStyle w:val="StringTok"/>
+        </w:rPr>
+        <w:t xml:space="preserve">'512M'</w:t>
+      </w:r>
+      <w:r>
+        <w:rPr>
+          <w:rStyle w:val="NormalTok"/>
+        </w:rPr>
+        <w:t xml:space="preserve">)</w:t>
+      </w:r>
+      <w:r>
+        <w:rPr>
+          <w:rStyle w:val="OtherTok"/>
+        </w:rPr>
+        <w:t xml:space="preserve">;</w:t>
+      </w:r>
+      <w:r>
+        <w:rPr>
+          <w:rStyle w:val="NormalTok"/>
+        </w:rPr>
+        <w:t xml:space="preserve">  </w:t>
+      </w:r>
+      <w:r>
+        <w:rPr>
+          <w:rStyle w:val="CommentTok"/>
+        </w:rPr>
+        <w:t xml:space="preserve">// For background tasks</w:t>
+      </w:r>
+      <w:r>
+        <w:br/>
+      </w:r>
+      <w:r>
+        <w:br/>
+      </w:r>
+      <w:r>
+        <w:rPr>
+          <w:rStyle w:val="CommentTok"/>
+        </w:rPr>
+        <w:t xml:space="preserve">// Post revisions</w:t>
+      </w:r>
+      <w:r>
+        <w:br/>
+      </w:r>
+      <w:r>
+        <w:rPr>
+          <w:rStyle w:val="FunctionTok"/>
+        </w:rPr>
+        <w:t xml:space="preserve">define</w:t>
+      </w:r>
+      <w:r>
+        <w:rPr>
+          <w:rStyle w:val="NormalTok"/>
+        </w:rPr>
+        <w:t xml:space="preserve">(</w:t>
+      </w:r>
+      <w:r>
+        <w:rPr>
+          <w:rStyle w:val="StringTok"/>
+        </w:rPr>
+        <w:t xml:space="preserve">'WP_POST_REVISIONS'</w:t>
+      </w:r>
+      <w:r>
+        <w:rPr>
+          <w:rStyle w:val="OtherTok"/>
+        </w:rPr>
+        <w:t xml:space="preserve">,</w:t>
+      </w:r>
+      <w:r>
+        <w:rPr>
+          <w:rStyle w:val="NormalTok"/>
+        </w:rPr>
+        <w:t xml:space="preserve"> </w:t>
+      </w:r>
+      <w:r>
+        <w:rPr>
+          <w:rStyle w:val="DecValTok"/>
+        </w:rPr>
+        <w:t xml:space="preserve">5</w:t>
+      </w:r>
+      <w:r>
+        <w:rPr>
+          <w:rStyle w:val="NormalTok"/>
+        </w:rPr>
+        <w:t xml:space="preserve">)</w:t>
+      </w:r>
+      <w:r>
+        <w:rPr>
+          <w:rStyle w:val="OtherTok"/>
+        </w:rPr>
+        <w:t xml:space="preserve">;</w:t>
+      </w:r>
+      <w:r>
+        <w:rPr>
+          <w:rStyle w:val="NormalTok"/>
+        </w:rPr>
+        <w:t xml:space="preserve">  </w:t>
+      </w:r>
+      <w:r>
+        <w:rPr>
+          <w:rStyle w:val="CommentTok"/>
+        </w:rPr>
+        <w:t xml:space="preserve">// Keep only 5 revisions per post</w:t>
+      </w:r>
+      <w:r>
+        <w:br/>
+      </w:r>
+      <w:r>
+        <w:br/>
+      </w:r>
+      <w:r>
+        <w:rPr>
+          <w:rStyle w:val="CommentTok"/>
+        </w:rPr>
+        <w:t xml:space="preserve">// Autosave interval (seconds)</w:t>
+      </w:r>
+      <w:r>
+        <w:br/>
+      </w:r>
+      <w:r>
+        <w:rPr>
+          <w:rStyle w:val="FunctionTok"/>
+        </w:rPr>
+        <w:t xml:space="preserve">define</w:t>
+      </w:r>
+      <w:r>
+        <w:rPr>
+          <w:rStyle w:val="NormalTok"/>
+        </w:rPr>
+        <w:t xml:space="preserve">(</w:t>
+      </w:r>
+      <w:r>
+        <w:rPr>
+          <w:rStyle w:val="StringTok"/>
+        </w:rPr>
+        <w:t xml:space="preserve">'AUTOSAVE_INTERVAL'</w:t>
+      </w:r>
+      <w:r>
+        <w:rPr>
+          <w:rStyle w:val="OtherTok"/>
+        </w:rPr>
+        <w:t xml:space="preserve">,</w:t>
+      </w:r>
+      <w:r>
+        <w:rPr>
+          <w:rStyle w:val="NormalTok"/>
+        </w:rPr>
+        <w:t xml:space="preserve"> </w:t>
+      </w:r>
+      <w:r>
+        <w:rPr>
+          <w:rStyle w:val="DecValTok"/>
+        </w:rPr>
+        <w:t xml:space="preserve">300</w:t>
+      </w:r>
+      <w:r>
+        <w:rPr>
+          <w:rStyle w:val="NormalTok"/>
+        </w:rPr>
+        <w:t xml:space="preserve">)</w:t>
+      </w:r>
+      <w:r>
+        <w:rPr>
+          <w:rStyle w:val="OtherTok"/>
+        </w:rPr>
+        <w:t xml:space="preserve">;</w:t>
+      </w:r>
+      <w:r>
+        <w:rPr>
+          <w:rStyle w:val="NormalTok"/>
+        </w:rPr>
+        <w:t xml:space="preserve">  </w:t>
+      </w:r>
+      <w:r>
+        <w:rPr>
+          <w:rStyle w:val="CommentTok"/>
+        </w:rPr>
+        <w:t xml:space="preserve">// 5 minutes</w:t>
+      </w:r>
+      <w:r>
+        <w:br/>
+      </w:r>
+      <w:r>
+        <w:br/>
+      </w:r>
+      <w:r>
+        <w:rPr>
+          <w:rStyle w:val="CommentTok"/>
+        </w:rPr>
+        <w:t xml:space="preserve">// Trash retention (days)</w:t>
+      </w:r>
+      <w:r>
+        <w:br/>
+      </w:r>
+      <w:r>
+        <w:rPr>
+          <w:rStyle w:val="FunctionTok"/>
+        </w:rPr>
+        <w:t xml:space="preserve">define</w:t>
+      </w:r>
+      <w:r>
+        <w:rPr>
+          <w:rStyle w:val="NormalTok"/>
+        </w:rPr>
+        <w:t xml:space="preserve">(</w:t>
+      </w:r>
+      <w:r>
+        <w:rPr>
+          <w:rStyle w:val="StringTok"/>
+        </w:rPr>
+        <w:t xml:space="preserve">'EMPTY_TRASH_DAYS'</w:t>
+      </w:r>
+      <w:r>
+        <w:rPr>
+          <w:rStyle w:val="OtherTok"/>
+        </w:rPr>
+        <w:t xml:space="preserve">,</w:t>
+      </w:r>
+      <w:r>
+        <w:rPr>
+          <w:rStyle w:val="NormalTok"/>
+        </w:rPr>
+        <w:t xml:space="preserve"> </w:t>
+      </w:r>
+      <w:r>
+        <w:rPr>
+          <w:rStyle w:val="DecValTok"/>
+        </w:rPr>
+        <w:t xml:space="preserve">30</w:t>
+      </w:r>
+      <w:r>
+        <w:rPr>
+          <w:rStyle w:val="NormalTok"/>
+        </w:rPr>
+        <w:t xml:space="preserve">)</w:t>
+      </w:r>
+      <w:r>
+        <w:rPr>
+          <w:rStyle w:val="OtherTok"/>
+        </w:rPr>
+        <w:t xml:space="preserve">;</w:t>
+      </w:r>
+      <w:r>
+        <w:rPr>
+          <w:rStyle w:val="NormalTok"/>
+        </w:rPr>
+        <w:t xml:space="preserve">  </w:t>
+      </w:r>
+      <w:r>
+        <w:rPr>
+          <w:rStyle w:val="CommentTok"/>
+        </w:rPr>
+        <w:t xml:space="preserve">// Auto-delete trash after 30 days</w:t>
+      </w:r>
+      <w:r>
+        <w:br/>
+      </w:r>
+      <w:r>
+        <w:br/>
+      </w:r>
+      <w:r>
+        <w:rPr>
+          <w:rStyle w:val="CommentTok"/>
+        </w:rPr>
+        <w:t xml:space="preserve">// Image quality</w:t>
+      </w:r>
+      <w:r>
+        <w:br/>
+      </w:r>
+      <w:r>
+        <w:rPr>
+          <w:rStyle w:val="FunctionTok"/>
+        </w:rPr>
+        <w:t xml:space="preserve">define</w:t>
+      </w:r>
+      <w:r>
+        <w:rPr>
+          <w:rStyle w:val="NormalTok"/>
+        </w:rPr>
+        <w:t xml:space="preserve">(</w:t>
+      </w:r>
+      <w:r>
+        <w:rPr>
+          <w:rStyle w:val="StringTok"/>
+        </w:rPr>
+        <w:t xml:space="preserve">'JPEG_QUALITY'</w:t>
+      </w:r>
+      <w:r>
+        <w:rPr>
+          <w:rStyle w:val="OtherTok"/>
+        </w:rPr>
+        <w:t xml:space="preserve">,</w:t>
+      </w:r>
+      <w:r>
+        <w:rPr>
+          <w:rStyle w:val="NormalTok"/>
+        </w:rPr>
+        <w:t xml:space="preserve"> </w:t>
+      </w:r>
+      <w:r>
+        <w:rPr>
+          <w:rStyle w:val="DecValTok"/>
+        </w:rPr>
+        <w:t xml:space="preserve">82</w:t>
+      </w:r>
+      <w:r>
+        <w:rPr>
+          <w:rStyle w:val="NormalTok"/>
+        </w:rPr>
+        <w:t xml:space="preserve">)</w:t>
+      </w:r>
+      <w:r>
+        <w:rPr>
+          <w:rStyle w:val="OtherTok"/>
+        </w:rPr>
+        <w:t xml:space="preserve">;</w:t>
+      </w:r>
+      <w:r>
+        <w:rPr>
+          <w:rStyle w:val="NormalTok"/>
+        </w:rPr>
+        <w:t xml:space="preserve">  </w:t>
+      </w:r>
+      <w:r>
+        <w:rPr>
+          <w:rStyle w:val="CommentTok"/>
+        </w:rPr>
+        <w:t xml:space="preserve">// Compressed JPEG quality (0-100)</w:t>
+      </w:r>
+      <w:r>
+        <w:br/>
+      </w:r>
+      <w:r>
+        <w:br/>
+      </w:r>
+      <w:r>
+        <w:rPr>
+          <w:rStyle w:val="CommentTok"/>
+        </w:rPr>
+        <w:t xml:space="preserve">// Periodic backups</w:t>
+      </w:r>
+      <w:r>
+        <w:br/>
+      </w:r>
+      <w:r>
+        <w:rPr>
+          <w:rStyle w:val="FunctionTok"/>
+        </w:rPr>
+        <w:t xml:space="preserve">define</w:t>
+      </w:r>
+      <w:r>
+        <w:rPr>
+          <w:rStyle w:val="NormalTok"/>
+        </w:rPr>
+        <w:t xml:space="preserve">(</w:t>
+      </w:r>
+      <w:r>
+        <w:rPr>
+          <w:rStyle w:val="StringTok"/>
+        </w:rPr>
+        <w:t xml:space="preserve">'WP_AUTO_UPDATE_CORE'</w:t>
+      </w:r>
+      <w:r>
+        <w:rPr>
+          <w:rStyle w:val="OtherTok"/>
+        </w:rPr>
+        <w:t xml:space="preserve">,</w:t>
+      </w:r>
+      <w:r>
+        <w:rPr>
+          <w:rStyle w:val="NormalTok"/>
+        </w:rPr>
+        <w:t xml:space="preserve"> </w:t>
+      </w:r>
+      <w:r>
+        <w:rPr>
+          <w:rStyle w:val="StringTok"/>
+        </w:rPr>
+        <w:t xml:space="preserve">'minor'</w:t>
+      </w:r>
+      <w:r>
+        <w:rPr>
+          <w:rStyle w:val="NormalTok"/>
+        </w:rPr>
+        <w:t xml:space="preserve">)</w:t>
+      </w:r>
+      <w:r>
+        <w:rPr>
+          <w:rStyle w:val="OtherTok"/>
+        </w:rPr>
+        <w:t xml:space="preserve">;</w:t>
+      </w:r>
+      <w:r>
+        <w:rPr>
+          <w:rStyle w:val="NormalTok"/>
+        </w:rPr>
+        <w:t xml:space="preserve">  </w:t>
+      </w:r>
+      <w:r>
+        <w:rPr>
+          <w:rStyle w:val="CommentTok"/>
+        </w:rPr>
+        <w:t xml:space="preserve">// Auto-update minor versions only</w:t>
+      </w:r>
+    </w:p>
+    <w:bookmarkEnd w:id="87"/>
+    <w:bookmarkStart w:id="88" w:name="b.6-wordpress-cron-constants"/>
+    <w:p>
+      <w:pPr>
+        <w:pStyle w:val="Heading3"/>
+      </w:pPr>
+      <w:r>
+        <w:t xml:space="preserve">B.6 WordPress Cron Constants</w:t>
+      </w:r>
+    </w:p>
+    <w:p>
+      <w:pPr>
+        <w:pStyle w:val="SourceCode"/>
+      </w:pPr>
+      <w:r>
+        <w:rPr>
+          <w:rStyle w:val="CommentTok"/>
+        </w:rPr>
+        <w:t xml:space="preserve">// Disable WordPress cron (use system cron instead)</w:t>
+      </w:r>
+      <w:r>
+        <w:br/>
+      </w:r>
+      <w:r>
+        <w:rPr>
+          <w:rStyle w:val="FunctionTok"/>
+        </w:rPr>
+        <w:t xml:space="preserve">define</w:t>
+      </w:r>
+      <w:r>
+        <w:rPr>
+          <w:rStyle w:val="NormalTok"/>
+        </w:rPr>
+        <w:t xml:space="preserve">(</w:t>
+      </w:r>
+      <w:r>
+        <w:rPr>
+          <w:rStyle w:val="StringTok"/>
+        </w:rPr>
+        <w:t xml:space="preserve">'DISABLE_WP_CRON'</w:t>
+      </w:r>
+      <w:r>
+        <w:rPr>
+          <w:rStyle w:val="OtherTok"/>
+        </w:rPr>
+        <w:t xml:space="preserve">,</w:t>
+      </w:r>
+      <w:r>
+        <w:rPr>
+          <w:rStyle w:val="NormalTok"/>
+        </w:rPr>
+        <w:t xml:space="preserve"> </w:t>
+      </w:r>
+      <w:r>
+        <w:rPr>
+          <w:rStyle w:val="KeywordTok"/>
+        </w:rPr>
+        <w:t xml:space="preserve">true</w:t>
+      </w:r>
+      <w:r>
+        <w:rPr>
+          <w:rStyle w:val="NormalTok"/>
+        </w:rPr>
+        <w:t xml:space="preserve">)</w:t>
+      </w:r>
+      <w:r>
+        <w:rPr>
+          <w:rStyle w:val="OtherTok"/>
+        </w:rPr>
+        <w:t xml:space="preserve">;</w:t>
+      </w:r>
+      <w:r>
+        <w:br/>
+      </w:r>
+      <w:r>
+        <w:br/>
+      </w:r>
+      <w:r>
+        <w:rPr>
+          <w:rStyle w:val="CommentTok"/>
+        </w:rPr>
+        <w:t xml:space="preserve">// If using system cron, set alternate cron endpoint</w:t>
+      </w:r>
+      <w:r>
+        <w:br/>
+      </w:r>
+      <w:r>
+        <w:rPr>
+          <w:rStyle w:val="CommentTok"/>
+        </w:rPr>
+        <w:t xml:space="preserve">// This is handled via crontab entry:</w:t>
+      </w:r>
+      <w:r>
+        <w:br/>
+      </w:r>
+      <w:r>
+        <w:rPr>
+          <w:rStyle w:val="CommentTok"/>
+        </w:rPr>
+        <w:t xml:space="preserve"># */5 * * * * curl -s https://example.com/wp-cron.php?doing_wp_cron &gt; /dev/null 2&gt;&amp;1</w:t>
+      </w:r>
+    </w:p>
+    <w:bookmarkEnd w:id="88"/>
+    <w:bookmarkStart w:id="89" w:name="X149010d6657c5848e662d5823a8c4c8972a46d4"/>
+    <w:p>
+      <w:pPr>
+        <w:pStyle w:val="Heading3"/>
+      </w:pPr>
+      <w:r>
+        <w:t xml:space="preserve">B.7 Multisite Configuration (if applicable)</w:t>
+      </w:r>
+    </w:p>
+    <w:p>
+      <w:pPr>
+        <w:pStyle w:val="SourceCode"/>
+      </w:pPr>
+      <w:r>
+        <w:rPr>
+          <w:rStyle w:val="CommentTok"/>
+        </w:rPr>
+        <w:t xml:space="preserve">// Enable multisite (single blog)</w:t>
+      </w:r>
+      <w:r>
+        <w:br/>
+      </w:r>
+      <w:r>
+        <w:rPr>
+          <w:rStyle w:val="FunctionTok"/>
+        </w:rPr>
+        <w:t xml:space="preserve">define</w:t>
+      </w:r>
+      <w:r>
+        <w:rPr>
+          <w:rStyle w:val="NormalTok"/>
+        </w:rPr>
+        <w:t xml:space="preserve">(</w:t>
+      </w:r>
+      <w:r>
+        <w:rPr>
+          <w:rStyle w:val="StringTok"/>
+        </w:rPr>
+        <w:t xml:space="preserve">'WP_ALLOW_MULTISITE'</w:t>
+      </w:r>
+      <w:r>
+        <w:rPr>
+          <w:rStyle w:val="OtherTok"/>
+        </w:rPr>
+        <w:t xml:space="preserve">,</w:t>
+      </w:r>
+      <w:r>
+        <w:rPr>
+          <w:rStyle w:val="NormalTok"/>
+        </w:rPr>
+        <w:t xml:space="preserve"> </w:t>
+      </w:r>
+      <w:r>
+        <w:rPr>
+          <w:rStyle w:val="KeywordTok"/>
+        </w:rPr>
+        <w:t xml:space="preserve">true</w:t>
+      </w:r>
+      <w:r>
+        <w:rPr>
+          <w:rStyle w:val="NormalTok"/>
+        </w:rPr>
+        <w:t xml:space="preserve">)</w:t>
+      </w:r>
+      <w:r>
+        <w:rPr>
+          <w:rStyle w:val="OtherTok"/>
+        </w:rPr>
+        <w:t xml:space="preserve">;</w:t>
+      </w:r>
+      <w:r>
+        <w:br/>
+      </w:r>
+      <w:r>
+        <w:br/>
+      </w:r>
+      <w:r>
+        <w:rPr>
+          <w:rStyle w:val="CommentTok"/>
+        </w:rPr>
+        <w:t xml:space="preserve">// Or if already multisite:</w:t>
+      </w:r>
+      <w:r>
+        <w:br/>
+      </w:r>
+      <w:r>
+        <w:rPr>
+          <w:rStyle w:val="FunctionTok"/>
+        </w:rPr>
+        <w:t xml:space="preserve">define</w:t>
+      </w:r>
+      <w:r>
+        <w:rPr>
+          <w:rStyle w:val="NormalTok"/>
+        </w:rPr>
+        <w:t xml:space="preserve">(</w:t>
+      </w:r>
+      <w:r>
+        <w:rPr>
+          <w:rStyle w:val="StringTok"/>
+        </w:rPr>
+        <w:t xml:space="preserve">'MULTISITE'</w:t>
+      </w:r>
+      <w:r>
+        <w:rPr>
+          <w:rStyle w:val="OtherTok"/>
+        </w:rPr>
+        <w:t xml:space="preserve">,</w:t>
+      </w:r>
+      <w:r>
+        <w:rPr>
+          <w:rStyle w:val="NormalTok"/>
+        </w:rPr>
+        <w:t xml:space="preserve"> </w:t>
+      </w:r>
+      <w:r>
+        <w:rPr>
+          <w:rStyle w:val="KeywordTok"/>
+        </w:rPr>
+        <w:t xml:space="preserve">true</w:t>
+      </w:r>
+      <w:r>
+        <w:rPr>
+          <w:rStyle w:val="NormalTok"/>
+        </w:rPr>
+        <w:t xml:space="preserve">)</w:t>
+      </w:r>
+      <w:r>
+        <w:rPr>
+          <w:rStyle w:val="OtherTok"/>
+        </w:rPr>
+        <w:t xml:space="preserve">;</w:t>
+      </w:r>
+      <w:r>
+        <w:br/>
+      </w:r>
+      <w:r>
+        <w:rPr>
+          <w:rStyle w:val="FunctionTok"/>
+        </w:rPr>
+        <w:t xml:space="preserve">define</w:t>
+      </w:r>
+      <w:r>
+        <w:rPr>
+          <w:rStyle w:val="NormalTok"/>
+        </w:rPr>
+        <w:t xml:space="preserve">(</w:t>
+      </w:r>
+      <w:r>
+        <w:rPr>
+          <w:rStyle w:val="StringTok"/>
+        </w:rPr>
+        <w:t xml:space="preserve">'SUBDOMAIN_INSTALL'</w:t>
+      </w:r>
+      <w:r>
+        <w:rPr>
+          <w:rStyle w:val="OtherTok"/>
+        </w:rPr>
+        <w:t xml:space="preserve">,</w:t>
+      </w:r>
+      <w:r>
+        <w:rPr>
+          <w:rStyle w:val="NormalTok"/>
+        </w:rPr>
+        <w:t xml:space="preserve"> </w:t>
+      </w:r>
+      <w:r>
+        <w:rPr>
+          <w:rStyle w:val="KeywordTok"/>
+        </w:rPr>
         <w:t xml:space="preserve">false</w:t>
       </w:r>
       <w:r>
@@ -38731,7 +39837,7 @@
         <w:rPr>
           <w:rStyle w:val="CommentTok"/>
         </w:rPr>
-        <w:t xml:space="preserve">// Set to true only for development</w:t>
+        <w:t xml:space="preserve">// Use subfolders, not subdomains</w:t>
       </w:r>
       <w:r>
         <w:br/>
@@ -38752,7 +39858,7 @@
         <w:rPr>
           <w:rStyle w:val="StringTok"/>
         </w:rPr>
-        <w:t xml:space="preserve">'WP_DEBUG_LOG'</w:t>
+        <w:t xml:space="preserve">'DOMAIN_CURRENT_SITE'</w:t>
       </w:r>
       <w:r>
         <w:rPr>
@@ -38768,9 +39874,9 @@
       </w:r>
       <w:r>
         <w:rPr>
-          <w:rStyle w:val="KeywordTok"/>
-        </w:rPr>
-        <w:t xml:space="preserve">true</w:t>
+          <w:rStyle w:val="StringTok"/>
+        </w:rPr>
+        <w:t xml:space="preserve">'[CUSTOMIZE: example.com]'</w:t>
       </w:r>
       <w:r>
         <w:rPr>
@@ -38785,18 +39891,6 @@
         <w:t xml:space="preserve">;</w:t>
       </w:r>
       <w:r>
-        <w:rPr>
-          <w:rStyle w:val="NormalTok"/>
-        </w:rPr>
-        <w:t xml:space="preserve">  </w:t>
-      </w:r>
-      <w:r>
-        <w:rPr>
-          <w:rStyle w:val="CommentTok"/>
-        </w:rPr>
-        <w:t xml:space="preserve">// Log errors to wp-content/debug.log</w:t>
-      </w:r>
-      <w:r>
         <w:br/>
       </w:r>
       <w:r>
@@ -38815,7 +39909,7 @@
         <w:rPr>
           <w:rStyle w:val="StringTok"/>
         </w:rPr>
-        <w:t xml:space="preserve">'WP_DEBUG_DISPLAY'</w:t>
+        <w:t xml:space="preserve">'PATH_CURRENT_SITE'</w:t>
       </w:r>
       <w:r>
         <w:rPr>
@@ -38831,9 +39925,9 @@
       </w:r>
       <w:r>
         <w:rPr>
-          <w:rStyle w:val="KeywordTok"/>
-        </w:rPr>
-        <w:t xml:space="preserve">false</w:t>
+          <w:rStyle w:val="StringTok"/>
+        </w:rPr>
+        <w:t xml:space="preserve">'/'</w:t>
       </w:r>
       <w:r>
         <w:rPr>
@@ -38848,30 +39942,6 @@
         <w:t xml:space="preserve">;</w:t>
       </w:r>
       <w:r>
-        <w:rPr>
-          <w:rStyle w:val="NormalTok"/>
-        </w:rPr>
-        <w:t xml:space="preserve">  </w:t>
-      </w:r>
-      <w:r>
-        <w:rPr>
-          <w:rStyle w:val="CommentTok"/>
-        </w:rPr>
-        <w:t xml:space="preserve">// Don't display errors on frontend</w:t>
-      </w:r>
-      <w:r>
-        <w:br/>
-      </w:r>
-      <w:r>
-        <w:br/>
-      </w:r>
-      <w:r>
-        <w:rPr>
-          <w:rStyle w:val="CommentTok"/>
-        </w:rPr>
-        <w:t xml:space="preserve">// Script debugging</w:t>
-      </w:r>
-      <w:r>
         <w:br/>
       </w:r>
       <w:r>
@@ -38890,7 +39960,7 @@
         <w:rPr>
           <w:rStyle w:val="StringTok"/>
         </w:rPr>
-        <w:t xml:space="preserve">'SCRIPT_DEBUG'</w:t>
+        <w:t xml:space="preserve">'SITE_ID_CURRENT_SITE'</w:t>
       </w:r>
       <w:r>
         <w:rPr>
@@ -38906,9 +39976,9 @@
       </w:r>
       <w:r>
         <w:rPr>
-          <w:rStyle w:val="KeywordTok"/>
-        </w:rPr>
-        <w:t xml:space="preserve">false</w:t>
+          <w:rStyle w:val="DecValTok"/>
+        </w:rPr>
+        <w:t xml:space="preserve">1</w:t>
       </w:r>
       <w:r>
         <w:rPr>
@@ -38923,30 +39993,6 @@
         <w:t xml:space="preserve">;</w:t>
       </w:r>
       <w:r>
-        <w:rPr>
-          <w:rStyle w:val="NormalTok"/>
-        </w:rPr>
-        <w:t xml:space="preserve">  </w:t>
-      </w:r>
-      <w:r>
-        <w:rPr>
-          <w:rStyle w:val="CommentTok"/>
-        </w:rPr>
-        <w:t xml:space="preserve">// Load unminified JS/CSS (dev only)</w:t>
-      </w:r>
-      <w:r>
-        <w:br/>
-      </w:r>
-      <w:r>
-        <w:br/>
-      </w:r>
-      <w:r>
-        <w:rPr>
-          <w:rStyle w:val="CommentTok"/>
-        </w:rPr>
-        <w:t xml:space="preserve">// Database debugging</w:t>
-      </w:r>
-      <w:r>
         <w:br/>
       </w:r>
       <w:r>
@@ -38965,7 +40011,7 @@
         <w:rPr>
           <w:rStyle w:val="StringTok"/>
         </w:rPr>
-        <w:t xml:space="preserve">'SAVEQUERIES'</w:t>
+        <w:t xml:space="preserve">'BLOG_ID_CURRENT_SITE'</w:t>
       </w:r>
       <w:r>
         <w:rPr>
@@ -38981,9 +40027,9 @@
       </w:r>
       <w:r>
         <w:rPr>
-          <w:rStyle w:val="KeywordTok"/>
-        </w:rPr>
-        <w:t xml:space="preserve">false</w:t>
+          <w:rStyle w:val="DecValTok"/>
+        </w:rPr>
+        <w:t xml:space="preserve">1</w:t>
       </w:r>
       <w:r>
         <w:rPr>
@@ -38997,27 +40043,15 @@
         </w:rPr>
         <w:t xml:space="preserve">;</w:t>
       </w:r>
-      <w:r>
-        <w:rPr>
-          <w:rStyle w:val="NormalTok"/>
-        </w:rPr>
-        <w:t xml:space="preserve">  </w:t>
-      </w:r>
-      <w:r>
-        <w:rPr>
-          <w:rStyle w:val="CommentTok"/>
-        </w:rPr>
-        <w:t xml:space="preserve">// Track database queries (dev only)</w:t>
-      </w:r>
-    </w:p>
-    <w:bookmarkEnd w:id="87"/>
-    <w:bookmarkStart w:id="88" w:name="b.5-performance-constants"/>
+    </w:p>
+    <w:bookmarkEnd w:id="89"/>
+    <w:bookmarkStart w:id="90" w:name="b.8-path-configuration-optional"/>
     <w:p>
       <w:pPr>
         <w:pStyle w:val="Heading3"/>
       </w:pPr>
       <w:r>
-        <w:t xml:space="preserve">B.5 Performance Constants</w:t>
+        <w:t xml:space="preserve">B.8 Path Configuration (Optional)</w:t>
       </w:r>
     </w:p>
     <w:p>
@@ -39028,7 +40062,7 @@
         <w:rPr>
           <w:rStyle w:val="CommentTok"/>
         </w:rPr>
-        <w:t xml:space="preserve">// Caching</w:t>
+        <w:t xml:space="preserve">// Override default paths (useful for non-standard installations)</w:t>
       </w:r>
       <w:r>
         <w:br/>
@@ -39049,7 +40083,7 @@
         <w:rPr>
           <w:rStyle w:val="StringTok"/>
         </w:rPr>
-        <w:t xml:space="preserve">'WP_CACHE'</w:t>
+        <w:t xml:space="preserve">'WP_CONTENT_DIR'</w:t>
       </w:r>
       <w:r>
         <w:rPr>
@@ -39065,9 +40099,45 @@
       </w:r>
       <w:r>
         <w:rPr>
-          <w:rStyle w:val="KeywordTok"/>
-        </w:rPr>
-        <w:t xml:space="preserve">true</w:t>
+          <w:rStyle w:val="FunctionTok"/>
+        </w:rPr>
+        <w:t xml:space="preserve">dirname</w:t>
+      </w:r>
+      <w:r>
+        <w:rPr>
+          <w:rStyle w:val="NormalTok"/>
+        </w:rPr>
+        <w:t xml:space="preserve">(</w:t>
+      </w:r>
+      <w:r>
+        <w:rPr>
+          <w:rStyle w:val="ConstantTok"/>
+        </w:rPr>
+        <w:t xml:space="preserve">__FILE__</w:t>
+      </w:r>
+      <w:r>
+        <w:rPr>
+          <w:rStyle w:val="NormalTok"/>
+        </w:rPr>
+        <w:t xml:space="preserve">) </w:t>
+      </w:r>
+      <w:r>
+        <w:rPr>
+          <w:rStyle w:val="OperatorTok"/>
+        </w:rPr>
+        <w:t xml:space="preserve">.</w:t>
+      </w:r>
+      <w:r>
+        <w:rPr>
+          <w:rStyle w:val="NormalTok"/>
+        </w:rPr>
+        <w:t xml:space="preserve"> </w:t>
+      </w:r>
+      <w:r>
+        <w:rPr>
+          <w:rStyle w:val="StringTok"/>
+        </w:rPr>
+        <w:t xml:space="preserve">'/wp-content'</w:t>
       </w:r>
       <w:r>
         <w:rPr>
@@ -39082,30 +40152,6 @@
         <w:t xml:space="preserve">;</w:t>
       </w:r>
       <w:r>
-        <w:rPr>
-          <w:rStyle w:val="NormalTok"/>
-        </w:rPr>
-        <w:t xml:space="preserve">  </w:t>
-      </w:r>
-      <w:r>
-        <w:rPr>
-          <w:rStyle w:val="CommentTok"/>
-        </w:rPr>
-        <w:t xml:space="preserve">// Enable object caching</w:t>
-      </w:r>
-      <w:r>
-        <w:br/>
-      </w:r>
-      <w:r>
-        <w:br/>
-      </w:r>
-      <w:r>
-        <w:rPr>
-          <w:rStyle w:val="CommentTok"/>
-        </w:rPr>
-        <w:t xml:space="preserve">// Memory limits</w:t>
-      </w:r>
-      <w:r>
         <w:br/>
       </w:r>
       <w:r>
@@ -39124,7 +40170,7 @@
         <w:rPr>
           <w:rStyle w:val="StringTok"/>
         </w:rPr>
-        <w:t xml:space="preserve">'WP_MEMORY_LIMIT'</w:t>
+        <w:t xml:space="preserve">'WP_CONTENT_URL'</w:t>
       </w:r>
       <w:r>
         <w:rPr>
@@ -39142,7 +40188,7 @@
         <w:rPr>
           <w:rStyle w:val="StringTok"/>
         </w:rPr>
-        <w:t xml:space="preserve">'256M'</w:t>
+        <w:t xml:space="preserve">'https://[CUSTOMIZE: example.com]/wp-content'</w:t>
       </w:r>
       <w:r>
         <w:rPr>
@@ -39157,18 +40203,6 @@
         <w:t xml:space="preserve">;</w:t>
       </w:r>
       <w:r>
-        <w:rPr>
-          <w:rStyle w:val="NormalTok"/>
-        </w:rPr>
-        <w:t xml:space="preserve">  </w:t>
-      </w:r>
-      <w:r>
-        <w:rPr>
-          <w:rStyle w:val="CommentTok"/>
-        </w:rPr>
-        <w:t xml:space="preserve">// Per-request memory</w:t>
-      </w:r>
-      <w:r>
         <w:br/>
       </w:r>
       <w:r>
@@ -39187,7 +40221,7 @@
         <w:rPr>
           <w:rStyle w:val="StringTok"/>
         </w:rPr>
-        <w:t xml:space="preserve">'WP_MAX_MEMORY_LIMIT'</w:t>
+        <w:t xml:space="preserve">'WP_PLUGIN_DIR'</w:t>
       </w:r>
       <w:r>
         <w:rPr>
@@ -39203,9 +40237,33 @@
       </w:r>
       <w:r>
         <w:rPr>
+          <w:rStyle w:val="ConstantTok"/>
+        </w:rPr>
+        <w:t xml:space="preserve">WP_CONTENT_DIR</w:t>
+      </w:r>
+      <w:r>
+        <w:rPr>
+          <w:rStyle w:val="NormalTok"/>
+        </w:rPr>
+        <w:t xml:space="preserve"> </w:t>
+      </w:r>
+      <w:r>
+        <w:rPr>
+          <w:rStyle w:val="OperatorTok"/>
+        </w:rPr>
+        <w:t xml:space="preserve">.</w:t>
+      </w:r>
+      <w:r>
+        <w:rPr>
+          <w:rStyle w:val="NormalTok"/>
+        </w:rPr>
+        <w:t xml:space="preserve"> </w:t>
+      </w:r>
+      <w:r>
+        <w:rPr>
           <w:rStyle w:val="StringTok"/>
         </w:rPr>
-        <w:t xml:space="preserve">'512M'</w:t>
+        <w:t xml:space="preserve">'/plugins'</w:t>
       </w:r>
       <w:r>
         <w:rPr>
@@ -39220,30 +40278,6 @@
         <w:t xml:space="preserve">;</w:t>
       </w:r>
       <w:r>
-        <w:rPr>
-          <w:rStyle w:val="NormalTok"/>
-        </w:rPr>
-        <w:t xml:space="preserve">  </w:t>
-      </w:r>
-      <w:r>
-        <w:rPr>
-          <w:rStyle w:val="CommentTok"/>
-        </w:rPr>
-        <w:t xml:space="preserve">// For background tasks</w:t>
-      </w:r>
-      <w:r>
-        <w:br/>
-      </w:r>
-      <w:r>
-        <w:br/>
-      </w:r>
-      <w:r>
-        <w:rPr>
-          <w:rStyle w:val="CommentTok"/>
-        </w:rPr>
-        <w:t xml:space="preserve">// Post revisions</w:t>
-      </w:r>
-      <w:r>
         <w:br/>
       </w:r>
       <w:r>
@@ -39262,7 +40296,7 @@
         <w:rPr>
           <w:rStyle w:val="StringTok"/>
         </w:rPr>
-        <w:t xml:space="preserve">'WP_POST_REVISIONS'</w:t>
+        <w:t xml:space="preserve">'WP_PLUGIN_URL'</w:t>
       </w:r>
       <w:r>
         <w:rPr>
@@ -39278,9 +40312,33 @@
       </w:r>
       <w:r>
         <w:rPr>
-          <w:rStyle w:val="DecValTok"/>
-        </w:rPr>
-        <w:t xml:space="preserve">5</w:t>
+          <w:rStyle w:val="ConstantTok"/>
+        </w:rPr>
+        <w:t xml:space="preserve">WP_CONTENT_URL</w:t>
+      </w:r>
+      <w:r>
+        <w:rPr>
+          <w:rStyle w:val="NormalTok"/>
+        </w:rPr>
+        <w:t xml:space="preserve"> </w:t>
+      </w:r>
+      <w:r>
+        <w:rPr>
+          <w:rStyle w:val="OperatorTok"/>
+        </w:rPr>
+        <w:t xml:space="preserve">.</w:t>
+      </w:r>
+      <w:r>
+        <w:rPr>
+          <w:rStyle w:val="NormalTok"/>
+        </w:rPr>
+        <w:t xml:space="preserve"> </w:t>
+      </w:r>
+      <w:r>
+        <w:rPr>
+          <w:rStyle w:val="StringTok"/>
+        </w:rPr>
+        <w:t xml:space="preserve">'/plugins'</w:t>
       </w:r>
       <w:r>
         <w:rPr>
@@ -39294,1134 +40352,9 @@
         </w:rPr>
         <w:t xml:space="preserve">;</w:t>
       </w:r>
-      <w:r>
-        <w:rPr>
-          <w:rStyle w:val="NormalTok"/>
-        </w:rPr>
-        <w:t xml:space="preserve">  </w:t>
-      </w:r>
-      <w:r>
-        <w:rPr>
-          <w:rStyle w:val="CommentTok"/>
-        </w:rPr>
-        <w:t xml:space="preserve">// Keep only 5 revisions per post</w:t>
-      </w:r>
-      <w:r>
-        <w:br/>
-      </w:r>
-      <w:r>
-        <w:br/>
-      </w:r>
-      <w:r>
-        <w:rPr>
-          <w:rStyle w:val="CommentTok"/>
-        </w:rPr>
-        <w:t xml:space="preserve">// Autosave interval (seconds)</w:t>
-      </w:r>
-      <w:r>
-        <w:br/>
-      </w:r>
-      <w:r>
-        <w:rPr>
-          <w:rStyle w:val="FunctionTok"/>
-        </w:rPr>
-        <w:t xml:space="preserve">define</w:t>
-      </w:r>
-      <w:r>
-        <w:rPr>
-          <w:rStyle w:val="NormalTok"/>
-        </w:rPr>
-        <w:t xml:space="preserve">(</w:t>
-      </w:r>
-      <w:r>
-        <w:rPr>
-          <w:rStyle w:val="StringTok"/>
-        </w:rPr>
-        <w:t xml:space="preserve">'AUTOSAVE_INTERVAL'</w:t>
-      </w:r>
-      <w:r>
-        <w:rPr>
-          <w:rStyle w:val="OtherTok"/>
-        </w:rPr>
-        <w:t xml:space="preserve">,</w:t>
-      </w:r>
-      <w:r>
-        <w:rPr>
-          <w:rStyle w:val="NormalTok"/>
-        </w:rPr>
-        <w:t xml:space="preserve"> </w:t>
-      </w:r>
-      <w:r>
-        <w:rPr>
-          <w:rStyle w:val="DecValTok"/>
-        </w:rPr>
-        <w:t xml:space="preserve">300</w:t>
-      </w:r>
-      <w:r>
-        <w:rPr>
-          <w:rStyle w:val="NormalTok"/>
-        </w:rPr>
-        <w:t xml:space="preserve">)</w:t>
-      </w:r>
-      <w:r>
-        <w:rPr>
-          <w:rStyle w:val="OtherTok"/>
-        </w:rPr>
-        <w:t xml:space="preserve">;</w:t>
-      </w:r>
-      <w:r>
-        <w:rPr>
-          <w:rStyle w:val="NormalTok"/>
-        </w:rPr>
-        <w:t xml:space="preserve">  </w:t>
-      </w:r>
-      <w:r>
-        <w:rPr>
-          <w:rStyle w:val="CommentTok"/>
-        </w:rPr>
-        <w:t xml:space="preserve">// 5 minutes</w:t>
-      </w:r>
-      <w:r>
-        <w:br/>
-      </w:r>
-      <w:r>
-        <w:br/>
-      </w:r>
-      <w:r>
-        <w:rPr>
-          <w:rStyle w:val="CommentTok"/>
-        </w:rPr>
-        <w:t xml:space="preserve">// Trash retention (days)</w:t>
-      </w:r>
-      <w:r>
-        <w:br/>
-      </w:r>
-      <w:r>
-        <w:rPr>
-          <w:rStyle w:val="FunctionTok"/>
-        </w:rPr>
-        <w:t xml:space="preserve">define</w:t>
-      </w:r>
-      <w:r>
-        <w:rPr>
-          <w:rStyle w:val="NormalTok"/>
-        </w:rPr>
-        <w:t xml:space="preserve">(</w:t>
-      </w:r>
-      <w:r>
-        <w:rPr>
-          <w:rStyle w:val="StringTok"/>
-        </w:rPr>
-        <w:t xml:space="preserve">'EMPTY_TRASH_DAYS'</w:t>
-      </w:r>
-      <w:r>
-        <w:rPr>
-          <w:rStyle w:val="OtherTok"/>
-        </w:rPr>
-        <w:t xml:space="preserve">,</w:t>
-      </w:r>
-      <w:r>
-        <w:rPr>
-          <w:rStyle w:val="NormalTok"/>
-        </w:rPr>
-        <w:t xml:space="preserve"> </w:t>
-      </w:r>
-      <w:r>
-        <w:rPr>
-          <w:rStyle w:val="DecValTok"/>
-        </w:rPr>
-        <w:t xml:space="preserve">30</w:t>
-      </w:r>
-      <w:r>
-        <w:rPr>
-          <w:rStyle w:val="NormalTok"/>
-        </w:rPr>
-        <w:t xml:space="preserve">)</w:t>
-      </w:r>
-      <w:r>
-        <w:rPr>
-          <w:rStyle w:val="OtherTok"/>
-        </w:rPr>
-        <w:t xml:space="preserve">;</w:t>
-      </w:r>
-      <w:r>
-        <w:rPr>
-          <w:rStyle w:val="NormalTok"/>
-        </w:rPr>
-        <w:t xml:space="preserve">  </w:t>
-      </w:r>
-      <w:r>
-        <w:rPr>
-          <w:rStyle w:val="CommentTok"/>
-        </w:rPr>
-        <w:t xml:space="preserve">// Auto-delete trash after 30 days</w:t>
-      </w:r>
-      <w:r>
-        <w:br/>
-      </w:r>
-      <w:r>
-        <w:br/>
-      </w:r>
-      <w:r>
-        <w:rPr>
-          <w:rStyle w:val="CommentTok"/>
-        </w:rPr>
-        <w:t xml:space="preserve">// Image quality</w:t>
-      </w:r>
-      <w:r>
-        <w:br/>
-      </w:r>
-      <w:r>
-        <w:rPr>
-          <w:rStyle w:val="FunctionTok"/>
-        </w:rPr>
-        <w:t xml:space="preserve">define</w:t>
-      </w:r>
-      <w:r>
-        <w:rPr>
-          <w:rStyle w:val="NormalTok"/>
-        </w:rPr>
-        <w:t xml:space="preserve">(</w:t>
-      </w:r>
-      <w:r>
-        <w:rPr>
-          <w:rStyle w:val="StringTok"/>
-        </w:rPr>
-        <w:t xml:space="preserve">'JPEG_QUALITY'</w:t>
-      </w:r>
-      <w:r>
-        <w:rPr>
-          <w:rStyle w:val="OtherTok"/>
-        </w:rPr>
-        <w:t xml:space="preserve">,</w:t>
-      </w:r>
-      <w:r>
-        <w:rPr>
-          <w:rStyle w:val="NormalTok"/>
-        </w:rPr>
-        <w:t xml:space="preserve"> </w:t>
-      </w:r>
-      <w:r>
-        <w:rPr>
-          <w:rStyle w:val="DecValTok"/>
-        </w:rPr>
-        <w:t xml:space="preserve">82</w:t>
-      </w:r>
-      <w:r>
-        <w:rPr>
-          <w:rStyle w:val="NormalTok"/>
-        </w:rPr>
-        <w:t xml:space="preserve">)</w:t>
-      </w:r>
-      <w:r>
-        <w:rPr>
-          <w:rStyle w:val="OtherTok"/>
-        </w:rPr>
-        <w:t xml:space="preserve">;</w:t>
-      </w:r>
-      <w:r>
-        <w:rPr>
-          <w:rStyle w:val="NormalTok"/>
-        </w:rPr>
-        <w:t xml:space="preserve">  </w:t>
-      </w:r>
-      <w:r>
-        <w:rPr>
-          <w:rStyle w:val="CommentTok"/>
-        </w:rPr>
-        <w:t xml:space="preserve">// Compressed JPEG quality (0-100)</w:t>
-      </w:r>
-      <w:r>
-        <w:br/>
-      </w:r>
-      <w:r>
-        <w:br/>
-      </w:r>
-      <w:r>
-        <w:rPr>
-          <w:rStyle w:val="CommentTok"/>
-        </w:rPr>
-        <w:t xml:space="preserve">// Periodic backups</w:t>
-      </w:r>
-      <w:r>
-        <w:br/>
-      </w:r>
-      <w:r>
-        <w:rPr>
-          <w:rStyle w:val="FunctionTok"/>
-        </w:rPr>
-        <w:t xml:space="preserve">define</w:t>
-      </w:r>
-      <w:r>
-        <w:rPr>
-          <w:rStyle w:val="NormalTok"/>
-        </w:rPr>
-        <w:t xml:space="preserve">(</w:t>
-      </w:r>
-      <w:r>
-        <w:rPr>
-          <w:rStyle w:val="StringTok"/>
-        </w:rPr>
-        <w:t xml:space="preserve">'WP_AUTO_UPDATE_CORE'</w:t>
-      </w:r>
-      <w:r>
-        <w:rPr>
-          <w:rStyle w:val="OtherTok"/>
-        </w:rPr>
-        <w:t xml:space="preserve">,</w:t>
-      </w:r>
-      <w:r>
-        <w:rPr>
-          <w:rStyle w:val="NormalTok"/>
-        </w:rPr>
-        <w:t xml:space="preserve"> </w:t>
-      </w:r>
-      <w:r>
-        <w:rPr>
-          <w:rStyle w:val="StringTok"/>
-        </w:rPr>
-        <w:t xml:space="preserve">'minor'</w:t>
-      </w:r>
-      <w:r>
-        <w:rPr>
-          <w:rStyle w:val="NormalTok"/>
-        </w:rPr>
-        <w:t xml:space="preserve">)</w:t>
-      </w:r>
-      <w:r>
-        <w:rPr>
-          <w:rStyle w:val="OtherTok"/>
-        </w:rPr>
-        <w:t xml:space="preserve">;</w:t>
-      </w:r>
-      <w:r>
-        <w:rPr>
-          <w:rStyle w:val="NormalTok"/>
-        </w:rPr>
-        <w:t xml:space="preserve">  </w:t>
-      </w:r>
-      <w:r>
-        <w:rPr>
-          <w:rStyle w:val="CommentTok"/>
-        </w:rPr>
-        <w:t xml:space="preserve">// Auto-update minor versions only</w:t>
-      </w:r>
-    </w:p>
-    <w:bookmarkEnd w:id="88"/>
-    <w:bookmarkStart w:id="89" w:name="b.6-wordpress-cron-constants"/>
-    <w:p>
-      <w:pPr>
-        <w:pStyle w:val="Heading3"/>
-      </w:pPr>
-      <w:r>
-        <w:t xml:space="preserve">B.6 WordPress Cron Constants</w:t>
-      </w:r>
-    </w:p>
-    <w:p>
-      <w:pPr>
-        <w:pStyle w:val="SourceCode"/>
-      </w:pPr>
-      <w:r>
-        <w:rPr>
-          <w:rStyle w:val="CommentTok"/>
-        </w:rPr>
-        <w:t xml:space="preserve">// Disable WordPress cron (use system cron instead)</w:t>
-      </w:r>
-      <w:r>
-        <w:br/>
-      </w:r>
-      <w:r>
-        <w:rPr>
-          <w:rStyle w:val="FunctionTok"/>
-        </w:rPr>
-        <w:t xml:space="preserve">define</w:t>
-      </w:r>
-      <w:r>
-        <w:rPr>
-          <w:rStyle w:val="NormalTok"/>
-        </w:rPr>
-        <w:t xml:space="preserve">(</w:t>
-      </w:r>
-      <w:r>
-        <w:rPr>
-          <w:rStyle w:val="StringTok"/>
-        </w:rPr>
-        <w:t xml:space="preserve">'DISABLE_WP_CRON'</w:t>
-      </w:r>
-      <w:r>
-        <w:rPr>
-          <w:rStyle w:val="OtherTok"/>
-        </w:rPr>
-        <w:t xml:space="preserve">,</w:t>
-      </w:r>
-      <w:r>
-        <w:rPr>
-          <w:rStyle w:val="NormalTok"/>
-        </w:rPr>
-        <w:t xml:space="preserve"> </w:t>
-      </w:r>
-      <w:r>
-        <w:rPr>
-          <w:rStyle w:val="KeywordTok"/>
-        </w:rPr>
-        <w:t xml:space="preserve">true</w:t>
-      </w:r>
-      <w:r>
-        <w:rPr>
-          <w:rStyle w:val="NormalTok"/>
-        </w:rPr>
-        <w:t xml:space="preserve">)</w:t>
-      </w:r>
-      <w:r>
-        <w:rPr>
-          <w:rStyle w:val="OtherTok"/>
-        </w:rPr>
-        <w:t xml:space="preserve">;</w:t>
-      </w:r>
-      <w:r>
-        <w:br/>
-      </w:r>
-      <w:r>
-        <w:br/>
-      </w:r>
-      <w:r>
-        <w:rPr>
-          <w:rStyle w:val="CommentTok"/>
-        </w:rPr>
-        <w:t xml:space="preserve">// If using system cron, set alternate cron endpoint</w:t>
-      </w:r>
-      <w:r>
-        <w:br/>
-      </w:r>
-      <w:r>
-        <w:rPr>
-          <w:rStyle w:val="CommentTok"/>
-        </w:rPr>
-        <w:t xml:space="preserve">// This is handled via crontab entry:</w:t>
-      </w:r>
-      <w:r>
-        <w:br/>
-      </w:r>
-      <w:r>
-        <w:rPr>
-          <w:rStyle w:val="CommentTok"/>
-        </w:rPr>
-        <w:t xml:space="preserve"># */5 * * * * curl -s https://example.com/wp-cron.php?doing_wp_cron &gt; /dev/null 2&gt;&amp;1</w:t>
-      </w:r>
-    </w:p>
-    <w:bookmarkEnd w:id="89"/>
-    <w:bookmarkStart w:id="90" w:name="X149010d6657c5848e662d5823a8c4c8972a46d4"/>
-    <w:p>
-      <w:pPr>
-        <w:pStyle w:val="Heading3"/>
-      </w:pPr>
-      <w:r>
-        <w:t xml:space="preserve">B.7 Multisite Configuration (if applicable)</w:t>
-      </w:r>
-    </w:p>
-    <w:p>
-      <w:pPr>
-        <w:pStyle w:val="SourceCode"/>
-      </w:pPr>
-      <w:r>
-        <w:rPr>
-          <w:rStyle w:val="CommentTok"/>
-        </w:rPr>
-        <w:t xml:space="preserve">// Enable multisite (single blog)</w:t>
-      </w:r>
-      <w:r>
-        <w:br/>
-      </w:r>
-      <w:r>
-        <w:rPr>
-          <w:rStyle w:val="FunctionTok"/>
-        </w:rPr>
-        <w:t xml:space="preserve">define</w:t>
-      </w:r>
-      <w:r>
-        <w:rPr>
-          <w:rStyle w:val="NormalTok"/>
-        </w:rPr>
-        <w:t xml:space="preserve">(</w:t>
-      </w:r>
-      <w:r>
-        <w:rPr>
-          <w:rStyle w:val="StringTok"/>
-        </w:rPr>
-        <w:t xml:space="preserve">'WP_ALLOW_MULTISITE'</w:t>
-      </w:r>
-      <w:r>
-        <w:rPr>
-          <w:rStyle w:val="OtherTok"/>
-        </w:rPr>
-        <w:t xml:space="preserve">,</w:t>
-      </w:r>
-      <w:r>
-        <w:rPr>
-          <w:rStyle w:val="NormalTok"/>
-        </w:rPr>
-        <w:t xml:space="preserve"> </w:t>
-      </w:r>
-      <w:r>
-        <w:rPr>
-          <w:rStyle w:val="KeywordTok"/>
-        </w:rPr>
-        <w:t xml:space="preserve">true</w:t>
-      </w:r>
-      <w:r>
-        <w:rPr>
-          <w:rStyle w:val="NormalTok"/>
-        </w:rPr>
-        <w:t xml:space="preserve">)</w:t>
-      </w:r>
-      <w:r>
-        <w:rPr>
-          <w:rStyle w:val="OtherTok"/>
-        </w:rPr>
-        <w:t xml:space="preserve">;</w:t>
-      </w:r>
-      <w:r>
-        <w:br/>
-      </w:r>
-      <w:r>
-        <w:br/>
-      </w:r>
-      <w:r>
-        <w:rPr>
-          <w:rStyle w:val="CommentTok"/>
-        </w:rPr>
-        <w:t xml:space="preserve">// Or if already multisite:</w:t>
-      </w:r>
-      <w:r>
-        <w:br/>
-      </w:r>
-      <w:r>
-        <w:rPr>
-          <w:rStyle w:val="FunctionTok"/>
-        </w:rPr>
-        <w:t xml:space="preserve">define</w:t>
-      </w:r>
-      <w:r>
-        <w:rPr>
-          <w:rStyle w:val="NormalTok"/>
-        </w:rPr>
-        <w:t xml:space="preserve">(</w:t>
-      </w:r>
-      <w:r>
-        <w:rPr>
-          <w:rStyle w:val="StringTok"/>
-        </w:rPr>
-        <w:t xml:space="preserve">'MULTISITE'</w:t>
-      </w:r>
-      <w:r>
-        <w:rPr>
-          <w:rStyle w:val="OtherTok"/>
-        </w:rPr>
-        <w:t xml:space="preserve">,</w:t>
-      </w:r>
-      <w:r>
-        <w:rPr>
-          <w:rStyle w:val="NormalTok"/>
-        </w:rPr>
-        <w:t xml:space="preserve"> </w:t>
-      </w:r>
-      <w:r>
-        <w:rPr>
-          <w:rStyle w:val="KeywordTok"/>
-        </w:rPr>
-        <w:t xml:space="preserve">true</w:t>
-      </w:r>
-      <w:r>
-        <w:rPr>
-          <w:rStyle w:val="NormalTok"/>
-        </w:rPr>
-        <w:t xml:space="preserve">)</w:t>
-      </w:r>
-      <w:r>
-        <w:rPr>
-          <w:rStyle w:val="OtherTok"/>
-        </w:rPr>
-        <w:t xml:space="preserve">;</w:t>
-      </w:r>
-      <w:r>
-        <w:br/>
-      </w:r>
-      <w:r>
-        <w:rPr>
-          <w:rStyle w:val="FunctionTok"/>
-        </w:rPr>
-        <w:t xml:space="preserve">define</w:t>
-      </w:r>
-      <w:r>
-        <w:rPr>
-          <w:rStyle w:val="NormalTok"/>
-        </w:rPr>
-        <w:t xml:space="preserve">(</w:t>
-      </w:r>
-      <w:r>
-        <w:rPr>
-          <w:rStyle w:val="StringTok"/>
-        </w:rPr>
-        <w:t xml:space="preserve">'SUBDOMAIN_INSTALL'</w:t>
-      </w:r>
-      <w:r>
-        <w:rPr>
-          <w:rStyle w:val="OtherTok"/>
-        </w:rPr>
-        <w:t xml:space="preserve">,</w:t>
-      </w:r>
-      <w:r>
-        <w:rPr>
-          <w:rStyle w:val="NormalTok"/>
-        </w:rPr>
-        <w:t xml:space="preserve"> </w:t>
-      </w:r>
-      <w:r>
-        <w:rPr>
-          <w:rStyle w:val="KeywordTok"/>
-        </w:rPr>
-        <w:t xml:space="preserve">false</w:t>
-      </w:r>
-      <w:r>
-        <w:rPr>
-          <w:rStyle w:val="NormalTok"/>
-        </w:rPr>
-        <w:t xml:space="preserve">)</w:t>
-      </w:r>
-      <w:r>
-        <w:rPr>
-          <w:rStyle w:val="OtherTok"/>
-        </w:rPr>
-        <w:t xml:space="preserve">;</w:t>
-      </w:r>
-      <w:r>
-        <w:rPr>
-          <w:rStyle w:val="NormalTok"/>
-        </w:rPr>
-        <w:t xml:space="preserve">  </w:t>
-      </w:r>
-      <w:r>
-        <w:rPr>
-          <w:rStyle w:val="CommentTok"/>
-        </w:rPr>
-        <w:t xml:space="preserve">// Use subfolders, not subdomains</w:t>
-      </w:r>
-      <w:r>
-        <w:br/>
-      </w:r>
-      <w:r>
-        <w:rPr>
-          <w:rStyle w:val="FunctionTok"/>
-        </w:rPr>
-        <w:t xml:space="preserve">define</w:t>
-      </w:r>
-      <w:r>
-        <w:rPr>
-          <w:rStyle w:val="NormalTok"/>
-        </w:rPr>
-        <w:t xml:space="preserve">(</w:t>
-      </w:r>
-      <w:r>
-        <w:rPr>
-          <w:rStyle w:val="StringTok"/>
-        </w:rPr>
-        <w:t xml:space="preserve">'DOMAIN_CURRENT_SITE'</w:t>
-      </w:r>
-      <w:r>
-        <w:rPr>
-          <w:rStyle w:val="OtherTok"/>
-        </w:rPr>
-        <w:t xml:space="preserve">,</w:t>
-      </w:r>
-      <w:r>
-        <w:rPr>
-          <w:rStyle w:val="NormalTok"/>
-        </w:rPr>
-        <w:t xml:space="preserve"> </w:t>
-      </w:r>
-      <w:r>
-        <w:rPr>
-          <w:rStyle w:val="StringTok"/>
-        </w:rPr>
-        <w:t xml:space="preserve">'[CUSTOMIZE: example.com]'</w:t>
-      </w:r>
-      <w:r>
-        <w:rPr>
-          <w:rStyle w:val="NormalTok"/>
-        </w:rPr>
-        <w:t xml:space="preserve">)</w:t>
-      </w:r>
-      <w:r>
-        <w:rPr>
-          <w:rStyle w:val="OtherTok"/>
-        </w:rPr>
-        <w:t xml:space="preserve">;</w:t>
-      </w:r>
-      <w:r>
-        <w:br/>
-      </w:r>
-      <w:r>
-        <w:rPr>
-          <w:rStyle w:val="FunctionTok"/>
-        </w:rPr>
-        <w:t xml:space="preserve">define</w:t>
-      </w:r>
-      <w:r>
-        <w:rPr>
-          <w:rStyle w:val="NormalTok"/>
-        </w:rPr>
-        <w:t xml:space="preserve">(</w:t>
-      </w:r>
-      <w:r>
-        <w:rPr>
-          <w:rStyle w:val="StringTok"/>
-        </w:rPr>
-        <w:t xml:space="preserve">'PATH_CURRENT_SITE'</w:t>
-      </w:r>
-      <w:r>
-        <w:rPr>
-          <w:rStyle w:val="OtherTok"/>
-        </w:rPr>
-        <w:t xml:space="preserve">,</w:t>
-      </w:r>
-      <w:r>
-        <w:rPr>
-          <w:rStyle w:val="NormalTok"/>
-        </w:rPr>
-        <w:t xml:space="preserve"> </w:t>
-      </w:r>
-      <w:r>
-        <w:rPr>
-          <w:rStyle w:val="StringTok"/>
-        </w:rPr>
-        <w:t xml:space="preserve">'/'</w:t>
-      </w:r>
-      <w:r>
-        <w:rPr>
-          <w:rStyle w:val="NormalTok"/>
-        </w:rPr>
-        <w:t xml:space="preserve">)</w:t>
-      </w:r>
-      <w:r>
-        <w:rPr>
-          <w:rStyle w:val="OtherTok"/>
-        </w:rPr>
-        <w:t xml:space="preserve">;</w:t>
-      </w:r>
-      <w:r>
-        <w:br/>
-      </w:r>
-      <w:r>
-        <w:rPr>
-          <w:rStyle w:val="FunctionTok"/>
-        </w:rPr>
-        <w:t xml:space="preserve">define</w:t>
-      </w:r>
-      <w:r>
-        <w:rPr>
-          <w:rStyle w:val="NormalTok"/>
-        </w:rPr>
-        <w:t xml:space="preserve">(</w:t>
-      </w:r>
-      <w:r>
-        <w:rPr>
-          <w:rStyle w:val="StringTok"/>
-        </w:rPr>
-        <w:t xml:space="preserve">'SITE_ID_CURRENT_SITE'</w:t>
-      </w:r>
-      <w:r>
-        <w:rPr>
-          <w:rStyle w:val="OtherTok"/>
-        </w:rPr>
-        <w:t xml:space="preserve">,</w:t>
-      </w:r>
-      <w:r>
-        <w:rPr>
-          <w:rStyle w:val="NormalTok"/>
-        </w:rPr>
-        <w:t xml:space="preserve"> </w:t>
-      </w:r>
-      <w:r>
-        <w:rPr>
-          <w:rStyle w:val="DecValTok"/>
-        </w:rPr>
-        <w:t xml:space="preserve">1</w:t>
-      </w:r>
-      <w:r>
-        <w:rPr>
-          <w:rStyle w:val="NormalTok"/>
-        </w:rPr>
-        <w:t xml:space="preserve">)</w:t>
-      </w:r>
-      <w:r>
-        <w:rPr>
-          <w:rStyle w:val="OtherTok"/>
-        </w:rPr>
-        <w:t xml:space="preserve">;</w:t>
-      </w:r>
-      <w:r>
-        <w:br/>
-      </w:r>
-      <w:r>
-        <w:rPr>
-          <w:rStyle w:val="FunctionTok"/>
-        </w:rPr>
-        <w:t xml:space="preserve">define</w:t>
-      </w:r>
-      <w:r>
-        <w:rPr>
-          <w:rStyle w:val="NormalTok"/>
-        </w:rPr>
-        <w:t xml:space="preserve">(</w:t>
-      </w:r>
-      <w:r>
-        <w:rPr>
-          <w:rStyle w:val="StringTok"/>
-        </w:rPr>
-        <w:t xml:space="preserve">'BLOG_ID_CURRENT_SITE'</w:t>
-      </w:r>
-      <w:r>
-        <w:rPr>
-          <w:rStyle w:val="OtherTok"/>
-        </w:rPr>
-        <w:t xml:space="preserve">,</w:t>
-      </w:r>
-      <w:r>
-        <w:rPr>
-          <w:rStyle w:val="NormalTok"/>
-        </w:rPr>
-        <w:t xml:space="preserve"> </w:t>
-      </w:r>
-      <w:r>
-        <w:rPr>
-          <w:rStyle w:val="DecValTok"/>
-        </w:rPr>
-        <w:t xml:space="preserve">1</w:t>
-      </w:r>
-      <w:r>
-        <w:rPr>
-          <w:rStyle w:val="NormalTok"/>
-        </w:rPr>
-        <w:t xml:space="preserve">)</w:t>
-      </w:r>
-      <w:r>
-        <w:rPr>
-          <w:rStyle w:val="OtherTok"/>
-        </w:rPr>
-        <w:t xml:space="preserve">;</w:t>
-      </w:r>
     </w:p>
     <w:bookmarkEnd w:id="90"/>
-    <w:bookmarkStart w:id="91" w:name="b.8-path-configuration-optional"/>
-    <w:p>
-      <w:pPr>
-        <w:pStyle w:val="Heading3"/>
-      </w:pPr>
-      <w:r>
-        <w:t xml:space="preserve">B.8 Path Configuration (Optional)</w:t>
-      </w:r>
-    </w:p>
-    <w:p>
-      <w:pPr>
-        <w:pStyle w:val="SourceCode"/>
-      </w:pPr>
-      <w:r>
-        <w:rPr>
-          <w:rStyle w:val="CommentTok"/>
-        </w:rPr>
-        <w:t xml:space="preserve">// Override default paths (useful for non-standard installations)</w:t>
-      </w:r>
-      <w:r>
-        <w:br/>
-      </w:r>
-      <w:r>
-        <w:rPr>
-          <w:rStyle w:val="FunctionTok"/>
-        </w:rPr>
-        <w:t xml:space="preserve">define</w:t>
-      </w:r>
-      <w:r>
-        <w:rPr>
-          <w:rStyle w:val="NormalTok"/>
-        </w:rPr>
-        <w:t xml:space="preserve">(</w:t>
-      </w:r>
-      <w:r>
-        <w:rPr>
-          <w:rStyle w:val="StringTok"/>
-        </w:rPr>
-        <w:t xml:space="preserve">'WP_CONTENT_DIR'</w:t>
-      </w:r>
-      <w:r>
-        <w:rPr>
-          <w:rStyle w:val="OtherTok"/>
-        </w:rPr>
-        <w:t xml:space="preserve">,</w:t>
-      </w:r>
-      <w:r>
-        <w:rPr>
-          <w:rStyle w:val="NormalTok"/>
-        </w:rPr>
-        <w:t xml:space="preserve"> </w:t>
-      </w:r>
-      <w:r>
-        <w:rPr>
-          <w:rStyle w:val="FunctionTok"/>
-        </w:rPr>
-        <w:t xml:space="preserve">dirname</w:t>
-      </w:r>
-      <w:r>
-        <w:rPr>
-          <w:rStyle w:val="NormalTok"/>
-        </w:rPr>
-        <w:t xml:space="preserve">(</w:t>
-      </w:r>
-      <w:r>
-        <w:rPr>
-          <w:rStyle w:val="ConstantTok"/>
-        </w:rPr>
-        <w:t xml:space="preserve">__FILE__</w:t>
-      </w:r>
-      <w:r>
-        <w:rPr>
-          <w:rStyle w:val="NormalTok"/>
-        </w:rPr>
-        <w:t xml:space="preserve">) </w:t>
-      </w:r>
-      <w:r>
-        <w:rPr>
-          <w:rStyle w:val="OperatorTok"/>
-        </w:rPr>
-        <w:t xml:space="preserve">.</w:t>
-      </w:r>
-      <w:r>
-        <w:rPr>
-          <w:rStyle w:val="NormalTok"/>
-        </w:rPr>
-        <w:t xml:space="preserve"> </w:t>
-      </w:r>
-      <w:r>
-        <w:rPr>
-          <w:rStyle w:val="StringTok"/>
-        </w:rPr>
-        <w:t xml:space="preserve">'/wp-content'</w:t>
-      </w:r>
-      <w:r>
-        <w:rPr>
-          <w:rStyle w:val="NormalTok"/>
-        </w:rPr>
-        <w:t xml:space="preserve">)</w:t>
-      </w:r>
-      <w:r>
-        <w:rPr>
-          <w:rStyle w:val="OtherTok"/>
-        </w:rPr>
-        <w:t xml:space="preserve">;</w:t>
-      </w:r>
-      <w:r>
-        <w:br/>
-      </w:r>
-      <w:r>
-        <w:rPr>
-          <w:rStyle w:val="FunctionTok"/>
-        </w:rPr>
-        <w:t xml:space="preserve">define</w:t>
-      </w:r>
-      <w:r>
-        <w:rPr>
-          <w:rStyle w:val="NormalTok"/>
-        </w:rPr>
-        <w:t xml:space="preserve">(</w:t>
-      </w:r>
-      <w:r>
-        <w:rPr>
-          <w:rStyle w:val="StringTok"/>
-        </w:rPr>
-        <w:t xml:space="preserve">'WP_CONTENT_URL'</w:t>
-      </w:r>
-      <w:r>
-        <w:rPr>
-          <w:rStyle w:val="OtherTok"/>
-        </w:rPr>
-        <w:t xml:space="preserve">,</w:t>
-      </w:r>
-      <w:r>
-        <w:rPr>
-          <w:rStyle w:val="NormalTok"/>
-        </w:rPr>
-        <w:t xml:space="preserve"> </w:t>
-      </w:r>
-      <w:r>
-        <w:rPr>
-          <w:rStyle w:val="StringTok"/>
-        </w:rPr>
-        <w:t xml:space="preserve">'https://[CUSTOMIZE: example.com]/wp-content'</w:t>
-      </w:r>
-      <w:r>
-        <w:rPr>
-          <w:rStyle w:val="NormalTok"/>
-        </w:rPr>
-        <w:t xml:space="preserve">)</w:t>
-      </w:r>
-      <w:r>
-        <w:rPr>
-          <w:rStyle w:val="OtherTok"/>
-        </w:rPr>
-        <w:t xml:space="preserve">;</w:t>
-      </w:r>
-      <w:r>
-        <w:br/>
-      </w:r>
-      <w:r>
-        <w:rPr>
-          <w:rStyle w:val="FunctionTok"/>
-        </w:rPr>
-        <w:t xml:space="preserve">define</w:t>
-      </w:r>
-      <w:r>
-        <w:rPr>
-          <w:rStyle w:val="NormalTok"/>
-        </w:rPr>
-        <w:t xml:space="preserve">(</w:t>
-      </w:r>
-      <w:r>
-        <w:rPr>
-          <w:rStyle w:val="StringTok"/>
-        </w:rPr>
-        <w:t xml:space="preserve">'WP_PLUGIN_DIR'</w:t>
-      </w:r>
-      <w:r>
-        <w:rPr>
-          <w:rStyle w:val="OtherTok"/>
-        </w:rPr>
-        <w:t xml:space="preserve">,</w:t>
-      </w:r>
-      <w:r>
-        <w:rPr>
-          <w:rStyle w:val="NormalTok"/>
-        </w:rPr>
-        <w:t xml:space="preserve"> </w:t>
-      </w:r>
-      <w:r>
-        <w:rPr>
-          <w:rStyle w:val="ConstantTok"/>
-        </w:rPr>
-        <w:t xml:space="preserve">WP_CONTENT_DIR</w:t>
-      </w:r>
-      <w:r>
-        <w:rPr>
-          <w:rStyle w:val="NormalTok"/>
-        </w:rPr>
-        <w:t xml:space="preserve"> </w:t>
-      </w:r>
-      <w:r>
-        <w:rPr>
-          <w:rStyle w:val="OperatorTok"/>
-        </w:rPr>
-        <w:t xml:space="preserve">.</w:t>
-      </w:r>
-      <w:r>
-        <w:rPr>
-          <w:rStyle w:val="NormalTok"/>
-        </w:rPr>
-        <w:t xml:space="preserve"> </w:t>
-      </w:r>
-      <w:r>
-        <w:rPr>
-          <w:rStyle w:val="StringTok"/>
-        </w:rPr>
-        <w:t xml:space="preserve">'/plugins'</w:t>
-      </w:r>
-      <w:r>
-        <w:rPr>
-          <w:rStyle w:val="NormalTok"/>
-        </w:rPr>
-        <w:t xml:space="preserve">)</w:t>
-      </w:r>
-      <w:r>
-        <w:rPr>
-          <w:rStyle w:val="OtherTok"/>
-        </w:rPr>
-        <w:t xml:space="preserve">;</w:t>
-      </w:r>
-      <w:r>
-        <w:br/>
-      </w:r>
-      <w:r>
-        <w:rPr>
-          <w:rStyle w:val="FunctionTok"/>
-        </w:rPr>
-        <w:t xml:space="preserve">define</w:t>
-      </w:r>
-      <w:r>
-        <w:rPr>
-          <w:rStyle w:val="NormalTok"/>
-        </w:rPr>
-        <w:t xml:space="preserve">(</w:t>
-      </w:r>
-      <w:r>
-        <w:rPr>
-          <w:rStyle w:val="StringTok"/>
-        </w:rPr>
-        <w:t xml:space="preserve">'WP_PLUGIN_URL'</w:t>
-      </w:r>
-      <w:r>
-        <w:rPr>
-          <w:rStyle w:val="OtherTok"/>
-        </w:rPr>
-        <w:t xml:space="preserve">,</w:t>
-      </w:r>
-      <w:r>
-        <w:rPr>
-          <w:rStyle w:val="NormalTok"/>
-        </w:rPr>
-        <w:t xml:space="preserve"> </w:t>
-      </w:r>
-      <w:r>
-        <w:rPr>
-          <w:rStyle w:val="ConstantTok"/>
-        </w:rPr>
-        <w:t xml:space="preserve">WP_CONTENT_URL</w:t>
-      </w:r>
-      <w:r>
-        <w:rPr>
-          <w:rStyle w:val="NormalTok"/>
-        </w:rPr>
-        <w:t xml:space="preserve"> </w:t>
-      </w:r>
-      <w:r>
-        <w:rPr>
-          <w:rStyle w:val="OperatorTok"/>
-        </w:rPr>
-        <w:t xml:space="preserve">.</w:t>
-      </w:r>
-      <w:r>
-        <w:rPr>
-          <w:rStyle w:val="NormalTok"/>
-        </w:rPr>
-        <w:t xml:space="preserve"> </w:t>
-      </w:r>
-      <w:r>
-        <w:rPr>
-          <w:rStyle w:val="StringTok"/>
-        </w:rPr>
-        <w:t xml:space="preserve">'/plugins'</w:t>
-      </w:r>
-      <w:r>
-        <w:rPr>
-          <w:rStyle w:val="NormalTok"/>
-        </w:rPr>
-        <w:t xml:space="preserve">)</w:t>
-      </w:r>
-      <w:r>
-        <w:rPr>
-          <w:rStyle w:val="OtherTok"/>
-        </w:rPr>
-        <w:t xml:space="preserve">;</w:t>
-      </w:r>
-    </w:p>
-    <w:bookmarkEnd w:id="91"/>
-    <w:bookmarkStart w:id="92" w:name="X186eb5130edef6aa71dcd6dda8c018f434ea4de"/>
+    <w:bookmarkStart w:id="91" w:name="X186eb5130edef6aa71dcd6dda8c018f434ea4de"/>
     <w:p>
       <w:pPr>
         <w:pStyle w:val="Heading3"/>
@@ -42764,9 +42697,9 @@
         </w:pict>
       </w:r>
     </w:p>
+    <w:bookmarkEnd w:id="91"/>
     <w:bookmarkEnd w:id="92"/>
-    <w:bookmarkEnd w:id="93"/>
-    <w:bookmarkStart w:id="98" w:name="appendix-c-change-log"/>
+    <w:bookmarkStart w:id="97" w:name="appendix-c-change-log"/>
     <w:p>
       <w:pPr>
         <w:pStyle w:val="Heading2"/>
@@ -42775,7 +42708,7 @@
         <w:t xml:space="preserve">Appendix C: Change Log</w:t>
       </w:r>
     </w:p>
-    <w:bookmarkStart w:id="97" w:name="release-history"/>
+    <w:bookmarkStart w:id="96" w:name="release-history"/>
     <w:p>
       <w:pPr>
         <w:pStyle w:val="Heading3"/>
@@ -42792,7 +42725,7 @@
         <w:t xml:space="preserve">This section documents all updates to this runbook and corresponding infrastructure changes.</w:t>
       </w:r>
     </w:p>
-    <w:bookmarkStart w:id="94" w:name="version-2.0---february-2026"/>
+    <w:bookmarkStart w:id="93" w:name="version-2.0---february-2026"/>
     <w:p>
       <w:pPr>
         <w:pStyle w:val="Heading4"/>
@@ -42960,8 +42893,8 @@
         <w:t xml:space="preserve">- [CUSTOMIZE: Date] - Performance testing done</w:t>
       </w:r>
     </w:p>
-    <w:bookmarkEnd w:id="94"/>
-    <w:bookmarkStart w:id="95" w:name="version-1.5---august-2025"/>
+    <w:bookmarkEnd w:id="93"/>
+    <w:bookmarkStart w:id="94" w:name="version-1.5---august-2025"/>
     <w:p>
       <w:pPr>
         <w:pStyle w:val="Heading4"/>
@@ -43036,8 +42969,8 @@
         <w:t xml:space="preserve">- Upgraded PHP to 8.0</w:t>
       </w:r>
     </w:p>
-    <w:bookmarkEnd w:id="95"/>
-    <w:bookmarkStart w:id="96" w:name="version-1.0---february-2025"/>
+    <w:bookmarkEnd w:id="94"/>
+    <w:bookmarkStart w:id="95" w:name="version-1.0---february-2025"/>
     <w:p>
       <w:pPr>
         <w:pStyle w:val="Heading4"/>
@@ -43089,10 +43022,10 @@
         </w:pict>
       </w:r>
     </w:p>
+    <w:bookmarkEnd w:id="95"/>
     <w:bookmarkEnd w:id="96"/>
     <w:bookmarkEnd w:id="97"/>
-    <w:bookmarkEnd w:id="98"/>
-    <w:bookmarkStart w:id="99" w:name="quick-reference-card-printable"/>
+    <w:bookmarkStart w:id="98" w:name="quick-reference-card-printable"/>
     <w:p>
       <w:pPr>
         <w:pStyle w:val="Heading2"/>
@@ -43394,8 +43327,8 @@
         </w:pict>
       </w:r>
     </w:p>
-    <w:bookmarkEnd w:id="99"/>
-    <w:bookmarkStart w:id="106" w:name="related-documentation"/>
+    <w:bookmarkEnd w:id="98"/>
+    <w:bookmarkStart w:id="105" w:name="related-documentation"/>
     <w:p>
       <w:pPr>
         <w:pStyle w:val="Heading2"/>
@@ -43424,7 +43357,7 @@
       <w:r>
         <w:t xml:space="preserve"> </w:t>
       </w:r>
-      <w:hyperlink r:id="rId100">
+      <w:hyperlink r:id="rId99">
         <w:r>
           <w:rPr>
             <w:rStyle w:val="Hyperlink"/>
@@ -43441,7 +43374,7 @@
       <w:r>
         <w:t xml:space="preserve"> </w:t>
       </w:r>
-      <w:hyperlink r:id="rId101">
+      <w:hyperlink r:id="rId100">
         <w:r>
           <w:rPr>
             <w:rStyle w:val="Hyperlink"/>
@@ -43458,7 +43391,7 @@
       <w:r>
         <w:t xml:space="preserve"> </w:t>
       </w:r>
-      <w:hyperlink r:id="rId102">
+      <w:hyperlink r:id="rId101">
         <w:r>
           <w:rPr>
             <w:rStyle w:val="Hyperlink"/>
@@ -43475,7 +43408,7 @@
       <w:r>
         <w:t xml:space="preserve"> </w:t>
       </w:r>
-      <w:hyperlink r:id="rId103">
+      <w:hyperlink r:id="rId102">
         <w:r>
           <w:rPr>
             <w:rStyle w:val="Hyperlink"/>
@@ -43492,7 +43425,7 @@
       <w:r>
         <w:t xml:space="preserve"> </w:t>
       </w:r>
-      <w:hyperlink r:id="rId104">
+      <w:hyperlink r:id="rId103">
         <w:r>
           <w:rPr>
             <w:rStyle w:val="Hyperlink"/>
@@ -43509,7 +43442,7 @@
       <w:r>
         <w:t xml:space="preserve"> </w:t>
       </w:r>
-      <w:hyperlink r:id="rId105">
+      <w:hyperlink r:id="rId104">
         <w:r>
           <w:rPr>
             <w:rStyle w:val="Hyperlink"/>
@@ -43567,8 +43500,8 @@
         </w:pict>
       </w:r>
     </w:p>
-    <w:bookmarkEnd w:id="106"/>
-    <w:bookmarkStart w:id="107" w:name="glossary"/>
+    <w:bookmarkEnd w:id="105"/>
+    <w:bookmarkStart w:id="106" w:name="glossary"/>
     <w:p>
       <w:pPr>
         <w:pStyle w:val="Heading2"/>
@@ -44015,8 +43948,8 @@
         </w:pict>
       </w:r>
     </w:p>
-    <w:bookmarkEnd w:id="107"/>
-    <w:bookmarkStart w:id="108" w:name="document-metadata"/>
+    <w:bookmarkEnd w:id="106"/>
+    <w:bookmarkStart w:id="107" w:name="document-metadata"/>
     <w:p>
       <w:pPr>
         <w:pStyle w:val="Heading2"/>
@@ -44261,8 +44194,7 @@
         <w:t xml:space="preserve">This WordPress Operations Runbook is a comprehensive guide for managing WordPress installations in production environments. Regular review and updates are essential. All procedures should be tested in staging before implementation in production.</w:t>
       </w:r>
     </w:p>
-    <w:bookmarkEnd w:id="108"/>
-    <w:bookmarkEnd w:id="109"/>
+    <w:bookmarkEnd w:id="107"/>
     <w:sectPr>
       <w:footnotePr>
         <w:numRestart w:val="eachSect"/>

--- a/WP-Operations-Runbook.docx
+++ b/WP-Operations-Runbook.docx
@@ -68,8 +68,8 @@
         <w:tblLook w:firstRow="1" w:lastRow="0" w:firstColumn="0" w:lastColumn="0" w:noHBand="0" w:noVBand="0" w:val="0020"/>
       </w:tblPr>
       <w:tblGrid>
-        <w:gridCol w:w="4658"/>
-        <w:gridCol w:w="3261"/>
+        <w:gridCol w:w="3960"/>
+        <w:gridCol w:w="3960"/>
       </w:tblGrid>
       <w:tr>
         <w:trPr>
@@ -81,19 +81,17 @@
             <w:pPr>
               <w:pStyle w:val="Compact"/>
             </w:pPr>
-            <w:r>
-              <w:t xml:space="preserve">Property</w:t>
-            </w:r>
-          </w:p>
-        </w:tc>
-        <w:tc>
-          <w:tcPr/>
-          <w:p>
-            <w:pPr>
-              <w:pStyle w:val="Compact"/>
-            </w:pPr>
-            <w:r>
-              <w:t xml:space="preserve">Value</w:t>
+          </w:p>
+        </w:tc>
+        <w:tc>
+          <w:tcPr/>
+          <w:p>
+            <w:pPr>
+              <w:pStyle w:val="Compact"/>
+              <w:jc w:val="left"/>
+            </w:pPr>
+            <w:r>
+              <w:t xml:space="preserve">Please keep the following information updated.</w:t>
             </w:r>
           </w:p>
         </w:tc>
@@ -104,24 +102,26 @@
           <w:p>
             <w:pPr>
               <w:pStyle w:val="Compact"/>
+              <w:jc w:val="left"/>
             </w:pPr>
             <w:r>
               <w:rPr>
                 <w:b/>
                 <w:bCs/>
               </w:rPr>
-              <w:t xml:space="preserve">Next Review</w:t>
-            </w:r>
-          </w:p>
-        </w:tc>
-        <w:tc>
-          <w:tcPr/>
-          <w:p>
-            <w:pPr>
-              <w:pStyle w:val="Compact"/>
-            </w:pPr>
-            <w:r>
-              <w:t xml:space="preserve">[CUSTOMIZE: Date]</w:t>
+              <w:t xml:space="preserve">Owner:</w:t>
+            </w:r>
+          </w:p>
+        </w:tc>
+        <w:tc>
+          <w:tcPr/>
+          <w:p>
+            <w:pPr>
+              <w:pStyle w:val="Compact"/>
+              <w:jc w:val="left"/>
+            </w:pPr>
+            <w:r>
+              <w:t xml:space="preserve">[CUSTOMIZE: Operations Team Name]</w:t>
             </w:r>
           </w:p>
         </w:tc>
@@ -132,24 +132,26 @@
           <w:p>
             <w:pPr>
               <w:pStyle w:val="Compact"/>
+              <w:jc w:val="left"/>
             </w:pPr>
             <w:r>
               <w:rPr>
                 <w:b/>
                 <w:bCs/>
               </w:rPr>
-              <w:t xml:space="preserve">Owner</w:t>
-            </w:r>
-          </w:p>
-        </w:tc>
-        <w:tc>
-          <w:tcPr/>
-          <w:p>
-            <w:pPr>
-              <w:pStyle w:val="Compact"/>
-            </w:pPr>
-            <w:r>
-              <w:t xml:space="preserve">[CUSTOMIZE: Operations Team Name]</w:t>
+              <w:t xml:space="preserve">Environment:</w:t>
+            </w:r>
+          </w:p>
+        </w:tc>
+        <w:tc>
+          <w:tcPr/>
+          <w:p>
+            <w:pPr>
+              <w:pStyle w:val="Compact"/>
+              <w:jc w:val="left"/>
+            </w:pPr>
+            <w:r>
+              <w:t xml:space="preserve">[CUSTOMIZE: Stack Details; Production/Staging/Development]</w:t>
             </w:r>
           </w:p>
         </w:tc>
@@ -160,24 +162,26 @@
           <w:p>
             <w:pPr>
               <w:pStyle w:val="Compact"/>
+              <w:jc w:val="left"/>
             </w:pPr>
             <w:r>
               <w:rPr>
                 <w:b/>
                 <w:bCs/>
               </w:rPr>
-              <w:t xml:space="preserve">Environment</w:t>
-            </w:r>
-          </w:p>
-        </w:tc>
-        <w:tc>
-          <w:tcPr/>
-          <w:p>
-            <w:pPr>
-              <w:pStyle w:val="Compact"/>
-            </w:pPr>
-            <w:r>
-              <w:t xml:space="preserve">[CUSTOMIZE: Stack Details; Production/Staging/Development]</w:t>
+              <w:t xml:space="preserve">Next Review:</w:t>
+            </w:r>
+          </w:p>
+        </w:tc>
+        <w:tc>
+          <w:tcPr/>
+          <w:p>
+            <w:pPr>
+              <w:pStyle w:val="Compact"/>
+              <w:jc w:val="left"/>
+            </w:pPr>
+            <w:r>
+              <w:t xml:space="preserve">[CUSTOMIZE: Date]</w:t>
             </w:r>
           </w:p>
         </w:tc>

--- a/WP-Operations-Runbook.docx
+++ b/WP-Operations-Runbook.docx
@@ -60,140 +60,6 @@
         </w:p>
       </w:sdtContent>
     </w:sdt>
-    <w:tbl>
-      <w:tblPr>
-        <w:tblStyle w:val="Table"/>
-        <w:tblW w:type="pct" w:w="5000"/>
-        <w:tblLayout w:type="fixed"/>
-        <w:tblLook w:firstRow="1" w:lastRow="0" w:firstColumn="0" w:lastColumn="0" w:noHBand="0" w:noVBand="0" w:val="0020"/>
-      </w:tblPr>
-      <w:tblGrid>
-        <w:gridCol w:w="3960"/>
-        <w:gridCol w:w="3960"/>
-      </w:tblGrid>
-      <w:tr>
-        <w:trPr>
-          <w:tblHeader w:val="on"/>
-        </w:trPr>
-        <w:tc>
-          <w:tcPr/>
-          <w:p>
-            <w:pPr>
-              <w:pStyle w:val="Compact"/>
-            </w:pPr>
-          </w:p>
-        </w:tc>
-        <w:tc>
-          <w:tcPr/>
-          <w:p>
-            <w:pPr>
-              <w:pStyle w:val="Compact"/>
-              <w:jc w:val="left"/>
-            </w:pPr>
-            <w:r>
-              <w:t xml:space="preserve">Please keep the following information updated.</w:t>
-            </w:r>
-          </w:p>
-        </w:tc>
-      </w:tr>
-      <w:tr>
-        <w:tc>
-          <w:tcPr/>
-          <w:p>
-            <w:pPr>
-              <w:pStyle w:val="Compact"/>
-              <w:jc w:val="left"/>
-            </w:pPr>
-            <w:r>
-              <w:rPr>
-                <w:b/>
-                <w:bCs/>
-              </w:rPr>
-              <w:t xml:space="preserve">Owner:</w:t>
-            </w:r>
-          </w:p>
-        </w:tc>
-        <w:tc>
-          <w:tcPr/>
-          <w:p>
-            <w:pPr>
-              <w:pStyle w:val="Compact"/>
-              <w:jc w:val="left"/>
-            </w:pPr>
-            <w:r>
-              <w:t xml:space="preserve">[CUSTOMIZE: Operations Team Name]</w:t>
-            </w:r>
-          </w:p>
-        </w:tc>
-      </w:tr>
-      <w:tr>
-        <w:tc>
-          <w:tcPr/>
-          <w:p>
-            <w:pPr>
-              <w:pStyle w:val="Compact"/>
-              <w:jc w:val="left"/>
-            </w:pPr>
-            <w:r>
-              <w:rPr>
-                <w:b/>
-                <w:bCs/>
-              </w:rPr>
-              <w:t xml:space="preserve">Environment:</w:t>
-            </w:r>
-          </w:p>
-        </w:tc>
-        <w:tc>
-          <w:tcPr/>
-          <w:p>
-            <w:pPr>
-              <w:pStyle w:val="Compact"/>
-              <w:jc w:val="left"/>
-            </w:pPr>
-            <w:r>
-              <w:t xml:space="preserve">[CUSTOMIZE: Stack Details; Production/Staging/Development]</w:t>
-            </w:r>
-          </w:p>
-        </w:tc>
-      </w:tr>
-      <w:tr>
-        <w:tc>
-          <w:tcPr/>
-          <w:p>
-            <w:pPr>
-              <w:pStyle w:val="Compact"/>
-              <w:jc w:val="left"/>
-            </w:pPr>
-            <w:r>
-              <w:rPr>
-                <w:b/>
-                <w:bCs/>
-              </w:rPr>
-              <w:t xml:space="preserve">Next Review:</w:t>
-            </w:r>
-          </w:p>
-        </w:tc>
-        <w:tc>
-          <w:tcPr/>
-          <w:p>
-            <w:pPr>
-              <w:pStyle w:val="Compact"/>
-              <w:jc w:val="left"/>
-            </w:pPr>
-            <w:r>
-              <w:t xml:space="preserve">[CUSTOMIZE: Date]</w:t>
-            </w:r>
-          </w:p>
-        </w:tc>
-      </w:tr>
-    </w:tbl>
-    <w:p>
-      <w:r>
-        <w:pict>
-          <v:rect style="width:0;height:1.5pt" o:hralign="center" o:hrstd="t" o:hr="t"/>
-        </w:pict>
-      </w:r>
-    </w:p>
     <w:p>
       <w:pPr>
         <w:pStyle w:val="FirstParagraph"/>

--- a/WP-Operations-Runbook.docx
+++ b/WP-Operations-Runbook.docx
@@ -7,7 +7,7 @@
         <w:pStyle w:val="Title"/>
       </w:pPr>
       <w:r>
-        <w:t xml:space="preserve">WordPress Operations Runbook</w:t>
+        <w:t xml:space="preserve">WordPress Operations Runbook [TEMPLATE]</w:t>
       </w:r>
     </w:p>
     <w:p>
@@ -15,7 +15,7 @@
         <w:pStyle w:val="Subtitle"/>
       </w:pPr>
       <w:r>
-        <w:t xml:space="preserve">Template for [CUSTOMIZE: Domain/Instance/Environment]</w:t>
+        <w:t xml:space="preserve">For [CUSTOMIZE: Domain/Instance/Environment]</w:t>
       </w:r>
     </w:p>
     <w:p>

--- a/WP-Operations-Runbook.docx
+++ b/WP-Operations-Runbook.docx
@@ -23,7 +23,7 @@
         <w:pStyle w:val="Author"/>
       </w:pPr>
       <w:r>
-        <w:t xml:space="preserve">General Editor: Dan Knauss</w:t>
+        <w:t xml:space="preserve">Dan Knauss</w:t>
       </w:r>
     </w:p>
     <w:p>

--- a/WP-Operations-Runbook.docx
+++ b/WP-Operations-Runbook.docx
@@ -6468,7 +6468,7 @@
         <w:rPr>
           <w:rStyle w:val="CommentTok"/>
         </w:rPr>
-        <w:t xml:space="preserve">// Disable theme and plugin file editor (CRITICAL for security)</w:t>
+        <w:t xml:space="preserve">// Baseline: disable the built-in theme/plugin editor</w:t>
       </w:r>
       <w:r>
         <w:br/>
@@ -6489,7 +6489,7 @@
         <w:rPr>
           <w:rStyle w:val="StringTok"/>
         </w:rPr>
-        <w:t xml:space="preserve">'DISALLOW_FILE_MODS'</w:t>
+        <w:t xml:space="preserve">'DISALLOW_FILE_EDIT'</w:t>
       </w:r>
       <w:r>
         <w:rPr>
@@ -6520,6 +6520,27 @@
           <w:rStyle w:val="OtherTok"/>
         </w:rPr>
         <w:t xml:space="preserve">;</w:t>
+      </w:r>
+      <w:r>
+        <w:br/>
+      </w:r>
+      <w:r>
+        <w:br/>
+      </w:r>
+      <w:r>
+        <w:rPr>
+          <w:rStyle w:val="CommentTok"/>
+        </w:rPr>
+        <w:t xml:space="preserve">// Optional hardened profile: disable all Dashboard file modifications</w:t>
+      </w:r>
+      <w:r>
+        <w:br/>
+      </w:r>
+      <w:r>
+        <w:rPr>
+          <w:rStyle w:val="CommentTok"/>
+        </w:rPr>
+        <w:t xml:space="preserve">// define('DISALLOW_FILE_MODS', true);</w:t>
       </w:r>
     </w:p>
     <w:p>
@@ -6537,7 +6558,7 @@
         <w:t xml:space="preserve"> </w:t>
       </w:r>
       <w:r>
-        <w:t xml:space="preserve">When</w:t>
+        <w:t xml:space="preserve">If you enable</w:t>
       </w:r>
       <w:r>
         <w:t xml:space="preserve"> </w:t>
@@ -6549,10 +6570,7 @@
         <w:t xml:space="preserve">DISALLOW_FILE_MODS</w:t>
       </w:r>
       <w:r>
-        <w:t xml:space="preserve"> </w:t>
-      </w:r>
-      <w:r>
-        <w:t xml:space="preserve">is enabled, users cannot edit files through the WordPress admin panel. Updates must go through deployment.</w:t>
+        <w:t xml:space="preserve">, Dashboard-based plugin/theme installs and updates are disabled. Use only with a documented deployment/update pipeline.</w:t>
       </w:r>
     </w:p>
     <w:p>
@@ -6678,27 +6696,6 @@
         <w:rPr>
           <w:rStyle w:val="VerbatimChar"/>
         </w:rPr>
-        <w:t xml:space="preserve"># Enable XSS protection in older browsers</w:t>
-      </w:r>
-      <w:r>
-        <w:br/>
-      </w:r>
-      <w:r>
-        <w:rPr>
-          <w:rStyle w:val="VerbatimChar"/>
-        </w:rPr>
-        <w:t xml:space="preserve">add_header X-XSS-Protection "1; mode=block" always;</w:t>
-      </w:r>
-      <w:r>
-        <w:br/>
-      </w:r>
-      <w:r>
-        <w:br/>
-      </w:r>
-      <w:r>
-        <w:rPr>
-          <w:rStyle w:val="VerbatimChar"/>
-        </w:rPr>
         <w:t xml:space="preserve"># Clickjacking protection - prevent embedding in frames</w:t>
       </w:r>
       <w:r>
@@ -7169,7 +7166,7 @@
           <w:b/>
           <w:bCs/>
         </w:rPr>
-        <w:t xml:space="preserve">Restrict REST API Access:</w:t>
+        <w:t xml:space="preserve">Scope REST API Exposure (Recommended):</w:t>
       </w:r>
     </w:p>
     <w:p>
@@ -7177,16 +7174,24 @@
         <w:pStyle w:val="BodyText"/>
       </w:pPr>
       <w:r>
-        <w:t xml:space="preserve">Require authentication for unauthenticated REST API requests via a must-use plugin (</w:t>
+        <w:t xml:space="preserve">Keep required public endpoints available (for example, posts on public sites) and restrict only sensitive routes.</w:t>
+      </w:r>
+    </w:p>
+    <w:p>
+      <w:pPr>
+        <w:pStyle w:val="BodyText"/>
+      </w:pPr>
+      <w:r>
+        <w:t xml:space="preserve">Example must-use plugin (</w:t>
       </w:r>
       <w:r>
         <w:rPr>
           <w:rStyle w:val="VerbatimChar"/>
         </w:rPr>
-        <w:t xml:space="preserve">wp-content/mu-plugins/restrict-rest-api.php</w:t>
-      </w:r>
-      <w:r>
-        <w:t xml:space="preserve">):</w:t>
+        <w:t xml:space="preserve">wp-content/mu-plugins/restrict-rest-users.php</w:t>
+      </w:r>
+      <w:r>
+        <w:t xml:space="preserve">) to reduce user-enumeration exposure:</w:t>
       </w:r>
     </w:p>
     <w:p>
@@ -7203,7 +7208,7 @@
         <w:rPr>
           <w:rStyle w:val="StringTok"/>
         </w:rPr>
-        <w:t xml:space="preserve">'rest_authentication_errors'</w:t>
+        <w:t xml:space="preserve">'rest_endpoints'</w:t>
       </w:r>
       <w:r>
         <w:rPr>
@@ -7233,7 +7238,7 @@
         <w:rPr>
           <w:rStyle w:val="VariableTok"/>
         </w:rPr>
-        <w:t xml:space="preserve">$result</w:t>
+        <w:t xml:space="preserve">$endpoints</w:t>
       </w:r>
       <w:r>
         <w:rPr>
@@ -7252,78 +7257,123 @@
       </w:r>
       <w:r>
         <w:rPr>
+          <w:rStyle w:val="KeywordTok"/>
+        </w:rPr>
+        <w:t xml:space="preserve">unset</w:t>
+      </w:r>
+      <w:r>
+        <w:rPr>
+          <w:rStyle w:val="NormalTok"/>
+        </w:rPr>
+        <w:t xml:space="preserve">( </w:t>
+      </w:r>
+      <w:r>
+        <w:rPr>
+          <w:rStyle w:val="VariableTok"/>
+        </w:rPr>
+        <w:t xml:space="preserve">$endpoints</w:t>
+      </w:r>
+      <w:r>
+        <w:rPr>
+          <w:rStyle w:val="NormalTok"/>
+        </w:rPr>
+        <w:t xml:space="preserve">[</w:t>
+      </w:r>
+      <w:r>
+        <w:rPr>
+          <w:rStyle w:val="StringTok"/>
+        </w:rPr>
+        <w:t xml:space="preserve">'/wp/v2/users'</w:t>
+      </w:r>
+      <w:r>
+        <w:rPr>
+          <w:rStyle w:val="NormalTok"/>
+        </w:rPr>
+        <w:t xml:space="preserve">] )</w:t>
+      </w:r>
+      <w:r>
+        <w:rPr>
+          <w:rStyle w:val="OtherTok"/>
+        </w:rPr>
+        <w:t xml:space="preserve">;</w:t>
+      </w:r>
+      <w:r>
+        <w:br/>
+      </w:r>
+      <w:r>
+        <w:rPr>
+          <w:rStyle w:val="NormalTok"/>
+        </w:rPr>
+        <w:t xml:space="preserve">    </w:t>
+      </w:r>
+      <w:r>
+        <w:rPr>
+          <w:rStyle w:val="KeywordTok"/>
+        </w:rPr>
+        <w:t xml:space="preserve">unset</w:t>
+      </w:r>
+      <w:r>
+        <w:rPr>
+          <w:rStyle w:val="NormalTok"/>
+        </w:rPr>
+        <w:t xml:space="preserve">( </w:t>
+      </w:r>
+      <w:r>
+        <w:rPr>
+          <w:rStyle w:val="VariableTok"/>
+        </w:rPr>
+        <w:t xml:space="preserve">$endpoints</w:t>
+      </w:r>
+      <w:r>
+        <w:rPr>
+          <w:rStyle w:val="NormalTok"/>
+        </w:rPr>
+        <w:t xml:space="preserve">[</w:t>
+      </w:r>
+      <w:r>
+        <w:rPr>
+          <w:rStyle w:val="StringTok"/>
+        </w:rPr>
+        <w:t xml:space="preserve">'/wp/v2/users/(?P&lt;id&gt;[\d]+)'</w:t>
+      </w:r>
+      <w:r>
+        <w:rPr>
+          <w:rStyle w:val="NormalTok"/>
+        </w:rPr>
+        <w:t xml:space="preserve">] )</w:t>
+      </w:r>
+      <w:r>
+        <w:rPr>
+          <w:rStyle w:val="OtherTok"/>
+        </w:rPr>
+        <w:t xml:space="preserve">;</w:t>
+      </w:r>
+      <w:r>
+        <w:br/>
+      </w:r>
+      <w:r>
+        <w:rPr>
+          <w:rStyle w:val="NormalTok"/>
+        </w:rPr>
+        <w:t xml:space="preserve">    </w:t>
+      </w:r>
+      <w:r>
+        <w:rPr>
           <w:rStyle w:val="ControlFlowTok"/>
         </w:rPr>
-        <w:t xml:space="preserve">if</w:t>
-      </w:r>
-      <w:r>
-        <w:rPr>
-          <w:rStyle w:val="NormalTok"/>
-        </w:rPr>
-        <w:t xml:space="preserve"> ( </w:t>
-      </w:r>
-      <w:r>
-        <w:rPr>
-          <w:rStyle w:val="OperatorTok"/>
-        </w:rPr>
-        <w:t xml:space="preserve">!</w:t>
-      </w:r>
-      <w:r>
-        <w:rPr>
-          <w:rStyle w:val="NormalTok"/>
-        </w:rPr>
-        <w:t xml:space="preserve"> </w:t>
-      </w:r>
-      <w:r>
-        <w:rPr>
-          <w:rStyle w:val="KeywordTok"/>
-        </w:rPr>
-        <w:t xml:space="preserve">empty</w:t>
-      </w:r>
-      <w:r>
-        <w:rPr>
-          <w:rStyle w:val="NormalTok"/>
-        </w:rPr>
-        <w:t xml:space="preserve">( </w:t>
+        <w:t xml:space="preserve">return</w:t>
+      </w:r>
+      <w:r>
+        <w:rPr>
+          <w:rStyle w:val="NormalTok"/>
+        </w:rPr>
+        <w:t xml:space="preserve"> </w:t>
       </w:r>
       <w:r>
         <w:rPr>
           <w:rStyle w:val="VariableTok"/>
         </w:rPr>
-        <w:t xml:space="preserve">$result</w:t>
-      </w:r>
-      <w:r>
-        <w:rPr>
-          <w:rStyle w:val="NormalTok"/>
-        </w:rPr>
-        <w:t xml:space="preserve"> ) ) {</w:t>
-      </w:r>
-      <w:r>
-        <w:br/>
-      </w:r>
-      <w:r>
-        <w:rPr>
-          <w:rStyle w:val="NormalTok"/>
-        </w:rPr>
-        <w:t xml:space="preserve">        </w:t>
-      </w:r>
-      <w:r>
-        <w:rPr>
-          <w:rStyle w:val="ControlFlowTok"/>
-        </w:rPr>
-        <w:t xml:space="preserve">return</w:t>
-      </w:r>
-      <w:r>
-        <w:rPr>
-          <w:rStyle w:val="NormalTok"/>
-        </w:rPr>
-        <w:t xml:space="preserve"> </w:t>
-      </w:r>
-      <w:r>
-        <w:rPr>
-          <w:rStyle w:val="VariableTok"/>
-        </w:rPr>
-        <w:t xml:space="preserve">$result</w:t>
+        <w:t xml:space="preserve">$endpoints</w:t>
       </w:r>
       <w:r>
         <w:rPr>
@@ -7338,202 +7388,7 @@
         <w:rPr>
           <w:rStyle w:val="NormalTok"/>
         </w:rPr>
-        <w:t xml:space="preserve">    }</w:t>
-      </w:r>
-      <w:r>
-        <w:br/>
-      </w:r>
-      <w:r>
-        <w:rPr>
-          <w:rStyle w:val="NormalTok"/>
-        </w:rPr>
-        <w:t xml:space="preserve">    </w:t>
-      </w:r>
-      <w:r>
-        <w:rPr>
-          <w:rStyle w:val="ControlFlowTok"/>
-        </w:rPr>
-        <w:t xml:space="preserve">if</w:t>
-      </w:r>
-      <w:r>
-        <w:rPr>
-          <w:rStyle w:val="NormalTok"/>
-        </w:rPr>
-        <w:t xml:space="preserve"> ( </w:t>
-      </w:r>
-      <w:r>
-        <w:rPr>
-          <w:rStyle w:val="OperatorTok"/>
-        </w:rPr>
-        <w:t xml:space="preserve">!</w:t>
-      </w:r>
-      <w:r>
-        <w:rPr>
-          <w:rStyle w:val="NormalTok"/>
-        </w:rPr>
-        <w:t xml:space="preserve"> is_user_logged_in() ) {</w:t>
-      </w:r>
-      <w:r>
-        <w:br/>
-      </w:r>
-      <w:r>
-        <w:rPr>
-          <w:rStyle w:val="NormalTok"/>
-        </w:rPr>
-        <w:t xml:space="preserve">        </w:t>
-      </w:r>
-      <w:r>
-        <w:rPr>
-          <w:rStyle w:val="ControlFlowTok"/>
-        </w:rPr>
-        <w:t xml:space="preserve">return</w:t>
-      </w:r>
-      <w:r>
-        <w:rPr>
-          <w:rStyle w:val="NormalTok"/>
-        </w:rPr>
-        <w:t xml:space="preserve"> </w:t>
-      </w:r>
-      <w:r>
-        <w:rPr>
-          <w:rStyle w:val="KeywordTok"/>
-        </w:rPr>
-        <w:t xml:space="preserve">new</w:t>
-      </w:r>
-      <w:r>
-        <w:rPr>
-          <w:rStyle w:val="NormalTok"/>
-        </w:rPr>
-        <w:t xml:space="preserve"> WP_Error( </w:t>
-      </w:r>
-      <w:r>
-        <w:rPr>
-          <w:rStyle w:val="StringTok"/>
-        </w:rPr>
-        <w:t xml:space="preserve">'rest_not_logged_in'</w:t>
-      </w:r>
-      <w:r>
-        <w:rPr>
-          <w:rStyle w:val="OtherTok"/>
-        </w:rPr>
-        <w:t xml:space="preserve">,</w:t>
-      </w:r>
-      <w:r>
-        <w:rPr>
-          <w:rStyle w:val="NormalTok"/>
-        </w:rPr>
-        <w:t xml:space="preserve"> </w:t>
-      </w:r>
-      <w:r>
-        <w:rPr>
-          <w:rStyle w:val="StringTok"/>
-        </w:rPr>
-        <w:t xml:space="preserve">'REST API requires authentication.'</w:t>
-      </w:r>
-      <w:r>
-        <w:rPr>
-          <w:rStyle w:val="OtherTok"/>
-        </w:rPr>
-        <w:t xml:space="preserve">,</w:t>
-      </w:r>
-      <w:r>
-        <w:rPr>
-          <w:rStyle w:val="NormalTok"/>
-        </w:rPr>
-        <w:t xml:space="preserve"> </w:t>
-      </w:r>
-      <w:r>
-        <w:rPr>
-          <w:rStyle w:val="DataTypeTok"/>
-        </w:rPr>
-        <w:t xml:space="preserve">array</w:t>
-      </w:r>
-      <w:r>
-        <w:rPr>
-          <w:rStyle w:val="NormalTok"/>
-        </w:rPr>
-        <w:t xml:space="preserve">( </w:t>
-      </w:r>
-      <w:r>
-        <w:rPr>
-          <w:rStyle w:val="StringTok"/>
-        </w:rPr>
-        <w:t xml:space="preserve">'status'</w:t>
-      </w:r>
-      <w:r>
-        <w:rPr>
-          <w:rStyle w:val="NormalTok"/>
-        </w:rPr>
-        <w:t xml:space="preserve"> =&gt; </w:t>
-      </w:r>
-      <w:r>
-        <w:rPr>
-          <w:rStyle w:val="DecValTok"/>
-        </w:rPr>
-        <w:t xml:space="preserve">401</w:t>
-      </w:r>
-      <w:r>
-        <w:rPr>
-          <w:rStyle w:val="NormalTok"/>
-        </w:rPr>
-        <w:t xml:space="preserve"> ) )</w:t>
-      </w:r>
-      <w:r>
-        <w:rPr>
-          <w:rStyle w:val="OtherTok"/>
-        </w:rPr>
-        <w:t xml:space="preserve">;</w:t>
-      </w:r>
-      <w:r>
-        <w:br/>
-      </w:r>
-      <w:r>
-        <w:rPr>
-          <w:rStyle w:val="NormalTok"/>
-        </w:rPr>
-        <w:t xml:space="preserve">    }</w:t>
-      </w:r>
-      <w:r>
-        <w:br/>
-      </w:r>
-      <w:r>
-        <w:rPr>
-          <w:rStyle w:val="NormalTok"/>
-        </w:rPr>
-        <w:t xml:space="preserve">    </w:t>
-      </w:r>
-      <w:r>
-        <w:rPr>
-          <w:rStyle w:val="ControlFlowTok"/>
-        </w:rPr>
-        <w:t xml:space="preserve">return</w:t>
-      </w:r>
-      <w:r>
-        <w:rPr>
-          <w:rStyle w:val="NormalTok"/>
-        </w:rPr>
-        <w:t xml:space="preserve"> </w:t>
-      </w:r>
-      <w:r>
-        <w:rPr>
-          <w:rStyle w:val="VariableTok"/>
-        </w:rPr>
-        <w:t xml:space="preserve">$result</w:t>
-      </w:r>
-      <w:r>
-        <w:rPr>
-          <w:rStyle w:val="OtherTok"/>
-        </w:rPr>
-        <w:t xml:space="preserve">;</w:t>
-      </w:r>
-      <w:r>
-        <w:br/>
-      </w:r>
-      <w:r>
-        <w:rPr>
-          <w:rStyle w:val="NormalTok"/>
-        </w:rPr>
-        <w:t xml:space="preserve">})</w:t>
+        <w:t xml:space="preserve">} )</w:t>
       </w:r>
       <w:r>
         <w:rPr>
@@ -7557,7 +7412,7 @@
         <w:t xml:space="preserve"> </w:t>
       </w:r>
       <w:r>
-        <w:t xml:space="preserve">This will break decoupled (headless) installations or plugins that rely on unauthenticated REST API access. For headless architectures, allowlist only the specific routes needed by the front-end application.</w:t>
+        <w:t xml:space="preserve">Avoid blanket REST API authentication requirements unless architecture explicitly requires it. Global blocking often breaks headless front ends, plugins, and theme features.</w:t>
       </w:r>
     </w:p>
     <w:p>
@@ -13763,7 +13618,7 @@
         <w:rPr>
           <w:rStyle w:val="NormalTok"/>
         </w:rPr>
-        <w:t xml:space="preserve"> /var/run/nginx.pid </w:t>
+        <w:t xml:space="preserve"> /run/nginx.pid </w:t>
       </w:r>
       <w:r>
         <w:rPr>
@@ -13824,9 +13679,9 @@
       </w:r>
       <w:r>
         <w:rPr>
-          <w:rStyle w:val="KeywordTok"/>
-        </w:rPr>
-        <w:t xml:space="preserve">`</w:t>
+          <w:rStyle w:val="VariableTok"/>
+        </w:rPr>
+        <w:t xml:space="preserve">$(</w:t>
       </w:r>
       <w:r>
         <w:rPr>
@@ -13838,13 +13693,13 @@
         <w:rPr>
           <w:rStyle w:val="NormalTok"/>
         </w:rPr>
-        <w:t xml:space="preserve"> /var/run/nginx.pid</w:t>
-      </w:r>
-      <w:r>
-        <w:rPr>
-          <w:rStyle w:val="KeywordTok"/>
-        </w:rPr>
-        <w:t xml:space="preserve">`</w:t>
+        <w:t xml:space="preserve"> /run/nginx.pid</w:t>
+      </w:r>
+      <w:r>
+        <w:rPr>
+          <w:rStyle w:val="VariableTok"/>
+        </w:rPr>
+        <w:t xml:space="preserve">)</w:t>
       </w:r>
       <w:r>
         <w:br/>
@@ -32228,7 +32083,7 @@
         <w:rPr>
           <w:rStyle w:val="NormalTok"/>
         </w:rPr>
-        <w:t xml:space="preserve"> www-data:www-data /home/wordpress/public_html</w:t>
+        <w:t xml:space="preserve"> [CUSTOMIZE: wp_user]:www-data /home/wordpress/public_html</w:t>
       </w:r>
       <w:r>
         <w:br/>
@@ -34174,7 +34029,7 @@
         <w:rPr>
           <w:rStyle w:val="NormalTok"/>
         </w:rPr>
-        <w:t xml:space="preserve"> chown www-data:www-data /home/wordpress/public_html</w:t>
+        <w:t xml:space="preserve"> chown [CUSTOMIZE: wp_user]:www-data /home/wordpress/public_html</w:t>
       </w:r>
     </w:p>
     <w:p>
@@ -35090,6 +34945,17 @@
               <w:pStyle w:val="Compact"/>
             </w:pPr>
             <w:r>
+              <w:t xml:space="preserve">[CUSTOMIZE: wp_user]</w:t>
+            </w:r>
+          </w:p>
+        </w:tc>
+        <w:tc>
+          <w:tcPr/>
+          <w:p>
+            <w:pPr>
+              <w:pStyle w:val="Compact"/>
+            </w:pPr>
+            <w:r>
               <w:t xml:space="preserve">www-data</w:t>
             </w:r>
           </w:p>
@@ -35101,17 +34967,6 @@
               <w:pStyle w:val="Compact"/>
             </w:pPr>
             <w:r>
-              <w:t xml:space="preserve">www-data</w:t>
-            </w:r>
-          </w:p>
-        </w:tc>
-        <w:tc>
-          <w:tcPr/>
-          <w:p>
-            <w:pPr>
-              <w:pStyle w:val="Compact"/>
-            </w:pPr>
-            <w:r>
               <w:t xml:space="preserve">755</w:t>
             </w:r>
           </w:p>
@@ -35123,7 +34978,7 @@
               <w:pStyle w:val="Compact"/>
             </w:pPr>
             <w:r>
-              <w:t xml:space="preserve">Web root - allow read/execute</w:t>
+              <w:t xml:space="preserve">Web root - readable by web server, owned by site user</w:t>
             </w:r>
           </w:p>
         </w:tc>
@@ -35161,7 +35016,7 @@
               <w:pStyle w:val="Compact"/>
             </w:pPr>
             <w:r>
-              <w:t xml:space="preserve">www-data</w:t>
+              <w:t xml:space="preserve">[CUSTOMIZE: wp_user]</w:t>
             </w:r>
           </w:p>
         </w:tc>
@@ -35232,40 +35087,40 @@
               <w:pStyle w:val="Compact"/>
             </w:pPr>
             <w:r>
-              <w:t xml:space="preserve">www-data</w:t>
-            </w:r>
-          </w:p>
-        </w:tc>
-        <w:tc>
-          <w:tcPr/>
-          <w:p>
-            <w:pPr>
-              <w:pStyle w:val="Compact"/>
-            </w:pPr>
-            <w:r>
-              <w:t xml:space="preserve">www-data</w:t>
-            </w:r>
-          </w:p>
-        </w:tc>
-        <w:tc>
-          <w:tcPr/>
-          <w:p>
-            <w:pPr>
-              <w:pStyle w:val="Compact"/>
-            </w:pPr>
-            <w:r>
-              <w:t xml:space="preserve">600</w:t>
-            </w:r>
-          </w:p>
-        </w:tc>
-        <w:tc>
-          <w:tcPr/>
-          <w:p>
-            <w:pPr>
-              <w:pStyle w:val="Compact"/>
-            </w:pPr>
-            <w:r>
-              <w:t xml:space="preserve">Config - owner only readable</w:t>
+              <w:t xml:space="preserve">[CUSTOMIZE: wp_user]</w:t>
+            </w:r>
+          </w:p>
+        </w:tc>
+        <w:tc>
+          <w:tcPr/>
+          <w:p>
+            <w:pPr>
+              <w:pStyle w:val="Compact"/>
+            </w:pPr>
+            <w:r>
+              <w:t xml:space="preserve">[CUSTOMIZE: wp_user]</w:t>
+            </w:r>
+          </w:p>
+        </w:tc>
+        <w:tc>
+          <w:tcPr/>
+          <w:p>
+            <w:pPr>
+              <w:pStyle w:val="Compact"/>
+            </w:pPr>
+            <w:r>
+              <w:t xml:space="preserve">400/600</w:t>
+            </w:r>
+          </w:p>
+        </w:tc>
+        <w:tc>
+          <w:tcPr/>
+          <w:p>
+            <w:pPr>
+              <w:pStyle w:val="Compact"/>
+            </w:pPr>
+            <w:r>
+              <w:t xml:space="preserve">Config - most restrictive practical mode</w:t>
             </w:r>
           </w:p>
         </w:tc>
@@ -35303,7 +35158,7 @@
               <w:pStyle w:val="Compact"/>
             </w:pPr>
             <w:r>
-              <w:t xml:space="preserve">www-data</w:t>
+              <w:t xml:space="preserve">[CUSTOMIZE: wp_user]</w:t>
             </w:r>
           </w:p>
         </w:tc>
@@ -35374,6 +35229,17 @@
               <w:pStyle w:val="Compact"/>
             </w:pPr>
             <w:r>
+              <w:t xml:space="preserve">[CUSTOMIZE: wp_user]</w:t>
+            </w:r>
+          </w:p>
+        </w:tc>
+        <w:tc>
+          <w:tcPr/>
+          <w:p>
+            <w:pPr>
+              <w:pStyle w:val="Compact"/>
+            </w:pPr>
+            <w:r>
               <w:t xml:space="preserve">www-data</w:t>
             </w:r>
           </w:p>
@@ -35385,29 +35251,18 @@
               <w:pStyle w:val="Compact"/>
             </w:pPr>
             <w:r>
-              <w:t xml:space="preserve">www-data</w:t>
-            </w:r>
-          </w:p>
-        </w:tc>
-        <w:tc>
-          <w:tcPr/>
-          <w:p>
-            <w:pPr>
-              <w:pStyle w:val="Compact"/>
-            </w:pPr>
-            <w:r>
-              <w:t xml:space="preserve">755</w:t>
-            </w:r>
-          </w:p>
-        </w:tc>
-        <w:tc>
-          <w:tcPr/>
-          <w:p>
-            <w:pPr>
-              <w:pStyle w:val="Compact"/>
-            </w:pPr>
-            <w:r>
-              <w:t xml:space="preserve">User uploads</w:t>
+              <w:t xml:space="preserve">755/775</w:t>
+            </w:r>
+          </w:p>
+        </w:tc>
+        <w:tc>
+          <w:tcPr/>
+          <w:p>
+            <w:pPr>
+              <w:pStyle w:val="Compact"/>
+            </w:pPr>
+            <w:r>
+              <w:t xml:space="preserve">User uploads (write as needed)</w:t>
             </w:r>
           </w:p>
         </w:tc>
@@ -35445,6 +35300,17 @@
               <w:pStyle w:val="Compact"/>
             </w:pPr>
             <w:r>
+              <w:t xml:space="preserve">[CUSTOMIZE: wp_user]</w:t>
+            </w:r>
+          </w:p>
+        </w:tc>
+        <w:tc>
+          <w:tcPr/>
+          <w:p>
+            <w:pPr>
+              <w:pStyle w:val="Compact"/>
+            </w:pPr>
+            <w:r>
               <w:t xml:space="preserve">www-data</w:t>
             </w:r>
           </w:p>
@@ -35456,18 +35322,7 @@
               <w:pStyle w:val="Compact"/>
             </w:pPr>
             <w:r>
-              <w:t xml:space="preserve">www-data</w:t>
-            </w:r>
-          </w:p>
-        </w:tc>
-        <w:tc>
-          <w:tcPr/>
-          <w:p>
-            <w:pPr>
-              <w:pStyle w:val="Compact"/>
-            </w:pPr>
-            <w:r>
-              <w:t xml:space="preserve">644</w:t>
+              <w:t xml:space="preserve">644/664</w:t>
             </w:r>
           </w:p>
         </w:tc>
@@ -35516,7 +35371,7 @@
               <w:pStyle w:val="Compact"/>
             </w:pPr>
             <w:r>
-              <w:t xml:space="preserve">www-data</w:t>
+              <w:t xml:space="preserve">[CUSTOMIZE: wp_user]</w:t>
             </w:r>
           </w:p>
         </w:tc>
@@ -35587,7 +35442,7 @@
               <w:pStyle w:val="Compact"/>
             </w:pPr>
             <w:r>
-              <w:t xml:space="preserve">www-data</w:t>
+              <w:t xml:space="preserve">[CUSTOMIZE: wp_user]</w:t>
             </w:r>
           </w:p>
         </w:tc>
@@ -35658,7 +35513,7 @@
               <w:pStyle w:val="Compact"/>
             </w:pPr>
             <w:r>
-              <w:t xml:space="preserve">www-data</w:t>
+              <w:t xml:space="preserve">[CUSTOMIZE: wp_user]</w:t>
             </w:r>
           </w:p>
         </w:tc>
@@ -35729,18 +35584,18 @@
               <w:pStyle w:val="Compact"/>
             </w:pPr>
             <w:r>
-              <w:t xml:space="preserve">www-data</w:t>
-            </w:r>
-          </w:p>
-        </w:tc>
-        <w:tc>
-          <w:tcPr/>
-          <w:p>
-            <w:pPr>
-              <w:pStyle w:val="Compact"/>
-            </w:pPr>
-            <w:r>
-              <w:t xml:space="preserve">www-data</w:t>
+              <w:t xml:space="preserve">[CUSTOMIZE: wp_user]</w:t>
+            </w:r>
+          </w:p>
+        </w:tc>
+        <w:tc>
+          <w:tcPr/>
+          <w:p>
+            <w:pPr>
+              <w:pStyle w:val="Compact"/>
+            </w:pPr>
+            <w:r>
+              <w:t xml:space="preserve">[CUSTOMIZE: wp_user]</w:t>
             </w:r>
           </w:p>
         </w:tc>
@@ -35881,28 +35736,40 @@
         <w:rPr>
           <w:rStyle w:val="StringTok"/>
         </w:rPr>
+        <w:t xml:space="preserve">"[CUSTOMIZE: wp_user]"</w:t>
+      </w:r>
+      <w:r>
+        <w:br/>
+      </w:r>
+      <w:r>
+        <w:rPr>
+          <w:rStyle w:val="VariableTok"/>
+        </w:rPr>
+        <w:t xml:space="preserve">WP_GROUP</w:t>
+      </w:r>
+      <w:r>
+        <w:rPr>
+          <w:rStyle w:val="OperatorTok"/>
+        </w:rPr>
+        <w:t xml:space="preserve">=</w:t>
+      </w:r>
+      <w:r>
+        <w:rPr>
+          <w:rStyle w:val="StringTok"/>
+        </w:rPr>
         <w:t xml:space="preserve">"www-data"</w:t>
       </w:r>
       <w:r>
-        <w:br/>
-      </w:r>
-      <w:r>
-        <w:rPr>
-          <w:rStyle w:val="VariableTok"/>
-        </w:rPr>
-        <w:t xml:space="preserve">WP_GROUP</w:t>
-      </w:r>
-      <w:r>
-        <w:rPr>
-          <w:rStyle w:val="OperatorTok"/>
-        </w:rPr>
-        <w:t xml:space="preserve">=</w:t>
-      </w:r>
-      <w:r>
-        <w:rPr>
-          <w:rStyle w:val="StringTok"/>
-        </w:rPr>
-        <w:t xml:space="preserve">"www-data"</w:t>
+        <w:rPr>
+          <w:rStyle w:val="NormalTok"/>
+        </w:rPr>
+        <w:t xml:space="preserve">  </w:t>
+      </w:r>
+      <w:r>
+        <w:rPr>
+          <w:rStyle w:val="CommentTok"/>
+        </w:rPr>
+        <w:t xml:space="preserve"># web server group</w:t>
       </w:r>
       <w:r>
         <w:br/>
@@ -37982,22 +37849,31 @@
         <w:t xml:space="preserve"> </w:t>
       </w:r>
       <w:r>
-        <w:t xml:space="preserve">The</w:t>
-      </w:r>
-      <w:r>
-        <w:t xml:space="preserve"> </w:t>
-      </w:r>
-      <w:r>
         <w:rPr>
           <w:rStyle w:val="VerbatimChar"/>
         </w:rPr>
+        <w:t xml:space="preserve">DISALLOW_FILE_EDIT</w:t>
+      </w:r>
+      <w:r>
+        <w:t xml:space="preserve"> </w:t>
+      </w:r>
+      <w:r>
+        <w:t xml:space="preserve">is the baseline recommendation. Use</w:t>
+      </w:r>
+      <w:r>
+        <w:t xml:space="preserve"> </w:t>
+      </w:r>
+      <w:r>
+        <w:rPr>
+          <w:rStyle w:val="VerbatimChar"/>
+        </w:rPr>
         <w:t xml:space="preserve">DISALLOW_FILE_MODS</w:t>
       </w:r>
       <w:r>
         <w:t xml:space="preserve"> </w:t>
       </w:r>
       <w:r>
-        <w:t xml:space="preserve">constant prevents file editing through WordPress admin. When enabled, all updates must go through deployment processes.</w:t>
+        <w:t xml:space="preserve">only when updates are handled outside the WordPress Dashboard.</w:t>
       </w:r>
     </w:p>
     <w:p>
@@ -38008,7 +37884,7 @@
         <w:rPr>
           <w:rStyle w:val="CommentTok"/>
         </w:rPr>
-        <w:t xml:space="preserve">// Disable file editing (REQUIRED in production)</w:t>
+        <w:t xml:space="preserve">// Baseline: disable built-in theme/plugin editor in wp-admin</w:t>
       </w:r>
       <w:r>
         <w:br/>
@@ -38029,7 +37905,7 @@
         <w:rPr>
           <w:rStyle w:val="StringTok"/>
         </w:rPr>
-        <w:t xml:space="preserve">'DISALLOW_FILE_MODS'</w:t>
+        <w:t xml:space="preserve">'DISALLOW_FILE_EDIT'</w:t>
       </w:r>
       <w:r>
         <w:rPr>
@@ -38071,7 +37947,49 @@
         <w:rPr>
           <w:rStyle w:val="CommentTok"/>
         </w:rPr>
-        <w:t xml:space="preserve">// Disable plugin/theme installation</w:t>
+        <w:t xml:space="preserve">// Optional hardened profile: disable plugin/theme installs and updates in Dashboard</w:t>
+      </w:r>
+      <w:r>
+        <w:br/>
+      </w:r>
+      <w:r>
+        <w:rPr>
+          <w:rStyle w:val="CommentTok"/>
+        </w:rPr>
+        <w:t xml:space="preserve">// define('DISALLOW_FILE_MODS', true);</w:t>
+      </w:r>
+      <w:r>
+        <w:br/>
+      </w:r>
+      <w:r>
+        <w:br/>
+      </w:r>
+      <w:r>
+        <w:rPr>
+          <w:rStyle w:val="CommentTok"/>
+        </w:rPr>
+        <w:t xml:space="preserve">// Security: Disable XML-RPC — block at web server level (see Section 5.4)</w:t>
+      </w:r>
+      <w:r>
+        <w:br/>
+      </w:r>
+      <w:r>
+        <w:rPr>
+          <w:rStyle w:val="CommentTok"/>
+        </w:rPr>
+        <w:t xml:space="preserve">// or use a must-use plugin: add_filter('xmlrpc_enabled', '__return_false');</w:t>
+      </w:r>
+      <w:r>
+        <w:br/>
+      </w:r>
+      <w:r>
+        <w:br/>
+      </w:r>
+      <w:r>
+        <w:rPr>
+          <w:rStyle w:val="CommentTok"/>
+        </w:rPr>
+        <w:t xml:space="preserve">// Security: Force HTTPS</w:t>
       </w:r>
       <w:r>
         <w:br/>
@@ -38092,7 +38010,7 @@
         <w:rPr>
           <w:rStyle w:val="StringTok"/>
         </w:rPr>
-        <w:t xml:space="preserve">'DISALLOW_FILE_MODS'</w:t>
+        <w:t xml:space="preserve">'FORCE_SSL_ADMIN'</w:t>
       </w:r>
       <w:r>
         <w:rPr>
@@ -38125,247 +38043,25 @@
         <w:t xml:space="preserve">;</w:t>
       </w:r>
       <w:r>
-        <w:rPr>
-          <w:rStyle w:val="NormalTok"/>
-        </w:rPr>
-        <w:t xml:space="preserve">  </w:t>
+        <w:br/>
+      </w:r>
+      <w:r>
+        <w:br/>
       </w:r>
       <w:r>
         <w:rPr>
           <w:rStyle w:val="CommentTok"/>
         </w:rPr>
-        <w:t xml:space="preserve">// Includes installation</w:t>
-      </w:r>
-      <w:r>
-        <w:br/>
-      </w:r>
-      <w:r>
-        <w:rPr>
-          <w:rStyle w:val="FunctionTok"/>
-        </w:rPr>
-        <w:t xml:space="preserve">define</w:t>
-      </w:r>
-      <w:r>
-        <w:rPr>
-          <w:rStyle w:val="NormalTok"/>
-        </w:rPr>
-        <w:t xml:space="preserve">(</w:t>
-      </w:r>
-      <w:r>
-        <w:rPr>
-          <w:rStyle w:val="StringTok"/>
-        </w:rPr>
-        <w:t xml:space="preserve">'DISALLOW_PLUGIN_EDITING'</w:t>
-      </w:r>
-      <w:r>
-        <w:rPr>
-          <w:rStyle w:val="OtherTok"/>
-        </w:rPr>
-        <w:t xml:space="preserve">,</w:t>
-      </w:r>
-      <w:r>
-        <w:rPr>
-          <w:rStyle w:val="NormalTok"/>
-        </w:rPr>
-        <w:t xml:space="preserve"> </w:t>
-      </w:r>
-      <w:r>
-        <w:rPr>
-          <w:rStyle w:val="KeywordTok"/>
-        </w:rPr>
-        <w:t xml:space="preserve">true</w:t>
-      </w:r>
-      <w:r>
-        <w:rPr>
-          <w:rStyle w:val="NormalTok"/>
-        </w:rPr>
-        <w:t xml:space="preserve">)</w:t>
-      </w:r>
-      <w:r>
-        <w:rPr>
-          <w:rStyle w:val="OtherTok"/>
-        </w:rPr>
-        <w:t xml:space="preserve">;</w:t>
-      </w:r>
-      <w:r>
-        <w:rPr>
-          <w:rStyle w:val="NormalTok"/>
-        </w:rPr>
-        <w:t xml:space="preserve">  </w:t>
+        <w:t xml:space="preserve">// Security: REST API policy should be route-scoped, not globally blocked</w:t>
+      </w:r>
+      <w:r>
+        <w:br/>
       </w:r>
       <w:r>
         <w:rPr>
           <w:rStyle w:val="CommentTok"/>
         </w:rPr>
-        <w:t xml:space="preserve">// If above is not used</w:t>
-      </w:r>
-      <w:r>
-        <w:br/>
-      </w:r>
-      <w:r>
-        <w:br/>
-      </w:r>
-      <w:r>
-        <w:rPr>
-          <w:rStyle w:val="CommentTok"/>
-        </w:rPr>
-        <w:t xml:space="preserve">// Disable plugin deactivation</w:t>
-      </w:r>
-      <w:r>
-        <w:br/>
-      </w:r>
-      <w:r>
-        <w:rPr>
-          <w:rStyle w:val="FunctionTok"/>
-        </w:rPr>
-        <w:t xml:space="preserve">define</w:t>
-      </w:r>
-      <w:r>
-        <w:rPr>
-          <w:rStyle w:val="NormalTok"/>
-        </w:rPr>
-        <w:t xml:space="preserve">(</w:t>
-      </w:r>
-      <w:r>
-        <w:rPr>
-          <w:rStyle w:val="StringTok"/>
-        </w:rPr>
-        <w:t xml:space="preserve">'DISALLOW_PLUGIN_ACTIVATION'</w:t>
-      </w:r>
-      <w:r>
-        <w:rPr>
-          <w:rStyle w:val="OtherTok"/>
-        </w:rPr>
-        <w:t xml:space="preserve">,</w:t>
-      </w:r>
-      <w:r>
-        <w:rPr>
-          <w:rStyle w:val="NormalTok"/>
-        </w:rPr>
-        <w:t xml:space="preserve"> </w:t>
-      </w:r>
-      <w:r>
-        <w:rPr>
-          <w:rStyle w:val="KeywordTok"/>
-        </w:rPr>
-        <w:t xml:space="preserve">true</w:t>
-      </w:r>
-      <w:r>
-        <w:rPr>
-          <w:rStyle w:val="NormalTok"/>
-        </w:rPr>
-        <w:t xml:space="preserve">)</w:t>
-      </w:r>
-      <w:r>
-        <w:rPr>
-          <w:rStyle w:val="OtherTok"/>
-        </w:rPr>
-        <w:t xml:space="preserve">;</w:t>
-      </w:r>
-      <w:r>
-        <w:br/>
-      </w:r>
-      <w:r>
-        <w:br/>
-      </w:r>
-      <w:r>
-        <w:rPr>
-          <w:rStyle w:val="CommentTok"/>
-        </w:rPr>
-        <w:t xml:space="preserve">// Security: Disable XML-RPC — block at web server level (see Section 5.4)</w:t>
-      </w:r>
-      <w:r>
-        <w:br/>
-      </w:r>
-      <w:r>
-        <w:rPr>
-          <w:rStyle w:val="CommentTok"/>
-        </w:rPr>
-        <w:t xml:space="preserve">// or use a must-use plugin: add_filter('xmlrpc_enabled', '__return_false');</w:t>
-      </w:r>
-      <w:r>
-        <w:br/>
-      </w:r>
-      <w:r>
-        <w:br/>
-      </w:r>
-      <w:r>
-        <w:rPr>
-          <w:rStyle w:val="CommentTok"/>
-        </w:rPr>
-        <w:t xml:space="preserve">// Security: Force HTTPS</w:t>
-      </w:r>
-      <w:r>
-        <w:br/>
-      </w:r>
-      <w:r>
-        <w:rPr>
-          <w:rStyle w:val="FunctionTok"/>
-        </w:rPr>
-        <w:t xml:space="preserve">define</w:t>
-      </w:r>
-      <w:r>
-        <w:rPr>
-          <w:rStyle w:val="NormalTok"/>
-        </w:rPr>
-        <w:t xml:space="preserve">(</w:t>
-      </w:r>
-      <w:r>
-        <w:rPr>
-          <w:rStyle w:val="StringTok"/>
-        </w:rPr>
-        <w:t xml:space="preserve">'FORCE_SSL_ADMIN'</w:t>
-      </w:r>
-      <w:r>
-        <w:rPr>
-          <w:rStyle w:val="OtherTok"/>
-        </w:rPr>
-        <w:t xml:space="preserve">,</w:t>
-      </w:r>
-      <w:r>
-        <w:rPr>
-          <w:rStyle w:val="NormalTok"/>
-        </w:rPr>
-        <w:t xml:space="preserve"> </w:t>
-      </w:r>
-      <w:r>
-        <w:rPr>
-          <w:rStyle w:val="KeywordTok"/>
-        </w:rPr>
-        <w:t xml:space="preserve">true</w:t>
-      </w:r>
-      <w:r>
-        <w:rPr>
-          <w:rStyle w:val="NormalTok"/>
-        </w:rPr>
-        <w:t xml:space="preserve">)</w:t>
-      </w:r>
-      <w:r>
-        <w:rPr>
-          <w:rStyle w:val="OtherTok"/>
-        </w:rPr>
-        <w:t xml:space="preserve">;</w:t>
-      </w:r>
-      <w:r>
-        <w:br/>
-      </w:r>
-      <w:r>
-        <w:br/>
-      </w:r>
-      <w:r>
-        <w:rPr>
-          <w:rStyle w:val="CommentTok"/>
-        </w:rPr>
-        <w:t xml:space="preserve">// Security: Restrict REST API to authenticated users (optional)</w:t>
-      </w:r>
-      <w:r>
-        <w:br/>
-      </w:r>
-      <w:r>
-        <w:rPr>
-          <w:rStyle w:val="CommentTok"/>
-        </w:rPr>
-        <w:t xml:space="preserve">// Requires a must-use plugin — see Section 5.4</w:t>
+        <w:t xml:space="preserve">// See Section 5.4 for endpoint-specific examples.</w:t>
       </w:r>
     </w:p>
     <w:bookmarkEnd w:id="87"/>
@@ -41077,15 +40773,27 @@
         <w:t xml:space="preserve">;</w:t>
       </w:r>
       <w:r>
-        <w:br/>
-      </w:r>
-      <w:r>
-        <w:br/>
+        <w:rPr>
+          <w:rStyle w:val="NormalTok"/>
+        </w:rPr>
+        <w:t xml:space="preserve">  </w:t>
       </w:r>
       <w:r>
         <w:rPr>
           <w:rStyle w:val="CommentTok"/>
         </w:rPr>
+        <w:t xml:space="preserve">// Default; non-default prefixes are optional obscurity control</w:t>
+      </w:r>
+      <w:r>
+        <w:br/>
+      </w:r>
+      <w:r>
+        <w:br/>
+      </w:r>
+      <w:r>
+        <w:rPr>
+          <w:rStyle w:val="CommentTok"/>
+        </w:rPr>
         <w:t xml:space="preserve">// ============================================================</w:t>
       </w:r>
       <w:r>
@@ -41212,7 +40920,7 @@
         <w:rPr>
           <w:rStyle w:val="StringTok"/>
         </w:rPr>
-        <w:t xml:space="preserve">'DISALLOW_FILE_MODS'</w:t>
+        <w:t xml:space="preserve">'DISALLOW_FILE_EDIT'</w:t>
       </w:r>
       <w:r>
         <w:rPr>
@@ -41254,7 +40962,16 @@
         <w:rPr>
           <w:rStyle w:val="CommentTok"/>
         </w:rPr>
-        <w:t xml:space="preserve">// Disable file editor and plugin/theme installation</w:t>
+        <w:t xml:space="preserve">// Baseline: disable built-in file editor</w:t>
+      </w:r>
+      <w:r>
+        <w:br/>
+      </w:r>
+      <w:r>
+        <w:rPr>
+          <w:rStyle w:val="CommentTok"/>
+        </w:rPr>
+        <w:t xml:space="preserve">// define('DISALLOW_FILE_MODS', true);  // Optional hardened profile; requires external update workflow</w:t>
       </w:r>
       <w:r>
         <w:br/>
@@ -42474,7 +42191,7 @@
         <w:t xml:space="preserve"> </w:t>
       </w:r>
       <w:r>
-        <w:t xml:space="preserve">- Enforced</w:t>
+        <w:t xml:space="preserve">- Set</w:t>
       </w:r>
       <w:r>
         <w:t xml:space="preserve"> </w:t>
@@ -42483,13 +42200,28 @@
         <w:rPr>
           <w:rStyle w:val="VerbatimChar"/>
         </w:rPr>
-        <w:t xml:space="preserve">DISALLOW_FILE_MODS = true</w:t>
-      </w:r>
-      <w:r>
-        <w:t xml:space="preserve"> </w:t>
-      </w:r>
-      <w:r>
-        <w:t xml:space="preserve">for all installations</w:t>
+        <w:t xml:space="preserve">DISALLOW_FILE_EDIT = true</w:t>
+      </w:r>
+      <w:r>
+        <w:t xml:space="preserve"> </w:t>
+      </w:r>
+      <w:r>
+        <w:t xml:space="preserve">as baseline;</w:t>
+      </w:r>
+      <w:r>
+        <w:t xml:space="preserve"> </w:t>
+      </w:r>
+      <w:r>
+        <w:rPr>
+          <w:rStyle w:val="VerbatimChar"/>
+        </w:rPr>
+        <w:t xml:space="preserve">DISALLOW_FILE_MODS</w:t>
+      </w:r>
+      <w:r>
+        <w:t xml:space="preserve"> </w:t>
+      </w:r>
+      <w:r>
+        <w:t xml:space="preserve">moved to optional hardened profile</w:t>
       </w:r>
       <w:r>
         <w:t xml:space="preserve"> </w:t>
@@ -42702,13 +42434,13 @@
     <w:bookmarkEnd w:id="97"/>
     <w:bookmarkEnd w:id="98"/>
     <w:bookmarkEnd w:id="99"/>
-    <w:bookmarkStart w:id="100" w:name="quick-reference-card-printable"/>
+    <w:bookmarkStart w:id="100" w:name="X6ecd772a72c0183328049e537f0198da62ed77a"/>
     <w:p>
       <w:pPr>
         <w:pStyle w:val="Heading2"/>
       </w:pPr>
       <w:r>
-        <w:t xml:space="preserve">Quick Reference Card (Printable)</w:t>
+        <w:t xml:space="preserve">Appendix D: Deprecated and Invalid Constants Guardrail</w:t>
       </w:r>
     </w:p>
     <w:p>
@@ -42716,285 +42448,177 @@
         <w:pStyle w:val="FirstParagraph"/>
       </w:pPr>
       <w:r>
-        <w:t xml:space="preserve">For quick access during incidents, print this card and keep it near your desk.</w:t>
-      </w:r>
-    </w:p>
-    <w:p>
-      <w:pPr>
-        <w:pStyle w:val="SourceCode"/>
-      </w:pPr>
+        <w:t xml:space="preserve">Do not add these symbols to</w:t>
+      </w:r>
+      <w:r>
+        <w:t xml:space="preserve"> </w:t>
+      </w:r>
       <w:r>
         <w:rPr>
           <w:rStyle w:val="VerbatimChar"/>
         </w:rPr>
-        <w:t xml:space="preserve">╔════════════════════════════════════════════════════════════╗</w:t>
-      </w:r>
-      <w:r>
-        <w:br/>
-      </w:r>
+        <w:t xml:space="preserve">wp-config.php</w:t>
+      </w:r>
+      <w:r>
+        <w:t xml:space="preserve"> </w:t>
+      </w:r>
+      <w:r>
+        <w:t xml:space="preserve">hardening templates:</w:t>
+      </w:r>
+    </w:p>
+    <w:p>
+      <w:pPr>
+        <w:pStyle w:val="Compact"/>
+        <w:numPr>
+          <w:ilvl w:val="0"/>
+          <w:numId w:val="1035"/>
+        </w:numPr>
+      </w:pPr>
       <w:r>
         <w:rPr>
           <w:rStyle w:val="VerbatimChar"/>
         </w:rPr>
-        <w:t xml:space="preserve">║        WORDPRESS OPERATIONS QUICK REFERENCE                ║</w:t>
-      </w:r>
-      <w:r>
-        <w:br/>
-      </w:r>
+        <w:t xml:space="preserve">FORCE_SSL_LOGIN</w:t>
+      </w:r>
+      <w:r>
+        <w:t xml:space="preserve"> </w:t>
+      </w:r>
+      <w:r>
+        <w:t xml:space="preserve">(deprecated)</w:t>
+      </w:r>
+    </w:p>
+    <w:p>
+      <w:pPr>
+        <w:pStyle w:val="Compact"/>
+        <w:numPr>
+          <w:ilvl w:val="0"/>
+          <w:numId w:val="1035"/>
+        </w:numPr>
+      </w:pPr>
       <w:r>
         <w:rPr>
           <w:rStyle w:val="VerbatimChar"/>
         </w:rPr>
-        <w:t xml:space="preserve">╚════════════════════════════════════════════════════════════╝</w:t>
-      </w:r>
-      <w:r>
-        <w:br/>
-      </w:r>
-      <w:r>
-        <w:br/>
-      </w:r>
+        <w:t xml:space="preserve">DISALLOW_PLUGIN_EDITING</w:t>
+      </w:r>
+      <w:r>
+        <w:t xml:space="preserve"> </w:t>
+      </w:r>
+      <w:r>
+        <w:t xml:space="preserve">(not a core constant)</w:t>
+      </w:r>
+    </w:p>
+    <w:p>
+      <w:pPr>
+        <w:pStyle w:val="Compact"/>
+        <w:numPr>
+          <w:ilvl w:val="0"/>
+          <w:numId w:val="1035"/>
+        </w:numPr>
+      </w:pPr>
       <w:r>
         <w:rPr>
           <w:rStyle w:val="VerbatimChar"/>
         </w:rPr>
-        <w:t xml:space="preserve">EMERGENCY CONTACTS:</w:t>
-      </w:r>
-      <w:r>
-        <w:br/>
-      </w:r>
+        <w:t xml:space="preserve">DISALLOW_PLUGIN_ACTIVATION</w:t>
+      </w:r>
+      <w:r>
+        <w:t xml:space="preserve"> </w:t>
+      </w:r>
+      <w:r>
+        <w:t xml:space="preserve">(not a core constant)</w:t>
+      </w:r>
+    </w:p>
+    <w:p>
+      <w:pPr>
+        <w:pStyle w:val="Compact"/>
+        <w:numPr>
+          <w:ilvl w:val="0"/>
+          <w:numId w:val="1035"/>
+        </w:numPr>
+      </w:pPr>
       <w:r>
         <w:rPr>
           <w:rStyle w:val="VerbatimChar"/>
         </w:rPr>
-        <w:t xml:space="preserve">- SysAdmin On-Call: [CUSTOMIZE: PHONE]</w:t>
-      </w:r>
-      <w:r>
-        <w:br/>
-      </w:r>
+        <w:t xml:space="preserve">SECURE_LOGGED_IN_COOKIE</w:t>
+      </w:r>
+      <w:r>
+        <w:t xml:space="preserve"> </w:t>
+      </w:r>
+      <w:r>
+        <w:t xml:space="preserve">(not a core constant)</w:t>
+      </w:r>
+    </w:p>
+    <w:p>
+      <w:pPr>
+        <w:pStyle w:val="Compact"/>
+        <w:numPr>
+          <w:ilvl w:val="0"/>
+          <w:numId w:val="1035"/>
+        </w:numPr>
+      </w:pPr>
       <w:r>
         <w:rPr>
           <w:rStyle w:val="VerbatimChar"/>
         </w:rPr>
-        <w:t xml:space="preserve">- Database Admin: [CUSTOMIZE: PHONE]</w:t>
-      </w:r>
-      <w:r>
-        <w:br/>
+        <w:t xml:space="preserve">define('XMLRPC_REQUEST', false)</w:t>
+      </w:r>
+      <w:r>
+        <w:t xml:space="preserve"> </w:t>
+      </w:r>
+      <w:r>
+        <w:t xml:space="preserve">(</w:t>
       </w:r>
       <w:r>
         <w:rPr>
           <w:rStyle w:val="VerbatimChar"/>
         </w:rPr>
-        <w:t xml:space="preserve">- Security Officer: [CUSTOMIZE: PHONE]</w:t>
-      </w:r>
-      <w:r>
-        <w:br/>
-      </w:r>
-      <w:r>
-        <w:br/>
+        <w:t xml:space="preserve">XMLRPC_REQUEST</w:t>
+      </w:r>
+      <w:r>
+        <w:t xml:space="preserve"> </w:t>
+      </w:r>
+      <w:r>
+        <w:t xml:space="preserve">is request-context only)</w:t>
+      </w:r>
+    </w:p>
+    <w:p>
+      <w:pPr>
+        <w:pStyle w:val="FirstParagraph"/>
+      </w:pPr>
+      <w:r>
+        <w:t xml:space="preserve">Use</w:t>
+      </w:r>
+      <w:r>
+        <w:t xml:space="preserve"> </w:t>
       </w:r>
       <w:r>
         <w:rPr>
           <w:rStyle w:val="VerbatimChar"/>
         </w:rPr>
-        <w:t xml:space="preserve">CRITICAL COMMANDS:</w:t>
-      </w:r>
-      <w:r>
-        <w:br/>
+        <w:t xml:space="preserve">DISALLOW_FILE_EDIT</w:t>
+      </w:r>
+      <w:r>
+        <w:t xml:space="preserve"> </w:t>
+      </w:r>
+      <w:r>
+        <w:t xml:space="preserve">as baseline, and use</w:t>
+      </w:r>
+      <w:r>
+        <w:t xml:space="preserve"> </w:t>
       </w:r>
       <w:r>
         <w:rPr>
           <w:rStyle w:val="VerbatimChar"/>
         </w:rPr>
-        <w:t xml:space="preserve">Check if site is down:       curl -I https://example.com</w:t>
-      </w:r>
-      <w:r>
-        <w:br/>
-      </w:r>
-      <w:r>
-        <w:rPr>
-          <w:rStyle w:val="VerbatimChar"/>
-        </w:rPr>
-        <w:t xml:space="preserve">View recent errors:          tail -30 /var/log/php-errors.log</w:t>
-      </w:r>
-      <w:r>
-        <w:br/>
-      </w:r>
-      <w:r>
-        <w:rPr>
-          <w:rStyle w:val="VerbatimChar"/>
-        </w:rPr>
-        <w:t xml:space="preserve">Check server status:         top -bn1 | head</w:t>
-      </w:r>
-      <w:r>
-        <w:br/>
-      </w:r>
-      <w:r>
-        <w:rPr>
-          <w:rStyle w:val="VerbatimChar"/>
-        </w:rPr>
-        <w:t xml:space="preserve">Disable all plugins:         wp plugin deactivate --all</w:t>
-      </w:r>
-      <w:r>
-        <w:br/>
-      </w:r>
-      <w:r>
-        <w:rPr>
-          <w:rStyle w:val="VerbatimChar"/>
-        </w:rPr>
-        <w:t xml:space="preserve">Clear all caches:            wp cache flush &amp;&amp; wp redis flush-db</w:t>
-      </w:r>
-      <w:r>
-        <w:br/>
-      </w:r>
-      <w:r>
-        <w:rPr>
-          <w:rStyle w:val="VerbatimChar"/>
-        </w:rPr>
-        <w:t xml:space="preserve">Restore from backup:         wp db import backup/db_TIMESTAMP.sql</w:t>
-      </w:r>
-      <w:r>
-        <w:br/>
-      </w:r>
-      <w:r>
-        <w:br/>
-      </w:r>
-      <w:r>
-        <w:rPr>
-          <w:rStyle w:val="VerbatimChar"/>
-        </w:rPr>
-        <w:t xml:space="preserve">IMPORTANT PATHS:</w:t>
-      </w:r>
-      <w:r>
-        <w:br/>
-      </w:r>
-      <w:r>
-        <w:rPr>
-          <w:rStyle w:val="VerbatimChar"/>
-        </w:rPr>
-        <w:t xml:space="preserve">WordPress root:              /home/wordpress/public_html/</w:t>
-      </w:r>
-      <w:r>
-        <w:br/>
-      </w:r>
-      <w:r>
-        <w:rPr>
-          <w:rStyle w:val="VerbatimChar"/>
-        </w:rPr>
-        <w:t xml:space="preserve">Configuration:               /home/wordpress/public_html/wp-config.php</w:t>
-      </w:r>
-      <w:r>
-        <w:br/>
-      </w:r>
-      <w:r>
-        <w:rPr>
-          <w:rStyle w:val="VerbatimChar"/>
-        </w:rPr>
-        <w:t xml:space="preserve">Backups:                     /home/wordpress/backup/</w:t>
-      </w:r>
-      <w:r>
-        <w:br/>
-      </w:r>
-      <w:r>
-        <w:rPr>
-          <w:rStyle w:val="VerbatimChar"/>
-        </w:rPr>
-        <w:t xml:space="preserve">Logs:                        /var/log/nginx/, /var/log/php-errors.log</w:t>
-      </w:r>
-      <w:r>
-        <w:br/>
-      </w:r>
-      <w:r>
-        <w:rPr>
-          <w:rStyle w:val="VerbatimChar"/>
-        </w:rPr>
-        <w:t xml:space="preserve">Database:                    MySQL [CUSTOMIZE: wordpress_db]</w:t>
-      </w:r>
-      <w:r>
-        <w:br/>
-      </w:r>
-      <w:r>
-        <w:br/>
-      </w:r>
-      <w:r>
-        <w:rPr>
-          <w:rStyle w:val="VerbatimChar"/>
-        </w:rPr>
-        <w:t xml:space="preserve">SERVICE COMMANDS:</w:t>
-      </w:r>
-      <w:r>
-        <w:br/>
-      </w:r>
-      <w:r>
-        <w:rPr>
-          <w:rStyle w:val="VerbatimChar"/>
-        </w:rPr>
-        <w:t xml:space="preserve">Restart Nginx:               sudo systemctl restart nginx</w:t>
-      </w:r>
-      <w:r>
-        <w:br/>
-      </w:r>
-      <w:r>
-        <w:rPr>
-          <w:rStyle w:val="VerbatimChar"/>
-        </w:rPr>
-        <w:t xml:space="preserve">Restart PHP-FPM:             sudo systemctl restart php8.1-fpm</w:t>
-      </w:r>
-      <w:r>
-        <w:br/>
-      </w:r>
-      <w:r>
-        <w:rPr>
-          <w:rStyle w:val="VerbatimChar"/>
-        </w:rPr>
-        <w:t xml:space="preserve">Restart MySQL:               sudo systemctl restart mysql</w:t>
-      </w:r>
-      <w:r>
-        <w:br/>
-      </w:r>
-      <w:r>
-        <w:rPr>
-          <w:rStyle w:val="VerbatimChar"/>
-        </w:rPr>
-        <w:t xml:space="preserve">Check service status:        sudo systemctl status [service]</w:t>
-      </w:r>
-      <w:r>
-        <w:br/>
-      </w:r>
-      <w:r>
-        <w:br/>
-      </w:r>
-      <w:r>
-        <w:rPr>
-          <w:rStyle w:val="VerbatimChar"/>
-        </w:rPr>
-        <w:t xml:space="preserve">ESCALATION PATH:</w:t>
-      </w:r>
-      <w:r>
-        <w:br/>
-      </w:r>
-      <w:r>
-        <w:rPr>
-          <w:rStyle w:val="VerbatimChar"/>
-        </w:rPr>
-        <w:t xml:space="preserve">1. [CUSTOMIZE: First responder name]</w:t>
-      </w:r>
-      <w:r>
-        <w:br/>
-      </w:r>
-      <w:r>
-        <w:rPr>
-          <w:rStyle w:val="VerbatimChar"/>
-        </w:rPr>
-        <w:t xml:space="preserve">2. [CUSTOMIZE: Manager name]</w:t>
-      </w:r>
-      <w:r>
-        <w:br/>
-      </w:r>
-      <w:r>
-        <w:rPr>
-          <w:rStyle w:val="VerbatimChar"/>
-        </w:rPr>
-        <w:t xml:space="preserve">3. [CUSTOMIZE: Director name]</w:t>
+        <w:t xml:space="preserve">DISALLOW_FILE_MODS</w:t>
+      </w:r>
+      <w:r>
+        <w:t xml:space="preserve"> </w:t>
+      </w:r>
+      <w:r>
+        <w:t xml:space="preserve">only when deployment/update workflows are externalized.</w:t>
       </w:r>
     </w:p>
     <w:p>
@@ -43005,7 +42629,310 @@
       </w:r>
     </w:p>
     <w:bookmarkEnd w:id="100"/>
-    <w:bookmarkStart w:id="110" w:name="related-documents"/>
+    <w:bookmarkStart w:id="101" w:name="quick-reference-card-printable"/>
+    <w:p>
+      <w:pPr>
+        <w:pStyle w:val="Heading2"/>
+      </w:pPr>
+      <w:r>
+        <w:t xml:space="preserve">Quick Reference Card (Printable)</w:t>
+      </w:r>
+    </w:p>
+    <w:p>
+      <w:pPr>
+        <w:pStyle w:val="FirstParagraph"/>
+      </w:pPr>
+      <w:r>
+        <w:t xml:space="preserve">For quick access during incidents, print this card and keep it near your desk.</w:t>
+      </w:r>
+    </w:p>
+    <w:p>
+      <w:pPr>
+        <w:pStyle w:val="SourceCode"/>
+      </w:pPr>
+      <w:r>
+        <w:rPr>
+          <w:rStyle w:val="VerbatimChar"/>
+        </w:rPr>
+        <w:t xml:space="preserve">╔════════════════════════════════════════════════════════════╗</w:t>
+      </w:r>
+      <w:r>
+        <w:br/>
+      </w:r>
+      <w:r>
+        <w:rPr>
+          <w:rStyle w:val="VerbatimChar"/>
+        </w:rPr>
+        <w:t xml:space="preserve">║        WORDPRESS OPERATIONS QUICK REFERENCE                ║</w:t>
+      </w:r>
+      <w:r>
+        <w:br/>
+      </w:r>
+      <w:r>
+        <w:rPr>
+          <w:rStyle w:val="VerbatimChar"/>
+        </w:rPr>
+        <w:t xml:space="preserve">╚════════════════════════════════════════════════════════════╝</w:t>
+      </w:r>
+      <w:r>
+        <w:br/>
+      </w:r>
+      <w:r>
+        <w:br/>
+      </w:r>
+      <w:r>
+        <w:rPr>
+          <w:rStyle w:val="VerbatimChar"/>
+        </w:rPr>
+        <w:t xml:space="preserve">EMERGENCY CONTACTS:</w:t>
+      </w:r>
+      <w:r>
+        <w:br/>
+      </w:r>
+      <w:r>
+        <w:rPr>
+          <w:rStyle w:val="VerbatimChar"/>
+        </w:rPr>
+        <w:t xml:space="preserve">- SysAdmin On-Call: [CUSTOMIZE: PHONE]</w:t>
+      </w:r>
+      <w:r>
+        <w:br/>
+      </w:r>
+      <w:r>
+        <w:rPr>
+          <w:rStyle w:val="VerbatimChar"/>
+        </w:rPr>
+        <w:t xml:space="preserve">- Database Admin: [CUSTOMIZE: PHONE]</w:t>
+      </w:r>
+      <w:r>
+        <w:br/>
+      </w:r>
+      <w:r>
+        <w:rPr>
+          <w:rStyle w:val="VerbatimChar"/>
+        </w:rPr>
+        <w:t xml:space="preserve">- Security Officer: [CUSTOMIZE: PHONE]</w:t>
+      </w:r>
+      <w:r>
+        <w:br/>
+      </w:r>
+      <w:r>
+        <w:br/>
+      </w:r>
+      <w:r>
+        <w:rPr>
+          <w:rStyle w:val="VerbatimChar"/>
+        </w:rPr>
+        <w:t xml:space="preserve">CRITICAL COMMANDS:</w:t>
+      </w:r>
+      <w:r>
+        <w:br/>
+      </w:r>
+      <w:r>
+        <w:rPr>
+          <w:rStyle w:val="VerbatimChar"/>
+        </w:rPr>
+        <w:t xml:space="preserve">Check if site is down:       curl -I https://example.com</w:t>
+      </w:r>
+      <w:r>
+        <w:br/>
+      </w:r>
+      <w:r>
+        <w:rPr>
+          <w:rStyle w:val="VerbatimChar"/>
+        </w:rPr>
+        <w:t xml:space="preserve">View recent errors:          tail -30 /var/log/php-errors.log</w:t>
+      </w:r>
+      <w:r>
+        <w:br/>
+      </w:r>
+      <w:r>
+        <w:rPr>
+          <w:rStyle w:val="VerbatimChar"/>
+        </w:rPr>
+        <w:t xml:space="preserve">Check server status:         top -bn1 | head</w:t>
+      </w:r>
+      <w:r>
+        <w:br/>
+      </w:r>
+      <w:r>
+        <w:rPr>
+          <w:rStyle w:val="VerbatimChar"/>
+        </w:rPr>
+        <w:t xml:space="preserve">Disable all plugins:         wp plugin deactivate --all</w:t>
+      </w:r>
+      <w:r>
+        <w:br/>
+      </w:r>
+      <w:r>
+        <w:rPr>
+          <w:rStyle w:val="VerbatimChar"/>
+        </w:rPr>
+        <w:t xml:space="preserve">Clear all caches:            wp cache flush &amp;&amp; wp redis flush-db</w:t>
+      </w:r>
+      <w:r>
+        <w:br/>
+      </w:r>
+      <w:r>
+        <w:rPr>
+          <w:rStyle w:val="VerbatimChar"/>
+        </w:rPr>
+        <w:t xml:space="preserve">Restore from backup:         wp db import backup/db_TIMESTAMP.sql</w:t>
+      </w:r>
+      <w:r>
+        <w:br/>
+      </w:r>
+      <w:r>
+        <w:br/>
+      </w:r>
+      <w:r>
+        <w:rPr>
+          <w:rStyle w:val="VerbatimChar"/>
+        </w:rPr>
+        <w:t xml:space="preserve">IMPORTANT PATHS:</w:t>
+      </w:r>
+      <w:r>
+        <w:br/>
+      </w:r>
+      <w:r>
+        <w:rPr>
+          <w:rStyle w:val="VerbatimChar"/>
+        </w:rPr>
+        <w:t xml:space="preserve">WordPress root:              /home/wordpress/public_html/</w:t>
+      </w:r>
+      <w:r>
+        <w:br/>
+      </w:r>
+      <w:r>
+        <w:rPr>
+          <w:rStyle w:val="VerbatimChar"/>
+        </w:rPr>
+        <w:t xml:space="preserve">Configuration:               /home/wordpress/public_html/wp-config.php</w:t>
+      </w:r>
+      <w:r>
+        <w:br/>
+      </w:r>
+      <w:r>
+        <w:rPr>
+          <w:rStyle w:val="VerbatimChar"/>
+        </w:rPr>
+        <w:t xml:space="preserve">Backups:                     /home/wordpress/backup/</w:t>
+      </w:r>
+      <w:r>
+        <w:br/>
+      </w:r>
+      <w:r>
+        <w:rPr>
+          <w:rStyle w:val="VerbatimChar"/>
+        </w:rPr>
+        <w:t xml:space="preserve">Logs:                        /var/log/nginx/, /var/log/php-errors.log</w:t>
+      </w:r>
+      <w:r>
+        <w:br/>
+      </w:r>
+      <w:r>
+        <w:rPr>
+          <w:rStyle w:val="VerbatimChar"/>
+        </w:rPr>
+        <w:t xml:space="preserve">Database:                    MySQL [CUSTOMIZE: wordpress_db]</w:t>
+      </w:r>
+      <w:r>
+        <w:br/>
+      </w:r>
+      <w:r>
+        <w:br/>
+      </w:r>
+      <w:r>
+        <w:rPr>
+          <w:rStyle w:val="VerbatimChar"/>
+        </w:rPr>
+        <w:t xml:space="preserve">SERVICE COMMANDS:</w:t>
+      </w:r>
+      <w:r>
+        <w:br/>
+      </w:r>
+      <w:r>
+        <w:rPr>
+          <w:rStyle w:val="VerbatimChar"/>
+        </w:rPr>
+        <w:t xml:space="preserve">Restart Nginx:               sudo systemctl restart nginx</w:t>
+      </w:r>
+      <w:r>
+        <w:br/>
+      </w:r>
+      <w:r>
+        <w:rPr>
+          <w:rStyle w:val="VerbatimChar"/>
+        </w:rPr>
+        <w:t xml:space="preserve">Restart PHP-FPM:             sudo systemctl restart php8.1-fpm</w:t>
+      </w:r>
+      <w:r>
+        <w:br/>
+      </w:r>
+      <w:r>
+        <w:rPr>
+          <w:rStyle w:val="VerbatimChar"/>
+        </w:rPr>
+        <w:t xml:space="preserve">Restart MySQL:               sudo systemctl restart mysql</w:t>
+      </w:r>
+      <w:r>
+        <w:br/>
+      </w:r>
+      <w:r>
+        <w:rPr>
+          <w:rStyle w:val="VerbatimChar"/>
+        </w:rPr>
+        <w:t xml:space="preserve">Check service status:        sudo systemctl status [service]</w:t>
+      </w:r>
+      <w:r>
+        <w:br/>
+      </w:r>
+      <w:r>
+        <w:br/>
+      </w:r>
+      <w:r>
+        <w:rPr>
+          <w:rStyle w:val="VerbatimChar"/>
+        </w:rPr>
+        <w:t xml:space="preserve">ESCALATION PATH:</w:t>
+      </w:r>
+      <w:r>
+        <w:br/>
+      </w:r>
+      <w:r>
+        <w:rPr>
+          <w:rStyle w:val="VerbatimChar"/>
+        </w:rPr>
+        <w:t xml:space="preserve">1. [CUSTOMIZE: First responder name]</w:t>
+      </w:r>
+      <w:r>
+        <w:br/>
+      </w:r>
+      <w:r>
+        <w:rPr>
+          <w:rStyle w:val="VerbatimChar"/>
+        </w:rPr>
+        <w:t xml:space="preserve">2. [CUSTOMIZE: Manager name]</w:t>
+      </w:r>
+      <w:r>
+        <w:br/>
+      </w:r>
+      <w:r>
+        <w:rPr>
+          <w:rStyle w:val="VerbatimChar"/>
+        </w:rPr>
+        <w:t xml:space="preserve">3. [CUSTOMIZE: Director name]</w:t>
+      </w:r>
+    </w:p>
+    <w:p>
+      <w:r>
+        <w:pict>
+          <v:rect style="width:0;height:1.5pt" o:hralign="center" o:hrstd="t" o:hr="t"/>
+        </w:pict>
+      </w:r>
+    </w:p>
+    <w:bookmarkEnd w:id="101"/>
+    <w:bookmarkStart w:id="111" w:name="related-documents"/>
     <w:p>
       <w:pPr>
         <w:pStyle w:val="Heading2"/>
@@ -43084,7 +43011,7 @@
       <w:r>
         <w:t xml:space="preserve"> </w:t>
       </w:r>
-      <w:hyperlink r:id="rId101">
+      <w:hyperlink r:id="rId102">
         <w:r>
           <w:rPr>
             <w:rStyle w:val="Hyperlink"/>
@@ -43109,7 +43036,7 @@
       <w:r>
         <w:t xml:space="preserve"> </w:t>
       </w:r>
-      <w:hyperlink r:id="rId102">
+      <w:hyperlink r:id="rId103">
         <w:r>
           <w:rPr>
             <w:rStyle w:val="Hyperlink"/>
@@ -43134,7 +43061,7 @@
       <w:r>
         <w:t xml:space="preserve"> </w:t>
       </w:r>
-      <w:hyperlink r:id="rId103">
+      <w:hyperlink r:id="rId104">
         <w:r>
           <w:rPr>
             <w:rStyle w:val="Hyperlink"/>
@@ -43171,7 +43098,7 @@
       <w:r>
         <w:t xml:space="preserve"> </w:t>
       </w:r>
-      <w:hyperlink r:id="rId104">
+      <w:hyperlink r:id="rId105">
         <w:r>
           <w:rPr>
             <w:rStyle w:val="Hyperlink"/>
@@ -43188,7 +43115,7 @@
       <w:r>
         <w:t xml:space="preserve"> </w:t>
       </w:r>
-      <w:hyperlink r:id="rId105">
+      <w:hyperlink r:id="rId106">
         <w:r>
           <w:rPr>
             <w:rStyle w:val="Hyperlink"/>
@@ -43205,7 +43132,7 @@
       <w:r>
         <w:t xml:space="preserve"> </w:t>
       </w:r>
-      <w:hyperlink r:id="rId106">
+      <w:hyperlink r:id="rId107">
         <w:r>
           <w:rPr>
             <w:rStyle w:val="Hyperlink"/>
@@ -43222,7 +43149,7 @@
       <w:r>
         <w:t xml:space="preserve"> </w:t>
       </w:r>
-      <w:hyperlink r:id="rId107">
+      <w:hyperlink r:id="rId108">
         <w:r>
           <w:rPr>
             <w:rStyle w:val="Hyperlink"/>
@@ -43239,7 +43166,7 @@
       <w:r>
         <w:t xml:space="preserve"> </w:t>
       </w:r>
-      <w:hyperlink r:id="rId108">
+      <w:hyperlink r:id="rId109">
         <w:r>
           <w:rPr>
             <w:rStyle w:val="Hyperlink"/>
@@ -43256,7 +43183,7 @@
       <w:r>
         <w:t xml:space="preserve"> </w:t>
       </w:r>
-      <w:hyperlink r:id="rId109">
+      <w:hyperlink r:id="rId110">
         <w:r>
           <w:rPr>
             <w:rStyle w:val="Hyperlink"/>
@@ -43314,8 +43241,8 @@
         </w:pict>
       </w:r>
     </w:p>
-    <w:bookmarkEnd w:id="110"/>
-    <w:bookmarkStart w:id="111" w:name="glossary"/>
+    <w:bookmarkEnd w:id="111"/>
+    <w:bookmarkStart w:id="112" w:name="glossary"/>
     <w:p>
       <w:pPr>
         <w:pStyle w:val="Heading2"/>
@@ -43762,8 +43689,8 @@
         </w:pict>
       </w:r>
     </w:p>
-    <w:bookmarkEnd w:id="111"/>
-    <w:bookmarkStart w:id="112" w:name="document-metadata"/>
+    <w:bookmarkEnd w:id="112"/>
+    <w:bookmarkStart w:id="113" w:name="document-metadata"/>
     <w:p>
       <w:pPr>
         <w:pStyle w:val="Heading2"/>
@@ -44008,7 +43935,7 @@
         <w:t xml:space="preserve">This WordPress Operations Runbook is a comprehensive guide for managing WordPress installations in production environments. Regular review and updates are essential. All procedures should be tested in staging before implementation in production.</w:t>
       </w:r>
     </w:p>
-    <w:bookmarkEnd w:id="112"/>
+    <w:bookmarkEnd w:id="113"/>
     <w:sectPr>
       <w:footnotePr>
         <w:numRestart w:val="eachSect"/>
@@ -44842,6 +44769,9 @@
     </w:lvlOverride>
   </w:num>
   <w:num w:numId="1034">
+    <w:abstractNumId w:val="991"/>
+  </w:num>
+  <w:num w:numId="1035">
     <w:abstractNumId w:val="991"/>
   </w:num>
 </w:numbering>

--- a/WP-Operations-Runbook.docx
+++ b/WP-Operations-Runbook.docx
@@ -427,7 +427,7 @@
               <w:pStyle w:val="Compact"/>
             </w:pPr>
             <w:r>
-              <w:t xml:space="preserve">Section 5.3</w:t>
+              <w:t xml:space="preserve">Section 5.5</w:t>
             </w:r>
           </w:p>
         </w:tc>
@@ -441,7 +441,7 @@
               <w:rPr>
                 <w:rStyle w:val="VerbatimChar"/>
               </w:rPr>
-              <w:t xml:space="preserve">wp user list --format=table</w:t>
+              <w:t xml:space="preserve">wp user list --role=administrator --format=table</w:t>
             </w:r>
           </w:p>
         </w:tc>
@@ -2608,7 +2608,7 @@
               <w:pStyle w:val="Compact"/>
             </w:pPr>
             <w:r>
-              <w:t xml:space="preserve">[CUSTOMIZE: 8.1+]</w:t>
+              <w:t xml:space="preserve">[CUSTOMIZE: 8.2+]</w:t>
             </w:r>
           </w:p>
         </w:tc>
@@ -2647,7 +2647,7 @@
               <w:rPr>
                 <w:rStyle w:val="VerbatimChar"/>
               </w:rPr>
-              <w:t xml:space="preserve">/etc/php/8.1/fpm/php.ini</w:t>
+              <w:t xml:space="preserve">/etc/php/[CUSTOMIZE: 8.x]/fpm/php.ini</w:t>
             </w:r>
           </w:p>
         </w:tc>
@@ -5791,7 +5791,7 @@
     </w:p>
     <w:bookmarkEnd w:id="37"/>
     <w:bookmarkEnd w:id="38"/>
-    <w:bookmarkStart w:id="46" w:name="section-5-security-hardening"/>
+    <w:bookmarkStart w:id="47" w:name="section-5-security-hardening"/>
     <w:p>
       <w:pPr>
         <w:pStyle w:val="Heading2"/>
@@ -7661,13 +7661,398 @@
       </w:r>
     </w:p>
     <w:bookmarkEnd w:id="44"/>
-    <w:bookmarkStart w:id="45" w:name="file-integrity-monitoring-fim"/>
+    <w:bookmarkStart w:id="45" w:name="X6c682bf2d2d53acf340f5a675ccfd1467198b09"/>
     <w:p>
       <w:pPr>
         <w:pStyle w:val="Heading3"/>
       </w:pPr>
       <w:r>
-        <w:t xml:space="preserve">5.5 File Integrity Monitoring (FIM)</w:t>
+        <w:t xml:space="preserve">5.5 Administrator Two-Factor Authentication (2FA)</w:t>
+      </w:r>
+    </w:p>
+    <w:p>
+      <w:pPr>
+        <w:pStyle w:val="FirstParagraph"/>
+      </w:pPr>
+      <w:r>
+        <w:rPr>
+          <w:b/>
+          <w:bCs/>
+        </w:rPr>
+        <w:t xml:space="preserve">Objective:</w:t>
+      </w:r>
+      <w:r>
+        <w:t xml:space="preserve"> </w:t>
+      </w:r>
+      <w:r>
+        <w:t xml:space="preserve">Require 2FA for all administrator-capable accounts and maintain a documented break-glass recovery path.</w:t>
+      </w:r>
+    </w:p>
+    <w:p>
+      <w:pPr>
+        <w:pStyle w:val="BodyText"/>
+      </w:pPr>
+      <w:r>
+        <w:rPr>
+          <w:b/>
+          <w:bCs/>
+        </w:rPr>
+        <w:t xml:space="preserve">Choose and Standardize One 2FA Plugin:</w:t>
+      </w:r>
+    </w:p>
+    <w:p>
+      <w:pPr>
+        <w:pStyle w:val="Compact"/>
+        <w:numPr>
+          <w:ilvl w:val="0"/>
+          <w:numId w:val="1009"/>
+        </w:numPr>
+      </w:pPr>
+      <w:r>
+        <w:t xml:space="preserve">[CUSTOMIZE: 2fa_plugin_slug] (for example,</w:t>
+      </w:r>
+      <w:r>
+        <w:t xml:space="preserve"> </w:t>
+      </w:r>
+      <w:r>
+        <w:rPr>
+          <w:rStyle w:val="VerbatimChar"/>
+        </w:rPr>
+        <w:t xml:space="preserve">wp-2fa</w:t>
+      </w:r>
+      <w:r>
+        <w:t xml:space="preserve"> </w:t>
+      </w:r>
+      <w:r>
+        <w:t xml:space="preserve">or</w:t>
+      </w:r>
+      <w:r>
+        <w:t xml:space="preserve"> </w:t>
+      </w:r>
+      <w:r>
+        <w:rPr>
+          <w:rStyle w:val="VerbatimChar"/>
+        </w:rPr>
+        <w:t xml:space="preserve">two-factor</w:t>
+      </w:r>
+      <w:r>
+        <w:t xml:space="preserve">)</w:t>
+      </w:r>
+    </w:p>
+    <w:p>
+      <w:pPr>
+        <w:pStyle w:val="FirstParagraph"/>
+      </w:pPr>
+      <w:r>
+        <w:rPr>
+          <w:b/>
+          <w:bCs/>
+        </w:rPr>
+        <w:t xml:space="preserve">Implementation Steps:</w:t>
+      </w:r>
+    </w:p>
+    <w:p>
+      <w:pPr>
+        <w:pStyle w:val="Compact"/>
+        <w:numPr>
+          <w:ilvl w:val="0"/>
+          <w:numId w:val="1010"/>
+        </w:numPr>
+      </w:pPr>
+      <w:r>
+        <w:t xml:space="preserve">Install and activate the approved 2FA plugin:</w:t>
+      </w:r>
+    </w:p>
+    <w:p>
+      <w:pPr>
+        <w:pStyle w:val="SourceCode"/>
+      </w:pPr>
+      <w:r>
+        <w:rPr>
+          <w:rStyle w:val="ExtensionTok"/>
+        </w:rPr>
+        <w:t xml:space="preserve">wp</w:t>
+      </w:r>
+      <w:r>
+        <w:rPr>
+          <w:rStyle w:val="NormalTok"/>
+        </w:rPr>
+        <w:t xml:space="preserve"> plugin install [CUSTOMIZE: 2fa_plugin_slug] </w:t>
+      </w:r>
+      <w:r>
+        <w:rPr>
+          <w:rStyle w:val="AttributeTok"/>
+        </w:rPr>
+        <w:t xml:space="preserve">--activate</w:t>
+      </w:r>
+    </w:p>
+    <w:p>
+      <w:pPr>
+        <w:numPr>
+          <w:ilvl w:val="0"/>
+          <w:numId w:val="1011"/>
+        </w:numPr>
+      </w:pPr>
+      <w:r>
+        <w:t xml:space="preserve">In plugin settings, enforce 2FA for</w:t>
+      </w:r>
+      <w:r>
+        <w:t xml:space="preserve"> </w:t>
+      </w:r>
+      <w:r>
+        <w:rPr>
+          <w:rStyle w:val="VerbatimChar"/>
+        </w:rPr>
+        <w:t xml:space="preserve">administrator</w:t>
+      </w:r>
+      <w:r>
+        <w:t xml:space="preserve"> </w:t>
+      </w:r>
+      <w:r>
+        <w:t xml:space="preserve">(and any additional privileged roles).</w:t>
+      </w:r>
+    </w:p>
+    <w:p>
+      <w:pPr>
+        <w:numPr>
+          <w:ilvl w:val="0"/>
+          <w:numId w:val="1011"/>
+        </w:numPr>
+      </w:pPr>
+      <w:r>
+        <w:t xml:space="preserve">Enroll all administrator accounts and store backup recovery codes in the approved password vault.</w:t>
+      </w:r>
+    </w:p>
+    <w:p>
+      <w:pPr>
+        <w:numPr>
+          <w:ilvl w:val="0"/>
+          <w:numId w:val="1011"/>
+        </w:numPr>
+      </w:pPr>
+      <w:r>
+        <w:t xml:space="preserve">Verify operational state:</w:t>
+      </w:r>
+    </w:p>
+    <w:p>
+      <w:pPr>
+        <w:pStyle w:val="SourceCode"/>
+      </w:pPr>
+      <w:r>
+        <w:rPr>
+          <w:rStyle w:val="ExtensionTok"/>
+        </w:rPr>
+        <w:t xml:space="preserve">wp</w:t>
+      </w:r>
+      <w:r>
+        <w:rPr>
+          <w:rStyle w:val="NormalTok"/>
+        </w:rPr>
+        <w:t xml:space="preserve"> plugin is-active [CUSTOMIZE: 2fa_plugin_slug] </w:t>
+      </w:r>
+      <w:r>
+        <w:rPr>
+          <w:rStyle w:val="KeywordTok"/>
+        </w:rPr>
+        <w:t xml:space="preserve">&amp;&amp;</w:t>
+      </w:r>
+      <w:r>
+        <w:rPr>
+          <w:rStyle w:val="NormalTok"/>
+        </w:rPr>
+        <w:t xml:space="preserve"> </w:t>
+      </w:r>
+      <w:r>
+        <w:rPr>
+          <w:rStyle w:val="BuiltInTok"/>
+        </w:rPr>
+        <w:t xml:space="preserve">echo</w:t>
+      </w:r>
+      <w:r>
+        <w:rPr>
+          <w:rStyle w:val="NormalTok"/>
+        </w:rPr>
+        <w:t xml:space="preserve"> </w:t>
+      </w:r>
+      <w:r>
+        <w:rPr>
+          <w:rStyle w:val="StringTok"/>
+        </w:rPr>
+        <w:t xml:space="preserve">"2FA plugin active"</w:t>
+      </w:r>
+      <w:r>
+        <w:br/>
+      </w:r>
+      <w:r>
+        <w:rPr>
+          <w:rStyle w:val="ExtensionTok"/>
+        </w:rPr>
+        <w:t xml:space="preserve">wp</w:t>
+      </w:r>
+      <w:r>
+        <w:rPr>
+          <w:rStyle w:val="NormalTok"/>
+        </w:rPr>
+        <w:t xml:space="preserve"> user list </w:t>
+      </w:r>
+      <w:r>
+        <w:rPr>
+          <w:rStyle w:val="AttributeTok"/>
+        </w:rPr>
+        <w:t xml:space="preserve">--role</w:t>
+      </w:r>
+      <w:r>
+        <w:rPr>
+          <w:rStyle w:val="OperatorTok"/>
+        </w:rPr>
+        <w:t xml:space="preserve">=</w:t>
+      </w:r>
+      <w:r>
+        <w:rPr>
+          <w:rStyle w:val="NormalTok"/>
+        </w:rPr>
+        <w:t xml:space="preserve">administrator </w:t>
+      </w:r>
+      <w:r>
+        <w:rPr>
+          <w:rStyle w:val="AttributeTok"/>
+        </w:rPr>
+        <w:t xml:space="preserve">--fields</w:t>
+      </w:r>
+      <w:r>
+        <w:rPr>
+          <w:rStyle w:val="OperatorTok"/>
+        </w:rPr>
+        <w:t xml:space="preserve">=</w:t>
+      </w:r>
+      <w:r>
+        <w:rPr>
+          <w:rStyle w:val="NormalTok"/>
+        </w:rPr>
+        <w:t xml:space="preserve">ID,user_login,user_email </w:t>
+      </w:r>
+      <w:r>
+        <w:rPr>
+          <w:rStyle w:val="AttributeTok"/>
+        </w:rPr>
+        <w:t xml:space="preserve">--format</w:t>
+      </w:r>
+      <w:r>
+        <w:rPr>
+          <w:rStyle w:val="OperatorTok"/>
+        </w:rPr>
+        <w:t xml:space="preserve">=</w:t>
+      </w:r>
+      <w:r>
+        <w:rPr>
+          <w:rStyle w:val="NormalTok"/>
+        </w:rPr>
+        <w:t xml:space="preserve">table</w:t>
+      </w:r>
+    </w:p>
+    <w:p>
+      <w:pPr>
+        <w:pStyle w:val="Compact"/>
+        <w:numPr>
+          <w:ilvl w:val="0"/>
+          <w:numId w:val="1012"/>
+        </w:numPr>
+      </w:pPr>
+      <w:r>
+        <w:t xml:space="preserve">Document exceptions and break-glass approvals (owner, approver, expiry, and rollback steps).</w:t>
+      </w:r>
+    </w:p>
+    <w:p>
+      <w:pPr>
+        <w:pStyle w:val="FirstParagraph"/>
+      </w:pPr>
+      <w:r>
+        <w:rPr>
+          <w:b/>
+          <w:bCs/>
+        </w:rPr>
+        <w:t xml:space="preserve">Emergency Recovery (temporary):</w:t>
+      </w:r>
+    </w:p>
+    <w:p>
+      <w:pPr>
+        <w:pStyle w:val="SourceCode"/>
+      </w:pPr>
+      <w:r>
+        <w:rPr>
+          <w:rStyle w:val="CommentTok"/>
+        </w:rPr>
+        <w:t xml:space="preserve"># Use only during approved incident response</w:t>
+      </w:r>
+      <w:r>
+        <w:br/>
+      </w:r>
+      <w:r>
+        <w:rPr>
+          <w:rStyle w:val="ExtensionTok"/>
+        </w:rPr>
+        <w:t xml:space="preserve">wp</w:t>
+      </w:r>
+      <w:r>
+        <w:rPr>
+          <w:rStyle w:val="NormalTok"/>
+        </w:rPr>
+        <w:t xml:space="preserve"> plugin deactivate [CUSTOMIZE: 2fa_plugin_slug]</w:t>
+      </w:r>
+      <w:r>
+        <w:br/>
+      </w:r>
+      <w:r>
+        <w:br/>
+      </w:r>
+      <w:r>
+        <w:rPr>
+          <w:rStyle w:val="CommentTok"/>
+        </w:rPr>
+        <w:t xml:space="preserve"># Re-enable immediately after account recovery</w:t>
+      </w:r>
+      <w:r>
+        <w:br/>
+      </w:r>
+      <w:r>
+        <w:rPr>
+          <w:rStyle w:val="ExtensionTok"/>
+        </w:rPr>
+        <w:t xml:space="preserve">wp</w:t>
+      </w:r>
+      <w:r>
+        <w:rPr>
+          <w:rStyle w:val="NormalTok"/>
+        </w:rPr>
+        <w:t xml:space="preserve"> plugin activate [CUSTOMIZE: 2fa_plugin_slug]</w:t>
+      </w:r>
+    </w:p>
+    <w:p>
+      <w:pPr>
+        <w:pStyle w:val="BlockText"/>
+      </w:pPr>
+      <w:r>
+        <w:rPr>
+          <w:b/>
+          <w:bCs/>
+        </w:rPr>
+        <w:t xml:space="preserve">WARNING:</w:t>
+      </w:r>
+      <w:r>
+        <w:t xml:space="preserve"> </w:t>
+      </w:r>
+      <w:r>
+        <w:t xml:space="preserve">Any bypass window must be ticketed, time-bounded, and reviewed after closure.</w:t>
+      </w:r>
+    </w:p>
+    <w:bookmarkEnd w:id="45"/>
+    <w:bookmarkStart w:id="46" w:name="file-integrity-monitoring-fim"/>
+    <w:p>
+      <w:pPr>
+        <w:pStyle w:val="Heading3"/>
+      </w:pPr>
+      <w:r>
+        <w:t xml:space="preserve">5.6 File Integrity Monitoring (FIM)</w:t>
       </w:r>
     </w:p>
     <w:p>
@@ -8258,9 +8643,9 @@
         </w:pict>
       </w:r>
     </w:p>
-    <w:bookmarkEnd w:id="45"/>
     <w:bookmarkEnd w:id="46"/>
-    <w:bookmarkStart w:id="56" w:name="section-6-routine-maintenance"/>
+    <w:bookmarkEnd w:id="47"/>
+    <w:bookmarkStart w:id="57" w:name="section-6-routine-maintenance"/>
     <w:p>
       <w:pPr>
         <w:pStyle w:val="Heading2"/>
@@ -8269,7 +8654,7 @@
         <w:t xml:space="preserve">Section 6: Routine Maintenance</w:t>
       </w:r>
     </w:p>
-    <w:bookmarkStart w:id="47" w:name="maintenance-calendar"/>
+    <w:bookmarkStart w:id="48" w:name="maintenance-calendar"/>
     <w:p>
       <w:pPr>
         <w:pStyle w:val="Heading3"/>
@@ -9102,8 +9487,8 @@
         <w:t xml:space="preserve">Update as available; prioritize security updates immediately</w:t>
       </w:r>
     </w:p>
-    <w:bookmarkEnd w:id="47"/>
-    <w:bookmarkStart w:id="48" w:name="wordpress-core-updates"/>
+    <w:bookmarkEnd w:id="48"/>
+    <w:bookmarkStart w:id="49" w:name="wordpress-core-updates"/>
     <w:p>
       <w:pPr>
         <w:pStyle w:val="Heading3"/>
@@ -9176,7 +9561,7 @@
       <w:pPr>
         <w:numPr>
           <w:ilvl w:val="0"/>
-          <w:numId w:val="1009"/>
+          <w:numId w:val="1013"/>
         </w:numPr>
       </w:pPr>
       <w:r>
@@ -9227,7 +9612,7 @@
       <w:pPr>
         <w:numPr>
           <w:ilvl w:val="0"/>
-          <w:numId w:val="1009"/>
+          <w:numId w:val="1013"/>
         </w:numPr>
       </w:pPr>
       <w:r>
@@ -9293,7 +9678,7 @@
       <w:pPr>
         <w:numPr>
           <w:ilvl w:val="0"/>
-          <w:numId w:val="1009"/>
+          <w:numId w:val="1013"/>
         </w:numPr>
       </w:pPr>
       <w:r>
@@ -9398,7 +9783,7 @@
       <w:pPr>
         <w:numPr>
           <w:ilvl w:val="0"/>
-          <w:numId w:val="1009"/>
+          <w:numId w:val="1013"/>
         </w:numPr>
       </w:pPr>
       <w:r>
@@ -9515,7 +9900,7 @@
       <w:pPr>
         <w:numPr>
           <w:ilvl w:val="0"/>
-          <w:numId w:val="1009"/>
+          <w:numId w:val="1013"/>
         </w:numPr>
       </w:pPr>
       <w:r>
@@ -9566,7 +9951,7 @@
       <w:pPr>
         <w:numPr>
           <w:ilvl w:val="0"/>
-          <w:numId w:val="1009"/>
+          <w:numId w:val="1013"/>
         </w:numPr>
       </w:pPr>
       <w:r>
@@ -9582,7 +9967,7 @@
         <w:pStyle w:val="Compact"/>
         <w:numPr>
           <w:ilvl w:val="1"/>
-          <w:numId w:val="1010"/>
+          <w:numId w:val="1014"/>
         </w:numPr>
       </w:pPr>
       <w:r>
@@ -9603,7 +9988,7 @@
         <w:pStyle w:val="Compact"/>
         <w:numPr>
           <w:ilvl w:val="1"/>
-          <w:numId w:val="1010"/>
+          <w:numId w:val="1014"/>
         </w:numPr>
       </w:pPr>
       <w:r>
@@ -9615,7 +10000,7 @@
         <w:pStyle w:val="Compact"/>
         <w:numPr>
           <w:ilvl w:val="1"/>
-          <w:numId w:val="1010"/>
+          <w:numId w:val="1014"/>
         </w:numPr>
       </w:pPr>
       <w:r>
@@ -9627,7 +10012,7 @@
         <w:pStyle w:val="Compact"/>
         <w:numPr>
           <w:ilvl w:val="1"/>
-          <w:numId w:val="1010"/>
+          <w:numId w:val="1014"/>
         </w:numPr>
       </w:pPr>
       <w:r>
@@ -9652,8 +10037,8 @@
         <w:t xml:space="preserve">Minor updates (6.4.1 to 6.4.2) are generally safe. Major updates (6.3 to 6.4) should be tested on staging first.</w:t>
       </w:r>
     </w:p>
-    <w:bookmarkEnd w:id="48"/>
-    <w:bookmarkStart w:id="49" w:name="plugin-and-theme-updates"/>
+    <w:bookmarkEnd w:id="49"/>
+    <w:bookmarkStart w:id="50" w:name="plugin-and-theme-updates"/>
     <w:p>
       <w:pPr>
         <w:pStyle w:val="Heading3"/>
@@ -9726,7 +10111,7 @@
       <w:pPr>
         <w:numPr>
           <w:ilvl w:val="0"/>
-          <w:numId w:val="1011"/>
+          <w:numId w:val="1015"/>
         </w:numPr>
       </w:pPr>
       <w:r>
@@ -9849,7 +10234,7 @@
       <w:pPr>
         <w:numPr>
           <w:ilvl w:val="0"/>
-          <w:numId w:val="1011"/>
+          <w:numId w:val="1015"/>
         </w:numPr>
       </w:pPr>
       <w:r>
@@ -9915,7 +10300,7 @@
       <w:pPr>
         <w:numPr>
           <w:ilvl w:val="0"/>
-          <w:numId w:val="1011"/>
+          <w:numId w:val="1015"/>
         </w:numPr>
       </w:pPr>
       <w:r>
@@ -10026,7 +10411,7 @@
       <w:pPr>
         <w:numPr>
           <w:ilvl w:val="0"/>
-          <w:numId w:val="1011"/>
+          <w:numId w:val="1015"/>
         </w:numPr>
       </w:pPr>
       <w:r>
@@ -10071,7 +10456,7 @@
       <w:pPr>
         <w:numPr>
           <w:ilvl w:val="0"/>
-          <w:numId w:val="1011"/>
+          <w:numId w:val="1015"/>
         </w:numPr>
       </w:pPr>
       <w:r>
@@ -10140,7 +10525,7 @@
       <w:pPr>
         <w:numPr>
           <w:ilvl w:val="0"/>
-          <w:numId w:val="1011"/>
+          <w:numId w:val="1015"/>
         </w:numPr>
       </w:pPr>
       <w:r>
@@ -10295,8 +10680,8 @@
         <w:t xml:space="preserve">Keep a log of updates in your change management system. Document any issues encountered.</w:t>
       </w:r>
     </w:p>
-    <w:bookmarkEnd w:id="49"/>
-    <w:bookmarkStart w:id="50" w:name="database-optimization"/>
+    <w:bookmarkEnd w:id="50"/>
+    <w:bookmarkStart w:id="51" w:name="database-optimization"/>
     <w:p>
       <w:pPr>
         <w:pStyle w:val="Heading3"/>
@@ -11046,8 +11431,8 @@
         <w:t xml:space="preserve">--all</w:t>
       </w:r>
     </w:p>
-    <w:bookmarkEnd w:id="50"/>
-    <w:bookmarkStart w:id="51" w:name="php-version-upgrade"/>
+    <w:bookmarkEnd w:id="51"/>
+    <w:bookmarkStart w:id="52" w:name="php-version-upgrade"/>
     <w:p>
       <w:pPr>
         <w:pStyle w:val="Heading3"/>
@@ -11094,55 +11479,100 @@
     </w:p>
     <w:p>
       <w:pPr>
-        <w:pStyle w:val="FirstParagraph"/>
+        <w:pStyle w:val="BlockText"/>
       </w:pPr>
       <w:r>
         <w:rPr>
           <w:b/>
           <w:bCs/>
         </w:rPr>
-        <w:t xml:space="preserve">Prerequisites:</w:t>
-      </w:r>
-      <w:r>
-        <w:t xml:space="preserve"> </w:t>
-      </w:r>
-      <w:r>
-        <w:t xml:space="preserve">- All plugins compatible with new PHP version (check WordPress.org)</w:t>
-      </w:r>
-      <w:r>
-        <w:t xml:space="preserve"> </w:t>
-      </w:r>
-      <w:r>
-        <w:t xml:space="preserve">- All themes compatible</w:t>
-      </w:r>
-      <w:r>
-        <w:t xml:space="preserve"> </w:t>
-      </w:r>
-      <w:r>
-        <w:t xml:space="preserve">- Staging environment updated first</w:t>
-      </w:r>
-      <w:r>
-        <w:t xml:space="preserve"> </w:t>
-      </w:r>
-      <w:r>
-        <w:t xml:space="preserve">- Database backed up</w:t>
-      </w:r>
-      <w:r>
-        <w:t xml:space="preserve"> </w:t>
-      </w:r>
-      <w:r>
-        <w:t xml:space="preserve">- 2-hour maintenance window available</w:t>
-      </w:r>
-    </w:p>
-    <w:p>
-      <w:pPr>
-        <w:pStyle w:val="BodyText"/>
+        <w:t xml:space="preserve">NOTE:</w:t>
+      </w:r>
+      <w:r>
+        <w:t xml:space="preserve"> </w:t>
+      </w:r>
+      <w:r>
+        <w:t xml:space="preserve">Replace</w:t>
+      </w:r>
+      <w:r>
+        <w:t xml:space="preserve"> </w:t>
+      </w:r>
+      <w:r>
+        <w:rPr>
+          <w:rStyle w:val="VerbatimChar"/>
+        </w:rPr>
+        <w:t xml:space="preserve">8.2</w:t>
+      </w:r>
+      <w:r>
+        <w:t xml:space="preserve"> </w:t>
+      </w:r>
+      <w:r>
+        <w:t xml:space="preserve">below with your target PHP version (for example,</w:t>
+      </w:r>
+      <w:r>
+        <w:t xml:space="preserve"> </w:t>
+      </w:r>
+      <w:r>
+        <w:rPr>
+          <w:rStyle w:val="VerbatimChar"/>
+        </w:rPr>
+        <w:t xml:space="preserve">8.3</w:t>
+      </w:r>
+      <w:r>
+        <w:t xml:space="preserve">) and keep package names, FPM service, pool path, and socket references consistent.</w:t>
+      </w:r>
+    </w:p>
+    <w:p>
+      <w:pPr>
+        <w:pStyle w:val="FirstParagraph"/>
       </w:pPr>
       <w:r>
         <w:rPr>
           <w:b/>
           <w:bCs/>
         </w:rPr>
+        <w:t xml:space="preserve">Prerequisites:</w:t>
+      </w:r>
+      <w:r>
+        <w:t xml:space="preserve"> </w:t>
+      </w:r>
+      <w:r>
+        <w:t xml:space="preserve">- All plugins compatible with new PHP version (check WordPress.org)</w:t>
+      </w:r>
+      <w:r>
+        <w:t xml:space="preserve"> </w:t>
+      </w:r>
+      <w:r>
+        <w:t xml:space="preserve">- All themes compatible</w:t>
+      </w:r>
+      <w:r>
+        <w:t xml:space="preserve"> </w:t>
+      </w:r>
+      <w:r>
+        <w:t xml:space="preserve">- Staging environment updated first</w:t>
+      </w:r>
+      <w:r>
+        <w:t xml:space="preserve"> </w:t>
+      </w:r>
+      <w:r>
+        <w:t xml:space="preserve">- Database backed up</w:t>
+      </w:r>
+      <w:r>
+        <w:t xml:space="preserve"> </w:t>
+      </w:r>
+      <w:r>
+        <w:t xml:space="preserve">- 2-hour maintenance window available</w:t>
+      </w:r>
+    </w:p>
+    <w:p>
+      <w:pPr>
+        <w:pStyle w:val="BodyText"/>
+      </w:pPr>
+      <w:r>
+        <w:rPr>
+          <w:b/>
+          <w:bCs/>
+        </w:rPr>
         <w:t xml:space="preserve">Steps:</w:t>
       </w:r>
     </w:p>
@@ -11150,7 +11580,7 @@
       <w:pPr>
         <w:numPr>
           <w:ilvl w:val="0"/>
-          <w:numId w:val="1012"/>
+          <w:numId w:val="1016"/>
         </w:numPr>
       </w:pPr>
       <w:r>
@@ -11492,7 +11922,7 @@
       <w:pPr>
         <w:numPr>
           <w:ilvl w:val="0"/>
-          <w:numId w:val="1012"/>
+          <w:numId w:val="1016"/>
         </w:numPr>
       </w:pPr>
       <w:r>
@@ -11603,7 +12033,7 @@
       <w:pPr>
         <w:numPr>
           <w:ilvl w:val="0"/>
-          <w:numId w:val="1012"/>
+          <w:numId w:val="1016"/>
         </w:numPr>
       </w:pPr>
       <w:r>
@@ -11675,7 +12105,7 @@
       <w:pPr>
         <w:numPr>
           <w:ilvl w:val="0"/>
-          <w:numId w:val="1012"/>
+          <w:numId w:val="1016"/>
         </w:numPr>
       </w:pPr>
       <w:r>
@@ -11798,7 +12228,7 @@
       <w:pPr>
         <w:numPr>
           <w:ilvl w:val="0"/>
-          <w:numId w:val="1012"/>
+          <w:numId w:val="1016"/>
         </w:numPr>
       </w:pPr>
       <w:r>
@@ -11861,7 +12291,7 @@
       <w:pPr>
         <w:numPr>
           <w:ilvl w:val="0"/>
-          <w:numId w:val="1012"/>
+          <w:numId w:val="1016"/>
         </w:numPr>
       </w:pPr>
       <w:r>
@@ -12032,7 +12462,7 @@
       <w:pPr>
         <w:numPr>
           <w:ilvl w:val="0"/>
-          <w:numId w:val="1012"/>
+          <w:numId w:val="1016"/>
         </w:numPr>
       </w:pPr>
       <w:r>
@@ -12048,7 +12478,7 @@
         <w:pStyle w:val="Compact"/>
         <w:numPr>
           <w:ilvl w:val="1"/>
-          <w:numId w:val="1013"/>
+          <w:numId w:val="1017"/>
         </w:numPr>
       </w:pPr>
       <w:r>
@@ -12060,7 +12490,7 @@
         <w:pStyle w:val="Compact"/>
         <w:numPr>
           <w:ilvl w:val="1"/>
-          <w:numId w:val="1013"/>
+          <w:numId w:val="1017"/>
         </w:numPr>
       </w:pPr>
       <w:r>
@@ -12072,7 +12502,7 @@
         <w:pStyle w:val="Compact"/>
         <w:numPr>
           <w:ilvl w:val="1"/>
-          <w:numId w:val="1013"/>
+          <w:numId w:val="1017"/>
         </w:numPr>
       </w:pPr>
       <w:r>
@@ -12084,15 +12514,15 @@
         <w:pStyle w:val="Compact"/>
         <w:numPr>
           <w:ilvl w:val="1"/>
-          <w:numId w:val="1013"/>
+          <w:numId w:val="1017"/>
         </w:numPr>
       </w:pPr>
       <w:r>
         <w:t xml:space="preserve">Check database connections</w:t>
       </w:r>
     </w:p>
-    <w:bookmarkEnd w:id="51"/>
-    <w:bookmarkStart w:id="52" w:name="wordpress-cron-wp-cron-management"/>
+    <w:bookmarkEnd w:id="52"/>
+    <w:bookmarkStart w:id="53" w:name="wordpress-cron-wp-cron-management"/>
     <w:p>
       <w:pPr>
         <w:pStyle w:val="Heading3"/>
@@ -12643,8 +13073,8 @@
         <w:t xml:space="preserve">for the full rationale.</w:t>
       </w:r>
     </w:p>
-    <w:bookmarkEnd w:id="52"/>
-    <w:bookmarkStart w:id="53" w:name="transactional-email-management"/>
+    <w:bookmarkEnd w:id="53"/>
+    <w:bookmarkStart w:id="54" w:name="transactional-email-management"/>
     <w:p>
       <w:pPr>
         <w:pStyle w:val="Heading3"/>
@@ -13375,8 +13805,8 @@
         <w:t xml:space="preserve"> /var/log/php-errors.log</w:t>
       </w:r>
     </w:p>
-    <w:bookmarkEnd w:id="53"/>
-    <w:bookmarkStart w:id="54" w:name="log-rotation"/>
+    <w:bookmarkEnd w:id="54"/>
+    <w:bookmarkStart w:id="55" w:name="log-rotation"/>
     <w:p>
       <w:pPr>
         <w:pStyle w:val="Heading3"/>
@@ -14203,7 +14633,7 @@
         <w:rPr>
           <w:rStyle w:val="NormalTok"/>
         </w:rPr>
-        <w:t xml:space="preserve"> reload php8.1-fpm </w:t>
+        <w:t xml:space="preserve"> reload [CUSTOMIZE: php_fpm_service] </w:t>
       </w:r>
       <w:r>
         <w:rPr>
@@ -14589,8 +15019,8 @@
         <w:t xml:space="preserve">*</w:t>
       </w:r>
     </w:p>
-    <w:bookmarkEnd w:id="54"/>
-    <w:bookmarkStart w:id="55" w:name="monitoring-and-alerting"/>
+    <w:bookmarkEnd w:id="55"/>
+    <w:bookmarkStart w:id="56" w:name="monitoring-and-alerting"/>
     <w:p>
       <w:pPr>
         <w:pStyle w:val="Heading3"/>
@@ -15538,7 +15968,7 @@
         <w:rPr>
           <w:rStyle w:val="NormalTok"/>
         </w:rPr>
-        <w:t xml:space="preserve"> restart php8.1-fpm</w:t>
+        <w:t xml:space="preserve"> restart [CUSTOMIZE: php_fpm_service]</w:t>
       </w:r>
       <w:r>
         <w:br/>
@@ -16167,9 +16597,9 @@
         </w:pict>
       </w:r>
     </w:p>
-    <w:bookmarkEnd w:id="55"/>
     <w:bookmarkEnd w:id="56"/>
-    <w:bookmarkStart w:id="60" w:name="section-7-backup-procedures"/>
+    <w:bookmarkEnd w:id="57"/>
+    <w:bookmarkStart w:id="61" w:name="section-7-backup-procedures"/>
     <w:p>
       <w:pPr>
         <w:pStyle w:val="Heading2"/>
@@ -16178,7 +16608,7 @@
         <w:t xml:space="preserve">Section 7: Backup Procedures</w:t>
       </w:r>
     </w:p>
-    <w:bookmarkStart w:id="57" w:name="backup-strategy"/>
+    <w:bookmarkStart w:id="58" w:name="backup-strategy"/>
     <w:p>
       <w:pPr>
         <w:pStyle w:val="Heading3"/>
@@ -16594,8 +17024,8 @@
         <w:t xml:space="preserve">Test all backups quarterly. A backup that has never been restored is not a backup.</w:t>
       </w:r>
     </w:p>
-    <w:bookmarkEnd w:id="57"/>
-    <w:bookmarkStart w:id="58" w:name="automated-backup-script"/>
+    <w:bookmarkEnd w:id="58"/>
+    <w:bookmarkStart w:id="59" w:name="automated-backup-script"/>
     <w:p>
       <w:pPr>
         <w:pStyle w:val="Heading3"/>
@@ -19119,8 +19549,8 @@
         <w:t xml:space="preserve"> 0 /usr/local/bin/wordpress-backup.sh</w:t>
       </w:r>
     </w:p>
-    <w:bookmarkEnd w:id="58"/>
-    <w:bookmarkStart w:id="59" w:name="backup-verification"/>
+    <w:bookmarkEnd w:id="59"/>
+    <w:bookmarkStart w:id="60" w:name="backup-verification"/>
     <w:p>
       <w:pPr>
         <w:pStyle w:val="Heading3"/>
@@ -19163,7 +19593,7 @@
       <w:pPr>
         <w:numPr>
           <w:ilvl w:val="0"/>
-          <w:numId w:val="1014"/>
+          <w:numId w:val="1018"/>
         </w:numPr>
       </w:pPr>
       <w:r>
@@ -19274,7 +19704,7 @@
       <w:pPr>
         <w:numPr>
           <w:ilvl w:val="0"/>
-          <w:numId w:val="1014"/>
+          <w:numId w:val="1018"/>
         </w:numPr>
       </w:pPr>
       <w:r>
@@ -19493,7 +19923,7 @@
       <w:pPr>
         <w:numPr>
           <w:ilvl w:val="0"/>
-          <w:numId w:val="1014"/>
+          <w:numId w:val="1018"/>
         </w:numPr>
       </w:pPr>
       <w:r>
@@ -19640,7 +20070,7 @@
       <w:pPr>
         <w:numPr>
           <w:ilvl w:val="0"/>
-          <w:numId w:val="1014"/>
+          <w:numId w:val="1018"/>
         </w:numPr>
       </w:pPr>
       <w:r>
@@ -19802,7 +20232,7 @@
       <w:pPr>
         <w:numPr>
           <w:ilvl w:val="0"/>
-          <w:numId w:val="1014"/>
+          <w:numId w:val="1018"/>
         </w:numPr>
       </w:pPr>
       <w:r>
@@ -19895,9 +20325,9 @@
         </w:pict>
       </w:r>
     </w:p>
-    <w:bookmarkEnd w:id="59"/>
     <w:bookmarkEnd w:id="60"/>
-    <w:bookmarkStart w:id="64" w:name="section-8-deployment-procedures"/>
+    <w:bookmarkEnd w:id="61"/>
+    <w:bookmarkStart w:id="65" w:name="section-8-deployment-procedures"/>
     <w:p>
       <w:pPr>
         <w:pStyle w:val="Heading2"/>
@@ -19906,7 +20336,7 @@
         <w:t xml:space="preserve">Section 8: Deployment Procedures</w:t>
       </w:r>
     </w:p>
-    <w:bookmarkStart w:id="61" w:name="code-deployment"/>
+    <w:bookmarkStart w:id="62" w:name="code-deployment"/>
     <w:p>
       <w:pPr>
         <w:pStyle w:val="Heading3"/>
@@ -20165,8 +20595,8 @@
         <w:t xml:space="preserve"> https://[CUSTOMIZE: example.com]</w:t>
       </w:r>
     </w:p>
-    <w:bookmarkEnd w:id="61"/>
-    <w:bookmarkStart w:id="62" w:name="database-migration"/>
+    <w:bookmarkEnd w:id="62"/>
+    <w:bookmarkStart w:id="63" w:name="database-migration"/>
     <w:p>
       <w:pPr>
         <w:pStyle w:val="Heading3"/>
@@ -20263,7 +20693,7 @@
       <w:pPr>
         <w:numPr>
           <w:ilvl w:val="0"/>
-          <w:numId w:val="1015"/>
+          <w:numId w:val="1019"/>
         </w:numPr>
       </w:pPr>
       <w:r>
@@ -20476,7 +20906,7 @@
       <w:pPr>
         <w:numPr>
           <w:ilvl w:val="0"/>
-          <w:numId w:val="1015"/>
+          <w:numId w:val="1019"/>
         </w:numPr>
       </w:pPr>
       <w:r>
@@ -20533,7 +20963,7 @@
       <w:pPr>
         <w:numPr>
           <w:ilvl w:val="0"/>
-          <w:numId w:val="1015"/>
+          <w:numId w:val="1019"/>
         </w:numPr>
       </w:pPr>
       <w:r>
@@ -20809,7 +21239,7 @@
       <w:pPr>
         <w:numPr>
           <w:ilvl w:val="0"/>
-          <w:numId w:val="1015"/>
+          <w:numId w:val="1019"/>
         </w:numPr>
       </w:pPr>
       <w:r>
@@ -20941,7 +21371,7 @@
       <w:pPr>
         <w:numPr>
           <w:ilvl w:val="0"/>
-          <w:numId w:val="1015"/>
+          <w:numId w:val="1019"/>
         </w:numPr>
       </w:pPr>
       <w:r>
@@ -21076,7 +21506,7 @@
       <w:pPr>
         <w:numPr>
           <w:ilvl w:val="0"/>
-          <w:numId w:val="1015"/>
+          <w:numId w:val="1019"/>
         </w:numPr>
       </w:pPr>
       <w:r>
@@ -21247,7 +21677,7 @@
       <w:pPr>
         <w:numPr>
           <w:ilvl w:val="0"/>
-          <w:numId w:val="1015"/>
+          <w:numId w:val="1019"/>
         </w:numPr>
       </w:pPr>
       <w:r>
@@ -21313,7 +21743,7 @@
       <w:pPr>
         <w:numPr>
           <w:ilvl w:val="0"/>
-          <w:numId w:val="1015"/>
+          <w:numId w:val="1019"/>
         </w:numPr>
       </w:pPr>
       <w:r>
@@ -21329,7 +21759,7 @@
         <w:pStyle w:val="Compact"/>
         <w:numPr>
           <w:ilvl w:val="1"/>
-          <w:numId w:val="1016"/>
+          <w:numId w:val="1020"/>
         </w:numPr>
       </w:pPr>
       <w:r>
@@ -21341,7 +21771,7 @@
         <w:pStyle w:val="Compact"/>
         <w:numPr>
           <w:ilvl w:val="1"/>
-          <w:numId w:val="1016"/>
+          <w:numId w:val="1020"/>
         </w:numPr>
       </w:pPr>
       <w:r>
@@ -21353,7 +21783,7 @@
         <w:pStyle w:val="Compact"/>
         <w:numPr>
           <w:ilvl w:val="1"/>
-          <w:numId w:val="1016"/>
+          <w:numId w:val="1020"/>
         </w:numPr>
       </w:pPr>
       <w:r>
@@ -21365,15 +21795,15 @@
         <w:pStyle w:val="Compact"/>
         <w:numPr>
           <w:ilvl w:val="1"/>
-          <w:numId w:val="1016"/>
+          <w:numId w:val="1020"/>
         </w:numPr>
       </w:pPr>
       <w:r>
         <w:t xml:space="preserve">Check media URLs point to new location</w:t>
       </w:r>
     </w:p>
-    <w:bookmarkEnd w:id="62"/>
-    <w:bookmarkStart w:id="63" w:name="rollback-procedure"/>
+    <w:bookmarkEnd w:id="63"/>
+    <w:bookmarkStart w:id="64" w:name="rollback-procedure"/>
     <w:p>
       <w:pPr>
         <w:pStyle w:val="Heading3"/>
@@ -21452,7 +21882,7 @@
       <w:pPr>
         <w:numPr>
           <w:ilvl w:val="0"/>
-          <w:numId w:val="1017"/>
+          <w:numId w:val="1021"/>
         </w:numPr>
       </w:pPr>
       <w:r>
@@ -21536,7 +21966,7 @@
       <w:pPr>
         <w:numPr>
           <w:ilvl w:val="0"/>
-          <w:numId w:val="1017"/>
+          <w:numId w:val="1021"/>
         </w:numPr>
       </w:pPr>
       <w:r>
@@ -21674,7 +22104,7 @@
       <w:pPr>
         <w:numPr>
           <w:ilvl w:val="0"/>
-          <w:numId w:val="1017"/>
+          <w:numId w:val="1021"/>
         </w:numPr>
       </w:pPr>
       <w:r>
@@ -21752,7 +22182,7 @@
       <w:pPr>
         <w:numPr>
           <w:ilvl w:val="0"/>
-          <w:numId w:val="1017"/>
+          <w:numId w:val="1021"/>
         </w:numPr>
       </w:pPr>
       <w:r>
@@ -21848,7 +22278,7 @@
       <w:pPr>
         <w:numPr>
           <w:ilvl w:val="0"/>
-          <w:numId w:val="1017"/>
+          <w:numId w:val="1021"/>
         </w:numPr>
       </w:pPr>
       <w:r>
@@ -22097,7 +22527,7 @@
       <w:pPr>
         <w:numPr>
           <w:ilvl w:val="0"/>
-          <w:numId w:val="1017"/>
+          <w:numId w:val="1021"/>
         </w:numPr>
       </w:pPr>
       <w:r>
@@ -22113,7 +22543,7 @@
         <w:pStyle w:val="Compact"/>
         <w:numPr>
           <w:ilvl w:val="1"/>
-          <w:numId w:val="1018"/>
+          <w:numId w:val="1022"/>
         </w:numPr>
       </w:pPr>
       <w:r>
@@ -22125,7 +22555,7 @@
         <w:pStyle w:val="Compact"/>
         <w:numPr>
           <w:ilvl w:val="1"/>
-          <w:numId w:val="1018"/>
+          <w:numId w:val="1022"/>
         </w:numPr>
       </w:pPr>
       <w:r>
@@ -22137,7 +22567,7 @@
         <w:pStyle w:val="Compact"/>
         <w:numPr>
           <w:ilvl w:val="1"/>
-          <w:numId w:val="1018"/>
+          <w:numId w:val="1022"/>
         </w:numPr>
       </w:pPr>
       <w:r>
@@ -22149,7 +22579,7 @@
         <w:pStyle w:val="Compact"/>
         <w:numPr>
           <w:ilvl w:val="1"/>
-          <w:numId w:val="1018"/>
+          <w:numId w:val="1022"/>
         </w:numPr>
       </w:pPr>
       <w:r>
@@ -22161,7 +22591,7 @@
         <w:pStyle w:val="Compact"/>
         <w:numPr>
           <w:ilvl w:val="1"/>
-          <w:numId w:val="1018"/>
+          <w:numId w:val="1022"/>
         </w:numPr>
       </w:pPr>
       <w:r>
@@ -22175,9 +22605,9 @@
         </w:pict>
       </w:r>
     </w:p>
-    <w:bookmarkEnd w:id="63"/>
     <w:bookmarkEnd w:id="64"/>
-    <w:bookmarkStart w:id="69" w:name="section-9-content-operations"/>
+    <w:bookmarkEnd w:id="65"/>
+    <w:bookmarkStart w:id="70" w:name="section-9-content-operations"/>
     <w:p>
       <w:pPr>
         <w:pStyle w:val="Heading2"/>
@@ -22186,7 +22616,7 @@
         <w:t xml:space="preserve">Section 9: Content Operations</w:t>
       </w:r>
     </w:p>
-    <w:bookmarkStart w:id="65" w:name="media-management"/>
+    <w:bookmarkStart w:id="66" w:name="media-management"/>
     <w:p>
       <w:pPr>
         <w:pStyle w:val="Heading3"/>
@@ -23000,8 +23430,8 @@
         <w:t xml:space="preserve">}'</w:t>
       </w:r>
     </w:p>
-    <w:bookmarkEnd w:id="65"/>
-    <w:bookmarkStart w:id="66" w:name="publishing-workflow"/>
+    <w:bookmarkEnd w:id="66"/>
+    <w:bookmarkStart w:id="67" w:name="publishing-workflow"/>
     <w:p>
       <w:pPr>
         <w:pStyle w:val="Heading3"/>
@@ -23643,7 +24073,7 @@
         <w:pStyle w:val="Compact"/>
         <w:numPr>
           <w:ilvl w:val="0"/>
-          <w:numId w:val="1019"/>
+          <w:numId w:val="1023"/>
         </w:numPr>
       </w:pPr>
       <w:r>
@@ -23655,7 +24085,7 @@
         <w:pStyle w:val="Compact"/>
         <w:numPr>
           <w:ilvl w:val="0"/>
-          <w:numId w:val="1019"/>
+          <w:numId w:val="1023"/>
         </w:numPr>
       </w:pPr>
       <w:r>
@@ -23676,7 +24106,7 @@
         <w:pStyle w:val="Compact"/>
         <w:numPr>
           <w:ilvl w:val="0"/>
-          <w:numId w:val="1019"/>
+          <w:numId w:val="1023"/>
         </w:numPr>
       </w:pPr>
       <w:r>
@@ -23688,7 +24118,7 @@
         <w:pStyle w:val="Compact"/>
         <w:numPr>
           <w:ilvl w:val="0"/>
-          <w:numId w:val="1019"/>
+          <w:numId w:val="1023"/>
         </w:numPr>
       </w:pPr>
       <w:r>
@@ -23700,7 +24130,7 @@
         <w:pStyle w:val="Compact"/>
         <w:numPr>
           <w:ilvl w:val="0"/>
-          <w:numId w:val="1019"/>
+          <w:numId w:val="1023"/>
         </w:numPr>
       </w:pPr>
       <w:r>
@@ -23712,7 +24142,7 @@
         <w:pStyle w:val="Compact"/>
         <w:numPr>
           <w:ilvl w:val="0"/>
-          <w:numId w:val="1019"/>
+          <w:numId w:val="1023"/>
         </w:numPr>
       </w:pPr>
       <w:r>
@@ -23868,8 +24298,8 @@
         <w:t xml:space="preserve">table</w:t>
       </w:r>
     </w:p>
-    <w:bookmarkEnd w:id="66"/>
-    <w:bookmarkStart w:id="67" w:name="taxonomy-and-permalink-management"/>
+    <w:bookmarkEnd w:id="67"/>
+    <w:bookmarkStart w:id="68" w:name="taxonomy-and-permalink-management"/>
     <w:p>
       <w:pPr>
         <w:pStyle w:val="Heading3"/>
@@ -24777,8 +25207,8 @@
         <w:t xml:space="preserve">});</w:t>
       </w:r>
     </w:p>
-    <w:bookmarkEnd w:id="67"/>
-    <w:bookmarkStart w:id="68" w:name="search-and-indexing"/>
+    <w:bookmarkEnd w:id="68"/>
+    <w:bookmarkStart w:id="69" w:name="search-and-indexing"/>
     <w:p>
       <w:pPr>
         <w:pStyle w:val="Heading3"/>
@@ -25250,9 +25680,9 @@
         </w:pict>
       </w:r>
     </w:p>
-    <w:bookmarkEnd w:id="68"/>
     <w:bookmarkEnd w:id="69"/>
-    <w:bookmarkStart w:id="76" w:name="section-10-incident-response"/>
+    <w:bookmarkEnd w:id="70"/>
+    <w:bookmarkStart w:id="77" w:name="section-10-incident-response"/>
     <w:p>
       <w:pPr>
         <w:pStyle w:val="Heading2"/>
@@ -25261,7 +25691,7 @@
         <w:t xml:space="preserve">Section 10: Incident Response</w:t>
       </w:r>
     </w:p>
-    <w:bookmarkStart w:id="70" w:name="severity-classification"/>
+    <w:bookmarkStart w:id="71" w:name="severity-classification"/>
     <w:p>
       <w:pPr>
         <w:pStyle w:val="Heading3"/>
@@ -25533,8 +25963,8 @@
         </w:tc>
       </w:tr>
     </w:tbl>
-    <w:bookmarkEnd w:id="70"/>
-    <w:bookmarkStart w:id="71" w:name="site-down-500-error-triage"/>
+    <w:bookmarkEnd w:id="71"/>
+    <w:bookmarkStart w:id="72" w:name="site-down-500-error-triage"/>
     <w:p>
       <w:pPr>
         <w:pStyle w:val="Heading3"/>
@@ -25622,7 +26052,7 @@
       <w:pPr>
         <w:numPr>
           <w:ilvl w:val="0"/>
-          <w:numId w:val="1020"/>
+          <w:numId w:val="1024"/>
         </w:numPr>
       </w:pPr>
       <w:r>
@@ -25781,7 +26211,7 @@
       <w:pPr>
         <w:numPr>
           <w:ilvl w:val="0"/>
-          <w:numId w:val="1020"/>
+          <w:numId w:val="1024"/>
         </w:numPr>
       </w:pPr>
       <w:r>
@@ -25834,7 +26264,7 @@
         <w:rPr>
           <w:rStyle w:val="NormalTok"/>
         </w:rPr>
-        <w:t xml:space="preserve"> status php8.1-fpm</w:t>
+        <w:t xml:space="preserve"> status [CUSTOMIZE: php_fpm_service]</w:t>
       </w:r>
       <w:r>
         <w:br/>
@@ -26054,7 +26484,7 @@
       <w:pPr>
         <w:numPr>
           <w:ilvl w:val="0"/>
-          <w:numId w:val="1020"/>
+          <w:numId w:val="1024"/>
         </w:numPr>
       </w:pPr>
       <w:r>
@@ -26282,7 +26712,7 @@
       <w:pPr>
         <w:numPr>
           <w:ilvl w:val="0"/>
-          <w:numId w:val="1020"/>
+          <w:numId w:val="1024"/>
         </w:numPr>
       </w:pPr>
       <w:r>
@@ -26522,7 +26952,7 @@
       <w:pPr>
         <w:numPr>
           <w:ilvl w:val="0"/>
-          <w:numId w:val="1020"/>
+          <w:numId w:val="1024"/>
         </w:numPr>
       </w:pPr>
       <w:r>
@@ -26600,7 +27030,7 @@
       <w:pPr>
         <w:numPr>
           <w:ilvl w:val="0"/>
-          <w:numId w:val="1020"/>
+          <w:numId w:val="1024"/>
         </w:numPr>
       </w:pPr>
       <w:r>
@@ -26765,7 +27195,7 @@
       <w:pPr>
         <w:numPr>
           <w:ilvl w:val="0"/>
-          <w:numId w:val="1020"/>
+          <w:numId w:val="1024"/>
         </w:numPr>
       </w:pPr>
       <w:r>
@@ -26833,7 +27263,7 @@
         <w:rPr>
           <w:rStyle w:val="NormalTok"/>
         </w:rPr>
-        <w:t xml:space="preserve"> systemctl restart php8.1-fpm</w:t>
+        <w:t xml:space="preserve"> systemctl restart [CUSTOMIZE: php_fpm_service]</w:t>
       </w:r>
       <w:r>
         <w:br/>
@@ -26935,8 +27365,8 @@
         <w:t xml:space="preserve">- Escalate to senior engineer</w:t>
       </w:r>
     </w:p>
-    <w:bookmarkEnd w:id="71"/>
-    <w:bookmarkStart w:id="72" w:name="security-breach-response"/>
+    <w:bookmarkEnd w:id="72"/>
+    <w:bookmarkStart w:id="73" w:name="security-breach-response"/>
     <w:p>
       <w:pPr>
         <w:pStyle w:val="Heading3"/>
@@ -27045,7 +27475,7 @@
       <w:pPr>
         <w:numPr>
           <w:ilvl w:val="0"/>
-          <w:numId w:val="1021"/>
+          <w:numId w:val="1025"/>
         </w:numPr>
       </w:pPr>
       <w:r>
@@ -27111,7 +27541,7 @@
       <w:pPr>
         <w:numPr>
           <w:ilvl w:val="0"/>
-          <w:numId w:val="1021"/>
+          <w:numId w:val="1025"/>
         </w:numPr>
       </w:pPr>
       <w:r>
@@ -27204,7 +27634,7 @@
       <w:pPr>
         <w:numPr>
           <w:ilvl w:val="0"/>
-          <w:numId w:val="1021"/>
+          <w:numId w:val="1025"/>
         </w:numPr>
       </w:pPr>
       <w:r>
@@ -27408,7 +27838,7 @@
       <w:pPr>
         <w:numPr>
           <w:ilvl w:val="0"/>
-          <w:numId w:val="1021"/>
+          <w:numId w:val="1025"/>
         </w:numPr>
       </w:pPr>
       <w:r>
@@ -27693,7 +28123,7 @@
       <w:pPr>
         <w:numPr>
           <w:ilvl w:val="0"/>
-          <w:numId w:val="1021"/>
+          <w:numId w:val="1025"/>
         </w:numPr>
       </w:pPr>
       <w:r>
@@ -28035,7 +28465,7 @@
       <w:pPr>
         <w:numPr>
           <w:ilvl w:val="0"/>
-          <w:numId w:val="1021"/>
+          <w:numId w:val="1025"/>
         </w:numPr>
       </w:pPr>
       <w:r>
@@ -28152,7 +28582,7 @@
       <w:pPr>
         <w:numPr>
           <w:ilvl w:val="0"/>
-          <w:numId w:val="1021"/>
+          <w:numId w:val="1025"/>
         </w:numPr>
       </w:pPr>
       <w:r>
@@ -28311,7 +28741,7 @@
       <w:pPr>
         <w:numPr>
           <w:ilvl w:val="0"/>
-          <w:numId w:val="1021"/>
+          <w:numId w:val="1025"/>
         </w:numPr>
       </w:pPr>
       <w:r>
@@ -28452,7 +28882,7 @@
       <w:pPr>
         <w:numPr>
           <w:ilvl w:val="0"/>
-          <w:numId w:val="1021"/>
+          <w:numId w:val="1025"/>
         </w:numPr>
       </w:pPr>
       <w:r>
@@ -28670,8 +29100,8 @@
         <w:t xml:space="preserve">- Schedule security audit</w:t>
       </w:r>
     </w:p>
-    <w:bookmarkEnd w:id="72"/>
-    <w:bookmarkStart w:id="73" w:name="escalation-path"/>
+    <w:bookmarkEnd w:id="73"/>
+    <w:bookmarkStart w:id="74" w:name="escalation-path"/>
     <w:p>
       <w:pPr>
         <w:pStyle w:val="Heading3"/>
@@ -28697,7 +29127,7 @@
         <w:pStyle w:val="Compact"/>
         <w:numPr>
           <w:ilvl w:val="0"/>
-          <w:numId w:val="1022"/>
+          <w:numId w:val="1026"/>
         </w:numPr>
       </w:pPr>
       <w:r>
@@ -28712,238 +29142,6 @@
       </w:r>
       <w:r>
         <w:t xml:space="preserve">(respond within 30 min)</w:t>
-      </w:r>
-    </w:p>
-    <w:p>
-      <w:pPr>
-        <w:pStyle w:val="Compact"/>
-        <w:numPr>
-          <w:ilvl w:val="1"/>
-          <w:numId w:val="1023"/>
-        </w:numPr>
-      </w:pPr>
-      <w:r>
-        <w:t xml:space="preserve">Phone: [CUSTOMIZE]</w:t>
-      </w:r>
-    </w:p>
-    <w:p>
-      <w:pPr>
-        <w:pStyle w:val="Compact"/>
-        <w:numPr>
-          <w:ilvl w:val="1"/>
-          <w:numId w:val="1023"/>
-        </w:numPr>
-      </w:pPr>
-      <w:r>
-        <w:t xml:space="preserve">Email: [CUSTOMIZE]</w:t>
-      </w:r>
-    </w:p>
-    <w:p>
-      <w:pPr>
-        <w:pStyle w:val="Compact"/>
-        <w:numPr>
-          <w:ilvl w:val="1"/>
-          <w:numId w:val="1023"/>
-        </w:numPr>
-      </w:pPr>
-      <w:r>
-        <w:t xml:space="preserve">Slack: [CUSTOMIZE]</w:t>
-      </w:r>
-    </w:p>
-    <w:p>
-      <w:pPr>
-        <w:pStyle w:val="Compact"/>
-        <w:numPr>
-          <w:ilvl w:val="0"/>
-          <w:numId w:val="1022"/>
-        </w:numPr>
-      </w:pPr>
-      <w:r>
-        <w:rPr>
-          <w:b/>
-          <w:bCs/>
-        </w:rPr>
-        <w:t xml:space="preserve">On-Call Database Admin</w:t>
-      </w:r>
-      <w:r>
-        <w:t xml:space="preserve"> </w:t>
-      </w:r>
-      <w:r>
-        <w:t xml:space="preserve">(respond within 60 min)</w:t>
-      </w:r>
-    </w:p>
-    <w:p>
-      <w:pPr>
-        <w:pStyle w:val="Compact"/>
-        <w:numPr>
-          <w:ilvl w:val="1"/>
-          <w:numId w:val="1024"/>
-        </w:numPr>
-      </w:pPr>
-      <w:r>
-        <w:t xml:space="preserve">Phone: [CUSTOMIZE]</w:t>
-      </w:r>
-    </w:p>
-    <w:p>
-      <w:pPr>
-        <w:pStyle w:val="Compact"/>
-        <w:numPr>
-          <w:ilvl w:val="1"/>
-          <w:numId w:val="1024"/>
-        </w:numPr>
-      </w:pPr>
-      <w:r>
-        <w:t xml:space="preserve">Email: [CUSTOMIZE]</w:t>
-      </w:r>
-    </w:p>
-    <w:p>
-      <w:pPr>
-        <w:pStyle w:val="Compact"/>
-        <w:numPr>
-          <w:ilvl w:val="1"/>
-          <w:numId w:val="1024"/>
-        </w:numPr>
-      </w:pPr>
-      <w:r>
-        <w:t xml:space="preserve">Slack: [CUSTOMIZE]</w:t>
-      </w:r>
-    </w:p>
-    <w:p>
-      <w:pPr>
-        <w:pStyle w:val="Compact"/>
-        <w:numPr>
-          <w:ilvl w:val="0"/>
-          <w:numId w:val="1022"/>
-        </w:numPr>
-      </w:pPr>
-      <w:r>
-        <w:rPr>
-          <w:b/>
-          <w:bCs/>
-        </w:rPr>
-        <w:t xml:space="preserve">Security Officer</w:t>
-      </w:r>
-      <w:r>
-        <w:t xml:space="preserve"> </w:t>
-      </w:r>
-      <w:r>
-        <w:t xml:space="preserve">(for security incidents)</w:t>
-      </w:r>
-    </w:p>
-    <w:p>
-      <w:pPr>
-        <w:pStyle w:val="Compact"/>
-        <w:numPr>
-          <w:ilvl w:val="1"/>
-          <w:numId w:val="1025"/>
-        </w:numPr>
-      </w:pPr>
-      <w:r>
-        <w:t xml:space="preserve">Phone: [CUSTOMIZE]</w:t>
-      </w:r>
-    </w:p>
-    <w:p>
-      <w:pPr>
-        <w:pStyle w:val="Compact"/>
-        <w:numPr>
-          <w:ilvl w:val="1"/>
-          <w:numId w:val="1025"/>
-        </w:numPr>
-      </w:pPr>
-      <w:r>
-        <w:t xml:space="preserve">Email: [CUSTOMIZE]</w:t>
-      </w:r>
-    </w:p>
-    <w:p>
-      <w:pPr>
-        <w:pStyle w:val="Compact"/>
-        <w:numPr>
-          <w:ilvl w:val="1"/>
-          <w:numId w:val="1025"/>
-        </w:numPr>
-      </w:pPr>
-      <w:r>
-        <w:t xml:space="preserve">Slack: [CUSTOMIZE]</w:t>
-      </w:r>
-    </w:p>
-    <w:p>
-      <w:pPr>
-        <w:pStyle w:val="Compact"/>
-        <w:numPr>
-          <w:ilvl w:val="0"/>
-          <w:numId w:val="1022"/>
-        </w:numPr>
-      </w:pPr>
-      <w:r>
-        <w:rPr>
-          <w:b/>
-          <w:bCs/>
-        </w:rPr>
-        <w:t xml:space="preserve">Manager/Director</w:t>
-      </w:r>
-      <w:r>
-        <w:t xml:space="preserve"> </w:t>
-      </w:r>
-      <w:r>
-        <w:t xml:space="preserve">(for critical incidents)</w:t>
-      </w:r>
-    </w:p>
-    <w:p>
-      <w:pPr>
-        <w:pStyle w:val="Compact"/>
-        <w:numPr>
-          <w:ilvl w:val="1"/>
-          <w:numId w:val="1026"/>
-        </w:numPr>
-      </w:pPr>
-      <w:r>
-        <w:t xml:space="preserve">Phone: [CUSTOMIZE]</w:t>
-      </w:r>
-    </w:p>
-    <w:p>
-      <w:pPr>
-        <w:pStyle w:val="Compact"/>
-        <w:numPr>
-          <w:ilvl w:val="1"/>
-          <w:numId w:val="1026"/>
-        </w:numPr>
-      </w:pPr>
-      <w:r>
-        <w:t xml:space="preserve">Email: [CUSTOMIZE]</w:t>
-      </w:r>
-    </w:p>
-    <w:p>
-      <w:pPr>
-        <w:pStyle w:val="Compact"/>
-        <w:numPr>
-          <w:ilvl w:val="1"/>
-          <w:numId w:val="1026"/>
-        </w:numPr>
-      </w:pPr>
-      <w:r>
-        <w:t xml:space="preserve">Slack: [CUSTOMIZE]</w:t>
-      </w:r>
-    </w:p>
-    <w:p>
-      <w:pPr>
-        <w:pStyle w:val="Compact"/>
-        <w:numPr>
-          <w:ilvl w:val="0"/>
-          <w:numId w:val="1022"/>
-        </w:numPr>
-      </w:pPr>
-      <w:r>
-        <w:rPr>
-          <w:b/>
-          <w:bCs/>
-        </w:rPr>
-        <w:t xml:space="preserve">Incident Commander</w:t>
-      </w:r>
-      <w:r>
-        <w:t xml:space="preserve"> </w:t>
-      </w:r>
-      <w:r>
-        <w:t xml:space="preserve">(if declared critical)</w:t>
       </w:r>
     </w:p>
     <w:p>
@@ -28982,93 +29180,325 @@
         <w:t xml:space="preserve">Slack: [CUSTOMIZE]</w:t>
       </w:r>
     </w:p>
-    <w:bookmarkEnd w:id="73"/>
-    <w:bookmarkStart w:id="74" w:name="performance-degradation"/>
-    <w:p>
-      <w:pPr>
-        <w:pStyle w:val="Heading3"/>
-      </w:pPr>
-      <w:r>
-        <w:t xml:space="preserve">10.5 Performance Degradation</w:t>
-      </w:r>
-    </w:p>
-    <w:p>
-      <w:pPr>
-        <w:pStyle w:val="FirstParagraph"/>
+    <w:p>
+      <w:pPr>
+        <w:pStyle w:val="Compact"/>
+        <w:numPr>
+          <w:ilvl w:val="0"/>
+          <w:numId w:val="1026"/>
+        </w:numPr>
       </w:pPr>
       <w:r>
         <w:rPr>
           <w:b/>
           <w:bCs/>
         </w:rPr>
-        <w:t xml:space="preserve">Time Estimate:</w:t>
-      </w:r>
-      <w:r>
-        <w:t xml:space="preserve"> </w:t>
-      </w:r>
-      <w:r>
-        <w:t xml:space="preserve">15-30 minutes to identify cause</w:t>
-      </w:r>
-    </w:p>
-    <w:p>
-      <w:pPr>
-        <w:pStyle w:val="BodyText"/>
+        <w:t xml:space="preserve">On-Call Database Admin</w:t>
+      </w:r>
+      <w:r>
+        <w:t xml:space="preserve"> </w:t>
+      </w:r>
+      <w:r>
+        <w:t xml:space="preserve">(respond within 60 min)</w:t>
+      </w:r>
+    </w:p>
+    <w:p>
+      <w:pPr>
+        <w:pStyle w:val="Compact"/>
+        <w:numPr>
+          <w:ilvl w:val="1"/>
+          <w:numId w:val="1028"/>
+        </w:numPr>
+      </w:pPr>
+      <w:r>
+        <w:t xml:space="preserve">Phone: [CUSTOMIZE]</w:t>
+      </w:r>
+    </w:p>
+    <w:p>
+      <w:pPr>
+        <w:pStyle w:val="Compact"/>
+        <w:numPr>
+          <w:ilvl w:val="1"/>
+          <w:numId w:val="1028"/>
+        </w:numPr>
+      </w:pPr>
+      <w:r>
+        <w:t xml:space="preserve">Email: [CUSTOMIZE]</w:t>
+      </w:r>
+    </w:p>
+    <w:p>
+      <w:pPr>
+        <w:pStyle w:val="Compact"/>
+        <w:numPr>
+          <w:ilvl w:val="1"/>
+          <w:numId w:val="1028"/>
+        </w:numPr>
+      </w:pPr>
+      <w:r>
+        <w:t xml:space="preserve">Slack: [CUSTOMIZE]</w:t>
+      </w:r>
+    </w:p>
+    <w:p>
+      <w:pPr>
+        <w:pStyle w:val="Compact"/>
+        <w:numPr>
+          <w:ilvl w:val="0"/>
+          <w:numId w:val="1026"/>
+        </w:numPr>
       </w:pPr>
       <w:r>
         <w:rPr>
           <w:b/>
           <w:bCs/>
         </w:rPr>
-        <w:t xml:space="preserve">Symptoms:</w:t>
-      </w:r>
-      <w:r>
-        <w:t xml:space="preserve"> </w:t>
-      </w:r>
-      <w:r>
-        <w:t xml:space="preserve">- Page load &gt; 2 seconds</w:t>
-      </w:r>
-      <w:r>
-        <w:t xml:space="preserve"> </w:t>
-      </w:r>
-      <w:r>
-        <w:t xml:space="preserve">- High CPU usage (&gt;80%)</w:t>
-      </w:r>
-      <w:r>
-        <w:t xml:space="preserve"> </w:t>
-      </w:r>
-      <w:r>
-        <w:t xml:space="preserve">- High memory usage (&gt;90%)</w:t>
-      </w:r>
-      <w:r>
-        <w:t xml:space="preserve"> </w:t>
-      </w:r>
-      <w:r>
-        <w:t xml:space="preserve">- Database slow queries</w:t>
-      </w:r>
-      <w:r>
-        <w:t xml:space="preserve"> </w:t>
-      </w:r>
-      <w:r>
-        <w:t xml:space="preserve">- Users report site sluggish</w:t>
-      </w:r>
-    </w:p>
-    <w:p>
-      <w:pPr>
-        <w:pStyle w:val="BodyText"/>
+        <w:t xml:space="preserve">Security Officer</w:t>
+      </w:r>
+      <w:r>
+        <w:t xml:space="preserve"> </w:t>
+      </w:r>
+      <w:r>
+        <w:t xml:space="preserve">(for security incidents)</w:t>
+      </w:r>
+    </w:p>
+    <w:p>
+      <w:pPr>
+        <w:pStyle w:val="Compact"/>
+        <w:numPr>
+          <w:ilvl w:val="1"/>
+          <w:numId w:val="1029"/>
+        </w:numPr>
+      </w:pPr>
+      <w:r>
+        <w:t xml:space="preserve">Phone: [CUSTOMIZE]</w:t>
+      </w:r>
+    </w:p>
+    <w:p>
+      <w:pPr>
+        <w:pStyle w:val="Compact"/>
+        <w:numPr>
+          <w:ilvl w:val="1"/>
+          <w:numId w:val="1029"/>
+        </w:numPr>
+      </w:pPr>
+      <w:r>
+        <w:t xml:space="preserve">Email: [CUSTOMIZE]</w:t>
+      </w:r>
+    </w:p>
+    <w:p>
+      <w:pPr>
+        <w:pStyle w:val="Compact"/>
+        <w:numPr>
+          <w:ilvl w:val="1"/>
+          <w:numId w:val="1029"/>
+        </w:numPr>
+      </w:pPr>
+      <w:r>
+        <w:t xml:space="preserve">Slack: [CUSTOMIZE]</w:t>
+      </w:r>
+    </w:p>
+    <w:p>
+      <w:pPr>
+        <w:pStyle w:val="Compact"/>
+        <w:numPr>
+          <w:ilvl w:val="0"/>
+          <w:numId w:val="1026"/>
+        </w:numPr>
       </w:pPr>
       <w:r>
         <w:rPr>
           <w:b/>
           <w:bCs/>
         </w:rPr>
-        <w:t xml:space="preserve">Diagnostic Steps:</w:t>
-      </w:r>
-    </w:p>
-    <w:p>
-      <w:pPr>
+        <w:t xml:space="preserve">Manager/Director</w:t>
+      </w:r>
+      <w:r>
+        <w:t xml:space="preserve"> </w:t>
+      </w:r>
+      <w:r>
+        <w:t xml:space="preserve">(for critical incidents)</w:t>
+      </w:r>
+    </w:p>
+    <w:p>
+      <w:pPr>
+        <w:pStyle w:val="Compact"/>
+        <w:numPr>
+          <w:ilvl w:val="1"/>
+          <w:numId w:val="1030"/>
+        </w:numPr>
+      </w:pPr>
+      <w:r>
+        <w:t xml:space="preserve">Phone: [CUSTOMIZE]</w:t>
+      </w:r>
+    </w:p>
+    <w:p>
+      <w:pPr>
+        <w:pStyle w:val="Compact"/>
+        <w:numPr>
+          <w:ilvl w:val="1"/>
+          <w:numId w:val="1030"/>
+        </w:numPr>
+      </w:pPr>
+      <w:r>
+        <w:t xml:space="preserve">Email: [CUSTOMIZE]</w:t>
+      </w:r>
+    </w:p>
+    <w:p>
+      <w:pPr>
+        <w:pStyle w:val="Compact"/>
+        <w:numPr>
+          <w:ilvl w:val="1"/>
+          <w:numId w:val="1030"/>
+        </w:numPr>
+      </w:pPr>
+      <w:r>
+        <w:t xml:space="preserve">Slack: [CUSTOMIZE]</w:t>
+      </w:r>
+    </w:p>
+    <w:p>
+      <w:pPr>
+        <w:pStyle w:val="Compact"/>
         <w:numPr>
           <w:ilvl w:val="0"/>
-          <w:numId w:val="1028"/>
+          <w:numId w:val="1026"/>
+        </w:numPr>
+      </w:pPr>
+      <w:r>
+        <w:rPr>
+          <w:b/>
+          <w:bCs/>
+        </w:rPr>
+        <w:t xml:space="preserve">Incident Commander</w:t>
+      </w:r>
+      <w:r>
+        <w:t xml:space="preserve"> </w:t>
+      </w:r>
+      <w:r>
+        <w:t xml:space="preserve">(if declared critical)</w:t>
+      </w:r>
+    </w:p>
+    <w:p>
+      <w:pPr>
+        <w:pStyle w:val="Compact"/>
+        <w:numPr>
+          <w:ilvl w:val="1"/>
+          <w:numId w:val="1031"/>
+        </w:numPr>
+      </w:pPr>
+      <w:r>
+        <w:t xml:space="preserve">Phone: [CUSTOMIZE]</w:t>
+      </w:r>
+    </w:p>
+    <w:p>
+      <w:pPr>
+        <w:pStyle w:val="Compact"/>
+        <w:numPr>
+          <w:ilvl w:val="1"/>
+          <w:numId w:val="1031"/>
+        </w:numPr>
+      </w:pPr>
+      <w:r>
+        <w:t xml:space="preserve">Email: [CUSTOMIZE]</w:t>
+      </w:r>
+    </w:p>
+    <w:p>
+      <w:pPr>
+        <w:pStyle w:val="Compact"/>
+        <w:numPr>
+          <w:ilvl w:val="1"/>
+          <w:numId w:val="1031"/>
+        </w:numPr>
+      </w:pPr>
+      <w:r>
+        <w:t xml:space="preserve">Slack: [CUSTOMIZE]</w:t>
+      </w:r>
+    </w:p>
+    <w:bookmarkEnd w:id="74"/>
+    <w:bookmarkStart w:id="75" w:name="performance-degradation"/>
+    <w:p>
+      <w:pPr>
+        <w:pStyle w:val="Heading3"/>
+      </w:pPr>
+      <w:r>
+        <w:t xml:space="preserve">10.5 Performance Degradation</w:t>
+      </w:r>
+    </w:p>
+    <w:p>
+      <w:pPr>
+        <w:pStyle w:val="FirstParagraph"/>
+      </w:pPr>
+      <w:r>
+        <w:rPr>
+          <w:b/>
+          <w:bCs/>
+        </w:rPr>
+        <w:t xml:space="preserve">Time Estimate:</w:t>
+      </w:r>
+      <w:r>
+        <w:t xml:space="preserve"> </w:t>
+      </w:r>
+      <w:r>
+        <w:t xml:space="preserve">15-30 minutes to identify cause</w:t>
+      </w:r>
+    </w:p>
+    <w:p>
+      <w:pPr>
+        <w:pStyle w:val="BodyText"/>
+      </w:pPr>
+      <w:r>
+        <w:rPr>
+          <w:b/>
+          <w:bCs/>
+        </w:rPr>
+        <w:t xml:space="preserve">Symptoms:</w:t>
+      </w:r>
+      <w:r>
+        <w:t xml:space="preserve"> </w:t>
+      </w:r>
+      <w:r>
+        <w:t xml:space="preserve">- Page load &gt; 2 seconds</w:t>
+      </w:r>
+      <w:r>
+        <w:t xml:space="preserve"> </w:t>
+      </w:r>
+      <w:r>
+        <w:t xml:space="preserve">- High CPU usage (&gt;80%)</w:t>
+      </w:r>
+      <w:r>
+        <w:t xml:space="preserve"> </w:t>
+      </w:r>
+      <w:r>
+        <w:t xml:space="preserve">- High memory usage (&gt;90%)</w:t>
+      </w:r>
+      <w:r>
+        <w:t xml:space="preserve"> </w:t>
+      </w:r>
+      <w:r>
+        <w:t xml:space="preserve">- Database slow queries</w:t>
+      </w:r>
+      <w:r>
+        <w:t xml:space="preserve"> </w:t>
+      </w:r>
+      <w:r>
+        <w:t xml:space="preserve">- Users report site sluggish</w:t>
+      </w:r>
+    </w:p>
+    <w:p>
+      <w:pPr>
+        <w:pStyle w:val="BodyText"/>
+      </w:pPr>
+      <w:r>
+        <w:rPr>
+          <w:b/>
+          <w:bCs/>
+        </w:rPr>
+        <w:t xml:space="preserve">Diagnostic Steps:</w:t>
+      </w:r>
+    </w:p>
+    <w:p>
+      <w:pPr>
+        <w:numPr>
+          <w:ilvl w:val="0"/>
+          <w:numId w:val="1032"/>
         </w:numPr>
       </w:pPr>
       <w:r>
@@ -29260,7 +29690,7 @@
       <w:pPr>
         <w:numPr>
           <w:ilvl w:val="0"/>
-          <w:numId w:val="1028"/>
+          <w:numId w:val="1032"/>
         </w:numPr>
       </w:pPr>
       <w:r>
@@ -29548,7 +29978,7 @@
       <w:pPr>
         <w:numPr>
           <w:ilvl w:val="0"/>
-          <w:numId w:val="1028"/>
+          <w:numId w:val="1032"/>
         </w:numPr>
       </w:pPr>
       <w:r>
@@ -29809,7 +30239,7 @@
       <w:pPr>
         <w:numPr>
           <w:ilvl w:val="0"/>
-          <w:numId w:val="1028"/>
+          <w:numId w:val="1032"/>
         </w:numPr>
       </w:pPr>
       <w:r>
@@ -29932,7 +30362,7 @@
       <w:pPr>
         <w:numPr>
           <w:ilvl w:val="0"/>
-          <w:numId w:val="1028"/>
+          <w:numId w:val="1032"/>
         </w:numPr>
       </w:pPr>
       <w:r>
@@ -30061,7 +30491,7 @@
       <w:pPr>
         <w:numPr>
           <w:ilvl w:val="0"/>
-          <w:numId w:val="1028"/>
+          <w:numId w:val="1032"/>
         </w:numPr>
       </w:pPr>
       <w:r>
@@ -30156,8 +30586,8 @@
         <w:t xml:space="preserve">-h</w:t>
       </w:r>
     </w:p>
-    <w:bookmarkEnd w:id="74"/>
-    <w:bookmarkStart w:id="75" w:name="post-incident-review"/>
+    <w:bookmarkEnd w:id="75"/>
+    <w:bookmarkStart w:id="76" w:name="post-incident-review"/>
     <w:p>
       <w:pPr>
         <w:pStyle w:val="Heading3"/>
@@ -31015,9 +31445,9 @@
         </w:pict>
       </w:r>
     </w:p>
-    <w:bookmarkEnd w:id="75"/>
     <w:bookmarkEnd w:id="76"/>
-    <w:bookmarkStart w:id="81" w:name="section-11-disaster-recovery"/>
+    <w:bookmarkEnd w:id="77"/>
+    <w:bookmarkStart w:id="82" w:name="section-11-disaster-recovery"/>
     <w:p>
       <w:pPr>
         <w:pStyle w:val="Heading2"/>
@@ -31026,7 +31456,7 @@
         <w:t xml:space="preserve">Section 11: Disaster Recovery</w:t>
       </w:r>
     </w:p>
-    <w:bookmarkStart w:id="77" w:name="recovery-objectives"/>
+    <w:bookmarkStart w:id="78" w:name="recovery-objectives"/>
     <w:p>
       <w:pPr>
         <w:pStyle w:val="Heading3"/>
@@ -31356,8 +31786,8 @@
         <w:t xml:space="preserve">These targets assume proper backups and infrastructure in place. Regular testing is critical.</w:t>
       </w:r>
     </w:p>
-    <w:bookmarkEnd w:id="77"/>
-    <w:bookmarkStart w:id="78" w:name="full-site-restore-from-backup"/>
+    <w:bookmarkEnd w:id="78"/>
+    <w:bookmarkStart w:id="79" w:name="full-site-restore-from-backup"/>
     <w:p>
       <w:pPr>
         <w:pStyle w:val="Heading3"/>
@@ -31472,7 +31902,7 @@
       <w:pPr>
         <w:numPr>
           <w:ilvl w:val="0"/>
-          <w:numId w:val="1029"/>
+          <w:numId w:val="1033"/>
         </w:numPr>
       </w:pPr>
       <w:r>
@@ -31589,7 +32019,7 @@
       <w:pPr>
         <w:numPr>
           <w:ilvl w:val="0"/>
-          <w:numId w:val="1029"/>
+          <w:numId w:val="1033"/>
         </w:numPr>
       </w:pPr>
       <w:r>
@@ -31784,7 +32214,7 @@
       <w:pPr>
         <w:numPr>
           <w:ilvl w:val="0"/>
-          <w:numId w:val="1029"/>
+          <w:numId w:val="1033"/>
         </w:numPr>
       </w:pPr>
       <w:r>
@@ -32033,7 +32463,7 @@
       <w:pPr>
         <w:numPr>
           <w:ilvl w:val="0"/>
-          <w:numId w:val="1029"/>
+          <w:numId w:val="1033"/>
         </w:numPr>
       </w:pPr>
       <w:r>
@@ -32200,14 +32630,14 @@
         <w:rPr>
           <w:rStyle w:val="NormalTok"/>
         </w:rPr>
-        <w:t xml:space="preserve"> 600 /home/wordpress/public_html/wp-config.php</w:t>
+        <w:t xml:space="preserve"> 400 /home/wordpress/public_html/wp-config.php</w:t>
       </w:r>
     </w:p>
     <w:p>
       <w:pPr>
         <w:numPr>
           <w:ilvl w:val="0"/>
-          <w:numId w:val="1029"/>
+          <w:numId w:val="1033"/>
         </w:numPr>
       </w:pPr>
       <w:r>
@@ -32306,7 +32736,7 @@
       <w:pPr>
         <w:numPr>
           <w:ilvl w:val="0"/>
-          <w:numId w:val="1029"/>
+          <w:numId w:val="1033"/>
         </w:numPr>
       </w:pPr>
       <w:r>
@@ -32576,7 +33006,7 @@
       <w:pPr>
         <w:numPr>
           <w:ilvl w:val="0"/>
-          <w:numId w:val="1029"/>
+          <w:numId w:val="1033"/>
         </w:numPr>
       </w:pPr>
       <w:r>
@@ -32711,7 +33141,7 @@
       <w:pPr>
         <w:numPr>
           <w:ilvl w:val="0"/>
-          <w:numId w:val="1029"/>
+          <w:numId w:val="1033"/>
         </w:numPr>
       </w:pPr>
       <w:r>
@@ -32821,7 +33251,7 @@
         <w:rPr>
           <w:rStyle w:val="NormalTok"/>
         </w:rPr>
-        <w:t xml:space="preserve"> systemctl restart php8.1-fpm</w:t>
+        <w:t xml:space="preserve"> systemctl restart [CUSTOMIZE: php_fpm_service]</w:t>
       </w:r>
       <w:r>
         <w:br/>
@@ -32867,7 +33297,7 @@
       <w:pPr>
         <w:numPr>
           <w:ilvl w:val="0"/>
-          <w:numId w:val="1029"/>
+          <w:numId w:val="1033"/>
         </w:numPr>
       </w:pPr>
       <w:r>
@@ -32883,7 +33313,7 @@
         <w:pStyle w:val="Compact"/>
         <w:numPr>
           <w:ilvl w:val="1"/>
-          <w:numId w:val="1030"/>
+          <w:numId w:val="1034"/>
         </w:numPr>
       </w:pPr>
       <w:r>
@@ -32895,7 +33325,7 @@
         <w:pStyle w:val="Compact"/>
         <w:numPr>
           <w:ilvl w:val="1"/>
-          <w:numId w:val="1030"/>
+          <w:numId w:val="1034"/>
         </w:numPr>
       </w:pPr>
       <w:r>
@@ -32907,7 +33337,7 @@
         <w:pStyle w:val="Compact"/>
         <w:numPr>
           <w:ilvl w:val="1"/>
-          <w:numId w:val="1030"/>
+          <w:numId w:val="1034"/>
         </w:numPr>
       </w:pPr>
       <w:r>
@@ -32919,7 +33349,7 @@
         <w:pStyle w:val="Compact"/>
         <w:numPr>
           <w:ilvl w:val="1"/>
-          <w:numId w:val="1030"/>
+          <w:numId w:val="1034"/>
         </w:numPr>
       </w:pPr>
       <w:r>
@@ -32931,15 +33361,15 @@
         <w:pStyle w:val="Compact"/>
         <w:numPr>
           <w:ilvl w:val="1"/>
-          <w:numId w:val="1030"/>
+          <w:numId w:val="1034"/>
         </w:numPr>
       </w:pPr>
       <w:r>
         <w:t xml:space="preserve">Monitor error logs for 30 minutes</w:t>
       </w:r>
     </w:p>
-    <w:bookmarkEnd w:id="78"/>
-    <w:bookmarkStart w:id="79" w:name="database-only-recovery"/>
+    <w:bookmarkEnd w:id="79"/>
+    <w:bookmarkStart w:id="80" w:name="database-only-recovery"/>
     <w:p>
       <w:pPr>
         <w:pStyle w:val="Heading3"/>
@@ -33018,7 +33448,7 @@
       <w:pPr>
         <w:numPr>
           <w:ilvl w:val="0"/>
-          <w:numId w:val="1031"/>
+          <w:numId w:val="1035"/>
         </w:numPr>
       </w:pPr>
       <w:r>
@@ -33144,7 +33574,7 @@
       <w:pPr>
         <w:numPr>
           <w:ilvl w:val="0"/>
-          <w:numId w:val="1031"/>
+          <w:numId w:val="1035"/>
         </w:numPr>
       </w:pPr>
       <w:r>
@@ -33216,7 +33646,7 @@
       <w:pPr>
         <w:numPr>
           <w:ilvl w:val="0"/>
-          <w:numId w:val="1031"/>
+          <w:numId w:val="1035"/>
         </w:numPr>
       </w:pPr>
       <w:r>
@@ -33360,7 +33790,7 @@
       <w:pPr>
         <w:numPr>
           <w:ilvl w:val="0"/>
-          <w:numId w:val="1031"/>
+          <w:numId w:val="1035"/>
         </w:numPr>
       </w:pPr>
       <w:r>
@@ -33474,7 +33904,7 @@
       <w:pPr>
         <w:numPr>
           <w:ilvl w:val="0"/>
-          <w:numId w:val="1031"/>
+          <w:numId w:val="1035"/>
         </w:numPr>
       </w:pPr>
       <w:r>
@@ -33627,7 +34057,7 @@
       <w:pPr>
         <w:numPr>
           <w:ilvl w:val="0"/>
-          <w:numId w:val="1031"/>
+          <w:numId w:val="1035"/>
         </w:numPr>
       </w:pPr>
       <w:r>
@@ -33741,7 +34171,7 @@
       <w:pPr>
         <w:numPr>
           <w:ilvl w:val="0"/>
-          <w:numId w:val="1031"/>
+          <w:numId w:val="1035"/>
         </w:numPr>
       </w:pPr>
       <w:r>
@@ -33757,7 +34187,7 @@
         <w:pStyle w:val="Compact"/>
         <w:numPr>
           <w:ilvl w:val="1"/>
-          <w:numId w:val="1032"/>
+          <w:numId w:val="1036"/>
         </w:numPr>
       </w:pPr>
       <w:r>
@@ -33769,7 +34199,7 @@
         <w:pStyle w:val="Compact"/>
         <w:numPr>
           <w:ilvl w:val="1"/>
-          <w:numId w:val="1032"/>
+          <w:numId w:val="1036"/>
         </w:numPr>
       </w:pPr>
       <w:r>
@@ -33781,15 +34211,15 @@
         <w:pStyle w:val="Compact"/>
         <w:numPr>
           <w:ilvl w:val="1"/>
-          <w:numId w:val="1032"/>
+          <w:numId w:val="1036"/>
         </w:numPr>
       </w:pPr>
       <w:r>
         <w:t xml:space="preserve">Verify recent posts are present (or missing if intended)</w:t>
       </w:r>
     </w:p>
-    <w:bookmarkEnd w:id="79"/>
-    <w:bookmarkStart w:id="80" w:name="server-migration"/>
+    <w:bookmarkEnd w:id="80"/>
+    <w:bookmarkStart w:id="81" w:name="server-migration"/>
     <w:p>
       <w:pPr>
         <w:pStyle w:val="Heading3"/>
@@ -33892,7 +34322,7 @@
       <w:pPr>
         <w:numPr>
           <w:ilvl w:val="0"/>
-          <w:numId w:val="1033"/>
+          <w:numId w:val="1037"/>
         </w:numPr>
       </w:pPr>
       <w:r>
@@ -33945,7 +34375,7 @@
         <w:rPr>
           <w:rStyle w:val="NormalTok"/>
         </w:rPr>
-        <w:t xml:space="preserve"> status php8.1-fpm</w:t>
+        <w:t xml:space="preserve"> status [CUSTOMIZE: php_fpm_service]</w:t>
       </w:r>
       <w:r>
         <w:br/>
@@ -34036,7 +34466,7 @@
       <w:pPr>
         <w:numPr>
           <w:ilvl w:val="0"/>
-          <w:numId w:val="1033"/>
+          <w:numId w:val="1037"/>
         </w:numPr>
       </w:pPr>
       <w:r>
@@ -34162,7 +34592,7 @@
       <w:pPr>
         <w:numPr>
           <w:ilvl w:val="0"/>
-          <w:numId w:val="1033"/>
+          <w:numId w:val="1037"/>
         </w:numPr>
       </w:pPr>
       <w:r>
@@ -34192,7 +34622,7 @@
       <w:pPr>
         <w:numPr>
           <w:ilvl w:val="0"/>
-          <w:numId w:val="1033"/>
+          <w:numId w:val="1037"/>
         </w:numPr>
       </w:pPr>
       <w:r>
@@ -34273,7 +34703,7 @@
       <w:pPr>
         <w:numPr>
           <w:ilvl w:val="0"/>
-          <w:numId w:val="1033"/>
+          <w:numId w:val="1037"/>
         </w:numPr>
       </w:pPr>
       <w:r>
@@ -34399,7 +34829,7 @@
       <w:pPr>
         <w:numPr>
           <w:ilvl w:val="0"/>
-          <w:numId w:val="1033"/>
+          <w:numId w:val="1037"/>
         </w:numPr>
       </w:pPr>
       <w:r>
@@ -34561,7 +34991,7 @@
       <w:pPr>
         <w:numPr>
           <w:ilvl w:val="0"/>
-          <w:numId w:val="1033"/>
+          <w:numId w:val="1037"/>
         </w:numPr>
       </w:pPr>
       <w:r>
@@ -34708,7 +35138,7 @@
       <w:pPr>
         <w:numPr>
           <w:ilvl w:val="0"/>
-          <w:numId w:val="1033"/>
+          <w:numId w:val="1037"/>
         </w:numPr>
       </w:pPr>
       <w:r>
@@ -34724,7 +35154,7 @@
         <w:pStyle w:val="Compact"/>
         <w:numPr>
           <w:ilvl w:val="1"/>
-          <w:numId w:val="1034"/>
+          <w:numId w:val="1038"/>
         </w:numPr>
       </w:pPr>
       <w:r>
@@ -34736,7 +35166,7 @@
         <w:pStyle w:val="Compact"/>
         <w:numPr>
           <w:ilvl w:val="1"/>
-          <w:numId w:val="1034"/>
+          <w:numId w:val="1038"/>
         </w:numPr>
       </w:pPr>
       <w:r>
@@ -34748,7 +35178,7 @@
         <w:pStyle w:val="Compact"/>
         <w:numPr>
           <w:ilvl w:val="1"/>
-          <w:numId w:val="1034"/>
+          <w:numId w:val="1038"/>
         </w:numPr>
       </w:pPr>
       <w:r>
@@ -34760,7 +35190,7 @@
         <w:pStyle w:val="Compact"/>
         <w:numPr>
           <w:ilvl w:val="1"/>
-          <w:numId w:val="1034"/>
+          <w:numId w:val="1038"/>
         </w:numPr>
       </w:pPr>
       <w:r>
@@ -34772,7 +35202,7 @@
         <w:pStyle w:val="Compact"/>
         <w:numPr>
           <w:ilvl w:val="1"/>
-          <w:numId w:val="1034"/>
+          <w:numId w:val="1038"/>
         </w:numPr>
       </w:pPr>
       <w:r>
@@ -34784,7 +35214,7 @@
         <w:pStyle w:val="Compact"/>
         <w:numPr>
           <w:ilvl w:val="1"/>
-          <w:numId w:val="1034"/>
+          <w:numId w:val="1038"/>
         </w:numPr>
       </w:pPr>
       <w:r>
@@ -34798,9 +35228,9 @@
         </w:pict>
       </w:r>
     </w:p>
-    <w:bookmarkEnd w:id="80"/>
     <w:bookmarkEnd w:id="81"/>
-    <w:bookmarkStart w:id="84" w:name="appendix-a-file-permissions-reference"/>
+    <w:bookmarkEnd w:id="82"/>
+    <w:bookmarkStart w:id="85" w:name="appendix-a-file-permissions-reference"/>
     <w:p>
       <w:pPr>
         <w:pStyle w:val="Heading2"/>
@@ -34809,7 +35239,7 @@
         <w:t xml:space="preserve">Appendix A: File Permissions Reference</w:t>
       </w:r>
     </w:p>
-    <w:bookmarkStart w:id="82" w:name="a.1-wordpress-file-permissions-table"/>
+    <w:bookmarkStart w:id="83" w:name="a.1-wordpress-file-permissions-table"/>
     <w:p>
       <w:pPr>
         <w:pStyle w:val="Heading3"/>
@@ -35109,7 +35539,7 @@
               <w:pStyle w:val="Compact"/>
             </w:pPr>
             <w:r>
-              <w:t xml:space="preserve">400/600</w:t>
+              <w:t xml:space="preserve">400 (600 temporary)</w:t>
             </w:r>
           </w:p>
         </w:tc>
@@ -35623,8 +36053,8 @@
         </w:tc>
       </w:tr>
     </w:tbl>
-    <w:bookmarkEnd w:id="82"/>
-    <w:bookmarkStart w:id="83" w:name="a.2-permission-reset-script"/>
+    <w:bookmarkEnd w:id="83"/>
+    <w:bookmarkStart w:id="84" w:name="a.2-permission-reset-script"/>
     <w:p>
       <w:pPr>
         <w:pStyle w:val="Heading3"/>
@@ -36180,7 +36610,7 @@
         <w:rPr>
           <w:rStyle w:val="CommentTok"/>
         </w:rPr>
-        <w:t xml:space="preserve"># wp-config.php: 600 (rw-------)</w:t>
+        <w:t xml:space="preserve"># wp-config.php: 400 (r--------) steady-state</w:t>
       </w:r>
       <w:r>
         <w:br/>
@@ -36201,7 +36631,7 @@
         <w:rPr>
           <w:rStyle w:val="StringTok"/>
         </w:rPr>
-        <w:t xml:space="preserve">"Setting wp-config.php to 600..."</w:t>
+        <w:t xml:space="preserve">"Setting wp-config.php to 400 (use 600 temporarily only during managed edits)..."</w:t>
       </w:r>
       <w:r>
         <w:br/>
@@ -36216,7 +36646,7 @@
         <w:rPr>
           <w:rStyle w:val="NormalTok"/>
         </w:rPr>
-        <w:t xml:space="preserve"> 600 </w:t>
+        <w:t xml:space="preserve"> 400 </w:t>
       </w:r>
       <w:r>
         <w:rPr>
@@ -36884,9 +37314,9 @@
         </w:pict>
       </w:r>
     </w:p>
-    <w:bookmarkEnd w:id="83"/>
     <w:bookmarkEnd w:id="84"/>
-    <w:bookmarkStart w:id="94" w:name="appendix-b-wp-config.php-key-settings"/>
+    <w:bookmarkEnd w:id="85"/>
+    <w:bookmarkStart w:id="95" w:name="appendix-b-wp-config.php-key-settings"/>
     <w:p>
       <w:pPr>
         <w:pStyle w:val="Heading2"/>
@@ -36895,7 +37325,7 @@
         <w:t xml:space="preserve">Appendix B: wp-config.php Key Settings</w:t>
       </w:r>
     </w:p>
-    <w:bookmarkStart w:id="85" w:name="b.1-database-configuration"/>
+    <w:bookmarkStart w:id="86" w:name="b.1-database-configuration"/>
     <w:p>
       <w:pPr>
         <w:pStyle w:val="Heading3"/>
@@ -37347,8 +37777,8 @@
         <w:t xml:space="preserve">;</w:t>
       </w:r>
     </w:p>
-    <w:bookmarkEnd w:id="85"/>
-    <w:bookmarkStart w:id="86" w:name="b.2-security-keys-and-salts"/>
+    <w:bookmarkEnd w:id="86"/>
+    <w:bookmarkStart w:id="87" w:name="b.2-security-keys-and-salts"/>
     <w:p>
       <w:pPr>
         <w:pStyle w:val="Heading3"/>
@@ -37824,8 +38254,8 @@
         <w:t xml:space="preserve">Changing these keys will log out all users. Do this during maintenance window.</w:t>
       </w:r>
     </w:p>
-    <w:bookmarkEnd w:id="86"/>
-    <w:bookmarkStart w:id="87" w:name="b.3-security-constants"/>
+    <w:bookmarkEnd w:id="87"/>
+    <w:bookmarkStart w:id="88" w:name="b.3-security-constants"/>
     <w:p>
       <w:pPr>
         <w:pStyle w:val="Heading3"/>
@@ -38064,8 +38494,8 @@
         <w:t xml:space="preserve">// See Section 5.4 for endpoint-specific examples.</w:t>
       </w:r>
     </w:p>
-    <w:bookmarkEnd w:id="87"/>
-    <w:bookmarkStart w:id="88" w:name="b.4-debugging-constants"/>
+    <w:bookmarkEnd w:id="88"/>
+    <w:bookmarkStart w:id="89" w:name="b.4-debugging-constants"/>
     <w:p>
       <w:pPr>
         <w:pStyle w:val="Heading3"/>
@@ -38424,8 +38854,8 @@
         <w:t xml:space="preserve">// Track database queries (dev only)</w:t>
       </w:r>
     </w:p>
-    <w:bookmarkEnd w:id="88"/>
-    <w:bookmarkStart w:id="89" w:name="b.5-performance-constants"/>
+    <w:bookmarkEnd w:id="89"/>
+    <w:bookmarkStart w:id="90" w:name="b.5-performance-constants"/>
     <w:p>
       <w:pPr>
         <w:pStyle w:val="Heading3"/>
@@ -39021,8 +39451,8 @@
         <w:t xml:space="preserve">// Auto-update minor versions only</w:t>
       </w:r>
     </w:p>
-    <w:bookmarkEnd w:id="89"/>
-    <w:bookmarkStart w:id="90" w:name="b.6-wordpress-cron-constants"/>
+    <w:bookmarkEnd w:id="90"/>
+    <w:bookmarkStart w:id="91" w:name="b.6-wordpress-cron-constants"/>
     <w:p>
       <w:pPr>
         <w:pStyle w:val="Heading3"/>
@@ -39123,8 +39553,8 @@
         <w:t xml:space="preserve">// Block wp-cron.php at the web server level — see Section 6.6</w:t>
       </w:r>
     </w:p>
-    <w:bookmarkEnd w:id="90"/>
-    <w:bookmarkStart w:id="91" w:name="X149010d6657c5848e662d5823a8c4c8972a46d4"/>
+    <w:bookmarkEnd w:id="91"/>
+    <w:bookmarkStart w:id="92" w:name="X149010d6657c5848e662d5823a8c4c8972a46d4"/>
     <w:p>
       <w:pPr>
         <w:pStyle w:val="Heading3"/>
@@ -39525,8 +39955,8 @@
         <w:t xml:space="preserve">;</w:t>
       </w:r>
     </w:p>
-    <w:bookmarkEnd w:id="91"/>
-    <w:bookmarkStart w:id="92" w:name="b.8-path-configuration-optional"/>
+    <w:bookmarkEnd w:id="92"/>
+    <w:bookmarkStart w:id="93" w:name="b.8-path-configuration-optional"/>
     <w:p>
       <w:pPr>
         <w:pStyle w:val="Heading3"/>
@@ -39834,8 +40264,8 @@
         <w:t xml:space="preserve">;</w:t>
       </w:r>
     </w:p>
-    <w:bookmarkEnd w:id="92"/>
-    <w:bookmarkStart w:id="93" w:name="X186eb5130edef6aa71dcd6dda8c018f434ea4de"/>
+    <w:bookmarkEnd w:id="93"/>
+    <w:bookmarkStart w:id="94" w:name="X186eb5130edef6aa71dcd6dda8c018f434ea4de"/>
     <w:p>
       <w:pPr>
         <w:pStyle w:val="Heading3"/>
@@ -42091,9 +42521,9 @@
         </w:pict>
       </w:r>
     </w:p>
-    <w:bookmarkEnd w:id="93"/>
     <w:bookmarkEnd w:id="94"/>
-    <w:bookmarkStart w:id="99" w:name="appendix-c-change-log"/>
+    <w:bookmarkEnd w:id="95"/>
+    <w:bookmarkStart w:id="100" w:name="appendix-c-change-log"/>
     <w:p>
       <w:pPr>
         <w:pStyle w:val="Heading2"/>
@@ -42102,7 +42532,7 @@
         <w:t xml:space="preserve">Appendix C: Change Log</w:t>
       </w:r>
     </w:p>
-    <w:bookmarkStart w:id="98" w:name="release-history"/>
+    <w:bookmarkStart w:id="99" w:name="release-history"/>
     <w:p>
       <w:pPr>
         <w:pStyle w:val="Heading3"/>
@@ -42119,7 +42549,7 @@
         <w:t xml:space="preserve">This section documents all updates to this runbook and corresponding infrastructure changes.</w:t>
       </w:r>
     </w:p>
-    <w:bookmarkStart w:id="95" w:name="version-2.0---february-2026"/>
+    <w:bookmarkStart w:id="96" w:name="version-2.0---february-2026"/>
     <w:p>
       <w:pPr>
         <w:pStyle w:val="Heading4"/>
@@ -42302,8 +42732,8 @@
         <w:t xml:space="preserve">- [CUSTOMIZE: Date] - Performance testing done</w:t>
       </w:r>
     </w:p>
-    <w:bookmarkEnd w:id="95"/>
-    <w:bookmarkStart w:id="96" w:name="version-1.5---august-2025"/>
+    <w:bookmarkEnd w:id="96"/>
+    <w:bookmarkStart w:id="97" w:name="version-1.5---august-2025"/>
     <w:p>
       <w:pPr>
         <w:pStyle w:val="Heading4"/>
@@ -42378,8 +42808,8 @@
         <w:t xml:space="preserve">- Upgraded PHP to 8.0</w:t>
       </w:r>
     </w:p>
-    <w:bookmarkEnd w:id="96"/>
-    <w:bookmarkStart w:id="97" w:name="version-1.0---february-2025"/>
+    <w:bookmarkEnd w:id="97"/>
+    <w:bookmarkStart w:id="98" w:name="version-1.0---february-2025"/>
     <w:p>
       <w:pPr>
         <w:pStyle w:val="Heading4"/>
@@ -42431,10 +42861,10 @@
         </w:pict>
       </w:r>
     </w:p>
-    <w:bookmarkEnd w:id="97"/>
     <w:bookmarkEnd w:id="98"/>
     <w:bookmarkEnd w:id="99"/>
-    <w:bookmarkStart w:id="100" w:name="X6ecd772a72c0183328049e537f0198da62ed77a"/>
+    <w:bookmarkEnd w:id="100"/>
+    <w:bookmarkStart w:id="101" w:name="X6ecd772a72c0183328049e537f0198da62ed77a"/>
     <w:p>
       <w:pPr>
         <w:pStyle w:val="Heading2"/>
@@ -42471,7 +42901,7 @@
         <w:pStyle w:val="Compact"/>
         <w:numPr>
           <w:ilvl w:val="0"/>
-          <w:numId w:val="1035"/>
+          <w:numId w:val="1039"/>
         </w:numPr>
       </w:pPr>
       <w:r>
@@ -42492,7 +42922,7 @@
         <w:pStyle w:val="Compact"/>
         <w:numPr>
           <w:ilvl w:val="0"/>
-          <w:numId w:val="1035"/>
+          <w:numId w:val="1039"/>
         </w:numPr>
       </w:pPr>
       <w:r>
@@ -42513,7 +42943,7 @@
         <w:pStyle w:val="Compact"/>
         <w:numPr>
           <w:ilvl w:val="0"/>
-          <w:numId w:val="1035"/>
+          <w:numId w:val="1039"/>
         </w:numPr>
       </w:pPr>
       <w:r>
@@ -42534,7 +42964,7 @@
         <w:pStyle w:val="Compact"/>
         <w:numPr>
           <w:ilvl w:val="0"/>
-          <w:numId w:val="1035"/>
+          <w:numId w:val="1039"/>
         </w:numPr>
       </w:pPr>
       <w:r>
@@ -42555,7 +42985,7 @@
         <w:pStyle w:val="Compact"/>
         <w:numPr>
           <w:ilvl w:val="0"/>
-          <w:numId w:val="1035"/>
+          <w:numId w:val="1039"/>
         </w:numPr>
       </w:pPr>
       <w:r>
@@ -42628,8 +43058,8 @@
         </w:pict>
       </w:r>
     </w:p>
-    <w:bookmarkEnd w:id="100"/>
-    <w:bookmarkStart w:id="101" w:name="quick-reference-card-printable"/>
+    <w:bookmarkEnd w:id="101"/>
+    <w:bookmarkStart w:id="102" w:name="quick-reference-card-printable"/>
     <w:p>
       <w:pPr>
         <w:pStyle w:val="Heading2"/>
@@ -42864,7 +43294,7 @@
         <w:rPr>
           <w:rStyle w:val="VerbatimChar"/>
         </w:rPr>
-        <w:t xml:space="preserve">Restart PHP-FPM:             sudo systemctl restart php8.1-fpm</w:t>
+        <w:t xml:space="preserve">Restart PHP-FPM:             sudo systemctl restart [CUSTOMIZE: php_fpm_service]</w:t>
       </w:r>
       <w:r>
         <w:br/>
@@ -42931,8 +43361,8 @@
         </w:pict>
       </w:r>
     </w:p>
-    <w:bookmarkEnd w:id="101"/>
-    <w:bookmarkStart w:id="111" w:name="related-documents"/>
+    <w:bookmarkEnd w:id="102"/>
+    <w:bookmarkStart w:id="112" w:name="related-documents"/>
     <w:p>
       <w:pPr>
         <w:pStyle w:val="Heading2"/>
@@ -43011,7 +43441,7 @@
       <w:r>
         <w:t xml:space="preserve"> </w:t>
       </w:r>
-      <w:hyperlink r:id="rId102">
+      <w:hyperlink r:id="rId103">
         <w:r>
           <w:rPr>
             <w:rStyle w:val="Hyperlink"/>
@@ -43036,7 +43466,7 @@
       <w:r>
         <w:t xml:space="preserve"> </w:t>
       </w:r>
-      <w:hyperlink r:id="rId103">
+      <w:hyperlink r:id="rId104">
         <w:r>
           <w:rPr>
             <w:rStyle w:val="Hyperlink"/>
@@ -43061,7 +43491,7 @@
       <w:r>
         <w:t xml:space="preserve"> </w:t>
       </w:r>
-      <w:hyperlink r:id="rId104">
+      <w:hyperlink r:id="rId105">
         <w:r>
           <w:rPr>
             <w:rStyle w:val="Hyperlink"/>
@@ -43098,7 +43528,7 @@
       <w:r>
         <w:t xml:space="preserve"> </w:t>
       </w:r>
-      <w:hyperlink r:id="rId105">
+      <w:hyperlink r:id="rId106">
         <w:r>
           <w:rPr>
             <w:rStyle w:val="Hyperlink"/>
@@ -43115,7 +43545,7 @@
       <w:r>
         <w:t xml:space="preserve"> </w:t>
       </w:r>
-      <w:hyperlink r:id="rId106">
+      <w:hyperlink r:id="rId107">
         <w:r>
           <w:rPr>
             <w:rStyle w:val="Hyperlink"/>
@@ -43132,7 +43562,7 @@
       <w:r>
         <w:t xml:space="preserve"> </w:t>
       </w:r>
-      <w:hyperlink r:id="rId107">
+      <w:hyperlink r:id="rId108">
         <w:r>
           <w:rPr>
             <w:rStyle w:val="Hyperlink"/>
@@ -43149,7 +43579,7 @@
       <w:r>
         <w:t xml:space="preserve"> </w:t>
       </w:r>
-      <w:hyperlink r:id="rId108">
+      <w:hyperlink r:id="rId109">
         <w:r>
           <w:rPr>
             <w:rStyle w:val="Hyperlink"/>
@@ -43166,7 +43596,7 @@
       <w:r>
         <w:t xml:space="preserve"> </w:t>
       </w:r>
-      <w:hyperlink r:id="rId109">
+      <w:hyperlink r:id="rId110">
         <w:r>
           <w:rPr>
             <w:rStyle w:val="Hyperlink"/>
@@ -43183,7 +43613,7 @@
       <w:r>
         <w:t xml:space="preserve"> </w:t>
       </w:r>
-      <w:hyperlink r:id="rId110">
+      <w:hyperlink r:id="rId111">
         <w:r>
           <w:rPr>
             <w:rStyle w:val="Hyperlink"/>
@@ -43241,8 +43671,8 @@
         </w:pict>
       </w:r>
     </w:p>
-    <w:bookmarkEnd w:id="111"/>
-    <w:bookmarkStart w:id="112" w:name="glossary"/>
+    <w:bookmarkEnd w:id="112"/>
+    <w:bookmarkStart w:id="113" w:name="glossary"/>
     <w:p>
       <w:pPr>
         <w:pStyle w:val="Heading2"/>
@@ -43689,8 +44119,8 @@
         </w:pict>
       </w:r>
     </w:p>
-    <w:bookmarkEnd w:id="112"/>
-    <w:bookmarkStart w:id="113" w:name="document-metadata"/>
+    <w:bookmarkEnd w:id="113"/>
+    <w:bookmarkStart w:id="114" w:name="document-metadata"/>
     <w:p>
       <w:pPr>
         <w:pStyle w:val="Heading2"/>
@@ -43935,7 +44365,7 @@
         <w:t xml:space="preserve">This WordPress Operations Runbook is a comprehensive guide for managing WordPress installations in production environments. Regular review and updates are essential. All procedures should be tested in staging before implementation in production.</w:t>
       </w:r>
     </w:p>
-    <w:bookmarkEnd w:id="113"/>
+    <w:bookmarkEnd w:id="114"/>
     <w:sectPr>
       <w:footnotePr>
         <w:numRestart w:val="eachSect"/>
@@ -44226,6 +44656,176 @@
     </w:lvl>
     <w:lvl w:ilvl="8">
       <w:start w:val="1"/>
+      <w:numFmt w:val="decimal"/>
+      <w:lvlText w:val="%9."/>
+      <w:lvlJc w:val="left"/>
+      <w:pPr>
+        <w:ind w:left="6480" w:hanging="360"/>
+      </w:pPr>
+    </w:lvl>
+  </w:abstractNum>
+  <w:abstractNum w:abstractNumId="99412">
+    <w:nsid w:val="00A99412"/>
+    <w:multiLevelType w:val="multilevel"/>
+    <w:lvl w:ilvl="0">
+      <w:start w:val="2"/>
+      <w:numFmt w:val="decimal"/>
+      <w:lvlText w:val="%1."/>
+      <w:lvlJc w:val="left"/>
+      <w:pPr>
+        <w:ind w:left="720" w:hanging="360"/>
+      </w:pPr>
+    </w:lvl>
+    <w:lvl w:ilvl="1">
+      <w:start w:val="2"/>
+      <w:numFmt w:val="decimal"/>
+      <w:lvlText w:val="%2."/>
+      <w:lvlJc w:val="left"/>
+      <w:pPr>
+        <w:ind w:left="1440" w:hanging="360"/>
+      </w:pPr>
+    </w:lvl>
+    <w:lvl w:ilvl="2">
+      <w:start w:val="2"/>
+      <w:numFmt w:val="decimal"/>
+      <w:lvlText w:val="%3."/>
+      <w:lvlJc w:val="left"/>
+      <w:pPr>
+        <w:ind w:left="2160" w:hanging="360"/>
+      </w:pPr>
+    </w:lvl>
+    <w:lvl w:ilvl="3">
+      <w:start w:val="2"/>
+      <w:numFmt w:val="decimal"/>
+      <w:lvlText w:val="%4."/>
+      <w:lvlJc w:val="left"/>
+      <w:pPr>
+        <w:ind w:left="2880" w:hanging="360"/>
+      </w:pPr>
+    </w:lvl>
+    <w:lvl w:ilvl="4">
+      <w:start w:val="2"/>
+      <w:numFmt w:val="decimal"/>
+      <w:lvlText w:val="%5."/>
+      <w:lvlJc w:val="left"/>
+      <w:pPr>
+        <w:ind w:left="3600" w:hanging="360"/>
+      </w:pPr>
+    </w:lvl>
+    <w:lvl w:ilvl="5">
+      <w:start w:val="2"/>
+      <w:numFmt w:val="decimal"/>
+      <w:lvlText w:val="%6."/>
+      <w:lvlJc w:val="left"/>
+      <w:pPr>
+        <w:ind w:left="4320" w:hanging="360"/>
+      </w:pPr>
+    </w:lvl>
+    <w:lvl w:ilvl="6">
+      <w:start w:val="2"/>
+      <w:numFmt w:val="decimal"/>
+      <w:lvlText w:val="%7."/>
+      <w:lvlJc w:val="left"/>
+      <w:pPr>
+        <w:ind w:left="5040" w:hanging="360"/>
+      </w:pPr>
+    </w:lvl>
+    <w:lvl w:ilvl="7">
+      <w:start w:val="2"/>
+      <w:numFmt w:val="decimal"/>
+      <w:lvlText w:val="%8."/>
+      <w:lvlJc w:val="left"/>
+      <w:pPr>
+        <w:ind w:left="5760" w:hanging="360"/>
+      </w:pPr>
+    </w:lvl>
+    <w:lvl w:ilvl="8">
+      <w:start w:val="2"/>
+      <w:numFmt w:val="decimal"/>
+      <w:lvlText w:val="%9."/>
+      <w:lvlJc w:val="left"/>
+      <w:pPr>
+        <w:ind w:left="6480" w:hanging="360"/>
+      </w:pPr>
+    </w:lvl>
+  </w:abstractNum>
+  <w:abstractNum w:abstractNumId="99415">
+    <w:nsid w:val="00A99415"/>
+    <w:multiLevelType w:val="multilevel"/>
+    <w:lvl w:ilvl="0">
+      <w:start w:val="5"/>
+      <w:numFmt w:val="decimal"/>
+      <w:lvlText w:val="%1."/>
+      <w:lvlJc w:val="left"/>
+      <w:pPr>
+        <w:ind w:left="720" w:hanging="360"/>
+      </w:pPr>
+    </w:lvl>
+    <w:lvl w:ilvl="1">
+      <w:start w:val="5"/>
+      <w:numFmt w:val="decimal"/>
+      <w:lvlText w:val="%2."/>
+      <w:lvlJc w:val="left"/>
+      <w:pPr>
+        <w:ind w:left="1440" w:hanging="360"/>
+      </w:pPr>
+    </w:lvl>
+    <w:lvl w:ilvl="2">
+      <w:start w:val="5"/>
+      <w:numFmt w:val="decimal"/>
+      <w:lvlText w:val="%3."/>
+      <w:lvlJc w:val="left"/>
+      <w:pPr>
+        <w:ind w:left="2160" w:hanging="360"/>
+      </w:pPr>
+    </w:lvl>
+    <w:lvl w:ilvl="3">
+      <w:start w:val="5"/>
+      <w:numFmt w:val="decimal"/>
+      <w:lvlText w:val="%4."/>
+      <w:lvlJc w:val="left"/>
+      <w:pPr>
+        <w:ind w:left="2880" w:hanging="360"/>
+      </w:pPr>
+    </w:lvl>
+    <w:lvl w:ilvl="4">
+      <w:start w:val="5"/>
+      <w:numFmt w:val="decimal"/>
+      <w:lvlText w:val="%5."/>
+      <w:lvlJc w:val="left"/>
+      <w:pPr>
+        <w:ind w:left="3600" w:hanging="360"/>
+      </w:pPr>
+    </w:lvl>
+    <w:lvl w:ilvl="5">
+      <w:start w:val="5"/>
+      <w:numFmt w:val="decimal"/>
+      <w:lvlText w:val="%6."/>
+      <w:lvlJc w:val="left"/>
+      <w:pPr>
+        <w:ind w:left="4320" w:hanging="360"/>
+      </w:pPr>
+    </w:lvl>
+    <w:lvl w:ilvl="6">
+      <w:start w:val="5"/>
+      <w:numFmt w:val="decimal"/>
+      <w:lvlText w:val="%7."/>
+      <w:lvlJc w:val="left"/>
+      <w:pPr>
+        <w:ind w:left="5040" w:hanging="360"/>
+      </w:pPr>
+    </w:lvl>
+    <w:lvl w:ilvl="7">
+      <w:start w:val="5"/>
+      <w:numFmt w:val="decimal"/>
+      <w:lvlText w:val="%8."/>
+      <w:lvlJc w:val="left"/>
+      <w:pPr>
+        <w:ind w:left="5760" w:hanging="360"/>
+      </w:pPr>
+    </w:lvl>
+    <w:lvl w:ilvl="8">
+      <w:start w:val="5"/>
       <w:numFmt w:val="decimal"/>
       <w:lvlText w:val="%9."/>
       <w:lvlJc w:val="left"/>
@@ -44316,6 +44916,9 @@
     </w:lvlOverride>
   </w:num>
   <w:num w:numId="1009">
+    <w:abstractNumId w:val="991"/>
+  </w:num>
+  <w:num w:numId="1010">
     <w:abstractNumId w:val="99411"/>
     <w:lvlOverride w:ilvl="0">
       <w:startOverride w:val="1"/>
@@ -44345,10 +44948,67 @@
       <w:startOverride w:val="1"/>
     </w:lvlOverride>
   </w:num>
-  <w:num w:numId="1010">
-    <w:abstractNumId w:val="991"/>
+  <w:num w:numId="1011">
+    <w:abstractNumId w:val="99412"/>
+    <w:lvlOverride w:ilvl="0">
+      <w:startOverride w:val="2"/>
+    </w:lvlOverride>
+    <w:lvlOverride w:ilvl="1">
+      <w:startOverride w:val="2"/>
+    </w:lvlOverride>
+    <w:lvlOverride w:ilvl="2">
+      <w:startOverride w:val="2"/>
+    </w:lvlOverride>
+    <w:lvlOverride w:ilvl="3">
+      <w:startOverride w:val="2"/>
+    </w:lvlOverride>
+    <w:lvlOverride w:ilvl="4">
+      <w:startOverride w:val="2"/>
+    </w:lvlOverride>
+    <w:lvlOverride w:ilvl="5">
+      <w:startOverride w:val="2"/>
+    </w:lvlOverride>
+    <w:lvlOverride w:ilvl="6">
+      <w:startOverride w:val="2"/>
+    </w:lvlOverride>
+    <w:lvlOverride w:ilvl="7">
+      <w:startOverride w:val="2"/>
+    </w:lvlOverride>
+    <w:lvlOverride w:ilvl="8">
+      <w:startOverride w:val="2"/>
+    </w:lvlOverride>
   </w:num>
-  <w:num w:numId="1011">
+  <w:num w:numId="1012">
+    <w:abstractNumId w:val="99415"/>
+    <w:lvlOverride w:ilvl="0">
+      <w:startOverride w:val="5"/>
+    </w:lvlOverride>
+    <w:lvlOverride w:ilvl="1">
+      <w:startOverride w:val="5"/>
+    </w:lvlOverride>
+    <w:lvlOverride w:ilvl="2">
+      <w:startOverride w:val="5"/>
+    </w:lvlOverride>
+    <w:lvlOverride w:ilvl="3">
+      <w:startOverride w:val="5"/>
+    </w:lvlOverride>
+    <w:lvlOverride w:ilvl="4">
+      <w:startOverride w:val="5"/>
+    </w:lvlOverride>
+    <w:lvlOverride w:ilvl="5">
+      <w:startOverride w:val="5"/>
+    </w:lvlOverride>
+    <w:lvlOverride w:ilvl="6">
+      <w:startOverride w:val="5"/>
+    </w:lvlOverride>
+    <w:lvlOverride w:ilvl="7">
+      <w:startOverride w:val="5"/>
+    </w:lvlOverride>
+    <w:lvlOverride w:ilvl="8">
+      <w:startOverride w:val="5"/>
+    </w:lvlOverride>
+  </w:num>
+  <w:num w:numId="1013">
     <w:abstractNumId w:val="99411"/>
     <w:lvlOverride w:ilvl="0">
       <w:startOverride w:val="1"/>
@@ -44378,68 +45038,8 @@
       <w:startOverride w:val="1"/>
     </w:lvlOverride>
   </w:num>
-  <w:num w:numId="1012">
-    <w:abstractNumId w:val="99411"/>
-    <w:lvlOverride w:ilvl="0">
-      <w:startOverride w:val="1"/>
-    </w:lvlOverride>
-    <w:lvlOverride w:ilvl="1">
-      <w:startOverride w:val="1"/>
-    </w:lvlOverride>
-    <w:lvlOverride w:ilvl="2">
-      <w:startOverride w:val="1"/>
-    </w:lvlOverride>
-    <w:lvlOverride w:ilvl="3">
-      <w:startOverride w:val="1"/>
-    </w:lvlOverride>
-    <w:lvlOverride w:ilvl="4">
-      <w:startOverride w:val="1"/>
-    </w:lvlOverride>
-    <w:lvlOverride w:ilvl="5">
-      <w:startOverride w:val="1"/>
-    </w:lvlOverride>
-    <w:lvlOverride w:ilvl="6">
-      <w:startOverride w:val="1"/>
-    </w:lvlOverride>
-    <w:lvlOverride w:ilvl="7">
-      <w:startOverride w:val="1"/>
-    </w:lvlOverride>
-    <w:lvlOverride w:ilvl="8">
-      <w:startOverride w:val="1"/>
-    </w:lvlOverride>
-  </w:num>
-  <w:num w:numId="1013">
+  <w:num w:numId="1014">
     <w:abstractNumId w:val="991"/>
-  </w:num>
-  <w:num w:numId="1014">
-    <w:abstractNumId w:val="99411"/>
-    <w:lvlOverride w:ilvl="0">
-      <w:startOverride w:val="1"/>
-    </w:lvlOverride>
-    <w:lvlOverride w:ilvl="1">
-      <w:startOverride w:val="1"/>
-    </w:lvlOverride>
-    <w:lvlOverride w:ilvl="2">
-      <w:startOverride w:val="1"/>
-    </w:lvlOverride>
-    <w:lvlOverride w:ilvl="3">
-      <w:startOverride w:val="1"/>
-    </w:lvlOverride>
-    <w:lvlOverride w:ilvl="4">
-      <w:startOverride w:val="1"/>
-    </w:lvlOverride>
-    <w:lvlOverride w:ilvl="5">
-      <w:startOverride w:val="1"/>
-    </w:lvlOverride>
-    <w:lvlOverride w:ilvl="6">
-      <w:startOverride w:val="1"/>
-    </w:lvlOverride>
-    <w:lvlOverride w:ilvl="7">
-      <w:startOverride w:val="1"/>
-    </w:lvlOverride>
-    <w:lvlOverride w:ilvl="8">
-      <w:startOverride w:val="1"/>
-    </w:lvlOverride>
   </w:num>
   <w:num w:numId="1015">
     <w:abstractNumId w:val="99411"/>
@@ -44472,9 +45072,6 @@
     </w:lvlOverride>
   </w:num>
   <w:num w:numId="1016">
-    <w:abstractNumId w:val="991"/>
-  </w:num>
-  <w:num w:numId="1017">
     <w:abstractNumId w:val="99411"/>
     <w:lvlOverride w:ilvl="0">
       <w:startOverride w:val="1"/>
@@ -44504,8 +45101,38 @@
       <w:startOverride w:val="1"/>
     </w:lvlOverride>
   </w:num>
+  <w:num w:numId="1017">
+    <w:abstractNumId w:val="991"/>
+  </w:num>
   <w:num w:numId="1018">
-    <w:abstractNumId w:val="991"/>
+    <w:abstractNumId w:val="99411"/>
+    <w:lvlOverride w:ilvl="0">
+      <w:startOverride w:val="1"/>
+    </w:lvlOverride>
+    <w:lvlOverride w:ilvl="1">
+      <w:startOverride w:val="1"/>
+    </w:lvlOverride>
+    <w:lvlOverride w:ilvl="2">
+      <w:startOverride w:val="1"/>
+    </w:lvlOverride>
+    <w:lvlOverride w:ilvl="3">
+      <w:startOverride w:val="1"/>
+    </w:lvlOverride>
+    <w:lvlOverride w:ilvl="4">
+      <w:startOverride w:val="1"/>
+    </w:lvlOverride>
+    <w:lvlOverride w:ilvl="5">
+      <w:startOverride w:val="1"/>
+    </w:lvlOverride>
+    <w:lvlOverride w:ilvl="6">
+      <w:startOverride w:val="1"/>
+    </w:lvlOverride>
+    <w:lvlOverride w:ilvl="7">
+      <w:startOverride w:val="1"/>
+    </w:lvlOverride>
+    <w:lvlOverride w:ilvl="8">
+      <w:startOverride w:val="1"/>
+    </w:lvlOverride>
   </w:num>
   <w:num w:numId="1019">
     <w:abstractNumId w:val="99411"/>
@@ -44538,34 +45165,7 @@
     </w:lvlOverride>
   </w:num>
   <w:num w:numId="1020">
-    <w:abstractNumId w:val="99411"/>
-    <w:lvlOverride w:ilvl="0">
-      <w:startOverride w:val="1"/>
-    </w:lvlOverride>
-    <w:lvlOverride w:ilvl="1">
-      <w:startOverride w:val="1"/>
-    </w:lvlOverride>
-    <w:lvlOverride w:ilvl="2">
-      <w:startOverride w:val="1"/>
-    </w:lvlOverride>
-    <w:lvlOverride w:ilvl="3">
-      <w:startOverride w:val="1"/>
-    </w:lvlOverride>
-    <w:lvlOverride w:ilvl="4">
-      <w:startOverride w:val="1"/>
-    </w:lvlOverride>
-    <w:lvlOverride w:ilvl="5">
-      <w:startOverride w:val="1"/>
-    </w:lvlOverride>
-    <w:lvlOverride w:ilvl="6">
-      <w:startOverride w:val="1"/>
-    </w:lvlOverride>
-    <w:lvlOverride w:ilvl="7">
-      <w:startOverride w:val="1"/>
-    </w:lvlOverride>
-    <w:lvlOverride w:ilvl="8">
-      <w:startOverride w:val="1"/>
-    </w:lvlOverride>
+    <w:abstractNumId w:val="991"/>
   </w:num>
   <w:num w:numId="1021">
     <w:abstractNumId w:val="99411"/>
@@ -44598,6 +45198,9 @@
     </w:lvlOverride>
   </w:num>
   <w:num w:numId="1022">
+    <w:abstractNumId w:val="991"/>
+  </w:num>
+  <w:num w:numId="1023">
     <w:abstractNumId w:val="99411"/>
     <w:lvlOverride w:ilvl="0">
       <w:startOverride w:val="1"/>
@@ -44627,22 +45230,7 @@
       <w:startOverride w:val="1"/>
     </w:lvlOverride>
   </w:num>
-  <w:num w:numId="1023">
-    <w:abstractNumId w:val="991"/>
-  </w:num>
   <w:num w:numId="1024">
-    <w:abstractNumId w:val="991"/>
-  </w:num>
-  <w:num w:numId="1025">
-    <w:abstractNumId w:val="991"/>
-  </w:num>
-  <w:num w:numId="1026">
-    <w:abstractNumId w:val="991"/>
-  </w:num>
-  <w:num w:numId="1027">
-    <w:abstractNumId w:val="991"/>
-  </w:num>
-  <w:num w:numId="1028">
     <w:abstractNumId w:val="99411"/>
     <w:lvlOverride w:ilvl="0">
       <w:startOverride w:val="1"/>
@@ -44672,7 +45260,7 @@
       <w:startOverride w:val="1"/>
     </w:lvlOverride>
   </w:num>
-  <w:num w:numId="1029">
+  <w:num w:numId="1025">
     <w:abstractNumId w:val="99411"/>
     <w:lvlOverride w:ilvl="0">
       <w:startOverride w:val="1"/>
@@ -44702,10 +45290,7 @@
       <w:startOverride w:val="1"/>
     </w:lvlOverride>
   </w:num>
-  <w:num w:numId="1030">
-    <w:abstractNumId w:val="991"/>
-  </w:num>
-  <w:num w:numId="1031">
+  <w:num w:numId="1026">
     <w:abstractNumId w:val="99411"/>
     <w:lvlOverride w:ilvl="0">
       <w:startOverride w:val="1"/>
@@ -44735,8 +45320,50 @@
       <w:startOverride w:val="1"/>
     </w:lvlOverride>
   </w:num>
+  <w:num w:numId="1027">
+    <w:abstractNumId w:val="991"/>
+  </w:num>
+  <w:num w:numId="1028">
+    <w:abstractNumId w:val="991"/>
+  </w:num>
+  <w:num w:numId="1029">
+    <w:abstractNumId w:val="991"/>
+  </w:num>
+  <w:num w:numId="1030">
+    <w:abstractNumId w:val="991"/>
+  </w:num>
+  <w:num w:numId="1031">
+    <w:abstractNumId w:val="991"/>
+  </w:num>
   <w:num w:numId="1032">
-    <w:abstractNumId w:val="991"/>
+    <w:abstractNumId w:val="99411"/>
+    <w:lvlOverride w:ilvl="0">
+      <w:startOverride w:val="1"/>
+    </w:lvlOverride>
+    <w:lvlOverride w:ilvl="1">
+      <w:startOverride w:val="1"/>
+    </w:lvlOverride>
+    <w:lvlOverride w:ilvl="2">
+      <w:startOverride w:val="1"/>
+    </w:lvlOverride>
+    <w:lvlOverride w:ilvl="3">
+      <w:startOverride w:val="1"/>
+    </w:lvlOverride>
+    <w:lvlOverride w:ilvl="4">
+      <w:startOverride w:val="1"/>
+    </w:lvlOverride>
+    <w:lvlOverride w:ilvl="5">
+      <w:startOverride w:val="1"/>
+    </w:lvlOverride>
+    <w:lvlOverride w:ilvl="6">
+      <w:startOverride w:val="1"/>
+    </w:lvlOverride>
+    <w:lvlOverride w:ilvl="7">
+      <w:startOverride w:val="1"/>
+    </w:lvlOverride>
+    <w:lvlOverride w:ilvl="8">
+      <w:startOverride w:val="1"/>
+    </w:lvlOverride>
   </w:num>
   <w:num w:numId="1033">
     <w:abstractNumId w:val="99411"/>
@@ -44772,6 +45399,72 @@
     <w:abstractNumId w:val="991"/>
   </w:num>
   <w:num w:numId="1035">
+    <w:abstractNumId w:val="99411"/>
+    <w:lvlOverride w:ilvl="0">
+      <w:startOverride w:val="1"/>
+    </w:lvlOverride>
+    <w:lvlOverride w:ilvl="1">
+      <w:startOverride w:val="1"/>
+    </w:lvlOverride>
+    <w:lvlOverride w:ilvl="2">
+      <w:startOverride w:val="1"/>
+    </w:lvlOverride>
+    <w:lvlOverride w:ilvl="3">
+      <w:startOverride w:val="1"/>
+    </w:lvlOverride>
+    <w:lvlOverride w:ilvl="4">
+      <w:startOverride w:val="1"/>
+    </w:lvlOverride>
+    <w:lvlOverride w:ilvl="5">
+      <w:startOverride w:val="1"/>
+    </w:lvlOverride>
+    <w:lvlOverride w:ilvl="6">
+      <w:startOverride w:val="1"/>
+    </w:lvlOverride>
+    <w:lvlOverride w:ilvl="7">
+      <w:startOverride w:val="1"/>
+    </w:lvlOverride>
+    <w:lvlOverride w:ilvl="8">
+      <w:startOverride w:val="1"/>
+    </w:lvlOverride>
+  </w:num>
+  <w:num w:numId="1036">
+    <w:abstractNumId w:val="991"/>
+  </w:num>
+  <w:num w:numId="1037">
+    <w:abstractNumId w:val="99411"/>
+    <w:lvlOverride w:ilvl="0">
+      <w:startOverride w:val="1"/>
+    </w:lvlOverride>
+    <w:lvlOverride w:ilvl="1">
+      <w:startOverride w:val="1"/>
+    </w:lvlOverride>
+    <w:lvlOverride w:ilvl="2">
+      <w:startOverride w:val="1"/>
+    </w:lvlOverride>
+    <w:lvlOverride w:ilvl="3">
+      <w:startOverride w:val="1"/>
+    </w:lvlOverride>
+    <w:lvlOverride w:ilvl="4">
+      <w:startOverride w:val="1"/>
+    </w:lvlOverride>
+    <w:lvlOverride w:ilvl="5">
+      <w:startOverride w:val="1"/>
+    </w:lvlOverride>
+    <w:lvlOverride w:ilvl="6">
+      <w:startOverride w:val="1"/>
+    </w:lvlOverride>
+    <w:lvlOverride w:ilvl="7">
+      <w:startOverride w:val="1"/>
+    </w:lvlOverride>
+    <w:lvlOverride w:ilvl="8">
+      <w:startOverride w:val="1"/>
+    </w:lvlOverride>
+  </w:num>
+  <w:num w:numId="1038">
+    <w:abstractNumId w:val="991"/>
+  </w:num>
+  <w:num w:numId="1039">
     <w:abstractNumId w:val="991"/>
   </w:num>
 </w:numbering>

--- a/WP-Operations-Runbook.docx
+++ b/WP-Operations-Runbook.docx
@@ -365,7 +365,7 @@
               <w:rPr>
                 <w:rStyle w:val="VerbatimChar"/>
               </w:rPr>
-              <w:t xml:space="preserve">wp server list --format=csv</w:t>
+              <w:t xml:space="preserve">ls -ld /home/wordpress/public_html/wp-content/uploads</w:t>
             </w:r>
           </w:p>
         </w:tc>
@@ -7709,12 +7709,6 @@
         </w:numPr>
       </w:pPr>
       <w:r>
-        <w:t xml:space="preserve">[CUSTOMIZE: 2fa_plugin_slug] (for example,</w:t>
-      </w:r>
-      <w:r>
-        <w:t xml:space="preserve"> </w:t>
-      </w:r>
-      <w:r>
         <w:rPr>
           <w:rStyle w:val="VerbatimChar"/>
         </w:rPr>
@@ -7724,19 +7718,7 @@
         <w:t xml:space="preserve"> </w:t>
       </w:r>
       <w:r>
-        <w:t xml:space="preserve">or</w:t>
-      </w:r>
-      <w:r>
-        <w:t xml:space="preserve"> </w:t>
-      </w:r>
-      <w:r>
-        <w:rPr>
-          <w:rStyle w:val="VerbatimChar"/>
-        </w:rPr>
-        <w:t xml:space="preserve">two-factor</w:t>
-      </w:r>
-      <w:r>
-        <w:t xml:space="preserve">)</w:t>
+        <w:t xml:space="preserve">(Melapress).</w:t>
       </w:r>
     </w:p>
     <w:p>
@@ -7777,7 +7759,7 @@
         <w:rPr>
           <w:rStyle w:val="NormalTok"/>
         </w:rPr>
-        <w:t xml:space="preserve"> plugin install [CUSTOMIZE: 2fa_plugin_slug] </w:t>
+        <w:t xml:space="preserve"> plugin install wp-2fa </w:t>
       </w:r>
       <w:r>
         <w:rPr>
@@ -7848,7 +7830,7 @@
         <w:rPr>
           <w:rStyle w:val="NormalTok"/>
         </w:rPr>
-        <w:t xml:space="preserve"> plugin is-active [CUSTOMIZE: 2fa_plugin_slug] </w:t>
+        <w:t xml:space="preserve"> plugin is-active wp-2fa </w:t>
       </w:r>
       <w:r>
         <w:rPr>
@@ -7997,7 +7979,7 @@
         <w:rPr>
           <w:rStyle w:val="NormalTok"/>
         </w:rPr>
-        <w:t xml:space="preserve"> plugin deactivate [CUSTOMIZE: 2fa_plugin_slug]</w:t>
+        <w:t xml:space="preserve"> plugin deactivate wp-2fa</w:t>
       </w:r>
       <w:r>
         <w:br/>
@@ -8024,7 +8006,7 @@
         <w:rPr>
           <w:rStyle w:val="NormalTok"/>
         </w:rPr>
-        <w:t xml:space="preserve"> plugin activate [CUSTOMIZE: 2fa_plugin_slug]</w:t>
+        <w:t xml:space="preserve"> plugin activate wp-2fa</w:t>
       </w:r>
     </w:p>
     <w:p>
@@ -11651,7 +11633,7 @@
         <w:rPr>
           <w:rStyle w:val="AttributeTok"/>
         </w:rPr>
-        <w:t xml:space="preserve">--field</w:t>
+        <w:t xml:space="preserve">--fields</w:t>
       </w:r>
       <w:r>
         <w:rPr>
@@ -11663,259 +11645,34 @@
         <w:rPr>
           <w:rStyle w:val="NormalTok"/>
         </w:rPr>
-        <w:t xml:space="preserve">name </w:t>
-      </w:r>
-      <w:r>
-        <w:rPr>
-          <w:rStyle w:val="KeywordTok"/>
-        </w:rPr>
-        <w:t xml:space="preserve">|</w:t>
-      </w:r>
-      <w:r>
-        <w:rPr>
-          <w:rStyle w:val="NormalTok"/>
-        </w:rPr>
-        <w:t xml:space="preserve"> </w:t>
-      </w:r>
-      <w:r>
-        <w:rPr>
-          <w:rStyle w:val="ControlFlowTok"/>
-        </w:rPr>
-        <w:t xml:space="preserve">while</w:t>
-      </w:r>
-      <w:r>
-        <w:rPr>
-          <w:rStyle w:val="NormalTok"/>
-        </w:rPr>
-        <w:t xml:space="preserve"> </w:t>
-      </w:r>
-      <w:r>
-        <w:rPr>
-          <w:rStyle w:val="BuiltInTok"/>
-        </w:rPr>
-        <w:t xml:space="preserve">read</w:t>
-      </w:r>
-      <w:r>
-        <w:rPr>
-          <w:rStyle w:val="NormalTok"/>
-        </w:rPr>
-        <w:t xml:space="preserve"> </w:t>
-      </w:r>
-      <w:r>
-        <w:rPr>
-          <w:rStyle w:val="VariableTok"/>
-        </w:rPr>
-        <w:t xml:space="preserve">plugin</w:t>
-      </w:r>
-      <w:r>
-        <w:rPr>
-          <w:rStyle w:val="KeywordTok"/>
-        </w:rPr>
-        <w:t xml:space="preserve">;</w:t>
-      </w:r>
-      <w:r>
-        <w:rPr>
-          <w:rStyle w:val="NormalTok"/>
-        </w:rPr>
-        <w:t xml:space="preserve"> </w:t>
-      </w:r>
-      <w:r>
-        <w:rPr>
-          <w:rStyle w:val="ControlFlowTok"/>
-        </w:rPr>
-        <w:t xml:space="preserve">do</w:t>
-      </w:r>
-      <w:r>
-        <w:rPr>
-          <w:rStyle w:val="NormalTok"/>
-        </w:rPr>
-        <w:t xml:space="preserve"> </w:t>
-      </w:r>
-      <w:r>
-        <w:rPr>
-          <w:rStyle w:val="BuiltInTok"/>
-        </w:rPr>
-        <w:t xml:space="preserve">echo</w:t>
-      </w:r>
-      <w:r>
-        <w:rPr>
-          <w:rStyle w:val="NormalTok"/>
-        </w:rPr>
-        <w:t xml:space="preserve"> </w:t>
-      </w:r>
-      <w:r>
-        <w:rPr>
-          <w:rStyle w:val="StringTok"/>
-        </w:rPr>
-        <w:t xml:space="preserve">"=== </w:t>
-      </w:r>
-      <w:r>
-        <w:rPr>
-          <w:rStyle w:val="VariableTok"/>
-        </w:rPr>
-        <w:t xml:space="preserve">$plugin</w:t>
-      </w:r>
-      <w:r>
-        <w:rPr>
-          <w:rStyle w:val="StringTok"/>
-        </w:rPr>
-        <w:t xml:space="preserve"> ==="</w:t>
-      </w:r>
-      <w:r>
-        <w:rPr>
-          <w:rStyle w:val="KeywordTok"/>
-        </w:rPr>
-        <w:t xml:space="preserve">;</w:t>
-      </w:r>
-      <w:r>
-        <w:rPr>
-          <w:rStyle w:val="NormalTok"/>
-        </w:rPr>
-        <w:t xml:space="preserve"> </w:t>
-      </w:r>
-      <w:r>
-        <w:rPr>
-          <w:rStyle w:val="ExtensionTok"/>
-        </w:rPr>
-        <w:t xml:space="preserve">wp</w:t>
-      </w:r>
-      <w:r>
-        <w:rPr>
-          <w:rStyle w:val="NormalTok"/>
-        </w:rPr>
-        <w:t xml:space="preserve"> plugin install </w:t>
-      </w:r>
-      <w:r>
-        <w:rPr>
-          <w:rStyle w:val="VariableTok"/>
-        </w:rPr>
-        <w:t xml:space="preserve">$plugin</w:t>
-      </w:r>
-      <w:r>
-        <w:rPr>
-          <w:rStyle w:val="NormalTok"/>
-        </w:rPr>
-        <w:t xml:space="preserve"> </w:t>
+        <w:t xml:space="preserve">name,status,version,update </w:t>
       </w:r>
       <w:r>
         <w:rPr>
           <w:rStyle w:val="AttributeTok"/>
         </w:rPr>
-        <w:t xml:space="preserve">--activate</w:t>
-      </w:r>
-      <w:r>
-        <w:rPr>
-          <w:rStyle w:val="NormalTok"/>
-        </w:rPr>
-        <w:t xml:space="preserve"> </w:t>
-      </w:r>
-      <w:r>
-        <w:rPr>
-          <w:rStyle w:val="DecValTok"/>
-        </w:rPr>
-        <w:t xml:space="preserve">2</w:t>
+        <w:t xml:space="preserve">--format</w:t>
       </w:r>
       <w:r>
         <w:rPr>
           <w:rStyle w:val="OperatorTok"/>
         </w:rPr>
-        <w:t xml:space="preserve">&gt;&amp;</w:t>
-      </w:r>
-      <w:r>
-        <w:rPr>
-          <w:rStyle w:val="DecValTok"/>
-        </w:rPr>
-        <w:t xml:space="preserve">1</w:t>
-      </w:r>
-      <w:r>
-        <w:rPr>
-          <w:rStyle w:val="NormalTok"/>
-        </w:rPr>
-        <w:t xml:space="preserve"> </w:t>
-      </w:r>
-      <w:r>
-        <w:rPr>
-          <w:rStyle w:val="KeywordTok"/>
-        </w:rPr>
-        <w:t xml:space="preserve">|</w:t>
-      </w:r>
-      <w:r>
-        <w:rPr>
-          <w:rStyle w:val="NormalTok"/>
-        </w:rPr>
-        <w:t xml:space="preserve"> </w:t>
-      </w:r>
-      <w:r>
-        <w:rPr>
-          <w:rStyle w:val="FunctionTok"/>
-        </w:rPr>
-        <w:t xml:space="preserve">grep</w:t>
-      </w:r>
-      <w:r>
-        <w:rPr>
-          <w:rStyle w:val="NormalTok"/>
-        </w:rPr>
-        <w:t xml:space="preserve"> </w:t>
-      </w:r>
-      <w:r>
-        <w:rPr>
-          <w:rStyle w:val="AttributeTok"/>
-        </w:rPr>
-        <w:t xml:space="preserve">-i</w:t>
-      </w:r>
-      <w:r>
-        <w:rPr>
-          <w:rStyle w:val="NormalTok"/>
-        </w:rPr>
-        <w:t xml:space="preserve"> </w:t>
-      </w:r>
-      <w:r>
-        <w:rPr>
-          <w:rStyle w:val="StringTok"/>
-        </w:rPr>
-        <w:t xml:space="preserve">"php\|version"</w:t>
-      </w:r>
-      <w:r>
-        <w:rPr>
-          <w:rStyle w:val="NormalTok"/>
-        </w:rPr>
-        <w:t xml:space="preserve"> </w:t>
-      </w:r>
-      <w:r>
-        <w:rPr>
-          <w:rStyle w:val="KeywordTok"/>
-        </w:rPr>
-        <w:t xml:space="preserve">||</w:t>
-      </w:r>
-      <w:r>
-        <w:rPr>
-          <w:rStyle w:val="NormalTok"/>
-        </w:rPr>
-        <w:t xml:space="preserve"> </w:t>
-      </w:r>
-      <w:r>
-        <w:rPr>
-          <w:rStyle w:val="FunctionTok"/>
-        </w:rPr>
-        <w:t xml:space="preserve">true</w:t>
-      </w:r>
-      <w:r>
-        <w:rPr>
-          <w:rStyle w:val="KeywordTok"/>
-        </w:rPr>
-        <w:t xml:space="preserve">;</w:t>
-      </w:r>
-      <w:r>
-        <w:rPr>
-          <w:rStyle w:val="NormalTok"/>
-        </w:rPr>
-        <w:t xml:space="preserve"> </w:t>
-      </w:r>
-      <w:r>
-        <w:rPr>
-          <w:rStyle w:val="ControlFlowTok"/>
-        </w:rPr>
-        <w:t xml:space="preserve">done</w:t>
+        <w:t xml:space="preserve">=</w:t>
+      </w:r>
+      <w:r>
+        <w:rPr>
+          <w:rStyle w:val="NormalTok"/>
+        </w:rPr>
+        <w:t xml:space="preserve">table</w:t>
+      </w:r>
+      <w:r>
+        <w:br/>
+      </w:r>
+      <w:r>
+        <w:rPr>
+          <w:rStyle w:val="CommentTok"/>
+        </w:rPr>
+        <w:t xml:space="preserve"># Verify PHP compatibility for critical plugins in vendor docs before upgrade.</w:t>
       </w:r>
     </w:p>
     <w:p>

--- a/WP-Operations-Runbook.docx
+++ b/WP-Operations-Runbook.docx
@@ -7712,13 +7712,10 @@
         <w:rPr>
           <w:rStyle w:val="VerbatimChar"/>
         </w:rPr>
-        <w:t xml:space="preserve">wp-2fa</w:t>
-      </w:r>
-      <w:r>
-        <w:t xml:space="preserve"> </w:t>
-      </w:r>
-      <w:r>
-        <w:t xml:space="preserve">(Melapress).</w:t>
+        <w:t xml:space="preserve">two-factor</w:t>
+      </w:r>
+      <w:r>
+        <w:t xml:space="preserve">.</w:t>
       </w:r>
     </w:p>
     <w:p>
@@ -7759,7 +7756,7 @@
         <w:rPr>
           <w:rStyle w:val="NormalTok"/>
         </w:rPr>
-        <w:t xml:space="preserve"> plugin install wp-2fa </w:t>
+        <w:t xml:space="preserve"> plugin install two-factor </w:t>
       </w:r>
       <w:r>
         <w:rPr>
@@ -7830,7 +7827,7 @@
         <w:rPr>
           <w:rStyle w:val="NormalTok"/>
         </w:rPr>
-        <w:t xml:space="preserve"> plugin is-active wp-2fa </w:t>
+        <w:t xml:space="preserve"> plugin is-active two-factor </w:t>
       </w:r>
       <w:r>
         <w:rPr>
@@ -7979,7 +7976,7 @@
         <w:rPr>
           <w:rStyle w:val="NormalTok"/>
         </w:rPr>
-        <w:t xml:space="preserve"> plugin deactivate wp-2fa</w:t>
+        <w:t xml:space="preserve"> plugin deactivate two-factor</w:t>
       </w:r>
       <w:r>
         <w:br/>
@@ -8006,7 +8003,7 @@
         <w:rPr>
           <w:rStyle w:val="NormalTok"/>
         </w:rPr>
-        <w:t xml:space="preserve"> plugin activate wp-2fa</w:t>
+        <w:t xml:space="preserve"> plugin activate two-factor</w:t>
       </w:r>
     </w:p>
     <w:p>

--- a/WP-Operations-Runbook.docx
+++ b/WP-Operations-Runbook.docx
@@ -4022,7 +4022,7 @@
         <w:rPr>
           <w:rStyle w:val="VerbatimChar"/>
         </w:rPr>
-        <w:t xml:space="preserve">├── .htaccess               # Rewrite rules</w:t>
+        <w:t xml:space="preserve">├── .htaccess                # Rewrite rules</w:t>
       </w:r>
       <w:r>
         <w:br/>
@@ -4031,7 +4031,7 @@
         <w:rPr>
           <w:rStyle w:val="VerbatimChar"/>
         </w:rPr>
-        <w:t xml:space="preserve">├── README.md               # Documentation</w:t>
+        <w:t xml:space="preserve">├── README.md                # Documentation</w:t>
       </w:r>
       <w:r>
         <w:br/>

--- a/WP-Operations-Runbook.docx
+++ b/WP-Operations-Runbook.docx
@@ -240,7 +240,7 @@
               <w:pStyle w:val="Compact"/>
             </w:pPr>
             <w:r>
-              <w:t xml:space="preserve">Section 8.3</w:t>
+              <w:t xml:space="preserve">Section 11.3</w:t>
             </w:r>
           </w:p>
         </w:tc>
@@ -4452,7 +4452,7 @@
         <w:rPr>
           <w:rStyle w:val="NormalTok"/>
         </w:rPr>
-        <w:t xml:space="preserve"> update </w:t>
+        <w:t xml:space="preserve"> install </w:t>
       </w:r>
       <w:r>
         <w:rPr>
@@ -4881,7 +4881,7 @@
         <w:rPr>
           <w:rStyle w:val="NormalTok"/>
         </w:rPr>
-        <w:t xml:space="preserve"> update </w:t>
+        <w:t xml:space="preserve"> install </w:t>
       </w:r>
       <w:r>
         <w:rPr>
@@ -5756,30 +5756,27 @@
       </w:r>
       <w:r>
         <w:rPr>
-          <w:rStyle w:val="ExtensionTok"/>
-        </w:rPr>
-        <w:t xml:space="preserve">wp</w:t>
-      </w:r>
-      <w:r>
-        <w:rPr>
-          <w:rStyle w:val="NormalTok"/>
-        </w:rPr>
-        <w:t xml:space="preserve"> w3-total-cache flush all</w:t>
-      </w:r>
-      <w:r>
-        <w:br/>
-      </w:r>
-      <w:r>
-        <w:rPr>
-          <w:rStyle w:val="ExtensionTok"/>
-        </w:rPr>
-        <w:t xml:space="preserve">wp</w:t>
-      </w:r>
-      <w:r>
-        <w:rPr>
-          <w:rStyle w:val="NormalTok"/>
-        </w:rPr>
-        <w:t xml:space="preserve"> redis flush-db</w:t>
+          <w:rStyle w:val="CommentTok"/>
+        </w:rPr>
+        <w:t xml:space="preserve"># Plugin-dependent — uncomment the cache plugin(s) in use:</w:t>
+      </w:r>
+      <w:r>
+        <w:br/>
+      </w:r>
+      <w:r>
+        <w:rPr>
+          <w:rStyle w:val="CommentTok"/>
+        </w:rPr>
+        <w:t xml:space="preserve"># wp w3-total-cache flush all</w:t>
+      </w:r>
+      <w:r>
+        <w:br/>
+      </w:r>
+      <w:r>
+        <w:rPr>
+          <w:rStyle w:val="CommentTok"/>
+        </w:rPr>
+        <w:t xml:space="preserve"># wp redis flush</w:t>
       </w:r>
     </w:p>
     <w:p>
@@ -9846,33 +9843,27 @@
       </w:r>
       <w:r>
         <w:rPr>
-          <w:rStyle w:val="ExtensionTok"/>
-        </w:rPr>
-        <w:t xml:space="preserve">wp</w:t>
-      </w:r>
-      <w:r>
-        <w:rPr>
-          <w:rStyle w:val="NormalTok"/>
-        </w:rPr>
-        <w:t xml:space="preserve"> debug log tail </w:t>
+          <w:rStyle w:val="FunctionTok"/>
+        </w:rPr>
+        <w:t xml:space="preserve">tail</w:t>
+      </w:r>
+      <w:r>
+        <w:rPr>
+          <w:rStyle w:val="NormalTok"/>
+        </w:rPr>
+        <w:t xml:space="preserve"> </w:t>
       </w:r>
       <w:r>
         <w:rPr>
           <w:rStyle w:val="AttributeTok"/>
         </w:rPr>
-        <w:t xml:space="preserve">--lines</w:t>
-      </w:r>
-      <w:r>
-        <w:rPr>
-          <w:rStyle w:val="OperatorTok"/>
-        </w:rPr>
-        <w:t xml:space="preserve">=</w:t>
-      </w:r>
-      <w:r>
-        <w:rPr>
-          <w:rStyle w:val="NormalTok"/>
-        </w:rPr>
-        <w:t xml:space="preserve">20</w:t>
+        <w:t xml:space="preserve">-20</w:t>
+      </w:r>
+      <w:r>
+        <w:rPr>
+          <w:rStyle w:val="NormalTok"/>
+        </w:rPr>
+        <w:t xml:space="preserve"> wp-content/debug.log</w:t>
       </w:r>
     </w:p>
     <w:p>
@@ -10143,7 +10134,7 @@
         <w:rPr>
           <w:rStyle w:val="AttributeTok"/>
         </w:rPr>
-        <w:t xml:space="preserve">--field</w:t>
+        <w:t xml:space="preserve">--fields</w:t>
       </w:r>
       <w:r>
         <w:rPr>
@@ -10194,7 +10185,7 @@
         <w:rPr>
           <w:rStyle w:val="AttributeTok"/>
         </w:rPr>
-        <w:t xml:space="preserve">--field</w:t>
+        <w:t xml:space="preserve">--fields</w:t>
       </w:r>
       <w:r>
         <w:rPr>
@@ -10368,7 +10359,7 @@
         <w:rPr>
           <w:rStyle w:val="CommentTok"/>
         </w:rPr>
-        <w:t xml:space="preserve"># Run a quick health check</w:t>
+        <w:t xml:space="preserve"># Verify site loads</w:t>
       </w:r>
       <w:r>
         <w:br/>
@@ -10377,13 +10368,49 @@
         <w:rPr>
           <w:rStyle w:val="ExtensionTok"/>
         </w:rPr>
-        <w:t xml:space="preserve">wp</w:t>
-      </w:r>
-      <w:r>
-        <w:rPr>
-          <w:rStyle w:val="NormalTok"/>
-        </w:rPr>
-        <w:t xml:space="preserve"> health-check run</w:t>
+        <w:t xml:space="preserve">curl</w:t>
+      </w:r>
+      <w:r>
+        <w:rPr>
+          <w:rStyle w:val="NormalTok"/>
+        </w:rPr>
+        <w:t xml:space="preserve"> </w:t>
+      </w:r>
+      <w:r>
+        <w:rPr>
+          <w:rStyle w:val="AttributeTok"/>
+        </w:rPr>
+        <w:t xml:space="preserve">-so</w:t>
+      </w:r>
+      <w:r>
+        <w:rPr>
+          <w:rStyle w:val="NormalTok"/>
+        </w:rPr>
+        <w:t xml:space="preserve"> /dev/null </w:t>
+      </w:r>
+      <w:r>
+        <w:rPr>
+          <w:rStyle w:val="AttributeTok"/>
+        </w:rPr>
+        <w:t xml:space="preserve">-w</w:t>
+      </w:r>
+      <w:r>
+        <w:rPr>
+          <w:rStyle w:val="NormalTok"/>
+        </w:rPr>
+        <w:t xml:space="preserve"> </w:t>
+      </w:r>
+      <w:r>
+        <w:rPr>
+          <w:rStyle w:val="StringTok"/>
+        </w:rPr>
+        <w:t xml:space="preserve">"%{http_code}"</w:t>
+      </w:r>
+      <w:r>
+        <w:rPr>
+          <w:rStyle w:val="NormalTok"/>
+        </w:rPr>
+        <w:t xml:space="preserve"> https://[CUSTOMIZE: example.com]</w:t>
       </w:r>
     </w:p>
     <w:p>
@@ -10782,13 +10809,7 @@
         <w:rPr>
           <w:rStyle w:val="NormalTok"/>
         </w:rPr>
-        <w:t xml:space="preserve"> db check </w:t>
-      </w:r>
-      <w:r>
-        <w:rPr>
-          <w:rStyle w:val="AttributeTok"/>
-        </w:rPr>
-        <w:t xml:space="preserve">--repair</w:t>
+        <w:t xml:space="preserve"> db check</w:t>
       </w:r>
       <w:r>
         <w:br/>
@@ -10800,6 +10821,33 @@
         <w:rPr>
           <w:rStyle w:val="CommentTok"/>
         </w:rPr>
+        <w:t xml:space="preserve"># If errors found, repair:</w:t>
+      </w:r>
+      <w:r>
+        <w:br/>
+      </w:r>
+      <w:r>
+        <w:rPr>
+          <w:rStyle w:val="ExtensionTok"/>
+        </w:rPr>
+        <w:t xml:space="preserve">wp</w:t>
+      </w:r>
+      <w:r>
+        <w:rPr>
+          <w:rStyle w:val="NormalTok"/>
+        </w:rPr>
+        <w:t xml:space="preserve"> db repair</w:t>
+      </w:r>
+      <w:r>
+        <w:br/>
+      </w:r>
+      <w:r>
+        <w:br/>
+      </w:r>
+      <w:r>
+        <w:rPr>
+          <w:rStyle w:val="CommentTok"/>
+        </w:rPr>
         <w:t xml:space="preserve"># View database statistics</w:t>
       </w:r>
       <w:r>
@@ -10822,30 +10870,6 @@
           <w:rStyle w:val="StringTok"/>
         </w:rPr>
         <w:t xml:space="preserve">"SHOW TABLE STATUS;"</w:t>
-      </w:r>
-      <w:r>
-        <w:rPr>
-          <w:rStyle w:val="NormalTok"/>
-        </w:rPr>
-        <w:t xml:space="preserve"> </w:t>
-      </w:r>
-      <w:r>
-        <w:rPr>
-          <w:rStyle w:val="AttributeTok"/>
-        </w:rPr>
-        <w:t xml:space="preserve">--format</w:t>
-      </w:r>
-      <w:r>
-        <w:rPr>
-          <w:rStyle w:val="OperatorTok"/>
-        </w:rPr>
-        <w:t xml:space="preserve">=</w:t>
-      </w:r>
-      <w:r>
-        <w:rPr>
-          <w:rStyle w:val="NormalTok"/>
-        </w:rPr>
-        <w:t xml:space="preserve">table</w:t>
       </w:r>
     </w:p>
     <w:p>
@@ -10883,49 +10907,43 @@
         <w:rPr>
           <w:rStyle w:val="NormalTok"/>
         </w:rPr>
-        <w:t xml:space="preserve"> post-meta list </w:t>
-      </w:r>
-      <w:r>
-        <w:rPr>
-          <w:rStyle w:val="AttributeTok"/>
-        </w:rPr>
-        <w:t xml:space="preserve">--meta-key</w:t>
-      </w:r>
-      <w:r>
-        <w:rPr>
-          <w:rStyle w:val="OperatorTok"/>
-        </w:rPr>
-        <w:t xml:space="preserve">=</w:t>
+        <w:t xml:space="preserve"> db query </w:t>
       </w:r>
       <w:r>
         <w:rPr>
           <w:rStyle w:val="StringTok"/>
         </w:rPr>
-        <w:t xml:space="preserve">'_wp_old_slug'</w:t>
-      </w:r>
-      <w:r>
-        <w:rPr>
-          <w:rStyle w:val="NormalTok"/>
-        </w:rPr>
-        <w:t xml:space="preserve"> </w:t>
-      </w:r>
-      <w:r>
-        <w:rPr>
-          <w:rStyle w:val="AttributeTok"/>
-        </w:rPr>
-        <w:t xml:space="preserve">--format</w:t>
-      </w:r>
-      <w:r>
-        <w:rPr>
-          <w:rStyle w:val="OperatorTok"/>
-        </w:rPr>
-        <w:t xml:space="preserve">=</w:t>
-      </w:r>
-      <w:r>
-        <w:rPr>
-          <w:rStyle w:val="NormalTok"/>
-        </w:rPr>
-        <w:t xml:space="preserve">count</w:t>
+        <w:t xml:space="preserve">"SELECT COUNT(*) AS old_slug_count FROM </w:t>
+      </w:r>
+      <w:r>
+        <w:rPr>
+          <w:rStyle w:val="VariableTok"/>
+        </w:rPr>
+        <w:t xml:space="preserve">$(</w:t>
+      </w:r>
+      <w:r>
+        <w:rPr>
+          <w:rStyle w:val="ExtensionTok"/>
+        </w:rPr>
+        <w:t xml:space="preserve">wp</w:t>
+      </w:r>
+      <w:r>
+        <w:rPr>
+          <w:rStyle w:val="NormalTok"/>
+        </w:rPr>
+        <w:t xml:space="preserve"> db prefix</w:t>
+      </w:r>
+      <w:r>
+        <w:rPr>
+          <w:rStyle w:val="VariableTok"/>
+        </w:rPr>
+        <w:t xml:space="preserve">)</w:t>
+      </w:r>
+      <w:r>
+        <w:rPr>
+          <w:rStyle w:val="StringTok"/>
+        </w:rPr>
+        <w:t xml:space="preserve">postmeta WHERE meta_key = '_wp_old_slug';"</w:t>
       </w:r>
       <w:r>
         <w:br/>
@@ -11249,7 +11267,7 @@
         <w:rPr>
           <w:rStyle w:val="AttributeTok"/>
         </w:rPr>
-        <w:t xml:space="preserve">--field</w:t>
+        <w:t xml:space="preserve">--fields</w:t>
       </w:r>
       <w:r>
         <w:rPr>
@@ -11292,33 +11310,75 @@
       </w:r>
       <w:r>
         <w:rPr>
+          <w:rStyle w:val="VariableTok"/>
+        </w:rPr>
+        <w:t xml:space="preserve">$(</w:t>
+      </w:r>
+      <w:r>
+        <w:rPr>
+          <w:rStyle w:val="ExtensionTok"/>
+        </w:rPr>
+        <w:t xml:space="preserve">wp</w:t>
+      </w:r>
+      <w:r>
+        <w:rPr>
+          <w:rStyle w:val="NormalTok"/>
+        </w:rPr>
+        <w:t xml:space="preserve"> comment list </w:t>
+      </w:r>
+      <w:r>
+        <w:rPr>
           <w:rStyle w:val="AttributeTok"/>
         </w:rPr>
+        <w:t xml:space="preserve">--status</w:t>
+      </w:r>
+      <w:r>
+        <w:rPr>
+          <w:rStyle w:val="OperatorTok"/>
+        </w:rPr>
+        <w:t xml:space="preserve">=</w:t>
+      </w:r>
+      <w:r>
+        <w:rPr>
+          <w:rStyle w:val="NormalTok"/>
+        </w:rPr>
+        <w:t xml:space="preserve">spam </w:t>
+      </w:r>
+      <w:r>
+        <w:rPr>
+          <w:rStyle w:val="AttributeTok"/>
+        </w:rPr>
+        <w:t xml:space="preserve">--format</w:t>
+      </w:r>
+      <w:r>
+        <w:rPr>
+          <w:rStyle w:val="OperatorTok"/>
+        </w:rPr>
+        <w:t xml:space="preserve">=</w:t>
+      </w:r>
+      <w:r>
+        <w:rPr>
+          <w:rStyle w:val="NormalTok"/>
+        </w:rPr>
+        <w:t xml:space="preserve">ids</w:t>
+      </w:r>
+      <w:r>
+        <w:rPr>
+          <w:rStyle w:val="VariableTok"/>
+        </w:rPr>
+        <w:t xml:space="preserve">)</w:t>
+      </w:r>
+      <w:r>
+        <w:rPr>
+          <w:rStyle w:val="NormalTok"/>
+        </w:rPr>
+        <w:t xml:space="preserve"> </w:t>
+      </w:r>
+      <w:r>
+        <w:rPr>
+          <w:rStyle w:val="AttributeTok"/>
+        </w:rPr>
         <w:t xml:space="preserve">--force</w:t>
-      </w:r>
-      <w:r>
-        <w:rPr>
-          <w:rStyle w:val="NormalTok"/>
-        </w:rPr>
-        <w:t xml:space="preserve"> </w:t>
-      </w:r>
-      <w:r>
-        <w:rPr>
-          <w:rStyle w:val="AttributeTok"/>
-        </w:rPr>
-        <w:t xml:space="preserve">--status</w:t>
-      </w:r>
-      <w:r>
-        <w:rPr>
-          <w:rStyle w:val="OperatorTok"/>
-        </w:rPr>
-        <w:t xml:space="preserve">=</w:t>
-      </w:r>
-      <w:r>
-        <w:rPr>
-          <w:rStyle w:val="NormalTok"/>
-        </w:rPr>
-        <w:t xml:space="preserve">spam</w:t>
       </w:r>
     </w:p>
     <w:p>
@@ -11341,7 +11401,7 @@
         <w:rPr>
           <w:rStyle w:val="CommentTok"/>
         </w:rPr>
-        <w:t xml:space="preserve"># Check for expired transients</w:t>
+        <w:t xml:space="preserve"># Delete expired transients</w:t>
       </w:r>
       <w:r>
         <w:br/>
@@ -11356,58 +11416,13 @@
         <w:rPr>
           <w:rStyle w:val="NormalTok"/>
         </w:rPr>
-        <w:t xml:space="preserve"> transient list </w:t>
+        <w:t xml:space="preserve"> transient delete </w:t>
       </w:r>
       <w:r>
         <w:rPr>
           <w:rStyle w:val="AttributeTok"/>
         </w:rPr>
         <w:t xml:space="preserve">--expired</w:t>
-      </w:r>
-      <w:r>
-        <w:br/>
-      </w:r>
-      <w:r>
-        <w:br/>
-      </w:r>
-      <w:r>
-        <w:rPr>
-          <w:rStyle w:val="CommentTok"/>
-        </w:rPr>
-        <w:t xml:space="preserve"># Delete all expired transients</w:t>
-      </w:r>
-      <w:r>
-        <w:br/>
-      </w:r>
-      <w:r>
-        <w:rPr>
-          <w:rStyle w:val="ExtensionTok"/>
-        </w:rPr>
-        <w:t xml:space="preserve">wp</w:t>
-      </w:r>
-      <w:r>
-        <w:rPr>
-          <w:rStyle w:val="NormalTok"/>
-        </w:rPr>
-        <w:t xml:space="preserve"> transient delete </w:t>
-      </w:r>
-      <w:r>
-        <w:rPr>
-          <w:rStyle w:val="AttributeTok"/>
-        </w:rPr>
-        <w:t xml:space="preserve">--expired</w:t>
-      </w:r>
-      <w:r>
-        <w:rPr>
-          <w:rStyle w:val="NormalTok"/>
-        </w:rPr>
-        <w:t xml:space="preserve"> </w:t>
-      </w:r>
-      <w:r>
-        <w:rPr>
-          <w:rStyle w:val="AttributeTok"/>
-        </w:rPr>
-        <w:t xml:space="preserve">--all</w:t>
       </w:r>
     </w:p>
     <w:bookmarkEnd w:id="51"/>
@@ -19787,7 +19802,7 @@
         <w:rPr>
           <w:rStyle w:val="NormalTok"/>
         </w:rPr>
-        <w:t xml:space="preserve"> db table list </w:t>
+        <w:t xml:space="preserve"> db tables </w:t>
       </w:r>
       <w:r>
         <w:rPr>
@@ -20917,13 +20932,13 @@
         <w:rPr>
           <w:rStyle w:val="ExtensionTok"/>
         </w:rPr>
-        <w:t xml:space="preserve">ALL</w:t>
-      </w:r>
-      <w:r>
-        <w:rPr>
-          <w:rStyle w:val="NormalTok"/>
-        </w:rPr>
-        <w:t xml:space="preserve"> PRIVILEGES ON [CUSTOMIZE: new_database_name].</w:t>
+        <w:t xml:space="preserve">SELECT,</w:t>
+      </w:r>
+      <w:r>
+        <w:rPr>
+          <w:rStyle w:val="NormalTok"/>
+        </w:rPr>
+        <w:t xml:space="preserve"> INSERT, UPDATE, DELETE, CREATE, ALTER, INDEX, DROP ON [CUSTOMIZE: new_database_name].</w:t>
       </w:r>
       <w:r>
         <w:rPr>
@@ -21325,7 +21340,7 @@
         <w:rPr>
           <w:rStyle w:val="NormalTok"/>
         </w:rPr>
-        <w:t xml:space="preserve"> db table list </w:t>
+        <w:t xml:space="preserve"> db tables </w:t>
       </w:r>
       <w:r>
         <w:rPr>
@@ -21999,33 +22014,27 @@
       </w:r>
       <w:r>
         <w:rPr>
-          <w:rStyle w:val="ExtensionTok"/>
-        </w:rPr>
-        <w:t xml:space="preserve">wp</w:t>
-      </w:r>
-      <w:r>
-        <w:rPr>
-          <w:rStyle w:val="NormalTok"/>
-        </w:rPr>
-        <w:t xml:space="preserve"> debug log tail </w:t>
+          <w:rStyle w:val="FunctionTok"/>
+        </w:rPr>
+        <w:t xml:space="preserve">tail</w:t>
+      </w:r>
+      <w:r>
+        <w:rPr>
+          <w:rStyle w:val="NormalTok"/>
+        </w:rPr>
+        <w:t xml:space="preserve"> </w:t>
       </w:r>
       <w:r>
         <w:rPr>
           <w:rStyle w:val="AttributeTok"/>
         </w:rPr>
-        <w:t xml:space="preserve">--lines</w:t>
-      </w:r>
-      <w:r>
-        <w:rPr>
-          <w:rStyle w:val="OperatorTok"/>
-        </w:rPr>
-        <w:t xml:space="preserve">=</w:t>
-      </w:r>
-      <w:r>
-        <w:rPr>
-          <w:rStyle w:val="NormalTok"/>
-        </w:rPr>
-        <w:t xml:space="preserve">30</w:t>
+        <w:t xml:space="preserve">-30</w:t>
+      </w:r>
+      <w:r>
+        <w:rPr>
+          <w:rStyle w:val="NormalTok"/>
+        </w:rPr>
+        <w:t xml:space="preserve"> wp-content/debug.log</w:t>
       </w:r>
     </w:p>
     <w:p>
@@ -23843,16 +23852,7 @@
         </w:numPr>
       </w:pPr>
       <w:r>
-        <w:t xml:space="preserve">Check for broken links:</w:t>
-      </w:r>
-      <w:r>
-        <w:t xml:space="preserve"> </w:t>
-      </w:r>
-      <w:r>
-        <w:rPr>
-          <w:rStyle w:val="VerbatimChar"/>
-        </w:rPr>
-        <w:t xml:space="preserve">wp link list --format=table</w:t>
+        <w:t xml:space="preserve">Check for broken links (use an external tool or broken-link-checker plugin)</w:t>
       </w:r>
     </w:p>
     <w:p>
@@ -24434,85 +24434,16 @@
         <w:rPr>
           <w:rStyle w:val="CommentTok"/>
         </w:rPr>
-        <w:t xml:space="preserve"># Regenerate 301 redirects for old URLs (if changed)</w:t>
-      </w:r>
-      <w:r>
-        <w:br/>
-      </w:r>
-      <w:r>
-        <w:rPr>
-          <w:rStyle w:val="ExtensionTok"/>
-        </w:rPr>
-        <w:t xml:space="preserve">wp</w:t>
-      </w:r>
-      <w:r>
-        <w:rPr>
-          <w:rStyle w:val="NormalTok"/>
-        </w:rPr>
-        <w:t xml:space="preserve"> plugin install redirection </w:t>
-      </w:r>
-      <w:r>
-        <w:rPr>
-          <w:rStyle w:val="AttributeTok"/>
-        </w:rPr>
-        <w:t xml:space="preserve">--activate</w:t>
-      </w:r>
-      <w:r>
-        <w:br/>
-      </w:r>
-      <w:r>
-        <w:rPr>
-          <w:rStyle w:val="ExtensionTok"/>
-        </w:rPr>
-        <w:t xml:space="preserve">wp</w:t>
-      </w:r>
-      <w:r>
-        <w:rPr>
-          <w:rStyle w:val="NormalTok"/>
-        </w:rPr>
-        <w:t xml:space="preserve"> redirect rule create </w:t>
-      </w:r>
-      <w:r>
-        <w:rPr>
-          <w:rStyle w:val="StringTok"/>
-        </w:rPr>
-        <w:t xml:space="preserve">'old-url'</w:t>
-      </w:r>
-      <w:r>
-        <w:rPr>
-          <w:rStyle w:val="NormalTok"/>
-        </w:rPr>
-        <w:t xml:space="preserve"> </w:t>
-      </w:r>
-      <w:r>
-        <w:rPr>
-          <w:rStyle w:val="StringTok"/>
-        </w:rPr>
-        <w:t xml:space="preserve">'new-url'</w:t>
-      </w:r>
-      <w:r>
-        <w:rPr>
-          <w:rStyle w:val="NormalTok"/>
-        </w:rPr>
-        <w:t xml:space="preserve"> </w:t>
-      </w:r>
-      <w:r>
-        <w:rPr>
-          <w:rStyle w:val="AttributeTok"/>
-        </w:rPr>
-        <w:t xml:space="preserve">--type</w:t>
-      </w:r>
-      <w:r>
-        <w:rPr>
-          <w:rStyle w:val="OperatorTok"/>
-        </w:rPr>
-        <w:t xml:space="preserve">=</w:t>
-      </w:r>
-      <w:r>
-        <w:rPr>
-          <w:rStyle w:val="NormalTok"/>
-        </w:rPr>
-        <w:t xml:space="preserve">301</w:t>
+        <w:t xml:space="preserve"># For 301 redirects from old URLs, configure at the web server level</w:t>
+      </w:r>
+      <w:r>
+        <w:br/>
+      </w:r>
+      <w:r>
+        <w:rPr>
+          <w:rStyle w:val="CommentTok"/>
+        </w:rPr>
+        <w:t xml:space="preserve"># or use a redirect plugin's admin interface (e.g., Redirection plugin)</w:t>
       </w:r>
     </w:p>
     <w:p>
@@ -25006,7 +24937,19 @@
         <w:rPr>
           <w:rStyle w:val="NormalTok"/>
         </w:rPr>
-        <w:t xml:space="preserve"> search-term </w:t>
+        <w:t xml:space="preserve"> post list </w:t>
+      </w:r>
+      <w:r>
+        <w:rPr>
+          <w:rStyle w:val="AttributeTok"/>
+        </w:rPr>
+        <w:t xml:space="preserve">--s</w:t>
+      </w:r>
+      <w:r>
+        <w:rPr>
+          <w:rStyle w:val="OperatorTok"/>
+        </w:rPr>
+        <w:t xml:space="preserve">=</w:t>
       </w:r>
       <w:r>
         <w:rPr>
@@ -25036,7 +24979,25 @@
         <w:rPr>
           <w:rStyle w:val="NormalTok"/>
         </w:rPr>
-        <w:t xml:space="preserve">post</w:t>
+        <w:t xml:space="preserve">post </w:t>
+      </w:r>
+      <w:r>
+        <w:rPr>
+          <w:rStyle w:val="AttributeTok"/>
+        </w:rPr>
+        <w:t xml:space="preserve">--format</w:t>
+      </w:r>
+      <w:r>
+        <w:rPr>
+          <w:rStyle w:val="OperatorTok"/>
+        </w:rPr>
+        <w:t xml:space="preserve">=</w:t>
+      </w:r>
+      <w:r>
+        <w:rPr>
+          <w:rStyle w:val="NormalTok"/>
+        </w:rPr>
+        <w:t xml:space="preserve">table</w:t>
       </w:r>
       <w:r>
         <w:br/>
@@ -25048,37 +25009,16 @@
         <w:rPr>
           <w:rStyle w:val="CommentTok"/>
         </w:rPr>
-        <w:t xml:space="preserve"># Rebuild search index (if using search plugin)</w:t>
-      </w:r>
-      <w:r>
-        <w:br/>
-      </w:r>
-      <w:r>
-        <w:rPr>
-          <w:rStyle w:val="ExtensionTok"/>
-        </w:rPr>
-        <w:t xml:space="preserve">wp</w:t>
-      </w:r>
-      <w:r>
-        <w:rPr>
-          <w:rStyle w:val="NormalTok"/>
-        </w:rPr>
-        <w:t xml:space="preserve"> plugin activate wp-search-suggest</w:t>
-      </w:r>
-      <w:r>
-        <w:br/>
-      </w:r>
-      <w:r>
-        <w:rPr>
-          <w:rStyle w:val="ExtensionTok"/>
-        </w:rPr>
-        <w:t xml:space="preserve">wp</w:t>
-      </w:r>
-      <w:r>
-        <w:rPr>
-          <w:rStyle w:val="NormalTok"/>
-        </w:rPr>
-        <w:t xml:space="preserve"> search-suggest rebuild-index</w:t>
+        <w:t xml:space="preserve"># Rebuild search index (plugin-dependent, e.g., ElasticPress or SearchWP)</w:t>
+      </w:r>
+      <w:r>
+        <w:br/>
+      </w:r>
+      <w:r>
+        <w:rPr>
+          <w:rStyle w:val="CommentTok"/>
+        </w:rPr>
+        <w:t xml:space="preserve"># wp elasticpress index --setup</w:t>
       </w:r>
       <w:r>
         <w:br/>
@@ -25188,7 +25128,7 @@
         <w:rPr>
           <w:rStyle w:val="CommentTok"/>
         </w:rPr>
-        <w:t xml:space="preserve"># Submit sitemap to Google Search Console</w:t>
+        <w:t xml:space="preserve"># Verify core sitemaps are accessible (WordPress 5.5+)</w:t>
       </w:r>
       <w:r>
         <w:br/>
@@ -25197,40 +25137,49 @@
         <w:rPr>
           <w:rStyle w:val="ExtensionTok"/>
         </w:rPr>
-        <w:t xml:space="preserve">wp</w:t>
-      </w:r>
-      <w:r>
-        <w:rPr>
-          <w:rStyle w:val="NormalTok"/>
-        </w:rPr>
-        <w:t xml:space="preserve"> seo-sitemap generate</w:t>
-      </w:r>
-      <w:r>
-        <w:br/>
-      </w:r>
-      <w:r>
-        <w:br/>
-      </w:r>
-      <w:r>
-        <w:rPr>
-          <w:rStyle w:val="CommentTok"/>
-        </w:rPr>
-        <w:t xml:space="preserve"># List registered sitemaps</w:t>
-      </w:r>
-      <w:r>
-        <w:br/>
-      </w:r>
-      <w:r>
-        <w:rPr>
-          <w:rStyle w:val="ExtensionTok"/>
-        </w:rPr>
-        <w:t xml:space="preserve">wp</w:t>
-      </w:r>
-      <w:r>
-        <w:rPr>
-          <w:rStyle w:val="NormalTok"/>
-        </w:rPr>
-        <w:t xml:space="preserve"> sitemap list</w:t>
+        <w:t xml:space="preserve">curl</w:t>
+      </w:r>
+      <w:r>
+        <w:rPr>
+          <w:rStyle w:val="NormalTok"/>
+        </w:rPr>
+        <w:t xml:space="preserve"> </w:t>
+      </w:r>
+      <w:r>
+        <w:rPr>
+          <w:rStyle w:val="AttributeTok"/>
+        </w:rPr>
+        <w:t xml:space="preserve">-so</w:t>
+      </w:r>
+      <w:r>
+        <w:rPr>
+          <w:rStyle w:val="NormalTok"/>
+        </w:rPr>
+        <w:t xml:space="preserve"> /dev/null </w:t>
+      </w:r>
+      <w:r>
+        <w:rPr>
+          <w:rStyle w:val="AttributeTok"/>
+        </w:rPr>
+        <w:t xml:space="preserve">-w</w:t>
+      </w:r>
+      <w:r>
+        <w:rPr>
+          <w:rStyle w:val="NormalTok"/>
+        </w:rPr>
+        <w:t xml:space="preserve"> </w:t>
+      </w:r>
+      <w:r>
+        <w:rPr>
+          <w:rStyle w:val="StringTok"/>
+        </w:rPr>
+        <w:t xml:space="preserve">"%{http_code}"</w:t>
+      </w:r>
+      <w:r>
+        <w:rPr>
+          <w:rStyle w:val="NormalTok"/>
+        </w:rPr>
+        <w:t xml:space="preserve"> https://[CUSTOMIZE: example.com]/wp-sitemap.xml</w:t>
       </w:r>
     </w:p>
     <w:p>
@@ -25367,7 +25316,7 @@
         <w:rPr>
           <w:rStyle w:val="CommentTok"/>
         </w:rPr>
-        <w:t xml:space="preserve"># Search and replace in specific posts</w:t>
+        <w:t xml:space="preserve"># Search and replace in specific table</w:t>
       </w:r>
       <w:r>
         <w:br/>
@@ -25406,25 +25355,7 @@
         <w:rPr>
           <w:rStyle w:val="NormalTok"/>
         </w:rPr>
-        <w:t xml:space="preserve"> </w:t>
-      </w:r>
-      <w:r>
-        <w:rPr>
-          <w:rStyle w:val="AttributeTok"/>
-        </w:rPr>
-        <w:t xml:space="preserve">--post_id</w:t>
-      </w:r>
-      <w:r>
-        <w:rPr>
-          <w:rStyle w:val="OperatorTok"/>
-        </w:rPr>
-        <w:t xml:space="preserve">=</w:t>
-      </w:r>
-      <w:r>
-        <w:rPr>
-          <w:rStyle w:val="NormalTok"/>
-        </w:rPr>
-        <w:t xml:space="preserve">123,456,789</w:t>
+        <w:t xml:space="preserve"> wp_posts</w:t>
       </w:r>
     </w:p>
     <w:p>
@@ -26433,33 +26364,27 @@
       </w:r>
       <w:r>
         <w:rPr>
-          <w:rStyle w:val="ExtensionTok"/>
-        </w:rPr>
-        <w:t xml:space="preserve">wp</w:t>
-      </w:r>
-      <w:r>
-        <w:rPr>
-          <w:rStyle w:val="NormalTok"/>
-        </w:rPr>
-        <w:t xml:space="preserve"> debug log tail </w:t>
+          <w:rStyle w:val="FunctionTok"/>
+        </w:rPr>
+        <w:t xml:space="preserve">tail</w:t>
+      </w:r>
+      <w:r>
+        <w:rPr>
+          <w:rStyle w:val="NormalTok"/>
+        </w:rPr>
+        <w:t xml:space="preserve"> </w:t>
       </w:r>
       <w:r>
         <w:rPr>
           <w:rStyle w:val="AttributeTok"/>
         </w:rPr>
-        <w:t xml:space="preserve">--lines</w:t>
-      </w:r>
-      <w:r>
-        <w:rPr>
-          <w:rStyle w:val="OperatorTok"/>
-        </w:rPr>
-        <w:t xml:space="preserve">=</w:t>
-      </w:r>
-      <w:r>
-        <w:rPr>
-          <w:rStyle w:val="NormalTok"/>
-        </w:rPr>
-        <w:t xml:space="preserve">30</w:t>
+        <w:t xml:space="preserve">-30</w:t>
+      </w:r>
+      <w:r>
+        <w:rPr>
+          <w:rStyle w:val="NormalTok"/>
+        </w:rPr>
+        <w:t xml:space="preserve"> wp-content/debug.log</w:t>
       </w:r>
     </w:p>
     <w:p>
@@ -27327,7 +27252,7 @@
         <w:rPr>
           <w:rStyle w:val="CommentTok"/>
         </w:rPr>
-        <w:t xml:space="preserve"># Option 1: Redirect to maintenance page</w:t>
+        <w:t xml:space="preserve"># Option 1: Redirect to maintenance page (requires WP-CLI 2.8+)</w:t>
       </w:r>
       <w:r>
         <w:br/>
@@ -27939,7 +27864,7 @@
         <w:rPr>
           <w:rStyle w:val="AttributeTok"/>
         </w:rPr>
-        <w:t xml:space="preserve">--format</w:t>
+        <w:t xml:space="preserve">--field</w:t>
       </w:r>
       <w:r>
         <w:rPr>
@@ -27951,12 +27876,279 @@
         <w:rPr>
           <w:rStyle w:val="NormalTok"/>
         </w:rPr>
-        <w:t xml:space="preserve">table </w:t>
+        <w:t xml:space="preserve">user_login </w:t>
+      </w:r>
+      <w:r>
+        <w:rPr>
+          <w:rStyle w:val="KeywordTok"/>
+        </w:rPr>
+        <w:t xml:space="preserve">|</w:t>
+      </w:r>
+      <w:r>
+        <w:rPr>
+          <w:rStyle w:val="NormalTok"/>
+        </w:rPr>
+        <w:t xml:space="preserve"> </w:t>
+      </w:r>
+      <w:r>
+        <w:rPr>
+          <w:rStyle w:val="ControlFlowTok"/>
+        </w:rPr>
+        <w:t xml:space="preserve">while</w:t>
+      </w:r>
+      <w:r>
+        <w:rPr>
+          <w:rStyle w:val="NormalTok"/>
+        </w:rPr>
+        <w:t xml:space="preserve"> </w:t>
+      </w:r>
+      <w:r>
+        <w:rPr>
+          <w:rStyle w:val="BuiltInTok"/>
+        </w:rPr>
+        <w:t xml:space="preserve">read</w:t>
+      </w:r>
+      <w:r>
+        <w:rPr>
+          <w:rStyle w:val="NormalTok"/>
+        </w:rPr>
+        <w:t xml:space="preserve"> </w:t>
+      </w:r>
+      <w:r>
+        <w:rPr>
+          <w:rStyle w:val="VariableTok"/>
+        </w:rPr>
+        <w:t xml:space="preserve">user</w:t>
+      </w:r>
+      <w:r>
+        <w:rPr>
+          <w:rStyle w:val="KeywordTok"/>
+        </w:rPr>
+        <w:t xml:space="preserve">;</w:t>
+      </w:r>
+      <w:r>
+        <w:rPr>
+          <w:rStyle w:val="NormalTok"/>
+        </w:rPr>
+        <w:t xml:space="preserve"> </w:t>
+      </w:r>
+      <w:r>
+        <w:rPr>
+          <w:rStyle w:val="ControlFlowTok"/>
+        </w:rPr>
+        <w:t xml:space="preserve">do</w:t>
+      </w:r>
+      <w:r>
+        <w:br/>
+      </w:r>
+      <w:r>
+        <w:rPr>
+          <w:rStyle w:val="NormalTok"/>
+        </w:rPr>
+        <w:t xml:space="preserve">  </w:t>
+      </w:r>
+      <w:r>
+        <w:rPr>
+          <w:rStyle w:val="VariableTok"/>
+        </w:rPr>
+        <w:t xml:space="preserve">NEW_PASS</w:t>
+      </w:r>
+      <w:r>
+        <w:rPr>
+          <w:rStyle w:val="OperatorTok"/>
+        </w:rPr>
+        <w:t xml:space="preserve">=</w:t>
+      </w:r>
+      <w:r>
+        <w:rPr>
+          <w:rStyle w:val="VariableTok"/>
+        </w:rPr>
+        <w:t xml:space="preserve">$(</w:t>
+      </w:r>
+      <w:r>
+        <w:rPr>
+          <w:rStyle w:val="ExtensionTok"/>
+        </w:rPr>
+        <w:t xml:space="preserve">openssl</w:t>
+      </w:r>
+      <w:r>
+        <w:rPr>
+          <w:rStyle w:val="NormalTok"/>
+        </w:rPr>
+        <w:t xml:space="preserve"> rand </w:t>
       </w:r>
       <w:r>
         <w:rPr>
           <w:rStyle w:val="AttributeTok"/>
         </w:rPr>
+        <w:t xml:space="preserve">-base64</w:t>
+      </w:r>
+      <w:r>
+        <w:rPr>
+          <w:rStyle w:val="NormalTok"/>
+        </w:rPr>
+        <w:t xml:space="preserve"> 16</w:t>
+      </w:r>
+      <w:r>
+        <w:rPr>
+          <w:rStyle w:val="VariableTok"/>
+        </w:rPr>
+        <w:t xml:space="preserve">)</w:t>
+      </w:r>
+      <w:r>
+        <w:br/>
+      </w:r>
+      <w:r>
+        <w:rPr>
+          <w:rStyle w:val="NormalTok"/>
+        </w:rPr>
+        <w:t xml:space="preserve">  </w:t>
+      </w:r>
+      <w:r>
+        <w:rPr>
+          <w:rStyle w:val="ExtensionTok"/>
+        </w:rPr>
+        <w:t xml:space="preserve">wp</w:t>
+      </w:r>
+      <w:r>
+        <w:rPr>
+          <w:rStyle w:val="NormalTok"/>
+        </w:rPr>
+        <w:t xml:space="preserve"> user update </w:t>
+      </w:r>
+      <w:r>
+        <w:rPr>
+          <w:rStyle w:val="StringTok"/>
+        </w:rPr>
+        <w:t xml:space="preserve">"</w:t>
+      </w:r>
+      <w:r>
+        <w:rPr>
+          <w:rStyle w:val="VariableTok"/>
+        </w:rPr>
+        <w:t xml:space="preserve">$user</w:t>
+      </w:r>
+      <w:r>
+        <w:rPr>
+          <w:rStyle w:val="StringTok"/>
+        </w:rPr>
+        <w:t xml:space="preserve">"</w:t>
+      </w:r>
+      <w:r>
+        <w:rPr>
+          <w:rStyle w:val="NormalTok"/>
+        </w:rPr>
+        <w:t xml:space="preserve"> </w:t>
+      </w:r>
+      <w:r>
+        <w:rPr>
+          <w:rStyle w:val="AttributeTok"/>
+        </w:rPr>
+        <w:t xml:space="preserve">--user_pass</w:t>
+      </w:r>
+      <w:r>
+        <w:rPr>
+          <w:rStyle w:val="OperatorTok"/>
+        </w:rPr>
+        <w:t xml:space="preserve">=</w:t>
+      </w:r>
+      <w:r>
+        <w:rPr>
+          <w:rStyle w:val="StringTok"/>
+        </w:rPr>
+        <w:t xml:space="preserve">"</w:t>
+      </w:r>
+      <w:r>
+        <w:rPr>
+          <w:rStyle w:val="VariableTok"/>
+        </w:rPr>
+        <w:t xml:space="preserve">$NEW_PASS</w:t>
+      </w:r>
+      <w:r>
+        <w:rPr>
+          <w:rStyle w:val="StringTok"/>
+        </w:rPr>
+        <w:t xml:space="preserve">"</w:t>
+      </w:r>
+      <w:r>
+        <w:br/>
+      </w:r>
+      <w:r>
+        <w:rPr>
+          <w:rStyle w:val="NormalTok"/>
+        </w:rPr>
+        <w:t xml:space="preserve">  </w:t>
+      </w:r>
+      <w:r>
+        <w:rPr>
+          <w:rStyle w:val="BuiltInTok"/>
+        </w:rPr>
+        <w:t xml:space="preserve">echo</w:t>
+      </w:r>
+      <w:r>
+        <w:rPr>
+          <w:rStyle w:val="NormalTok"/>
+        </w:rPr>
+        <w:t xml:space="preserve"> </w:t>
+      </w:r>
+      <w:r>
+        <w:rPr>
+          <w:rStyle w:val="StringTok"/>
+        </w:rPr>
+        <w:t xml:space="preserve">"Reset </w:t>
+      </w:r>
+      <w:r>
+        <w:rPr>
+          <w:rStyle w:val="VariableTok"/>
+        </w:rPr>
+        <w:t xml:space="preserve">$user</w:t>
+      </w:r>
+      <w:r>
+        <w:rPr>
+          <w:rStyle w:val="StringTok"/>
+        </w:rPr>
+        <w:t xml:space="preserve"> — communicate new password via secure channel"</w:t>
+      </w:r>
+      <w:r>
+        <w:br/>
+      </w:r>
+      <w:r>
+        <w:rPr>
+          <w:rStyle w:val="ControlFlowTok"/>
+        </w:rPr>
+        <w:t xml:space="preserve">done</w:t>
+      </w:r>
+      <w:r>
+        <w:br/>
+      </w:r>
+      <w:r>
+        <w:br/>
+      </w:r>
+      <w:r>
+        <w:rPr>
+          <w:rStyle w:val="CommentTok"/>
+        </w:rPr>
+        <w:t xml:space="preserve"># Invalidate all existing sessions</w:t>
+      </w:r>
+      <w:r>
+        <w:br/>
+      </w:r>
+      <w:r>
+        <w:rPr>
+          <w:rStyle w:val="ExtensionTok"/>
+        </w:rPr>
+        <w:t xml:space="preserve">wp</w:t>
+      </w:r>
+      <w:r>
+        <w:rPr>
+          <w:rStyle w:val="NormalTok"/>
+        </w:rPr>
+        <w:t xml:space="preserve"> user list </w:t>
+      </w:r>
+      <w:r>
+        <w:rPr>
+          <w:rStyle w:val="AttributeTok"/>
+        </w:rPr>
         <w:t xml:space="preserve">--field</w:t>
       </w:r>
       <w:r>
@@ -27969,7 +28161,7 @@
         <w:rPr>
           <w:rStyle w:val="NormalTok"/>
         </w:rPr>
-        <w:t xml:space="preserve">user_login </w:t>
+        <w:t xml:space="preserve">ID </w:t>
       </w:r>
       <w:r>
         <w:rPr>
@@ -27985,234 +28177,33 @@
       </w:r>
       <w:r>
         <w:rPr>
-          <w:rStyle w:val="ControlFlowTok"/>
-        </w:rPr>
-        <w:t xml:space="preserve">while</w:t>
-      </w:r>
-      <w:r>
-        <w:rPr>
-          <w:rStyle w:val="NormalTok"/>
-        </w:rPr>
-        <w:t xml:space="preserve"> </w:t>
-      </w:r>
-      <w:r>
-        <w:rPr>
-          <w:rStyle w:val="BuiltInTok"/>
-        </w:rPr>
-        <w:t xml:space="preserve">read</w:t>
-      </w:r>
-      <w:r>
-        <w:rPr>
-          <w:rStyle w:val="NormalTok"/>
-        </w:rPr>
-        <w:t xml:space="preserve"> </w:t>
-      </w:r>
-      <w:r>
-        <w:rPr>
-          <w:rStyle w:val="VariableTok"/>
-        </w:rPr>
-        <w:t xml:space="preserve">user</w:t>
-      </w:r>
-      <w:r>
-        <w:rPr>
-          <w:rStyle w:val="KeywordTok"/>
-        </w:rPr>
-        <w:t xml:space="preserve">;</w:t>
-      </w:r>
-      <w:r>
-        <w:rPr>
-          <w:rStyle w:val="NormalTok"/>
-        </w:rPr>
-        <w:t xml:space="preserve"> </w:t>
-      </w:r>
-      <w:r>
-        <w:rPr>
-          <w:rStyle w:val="ControlFlowTok"/>
-        </w:rPr>
-        <w:t xml:space="preserve">do</w:t>
-      </w:r>
-      <w:r>
-        <w:br/>
-      </w:r>
-      <w:r>
-        <w:rPr>
-          <w:rStyle w:val="NormalTok"/>
-        </w:rPr>
-        <w:t xml:space="preserve">  </w:t>
-      </w:r>
-      <w:r>
-        <w:rPr>
-          <w:rStyle w:val="VariableTok"/>
-        </w:rPr>
-        <w:t xml:space="preserve">NEW_PASS</w:t>
-      </w:r>
-      <w:r>
-        <w:rPr>
-          <w:rStyle w:val="OperatorTok"/>
-        </w:rPr>
-        <w:t xml:space="preserve">=</w:t>
-      </w:r>
-      <w:r>
-        <w:rPr>
-          <w:rStyle w:val="VariableTok"/>
-        </w:rPr>
-        <w:t xml:space="preserve">$(</w:t>
-      </w:r>
-      <w:r>
-        <w:rPr>
-          <w:rStyle w:val="ExtensionTok"/>
-        </w:rPr>
-        <w:t xml:space="preserve">openssl</w:t>
-      </w:r>
-      <w:r>
-        <w:rPr>
-          <w:rStyle w:val="NormalTok"/>
-        </w:rPr>
-        <w:t xml:space="preserve"> rand </w:t>
+          <w:rStyle w:val="FunctionTok"/>
+        </w:rPr>
+        <w:t xml:space="preserve">xargs</w:t>
+      </w:r>
+      <w:r>
+        <w:rPr>
+          <w:rStyle w:val="NormalTok"/>
+        </w:rPr>
+        <w:t xml:space="preserve"> </w:t>
       </w:r>
       <w:r>
         <w:rPr>
           <w:rStyle w:val="AttributeTok"/>
         </w:rPr>
-        <w:t xml:space="preserve">-base64</w:t>
-      </w:r>
-      <w:r>
-        <w:rPr>
-          <w:rStyle w:val="NormalTok"/>
-        </w:rPr>
-        <w:t xml:space="preserve"> 16</w:t>
-      </w:r>
-      <w:r>
-        <w:rPr>
-          <w:rStyle w:val="VariableTok"/>
-        </w:rPr>
-        <w:t xml:space="preserve">)</w:t>
-      </w:r>
-      <w:r>
-        <w:br/>
-      </w:r>
-      <w:r>
-        <w:rPr>
-          <w:rStyle w:val="NormalTok"/>
-        </w:rPr>
-        <w:t xml:space="preserve">  </w:t>
-      </w:r>
-      <w:r>
-        <w:rPr>
-          <w:rStyle w:val="ExtensionTok"/>
-        </w:rPr>
-        <w:t xml:space="preserve">wp</w:t>
-      </w:r>
-      <w:r>
-        <w:rPr>
-          <w:rStyle w:val="NormalTok"/>
-        </w:rPr>
-        <w:t xml:space="preserve"> user update </w:t>
-      </w:r>
-      <w:r>
-        <w:rPr>
-          <w:rStyle w:val="VariableTok"/>
-        </w:rPr>
-        <w:t xml:space="preserve">$user</w:t>
-      </w:r>
-      <w:r>
-        <w:rPr>
-          <w:rStyle w:val="NormalTok"/>
-        </w:rPr>
-        <w:t xml:space="preserve"> </w:t>
+        <w:t xml:space="preserve">-I</w:t>
+      </w:r>
+      <w:r>
+        <w:rPr>
+          <w:rStyle w:val="NormalTok"/>
+        </w:rPr>
+        <w:t xml:space="preserve"> {} wp user session destroy {} </w:t>
       </w:r>
       <w:r>
         <w:rPr>
           <w:rStyle w:val="AttributeTok"/>
         </w:rPr>
-        <w:t xml:space="preserve">--prompt</w:t>
-      </w:r>
-      <w:r>
-        <w:rPr>
-          <w:rStyle w:val="OperatorTok"/>
-        </w:rPr>
-        <w:t xml:space="preserve">=</w:t>
-      </w:r>
-      <w:r>
-        <w:rPr>
-          <w:rStyle w:val="NormalTok"/>
-        </w:rPr>
-        <w:t xml:space="preserve">user_pass</w:t>
-      </w:r>
-      <w:r>
-        <w:br/>
-      </w:r>
-      <w:r>
-        <w:rPr>
-          <w:rStyle w:val="NormalTok"/>
-        </w:rPr>
-        <w:t xml:space="preserve">  </w:t>
-      </w:r>
-      <w:r>
-        <w:rPr>
-          <w:rStyle w:val="BuiltInTok"/>
-        </w:rPr>
-        <w:t xml:space="preserve">echo</w:t>
-      </w:r>
-      <w:r>
-        <w:rPr>
-          <w:rStyle w:val="NormalTok"/>
-        </w:rPr>
-        <w:t xml:space="preserve"> </w:t>
-      </w:r>
-      <w:r>
-        <w:rPr>
-          <w:rStyle w:val="StringTok"/>
-        </w:rPr>
-        <w:t xml:space="preserve">"Reset </w:t>
-      </w:r>
-      <w:r>
-        <w:rPr>
-          <w:rStyle w:val="VariableTok"/>
-        </w:rPr>
-        <w:t xml:space="preserve">$user</w:t>
-      </w:r>
-      <w:r>
-        <w:rPr>
-          <w:rStyle w:val="StringTok"/>
-        </w:rPr>
-        <w:t xml:space="preserve"> to temporary password"</w:t>
-      </w:r>
-      <w:r>
-        <w:br/>
-      </w:r>
-      <w:r>
-        <w:rPr>
-          <w:rStyle w:val="ControlFlowTok"/>
-        </w:rPr>
-        <w:t xml:space="preserve">done</w:t>
-      </w:r>
-      <w:r>
-        <w:br/>
-      </w:r>
-      <w:r>
-        <w:br/>
-      </w:r>
-      <w:r>
-        <w:rPr>
-          <w:rStyle w:val="CommentTok"/>
-        </w:rPr>
-        <w:t xml:space="preserve"># Force users to reset passwords on next login</w:t>
-      </w:r>
-      <w:r>
-        <w:br/>
-      </w:r>
-      <w:r>
-        <w:rPr>
-          <w:rStyle w:val="ExtensionTok"/>
-        </w:rPr>
-        <w:t xml:space="preserve">wp</w:t>
-      </w:r>
-      <w:r>
-        <w:rPr>
-          <w:rStyle w:val="NormalTok"/>
-        </w:rPr>
-        <w:t xml:space="preserve"> option update force_password_reset true</w:t>
+        <w:t xml:space="preserve">--all</w:t>
       </w:r>
     </w:p>
     <w:p>
@@ -28242,7 +28233,16 @@
         <w:rPr>
           <w:rStyle w:val="CommentTok"/>
         </w:rPr>
-        <w:t xml:space="preserve"># Using Wordfence or other security plugin</w:t>
+        <w:t xml:space="preserve"># Wordfence scans must be initiated through wp-admin &gt; Wordfence &gt; Scan</w:t>
+      </w:r>
+      <w:r>
+        <w:br/>
+      </w:r>
+      <w:r>
+        <w:rPr>
+          <w:rStyle w:val="CommentTok"/>
+        </w:rPr>
+        <w:t xml:space="preserve"># For CLI-based malware scanning, use dedicated tools:</w:t>
       </w:r>
       <w:r>
         <w:br/>
@@ -28251,34 +28251,25 @@
         <w:rPr>
           <w:rStyle w:val="ExtensionTok"/>
         </w:rPr>
-        <w:t xml:space="preserve">wp</w:t>
-      </w:r>
-      <w:r>
-        <w:rPr>
-          <w:rStyle w:val="NormalTok"/>
-        </w:rPr>
-        <w:t xml:space="preserve"> plugin install wordfence </w:t>
+        <w:t xml:space="preserve">clamscan</w:t>
+      </w:r>
+      <w:r>
+        <w:rPr>
+          <w:rStyle w:val="NormalTok"/>
+        </w:rPr>
+        <w:t xml:space="preserve"> </w:t>
       </w:r>
       <w:r>
         <w:rPr>
           <w:rStyle w:val="AttributeTok"/>
         </w:rPr>
-        <w:t xml:space="preserve">--activate</w:t>
-      </w:r>
-      <w:r>
-        <w:br/>
-      </w:r>
-      <w:r>
-        <w:rPr>
-          <w:rStyle w:val="ExtensionTok"/>
-        </w:rPr>
-        <w:t xml:space="preserve">wp</w:t>
-      </w:r>
-      <w:r>
-        <w:rPr>
-          <w:rStyle w:val="NormalTok"/>
-        </w:rPr>
-        <w:t xml:space="preserve"> wordfence scan full</w:t>
+        <w:t xml:space="preserve">-r</w:t>
+      </w:r>
+      <w:r>
+        <w:rPr>
+          <w:rStyle w:val="NormalTok"/>
+        </w:rPr>
+        <w:t xml:space="preserve"> /home/wordpress/public_html/</w:t>
       </w:r>
       <w:r>
         <w:br/>
@@ -28533,13 +28524,22 @@
         <w:rPr>
           <w:rStyle w:val="NormalTok"/>
         </w:rPr>
-        <w:t xml:space="preserve"> plugin delete infected-plugin-name </w:t>
-      </w:r>
-      <w:r>
-        <w:rPr>
-          <w:rStyle w:val="AttributeTok"/>
-        </w:rPr>
-        <w:t xml:space="preserve">--deactivate</w:t>
+        <w:t xml:space="preserve"> plugin deactivate infected-plugin-name</w:t>
+      </w:r>
+      <w:r>
+        <w:br/>
+      </w:r>
+      <w:r>
+        <w:rPr>
+          <w:rStyle w:val="ExtensionTok"/>
+        </w:rPr>
+        <w:t xml:space="preserve">wp</w:t>
+      </w:r>
+      <w:r>
+        <w:rPr>
+          <w:rStyle w:val="NormalTok"/>
+        </w:rPr>
+        <w:t xml:space="preserve"> plugin delete infected-plugin-name</w:t>
       </w:r>
       <w:r>
         <w:br/>
@@ -30098,18 +30098,6 @@
           <w:rStyle w:val="AttributeTok"/>
         </w:rPr>
         <w:t xml:space="preserve">--expired</w:t>
-      </w:r>
-      <w:r>
-        <w:rPr>
-          <w:rStyle w:val="NormalTok"/>
-        </w:rPr>
-        <w:t xml:space="preserve"> </w:t>
-      </w:r>
-      <w:r>
-        <w:rPr>
-          <w:rStyle w:val="AttributeTok"/>
-        </w:rPr>
-        <w:t xml:space="preserve">--all</w:t>
       </w:r>
     </w:p>
     <w:p>
@@ -32063,7 +32051,7 @@
         <w:rPr>
           <w:rStyle w:val="StringTok"/>
         </w:rPr>
-        <w:t xml:space="preserve">GRANT ALL PRIVILEGES ON [CUSTOMIZE: wordpress_db].* TO '[CUSTOMIZE: wp_user]'@'localhost';</w:t>
+        <w:t xml:space="preserve">GRANT SELECT, INSERT, UPDATE, DELETE, CREATE, ALTER, INDEX, DROP ON [CUSTOMIZE: wordpress_db].* TO '[CUSTOMIZE: wp_user]'@'localhost';</w:t>
       </w:r>
       <w:r>
         <w:br/>
@@ -32615,7 +32603,7 @@
         <w:rPr>
           <w:rStyle w:val="NormalTok"/>
         </w:rPr>
-        <w:t xml:space="preserve"> db table list </w:t>
+        <w:t xml:space="preserve"> db tables </w:t>
       </w:r>
       <w:r>
         <w:rPr>
@@ -33741,7 +33729,7 @@
         <w:rPr>
           <w:rStyle w:val="NormalTok"/>
         </w:rPr>
-        <w:t xml:space="preserve">all </w:t>
+        <w:t xml:space="preserve">any </w:t>
       </w:r>
       <w:r>
         <w:rPr>
@@ -33882,13 +33870,7 @@
         <w:rPr>
           <w:rStyle w:val="NormalTok"/>
         </w:rPr>
-        <w:t xml:space="preserve"> cache flush </w:t>
-      </w:r>
-      <w:r>
-        <w:rPr>
-          <w:rStyle w:val="AttributeTok"/>
-        </w:rPr>
-        <w:t xml:space="preserve">--global</w:t>
+        <w:t xml:space="preserve"> cache flush</w:t>
       </w:r>
       <w:r>
         <w:br/>
@@ -41003,6 +40985,60 @@
       </w:r>
       <w:r>
         <w:rPr>
+          <w:rStyle w:val="CommentTok"/>
+        </w:rPr>
+        <w:t xml:space="preserve">// WPLANG is deprecated since WordPress 4.0. Set language via Settings &gt; General or:</w:t>
+      </w:r>
+      <w:r>
+        <w:br/>
+      </w:r>
+      <w:r>
+        <w:rPr>
+          <w:rStyle w:val="CommentTok"/>
+        </w:rPr>
+        <w:t xml:space="preserve">// wp language core install en_US &amp;&amp; wp site switch-language en_US</w:t>
+      </w:r>
+      <w:r>
+        <w:br/>
+      </w:r>
+      <w:r>
+        <w:br/>
+      </w:r>
+      <w:r>
+        <w:rPr>
+          <w:rStyle w:val="CommentTok"/>
+        </w:rPr>
+        <w:t xml:space="preserve">// ============================================================</w:t>
+      </w:r>
+      <w:r>
+        <w:br/>
+      </w:r>
+      <w:r>
+        <w:rPr>
+          <w:rStyle w:val="CommentTok"/>
+        </w:rPr>
+        <w:t xml:space="preserve">// WORDPRESS </w:t>
+      </w:r>
+      <w:r>
+        <w:rPr>
+          <w:rStyle w:val="AlertTok"/>
+        </w:rPr>
+        <w:t xml:space="preserve">SECURITY</w:t>
+      </w:r>
+      <w:r>
+        <w:br/>
+      </w:r>
+      <w:r>
+        <w:rPr>
+          <w:rStyle w:val="CommentTok"/>
+        </w:rPr>
+        <w:t xml:space="preserve">// ============================================================</w:t>
+      </w:r>
+      <w:r>
+        <w:br/>
+      </w:r>
+      <w:r>
+        <w:rPr>
           <w:rStyle w:val="FunctionTok"/>
         </w:rPr>
         <w:t xml:space="preserve">define</w:t>
@@ -41017,7 +41053,7 @@
         <w:rPr>
           <w:rStyle w:val="StringTok"/>
         </w:rPr>
-        <w:t xml:space="preserve">'WPLANG'</w:t>
+        <w:t xml:space="preserve">'DISALLOW_FILE_EDIT'</w:t>
       </w:r>
       <w:r>
         <w:rPr>
@@ -41033,9 +41069,81 @@
       </w:r>
       <w:r>
         <w:rPr>
+          <w:rStyle w:val="KeywordTok"/>
+        </w:rPr>
+        <w:t xml:space="preserve">true</w:t>
+      </w:r>
+      <w:r>
+        <w:rPr>
+          <w:rStyle w:val="NormalTok"/>
+        </w:rPr>
+        <w:t xml:space="preserve">)</w:t>
+      </w:r>
+      <w:r>
+        <w:rPr>
+          <w:rStyle w:val="OtherTok"/>
+        </w:rPr>
+        <w:t xml:space="preserve">;</w:t>
+      </w:r>
+      <w:r>
+        <w:rPr>
+          <w:rStyle w:val="NormalTok"/>
+        </w:rPr>
+        <w:t xml:space="preserve">  </w:t>
+      </w:r>
+      <w:r>
+        <w:rPr>
+          <w:rStyle w:val="CommentTok"/>
+        </w:rPr>
+        <w:t xml:space="preserve">// Baseline: disable built-in file editor</w:t>
+      </w:r>
+      <w:r>
+        <w:br/>
+      </w:r>
+      <w:r>
+        <w:rPr>
+          <w:rStyle w:val="CommentTok"/>
+        </w:rPr>
+        <w:t xml:space="preserve">// define('DISALLOW_FILE_MODS', true);  // Optional hardened profile; requires external update workflow</w:t>
+      </w:r>
+      <w:r>
+        <w:br/>
+      </w:r>
+      <w:r>
+        <w:rPr>
+          <w:rStyle w:val="FunctionTok"/>
+        </w:rPr>
+        <w:t xml:space="preserve">define</w:t>
+      </w:r>
+      <w:r>
+        <w:rPr>
+          <w:rStyle w:val="NormalTok"/>
+        </w:rPr>
+        <w:t xml:space="preserve">(</w:t>
+      </w:r>
+      <w:r>
+        <w:rPr>
           <w:rStyle w:val="StringTok"/>
         </w:rPr>
-        <w:t xml:space="preserve">'en_US'</w:t>
+        <w:t xml:space="preserve">'FORCE_SSL_ADMIN'</w:t>
+      </w:r>
+      <w:r>
+        <w:rPr>
+          <w:rStyle w:val="OtherTok"/>
+        </w:rPr>
+        <w:t xml:space="preserve">,</w:t>
+      </w:r>
+      <w:r>
+        <w:rPr>
+          <w:rStyle w:val="NormalTok"/>
+        </w:rPr>
+        <w:t xml:space="preserve"> </w:t>
+      </w:r>
+      <w:r>
+        <w:rPr>
+          <w:rStyle w:val="KeywordTok"/>
+        </w:rPr>
+        <w:t xml:space="preserve">true</w:t>
       </w:r>
       <w:r>
         <w:rPr>
@@ -41050,15 +41158,45 @@
         <w:t xml:space="preserve">;</w:t>
       </w:r>
       <w:r>
-        <w:br/>
-      </w:r>
-      <w:r>
-        <w:br/>
+        <w:rPr>
+          <w:rStyle w:val="NormalTok"/>
+        </w:rPr>
+        <w:t xml:space="preserve">     </w:t>
       </w:r>
       <w:r>
         <w:rPr>
           <w:rStyle w:val="CommentTok"/>
         </w:rPr>
+        <w:t xml:space="preserve">// Require HTTPS for admin</w:t>
+      </w:r>
+      <w:r>
+        <w:br/>
+      </w:r>
+      <w:r>
+        <w:rPr>
+          <w:rStyle w:val="CommentTok"/>
+        </w:rPr>
+        <w:t xml:space="preserve">// XML-RPC: disable at web server level or via must-use plugin</w:t>
+      </w:r>
+      <w:r>
+        <w:br/>
+      </w:r>
+      <w:r>
+        <w:rPr>
+          <w:rStyle w:val="CommentTok"/>
+        </w:rPr>
+        <w:t xml:space="preserve">// (see Section 5.4 and WordPress Security Benchmark §4.4)</w:t>
+      </w:r>
+      <w:r>
+        <w:br/>
+      </w:r>
+      <w:r>
+        <w:br/>
+      </w:r>
+      <w:r>
+        <w:rPr>
+          <w:rStyle w:val="CommentTok"/>
+        </w:rPr>
         <w:t xml:space="preserve">// ============================================================</w:t>
       </w:r>
       <w:r>
@@ -41068,13 +41206,7 @@
         <w:rPr>
           <w:rStyle w:val="CommentTok"/>
         </w:rPr>
-        <w:t xml:space="preserve">// WORDPRESS </w:t>
-      </w:r>
-      <w:r>
-        <w:rPr>
-          <w:rStyle w:val="AlertTok"/>
-        </w:rPr>
-        <w:t xml:space="preserve">SECURITY</w:t>
+        <w:t xml:space="preserve">// PERFORMANCE &amp; CACHING</w:t>
       </w:r>
       <w:r>
         <w:br/>
@@ -41104,7 +41236,7 @@
         <w:rPr>
           <w:rStyle w:val="StringTok"/>
         </w:rPr>
-        <w:t xml:space="preserve">'DISALLOW_FILE_EDIT'</w:t>
+        <w:t xml:space="preserve">'WP_CACHE'</w:t>
       </w:r>
       <w:r>
         <w:rPr>
@@ -41137,6 +41269,342 @@
         <w:t xml:space="preserve">;</w:t>
       </w:r>
       <w:r>
+        <w:br/>
+      </w:r>
+      <w:r>
+        <w:rPr>
+          <w:rStyle w:val="FunctionTok"/>
+        </w:rPr>
+        <w:t xml:space="preserve">define</w:t>
+      </w:r>
+      <w:r>
+        <w:rPr>
+          <w:rStyle w:val="NormalTok"/>
+        </w:rPr>
+        <w:t xml:space="preserve">(</w:t>
+      </w:r>
+      <w:r>
+        <w:rPr>
+          <w:rStyle w:val="StringTok"/>
+        </w:rPr>
+        <w:t xml:space="preserve">'WP_MEMORY_LIMIT'</w:t>
+      </w:r>
+      <w:r>
+        <w:rPr>
+          <w:rStyle w:val="OtherTok"/>
+        </w:rPr>
+        <w:t xml:space="preserve">,</w:t>
+      </w:r>
+      <w:r>
+        <w:rPr>
+          <w:rStyle w:val="NormalTok"/>
+        </w:rPr>
+        <w:t xml:space="preserve"> </w:t>
+      </w:r>
+      <w:r>
+        <w:rPr>
+          <w:rStyle w:val="StringTok"/>
+        </w:rPr>
+        <w:t xml:space="preserve">'256M'</w:t>
+      </w:r>
+      <w:r>
+        <w:rPr>
+          <w:rStyle w:val="NormalTok"/>
+        </w:rPr>
+        <w:t xml:space="preserve">)</w:t>
+      </w:r>
+      <w:r>
+        <w:rPr>
+          <w:rStyle w:val="OtherTok"/>
+        </w:rPr>
+        <w:t xml:space="preserve">;</w:t>
+      </w:r>
+      <w:r>
+        <w:br/>
+      </w:r>
+      <w:r>
+        <w:rPr>
+          <w:rStyle w:val="FunctionTok"/>
+        </w:rPr>
+        <w:t xml:space="preserve">define</w:t>
+      </w:r>
+      <w:r>
+        <w:rPr>
+          <w:rStyle w:val="NormalTok"/>
+        </w:rPr>
+        <w:t xml:space="preserve">(</w:t>
+      </w:r>
+      <w:r>
+        <w:rPr>
+          <w:rStyle w:val="StringTok"/>
+        </w:rPr>
+        <w:t xml:space="preserve">'WP_MAX_MEMORY_LIMIT'</w:t>
+      </w:r>
+      <w:r>
+        <w:rPr>
+          <w:rStyle w:val="OtherTok"/>
+        </w:rPr>
+        <w:t xml:space="preserve">,</w:t>
+      </w:r>
+      <w:r>
+        <w:rPr>
+          <w:rStyle w:val="NormalTok"/>
+        </w:rPr>
+        <w:t xml:space="preserve"> </w:t>
+      </w:r>
+      <w:r>
+        <w:rPr>
+          <w:rStyle w:val="StringTok"/>
+        </w:rPr>
+        <w:t xml:space="preserve">'512M'</w:t>
+      </w:r>
+      <w:r>
+        <w:rPr>
+          <w:rStyle w:val="NormalTok"/>
+        </w:rPr>
+        <w:t xml:space="preserve">)</w:t>
+      </w:r>
+      <w:r>
+        <w:rPr>
+          <w:rStyle w:val="OtherTok"/>
+        </w:rPr>
+        <w:t xml:space="preserve">;</w:t>
+      </w:r>
+      <w:r>
+        <w:br/>
+      </w:r>
+      <w:r>
+        <w:rPr>
+          <w:rStyle w:val="FunctionTok"/>
+        </w:rPr>
+        <w:t xml:space="preserve">define</w:t>
+      </w:r>
+      <w:r>
+        <w:rPr>
+          <w:rStyle w:val="NormalTok"/>
+        </w:rPr>
+        <w:t xml:space="preserve">(</w:t>
+      </w:r>
+      <w:r>
+        <w:rPr>
+          <w:rStyle w:val="StringTok"/>
+        </w:rPr>
+        <w:t xml:space="preserve">'WP_POST_REVISIONS'</w:t>
+      </w:r>
+      <w:r>
+        <w:rPr>
+          <w:rStyle w:val="OtherTok"/>
+        </w:rPr>
+        <w:t xml:space="preserve">,</w:t>
+      </w:r>
+      <w:r>
+        <w:rPr>
+          <w:rStyle w:val="NormalTok"/>
+        </w:rPr>
+        <w:t xml:space="preserve"> </w:t>
+      </w:r>
+      <w:r>
+        <w:rPr>
+          <w:rStyle w:val="DecValTok"/>
+        </w:rPr>
+        <w:t xml:space="preserve">5</w:t>
+      </w:r>
+      <w:r>
+        <w:rPr>
+          <w:rStyle w:val="NormalTok"/>
+        </w:rPr>
+        <w:t xml:space="preserve">)</w:t>
+      </w:r>
+      <w:r>
+        <w:rPr>
+          <w:rStyle w:val="OtherTok"/>
+        </w:rPr>
+        <w:t xml:space="preserve">;</w:t>
+      </w:r>
+      <w:r>
+        <w:br/>
+      </w:r>
+      <w:r>
+        <w:rPr>
+          <w:rStyle w:val="FunctionTok"/>
+        </w:rPr>
+        <w:t xml:space="preserve">define</w:t>
+      </w:r>
+      <w:r>
+        <w:rPr>
+          <w:rStyle w:val="NormalTok"/>
+        </w:rPr>
+        <w:t xml:space="preserve">(</w:t>
+      </w:r>
+      <w:r>
+        <w:rPr>
+          <w:rStyle w:val="StringTok"/>
+        </w:rPr>
+        <w:t xml:space="preserve">'AUTOSAVE_INTERVAL'</w:t>
+      </w:r>
+      <w:r>
+        <w:rPr>
+          <w:rStyle w:val="OtherTok"/>
+        </w:rPr>
+        <w:t xml:space="preserve">,</w:t>
+      </w:r>
+      <w:r>
+        <w:rPr>
+          <w:rStyle w:val="NormalTok"/>
+        </w:rPr>
+        <w:t xml:space="preserve"> </w:t>
+      </w:r>
+      <w:r>
+        <w:rPr>
+          <w:rStyle w:val="DecValTok"/>
+        </w:rPr>
+        <w:t xml:space="preserve">300</w:t>
+      </w:r>
+      <w:r>
+        <w:rPr>
+          <w:rStyle w:val="NormalTok"/>
+        </w:rPr>
+        <w:t xml:space="preserve">)</w:t>
+      </w:r>
+      <w:r>
+        <w:rPr>
+          <w:rStyle w:val="OtherTok"/>
+        </w:rPr>
+        <w:t xml:space="preserve">;</w:t>
+      </w:r>
+      <w:r>
+        <w:br/>
+      </w:r>
+      <w:r>
+        <w:rPr>
+          <w:rStyle w:val="FunctionTok"/>
+        </w:rPr>
+        <w:t xml:space="preserve">define</w:t>
+      </w:r>
+      <w:r>
+        <w:rPr>
+          <w:rStyle w:val="NormalTok"/>
+        </w:rPr>
+        <w:t xml:space="preserve">(</w:t>
+      </w:r>
+      <w:r>
+        <w:rPr>
+          <w:rStyle w:val="StringTok"/>
+        </w:rPr>
+        <w:t xml:space="preserve">'EMPTY_TRASH_DAYS'</w:t>
+      </w:r>
+      <w:r>
+        <w:rPr>
+          <w:rStyle w:val="OtherTok"/>
+        </w:rPr>
+        <w:t xml:space="preserve">,</w:t>
+      </w:r>
+      <w:r>
+        <w:rPr>
+          <w:rStyle w:val="NormalTok"/>
+        </w:rPr>
+        <w:t xml:space="preserve"> </w:t>
+      </w:r>
+      <w:r>
+        <w:rPr>
+          <w:rStyle w:val="DecValTok"/>
+        </w:rPr>
+        <w:t xml:space="preserve">30</w:t>
+      </w:r>
+      <w:r>
+        <w:rPr>
+          <w:rStyle w:val="NormalTok"/>
+        </w:rPr>
+        <w:t xml:space="preserve">)</w:t>
+      </w:r>
+      <w:r>
+        <w:rPr>
+          <w:rStyle w:val="OtherTok"/>
+        </w:rPr>
+        <w:t xml:space="preserve">;</w:t>
+      </w:r>
+      <w:r>
+        <w:br/>
+      </w:r>
+      <w:r>
+        <w:br/>
+      </w:r>
+      <w:r>
+        <w:rPr>
+          <w:rStyle w:val="CommentTok"/>
+        </w:rPr>
+        <w:t xml:space="preserve">// ============================================================</w:t>
+      </w:r>
+      <w:r>
+        <w:br/>
+      </w:r>
+      <w:r>
+        <w:rPr>
+          <w:rStyle w:val="CommentTok"/>
+        </w:rPr>
+        <w:t xml:space="preserve">// CRON &amp; BACKGROUND TASKS</w:t>
+      </w:r>
+      <w:r>
+        <w:br/>
+      </w:r>
+      <w:r>
+        <w:rPr>
+          <w:rStyle w:val="CommentTok"/>
+        </w:rPr>
+        <w:t xml:space="preserve">// ============================================================</w:t>
+      </w:r>
+      <w:r>
+        <w:br/>
+      </w:r>
+      <w:r>
+        <w:rPr>
+          <w:rStyle w:val="FunctionTok"/>
+        </w:rPr>
+        <w:t xml:space="preserve">define</w:t>
+      </w:r>
+      <w:r>
+        <w:rPr>
+          <w:rStyle w:val="NormalTok"/>
+        </w:rPr>
+        <w:t xml:space="preserve">(</w:t>
+      </w:r>
+      <w:r>
+        <w:rPr>
+          <w:rStyle w:val="StringTok"/>
+        </w:rPr>
+        <w:t xml:space="preserve">'DISABLE_WP_CRON'</w:t>
+      </w:r>
+      <w:r>
+        <w:rPr>
+          <w:rStyle w:val="OtherTok"/>
+        </w:rPr>
+        <w:t xml:space="preserve">,</w:t>
+      </w:r>
+      <w:r>
+        <w:rPr>
+          <w:rStyle w:val="NormalTok"/>
+        </w:rPr>
+        <w:t xml:space="preserve"> </w:t>
+      </w:r>
+      <w:r>
+        <w:rPr>
+          <w:rStyle w:val="KeywordTok"/>
+        </w:rPr>
+        <w:t xml:space="preserve">true</w:t>
+      </w:r>
+      <w:r>
+        <w:rPr>
+          <w:rStyle w:val="NormalTok"/>
+        </w:rPr>
+        <w:t xml:space="preserve">)</w:t>
+      </w:r>
+      <w:r>
+        <w:rPr>
+          <w:rStyle w:val="OtherTok"/>
+        </w:rPr>
+        <w:t xml:space="preserve">;</w:t>
+      </w:r>
+      <w:r>
         <w:rPr>
           <w:rStyle w:val="NormalTok"/>
         </w:rPr>
@@ -41146,7 +41614,10 @@
         <w:rPr>
           <w:rStyle w:val="CommentTok"/>
         </w:rPr>
-        <w:t xml:space="preserve">// Baseline: disable built-in file editor</w:t>
+        <w:t xml:space="preserve">// Use system cron</w:t>
+      </w:r>
+      <w:r>
+        <w:br/>
       </w:r>
       <w:r>
         <w:br/>
@@ -41155,7 +41626,25 @@
         <w:rPr>
           <w:rStyle w:val="CommentTok"/>
         </w:rPr>
-        <w:t xml:space="preserve">// define('DISALLOW_FILE_MODS', true);  // Optional hardened profile; requires external update workflow</w:t>
+        <w:t xml:space="preserve">// ============================================================</w:t>
+      </w:r>
+      <w:r>
+        <w:br/>
+      </w:r>
+      <w:r>
+        <w:rPr>
+          <w:rStyle w:val="CommentTok"/>
+        </w:rPr>
+        <w:t xml:space="preserve">// DEBUGGING (PRODUCTION = false)</w:t>
+      </w:r>
+      <w:r>
+        <w:br/>
+      </w:r>
+      <w:r>
+        <w:rPr>
+          <w:rStyle w:val="CommentTok"/>
+        </w:rPr>
+        <w:t xml:space="preserve">// ============================================================</w:t>
       </w:r>
       <w:r>
         <w:br/>
@@ -41176,7 +41665,7 @@
         <w:rPr>
           <w:rStyle w:val="StringTok"/>
         </w:rPr>
-        <w:t xml:space="preserve">'FORCE_SSL_ADMIN'</w:t>
+        <w:t xml:space="preserve">'WP_DEBUG'</w:t>
       </w:r>
       <w:r>
         <w:rPr>
@@ -41194,7 +41683,7 @@
         <w:rPr>
           <w:rStyle w:val="KeywordTok"/>
         </w:rPr>
-        <w:t xml:space="preserve">true</w:t>
+        <w:t xml:space="preserve">false</w:t>
       </w:r>
       <w:r>
         <w:rPr>
@@ -41209,16 +41698,172 @@
         <w:t xml:space="preserve">;</w:t>
       </w:r>
       <w:r>
-        <w:rPr>
-          <w:rStyle w:val="NormalTok"/>
-        </w:rPr>
-        <w:t xml:space="preserve">     </w:t>
+        <w:br/>
+      </w:r>
+      <w:r>
+        <w:rPr>
+          <w:rStyle w:val="FunctionTok"/>
+        </w:rPr>
+        <w:t xml:space="preserve">define</w:t>
+      </w:r>
+      <w:r>
+        <w:rPr>
+          <w:rStyle w:val="NormalTok"/>
+        </w:rPr>
+        <w:t xml:space="preserve">(</w:t>
+      </w:r>
+      <w:r>
+        <w:rPr>
+          <w:rStyle w:val="StringTok"/>
+        </w:rPr>
+        <w:t xml:space="preserve">'WP_DEBUG_LOG'</w:t>
+      </w:r>
+      <w:r>
+        <w:rPr>
+          <w:rStyle w:val="OtherTok"/>
+        </w:rPr>
+        <w:t xml:space="preserve">,</w:t>
+      </w:r>
+      <w:r>
+        <w:rPr>
+          <w:rStyle w:val="NormalTok"/>
+        </w:rPr>
+        <w:t xml:space="preserve"> </w:t>
+      </w:r>
+      <w:r>
+        <w:rPr>
+          <w:rStyle w:val="KeywordTok"/>
+        </w:rPr>
+        <w:t xml:space="preserve">false</w:t>
+      </w:r>
+      <w:r>
+        <w:rPr>
+          <w:rStyle w:val="NormalTok"/>
+        </w:rPr>
+        <w:t xml:space="preserve">)</w:t>
+      </w:r>
+      <w:r>
+        <w:rPr>
+          <w:rStyle w:val="OtherTok"/>
+        </w:rPr>
+        <w:t xml:space="preserve">;</w:t>
+      </w:r>
+      <w:r>
+        <w:rPr>
+          <w:rStyle w:val="NormalTok"/>
+        </w:rPr>
+        <w:t xml:space="preserve">   </w:t>
       </w:r>
       <w:r>
         <w:rPr>
           <w:rStyle w:val="CommentTok"/>
         </w:rPr>
-        <w:t xml:space="preserve">// Require HTTPS for admin</w:t>
+        <w:t xml:space="preserve">// Set both WP_DEBUG and WP_DEBUG_LOG to true when debugging</w:t>
+      </w:r>
+      <w:r>
+        <w:br/>
+      </w:r>
+      <w:r>
+        <w:rPr>
+          <w:rStyle w:val="FunctionTok"/>
+        </w:rPr>
+        <w:t xml:space="preserve">define</w:t>
+      </w:r>
+      <w:r>
+        <w:rPr>
+          <w:rStyle w:val="NormalTok"/>
+        </w:rPr>
+        <w:t xml:space="preserve">(</w:t>
+      </w:r>
+      <w:r>
+        <w:rPr>
+          <w:rStyle w:val="StringTok"/>
+        </w:rPr>
+        <w:t xml:space="preserve">'WP_DEBUG_DISPLAY'</w:t>
+      </w:r>
+      <w:r>
+        <w:rPr>
+          <w:rStyle w:val="OtherTok"/>
+        </w:rPr>
+        <w:t xml:space="preserve">,</w:t>
+      </w:r>
+      <w:r>
+        <w:rPr>
+          <w:rStyle w:val="NormalTok"/>
+        </w:rPr>
+        <w:t xml:space="preserve"> </w:t>
+      </w:r>
+      <w:r>
+        <w:rPr>
+          <w:rStyle w:val="KeywordTok"/>
+        </w:rPr>
+        <w:t xml:space="preserve">false</w:t>
+      </w:r>
+      <w:r>
+        <w:rPr>
+          <w:rStyle w:val="NormalTok"/>
+        </w:rPr>
+        <w:t xml:space="preserve">)</w:t>
+      </w:r>
+      <w:r>
+        <w:rPr>
+          <w:rStyle w:val="OtherTok"/>
+        </w:rPr>
+        <w:t xml:space="preserve">;</w:t>
+      </w:r>
+      <w:r>
+        <w:br/>
+      </w:r>
+      <w:r>
+        <w:rPr>
+          <w:rStyle w:val="FunctionTok"/>
+        </w:rPr>
+        <w:t xml:space="preserve">define</w:t>
+      </w:r>
+      <w:r>
+        <w:rPr>
+          <w:rStyle w:val="NormalTok"/>
+        </w:rPr>
+        <w:t xml:space="preserve">(</w:t>
+      </w:r>
+      <w:r>
+        <w:rPr>
+          <w:rStyle w:val="StringTok"/>
+        </w:rPr>
+        <w:t xml:space="preserve">'SCRIPT_DEBUG'</w:t>
+      </w:r>
+      <w:r>
+        <w:rPr>
+          <w:rStyle w:val="OtherTok"/>
+        </w:rPr>
+        <w:t xml:space="preserve">,</w:t>
+      </w:r>
+      <w:r>
+        <w:rPr>
+          <w:rStyle w:val="NormalTok"/>
+        </w:rPr>
+        <w:t xml:space="preserve"> </w:t>
+      </w:r>
+      <w:r>
+        <w:rPr>
+          <w:rStyle w:val="KeywordTok"/>
+        </w:rPr>
+        <w:t xml:space="preserve">false</w:t>
+      </w:r>
+      <w:r>
+        <w:rPr>
+          <w:rStyle w:val="NormalTok"/>
+        </w:rPr>
+        <w:t xml:space="preserve">)</w:t>
+      </w:r>
+      <w:r>
+        <w:rPr>
+          <w:rStyle w:val="OtherTok"/>
+        </w:rPr>
+        <w:t xml:space="preserve">;</w:t>
+      </w:r>
+      <w:r>
+        <w:br/>
       </w:r>
       <w:r>
         <w:br/>
@@ -41227,7 +41872,7 @@
         <w:rPr>
           <w:rStyle w:val="CommentTok"/>
         </w:rPr>
-        <w:t xml:space="preserve">// XML-RPC: disable at web server level or via must-use plugin</w:t>
+        <w:t xml:space="preserve">// ============================================================</w:t>
       </w:r>
       <w:r>
         <w:br/>
@@ -41236,10 +41881,7 @@
         <w:rPr>
           <w:rStyle w:val="CommentTok"/>
         </w:rPr>
-        <w:t xml:space="preserve">// (see Section 5.4 and WordPress Security Benchmark §4.4)</w:t>
-      </w:r>
-      <w:r>
-        <w:br/>
+        <w:t xml:space="preserve">// WORDPRESS CORE UPDATES</w:t>
       </w:r>
       <w:r>
         <w:br/>
@@ -41255,9 +41897,66 @@
       </w:r>
       <w:r>
         <w:rPr>
+          <w:rStyle w:val="FunctionTok"/>
+        </w:rPr>
+        <w:t xml:space="preserve">define</w:t>
+      </w:r>
+      <w:r>
+        <w:rPr>
+          <w:rStyle w:val="NormalTok"/>
+        </w:rPr>
+        <w:t xml:space="preserve">(</w:t>
+      </w:r>
+      <w:r>
+        <w:rPr>
+          <w:rStyle w:val="StringTok"/>
+        </w:rPr>
+        <w:t xml:space="preserve">'WP_AUTO_UPDATE_CORE'</w:t>
+      </w:r>
+      <w:r>
+        <w:rPr>
+          <w:rStyle w:val="OtherTok"/>
+        </w:rPr>
+        <w:t xml:space="preserve">,</w:t>
+      </w:r>
+      <w:r>
+        <w:rPr>
+          <w:rStyle w:val="NormalTok"/>
+        </w:rPr>
+        <w:t xml:space="preserve"> </w:t>
+      </w:r>
+      <w:r>
+        <w:rPr>
+          <w:rStyle w:val="StringTok"/>
+        </w:rPr>
+        <w:t xml:space="preserve">'minor'</w:t>
+      </w:r>
+      <w:r>
+        <w:rPr>
+          <w:rStyle w:val="NormalTok"/>
+        </w:rPr>
+        <w:t xml:space="preserve">)</w:t>
+      </w:r>
+      <w:r>
+        <w:rPr>
+          <w:rStyle w:val="OtherTok"/>
+        </w:rPr>
+        <w:t xml:space="preserve">;</w:t>
+      </w:r>
+      <w:r>
+        <w:rPr>
+          <w:rStyle w:val="NormalTok"/>
+        </w:rPr>
+        <w:t xml:space="preserve">  </w:t>
+      </w:r>
+      <w:r>
+        <w:rPr>
           <w:rStyle w:val="CommentTok"/>
         </w:rPr>
-        <w:t xml:space="preserve">// PERFORMANCE &amp; CACHING</w:t>
+        <w:t xml:space="preserve">// Auto-update minor versions</w:t>
+      </w:r>
+      <w:r>
+        <w:br/>
       </w:r>
       <w:r>
         <w:br/>
@@ -41273,8 +41972,77 @@
       </w:r>
       <w:r>
         <w:rPr>
+          <w:rStyle w:val="CommentTok"/>
+        </w:rPr>
+        <w:t xml:space="preserve">// WORDPRESS CORE PATHS</w:t>
+      </w:r>
+      <w:r>
+        <w:br/>
+      </w:r>
+      <w:r>
+        <w:rPr>
+          <w:rStyle w:val="CommentTok"/>
+        </w:rPr>
+        <w:t xml:space="preserve">// ============================================================</w:t>
+      </w:r>
+      <w:r>
+        <w:br/>
+      </w:r>
+      <w:r>
+        <w:rPr>
+          <w:rStyle w:val="ControlFlowTok"/>
+        </w:rPr>
+        <w:t xml:space="preserve">if</w:t>
+      </w:r>
+      <w:r>
+        <w:rPr>
+          <w:rStyle w:val="NormalTok"/>
+        </w:rPr>
+        <w:t xml:space="preserve"> (</w:t>
+      </w:r>
+      <w:r>
+        <w:rPr>
+          <w:rStyle w:val="OperatorTok"/>
+        </w:rPr>
+        <w:t xml:space="preserve">!</w:t>
+      </w:r>
+      <w:r>
+        <w:rPr>
           <w:rStyle w:val="FunctionTok"/>
         </w:rPr>
+        <w:t xml:space="preserve">defined</w:t>
+      </w:r>
+      <w:r>
+        <w:rPr>
+          <w:rStyle w:val="NormalTok"/>
+        </w:rPr>
+        <w:t xml:space="preserve">(</w:t>
+      </w:r>
+      <w:r>
+        <w:rPr>
+          <w:rStyle w:val="StringTok"/>
+        </w:rPr>
+        <w:t xml:space="preserve">'ABSPATH'</w:t>
+      </w:r>
+      <w:r>
+        <w:rPr>
+          <w:rStyle w:val="NormalTok"/>
+        </w:rPr>
+        <w:t xml:space="preserve">)) {</w:t>
+      </w:r>
+      <w:r>
+        <w:br/>
+      </w:r>
+      <w:r>
+        <w:rPr>
+          <w:rStyle w:val="NormalTok"/>
+        </w:rPr>
+        <w:t xml:space="preserve">    </w:t>
+      </w:r>
+      <w:r>
+        <w:rPr>
+          <w:rStyle w:val="FunctionTok"/>
+        </w:rPr>
         <w:t xml:space="preserve">define</w:t>
       </w:r>
       <w:r>
@@ -41287,7 +42055,7 @@
         <w:rPr>
           <w:rStyle w:val="StringTok"/>
         </w:rPr>
-        <w:t xml:space="preserve">'WP_CACHE'</w:t>
+        <w:t xml:space="preserve">'ABSPATH'</w:t>
       </w:r>
       <w:r>
         <w:rPr>
@@ -41303,9 +42071,141 @@
       </w:r>
       <w:r>
         <w:rPr>
+          <w:rStyle w:val="FunctionTok"/>
+        </w:rPr>
+        <w:t xml:space="preserve">dirname</w:t>
+      </w:r>
+      <w:r>
+        <w:rPr>
+          <w:rStyle w:val="NormalTok"/>
+        </w:rPr>
+        <w:t xml:space="preserve">(</w:t>
+      </w:r>
+      <w:r>
+        <w:rPr>
+          <w:rStyle w:val="ConstantTok"/>
+        </w:rPr>
+        <w:t xml:space="preserve">__FILE__</w:t>
+      </w:r>
+      <w:r>
+        <w:rPr>
+          <w:rStyle w:val="NormalTok"/>
+        </w:rPr>
+        <w:t xml:space="preserve">) </w:t>
+      </w:r>
+      <w:r>
+        <w:rPr>
+          <w:rStyle w:val="OperatorTok"/>
+        </w:rPr>
+        <w:t xml:space="preserve">.</w:t>
+      </w:r>
+      <w:r>
+        <w:rPr>
+          <w:rStyle w:val="NormalTok"/>
+        </w:rPr>
+        <w:t xml:space="preserve"> </w:t>
+      </w:r>
+      <w:r>
+        <w:rPr>
+          <w:rStyle w:val="StringTok"/>
+        </w:rPr>
+        <w:t xml:space="preserve">'/'</w:t>
+      </w:r>
+      <w:r>
+        <w:rPr>
+          <w:rStyle w:val="NormalTok"/>
+        </w:rPr>
+        <w:t xml:space="preserve">)</w:t>
+      </w:r>
+      <w:r>
+        <w:rPr>
+          <w:rStyle w:val="OtherTok"/>
+        </w:rPr>
+        <w:t xml:space="preserve">;</w:t>
+      </w:r>
+      <w:r>
+        <w:br/>
+      </w:r>
+      <w:r>
+        <w:rPr>
+          <w:rStyle w:val="NormalTok"/>
+        </w:rPr>
+        <w:t xml:space="preserve">}</w:t>
+      </w:r>
+      <w:r>
+        <w:br/>
+      </w:r>
+      <w:r>
+        <w:br/>
+      </w:r>
+      <w:r>
+        <w:rPr>
+          <w:rStyle w:val="CommentTok"/>
+        </w:rPr>
+        <w:t xml:space="preserve">// ============================================================</w:t>
+      </w:r>
+      <w:r>
+        <w:br/>
+      </w:r>
+      <w:r>
+        <w:rPr>
+          <w:rStyle w:val="CommentTok"/>
+        </w:rPr>
+        <w:t xml:space="preserve">// WORDPRESS CONFIGURATION LOADED - Load wp-settings.php</w:t>
+      </w:r>
+      <w:r>
+        <w:br/>
+      </w:r>
+      <w:r>
+        <w:rPr>
+          <w:rStyle w:val="CommentTok"/>
+        </w:rPr>
+        <w:t xml:space="preserve">// ============================================================</w:t>
+      </w:r>
+      <w:r>
+        <w:br/>
+      </w:r>
+      <w:r>
+        <w:rPr>
           <w:rStyle w:val="KeywordTok"/>
         </w:rPr>
-        <w:t xml:space="preserve">true</w:t>
+        <w:t xml:space="preserve">require_once</w:t>
+      </w:r>
+      <w:r>
+        <w:rPr>
+          <w:rStyle w:val="NormalTok"/>
+        </w:rPr>
+        <w:t xml:space="preserve">(</w:t>
+      </w:r>
+      <w:r>
+        <w:rPr>
+          <w:rStyle w:val="ConstantTok"/>
+        </w:rPr>
+        <w:t xml:space="preserve">ABSPATH</w:t>
+      </w:r>
+      <w:r>
+        <w:rPr>
+          <w:rStyle w:val="NormalTok"/>
+        </w:rPr>
+        <w:t xml:space="preserve"> </w:t>
+      </w:r>
+      <w:r>
+        <w:rPr>
+          <w:rStyle w:val="OperatorTok"/>
+        </w:rPr>
+        <w:t xml:space="preserve">.</w:t>
+      </w:r>
+      <w:r>
+        <w:rPr>
+          <w:rStyle w:val="NormalTok"/>
+        </w:rPr>
+        <w:t xml:space="preserve"> </w:t>
+      </w:r>
+      <w:r>
+        <w:rPr>
+          <w:rStyle w:val="StringTok"/>
+        </w:rPr>
+        <w:t xml:space="preserve">'wp-settings.php'</w:t>
       </w:r>
       <w:r>
         <w:rPr>
@@ -41318,954 +42218,6 @@
           <w:rStyle w:val="OtherTok"/>
         </w:rPr>
         <w:t xml:space="preserve">;</w:t>
-      </w:r>
-      <w:r>
-        <w:br/>
-      </w:r>
-      <w:r>
-        <w:rPr>
-          <w:rStyle w:val="FunctionTok"/>
-        </w:rPr>
-        <w:t xml:space="preserve">define</w:t>
-      </w:r>
-      <w:r>
-        <w:rPr>
-          <w:rStyle w:val="NormalTok"/>
-        </w:rPr>
-        <w:t xml:space="preserve">(</w:t>
-      </w:r>
-      <w:r>
-        <w:rPr>
-          <w:rStyle w:val="StringTok"/>
-        </w:rPr>
-        <w:t xml:space="preserve">'WP_MEMORY_LIMIT'</w:t>
-      </w:r>
-      <w:r>
-        <w:rPr>
-          <w:rStyle w:val="OtherTok"/>
-        </w:rPr>
-        <w:t xml:space="preserve">,</w:t>
-      </w:r>
-      <w:r>
-        <w:rPr>
-          <w:rStyle w:val="NormalTok"/>
-        </w:rPr>
-        <w:t xml:space="preserve"> </w:t>
-      </w:r>
-      <w:r>
-        <w:rPr>
-          <w:rStyle w:val="StringTok"/>
-        </w:rPr>
-        <w:t xml:space="preserve">'256M'</w:t>
-      </w:r>
-      <w:r>
-        <w:rPr>
-          <w:rStyle w:val="NormalTok"/>
-        </w:rPr>
-        <w:t xml:space="preserve">)</w:t>
-      </w:r>
-      <w:r>
-        <w:rPr>
-          <w:rStyle w:val="OtherTok"/>
-        </w:rPr>
-        <w:t xml:space="preserve">;</w:t>
-      </w:r>
-      <w:r>
-        <w:br/>
-      </w:r>
-      <w:r>
-        <w:rPr>
-          <w:rStyle w:val="FunctionTok"/>
-        </w:rPr>
-        <w:t xml:space="preserve">define</w:t>
-      </w:r>
-      <w:r>
-        <w:rPr>
-          <w:rStyle w:val="NormalTok"/>
-        </w:rPr>
-        <w:t xml:space="preserve">(</w:t>
-      </w:r>
-      <w:r>
-        <w:rPr>
-          <w:rStyle w:val="StringTok"/>
-        </w:rPr>
-        <w:t xml:space="preserve">'WP_MAX_MEMORY_LIMIT'</w:t>
-      </w:r>
-      <w:r>
-        <w:rPr>
-          <w:rStyle w:val="OtherTok"/>
-        </w:rPr>
-        <w:t xml:space="preserve">,</w:t>
-      </w:r>
-      <w:r>
-        <w:rPr>
-          <w:rStyle w:val="NormalTok"/>
-        </w:rPr>
-        <w:t xml:space="preserve"> </w:t>
-      </w:r>
-      <w:r>
-        <w:rPr>
-          <w:rStyle w:val="StringTok"/>
-        </w:rPr>
-        <w:t xml:space="preserve">'512M'</w:t>
-      </w:r>
-      <w:r>
-        <w:rPr>
-          <w:rStyle w:val="NormalTok"/>
-        </w:rPr>
-        <w:t xml:space="preserve">)</w:t>
-      </w:r>
-      <w:r>
-        <w:rPr>
-          <w:rStyle w:val="OtherTok"/>
-        </w:rPr>
-        <w:t xml:space="preserve">;</w:t>
-      </w:r>
-      <w:r>
-        <w:br/>
-      </w:r>
-      <w:r>
-        <w:rPr>
-          <w:rStyle w:val="FunctionTok"/>
-        </w:rPr>
-        <w:t xml:space="preserve">define</w:t>
-      </w:r>
-      <w:r>
-        <w:rPr>
-          <w:rStyle w:val="NormalTok"/>
-        </w:rPr>
-        <w:t xml:space="preserve">(</w:t>
-      </w:r>
-      <w:r>
-        <w:rPr>
-          <w:rStyle w:val="StringTok"/>
-        </w:rPr>
-        <w:t xml:space="preserve">'WP_POST_REVISIONS'</w:t>
-      </w:r>
-      <w:r>
-        <w:rPr>
-          <w:rStyle w:val="OtherTok"/>
-        </w:rPr>
-        <w:t xml:space="preserve">,</w:t>
-      </w:r>
-      <w:r>
-        <w:rPr>
-          <w:rStyle w:val="NormalTok"/>
-        </w:rPr>
-        <w:t xml:space="preserve"> </w:t>
-      </w:r>
-      <w:r>
-        <w:rPr>
-          <w:rStyle w:val="DecValTok"/>
-        </w:rPr>
-        <w:t xml:space="preserve">5</w:t>
-      </w:r>
-      <w:r>
-        <w:rPr>
-          <w:rStyle w:val="NormalTok"/>
-        </w:rPr>
-        <w:t xml:space="preserve">)</w:t>
-      </w:r>
-      <w:r>
-        <w:rPr>
-          <w:rStyle w:val="OtherTok"/>
-        </w:rPr>
-        <w:t xml:space="preserve">;</w:t>
-      </w:r>
-      <w:r>
-        <w:br/>
-      </w:r>
-      <w:r>
-        <w:rPr>
-          <w:rStyle w:val="FunctionTok"/>
-        </w:rPr>
-        <w:t xml:space="preserve">define</w:t>
-      </w:r>
-      <w:r>
-        <w:rPr>
-          <w:rStyle w:val="NormalTok"/>
-        </w:rPr>
-        <w:t xml:space="preserve">(</w:t>
-      </w:r>
-      <w:r>
-        <w:rPr>
-          <w:rStyle w:val="StringTok"/>
-        </w:rPr>
-        <w:t xml:space="preserve">'AUTOSAVE_INTERVAL'</w:t>
-      </w:r>
-      <w:r>
-        <w:rPr>
-          <w:rStyle w:val="OtherTok"/>
-        </w:rPr>
-        <w:t xml:space="preserve">,</w:t>
-      </w:r>
-      <w:r>
-        <w:rPr>
-          <w:rStyle w:val="NormalTok"/>
-        </w:rPr>
-        <w:t xml:space="preserve"> </w:t>
-      </w:r>
-      <w:r>
-        <w:rPr>
-          <w:rStyle w:val="DecValTok"/>
-        </w:rPr>
-        <w:t xml:space="preserve">300</w:t>
-      </w:r>
-      <w:r>
-        <w:rPr>
-          <w:rStyle w:val="NormalTok"/>
-        </w:rPr>
-        <w:t xml:space="preserve">)</w:t>
-      </w:r>
-      <w:r>
-        <w:rPr>
-          <w:rStyle w:val="OtherTok"/>
-        </w:rPr>
-        <w:t xml:space="preserve">;</w:t>
-      </w:r>
-      <w:r>
-        <w:br/>
-      </w:r>
-      <w:r>
-        <w:rPr>
-          <w:rStyle w:val="FunctionTok"/>
-        </w:rPr>
-        <w:t xml:space="preserve">define</w:t>
-      </w:r>
-      <w:r>
-        <w:rPr>
-          <w:rStyle w:val="NormalTok"/>
-        </w:rPr>
-        <w:t xml:space="preserve">(</w:t>
-      </w:r>
-      <w:r>
-        <w:rPr>
-          <w:rStyle w:val="StringTok"/>
-        </w:rPr>
-        <w:t xml:space="preserve">'EMPTY_TRASH_DAYS'</w:t>
-      </w:r>
-      <w:r>
-        <w:rPr>
-          <w:rStyle w:val="OtherTok"/>
-        </w:rPr>
-        <w:t xml:space="preserve">,</w:t>
-      </w:r>
-      <w:r>
-        <w:rPr>
-          <w:rStyle w:val="NormalTok"/>
-        </w:rPr>
-        <w:t xml:space="preserve"> </w:t>
-      </w:r>
-      <w:r>
-        <w:rPr>
-          <w:rStyle w:val="DecValTok"/>
-        </w:rPr>
-        <w:t xml:space="preserve">30</w:t>
-      </w:r>
-      <w:r>
-        <w:rPr>
-          <w:rStyle w:val="NormalTok"/>
-        </w:rPr>
-        <w:t xml:space="preserve">)</w:t>
-      </w:r>
-      <w:r>
-        <w:rPr>
-          <w:rStyle w:val="OtherTok"/>
-        </w:rPr>
-        <w:t xml:space="preserve">;</w:t>
-      </w:r>
-      <w:r>
-        <w:br/>
-      </w:r>
-      <w:r>
-        <w:br/>
-      </w:r>
-      <w:r>
-        <w:rPr>
-          <w:rStyle w:val="CommentTok"/>
-        </w:rPr>
-        <w:t xml:space="preserve">// ============================================================</w:t>
-      </w:r>
-      <w:r>
-        <w:br/>
-      </w:r>
-      <w:r>
-        <w:rPr>
-          <w:rStyle w:val="CommentTok"/>
-        </w:rPr>
-        <w:t xml:space="preserve">// CRON &amp; BACKGROUND TASKS</w:t>
-      </w:r>
-      <w:r>
-        <w:br/>
-      </w:r>
-      <w:r>
-        <w:rPr>
-          <w:rStyle w:val="CommentTok"/>
-        </w:rPr>
-        <w:t xml:space="preserve">// ============================================================</w:t>
-      </w:r>
-      <w:r>
-        <w:br/>
-      </w:r>
-      <w:r>
-        <w:rPr>
-          <w:rStyle w:val="FunctionTok"/>
-        </w:rPr>
-        <w:t xml:space="preserve">define</w:t>
-      </w:r>
-      <w:r>
-        <w:rPr>
-          <w:rStyle w:val="NormalTok"/>
-        </w:rPr>
-        <w:t xml:space="preserve">(</w:t>
-      </w:r>
-      <w:r>
-        <w:rPr>
-          <w:rStyle w:val="StringTok"/>
-        </w:rPr>
-        <w:t xml:space="preserve">'DISABLE_WP_CRON'</w:t>
-      </w:r>
-      <w:r>
-        <w:rPr>
-          <w:rStyle w:val="OtherTok"/>
-        </w:rPr>
-        <w:t xml:space="preserve">,</w:t>
-      </w:r>
-      <w:r>
-        <w:rPr>
-          <w:rStyle w:val="NormalTok"/>
-        </w:rPr>
-        <w:t xml:space="preserve"> </w:t>
-      </w:r>
-      <w:r>
-        <w:rPr>
-          <w:rStyle w:val="KeywordTok"/>
-        </w:rPr>
-        <w:t xml:space="preserve">true</w:t>
-      </w:r>
-      <w:r>
-        <w:rPr>
-          <w:rStyle w:val="NormalTok"/>
-        </w:rPr>
-        <w:t xml:space="preserve">)</w:t>
-      </w:r>
-      <w:r>
-        <w:rPr>
-          <w:rStyle w:val="OtherTok"/>
-        </w:rPr>
-        <w:t xml:space="preserve">;</w:t>
-      </w:r>
-      <w:r>
-        <w:rPr>
-          <w:rStyle w:val="NormalTok"/>
-        </w:rPr>
-        <w:t xml:space="preserve">  </w:t>
-      </w:r>
-      <w:r>
-        <w:rPr>
-          <w:rStyle w:val="CommentTok"/>
-        </w:rPr>
-        <w:t xml:space="preserve">// Use system cron</w:t>
-      </w:r>
-      <w:r>
-        <w:br/>
-      </w:r>
-      <w:r>
-        <w:br/>
-      </w:r>
-      <w:r>
-        <w:rPr>
-          <w:rStyle w:val="CommentTok"/>
-        </w:rPr>
-        <w:t xml:space="preserve">// ============================================================</w:t>
-      </w:r>
-      <w:r>
-        <w:br/>
-      </w:r>
-      <w:r>
-        <w:rPr>
-          <w:rStyle w:val="CommentTok"/>
-        </w:rPr>
-        <w:t xml:space="preserve">// DEBUGGING (PRODUCTION = false)</w:t>
-      </w:r>
-      <w:r>
-        <w:br/>
-      </w:r>
-      <w:r>
-        <w:rPr>
-          <w:rStyle w:val="CommentTok"/>
-        </w:rPr>
-        <w:t xml:space="preserve">// ============================================================</w:t>
-      </w:r>
-      <w:r>
-        <w:br/>
-      </w:r>
-      <w:r>
-        <w:rPr>
-          <w:rStyle w:val="FunctionTok"/>
-        </w:rPr>
-        <w:t xml:space="preserve">define</w:t>
-      </w:r>
-      <w:r>
-        <w:rPr>
-          <w:rStyle w:val="NormalTok"/>
-        </w:rPr>
-        <w:t xml:space="preserve">(</w:t>
-      </w:r>
-      <w:r>
-        <w:rPr>
-          <w:rStyle w:val="StringTok"/>
-        </w:rPr>
-        <w:t xml:space="preserve">'WP_DEBUG'</w:t>
-      </w:r>
-      <w:r>
-        <w:rPr>
-          <w:rStyle w:val="OtherTok"/>
-        </w:rPr>
-        <w:t xml:space="preserve">,</w:t>
-      </w:r>
-      <w:r>
-        <w:rPr>
-          <w:rStyle w:val="NormalTok"/>
-        </w:rPr>
-        <w:t xml:space="preserve"> </w:t>
-      </w:r>
-      <w:r>
-        <w:rPr>
-          <w:rStyle w:val="KeywordTok"/>
-        </w:rPr>
-        <w:t xml:space="preserve">false</w:t>
-      </w:r>
-      <w:r>
-        <w:rPr>
-          <w:rStyle w:val="NormalTok"/>
-        </w:rPr>
-        <w:t xml:space="preserve">)</w:t>
-      </w:r>
-      <w:r>
-        <w:rPr>
-          <w:rStyle w:val="OtherTok"/>
-        </w:rPr>
-        <w:t xml:space="preserve">;</w:t>
-      </w:r>
-      <w:r>
-        <w:br/>
-      </w:r>
-      <w:r>
-        <w:rPr>
-          <w:rStyle w:val="FunctionTok"/>
-        </w:rPr>
-        <w:t xml:space="preserve">define</w:t>
-      </w:r>
-      <w:r>
-        <w:rPr>
-          <w:rStyle w:val="NormalTok"/>
-        </w:rPr>
-        <w:t xml:space="preserve">(</w:t>
-      </w:r>
-      <w:r>
-        <w:rPr>
-          <w:rStyle w:val="StringTok"/>
-        </w:rPr>
-        <w:t xml:space="preserve">'WP_DEBUG_LOG'</w:t>
-      </w:r>
-      <w:r>
-        <w:rPr>
-          <w:rStyle w:val="OtherTok"/>
-        </w:rPr>
-        <w:t xml:space="preserve">,</w:t>
-      </w:r>
-      <w:r>
-        <w:rPr>
-          <w:rStyle w:val="NormalTok"/>
-        </w:rPr>
-        <w:t xml:space="preserve"> </w:t>
-      </w:r>
-      <w:r>
-        <w:rPr>
-          <w:rStyle w:val="KeywordTok"/>
-        </w:rPr>
-        <w:t xml:space="preserve">true</w:t>
-      </w:r>
-      <w:r>
-        <w:rPr>
-          <w:rStyle w:val="NormalTok"/>
-        </w:rPr>
-        <w:t xml:space="preserve">)</w:t>
-      </w:r>
-      <w:r>
-        <w:rPr>
-          <w:rStyle w:val="OtherTok"/>
-        </w:rPr>
-        <w:t xml:space="preserve">;</w:t>
-      </w:r>
-      <w:r>
-        <w:br/>
-      </w:r>
-      <w:r>
-        <w:rPr>
-          <w:rStyle w:val="FunctionTok"/>
-        </w:rPr>
-        <w:t xml:space="preserve">define</w:t>
-      </w:r>
-      <w:r>
-        <w:rPr>
-          <w:rStyle w:val="NormalTok"/>
-        </w:rPr>
-        <w:t xml:space="preserve">(</w:t>
-      </w:r>
-      <w:r>
-        <w:rPr>
-          <w:rStyle w:val="StringTok"/>
-        </w:rPr>
-        <w:t xml:space="preserve">'WP_DEBUG_DISPLAY'</w:t>
-      </w:r>
-      <w:r>
-        <w:rPr>
-          <w:rStyle w:val="OtherTok"/>
-        </w:rPr>
-        <w:t xml:space="preserve">,</w:t>
-      </w:r>
-      <w:r>
-        <w:rPr>
-          <w:rStyle w:val="NormalTok"/>
-        </w:rPr>
-        <w:t xml:space="preserve"> </w:t>
-      </w:r>
-      <w:r>
-        <w:rPr>
-          <w:rStyle w:val="KeywordTok"/>
-        </w:rPr>
-        <w:t xml:space="preserve">false</w:t>
-      </w:r>
-      <w:r>
-        <w:rPr>
-          <w:rStyle w:val="NormalTok"/>
-        </w:rPr>
-        <w:t xml:space="preserve">)</w:t>
-      </w:r>
-      <w:r>
-        <w:rPr>
-          <w:rStyle w:val="OtherTok"/>
-        </w:rPr>
-        <w:t xml:space="preserve">;</w:t>
-      </w:r>
-      <w:r>
-        <w:br/>
-      </w:r>
-      <w:r>
-        <w:rPr>
-          <w:rStyle w:val="FunctionTok"/>
-        </w:rPr>
-        <w:t xml:space="preserve">define</w:t>
-      </w:r>
-      <w:r>
-        <w:rPr>
-          <w:rStyle w:val="NormalTok"/>
-        </w:rPr>
-        <w:t xml:space="preserve">(</w:t>
-      </w:r>
-      <w:r>
-        <w:rPr>
-          <w:rStyle w:val="StringTok"/>
-        </w:rPr>
-        <w:t xml:space="preserve">'SCRIPT_DEBUG'</w:t>
-      </w:r>
-      <w:r>
-        <w:rPr>
-          <w:rStyle w:val="OtherTok"/>
-        </w:rPr>
-        <w:t xml:space="preserve">,</w:t>
-      </w:r>
-      <w:r>
-        <w:rPr>
-          <w:rStyle w:val="NormalTok"/>
-        </w:rPr>
-        <w:t xml:space="preserve"> </w:t>
-      </w:r>
-      <w:r>
-        <w:rPr>
-          <w:rStyle w:val="KeywordTok"/>
-        </w:rPr>
-        <w:t xml:space="preserve">false</w:t>
-      </w:r>
-      <w:r>
-        <w:rPr>
-          <w:rStyle w:val="NormalTok"/>
-        </w:rPr>
-        <w:t xml:space="preserve">)</w:t>
-      </w:r>
-      <w:r>
-        <w:rPr>
-          <w:rStyle w:val="OtherTok"/>
-        </w:rPr>
-        <w:t xml:space="preserve">;</w:t>
-      </w:r>
-      <w:r>
-        <w:br/>
-      </w:r>
-      <w:r>
-        <w:br/>
-      </w:r>
-      <w:r>
-        <w:rPr>
-          <w:rStyle w:val="CommentTok"/>
-        </w:rPr>
-        <w:t xml:space="preserve">// ============================================================</w:t>
-      </w:r>
-      <w:r>
-        <w:br/>
-      </w:r>
-      <w:r>
-        <w:rPr>
-          <w:rStyle w:val="CommentTok"/>
-        </w:rPr>
-        <w:t xml:space="preserve">// WORDPRESS CORE UPDATES</w:t>
-      </w:r>
-      <w:r>
-        <w:br/>
-      </w:r>
-      <w:r>
-        <w:rPr>
-          <w:rStyle w:val="CommentTok"/>
-        </w:rPr>
-        <w:t xml:space="preserve">// ============================================================</w:t>
-      </w:r>
-      <w:r>
-        <w:br/>
-      </w:r>
-      <w:r>
-        <w:rPr>
-          <w:rStyle w:val="FunctionTok"/>
-        </w:rPr>
-        <w:t xml:space="preserve">define</w:t>
-      </w:r>
-      <w:r>
-        <w:rPr>
-          <w:rStyle w:val="NormalTok"/>
-        </w:rPr>
-        <w:t xml:space="preserve">(</w:t>
-      </w:r>
-      <w:r>
-        <w:rPr>
-          <w:rStyle w:val="StringTok"/>
-        </w:rPr>
-        <w:t xml:space="preserve">'WP_AUTO_UPDATE_CORE'</w:t>
-      </w:r>
-      <w:r>
-        <w:rPr>
-          <w:rStyle w:val="OtherTok"/>
-        </w:rPr>
-        <w:t xml:space="preserve">,</w:t>
-      </w:r>
-      <w:r>
-        <w:rPr>
-          <w:rStyle w:val="NormalTok"/>
-        </w:rPr>
-        <w:t xml:space="preserve"> </w:t>
-      </w:r>
-      <w:r>
-        <w:rPr>
-          <w:rStyle w:val="StringTok"/>
-        </w:rPr>
-        <w:t xml:space="preserve">'minor'</w:t>
-      </w:r>
-      <w:r>
-        <w:rPr>
-          <w:rStyle w:val="NormalTok"/>
-        </w:rPr>
-        <w:t xml:space="preserve">)</w:t>
-      </w:r>
-      <w:r>
-        <w:rPr>
-          <w:rStyle w:val="OtherTok"/>
-        </w:rPr>
-        <w:t xml:space="preserve">;</w:t>
-      </w:r>
-      <w:r>
-        <w:rPr>
-          <w:rStyle w:val="NormalTok"/>
-        </w:rPr>
-        <w:t xml:space="preserve">  </w:t>
-      </w:r>
-      <w:r>
-        <w:rPr>
-          <w:rStyle w:val="CommentTok"/>
-        </w:rPr>
-        <w:t xml:space="preserve">// Auto-update minor versions</w:t>
-      </w:r>
-      <w:r>
-        <w:br/>
-      </w:r>
-      <w:r>
-        <w:br/>
-      </w:r>
-      <w:r>
-        <w:rPr>
-          <w:rStyle w:val="CommentTok"/>
-        </w:rPr>
-        <w:t xml:space="preserve">// ============================================================</w:t>
-      </w:r>
-      <w:r>
-        <w:br/>
-      </w:r>
-      <w:r>
-        <w:rPr>
-          <w:rStyle w:val="CommentTok"/>
-        </w:rPr>
-        <w:t xml:space="preserve">// WORDPRESS CORE PATHS</w:t>
-      </w:r>
-      <w:r>
-        <w:br/>
-      </w:r>
-      <w:r>
-        <w:rPr>
-          <w:rStyle w:val="CommentTok"/>
-        </w:rPr>
-        <w:t xml:space="preserve">// ============================================================</w:t>
-      </w:r>
-      <w:r>
-        <w:br/>
-      </w:r>
-      <w:r>
-        <w:rPr>
-          <w:rStyle w:val="ControlFlowTok"/>
-        </w:rPr>
-        <w:t xml:space="preserve">if</w:t>
-      </w:r>
-      <w:r>
-        <w:rPr>
-          <w:rStyle w:val="NormalTok"/>
-        </w:rPr>
-        <w:t xml:space="preserve"> (</w:t>
-      </w:r>
-      <w:r>
-        <w:rPr>
-          <w:rStyle w:val="OperatorTok"/>
-        </w:rPr>
-        <w:t xml:space="preserve">!</w:t>
-      </w:r>
-      <w:r>
-        <w:rPr>
-          <w:rStyle w:val="FunctionTok"/>
-        </w:rPr>
-        <w:t xml:space="preserve">defined</w:t>
-      </w:r>
-      <w:r>
-        <w:rPr>
-          <w:rStyle w:val="NormalTok"/>
-        </w:rPr>
-        <w:t xml:space="preserve">(</w:t>
-      </w:r>
-      <w:r>
-        <w:rPr>
-          <w:rStyle w:val="StringTok"/>
-        </w:rPr>
-        <w:t xml:space="preserve">'ABSPATH'</w:t>
-      </w:r>
-      <w:r>
-        <w:rPr>
-          <w:rStyle w:val="NormalTok"/>
-        </w:rPr>
-        <w:t xml:space="preserve">)) {</w:t>
-      </w:r>
-      <w:r>
-        <w:br/>
-      </w:r>
-      <w:r>
-        <w:rPr>
-          <w:rStyle w:val="NormalTok"/>
-        </w:rPr>
-        <w:t xml:space="preserve">    </w:t>
-      </w:r>
-      <w:r>
-        <w:rPr>
-          <w:rStyle w:val="FunctionTok"/>
-        </w:rPr>
-        <w:t xml:space="preserve">define</w:t>
-      </w:r>
-      <w:r>
-        <w:rPr>
-          <w:rStyle w:val="NormalTok"/>
-        </w:rPr>
-        <w:t xml:space="preserve">(</w:t>
-      </w:r>
-      <w:r>
-        <w:rPr>
-          <w:rStyle w:val="StringTok"/>
-        </w:rPr>
-        <w:t xml:space="preserve">'ABSPATH'</w:t>
-      </w:r>
-      <w:r>
-        <w:rPr>
-          <w:rStyle w:val="OtherTok"/>
-        </w:rPr>
-        <w:t xml:space="preserve">,</w:t>
-      </w:r>
-      <w:r>
-        <w:rPr>
-          <w:rStyle w:val="NormalTok"/>
-        </w:rPr>
-        <w:t xml:space="preserve"> </w:t>
-      </w:r>
-      <w:r>
-        <w:rPr>
-          <w:rStyle w:val="FunctionTok"/>
-        </w:rPr>
-        <w:t xml:space="preserve">dirname</w:t>
-      </w:r>
-      <w:r>
-        <w:rPr>
-          <w:rStyle w:val="NormalTok"/>
-        </w:rPr>
-        <w:t xml:space="preserve">(</w:t>
-      </w:r>
-      <w:r>
-        <w:rPr>
-          <w:rStyle w:val="ConstantTok"/>
-        </w:rPr>
-        <w:t xml:space="preserve">__FILE__</w:t>
-      </w:r>
-      <w:r>
-        <w:rPr>
-          <w:rStyle w:val="NormalTok"/>
-        </w:rPr>
-        <w:t xml:space="preserve">) </w:t>
-      </w:r>
-      <w:r>
-        <w:rPr>
-          <w:rStyle w:val="OperatorTok"/>
-        </w:rPr>
-        <w:t xml:space="preserve">.</w:t>
-      </w:r>
-      <w:r>
-        <w:rPr>
-          <w:rStyle w:val="NormalTok"/>
-        </w:rPr>
-        <w:t xml:space="preserve"> </w:t>
-      </w:r>
-      <w:r>
-        <w:rPr>
-          <w:rStyle w:val="StringTok"/>
-        </w:rPr>
-        <w:t xml:space="preserve">'/'</w:t>
-      </w:r>
-      <w:r>
-        <w:rPr>
-          <w:rStyle w:val="NormalTok"/>
-        </w:rPr>
-        <w:t xml:space="preserve">)</w:t>
-      </w:r>
-      <w:r>
-        <w:rPr>
-          <w:rStyle w:val="OtherTok"/>
-        </w:rPr>
-        <w:t xml:space="preserve">;</w:t>
-      </w:r>
-      <w:r>
-        <w:br/>
-      </w:r>
-      <w:r>
-        <w:rPr>
-          <w:rStyle w:val="NormalTok"/>
-        </w:rPr>
-        <w:t xml:space="preserve">}</w:t>
-      </w:r>
-      <w:r>
-        <w:br/>
-      </w:r>
-      <w:r>
-        <w:br/>
-      </w:r>
-      <w:r>
-        <w:rPr>
-          <w:rStyle w:val="CommentTok"/>
-        </w:rPr>
-        <w:t xml:space="preserve">// ============================================================</w:t>
-      </w:r>
-      <w:r>
-        <w:br/>
-      </w:r>
-      <w:r>
-        <w:rPr>
-          <w:rStyle w:val="CommentTok"/>
-        </w:rPr>
-        <w:t xml:space="preserve">// WORDPRESS CONFIGURATION LOADED - Load wp-settings.php</w:t>
-      </w:r>
-      <w:r>
-        <w:br/>
-      </w:r>
-      <w:r>
-        <w:rPr>
-          <w:rStyle w:val="CommentTok"/>
-        </w:rPr>
-        <w:t xml:space="preserve">// ============================================================</w:t>
-      </w:r>
-      <w:r>
-        <w:br/>
-      </w:r>
-      <w:r>
-        <w:rPr>
-          <w:rStyle w:val="KeywordTok"/>
-        </w:rPr>
-        <w:t xml:space="preserve">require_once</w:t>
-      </w:r>
-      <w:r>
-        <w:rPr>
-          <w:rStyle w:val="NormalTok"/>
-        </w:rPr>
-        <w:t xml:space="preserve">(</w:t>
-      </w:r>
-      <w:r>
-        <w:rPr>
-          <w:rStyle w:val="ConstantTok"/>
-        </w:rPr>
-        <w:t xml:space="preserve">ABSPATH</w:t>
-      </w:r>
-      <w:r>
-        <w:rPr>
-          <w:rStyle w:val="NormalTok"/>
-        </w:rPr>
-        <w:t xml:space="preserve"> </w:t>
-      </w:r>
-      <w:r>
-        <w:rPr>
-          <w:rStyle w:val="OperatorTok"/>
-        </w:rPr>
-        <w:t xml:space="preserve">.</w:t>
-      </w:r>
-      <w:r>
-        <w:rPr>
-          <w:rStyle w:val="NormalTok"/>
-        </w:rPr>
-        <w:t xml:space="preserve"> </w:t>
-      </w:r>
-      <w:r>
-        <w:rPr>
-          <w:rStyle w:val="StringTok"/>
-        </w:rPr>
-        <w:t xml:space="preserve">'wp-settings.php'</w:t>
-      </w:r>
-      <w:r>
-        <w:rPr>
-          <w:rStyle w:val="NormalTok"/>
-        </w:rPr>
-        <w:t xml:space="preserve">)</w:t>
-      </w:r>
-      <w:r>
-        <w:rPr>
-          <w:rStyle w:val="OtherTok"/>
-        </w:rPr>
-        <w:t xml:space="preserve">;</w:t>
-      </w:r>
-      <w:r>
-        <w:br/>
-      </w:r>
-      <w:r>
-        <w:rPr>
-          <w:rStyle w:val="KeywordTok"/>
-        </w:rPr>
-        <w:t xml:space="preserve">?&gt;</w:t>
       </w:r>
     </w:p>
     <w:p>
@@ -42765,6 +42717,39 @@
       </w:r>
       <w:r>
         <w:t xml:space="preserve">is request-context only)</w:t>
+      </w:r>
+    </w:p>
+    <w:p>
+      <w:pPr>
+        <w:pStyle w:val="Compact"/>
+        <w:numPr>
+          <w:ilvl w:val="0"/>
+          <w:numId w:val="1039"/>
+        </w:numPr>
+      </w:pPr>
+      <w:r>
+        <w:rPr>
+          <w:rStyle w:val="VerbatimChar"/>
+        </w:rPr>
+        <w:t xml:space="preserve">WPLANG</w:t>
+      </w:r>
+      <w:r>
+        <w:t xml:space="preserve"> </w:t>
+      </w:r>
+      <w:r>
+        <w:t xml:space="preserve">(deprecated since WordPress 4.0; set language via Settings &gt; General or WP-CLI</w:t>
+      </w:r>
+      <w:r>
+        <w:t xml:space="preserve"> </w:t>
+      </w:r>
+      <w:r>
+        <w:rPr>
+          <w:rStyle w:val="VerbatimChar"/>
+        </w:rPr>
+        <w:t xml:space="preserve">wp site switch-language</w:t>
+      </w:r>
+      <w:r>
+        <w:t xml:space="preserve">)</w:t>
       </w:r>
     </w:p>
     <w:p>

--- a/WP-Operations-Runbook.docx
+++ b/WP-Operations-Runbook.docx
@@ -3074,7 +3074,7 @@
               <w:pStyle w:val="Compact"/>
             </w:pPr>
             <w:r>
-              <w:t xml:space="preserve">MySQL Query Cache</w:t>
+              <w:t xml:space="preserve">MariaDB Query Cache (removed in MySQL 8.0+)</w:t>
             </w:r>
           </w:p>
         </w:tc>
@@ -9906,15 +9906,18 @@
       </w:r>
       <w:r>
         <w:rPr>
-          <w:rStyle w:val="ExtensionTok"/>
-        </w:rPr>
-        <w:t xml:space="preserve">wp</w:t>
-      </w:r>
-      <w:r>
-        <w:rPr>
-          <w:rStyle w:val="NormalTok"/>
-        </w:rPr>
-        <w:t xml:space="preserve"> w3-total-cache flush all</w:t>
+          <w:rStyle w:val="CommentTok"/>
+        </w:rPr>
+        <w:t xml:space="preserve"># Plugin-dependent — uncomment the cache plugin(s) in use:</w:t>
+      </w:r>
+      <w:r>
+        <w:br/>
+      </w:r>
+      <w:r>
+        <w:rPr>
+          <w:rStyle w:val="CommentTok"/>
+        </w:rPr>
+        <w:t xml:space="preserve"># wp w3-total-cache flush all</w:t>
       </w:r>
     </w:p>
     <w:p>
@@ -21482,30 +21485,27 @@
       </w:r>
       <w:r>
         <w:rPr>
-          <w:rStyle w:val="ExtensionTok"/>
-        </w:rPr>
-        <w:t xml:space="preserve">wp</w:t>
-      </w:r>
-      <w:r>
-        <w:rPr>
-          <w:rStyle w:val="NormalTok"/>
-        </w:rPr>
-        <w:t xml:space="preserve"> w3-total-cache flush all</w:t>
-      </w:r>
-      <w:r>
-        <w:br/>
-      </w:r>
-      <w:r>
-        <w:rPr>
-          <w:rStyle w:val="ExtensionTok"/>
-        </w:rPr>
-        <w:t xml:space="preserve">wp</w:t>
-      </w:r>
-      <w:r>
-        <w:rPr>
-          <w:rStyle w:val="NormalTok"/>
-        </w:rPr>
-        <w:t xml:space="preserve"> redis flush-db</w:t>
+          <w:rStyle w:val="CommentTok"/>
+        </w:rPr>
+        <w:t xml:space="preserve"># Plugin-dependent — uncomment the cache plugin(s) in use:</w:t>
+      </w:r>
+      <w:r>
+        <w:br/>
+      </w:r>
+      <w:r>
+        <w:rPr>
+          <w:rStyle w:val="CommentTok"/>
+        </w:rPr>
+        <w:t xml:space="preserve"># wp w3-total-cache flush all</w:t>
+      </w:r>
+      <w:r>
+        <w:br/>
+      </w:r>
+      <w:r>
+        <w:rPr>
+          <w:rStyle w:val="CommentTok"/>
+        </w:rPr>
+        <w:t xml:space="preserve"># wp redis flush-db</w:t>
       </w:r>
     </w:p>
     <w:p>
@@ -30140,30 +30140,27 @@
       </w:r>
       <w:r>
         <w:rPr>
-          <w:rStyle w:val="ExtensionTok"/>
-        </w:rPr>
-        <w:t xml:space="preserve">wp</w:t>
-      </w:r>
-      <w:r>
-        <w:rPr>
-          <w:rStyle w:val="NormalTok"/>
-        </w:rPr>
-        <w:t xml:space="preserve"> w3-total-cache flush all</w:t>
-      </w:r>
-      <w:r>
-        <w:br/>
-      </w:r>
-      <w:r>
-        <w:rPr>
-          <w:rStyle w:val="ExtensionTok"/>
-        </w:rPr>
-        <w:t xml:space="preserve">wp</w:t>
-      </w:r>
-      <w:r>
-        <w:rPr>
-          <w:rStyle w:val="NormalTok"/>
-        </w:rPr>
-        <w:t xml:space="preserve"> redis flush-db</w:t>
+          <w:rStyle w:val="CommentTok"/>
+        </w:rPr>
+        <w:t xml:space="preserve"># Plugin-dependent — uncomment the cache plugin(s) in use:</w:t>
+      </w:r>
+      <w:r>
+        <w:br/>
+      </w:r>
+      <w:r>
+        <w:rPr>
+          <w:rStyle w:val="CommentTok"/>
+        </w:rPr>
+        <w:t xml:space="preserve"># wp w3-total-cache flush all</w:t>
+      </w:r>
+      <w:r>
+        <w:br/>
+      </w:r>
+      <w:r>
+        <w:rPr>
+          <w:rStyle w:val="CommentTok"/>
+        </w:rPr>
+        <w:t xml:space="preserve"># wp redis flush-db</w:t>
       </w:r>
       <w:r>
         <w:br/>
@@ -32928,30 +32925,27 @@
       </w:r>
       <w:r>
         <w:rPr>
-          <w:rStyle w:val="ExtensionTok"/>
-        </w:rPr>
-        <w:t xml:space="preserve">wp</w:t>
-      </w:r>
-      <w:r>
-        <w:rPr>
-          <w:rStyle w:val="NormalTok"/>
-        </w:rPr>
-        <w:t xml:space="preserve"> w3-total-cache flush all</w:t>
-      </w:r>
-      <w:r>
-        <w:br/>
-      </w:r>
-      <w:r>
-        <w:rPr>
-          <w:rStyle w:val="ExtensionTok"/>
-        </w:rPr>
-        <w:t xml:space="preserve">wp</w:t>
-      </w:r>
-      <w:r>
-        <w:rPr>
-          <w:rStyle w:val="NormalTok"/>
-        </w:rPr>
-        <w:t xml:space="preserve"> redis flush-db</w:t>
+          <w:rStyle w:val="CommentTok"/>
+        </w:rPr>
+        <w:t xml:space="preserve"># Plugin-dependent — uncomment the cache plugin(s) in use:</w:t>
+      </w:r>
+      <w:r>
+        <w:br/>
+      </w:r>
+      <w:r>
+        <w:rPr>
+          <w:rStyle w:val="CommentTok"/>
+        </w:rPr>
+        <w:t xml:space="preserve"># wp w3-total-cache flush all</w:t>
+      </w:r>
+      <w:r>
+        <w:br/>
+      </w:r>
+      <w:r>
+        <w:rPr>
+          <w:rStyle w:val="CommentTok"/>
+        </w:rPr>
+        <w:t xml:space="preserve"># wp redis flush-db</w:t>
       </w:r>
       <w:r>
         <w:br/>
@@ -33877,30 +33871,27 @@
       </w:r>
       <w:r>
         <w:rPr>
-          <w:rStyle w:val="ExtensionTok"/>
-        </w:rPr>
-        <w:t xml:space="preserve">wp</w:t>
-      </w:r>
-      <w:r>
-        <w:rPr>
-          <w:rStyle w:val="NormalTok"/>
-        </w:rPr>
-        <w:t xml:space="preserve"> w3-total-cache flush all</w:t>
-      </w:r>
-      <w:r>
-        <w:br/>
-      </w:r>
-      <w:r>
-        <w:rPr>
-          <w:rStyle w:val="ExtensionTok"/>
-        </w:rPr>
-        <w:t xml:space="preserve">wp</w:t>
-      </w:r>
-      <w:r>
-        <w:rPr>
-          <w:rStyle w:val="NormalTok"/>
-        </w:rPr>
-        <w:t xml:space="preserve"> redis flush-db</w:t>
+          <w:rStyle w:val="CommentTok"/>
+        </w:rPr>
+        <w:t xml:space="preserve"># Plugin-dependent — uncomment the cache plugin(s) in use:</w:t>
+      </w:r>
+      <w:r>
+        <w:br/>
+      </w:r>
+      <w:r>
+        <w:rPr>
+          <w:rStyle w:val="CommentTok"/>
+        </w:rPr>
+        <w:t xml:space="preserve"># wp w3-total-cache flush all</w:t>
+      </w:r>
+      <w:r>
+        <w:br/>
+      </w:r>
+      <w:r>
+        <w:rPr>
+          <w:rStyle w:val="CommentTok"/>
+        </w:rPr>
+        <w:t xml:space="preserve"># wp redis flush-db</w:t>
       </w:r>
     </w:p>
     <w:p>
@@ -42937,7 +42928,7 @@
         <w:rPr>
           <w:rStyle w:val="VerbatimChar"/>
         </w:rPr>
-        <w:t xml:space="preserve">Clear all caches:            wp cache flush &amp;&amp; wp redis flush-db</w:t>
+        <w:t xml:space="preserve">Clear all caches:            wp cache flush</w:t>
       </w:r>
       <w:r>
         <w:br/>

--- a/WP-Operations-Runbook.docx
+++ b/WP-Operations-Runbook.docx
@@ -163,7 +163,13 @@
               <w:rPr>
                 <w:rStyle w:val="VerbatimChar"/>
               </w:rPr>
-              <w:t xml:space="preserve">wp plugin status</w:t>
+              <w:t xml:space="preserve">tail /var/log/php-errors.log</w:t>
+            </w:r>
+            <w:r>
+              <w:t xml:space="preserve"> </w:t>
+            </w:r>
+            <w:r>
+              <w:t xml:space="preserve">(if PHP/WP-CLI fails: check error log first)</w:t>
             </w:r>
           </w:p>
         </w:tc>
@@ -1333,7 +1339,7 @@
               <w:pStyle w:val="Compact"/>
             </w:pPr>
             <w:r>
-              <w:t xml:space="preserve">[CUSTOMIZE: 8.1+]</w:t>
+              <w:t xml:space="preserve">[CUSTOMIZE: 8.2+]</w:t>
             </w:r>
           </w:p>
         </w:tc>
@@ -3912,6 +3918,33 @@
         </w:rPr>
         <w:t xml:space="preserve">add_header Strict-Transport-Security "max-age=31536000; includeSubDomains; preload" always;</w:t>
       </w:r>
+      <w:r>
+        <w:br/>
+      </w:r>
+      <w:r>
+        <w:rPr>
+          <w:rStyle w:val="VerbatimChar"/>
+        </w:rPr>
+        <w:t xml:space="preserve"># Note: The preload directive submits the domain to browser HSTS preload lists,</w:t>
+      </w:r>
+      <w:r>
+        <w:br/>
+      </w:r>
+      <w:r>
+        <w:rPr>
+          <w:rStyle w:val="VerbatimChar"/>
+        </w:rPr>
+        <w:t xml:space="preserve"># which is difficult to reverse. Add preload only after confirming all subdomains</w:t>
+      </w:r>
+      <w:r>
+        <w:br/>
+      </w:r>
+      <w:r>
+        <w:rPr>
+          <w:rStyle w:val="VerbatimChar"/>
+        </w:rPr>
+        <w:t xml:space="preserve"># support HTTPS and obtaining organizational approval.</w:t>
+      </w:r>
     </w:p>
     <w:p>
       <w:pPr>
@@ -5776,7 +5809,7 @@
         <w:rPr>
           <w:rStyle w:val="CommentTok"/>
         </w:rPr>
-        <w:t xml:space="preserve"># wp redis flush</w:t>
+        <w:t xml:space="preserve"># wp redis flush-db</w:t>
       </w:r>
     </w:p>
     <w:p>
@@ -6765,6 +6798,24 @@
         <w:rPr>
           <w:rStyle w:val="VerbatimChar"/>
         </w:rPr>
+        <w:t xml:space="preserve"># WARNING: unsafe-eval weakens CSP significantly. Remove where possible.</w:t>
+      </w:r>
+      <w:r>
+        <w:br/>
+      </w:r>
+      <w:r>
+        <w:rPr>
+          <w:rStyle w:val="VerbatimChar"/>
+        </w:rPr>
+        <w:t xml:space="preserve"># See Benchmark 1.2 for hardened CSP guidance.</w:t>
+      </w:r>
+      <w:r>
+        <w:br/>
+      </w:r>
+      <w:r>
+        <w:rPr>
+          <w:rStyle w:val="VerbatimChar"/>
+        </w:rPr>
         <w:t xml:space="preserve">add_header Content-Security-Policy "default-src 'self'; script-src 'self' 'unsafe-inline' 'unsafe-eval' cdn.example.com; style-src 'self' 'unsafe-inline'; img-src 'self' data: https:; font-src 'self' data:;" always;</w:t>
       </w:r>
       <w:r>
@@ -6778,6 +6829,24 @@
           <w:rStyle w:val="VerbatimChar"/>
         </w:rPr>
         <w:t xml:space="preserve"># HSTS - Force HTTPS</w:t>
+      </w:r>
+      <w:r>
+        <w:br/>
+      </w:r>
+      <w:r>
+        <w:rPr>
+          <w:rStyle w:val="VerbatimChar"/>
+        </w:rPr>
+        <w:t xml:space="preserve"># Note: Add preload only after confirming all subdomains support HTTPS</w:t>
+      </w:r>
+      <w:r>
+        <w:br/>
+      </w:r>
+      <w:r>
+        <w:rPr>
+          <w:rStyle w:val="VerbatimChar"/>
+        </w:rPr>
+        <w:t xml:space="preserve"># and obtaining organizational approval.</w:t>
       </w:r>
       <w:r>
         <w:br/>
@@ -7048,29 +7117,20 @@
         <w:rPr>
           <w:rStyle w:val="VerbatimChar"/>
         </w:rPr>
-        <w:t xml:space="preserve">    return 403;</w:t>
-      </w:r>
-      <w:r>
-        <w:br/>
+        <w:t xml:space="preserve">}</w:t>
+      </w:r>
+    </w:p>
+    <w:p>
+      <w:pPr>
+        <w:pStyle w:val="FirstParagraph"/>
+      </w:pPr>
+      <w:r>
+        <w:t xml:space="preserve">Option 2: Disable via a must-use plugin (</w:t>
       </w:r>
       <w:r>
         <w:rPr>
           <w:rStyle w:val="VerbatimChar"/>
         </w:rPr>
-        <w:t xml:space="preserve">}</w:t>
-      </w:r>
-    </w:p>
-    <w:p>
-      <w:pPr>
-        <w:pStyle w:val="FirstParagraph"/>
-      </w:pPr>
-      <w:r>
-        <w:t xml:space="preserve">Option 2: Disable via a must-use plugin (</w:t>
-      </w:r>
-      <w:r>
-        <w:rPr>
-          <w:rStyle w:val="VerbatimChar"/>
-        </w:rPr>
         <w:t xml:space="preserve">wp-content/mu-plugins/disable-xmlrpc.php</w:t>
       </w:r>
       <w:r>
@@ -7081,6 +7141,15 @@
       <w:pPr>
         <w:pStyle w:val="SourceCode"/>
       </w:pPr>
+      <w:r>
+        <w:rPr>
+          <w:rStyle w:val="KeywordTok"/>
+        </w:rPr>
+        <w:t xml:space="preserve">&lt;?php</w:t>
+      </w:r>
+      <w:r>
+        <w:br/>
+      </w:r>
       <w:r>
         <w:rPr>
           <w:rStyle w:val="NormalTok"/>
@@ -7188,7 +7257,7 @@
         <w:t xml:space="preserve">wp-content/mu-plugins/restrict-rest-users.php</w:t>
       </w:r>
       <w:r>
-        <w:t xml:space="preserve">) to reduce user-enumeration exposure:</w:t>
+        <w:t xml:space="preserve">) to restrict user-enumeration to authorized users (see Benchmark 5.6):</w:t>
       </w:r>
     </w:p>
     <w:p>
@@ -7197,6 +7266,24 @@
       </w:pPr>
       <w:r>
         <w:rPr>
+          <w:rStyle w:val="KeywordTok"/>
+        </w:rPr>
+        <w:t xml:space="preserve">&lt;?php</w:t>
+      </w:r>
+      <w:r>
+        <w:br/>
+      </w:r>
+      <w:r>
+        <w:rPr>
+          <w:rStyle w:val="CommentTok"/>
+        </w:rPr>
+        <w:t xml:space="preserve">// Restrict /wp/v2/users to users with the list_users capability.</w:t>
+      </w:r>
+      <w:r>
+        <w:br/>
+      </w:r>
+      <w:r>
+        <w:rPr>
           <w:rStyle w:val="NormalTok"/>
         </w:rPr>
         <w:t xml:space="preserve">add_filter( </w:t>
@@ -7254,9 +7341,21 @@
       </w:r>
       <w:r>
         <w:rPr>
+          <w:rStyle w:val="ControlFlowTok"/>
+        </w:rPr>
+        <w:t xml:space="preserve">if</w:t>
+      </w:r>
+      <w:r>
+        <w:rPr>
+          <w:rStyle w:val="NormalTok"/>
+        </w:rPr>
+        <w:t xml:space="preserve"> ( </w:t>
+      </w:r>
+      <w:r>
+        <w:rPr>
           <w:rStyle w:val="KeywordTok"/>
         </w:rPr>
-        <w:t xml:space="preserve">unset</w:t>
+        <w:t xml:space="preserve">isset</w:t>
       </w:r>
       <w:r>
         <w:rPr>
@@ -7286,7 +7385,202 @@
         <w:rPr>
           <w:rStyle w:val="NormalTok"/>
         </w:rPr>
-        <w:t xml:space="preserve">] )</w:t>
+        <w:t xml:space="preserve">] ) ) {</w:t>
+      </w:r>
+      <w:r>
+        <w:br/>
+      </w:r>
+      <w:r>
+        <w:rPr>
+          <w:rStyle w:val="NormalTok"/>
+        </w:rPr>
+        <w:t xml:space="preserve">        </w:t>
+      </w:r>
+      <w:r>
+        <w:rPr>
+          <w:rStyle w:val="ControlFlowTok"/>
+        </w:rPr>
+        <w:t xml:space="preserve">foreach</w:t>
+      </w:r>
+      <w:r>
+        <w:rPr>
+          <w:rStyle w:val="NormalTok"/>
+        </w:rPr>
+        <w:t xml:space="preserve"> ( </w:t>
+      </w:r>
+      <w:r>
+        <w:rPr>
+          <w:rStyle w:val="VariableTok"/>
+        </w:rPr>
+        <w:t xml:space="preserve">$endpoints</w:t>
+      </w:r>
+      <w:r>
+        <w:rPr>
+          <w:rStyle w:val="NormalTok"/>
+        </w:rPr>
+        <w:t xml:space="preserve">[</w:t>
+      </w:r>
+      <w:r>
+        <w:rPr>
+          <w:rStyle w:val="StringTok"/>
+        </w:rPr>
+        <w:t xml:space="preserve">'/wp/v2/users'</w:t>
+      </w:r>
+      <w:r>
+        <w:rPr>
+          <w:rStyle w:val="NormalTok"/>
+        </w:rPr>
+        <w:t xml:space="preserve">] </w:t>
+      </w:r>
+      <w:r>
+        <w:rPr>
+          <w:rStyle w:val="KeywordTok"/>
+        </w:rPr>
+        <w:t xml:space="preserve">as</w:t>
+      </w:r>
+      <w:r>
+        <w:rPr>
+          <w:rStyle w:val="NormalTok"/>
+        </w:rPr>
+        <w:t xml:space="preserve"> </w:t>
+      </w:r>
+      <w:r>
+        <w:rPr>
+          <w:rStyle w:val="VariableTok"/>
+        </w:rPr>
+        <w:t xml:space="preserve">$i</w:t>
+      </w:r>
+      <w:r>
+        <w:rPr>
+          <w:rStyle w:val="NormalTok"/>
+        </w:rPr>
+        <w:t xml:space="preserve"> =&gt; </w:t>
+      </w:r>
+      <w:r>
+        <w:rPr>
+          <w:rStyle w:val="VariableTok"/>
+        </w:rPr>
+        <w:t xml:space="preserve">$route</w:t>
+      </w:r>
+      <w:r>
+        <w:rPr>
+          <w:rStyle w:val="NormalTok"/>
+        </w:rPr>
+        <w:t xml:space="preserve"> ) {</w:t>
+      </w:r>
+      <w:r>
+        <w:br/>
+      </w:r>
+      <w:r>
+        <w:rPr>
+          <w:rStyle w:val="NormalTok"/>
+        </w:rPr>
+        <w:t xml:space="preserve">            </w:t>
+      </w:r>
+      <w:r>
+        <w:rPr>
+          <w:rStyle w:val="VariableTok"/>
+        </w:rPr>
+        <w:t xml:space="preserve">$endpoints</w:t>
+      </w:r>
+      <w:r>
+        <w:rPr>
+          <w:rStyle w:val="NormalTok"/>
+        </w:rPr>
+        <w:t xml:space="preserve">[</w:t>
+      </w:r>
+      <w:r>
+        <w:rPr>
+          <w:rStyle w:val="StringTok"/>
+        </w:rPr>
+        <w:t xml:space="preserve">'/wp/v2/users'</w:t>
+      </w:r>
+      <w:r>
+        <w:rPr>
+          <w:rStyle w:val="NormalTok"/>
+        </w:rPr>
+        <w:t xml:space="preserve">][ </w:t>
+      </w:r>
+      <w:r>
+        <w:rPr>
+          <w:rStyle w:val="VariableTok"/>
+        </w:rPr>
+        <w:t xml:space="preserve">$i</w:t>
+      </w:r>
+      <w:r>
+        <w:rPr>
+          <w:rStyle w:val="NormalTok"/>
+        </w:rPr>
+        <w:t xml:space="preserve"> ][</w:t>
+      </w:r>
+      <w:r>
+        <w:rPr>
+          <w:rStyle w:val="StringTok"/>
+        </w:rPr>
+        <w:t xml:space="preserve">'permission_callback'</w:t>
+      </w:r>
+      <w:r>
+        <w:rPr>
+          <w:rStyle w:val="NormalTok"/>
+        </w:rPr>
+        <w:t xml:space="preserve">] </w:t>
+      </w:r>
+      <w:r>
+        <w:rPr>
+          <w:rStyle w:val="OperatorTok"/>
+        </w:rPr>
+        <w:t xml:space="preserve">=</w:t>
+      </w:r>
+      <w:r>
+        <w:rPr>
+          <w:rStyle w:val="NormalTok"/>
+        </w:rPr>
+        <w:t xml:space="preserve"> </w:t>
+      </w:r>
+      <w:r>
+        <w:rPr>
+          <w:rStyle w:val="KeywordTok"/>
+        </w:rPr>
+        <w:t xml:space="preserve">function</w:t>
+      </w:r>
+      <w:r>
+        <w:rPr>
+          <w:rStyle w:val="NormalTok"/>
+        </w:rPr>
+        <w:t xml:space="preserve">() {</w:t>
+      </w:r>
+      <w:r>
+        <w:br/>
+      </w:r>
+      <w:r>
+        <w:rPr>
+          <w:rStyle w:val="NormalTok"/>
+        </w:rPr>
+        <w:t xml:space="preserve">                </w:t>
+      </w:r>
+      <w:r>
+        <w:rPr>
+          <w:rStyle w:val="ControlFlowTok"/>
+        </w:rPr>
+        <w:t xml:space="preserve">return</w:t>
+      </w:r>
+      <w:r>
+        <w:rPr>
+          <w:rStyle w:val="NormalTok"/>
+        </w:rPr>
+        <w:t xml:space="preserve"> current_user_can( </w:t>
+      </w:r>
+      <w:r>
+        <w:rPr>
+          <w:rStyle w:val="StringTok"/>
+        </w:rPr>
+        <w:t xml:space="preserve">'list_users'</w:t>
+      </w:r>
+      <w:r>
+        <w:rPr>
+          <w:rStyle w:val="NormalTok"/>
+        </w:rPr>
+        <w:t xml:space="preserve"> )</w:t>
       </w:r>
       <w:r>
         <w:rPr>
@@ -7301,13 +7595,58 @@
         <w:rPr>
           <w:rStyle w:val="NormalTok"/>
         </w:rPr>
+        <w:t xml:space="preserve">            }</w:t>
+      </w:r>
+      <w:r>
+        <w:rPr>
+          <w:rStyle w:val="OtherTok"/>
+        </w:rPr>
+        <w:t xml:space="preserve">;</w:t>
+      </w:r>
+      <w:r>
+        <w:br/>
+      </w:r>
+      <w:r>
+        <w:rPr>
+          <w:rStyle w:val="NormalTok"/>
+        </w:rPr>
+        <w:t xml:space="preserve">        }</w:t>
+      </w:r>
+      <w:r>
+        <w:br/>
+      </w:r>
+      <w:r>
+        <w:rPr>
+          <w:rStyle w:val="NormalTok"/>
+        </w:rPr>
+        <w:t xml:space="preserve">    }</w:t>
+      </w:r>
+      <w:r>
+        <w:br/>
+      </w:r>
+      <w:r>
+        <w:rPr>
+          <w:rStyle w:val="NormalTok"/>
+        </w:rPr>
         <w:t xml:space="preserve">    </w:t>
       </w:r>
       <w:r>
         <w:rPr>
+          <w:rStyle w:val="ControlFlowTok"/>
+        </w:rPr>
+        <w:t xml:space="preserve">if</w:t>
+      </w:r>
+      <w:r>
+        <w:rPr>
+          <w:rStyle w:val="NormalTok"/>
+        </w:rPr>
+        <w:t xml:space="preserve"> ( </w:t>
+      </w:r>
+      <w:r>
+        <w:rPr>
           <w:rStyle w:val="KeywordTok"/>
         </w:rPr>
-        <w:t xml:space="preserve">unset</w:t>
+        <w:t xml:space="preserve">isset</w:t>
       </w:r>
       <w:r>
         <w:rPr>
@@ -7331,19 +7670,283 @@
         <w:rPr>
           <w:rStyle w:val="StringTok"/>
         </w:rPr>
-        <w:t xml:space="preserve">'/wp/v2/users/(?P&lt;id&gt;[\d]+)'</w:t>
-      </w:r>
-      <w:r>
-        <w:rPr>
-          <w:rStyle w:val="NormalTok"/>
-        </w:rPr>
-        <w:t xml:space="preserve">] )</w:t>
+        <w:t xml:space="preserve">'/wp/v2/users/(?P&lt;id&gt;[</w:t>
+      </w:r>
+      <w:r>
+        <w:rPr>
+          <w:rStyle w:val="SpecialCharTok"/>
+        </w:rPr>
+        <w:t xml:space="preserve">\\</w:t>
+      </w:r>
+      <w:r>
+        <w:rPr>
+          <w:rStyle w:val="StringTok"/>
+        </w:rPr>
+        <w:t xml:space="preserve">d]+)'</w:t>
+      </w:r>
+      <w:r>
+        <w:rPr>
+          <w:rStyle w:val="NormalTok"/>
+        </w:rPr>
+        <w:t xml:space="preserve">] ) ) {</w:t>
+      </w:r>
+      <w:r>
+        <w:br/>
+      </w:r>
+      <w:r>
+        <w:rPr>
+          <w:rStyle w:val="NormalTok"/>
+        </w:rPr>
+        <w:t xml:space="preserve">        </w:t>
+      </w:r>
+      <w:r>
+        <w:rPr>
+          <w:rStyle w:val="ControlFlowTok"/>
+        </w:rPr>
+        <w:t xml:space="preserve">foreach</w:t>
+      </w:r>
+      <w:r>
+        <w:rPr>
+          <w:rStyle w:val="NormalTok"/>
+        </w:rPr>
+        <w:t xml:space="preserve"> ( </w:t>
+      </w:r>
+      <w:r>
+        <w:rPr>
+          <w:rStyle w:val="VariableTok"/>
+        </w:rPr>
+        <w:t xml:space="preserve">$endpoints</w:t>
+      </w:r>
+      <w:r>
+        <w:rPr>
+          <w:rStyle w:val="NormalTok"/>
+        </w:rPr>
+        <w:t xml:space="preserve">[</w:t>
+      </w:r>
+      <w:r>
+        <w:rPr>
+          <w:rStyle w:val="StringTok"/>
+        </w:rPr>
+        <w:t xml:space="preserve">'/wp/v2/users/(?P&lt;id&gt;[</w:t>
+      </w:r>
+      <w:r>
+        <w:rPr>
+          <w:rStyle w:val="SpecialCharTok"/>
+        </w:rPr>
+        <w:t xml:space="preserve">\\</w:t>
+      </w:r>
+      <w:r>
+        <w:rPr>
+          <w:rStyle w:val="StringTok"/>
+        </w:rPr>
+        <w:t xml:space="preserve">d]+)'</w:t>
+      </w:r>
+      <w:r>
+        <w:rPr>
+          <w:rStyle w:val="NormalTok"/>
+        </w:rPr>
+        <w:t xml:space="preserve">] </w:t>
+      </w:r>
+      <w:r>
+        <w:rPr>
+          <w:rStyle w:val="KeywordTok"/>
+        </w:rPr>
+        <w:t xml:space="preserve">as</w:t>
+      </w:r>
+      <w:r>
+        <w:rPr>
+          <w:rStyle w:val="NormalTok"/>
+        </w:rPr>
+        <w:t xml:space="preserve"> </w:t>
+      </w:r>
+      <w:r>
+        <w:rPr>
+          <w:rStyle w:val="VariableTok"/>
+        </w:rPr>
+        <w:t xml:space="preserve">$i</w:t>
+      </w:r>
+      <w:r>
+        <w:rPr>
+          <w:rStyle w:val="NormalTok"/>
+        </w:rPr>
+        <w:t xml:space="preserve"> =&gt; </w:t>
+      </w:r>
+      <w:r>
+        <w:rPr>
+          <w:rStyle w:val="VariableTok"/>
+        </w:rPr>
+        <w:t xml:space="preserve">$route</w:t>
+      </w:r>
+      <w:r>
+        <w:rPr>
+          <w:rStyle w:val="NormalTok"/>
+        </w:rPr>
+        <w:t xml:space="preserve"> ) {</w:t>
+      </w:r>
+      <w:r>
+        <w:br/>
+      </w:r>
+      <w:r>
+        <w:rPr>
+          <w:rStyle w:val="NormalTok"/>
+        </w:rPr>
+        <w:t xml:space="preserve">            </w:t>
+      </w:r>
+      <w:r>
+        <w:rPr>
+          <w:rStyle w:val="VariableTok"/>
+        </w:rPr>
+        <w:t xml:space="preserve">$endpoints</w:t>
+      </w:r>
+      <w:r>
+        <w:rPr>
+          <w:rStyle w:val="NormalTok"/>
+        </w:rPr>
+        <w:t xml:space="preserve">[</w:t>
+      </w:r>
+      <w:r>
+        <w:rPr>
+          <w:rStyle w:val="StringTok"/>
+        </w:rPr>
+        <w:t xml:space="preserve">'/wp/v2/users/(?P&lt;id&gt;[</w:t>
+      </w:r>
+      <w:r>
+        <w:rPr>
+          <w:rStyle w:val="SpecialCharTok"/>
+        </w:rPr>
+        <w:t xml:space="preserve">\\</w:t>
+      </w:r>
+      <w:r>
+        <w:rPr>
+          <w:rStyle w:val="StringTok"/>
+        </w:rPr>
+        <w:t xml:space="preserve">d]+)'</w:t>
+      </w:r>
+      <w:r>
+        <w:rPr>
+          <w:rStyle w:val="NormalTok"/>
+        </w:rPr>
+        <w:t xml:space="preserve">][ </w:t>
+      </w:r>
+      <w:r>
+        <w:rPr>
+          <w:rStyle w:val="VariableTok"/>
+        </w:rPr>
+        <w:t xml:space="preserve">$i</w:t>
+      </w:r>
+      <w:r>
+        <w:rPr>
+          <w:rStyle w:val="NormalTok"/>
+        </w:rPr>
+        <w:t xml:space="preserve"> ][</w:t>
+      </w:r>
+      <w:r>
+        <w:rPr>
+          <w:rStyle w:val="StringTok"/>
+        </w:rPr>
+        <w:t xml:space="preserve">'permission_callback'</w:t>
+      </w:r>
+      <w:r>
+        <w:rPr>
+          <w:rStyle w:val="NormalTok"/>
+        </w:rPr>
+        <w:t xml:space="preserve">] </w:t>
+      </w:r>
+      <w:r>
+        <w:rPr>
+          <w:rStyle w:val="OperatorTok"/>
+        </w:rPr>
+        <w:t xml:space="preserve">=</w:t>
+      </w:r>
+      <w:r>
+        <w:rPr>
+          <w:rStyle w:val="NormalTok"/>
+        </w:rPr>
+        <w:t xml:space="preserve"> </w:t>
+      </w:r>
+      <w:r>
+        <w:rPr>
+          <w:rStyle w:val="KeywordTok"/>
+        </w:rPr>
+        <w:t xml:space="preserve">function</w:t>
+      </w:r>
+      <w:r>
+        <w:rPr>
+          <w:rStyle w:val="NormalTok"/>
+        </w:rPr>
+        <w:t xml:space="preserve">() {</w:t>
+      </w:r>
+      <w:r>
+        <w:br/>
+      </w:r>
+      <w:r>
+        <w:rPr>
+          <w:rStyle w:val="NormalTok"/>
+        </w:rPr>
+        <w:t xml:space="preserve">                </w:t>
+      </w:r>
+      <w:r>
+        <w:rPr>
+          <w:rStyle w:val="ControlFlowTok"/>
+        </w:rPr>
+        <w:t xml:space="preserve">return</w:t>
+      </w:r>
+      <w:r>
+        <w:rPr>
+          <w:rStyle w:val="NormalTok"/>
+        </w:rPr>
+        <w:t xml:space="preserve"> current_user_can( </w:t>
+      </w:r>
+      <w:r>
+        <w:rPr>
+          <w:rStyle w:val="StringTok"/>
+        </w:rPr>
+        <w:t xml:space="preserve">'list_users'</w:t>
+      </w:r>
+      <w:r>
+        <w:rPr>
+          <w:rStyle w:val="NormalTok"/>
+        </w:rPr>
+        <w:t xml:space="preserve"> )</w:t>
       </w:r>
       <w:r>
         <w:rPr>
           <w:rStyle w:val="OtherTok"/>
         </w:rPr>
         <w:t xml:space="preserve">;</w:t>
+      </w:r>
+      <w:r>
+        <w:br/>
+      </w:r>
+      <w:r>
+        <w:rPr>
+          <w:rStyle w:val="NormalTok"/>
+        </w:rPr>
+        <w:t xml:space="preserve">            }</w:t>
+      </w:r>
+      <w:r>
+        <w:rPr>
+          <w:rStyle w:val="OtherTok"/>
+        </w:rPr>
+        <w:t xml:space="preserve">;</w:t>
+      </w:r>
+      <w:r>
+        <w:br/>
+      </w:r>
+      <w:r>
+        <w:rPr>
+          <w:rStyle w:val="NormalTok"/>
+        </w:rPr>
+        <w:t xml:space="preserve">        }</w:t>
+      </w:r>
+      <w:r>
+        <w:br/>
+      </w:r>
+      <w:r>
+        <w:rPr>
+          <w:rStyle w:val="NormalTok"/>
+        </w:rPr>
+        <w:t xml:space="preserve">    }</w:t>
       </w:r>
       <w:r>
         <w:br/>
@@ -9677,7 +10280,7 @@
         <w:rPr>
           <w:rStyle w:val="CommentTok"/>
         </w:rPr>
-        <w:t xml:space="preserve"># Check for updates</w:t>
+        <w:t xml:space="preserve"># Check for available updates</w:t>
       </w:r>
       <w:r>
         <w:br/>
@@ -9692,13 +10295,7 @@
         <w:rPr>
           <w:rStyle w:val="NormalTok"/>
         </w:rPr>
-        <w:t xml:space="preserve"> core update </w:t>
-      </w:r>
-      <w:r>
-        <w:rPr>
-          <w:rStyle w:val="AttributeTok"/>
-        </w:rPr>
-        <w:t xml:space="preserve">--dry-run</w:t>
+        <w:t xml:space="preserve"> core check-update</w:t>
       </w:r>
       <w:r>
         <w:br/>
@@ -10895,7 +11492,7 @@
         <w:rPr>
           <w:rStyle w:val="CommentTok"/>
         </w:rPr>
-        <w:t xml:space="preserve"># Check revision count</w:t>
+        <w:t xml:space="preserve"># Count revisions</w:t>
       </w:r>
       <w:r>
         <w:br/>
@@ -10916,7 +11513,7 @@
         <w:rPr>
           <w:rStyle w:val="StringTok"/>
         </w:rPr>
-        <w:t xml:space="preserve">"SELECT COUNT(*) AS old_slug_count FROM </w:t>
+        <w:t xml:space="preserve">"SELECT COUNT(*) AS revision_count FROM </w:t>
       </w:r>
       <w:r>
         <w:rPr>
@@ -10946,19 +11543,19 @@
         <w:rPr>
           <w:rStyle w:val="StringTok"/>
         </w:rPr>
-        <w:t xml:space="preserve">postmeta WHERE meta_key = '_wp_old_slug';"</w:t>
-      </w:r>
-      <w:r>
-        <w:br/>
-      </w:r>
-      <w:r>
-        <w:br/>
-      </w:r>
-      <w:r>
-        <w:rPr>
-          <w:rStyle w:val="CommentTok"/>
-        </w:rPr>
-        <w:t xml:space="preserve"># Delete all revisions (keeps latest 5)</w:t>
+        <w:t xml:space="preserve">posts WHERE post_type = 'revision';"</w:t>
+      </w:r>
+      <w:r>
+        <w:br/>
+      </w:r>
+      <w:r>
+        <w:br/>
+      </w:r>
+      <w:r>
+        <w:rPr>
+          <w:rStyle w:val="CommentTok"/>
+        </w:rPr>
+        <w:t xml:space="preserve"># Delete all revisions</w:t>
       </w:r>
       <w:r>
         <w:br/>
@@ -10973,148 +11570,73 @@
         <w:rPr>
           <w:rStyle w:val="NormalTok"/>
         </w:rPr>
-        <w:t xml:space="preserve"> shell</w:t>
-      </w:r>
-      <w:r>
-        <w:br/>
+        <w:t xml:space="preserve"> post list </w:t>
+      </w:r>
+      <w:r>
+        <w:rPr>
+          <w:rStyle w:val="AttributeTok"/>
+        </w:rPr>
+        <w:t xml:space="preserve">--post_type</w:t>
       </w:r>
       <w:r>
         <w:rPr>
           <w:rStyle w:val="OperatorTok"/>
         </w:rPr>
-        <w:t xml:space="preserve">&lt;</w:t>
-      </w:r>
-      <w:r>
-        <w:rPr>
-          <w:rStyle w:val="NormalTok"/>
-        </w:rPr>
-        <w:t xml:space="preserve"> delete </w:t>
-      </w:r>
-      <w:r>
-        <w:rPr>
-          <w:rStyle w:val="ExtensionTok"/>
-        </w:rPr>
-        <w:t xml:space="preserve">all</w:t>
-      </w:r>
-      <w:r>
-        <w:rPr>
-          <w:rStyle w:val="NormalTok"/>
-        </w:rPr>
-        <w:t xml:space="preserve"> post revisions keeping only last 5</w:t>
-      </w:r>
-      <w:r>
-        <w:br/>
+        <w:t xml:space="preserve">=</w:t>
+      </w:r>
+      <w:r>
+        <w:rPr>
+          <w:rStyle w:val="NormalTok"/>
+        </w:rPr>
+        <w:t xml:space="preserve">revision </w:t>
+      </w:r>
+      <w:r>
+        <w:rPr>
+          <w:rStyle w:val="AttributeTok"/>
+        </w:rPr>
+        <w:t xml:space="preserve">--format</w:t>
       </w:r>
       <w:r>
         <w:rPr>
           <w:rStyle w:val="OperatorTok"/>
         </w:rPr>
-        <w:t xml:space="preserve">&gt;</w:t>
-      </w:r>
-      <w:r>
-        <w:rPr>
-          <w:rStyle w:val="NormalTok"/>
-        </w:rPr>
-        <w:t xml:space="preserve"> </w:t>
-      </w:r>
-      <w:r>
-        <w:rPr>
-          <w:rStyle w:val="VariableTok"/>
-        </w:rPr>
-        <w:t xml:space="preserve">$results</w:t>
-      </w:r>
-      <w:r>
-        <w:rPr>
-          <w:rStyle w:val="NormalTok"/>
-        </w:rPr>
-        <w:t xml:space="preserve"> </w:t>
-      </w:r>
-      <w:r>
-        <w:rPr>
-          <w:rStyle w:val="ExtensionTok"/>
-        </w:rPr>
         <w:t xml:space="preserve">=</w:t>
       </w:r>
       <w:r>
         <w:rPr>
           <w:rStyle w:val="NormalTok"/>
         </w:rPr>
-        <w:t xml:space="preserve"> </w:t>
-      </w:r>
-      <w:r>
-        <w:rPr>
-          <w:rStyle w:val="VariableTok"/>
-        </w:rPr>
-        <w:t xml:space="preserve">$wpdb</w:t>
-      </w:r>
-      <w:r>
-        <w:rPr>
-          <w:rStyle w:val="NormalTok"/>
-        </w:rPr>
-        <w:t xml:space="preserve">-</w:t>
-      </w:r>
-      <w:r>
-        <w:rPr>
-          <w:rStyle w:val="OperatorTok"/>
-        </w:rPr>
-        <w:t xml:space="preserve">&gt;</w:t>
-      </w:r>
-      <w:r>
-        <w:rPr>
-          <w:rStyle w:val="NormalTok"/>
-        </w:rPr>
-        <w:t xml:space="preserve">get_results</w:t>
-      </w:r>
-      <w:r>
-        <w:rPr>
-          <w:rStyle w:val="ErrorTok"/>
-        </w:rPr>
-        <w:t xml:space="preserve">(</w:t>
-      </w:r>
-      <w:r>
-        <w:rPr>
-          <w:rStyle w:val="StringTok"/>
-        </w:rPr>
-        <w:t xml:space="preserve">"SELECT post_id FROM {</w:t>
-      </w:r>
-      <w:r>
-        <w:rPr>
-          <w:rStyle w:val="VariableTok"/>
-        </w:rPr>
-        <w:t xml:space="preserve">$wpdb</w:t>
-      </w:r>
-      <w:r>
-        <w:rPr>
-          <w:rStyle w:val="StringTok"/>
-        </w:rPr>
-        <w:t xml:space="preserve">-&gt;postmeta} WHERE meta_key = '_edit_lock'"</w:t>
+        <w:t xml:space="preserve">ids </w:t>
       </w:r>
       <w:r>
         <w:rPr>
           <w:rStyle w:val="KeywordTok"/>
         </w:rPr>
-        <w:t xml:space="preserve">);</w:t>
-      </w:r>
-      <w:r>
-        <w:br/>
-      </w:r>
-      <w:r>
-        <w:rPr>
-          <w:rStyle w:val="OperatorTok"/>
-        </w:rPr>
-        <w:t xml:space="preserve">&gt;</w:t>
-      </w:r>
-      <w:r>
-        <w:rPr>
-          <w:rStyle w:val="NormalTok"/>
-        </w:rPr>
-        <w:t xml:space="preserve"> </w:t>
-      </w:r>
-      <w:r>
-        <w:rPr>
-          <w:rStyle w:val="CommentTok"/>
-        </w:rPr>
-        <w:t xml:space="preserve"># Then manually delete old revisions...</w:t>
+        <w:t xml:space="preserve">|</w:t>
+      </w:r>
+      <w:r>
+        <w:rPr>
+          <w:rStyle w:val="NormalTok"/>
+        </w:rPr>
+        <w:t xml:space="preserve"> </w:t>
+      </w:r>
+      <w:r>
+        <w:rPr>
+          <w:rStyle w:val="FunctionTok"/>
+        </w:rPr>
+        <w:t xml:space="preserve">xargs</w:t>
+      </w:r>
+      <w:r>
+        <w:rPr>
+          <w:rStyle w:val="NormalTok"/>
+        </w:rPr>
+        <w:t xml:space="preserve"> wp post delete </w:t>
+      </w:r>
+      <w:r>
+        <w:rPr>
+          <w:rStyle w:val="AttributeTok"/>
+        </w:rPr>
+        <w:t xml:space="preserve">--force</w:t>
       </w:r>
     </w:p>
     <w:p>
@@ -12745,15 +13267,6 @@
           <w:rStyle w:val="VerbatimChar"/>
         </w:rPr>
         <w:t xml:space="preserve">    deny all;</w:t>
-      </w:r>
-      <w:r>
-        <w:br/>
-      </w:r>
-      <w:r>
-        <w:rPr>
-          <w:rStyle w:val="VerbatimChar"/>
-        </w:rPr>
-        <w:t xml:space="preserve">    return 403;</w:t>
       </w:r>
       <w:r>
         <w:br/>
@@ -12935,6 +13448,15 @@
       </w:r>
       <w:r>
         <w:rPr>
+          <w:rStyle w:val="CommentTok"/>
+        </w:rPr>
+        <w:t xml:space="preserve"># Plugin-dependent — requires WP Mail SMTP or equivalent mail plugin</w:t>
+      </w:r>
+      <w:r>
+        <w:br/>
+      </w:r>
+      <w:r>
+        <w:rPr>
           <w:rStyle w:val="ExtensionTok"/>
         </w:rPr>
         <w:t xml:space="preserve">wp</w:t>
@@ -13066,6 +13588,24 @@
           <w:rStyle w:val="CommentTok"/>
         </w:rPr>
         <w:t xml:space="preserve">// Use Sendgrid or Postmark SMTP</w:t>
+      </w:r>
+      <w:r>
+        <w:br/>
+      </w:r>
+      <w:r>
+        <w:rPr>
+          <w:rStyle w:val="CommentTok"/>
+        </w:rPr>
+        <w:t xml:space="preserve">// Note: These constants are NOT consumed by WordPress core. They require</w:t>
+      </w:r>
+      <w:r>
+        <w:br/>
+      </w:r>
+      <w:r>
+        <w:rPr>
+          <w:rStyle w:val="CommentTok"/>
+        </w:rPr>
+        <w:t xml:space="preserve">// a mail plugin (e.g., WP Mail SMTP) or custom mu-plugin code that reads them.</w:t>
       </w:r>
       <w:r>
         <w:br/>
@@ -21923,28 +22463,16 @@
         <w:rPr>
           <w:rStyle w:val="CommentTok"/>
         </w:rPr>
-        <w:t xml:space="preserve"># Or if using database transactions</w:t>
-      </w:r>
-      <w:r>
-        <w:br/>
-      </w:r>
-      <w:r>
-        <w:rPr>
-          <w:rStyle w:val="ExtensionTok"/>
-        </w:rPr>
-        <w:t xml:space="preserve">wp</w:t>
-      </w:r>
-      <w:r>
-        <w:rPr>
-          <w:rStyle w:val="NormalTok"/>
-        </w:rPr>
-        <w:t xml:space="preserve"> db query </w:t>
-      </w:r>
-      <w:r>
-        <w:rPr>
-          <w:rStyle w:val="StringTok"/>
-        </w:rPr>
-        <w:t xml:space="preserve">"ROLLBACK;"</w:t>
+        <w:t xml:space="preserve"># Note: There is no transactional rollback for wp db import.</w:t>
+      </w:r>
+      <w:r>
+        <w:br/>
+      </w:r>
+      <w:r>
+        <w:rPr>
+          <w:rStyle w:val="CommentTok"/>
+        </w:rPr>
+        <w:t xml:space="preserve"># To revert, restore from the pre-migration backup above.</w:t>
       </w:r>
     </w:p>
     <w:p>
@@ -22552,363 +23080,85 @@
         </w:rPr>
         <w:t xml:space="preserve">--activate</w:t>
       </w:r>
-      <w:r>
-        <w:br/>
-      </w:r>
-      <w:r>
-        <w:br/>
-      </w:r>
-      <w:r>
-        <w:rPr>
-          <w:rStyle w:val="CommentTok"/>
-        </w:rPr>
-        <w:t xml:space="preserve"># Or configure in nginx for automatic WebP delivery</w:t>
-      </w:r>
-      <w:r>
-        <w:br/>
-      </w:r>
-      <w:r>
-        <w:rPr>
-          <w:rStyle w:val="ExtensionTok"/>
-        </w:rPr>
-        <w:t xml:space="preserve">location</w:t>
-      </w:r>
-      <w:r>
-        <w:rPr>
-          <w:rStyle w:val="NormalTok"/>
-        </w:rPr>
-        <w:t xml:space="preserve"> ~</w:t>
-      </w:r>
-      <w:r>
-        <w:rPr>
-          <w:rStyle w:val="PreprocessorTok"/>
-        </w:rPr>
-        <w:t xml:space="preserve">*</w:t>
-      </w:r>
-      <w:r>
-        <w:rPr>
-          <w:rStyle w:val="NormalTok"/>
-        </w:rPr>
-        <w:t xml:space="preserve"> ^.+</w:t>
-      </w:r>
-      <w:r>
-        <w:rPr>
-          <w:rStyle w:val="DataTypeTok"/>
-        </w:rPr>
-        <w:t xml:space="preserve">\.</w:t>
-      </w:r>
-      <w:r>
-        <w:rPr>
-          <w:rStyle w:val="ErrorTok"/>
-        </w:rPr>
-        <w:t xml:space="preserve">(</w:t>
-      </w:r>
-      <w:r>
-        <w:rPr>
-          <w:rStyle w:val="ExtensionTok"/>
-        </w:rPr>
-        <w:t xml:space="preserve">jpg</w:t>
-      </w:r>
-      <w:r>
-        <w:rPr>
-          <w:rStyle w:val="KeywordTok"/>
-        </w:rPr>
-        <w:t xml:space="preserve">|</w:t>
-      </w:r>
-      <w:r>
-        <w:rPr>
-          <w:rStyle w:val="ExtensionTok"/>
-        </w:rPr>
-        <w:t xml:space="preserve">jpeg</w:t>
-      </w:r>
-      <w:r>
-        <w:rPr>
-          <w:rStyle w:val="KeywordTok"/>
-        </w:rPr>
-        <w:t xml:space="preserve">|</w:t>
-      </w:r>
-      <w:r>
-        <w:rPr>
-          <w:rStyle w:val="ExtensionTok"/>
-        </w:rPr>
-        <w:t xml:space="preserve">gif</w:t>
-      </w:r>
-      <w:r>
-        <w:rPr>
-          <w:rStyle w:val="KeywordTok"/>
-        </w:rPr>
-        <w:t xml:space="preserve">|</w:t>
-      </w:r>
-      <w:r>
-        <w:rPr>
-          <w:rStyle w:val="ExtensionTok"/>
-        </w:rPr>
-        <w:t xml:space="preserve">png</w:t>
-      </w:r>
-      <w:r>
-        <w:rPr>
-          <w:rStyle w:val="KeywordTok"/>
-        </w:rPr>
-        <w:t xml:space="preserve">)</w:t>
-      </w:r>
-      <w:r>
-        <w:rPr>
-          <w:rStyle w:val="ExtensionTok"/>
-        </w:rPr>
-        <w:t xml:space="preserve">$</w:t>
-      </w:r>
-      <w:r>
-        <w:rPr>
-          <w:rStyle w:val="NormalTok"/>
-        </w:rPr>
-        <w:t xml:space="preserve"> {</w:t>
-      </w:r>
-      <w:r>
-        <w:br/>
-      </w:r>
-      <w:r>
-        <w:rPr>
-          <w:rStyle w:val="NormalTok"/>
-        </w:rPr>
-        <w:t xml:space="preserve">    </w:t>
-      </w:r>
-      <w:r>
-        <w:rPr>
-          <w:rStyle w:val="CommentTok"/>
-        </w:rPr>
-        <w:t xml:space="preserve"># Serve WebP if browser accepts it and file exists</w:t>
-      </w:r>
-      <w:r>
-        <w:br/>
-      </w:r>
-      <w:r>
-        <w:rPr>
-          <w:rStyle w:val="NormalTok"/>
-        </w:rPr>
-        <w:t xml:space="preserve">    </w:t>
-      </w:r>
-      <w:r>
-        <w:rPr>
-          <w:rStyle w:val="ControlFlowTok"/>
-        </w:rPr>
-        <w:t xml:space="preserve">if</w:t>
-      </w:r>
-      <w:r>
-        <w:rPr>
-          <w:rStyle w:val="NormalTok"/>
-        </w:rPr>
-        <w:t xml:space="preserve"> </w:t>
-      </w:r>
-      <w:r>
-        <w:rPr>
-          <w:rStyle w:val="KeywordTok"/>
-        </w:rPr>
-        <w:t xml:space="preserve">(</w:t>
-      </w:r>
-      <w:r>
-        <w:rPr>
-          <w:rStyle w:val="VariableTok"/>
-        </w:rPr>
-        <w:t xml:space="preserve">$http_accept</w:t>
-      </w:r>
-      <w:r>
-        <w:rPr>
-          <w:rStyle w:val="NormalTok"/>
-        </w:rPr>
-        <w:t xml:space="preserve"> ~</w:t>
-      </w:r>
-      <w:r>
-        <w:rPr>
-          <w:rStyle w:val="PreprocessorTok"/>
-        </w:rPr>
-        <w:t xml:space="preserve">*</w:t>
-      </w:r>
-      <w:r>
-        <w:rPr>
-          <w:rStyle w:val="NormalTok"/>
-        </w:rPr>
-        <w:t xml:space="preserve"> </w:t>
-      </w:r>
-      <w:r>
-        <w:rPr>
-          <w:rStyle w:val="StringTok"/>
-        </w:rPr>
-        <w:t xml:space="preserve">"webp"</w:t>
-      </w:r>
-      <w:r>
-        <w:rPr>
-          <w:rStyle w:val="KeywordTok"/>
-        </w:rPr>
-        <w:t xml:space="preserve">)</w:t>
-      </w:r>
-      <w:r>
-        <w:rPr>
-          <w:rStyle w:val="NormalTok"/>
-        </w:rPr>
-        <w:t xml:space="preserve"> </w:t>
-      </w:r>
-      <w:r>
-        <w:rPr>
-          <w:rStyle w:val="KeywordTok"/>
-        </w:rPr>
-        <w:t xml:space="preserve">{</w:t>
-      </w:r>
-      <w:r>
-        <w:br/>
-      </w:r>
-      <w:r>
-        <w:rPr>
-          <w:rStyle w:val="NormalTok"/>
-        </w:rPr>
-        <w:t xml:space="preserve">        </w:t>
-      </w:r>
-      <w:r>
-        <w:rPr>
-          <w:rStyle w:val="ExtensionTok"/>
-        </w:rPr>
-        <w:t xml:space="preserve">rewrite</w:t>
-      </w:r>
-      <w:r>
-        <w:rPr>
-          <w:rStyle w:val="NormalTok"/>
-        </w:rPr>
-        <w:t xml:space="preserve"> ^</w:t>
-      </w:r>
-      <w:r>
-        <w:rPr>
-          <w:rStyle w:val="ErrorTok"/>
-        </w:rPr>
-        <w:t xml:space="preserve">(</w:t>
-      </w:r>
-      <w:r>
-        <w:rPr>
-          <w:rStyle w:val="BuiltInTok"/>
-        </w:rPr>
-        <w:t xml:space="preserve">.</w:t>
-      </w:r>
-      <w:r>
-        <w:rPr>
-          <w:rStyle w:val="PreprocessorTok"/>
-        </w:rPr>
-        <w:t xml:space="preserve">*</w:t>
-      </w:r>
-      <w:r>
-        <w:rPr>
-          <w:rStyle w:val="KeywordTok"/>
-        </w:rPr>
-        <w:t xml:space="preserve">)</w:t>
-      </w:r>
-      <w:r>
-        <w:rPr>
-          <w:rStyle w:val="ExtensionTok"/>
-        </w:rPr>
-        <w:t xml:space="preserve">$</w:t>
-      </w:r>
-      <w:r>
-        <w:rPr>
-          <w:rStyle w:val="NormalTok"/>
-        </w:rPr>
-        <w:t xml:space="preserve"> </w:t>
-      </w:r>
-      <w:r>
-        <w:rPr>
-          <w:rStyle w:val="VariableTok"/>
-        </w:rPr>
-        <w:t xml:space="preserve">$1</w:t>
-      </w:r>
-      <w:r>
-        <w:rPr>
-          <w:rStyle w:val="NormalTok"/>
-        </w:rPr>
-        <w:t xml:space="preserve">.webp break</w:t>
-      </w:r>
-      <w:r>
-        <w:rPr>
-          <w:rStyle w:val="KeywordTok"/>
-        </w:rPr>
-        <w:t xml:space="preserve">;</w:t>
-      </w:r>
-      <w:r>
-        <w:br/>
-      </w:r>
-      <w:r>
-        <w:rPr>
-          <w:rStyle w:val="NormalTok"/>
-        </w:rPr>
-        <w:t xml:space="preserve">    </w:t>
-      </w:r>
-      <w:r>
-        <w:rPr>
-          <w:rStyle w:val="KeywordTok"/>
-        </w:rPr>
-        <w:t xml:space="preserve">}</w:t>
-      </w:r>
-      <w:r>
-        <w:br/>
-      </w:r>
-      <w:r>
-        <w:rPr>
-          <w:rStyle w:val="NormalTok"/>
-        </w:rPr>
-        <w:t xml:space="preserve">    </w:t>
-      </w:r>
-      <w:r>
-        <w:rPr>
-          <w:rStyle w:val="ExtensionTok"/>
-        </w:rPr>
-        <w:t xml:space="preserve">expires</w:t>
-      </w:r>
-      <w:r>
-        <w:rPr>
-          <w:rStyle w:val="NormalTok"/>
-        </w:rPr>
-        <w:t xml:space="preserve"> 30d</w:t>
-      </w:r>
-      <w:r>
-        <w:rPr>
-          <w:rStyle w:val="KeywordTok"/>
-        </w:rPr>
-        <w:t xml:space="preserve">;</w:t>
-      </w:r>
-      <w:r>
-        <w:br/>
-      </w:r>
-      <w:r>
-        <w:rPr>
-          <w:rStyle w:val="NormalTok"/>
-        </w:rPr>
-        <w:t xml:space="preserve">    </w:t>
-      </w:r>
-      <w:r>
-        <w:rPr>
-          <w:rStyle w:val="ExtensionTok"/>
-        </w:rPr>
-        <w:t xml:space="preserve">add_header</w:t>
-      </w:r>
-      <w:r>
-        <w:rPr>
-          <w:rStyle w:val="NormalTok"/>
-        </w:rPr>
-        <w:t xml:space="preserve"> Cache-Control </w:t>
-      </w:r>
-      <w:r>
-        <w:rPr>
-          <w:rStyle w:val="StringTok"/>
-        </w:rPr>
-        <w:t xml:space="preserve">"public, immutable"</w:t>
-      </w:r>
-      <w:r>
-        <w:rPr>
-          <w:rStyle w:val="KeywordTok"/>
-        </w:rPr>
-        <w:t xml:space="preserve">;</w:t>
-      </w:r>
-      <w:r>
-        <w:br/>
-      </w:r>
-      <w:r>
-        <w:rPr>
-          <w:rStyle w:val="ErrorTok"/>
+    </w:p>
+    <w:p>
+      <w:pPr>
+        <w:pStyle w:val="FirstParagraph"/>
+      </w:pPr>
+      <w:r>
+        <w:t xml:space="preserve">Or configure in Nginx for automatic WebP delivery:</w:t>
+      </w:r>
+    </w:p>
+    <w:p>
+      <w:pPr>
+        <w:pStyle w:val="SourceCode"/>
+      </w:pPr>
+      <w:r>
+        <w:rPr>
+          <w:rStyle w:val="VerbatimChar"/>
+        </w:rPr>
+        <w:t xml:space="preserve">location ~* ^.+\.(jpg|jpeg|gif|png)$ {</w:t>
+      </w:r>
+      <w:r>
+        <w:br/>
+      </w:r>
+      <w:r>
+        <w:rPr>
+          <w:rStyle w:val="VerbatimChar"/>
+        </w:rPr>
+        <w:t xml:space="preserve">    # Serve WebP if browser accepts it and file exists</w:t>
+      </w:r>
+      <w:r>
+        <w:br/>
+      </w:r>
+      <w:r>
+        <w:rPr>
+          <w:rStyle w:val="VerbatimChar"/>
+        </w:rPr>
+        <w:t xml:space="preserve">    if ($http_accept ~* "webp") {</w:t>
+      </w:r>
+      <w:r>
+        <w:br/>
+      </w:r>
+      <w:r>
+        <w:rPr>
+          <w:rStyle w:val="VerbatimChar"/>
+        </w:rPr>
+        <w:t xml:space="preserve">        rewrite ^(.*)$ $1.webp break;</w:t>
+      </w:r>
+      <w:r>
+        <w:br/>
+      </w:r>
+      <w:r>
+        <w:rPr>
+          <w:rStyle w:val="VerbatimChar"/>
+        </w:rPr>
+        <w:t xml:space="preserve">    }</w:t>
+      </w:r>
+      <w:r>
+        <w:br/>
+      </w:r>
+      <w:r>
+        <w:rPr>
+          <w:rStyle w:val="VerbatimChar"/>
+        </w:rPr>
+        <w:t xml:space="preserve">    expires 30d;</w:t>
+      </w:r>
+      <w:r>
+        <w:br/>
+      </w:r>
+      <w:r>
+        <w:rPr>
+          <w:rStyle w:val="VerbatimChar"/>
+        </w:rPr>
+        <w:t xml:space="preserve">    add_header Cache-Control "public, immutable";</w:t>
+      </w:r>
+      <w:r>
+        <w:br/>
+      </w:r>
+      <w:r>
+        <w:rPr>
+          <w:rStyle w:val="VerbatimChar"/>
         </w:rPr>
         <w:t xml:space="preserve">}</w:t>
       </w:r>
@@ -27252,7 +27502,7 @@
         <w:rPr>
           <w:rStyle w:val="CommentTok"/>
         </w:rPr>
-        <w:t xml:space="preserve"># Option 1: Redirect to maintenance page (requires WP-CLI 2.8+)</w:t>
+        <w:t xml:space="preserve"># Option 1: Redirect to maintenance page (requires WP-CLI 2.2+)</w:t>
       </w:r>
       <w:r>
         <w:br/>
@@ -28129,6 +28379,24 @@
           <w:rStyle w:val="CommentTok"/>
         </w:rPr>
         <w:t xml:space="preserve"># Invalidate all existing sessions</w:t>
+      </w:r>
+      <w:r>
+        <w:br/>
+      </w:r>
+      <w:r>
+        <w:rPr>
+          <w:rStyle w:val="CommentTok"/>
+        </w:rPr>
+        <w:t xml:space="preserve"># Plugin-dependent — wp user session destroy requires a session management plugin.</w:t>
+      </w:r>
+      <w:r>
+        <w:br/>
+      </w:r>
+      <w:r>
+        <w:rPr>
+          <w:rStyle w:val="CommentTok"/>
+        </w:rPr>
+        <w:t xml:space="preserve"># Alternative: wp db query "DELETE FROM wp_usermeta WHERE meta_key LIKE '_session_tokens';"</w:t>
       </w:r>
       <w:r>
         <w:br/>
@@ -39175,7 +39443,7 @@
         <w:rPr>
           <w:rStyle w:val="CommentTok"/>
         </w:rPr>
-        <w:t xml:space="preserve">// Auto-update minor versions only</w:t>
+        <w:t xml:space="preserve">// Auto-update minor versions only (available since WordPress 5.6)</w:t>
       </w:r>
     </w:p>
     <w:bookmarkEnd w:id="90"/>
@@ -40987,7 +41255,7 @@
         <w:rPr>
           <w:rStyle w:val="CommentTok"/>
         </w:rPr>
-        <w:t xml:space="preserve">// wp language core install en_US &amp;&amp; wp site switch-language en_US</w:t>
+        <w:t xml:space="preserve">// wp language core install en_US &amp;&amp; wp language core activate en_US</w:t>
       </w:r>
       <w:r>
         <w:br/>
@@ -42360,7 +42628,7 @@
         <w:t xml:space="preserve"> </w:t>
       </w:r>
       <w:r>
-        <w:t xml:space="preserve">- Updated PHP minimum version requirement to 8.1+</w:t>
+        <w:t xml:space="preserve">- Updated PHP minimum version requirement to 8.2+</w:t>
       </w:r>
     </w:p>
     <w:p>
@@ -42737,7 +43005,7 @@
         <w:rPr>
           <w:rStyle w:val="VerbatimChar"/>
         </w:rPr>
-        <w:t xml:space="preserve">wp site switch-language</w:t>
+        <w:t xml:space="preserve">wp language core activate</w:t>
       </w:r>
       <w:r>
         <w:t xml:space="preserve">)</w:t>

--- a/WP-Operations-Runbook.docx
+++ b/WP-Operations-Runbook.docx
@@ -8605,6 +8605,31 @@
         <w:pStyle w:val="BodyText"/>
       </w:pPr>
       <w:r>
+        <w:t xml:space="preserve">See</w:t>
+      </w:r>
+      <w:r>
+        <w:t xml:space="preserve"> </w:t>
+      </w:r>
+      <w:hyperlink r:id="rId44">
+        <w:r>
+          <w:rPr>
+            <w:rStyle w:val="Hyperlink"/>
+          </w:rPr>
+          <w:t xml:space="preserve">WordPress Security Benchmark</w:t>
+        </w:r>
+      </w:hyperlink>
+      <w:r>
+        <w:t xml:space="preserve"> </w:t>
+      </w:r>
+      <w:r>
+        <w:t xml:space="preserve">§5.1 for the compliance audit checklist and configuration rationale.</w:t>
+      </w:r>
+    </w:p>
+    <w:p>
+      <w:pPr>
+        <w:pStyle w:val="BodyText"/>
+      </w:pPr>
+      <w:r>
         <w:rPr>
           <w:b/>
           <w:bCs/>
@@ -11145,6 +11170,31 @@
       </w:r>
       <w:r>
         <w:t xml:space="preserve">Apply plugin and theme updates with controlled blast radius, rapid detection of regressions, and a clear rollback path.</w:t>
+      </w:r>
+    </w:p>
+    <w:p>
+      <w:pPr>
+        <w:pStyle w:val="BodyText"/>
+      </w:pPr>
+      <w:r>
+        <w:t xml:space="preserve">The</w:t>
+      </w:r>
+      <w:r>
+        <w:t xml:space="preserve"> </w:t>
+      </w:r>
+      <w:hyperlink r:id="rId44">
+        <w:r>
+          <w:rPr>
+            <w:rStyle w:val="Hyperlink"/>
+          </w:rPr>
+          <w:t xml:space="preserve">WordPress Security Benchmark</w:t>
+        </w:r>
+      </w:hyperlink>
+      <w:r>
+        <w:t xml:space="preserve"> </w:t>
+      </w:r>
+      <w:r>
+        <w:t xml:space="preserve">§8.3 defines the patching SLA: security updates within 72 hours, critical patches within 24 hours or virtual-patched immediately.</w:t>
       </w:r>
     </w:p>
     <w:p>
@@ -27556,7 +27606,7 @@
         <w:t xml:space="preserve"> </w:t>
       </w:r>
       <w:r>
-        <w:t xml:space="preserve">- WP-CLI installed and accessible in</w:t>
+        <w:t xml:space="preserve">- WP-CLI 2.5+ installed and accessible in</w:t>
       </w:r>
       <w:r>
         <w:t xml:space="preserve"> </w:t>
@@ -27566,6 +27616,24 @@
           <w:rStyle w:val="VerbatimChar"/>
         </w:rPr>
         <w:t xml:space="preserve">$PATH</w:t>
+      </w:r>
+      <w:r>
+        <w:t xml:space="preserve"> </w:t>
+      </w:r>
+      <w:r>
+        <w:t xml:space="preserve">(verify:</w:t>
+      </w:r>
+      <w:r>
+        <w:t xml:space="preserve"> </w:t>
+      </w:r>
+      <w:r>
+        <w:rPr>
+          <w:rStyle w:val="VerbatimChar"/>
+        </w:rPr>
+        <w:t xml:space="preserve">wp cli version</w:t>
+      </w:r>
+      <w:r>
+        <w:t xml:space="preserve">)</w:t>
       </w:r>
       <w:r>
         <w:t xml:space="preserve"> </w:t>
@@ -29273,6 +29341,31 @@
         <w:pStyle w:val="FirstParagraph"/>
       </w:pPr>
       <w:r>
+        <w:t xml:space="preserve">This procedure implements the NIST SP 800-61r3 incident handling lifecycle described in the</w:t>
+      </w:r>
+      <w:r>
+        <w:t xml:space="preserve"> </w:t>
+      </w:r>
+      <w:hyperlink r:id="rId41">
+        <w:r>
+          <w:rPr>
+            <w:rStyle w:val="Hyperlink"/>
+          </w:rPr>
+          <w:t xml:space="preserve">WordPress Security Hardening Guide</w:t>
+        </w:r>
+      </w:hyperlink>
+      <w:r>
+        <w:t xml:space="preserve"> </w:t>
+      </w:r>
+      <w:r>
+        <w:t xml:space="preserve">§12.3.</w:t>
+      </w:r>
+    </w:p>
+    <w:p>
+      <w:pPr>
+        <w:pStyle w:val="BodyText"/>
+      </w:pPr>
+      <w:r>
         <w:rPr>
           <w:b/>
           <w:bCs/>
@@ -29307,6 +29400,65 @@
     <w:p>
       <w:pPr>
         <w:pStyle w:val="BodyText"/>
+      </w:pPr>
+      <w:r>
+        <w:rPr>
+          <w:b/>
+          <w:bCs/>
+        </w:rPr>
+        <w:t xml:space="preserve">First action – declare the incident:</w:t>
+      </w:r>
+    </w:p>
+    <w:p>
+      <w:pPr>
+        <w:pStyle w:val="SourceCode"/>
+      </w:pPr>
+      <w:r>
+        <w:rPr>
+          <w:rStyle w:val="VerbatimChar"/>
+        </w:rPr>
+        <w:t xml:space="preserve">Severity: CRITICAL</w:t>
+      </w:r>
+      <w:r>
+        <w:br/>
+      </w:r>
+      <w:r>
+        <w:rPr>
+          <w:rStyle w:val="VerbatimChar"/>
+        </w:rPr>
+        <w:t xml:space="preserve">Issue: [Description of attack]</w:t>
+      </w:r>
+      <w:r>
+        <w:br/>
+      </w:r>
+      <w:r>
+        <w:rPr>
+          <w:rStyle w:val="VerbatimChar"/>
+        </w:rPr>
+        <w:t xml:space="preserve">Time Detected: [Time]</w:t>
+      </w:r>
+      <w:r>
+        <w:br/>
+      </w:r>
+      <w:r>
+        <w:rPr>
+          <w:rStyle w:val="VerbatimChar"/>
+        </w:rPr>
+        <w:t xml:space="preserve">Affected User Data: [If known]</w:t>
+      </w:r>
+      <w:r>
+        <w:br/>
+      </w:r>
+      <w:r>
+        <w:rPr>
+          <w:rStyle w:val="VerbatimChar"/>
+        </w:rPr>
+        <w:t xml:space="preserve">Escalation: [Your contact details]</w:t>
+      </w:r>
+    </w:p>
+    <w:p>
+      <w:pPr>
+        <w:pStyle w:val="FirstParagraph"/>
       </w:pPr>
       <w:r>
         <w:rPr>
@@ -29328,7 +29480,7 @@
           <w:b/>
           <w:bCs/>
         </w:rPr>
-        <w:t xml:space="preserve">Declare incident and notify security owner</w:t>
+        <w:t xml:space="preserve">Contain exposure</w:t>
       </w:r>
     </w:p>
     <w:p>
@@ -29341,45 +29493,72 @@
       </w:pPr>
       <w:r>
         <w:rPr>
-          <w:rStyle w:val="VerbatimChar"/>
-        </w:rPr>
-        <w:t xml:space="preserve">Severity: CRITICAL</w:t>
-      </w:r>
-      <w:r>
-        <w:br/>
-      </w:r>
-      <w:r>
-        <w:rPr>
-          <w:rStyle w:val="VerbatimChar"/>
-        </w:rPr>
-        <w:t xml:space="preserve">Issue: [Description of attack]</w:t>
-      </w:r>
-      <w:r>
-        <w:br/>
-      </w:r>
-      <w:r>
-        <w:rPr>
-          <w:rStyle w:val="VerbatimChar"/>
-        </w:rPr>
-        <w:t xml:space="preserve">Time Detected: [Time]</w:t>
-      </w:r>
-      <w:r>
-        <w:br/>
-      </w:r>
-      <w:r>
-        <w:rPr>
-          <w:rStyle w:val="VerbatimChar"/>
-        </w:rPr>
-        <w:t xml:space="preserve">Affected User Data: [If known]</w:t>
-      </w:r>
-      <w:r>
-        <w:br/>
-      </w:r>
-      <w:r>
-        <w:rPr>
-          <w:rStyle w:val="VerbatimChar"/>
-        </w:rPr>
-        <w:t xml:space="preserve">Escalation: [Your contact details]</w:t>
+          <w:rStyle w:val="CommentTok"/>
+        </w:rPr>
+        <w:t xml:space="preserve"># Take site offline to prevent further data exfiltration</w:t>
+      </w:r>
+      <w:r>
+        <w:br/>
+      </w:r>
+      <w:r>
+        <w:rPr>
+          <w:rStyle w:val="CommentTok"/>
+        </w:rPr>
+        <w:t xml:space="preserve"># Option 1: Redirect to maintenance page (requires WP-CLI 2.5+)</w:t>
+      </w:r>
+      <w:r>
+        <w:br/>
+      </w:r>
+      <w:r>
+        <w:rPr>
+          <w:rStyle w:val="ExtensionTok"/>
+        </w:rPr>
+        <w:t xml:space="preserve">wp</w:t>
+      </w:r>
+      <w:r>
+        <w:rPr>
+          <w:rStyle w:val="NormalTok"/>
+        </w:rPr>
+        <w:t xml:space="preserve"> maintenance-mode activate</w:t>
+      </w:r>
+      <w:r>
+        <w:br/>
+      </w:r>
+      <w:r>
+        <w:br/>
+      </w:r>
+      <w:r>
+        <w:rPr>
+          <w:rStyle w:val="CommentTok"/>
+        </w:rPr>
+        <w:t xml:space="preserve"># Option 2: Block all traffic except admins</w:t>
+      </w:r>
+      <w:r>
+        <w:br/>
+      </w:r>
+      <w:r>
+        <w:rPr>
+          <w:rStyle w:val="CommentTok"/>
+        </w:rPr>
+        <w:t xml:space="preserve"># Add to .htaccess or nginx config:</w:t>
+      </w:r>
+      <w:r>
+        <w:br/>
+      </w:r>
+      <w:r>
+        <w:rPr>
+          <w:rStyle w:val="CommentTok"/>
+        </w:rPr>
+        <w:t xml:space="preserve"># deny all;</w:t>
+      </w:r>
+      <w:r>
+        <w:br/>
+      </w:r>
+      <w:r>
+        <w:rPr>
+          <w:rStyle w:val="CommentTok"/>
+        </w:rPr>
+        <w:t xml:space="preserve"># allow [CUSTOMIZE: your-ip];</w:t>
       </w:r>
     </w:p>
     <w:p>
@@ -29394,7 +29573,7 @@
           <w:b/>
           <w:bCs/>
         </w:rPr>
-        <w:t xml:space="preserve">Contain exposure</w:t>
+        <w:t xml:space="preserve">Determine scope of compromise</w:t>
       </w:r>
     </w:p>
     <w:p>
@@ -29407,24 +29586,6 @@
       </w:pPr>
       <w:r>
         <w:rPr>
-          <w:rStyle w:val="CommentTok"/>
-        </w:rPr>
-        <w:t xml:space="preserve"># Take site offline to prevent further data exfiltration</w:t>
-      </w:r>
-      <w:r>
-        <w:br/>
-      </w:r>
-      <w:r>
-        <w:rPr>
-          <w:rStyle w:val="CommentTok"/>
-        </w:rPr>
-        <w:t xml:space="preserve"># Option 1: Redirect to maintenance page (requires WP-CLI 2.2+)</w:t>
-      </w:r>
-      <w:r>
-        <w:br/>
-      </w:r>
-      <w:r>
-        <w:rPr>
           <w:rStyle w:val="ExtensionTok"/>
         </w:rPr>
         <w:t xml:space="preserve">wp</w:t>
@@ -29433,46 +29594,262 @@
         <w:rPr>
           <w:rStyle w:val="NormalTok"/>
         </w:rPr>
-        <w:t xml:space="preserve"> maintenance-mode activate</w:t>
-      </w:r>
-      <w:r>
-        <w:br/>
-      </w:r>
-      <w:r>
-        <w:br/>
-      </w:r>
-      <w:r>
-        <w:rPr>
-          <w:rStyle w:val="CommentTok"/>
-        </w:rPr>
-        <w:t xml:space="preserve"># Option 2: Block all traffic except admins</w:t>
-      </w:r>
-      <w:r>
-        <w:br/>
-      </w:r>
-      <w:r>
-        <w:rPr>
-          <w:rStyle w:val="CommentTok"/>
-        </w:rPr>
-        <w:t xml:space="preserve"># Add to .htaccess or nginx config:</w:t>
-      </w:r>
-      <w:r>
-        <w:br/>
-      </w:r>
-      <w:r>
-        <w:rPr>
-          <w:rStyle w:val="CommentTok"/>
-        </w:rPr>
-        <w:t xml:space="preserve"># deny all;</w:t>
-      </w:r>
-      <w:r>
-        <w:br/>
-      </w:r>
-      <w:r>
-        <w:rPr>
-          <w:rStyle w:val="CommentTok"/>
-        </w:rPr>
-        <w:t xml:space="preserve"># allow [CUSTOMIZE: your-ip];</w:t>
+        <w:t xml:space="preserve"> user list </w:t>
+      </w:r>
+      <w:r>
+        <w:rPr>
+          <w:rStyle w:val="AttributeTok"/>
+        </w:rPr>
+        <w:t xml:space="preserve">--format</w:t>
+      </w:r>
+      <w:r>
+        <w:rPr>
+          <w:rStyle w:val="OperatorTok"/>
+        </w:rPr>
+        <w:t xml:space="preserve">=</w:t>
+      </w:r>
+      <w:r>
+        <w:rPr>
+          <w:rStyle w:val="NormalTok"/>
+        </w:rPr>
+        <w:t xml:space="preserve">table</w:t>
+      </w:r>
+      <w:r>
+        <w:br/>
+      </w:r>
+      <w:r>
+        <w:rPr>
+          <w:rStyle w:val="ExtensionTok"/>
+        </w:rPr>
+        <w:t xml:space="preserve">wp</w:t>
+      </w:r>
+      <w:r>
+        <w:rPr>
+          <w:rStyle w:val="NormalTok"/>
+        </w:rPr>
+        <w:t xml:space="preserve"> user list </w:t>
+      </w:r>
+      <w:r>
+        <w:rPr>
+          <w:rStyle w:val="AttributeTok"/>
+        </w:rPr>
+        <w:t xml:space="preserve">--role</w:t>
+      </w:r>
+      <w:r>
+        <w:rPr>
+          <w:rStyle w:val="OperatorTok"/>
+        </w:rPr>
+        <w:t xml:space="preserve">=</w:t>
+      </w:r>
+      <w:r>
+        <w:rPr>
+          <w:rStyle w:val="NormalTok"/>
+        </w:rPr>
+        <w:t xml:space="preserve">administrator </w:t>
+      </w:r>
+      <w:r>
+        <w:rPr>
+          <w:rStyle w:val="AttributeTok"/>
+        </w:rPr>
+        <w:t xml:space="preserve">--format</w:t>
+      </w:r>
+      <w:r>
+        <w:rPr>
+          <w:rStyle w:val="OperatorTok"/>
+        </w:rPr>
+        <w:t xml:space="preserve">=</w:t>
+      </w:r>
+      <w:r>
+        <w:rPr>
+          <w:rStyle w:val="NormalTok"/>
+        </w:rPr>
+        <w:t xml:space="preserve">table</w:t>
+      </w:r>
+      <w:r>
+        <w:br/>
+      </w:r>
+      <w:r>
+        <w:rPr>
+          <w:rStyle w:val="FunctionTok"/>
+        </w:rPr>
+        <w:t xml:space="preserve">find</w:t>
+      </w:r>
+      <w:r>
+        <w:rPr>
+          <w:rStyle w:val="NormalTok"/>
+        </w:rPr>
+        <w:t xml:space="preserve"> /home/wordpress </w:t>
+      </w:r>
+      <w:r>
+        <w:rPr>
+          <w:rStyle w:val="AttributeTok"/>
+        </w:rPr>
+        <w:t xml:space="preserve">-name</w:t>
+      </w:r>
+      <w:r>
+        <w:rPr>
+          <w:rStyle w:val="NormalTok"/>
+        </w:rPr>
+        <w:t xml:space="preserve"> </w:t>
+      </w:r>
+      <w:r>
+        <w:rPr>
+          <w:rStyle w:val="StringTok"/>
+        </w:rPr>
+        <w:t xml:space="preserve">"*.php"</w:t>
+      </w:r>
+      <w:r>
+        <w:rPr>
+          <w:rStyle w:val="NormalTok"/>
+        </w:rPr>
+        <w:t xml:space="preserve"> </w:t>
+      </w:r>
+      <w:r>
+        <w:rPr>
+          <w:rStyle w:val="AttributeTok"/>
+        </w:rPr>
+        <w:t xml:space="preserve">-type</w:t>
+      </w:r>
+      <w:r>
+        <w:rPr>
+          <w:rStyle w:val="NormalTok"/>
+        </w:rPr>
+        <w:t xml:space="preserve"> f </w:t>
+      </w:r>
+      <w:r>
+        <w:rPr>
+          <w:rStyle w:val="AttributeTok"/>
+        </w:rPr>
+        <w:t xml:space="preserve">-mtime</w:t>
+      </w:r>
+      <w:r>
+        <w:rPr>
+          <w:rStyle w:val="NormalTok"/>
+        </w:rPr>
+        <w:t xml:space="preserve"> </w:t>
+      </w:r>
+      <w:r>
+        <w:rPr>
+          <w:rStyle w:val="AttributeTok"/>
+        </w:rPr>
+        <w:t xml:space="preserve">-7</w:t>
+      </w:r>
+      <w:r>
+        <w:rPr>
+          <w:rStyle w:val="NormalTok"/>
+        </w:rPr>
+        <w:t xml:space="preserve"> </w:t>
+      </w:r>
+      <w:r>
+        <w:rPr>
+          <w:rStyle w:val="AttributeTok"/>
+        </w:rPr>
+        <w:t xml:space="preserve">-ls</w:t>
+      </w:r>
+      <w:r>
+        <w:br/>
+      </w:r>
+      <w:r>
+        <w:rPr>
+          <w:rStyle w:val="FunctionTok"/>
+        </w:rPr>
+        <w:t xml:space="preserve">find</w:t>
+      </w:r>
+      <w:r>
+        <w:rPr>
+          <w:rStyle w:val="NormalTok"/>
+        </w:rPr>
+        <w:t xml:space="preserve"> /home/wordpress </w:t>
+      </w:r>
+      <w:r>
+        <w:rPr>
+          <w:rStyle w:val="AttributeTok"/>
+        </w:rPr>
+        <w:t xml:space="preserve">-name</w:t>
+      </w:r>
+      <w:r>
+        <w:rPr>
+          <w:rStyle w:val="NormalTok"/>
+        </w:rPr>
+        <w:t xml:space="preserve"> </w:t>
+      </w:r>
+      <w:r>
+        <w:rPr>
+          <w:rStyle w:val="StringTok"/>
+        </w:rPr>
+        <w:t xml:space="preserve">"shell.php"</w:t>
+      </w:r>
+      <w:r>
+        <w:rPr>
+          <w:rStyle w:val="NormalTok"/>
+        </w:rPr>
+        <w:t xml:space="preserve"> </w:t>
+      </w:r>
+      <w:r>
+        <w:rPr>
+          <w:rStyle w:val="AttributeTok"/>
+        </w:rPr>
+        <w:t xml:space="preserve">-o</w:t>
+      </w:r>
+      <w:r>
+        <w:rPr>
+          <w:rStyle w:val="NormalTok"/>
+        </w:rPr>
+        <w:t xml:space="preserve"> </w:t>
+      </w:r>
+      <w:r>
+        <w:rPr>
+          <w:rStyle w:val="AttributeTok"/>
+        </w:rPr>
+        <w:t xml:space="preserve">-name</w:t>
+      </w:r>
+      <w:r>
+        <w:rPr>
+          <w:rStyle w:val="NormalTok"/>
+        </w:rPr>
+        <w:t xml:space="preserve"> </w:t>
+      </w:r>
+      <w:r>
+        <w:rPr>
+          <w:rStyle w:val="StringTok"/>
+        </w:rPr>
+        <w:t xml:space="preserve">"admin.php"</w:t>
+      </w:r>
+      <w:r>
+        <w:rPr>
+          <w:rStyle w:val="NormalTok"/>
+        </w:rPr>
+        <w:t xml:space="preserve"> </w:t>
+      </w:r>
+      <w:r>
+        <w:rPr>
+          <w:rStyle w:val="AttributeTok"/>
+        </w:rPr>
+        <w:t xml:space="preserve">-o</w:t>
+      </w:r>
+      <w:r>
+        <w:rPr>
+          <w:rStyle w:val="NormalTok"/>
+        </w:rPr>
+        <w:t xml:space="preserve"> </w:t>
+      </w:r>
+      <w:r>
+        <w:rPr>
+          <w:rStyle w:val="AttributeTok"/>
+        </w:rPr>
+        <w:t xml:space="preserve">-name</w:t>
+      </w:r>
+      <w:r>
+        <w:rPr>
+          <w:rStyle w:val="NormalTok"/>
+        </w:rPr>
+        <w:t xml:space="preserve"> </w:t>
+      </w:r>
+      <w:r>
+        <w:rPr>
+          <w:rStyle w:val="StringTok"/>
+        </w:rPr>
+        <w:t xml:space="preserve">"tmp*.php"</w:t>
       </w:r>
     </w:p>
     <w:p>
@@ -29487,7 +29864,7 @@
           <w:b/>
           <w:bCs/>
         </w:rPr>
-        <w:t xml:space="preserve">Determine scope of compromise</w:t>
+        <w:t xml:space="preserve">Capture forensic artifacts before cleanup</w:t>
       </w:r>
     </w:p>
     <w:p>
@@ -29500,6 +29877,78 @@
       </w:pPr>
       <w:r>
         <w:rPr>
+          <w:rStyle w:val="FunctionTok"/>
+        </w:rPr>
+        <w:t xml:space="preserve">tar</w:t>
+      </w:r>
+      <w:r>
+        <w:rPr>
+          <w:rStyle w:val="NormalTok"/>
+        </w:rPr>
+        <w:t xml:space="preserve"> </w:t>
+      </w:r>
+      <w:r>
+        <w:rPr>
+          <w:rStyle w:val="AttributeTok"/>
+        </w:rPr>
+        <w:t xml:space="preserve">-czf</w:t>
+      </w:r>
+      <w:r>
+        <w:rPr>
+          <w:rStyle w:val="NormalTok"/>
+        </w:rPr>
+        <w:t xml:space="preserve"> /root/forensics/breach-evidence-</w:t>
+      </w:r>
+      <w:r>
+        <w:rPr>
+          <w:rStyle w:val="VariableTok"/>
+        </w:rPr>
+        <w:t xml:space="preserve">$(</w:t>
+      </w:r>
+      <w:r>
+        <w:rPr>
+          <w:rStyle w:val="FunctionTok"/>
+        </w:rPr>
+        <w:t xml:space="preserve">date</w:t>
+      </w:r>
+      <w:r>
+        <w:rPr>
+          <w:rStyle w:val="NormalTok"/>
+        </w:rPr>
+        <w:t xml:space="preserve"> +%Y%m%d-%H%M%S</w:t>
+      </w:r>
+      <w:r>
+        <w:rPr>
+          <w:rStyle w:val="VariableTok"/>
+        </w:rPr>
+        <w:t xml:space="preserve">)</w:t>
+      </w:r>
+      <w:r>
+        <w:rPr>
+          <w:rStyle w:val="NormalTok"/>
+        </w:rPr>
+        <w:t xml:space="preserve">.tar.gz </w:t>
+      </w:r>
+      <w:r>
+        <w:rPr>
+          <w:rStyle w:val="DataTypeTok"/>
+        </w:rPr>
+        <w:t xml:space="preserve">\</w:t>
+      </w:r>
+      <w:r>
+        <w:br/>
+      </w:r>
+      <w:r>
+        <w:rPr>
+          <w:rStyle w:val="NormalTok"/>
+        </w:rPr>
+        <w:t xml:space="preserve">  /home/wordpress/public_html</w:t>
+      </w:r>
+      <w:r>
+        <w:br/>
+      </w:r>
+      <w:r>
+        <w:rPr>
           <w:rStyle w:val="ExtensionTok"/>
         </w:rPr>
         <w:t xml:space="preserve">wp</w:t>
@@ -29508,262 +29957,37 @@
         <w:rPr>
           <w:rStyle w:val="NormalTok"/>
         </w:rPr>
-        <w:t xml:space="preserve"> user list </w:t>
-      </w:r>
-      <w:r>
-        <w:rPr>
-          <w:rStyle w:val="AttributeTok"/>
-        </w:rPr>
-        <w:t xml:space="preserve">--format</w:t>
-      </w:r>
-      <w:r>
-        <w:rPr>
-          <w:rStyle w:val="OperatorTok"/>
-        </w:rPr>
-        <w:t xml:space="preserve">=</w:t>
-      </w:r>
-      <w:r>
-        <w:rPr>
-          <w:rStyle w:val="NormalTok"/>
-        </w:rPr>
-        <w:t xml:space="preserve">table</w:t>
-      </w:r>
-      <w:r>
-        <w:br/>
-      </w:r>
-      <w:r>
-        <w:rPr>
-          <w:rStyle w:val="ExtensionTok"/>
-        </w:rPr>
-        <w:t xml:space="preserve">wp</w:t>
-      </w:r>
-      <w:r>
-        <w:rPr>
-          <w:rStyle w:val="NormalTok"/>
-        </w:rPr>
-        <w:t xml:space="preserve"> user list </w:t>
-      </w:r>
-      <w:r>
-        <w:rPr>
-          <w:rStyle w:val="AttributeTok"/>
-        </w:rPr>
-        <w:t xml:space="preserve">--role</w:t>
-      </w:r>
-      <w:r>
-        <w:rPr>
-          <w:rStyle w:val="OperatorTok"/>
-        </w:rPr>
-        <w:t xml:space="preserve">=</w:t>
-      </w:r>
-      <w:r>
-        <w:rPr>
-          <w:rStyle w:val="NormalTok"/>
-        </w:rPr>
-        <w:t xml:space="preserve">administrator </w:t>
-      </w:r>
-      <w:r>
-        <w:rPr>
-          <w:rStyle w:val="AttributeTok"/>
-        </w:rPr>
-        <w:t xml:space="preserve">--format</w:t>
-      </w:r>
-      <w:r>
-        <w:rPr>
-          <w:rStyle w:val="OperatorTok"/>
-        </w:rPr>
-        <w:t xml:space="preserve">=</w:t>
-      </w:r>
-      <w:r>
-        <w:rPr>
-          <w:rStyle w:val="NormalTok"/>
-        </w:rPr>
-        <w:t xml:space="preserve">table</w:t>
-      </w:r>
-      <w:r>
-        <w:br/>
+        <w:t xml:space="preserve"> db export /root/forensics/breach-evidence-db-</w:t>
+      </w:r>
+      <w:r>
+        <w:rPr>
+          <w:rStyle w:val="VariableTok"/>
+        </w:rPr>
+        <w:t xml:space="preserve">$(</w:t>
       </w:r>
       <w:r>
         <w:rPr>
           <w:rStyle w:val="FunctionTok"/>
         </w:rPr>
-        <w:t xml:space="preserve">find</w:t>
-      </w:r>
-      <w:r>
-        <w:rPr>
-          <w:rStyle w:val="NormalTok"/>
-        </w:rPr>
-        <w:t xml:space="preserve"> /home/wordpress </w:t>
-      </w:r>
-      <w:r>
-        <w:rPr>
-          <w:rStyle w:val="AttributeTok"/>
-        </w:rPr>
-        <w:t xml:space="preserve">-name</w:t>
-      </w:r>
-      <w:r>
-        <w:rPr>
-          <w:rStyle w:val="NormalTok"/>
-        </w:rPr>
-        <w:t xml:space="preserve"> </w:t>
-      </w:r>
-      <w:r>
-        <w:rPr>
-          <w:rStyle w:val="StringTok"/>
-        </w:rPr>
-        <w:t xml:space="preserve">"*.php"</w:t>
-      </w:r>
-      <w:r>
-        <w:rPr>
-          <w:rStyle w:val="NormalTok"/>
-        </w:rPr>
-        <w:t xml:space="preserve"> </w:t>
-      </w:r>
-      <w:r>
-        <w:rPr>
-          <w:rStyle w:val="AttributeTok"/>
-        </w:rPr>
-        <w:t xml:space="preserve">-type</w:t>
-      </w:r>
-      <w:r>
-        <w:rPr>
-          <w:rStyle w:val="NormalTok"/>
-        </w:rPr>
-        <w:t xml:space="preserve"> f </w:t>
-      </w:r>
-      <w:r>
-        <w:rPr>
-          <w:rStyle w:val="AttributeTok"/>
-        </w:rPr>
-        <w:t xml:space="preserve">-mtime</w:t>
-      </w:r>
-      <w:r>
-        <w:rPr>
-          <w:rStyle w:val="NormalTok"/>
-        </w:rPr>
-        <w:t xml:space="preserve"> </w:t>
-      </w:r>
-      <w:r>
-        <w:rPr>
-          <w:rStyle w:val="AttributeTok"/>
-        </w:rPr>
-        <w:t xml:space="preserve">-7</w:t>
-      </w:r>
-      <w:r>
-        <w:rPr>
-          <w:rStyle w:val="NormalTok"/>
-        </w:rPr>
-        <w:t xml:space="preserve"> </w:t>
-      </w:r>
-      <w:r>
-        <w:rPr>
-          <w:rStyle w:val="AttributeTok"/>
-        </w:rPr>
-        <w:t xml:space="preserve">-ls</w:t>
-      </w:r>
-      <w:r>
-        <w:br/>
-      </w:r>
-      <w:r>
-        <w:rPr>
-          <w:rStyle w:val="FunctionTok"/>
-        </w:rPr>
-        <w:t xml:space="preserve">find</w:t>
-      </w:r>
-      <w:r>
-        <w:rPr>
-          <w:rStyle w:val="NormalTok"/>
-        </w:rPr>
-        <w:t xml:space="preserve"> /home/wordpress </w:t>
-      </w:r>
-      <w:r>
-        <w:rPr>
-          <w:rStyle w:val="AttributeTok"/>
-        </w:rPr>
-        <w:t xml:space="preserve">-name</w:t>
-      </w:r>
-      <w:r>
-        <w:rPr>
-          <w:rStyle w:val="NormalTok"/>
-        </w:rPr>
-        <w:t xml:space="preserve"> </w:t>
-      </w:r>
-      <w:r>
-        <w:rPr>
-          <w:rStyle w:val="StringTok"/>
-        </w:rPr>
-        <w:t xml:space="preserve">"shell.php"</w:t>
-      </w:r>
-      <w:r>
-        <w:rPr>
-          <w:rStyle w:val="NormalTok"/>
-        </w:rPr>
-        <w:t xml:space="preserve"> </w:t>
-      </w:r>
-      <w:r>
-        <w:rPr>
-          <w:rStyle w:val="AttributeTok"/>
-        </w:rPr>
-        <w:t xml:space="preserve">-o</w:t>
-      </w:r>
-      <w:r>
-        <w:rPr>
-          <w:rStyle w:val="NormalTok"/>
-        </w:rPr>
-        <w:t xml:space="preserve"> </w:t>
-      </w:r>
-      <w:r>
-        <w:rPr>
-          <w:rStyle w:val="AttributeTok"/>
-        </w:rPr>
-        <w:t xml:space="preserve">-name</w:t>
-      </w:r>
-      <w:r>
-        <w:rPr>
-          <w:rStyle w:val="NormalTok"/>
-        </w:rPr>
-        <w:t xml:space="preserve"> </w:t>
-      </w:r>
-      <w:r>
-        <w:rPr>
-          <w:rStyle w:val="StringTok"/>
-        </w:rPr>
-        <w:t xml:space="preserve">"admin.php"</w:t>
-      </w:r>
-      <w:r>
-        <w:rPr>
-          <w:rStyle w:val="NormalTok"/>
-        </w:rPr>
-        <w:t xml:space="preserve"> </w:t>
-      </w:r>
-      <w:r>
-        <w:rPr>
-          <w:rStyle w:val="AttributeTok"/>
-        </w:rPr>
-        <w:t xml:space="preserve">-o</w:t>
-      </w:r>
-      <w:r>
-        <w:rPr>
-          <w:rStyle w:val="NormalTok"/>
-        </w:rPr>
-        <w:t xml:space="preserve"> </w:t>
-      </w:r>
-      <w:r>
-        <w:rPr>
-          <w:rStyle w:val="AttributeTok"/>
-        </w:rPr>
-        <w:t xml:space="preserve">-name</w:t>
-      </w:r>
-      <w:r>
-        <w:rPr>
-          <w:rStyle w:val="NormalTok"/>
-        </w:rPr>
-        <w:t xml:space="preserve"> </w:t>
-      </w:r>
-      <w:r>
-        <w:rPr>
-          <w:rStyle w:val="StringTok"/>
-        </w:rPr>
-        <w:t xml:space="preserve">"tmp*.php"</w:t>
+        <w:t xml:space="preserve">date</w:t>
+      </w:r>
+      <w:r>
+        <w:rPr>
+          <w:rStyle w:val="NormalTok"/>
+        </w:rPr>
+        <w:t xml:space="preserve"> +%Y%m%d-%H%M%S</w:t>
+      </w:r>
+      <w:r>
+        <w:rPr>
+          <w:rStyle w:val="VariableTok"/>
+        </w:rPr>
+        <w:t xml:space="preserve">)</w:t>
+      </w:r>
+      <w:r>
+        <w:rPr>
+          <w:rStyle w:val="NormalTok"/>
+        </w:rPr>
+        <w:t xml:space="preserve">.sql</w:t>
       </w:r>
     </w:p>
     <w:p>
@@ -29778,7 +30002,7 @@
           <w:b/>
           <w:bCs/>
         </w:rPr>
-        <w:t xml:space="preserve">Capture forensic artifacts before cleanup</w:t>
+        <w:t xml:space="preserve">Perform security scans</w:t>
       </w:r>
     </w:p>
     <w:p>
@@ -29791,9 +30015,27 @@
       </w:pPr>
       <w:r>
         <w:rPr>
-          <w:rStyle w:val="FunctionTok"/>
-        </w:rPr>
-        <w:t xml:space="preserve">tar</w:t>
+          <w:rStyle w:val="CommentTok"/>
+        </w:rPr>
+        <w:t xml:space="preserve"># Wordfence scans must be initiated through wp-admin &gt; Wordfence &gt; Scan</w:t>
+      </w:r>
+      <w:r>
+        <w:br/>
+      </w:r>
+      <w:r>
+        <w:rPr>
+          <w:rStyle w:val="CommentTok"/>
+        </w:rPr>
+        <w:t xml:space="preserve"># For CLI-based malware scanning, use dedicated tools:</w:t>
+      </w:r>
+      <w:r>
+        <w:br/>
+      </w:r>
+      <w:r>
+        <w:rPr>
+          <w:rStyle w:val="ExtensionTok"/>
+        </w:rPr>
+        <w:t xml:space="preserve">clamscan</w:t>
       </w:r>
       <w:r>
         <w:rPr>
@@ -29805,58 +30047,13 @@
         <w:rPr>
           <w:rStyle w:val="AttributeTok"/>
         </w:rPr>
-        <w:t xml:space="preserve">-czf</w:t>
-      </w:r>
-      <w:r>
-        <w:rPr>
-          <w:rStyle w:val="NormalTok"/>
-        </w:rPr>
-        <w:t xml:space="preserve"> /root/forensics/breach-evidence-</w:t>
-      </w:r>
-      <w:r>
-        <w:rPr>
-          <w:rStyle w:val="VariableTok"/>
-        </w:rPr>
-        <w:t xml:space="preserve">$(</w:t>
-      </w:r>
-      <w:r>
-        <w:rPr>
-          <w:rStyle w:val="FunctionTok"/>
-        </w:rPr>
-        <w:t xml:space="preserve">date</w:t>
-      </w:r>
-      <w:r>
-        <w:rPr>
-          <w:rStyle w:val="NormalTok"/>
-        </w:rPr>
-        <w:t xml:space="preserve"> +%Y%m%d-%H%M%S</w:t>
-      </w:r>
-      <w:r>
-        <w:rPr>
-          <w:rStyle w:val="VariableTok"/>
-        </w:rPr>
-        <w:t xml:space="preserve">)</w:t>
-      </w:r>
-      <w:r>
-        <w:rPr>
-          <w:rStyle w:val="NormalTok"/>
-        </w:rPr>
-        <w:t xml:space="preserve">.tar.gz </w:t>
-      </w:r>
-      <w:r>
-        <w:rPr>
-          <w:rStyle w:val="DataTypeTok"/>
-        </w:rPr>
-        <w:t xml:space="preserve">\</w:t>
-      </w:r>
-      <w:r>
-        <w:br/>
-      </w:r>
-      <w:r>
-        <w:rPr>
-          <w:rStyle w:val="NormalTok"/>
-        </w:rPr>
-        <w:t xml:space="preserve">  /home/wordpress/public_html</w:t>
+        <w:t xml:space="preserve">-r</w:t>
+      </w:r>
+      <w:r>
+        <w:rPr>
+          <w:rStyle w:val="NormalTok"/>
+        </w:rPr>
+        <w:t xml:space="preserve"> /home/wordpress/public_html/</w:t>
       </w:r>
       <w:r>
         <w:br/>
@@ -29865,58 +30062,60 @@
         <w:rPr>
           <w:rStyle w:val="ExtensionTok"/>
         </w:rPr>
-        <w:t xml:space="preserve">wp</w:t>
-      </w:r>
-      <w:r>
-        <w:rPr>
-          <w:rStyle w:val="NormalTok"/>
-        </w:rPr>
-        <w:t xml:space="preserve"> db export /root/forensics/breach-evidence-db-</w:t>
-      </w:r>
-      <w:r>
-        <w:rPr>
-          <w:rStyle w:val="VariableTok"/>
-        </w:rPr>
-        <w:t xml:space="preserve">$(</w:t>
-      </w:r>
-      <w:r>
-        <w:rPr>
-          <w:rStyle w:val="FunctionTok"/>
-        </w:rPr>
-        <w:t xml:space="preserve">date</w:t>
-      </w:r>
-      <w:r>
-        <w:rPr>
-          <w:rStyle w:val="NormalTok"/>
-        </w:rPr>
-        <w:t xml:space="preserve"> +%Y%m%d-%H%M%S</w:t>
-      </w:r>
-      <w:r>
-        <w:rPr>
-          <w:rStyle w:val="VariableTok"/>
-        </w:rPr>
-        <w:t xml:space="preserve">)</w:t>
-      </w:r>
-      <w:r>
-        <w:rPr>
-          <w:rStyle w:val="NormalTok"/>
-        </w:rPr>
-        <w:t xml:space="preserve">.sql</w:t>
+        <w:t xml:space="preserve">aide</w:t>
+      </w:r>
+      <w:r>
+        <w:rPr>
+          <w:rStyle w:val="NormalTok"/>
+        </w:rPr>
+        <w:t xml:space="preserve"> </w:t>
+      </w:r>
+      <w:r>
+        <w:rPr>
+          <w:rStyle w:val="AttributeTok"/>
+        </w:rPr>
+        <w:t xml:space="preserve">--check</w:t>
+      </w:r>
+      <w:r>
+        <w:rPr>
+          <w:rStyle w:val="NormalTok"/>
+        </w:rPr>
+        <w:t xml:space="preserve"> </w:t>
+      </w:r>
+      <w:r>
+        <w:rPr>
+          <w:rStyle w:val="OperatorTok"/>
+        </w:rPr>
+        <w:t xml:space="preserve">&gt;</w:t>
+      </w:r>
+      <w:r>
+        <w:rPr>
+          <w:rStyle w:val="NormalTok"/>
+        </w:rPr>
+        <w:t xml:space="preserve"> /tmp/aide-report.txt</w:t>
+      </w:r>
+    </w:p>
+    <w:p>
+      <w:pPr>
+        <w:pStyle w:val="FirstParagraph"/>
+      </w:pPr>
+      <w:r>
+        <w:rPr>
+          <w:b/>
+          <w:bCs/>
+        </w:rPr>
+        <w:t xml:space="preserve">Immediate Mitigation:</w:t>
       </w:r>
     </w:p>
     <w:p>
       <w:pPr>
         <w:numPr>
           <w:ilvl w:val="0"/>
-          <w:numId w:val="1046"/>
+          <w:numId w:val="1047"/>
         </w:numPr>
       </w:pPr>
       <w:r>
-        <w:rPr>
-          <w:b/>
-          <w:bCs/>
-        </w:rPr>
-        <w:t xml:space="preserve">Perform security scans</w:t>
+        <w:t xml:space="preserve">Disable compromised plugins/themes and remove confirmed malicious files after evidence capture.</w:t>
       </w:r>
     </w:p>
     <w:p>
@@ -29929,45 +30128,15 @@
       </w:pPr>
       <w:r>
         <w:rPr>
-          <w:rStyle w:val="CommentTok"/>
-        </w:rPr>
-        <w:t xml:space="preserve"># Wordfence scans must be initiated through wp-admin &gt; Wordfence &gt; Scan</w:t>
-      </w:r>
-      <w:r>
-        <w:br/>
-      </w:r>
-      <w:r>
-        <w:rPr>
-          <w:rStyle w:val="CommentTok"/>
-        </w:rPr>
-        <w:t xml:space="preserve"># For CLI-based malware scanning, use dedicated tools:</w:t>
-      </w:r>
-      <w:r>
-        <w:br/>
-      </w:r>
-      <w:r>
-        <w:rPr>
           <w:rStyle w:val="ExtensionTok"/>
         </w:rPr>
-        <w:t xml:space="preserve">clamscan</w:t>
-      </w:r>
-      <w:r>
-        <w:rPr>
-          <w:rStyle w:val="NormalTok"/>
-        </w:rPr>
-        <w:t xml:space="preserve"> </w:t>
-      </w:r>
-      <w:r>
-        <w:rPr>
-          <w:rStyle w:val="AttributeTok"/>
-        </w:rPr>
-        <w:t xml:space="preserve">-r</w:t>
-      </w:r>
-      <w:r>
-        <w:rPr>
-          <w:rStyle w:val="NormalTok"/>
-        </w:rPr>
-        <w:t xml:space="preserve"> /home/wordpress/public_html/</w:t>
+        <w:t xml:space="preserve">wp</w:t>
+      </w:r>
+      <w:r>
+        <w:rPr>
+          <w:rStyle w:val="NormalTok"/>
+        </w:rPr>
+        <w:t xml:space="preserve"> plugin deactivate infected-plugin-name</w:t>
       </w:r>
       <w:r>
         <w:br/>
@@ -29976,49 +30145,13 @@
         <w:rPr>
           <w:rStyle w:val="ExtensionTok"/>
         </w:rPr>
-        <w:t xml:space="preserve">aide</w:t>
-      </w:r>
-      <w:r>
-        <w:rPr>
-          <w:rStyle w:val="NormalTok"/>
-        </w:rPr>
-        <w:t xml:space="preserve"> </w:t>
-      </w:r>
-      <w:r>
-        <w:rPr>
-          <w:rStyle w:val="AttributeTok"/>
-        </w:rPr>
-        <w:t xml:space="preserve">--check</w:t>
-      </w:r>
-      <w:r>
-        <w:rPr>
-          <w:rStyle w:val="NormalTok"/>
-        </w:rPr>
-        <w:t xml:space="preserve"> </w:t>
-      </w:r>
-      <w:r>
-        <w:rPr>
-          <w:rStyle w:val="OperatorTok"/>
-        </w:rPr>
-        <w:t xml:space="preserve">&gt;</w:t>
-      </w:r>
-      <w:r>
-        <w:rPr>
-          <w:rStyle w:val="NormalTok"/>
-        </w:rPr>
-        <w:t xml:space="preserve"> /tmp/aide-report.txt</w:t>
-      </w:r>
-    </w:p>
-    <w:p>
-      <w:pPr>
-        <w:pStyle w:val="FirstParagraph"/>
-      </w:pPr>
-      <w:r>
-        <w:rPr>
-          <w:b/>
-          <w:bCs/>
-        </w:rPr>
-        <w:t xml:space="preserve">Immediate Mitigation:</w:t>
+        <w:t xml:space="preserve">wp</w:t>
+      </w:r>
+      <w:r>
+        <w:rPr>
+          <w:rStyle w:val="NormalTok"/>
+        </w:rPr>
+        <w:t xml:space="preserve"> plugin delete infected-plugin-name</w:t>
       </w:r>
     </w:p>
     <w:p>
@@ -30029,7 +30162,7 @@
         </w:numPr>
       </w:pPr>
       <w:r>
-        <w:t xml:space="preserve">Disable compromised plugins/themes and remove confirmed malicious files after evidence capture.</w:t>
+        <w:t xml:space="preserve">Delete rogue accounts and reassign their content.</w:t>
       </w:r>
     </w:p>
     <w:p>
@@ -30042,6 +30175,15 @@
       </w:pPr>
       <w:r>
         <w:rPr>
+          <w:rStyle w:val="CommentTok"/>
+        </w:rPr>
+        <w:t xml:space="preserve"># Compare current admin list against known-good roster, then remove unauthorized accounts:</w:t>
+      </w:r>
+      <w:r>
+        <w:br/>
+      </w:r>
+      <w:r>
+        <w:rPr>
           <w:rStyle w:val="ExtensionTok"/>
         </w:rPr>
         <w:t xml:space="preserve">wp</w:t>
@@ -30050,22 +30192,61 @@
         <w:rPr>
           <w:rStyle w:val="NormalTok"/>
         </w:rPr>
-        <w:t xml:space="preserve"> plugin deactivate infected-plugin-name</w:t>
-      </w:r>
-      <w:r>
-        <w:br/>
-      </w:r>
-      <w:r>
-        <w:rPr>
-          <w:rStyle w:val="ExtensionTok"/>
-        </w:rPr>
-        <w:t xml:space="preserve">wp</w:t>
-      </w:r>
-      <w:r>
-        <w:rPr>
-          <w:rStyle w:val="NormalTok"/>
-        </w:rPr>
-        <w:t xml:space="preserve"> plugin delete infected-plugin-name</w:t>
+        <w:t xml:space="preserve"> user delete </w:t>
+      </w:r>
+      <w:r>
+        <w:rPr>
+          <w:rStyle w:val="PreprocessorTok"/>
+        </w:rPr>
+        <w:t xml:space="preserve">[</w:t>
+      </w:r>
+      <w:r>
+        <w:rPr>
+          <w:rStyle w:val="SpecialStringTok"/>
+        </w:rPr>
+        <w:t xml:space="preserve">SUSPICIOUS_USER_ID</w:t>
+      </w:r>
+      <w:r>
+        <w:rPr>
+          <w:rStyle w:val="PreprocessorTok"/>
+        </w:rPr>
+        <w:t xml:space="preserve">]</w:t>
+      </w:r>
+      <w:r>
+        <w:rPr>
+          <w:rStyle w:val="NormalTok"/>
+        </w:rPr>
+        <w:t xml:space="preserve"> </w:t>
+      </w:r>
+      <w:r>
+        <w:rPr>
+          <w:rStyle w:val="AttributeTok"/>
+        </w:rPr>
+        <w:t xml:space="preserve">--reassign</w:t>
+      </w:r>
+      <w:r>
+        <w:rPr>
+          <w:rStyle w:val="OperatorTok"/>
+        </w:rPr>
+        <w:t xml:space="preserve">=</w:t>
+      </w:r>
+      <w:r>
+        <w:rPr>
+          <w:rStyle w:val="PreprocessorTok"/>
+        </w:rPr>
+        <w:t xml:space="preserve">[</w:t>
+      </w:r>
+      <w:r>
+        <w:rPr>
+          <w:rStyle w:val="SpecialStringTok"/>
+        </w:rPr>
+        <w:t xml:space="preserve">ADMIN_ID</w:t>
+      </w:r>
+      <w:r>
+        <w:rPr>
+          <w:rStyle w:val="PreprocessorTok"/>
+        </w:rPr>
+        <w:t xml:space="preserve">]</w:t>
       </w:r>
     </w:p>
     <w:p>
@@ -30076,7 +30257,7 @@
         </w:numPr>
       </w:pPr>
       <w:r>
-        <w:t xml:space="preserve">Delete rogue accounts and reassign their content.</w:t>
+        <w:t xml:space="preserve">Reset privileged credentials and terminate active sessions.</w:t>
       </w:r>
     </w:p>
     <w:p>
@@ -30089,9 +30270,303 @@
       </w:pPr>
       <w:r>
         <w:rPr>
+          <w:rStyle w:val="ExtensionTok"/>
+        </w:rPr>
+        <w:t xml:space="preserve">wp</w:t>
+      </w:r>
+      <w:r>
+        <w:rPr>
+          <w:rStyle w:val="NormalTok"/>
+        </w:rPr>
+        <w:t xml:space="preserve"> user list </w:t>
+      </w:r>
+      <w:r>
+        <w:rPr>
+          <w:rStyle w:val="AttributeTok"/>
+        </w:rPr>
+        <w:t xml:space="preserve">--role</w:t>
+      </w:r>
+      <w:r>
+        <w:rPr>
+          <w:rStyle w:val="OperatorTok"/>
+        </w:rPr>
+        <w:t xml:space="preserve">=</w:t>
+      </w:r>
+      <w:r>
+        <w:rPr>
+          <w:rStyle w:val="NormalTok"/>
+        </w:rPr>
+        <w:t xml:space="preserve">administrator </w:t>
+      </w:r>
+      <w:r>
+        <w:rPr>
+          <w:rStyle w:val="AttributeTok"/>
+        </w:rPr>
+        <w:t xml:space="preserve">--field</w:t>
+      </w:r>
+      <w:r>
+        <w:rPr>
+          <w:rStyle w:val="OperatorTok"/>
+        </w:rPr>
+        <w:t xml:space="preserve">=</w:t>
+      </w:r>
+      <w:r>
+        <w:rPr>
+          <w:rStyle w:val="NormalTok"/>
+        </w:rPr>
+        <w:t xml:space="preserve">user_login </w:t>
+      </w:r>
+      <w:r>
+        <w:rPr>
+          <w:rStyle w:val="KeywordTok"/>
+        </w:rPr>
+        <w:t xml:space="preserve">|</w:t>
+      </w:r>
+      <w:r>
+        <w:rPr>
+          <w:rStyle w:val="NormalTok"/>
+        </w:rPr>
+        <w:t xml:space="preserve"> </w:t>
+      </w:r>
+      <w:r>
+        <w:rPr>
+          <w:rStyle w:val="ControlFlowTok"/>
+        </w:rPr>
+        <w:t xml:space="preserve">while</w:t>
+      </w:r>
+      <w:r>
+        <w:rPr>
+          <w:rStyle w:val="NormalTok"/>
+        </w:rPr>
+        <w:t xml:space="preserve"> </w:t>
+      </w:r>
+      <w:r>
+        <w:rPr>
+          <w:rStyle w:val="BuiltInTok"/>
+        </w:rPr>
+        <w:t xml:space="preserve">read</w:t>
+      </w:r>
+      <w:r>
+        <w:rPr>
+          <w:rStyle w:val="NormalTok"/>
+        </w:rPr>
+        <w:t xml:space="preserve"> </w:t>
+      </w:r>
+      <w:r>
+        <w:rPr>
+          <w:rStyle w:val="VariableTok"/>
+        </w:rPr>
+        <w:t xml:space="preserve">user</w:t>
+      </w:r>
+      <w:r>
+        <w:rPr>
+          <w:rStyle w:val="KeywordTok"/>
+        </w:rPr>
+        <w:t xml:space="preserve">;</w:t>
+      </w:r>
+      <w:r>
+        <w:rPr>
+          <w:rStyle w:val="NormalTok"/>
+        </w:rPr>
+        <w:t xml:space="preserve"> </w:t>
+      </w:r>
+      <w:r>
+        <w:rPr>
+          <w:rStyle w:val="ControlFlowTok"/>
+        </w:rPr>
+        <w:t xml:space="preserve">do</w:t>
+      </w:r>
+      <w:r>
+        <w:br/>
+      </w:r>
+      <w:r>
+        <w:rPr>
+          <w:rStyle w:val="NormalTok"/>
+        </w:rPr>
+        <w:t xml:space="preserve">  </w:t>
+      </w:r>
+      <w:r>
+        <w:rPr>
+          <w:rStyle w:val="VariableTok"/>
+        </w:rPr>
+        <w:t xml:space="preserve">NEW_PASS</w:t>
+      </w:r>
+      <w:r>
+        <w:rPr>
+          <w:rStyle w:val="OperatorTok"/>
+        </w:rPr>
+        <w:t xml:space="preserve">=</w:t>
+      </w:r>
+      <w:r>
+        <w:rPr>
+          <w:rStyle w:val="VariableTok"/>
+        </w:rPr>
+        <w:t xml:space="preserve">$(</w:t>
+      </w:r>
+      <w:r>
+        <w:rPr>
+          <w:rStyle w:val="ExtensionTok"/>
+        </w:rPr>
+        <w:t xml:space="preserve">openssl</w:t>
+      </w:r>
+      <w:r>
+        <w:rPr>
+          <w:rStyle w:val="NormalTok"/>
+        </w:rPr>
+        <w:t xml:space="preserve"> rand </w:t>
+      </w:r>
+      <w:r>
+        <w:rPr>
+          <w:rStyle w:val="AttributeTok"/>
+        </w:rPr>
+        <w:t xml:space="preserve">-base64</w:t>
+      </w:r>
+      <w:r>
+        <w:rPr>
+          <w:rStyle w:val="NormalTok"/>
+        </w:rPr>
+        <w:t xml:space="preserve"> 16</w:t>
+      </w:r>
+      <w:r>
+        <w:rPr>
+          <w:rStyle w:val="VariableTok"/>
+        </w:rPr>
+        <w:t xml:space="preserve">)</w:t>
+      </w:r>
+      <w:r>
+        <w:br/>
+      </w:r>
+      <w:r>
+        <w:rPr>
+          <w:rStyle w:val="NormalTok"/>
+        </w:rPr>
+        <w:t xml:space="preserve">  </w:t>
+      </w:r>
+      <w:r>
+        <w:rPr>
+          <w:rStyle w:val="ExtensionTok"/>
+        </w:rPr>
+        <w:t xml:space="preserve">wp</w:t>
+      </w:r>
+      <w:r>
+        <w:rPr>
+          <w:rStyle w:val="NormalTok"/>
+        </w:rPr>
+        <w:t xml:space="preserve"> user update </w:t>
+      </w:r>
+      <w:r>
+        <w:rPr>
+          <w:rStyle w:val="StringTok"/>
+        </w:rPr>
+        <w:t xml:space="preserve">"</w:t>
+      </w:r>
+      <w:r>
+        <w:rPr>
+          <w:rStyle w:val="VariableTok"/>
+        </w:rPr>
+        <w:t xml:space="preserve">$user</w:t>
+      </w:r>
+      <w:r>
+        <w:rPr>
+          <w:rStyle w:val="StringTok"/>
+        </w:rPr>
+        <w:t xml:space="preserve">"</w:t>
+      </w:r>
+      <w:r>
+        <w:rPr>
+          <w:rStyle w:val="NormalTok"/>
+        </w:rPr>
+        <w:t xml:space="preserve"> </w:t>
+      </w:r>
+      <w:r>
+        <w:rPr>
+          <w:rStyle w:val="AttributeTok"/>
+        </w:rPr>
+        <w:t xml:space="preserve">--user_pass</w:t>
+      </w:r>
+      <w:r>
+        <w:rPr>
+          <w:rStyle w:val="OperatorTok"/>
+        </w:rPr>
+        <w:t xml:space="preserve">=</w:t>
+      </w:r>
+      <w:r>
+        <w:rPr>
+          <w:rStyle w:val="StringTok"/>
+        </w:rPr>
+        <w:t xml:space="preserve">"</w:t>
+      </w:r>
+      <w:r>
+        <w:rPr>
+          <w:rStyle w:val="VariableTok"/>
+        </w:rPr>
+        <w:t xml:space="preserve">$NEW_PASS</w:t>
+      </w:r>
+      <w:r>
+        <w:rPr>
+          <w:rStyle w:val="StringTok"/>
+        </w:rPr>
+        <w:t xml:space="preserve">"</w:t>
+      </w:r>
+      <w:r>
+        <w:br/>
+      </w:r>
+      <w:r>
+        <w:rPr>
+          <w:rStyle w:val="NormalTok"/>
+        </w:rPr>
+        <w:t xml:space="preserve">  </w:t>
+      </w:r>
+      <w:r>
+        <w:rPr>
+          <w:rStyle w:val="BuiltInTok"/>
+        </w:rPr>
+        <w:t xml:space="preserve">echo</w:t>
+      </w:r>
+      <w:r>
+        <w:rPr>
+          <w:rStyle w:val="NormalTok"/>
+        </w:rPr>
+        <w:t xml:space="preserve"> </w:t>
+      </w:r>
+      <w:r>
+        <w:rPr>
+          <w:rStyle w:val="StringTok"/>
+        </w:rPr>
+        <w:t xml:space="preserve">"Reset </w:t>
+      </w:r>
+      <w:r>
+        <w:rPr>
+          <w:rStyle w:val="VariableTok"/>
+        </w:rPr>
+        <w:t xml:space="preserve">$user</w:t>
+      </w:r>
+      <w:r>
+        <w:rPr>
+          <w:rStyle w:val="StringTok"/>
+        </w:rPr>
+        <w:t xml:space="preserve"> — communicate new password via secure channel"</w:t>
+      </w:r>
+      <w:r>
+        <w:br/>
+      </w:r>
+      <w:r>
+        <w:rPr>
+          <w:rStyle w:val="ControlFlowTok"/>
+        </w:rPr>
+        <w:t xml:space="preserve">done</w:t>
+      </w:r>
+      <w:r>
+        <w:br/>
+      </w:r>
+      <w:r>
+        <w:br/>
+      </w:r>
+      <w:r>
+        <w:rPr>
           <w:rStyle w:val="CommentTok"/>
         </w:rPr>
-        <w:t xml:space="preserve"># Compare current admin list against known-good roster, then remove unauthorized accounts:</w:t>
+        <w:t xml:space="preserve"># Invalidate all existing sessions (built-in WP-CLI command, no plugin required)</w:t>
       </w:r>
       <w:r>
         <w:br/>
@@ -30106,37 +30581,13 @@
         <w:rPr>
           <w:rStyle w:val="NormalTok"/>
         </w:rPr>
-        <w:t xml:space="preserve"> user delete </w:t>
-      </w:r>
-      <w:r>
-        <w:rPr>
-          <w:rStyle w:val="PreprocessorTok"/>
-        </w:rPr>
-        <w:t xml:space="preserve">[</w:t>
-      </w:r>
-      <w:r>
-        <w:rPr>
-          <w:rStyle w:val="SpecialStringTok"/>
-        </w:rPr>
-        <w:t xml:space="preserve">SUSPICIOUS_USER_ID</w:t>
-      </w:r>
-      <w:r>
-        <w:rPr>
-          <w:rStyle w:val="PreprocessorTok"/>
-        </w:rPr>
-        <w:t xml:space="preserve">]</w:t>
-      </w:r>
-      <w:r>
-        <w:rPr>
-          <w:rStyle w:val="NormalTok"/>
-        </w:rPr>
-        <w:t xml:space="preserve"> </w:t>
+        <w:t xml:space="preserve"> user list </w:t>
       </w:r>
       <w:r>
         <w:rPr>
           <w:rStyle w:val="AttributeTok"/>
         </w:rPr>
-        <w:t xml:space="preserve">--reassign</w:t>
+        <w:t xml:space="preserve">--field</w:t>
       </w:r>
       <w:r>
         <w:rPr>
@@ -30146,21 +30597,51 @@
       </w:r>
       <w:r>
         <w:rPr>
-          <w:rStyle w:val="PreprocessorTok"/>
-        </w:rPr>
-        <w:t xml:space="preserve">[</w:t>
-      </w:r>
-      <w:r>
-        <w:rPr>
-          <w:rStyle w:val="SpecialStringTok"/>
-        </w:rPr>
-        <w:t xml:space="preserve">ADMIN_ID</w:t>
-      </w:r>
-      <w:r>
-        <w:rPr>
-          <w:rStyle w:val="PreprocessorTok"/>
-        </w:rPr>
-        <w:t xml:space="preserve">]</w:t>
+          <w:rStyle w:val="NormalTok"/>
+        </w:rPr>
+        <w:t xml:space="preserve">ID </w:t>
+      </w:r>
+      <w:r>
+        <w:rPr>
+          <w:rStyle w:val="KeywordTok"/>
+        </w:rPr>
+        <w:t xml:space="preserve">|</w:t>
+      </w:r>
+      <w:r>
+        <w:rPr>
+          <w:rStyle w:val="NormalTok"/>
+        </w:rPr>
+        <w:t xml:space="preserve"> </w:t>
+      </w:r>
+      <w:r>
+        <w:rPr>
+          <w:rStyle w:val="FunctionTok"/>
+        </w:rPr>
+        <w:t xml:space="preserve">xargs</w:t>
+      </w:r>
+      <w:r>
+        <w:rPr>
+          <w:rStyle w:val="NormalTok"/>
+        </w:rPr>
+        <w:t xml:space="preserve"> </w:t>
+      </w:r>
+      <w:r>
+        <w:rPr>
+          <w:rStyle w:val="AttributeTok"/>
+        </w:rPr>
+        <w:t xml:space="preserve">-I</w:t>
+      </w:r>
+      <w:r>
+        <w:rPr>
+          <w:rStyle w:val="NormalTok"/>
+        </w:rPr>
+        <w:t xml:space="preserve"> {} wp user session destroy {} </w:t>
+      </w:r>
+      <w:r>
+        <w:rPr>
+          <w:rStyle w:val="AttributeTok"/>
+        </w:rPr>
+        <w:t xml:space="preserve">--all</w:t>
       </w:r>
     </w:p>
     <w:p>
@@ -30171,7 +30652,7 @@
         </w:numPr>
       </w:pPr>
       <w:r>
-        <w:t xml:space="preserve">Reset privileged credentials and terminate active sessions.</w:t>
+        <w:t xml:space="preserve">Patch vulnerable components.</w:t>
       </w:r>
     </w:p>
     <w:p>
@@ -30192,660 +30673,54 @@
         <w:rPr>
           <w:rStyle w:val="NormalTok"/>
         </w:rPr>
-        <w:t xml:space="preserve"> user list </w:t>
+        <w:t xml:space="preserve"> core update</w:t>
+      </w:r>
+      <w:r>
+        <w:br/>
+      </w:r>
+      <w:r>
+        <w:rPr>
+          <w:rStyle w:val="ExtensionTok"/>
+        </w:rPr>
+        <w:t xml:space="preserve">wp</w:t>
+      </w:r>
+      <w:r>
+        <w:rPr>
+          <w:rStyle w:val="NormalTok"/>
+        </w:rPr>
+        <w:t xml:space="preserve"> plugin update </w:t>
       </w:r>
       <w:r>
         <w:rPr>
           <w:rStyle w:val="AttributeTok"/>
         </w:rPr>
-        <w:t xml:space="preserve">--role</w:t>
-      </w:r>
-      <w:r>
-        <w:rPr>
-          <w:rStyle w:val="OperatorTok"/>
-        </w:rPr>
-        <w:t xml:space="preserve">=</w:t>
-      </w:r>
-      <w:r>
-        <w:rPr>
-          <w:rStyle w:val="NormalTok"/>
-        </w:rPr>
-        <w:t xml:space="preserve">administrator </w:t>
+        <w:t xml:space="preserve">--all</w:t>
+      </w:r>
+      <w:r>
+        <w:br/>
+      </w:r>
+      <w:r>
+        <w:rPr>
+          <w:rStyle w:val="ExtensionTok"/>
+        </w:rPr>
+        <w:t xml:space="preserve">wp</w:t>
+      </w:r>
+      <w:r>
+        <w:rPr>
+          <w:rStyle w:val="NormalTok"/>
+        </w:rPr>
+        <w:t xml:space="preserve"> theme update </w:t>
       </w:r>
       <w:r>
         <w:rPr>
           <w:rStyle w:val="AttributeTok"/>
         </w:rPr>
-        <w:t xml:space="preserve">--field</w:t>
-      </w:r>
-      <w:r>
-        <w:rPr>
-          <w:rStyle w:val="OperatorTok"/>
-        </w:rPr>
-        <w:t xml:space="preserve">=</w:t>
-      </w:r>
-      <w:r>
-        <w:rPr>
-          <w:rStyle w:val="NormalTok"/>
-        </w:rPr>
-        <w:t xml:space="preserve">user_login </w:t>
-      </w:r>
-      <w:r>
-        <w:rPr>
-          <w:rStyle w:val="KeywordTok"/>
-        </w:rPr>
-        <w:t xml:space="preserve">|</w:t>
-      </w:r>
-      <w:r>
-        <w:rPr>
-          <w:rStyle w:val="NormalTok"/>
-        </w:rPr>
-        <w:t xml:space="preserve"> </w:t>
-      </w:r>
-      <w:r>
-        <w:rPr>
-          <w:rStyle w:val="ControlFlowTok"/>
-        </w:rPr>
-        <w:t xml:space="preserve">while</w:t>
-      </w:r>
-      <w:r>
-        <w:rPr>
-          <w:rStyle w:val="NormalTok"/>
-        </w:rPr>
-        <w:t xml:space="preserve"> </w:t>
-      </w:r>
-      <w:r>
-        <w:rPr>
-          <w:rStyle w:val="BuiltInTok"/>
-        </w:rPr>
-        <w:t xml:space="preserve">read</w:t>
-      </w:r>
-      <w:r>
-        <w:rPr>
-          <w:rStyle w:val="NormalTok"/>
-        </w:rPr>
-        <w:t xml:space="preserve"> </w:t>
-      </w:r>
-      <w:r>
-        <w:rPr>
-          <w:rStyle w:val="VariableTok"/>
-        </w:rPr>
-        <w:t xml:space="preserve">user</w:t>
-      </w:r>
-      <w:r>
-        <w:rPr>
-          <w:rStyle w:val="KeywordTok"/>
-        </w:rPr>
-        <w:t xml:space="preserve">;</w:t>
-      </w:r>
-      <w:r>
-        <w:rPr>
-          <w:rStyle w:val="NormalTok"/>
-        </w:rPr>
-        <w:t xml:space="preserve"> </w:t>
-      </w:r>
-      <w:r>
-        <w:rPr>
-          <w:rStyle w:val="ControlFlowTok"/>
-        </w:rPr>
-        <w:t xml:space="preserve">do</w:t>
-      </w:r>
-      <w:r>
-        <w:br/>
-      </w:r>
-      <w:r>
-        <w:rPr>
-          <w:rStyle w:val="NormalTok"/>
-        </w:rPr>
-        <w:t xml:space="preserve">  </w:t>
-      </w:r>
-      <w:r>
-        <w:rPr>
-          <w:rStyle w:val="VariableTok"/>
-        </w:rPr>
-        <w:t xml:space="preserve">NEW_PASS</w:t>
-      </w:r>
-      <w:r>
-        <w:rPr>
-          <w:rStyle w:val="OperatorTok"/>
-        </w:rPr>
-        <w:t xml:space="preserve">=</w:t>
-      </w:r>
-      <w:r>
-        <w:rPr>
-          <w:rStyle w:val="VariableTok"/>
-        </w:rPr>
-        <w:t xml:space="preserve">$(</w:t>
-      </w:r>
-      <w:r>
-        <w:rPr>
-          <w:rStyle w:val="ExtensionTok"/>
-        </w:rPr>
-        <w:t xml:space="preserve">openssl</w:t>
-      </w:r>
-      <w:r>
-        <w:rPr>
-          <w:rStyle w:val="NormalTok"/>
-        </w:rPr>
-        <w:t xml:space="preserve"> rand </w:t>
-      </w:r>
-      <w:r>
-        <w:rPr>
-          <w:rStyle w:val="AttributeTok"/>
-        </w:rPr>
-        <w:t xml:space="preserve">-base64</w:t>
-      </w:r>
-      <w:r>
-        <w:rPr>
-          <w:rStyle w:val="NormalTok"/>
-        </w:rPr>
-        <w:t xml:space="preserve"> 16</w:t>
-      </w:r>
-      <w:r>
-        <w:rPr>
-          <w:rStyle w:val="VariableTok"/>
-        </w:rPr>
-        <w:t xml:space="preserve">)</w:t>
-      </w:r>
-      <w:r>
-        <w:br/>
-      </w:r>
-      <w:r>
-        <w:rPr>
-          <w:rStyle w:val="NormalTok"/>
-        </w:rPr>
-        <w:t xml:space="preserve">  </w:t>
-      </w:r>
-      <w:r>
-        <w:rPr>
-          <w:rStyle w:val="ExtensionTok"/>
-        </w:rPr>
-        <w:t xml:space="preserve">wp</w:t>
-      </w:r>
-      <w:r>
-        <w:rPr>
-          <w:rStyle w:val="NormalTok"/>
-        </w:rPr>
-        <w:t xml:space="preserve"> user update </w:t>
-      </w:r>
-      <w:r>
-        <w:rPr>
-          <w:rStyle w:val="StringTok"/>
-        </w:rPr>
-        <w:t xml:space="preserve">"</w:t>
-      </w:r>
-      <w:r>
-        <w:rPr>
-          <w:rStyle w:val="VariableTok"/>
-        </w:rPr>
-        <w:t xml:space="preserve">$user</w:t>
-      </w:r>
-      <w:r>
-        <w:rPr>
-          <w:rStyle w:val="StringTok"/>
-        </w:rPr>
-        <w:t xml:space="preserve">"</w:t>
-      </w:r>
-      <w:r>
-        <w:rPr>
-          <w:rStyle w:val="NormalTok"/>
-        </w:rPr>
-        <w:t xml:space="preserve"> </w:t>
-      </w:r>
-      <w:r>
-        <w:rPr>
-          <w:rStyle w:val="AttributeTok"/>
-        </w:rPr>
-        <w:t xml:space="preserve">--user_pass</w:t>
-      </w:r>
-      <w:r>
-        <w:rPr>
-          <w:rStyle w:val="OperatorTok"/>
-        </w:rPr>
-        <w:t xml:space="preserve">=</w:t>
-      </w:r>
-      <w:r>
-        <w:rPr>
-          <w:rStyle w:val="StringTok"/>
-        </w:rPr>
-        <w:t xml:space="preserve">"</w:t>
-      </w:r>
-      <w:r>
-        <w:rPr>
-          <w:rStyle w:val="VariableTok"/>
-        </w:rPr>
-        <w:t xml:space="preserve">$NEW_PASS</w:t>
-      </w:r>
-      <w:r>
-        <w:rPr>
-          <w:rStyle w:val="StringTok"/>
-        </w:rPr>
-        <w:t xml:space="preserve">"</w:t>
-      </w:r>
-      <w:r>
-        <w:br/>
-      </w:r>
-      <w:r>
-        <w:rPr>
-          <w:rStyle w:val="NormalTok"/>
-        </w:rPr>
-        <w:t xml:space="preserve">  </w:t>
-      </w:r>
-      <w:r>
-        <w:rPr>
-          <w:rStyle w:val="BuiltInTok"/>
-        </w:rPr>
-        <w:t xml:space="preserve">echo</w:t>
-      </w:r>
-      <w:r>
-        <w:rPr>
-          <w:rStyle w:val="NormalTok"/>
-        </w:rPr>
-        <w:t xml:space="preserve"> </w:t>
-      </w:r>
-      <w:r>
-        <w:rPr>
-          <w:rStyle w:val="StringTok"/>
-        </w:rPr>
-        <w:t xml:space="preserve">"Reset </w:t>
-      </w:r>
-      <w:r>
-        <w:rPr>
-          <w:rStyle w:val="VariableTok"/>
-        </w:rPr>
-        <w:t xml:space="preserve">$user</w:t>
-      </w:r>
-      <w:r>
-        <w:rPr>
-          <w:rStyle w:val="StringTok"/>
-        </w:rPr>
-        <w:t xml:space="preserve"> — communicate new password via secure channel"</w:t>
-      </w:r>
-      <w:r>
-        <w:br/>
-      </w:r>
-      <w:r>
-        <w:rPr>
-          <w:rStyle w:val="ControlFlowTok"/>
-        </w:rPr>
-        <w:t xml:space="preserve">done</w:t>
-      </w:r>
-      <w:r>
-        <w:br/>
-      </w:r>
-      <w:r>
-        <w:br/>
-      </w:r>
-      <w:r>
-        <w:rPr>
-          <w:rStyle w:val="CommentTok"/>
-        </w:rPr>
-        <w:t xml:space="preserve"># Invalidate all existing sessions</w:t>
-      </w:r>
-      <w:r>
-        <w:br/>
-      </w:r>
-      <w:r>
-        <w:rPr>
-          <w:rStyle w:val="CommentTok"/>
-        </w:rPr>
-        <w:t xml:space="preserve"># Plugin-dependent — wp user session destroy requires a session management plugin.</w:t>
-      </w:r>
-      <w:r>
-        <w:br/>
-      </w:r>
-      <w:r>
-        <w:rPr>
-          <w:rStyle w:val="CommentTok"/>
-        </w:rPr>
-        <w:t xml:space="preserve"># Alternative: wp db query "DELETE FROM wp_usermeta WHERE meta_key LIKE '_session_tokens';"</w:t>
-      </w:r>
-      <w:r>
-        <w:br/>
-      </w:r>
-      <w:r>
-        <w:rPr>
-          <w:rStyle w:val="ExtensionTok"/>
-        </w:rPr>
-        <w:t xml:space="preserve">wp</w:t>
-      </w:r>
-      <w:r>
-        <w:rPr>
-          <w:rStyle w:val="NormalTok"/>
-        </w:rPr>
-        <w:t xml:space="preserve"> user list </w:t>
-      </w:r>
-      <w:r>
-        <w:rPr>
-          <w:rStyle w:val="AttributeTok"/>
-        </w:rPr>
-        <w:t xml:space="preserve">--field</w:t>
-      </w:r>
-      <w:r>
-        <w:rPr>
-          <w:rStyle w:val="OperatorTok"/>
-        </w:rPr>
-        <w:t xml:space="preserve">=</w:t>
-      </w:r>
-      <w:r>
-        <w:rPr>
-          <w:rStyle w:val="NormalTok"/>
-        </w:rPr>
-        <w:t xml:space="preserve">ID </w:t>
-      </w:r>
-      <w:r>
-        <w:rPr>
-          <w:rStyle w:val="KeywordTok"/>
-        </w:rPr>
-        <w:t xml:space="preserve">|</w:t>
-      </w:r>
-      <w:r>
-        <w:rPr>
-          <w:rStyle w:val="NormalTok"/>
-        </w:rPr>
-        <w:t xml:space="preserve"> </w:t>
-      </w:r>
-      <w:r>
-        <w:rPr>
-          <w:rStyle w:val="FunctionTok"/>
-        </w:rPr>
-        <w:t xml:space="preserve">xargs</w:t>
-      </w:r>
-      <w:r>
-        <w:rPr>
-          <w:rStyle w:val="NormalTok"/>
-        </w:rPr>
-        <w:t xml:space="preserve"> </w:t>
-      </w:r>
-      <w:r>
-        <w:rPr>
-          <w:rStyle w:val="AttributeTok"/>
-        </w:rPr>
-        <w:t xml:space="preserve">-I</w:t>
-      </w:r>
-      <w:r>
-        <w:rPr>
-          <w:rStyle w:val="NormalTok"/>
-        </w:rPr>
-        <w:t xml:space="preserve"> {} wp user session destroy {} </w:t>
-      </w:r>
-      <w:r>
-        <w:rPr>
-          <w:rStyle w:val="AttributeTok"/>
-        </w:rPr>
         <w:t xml:space="preserve">--all</w:t>
       </w:r>
     </w:p>
     <w:p>
       <w:pPr>
-        <w:numPr>
-          <w:ilvl w:val="0"/>
-          <w:numId w:val="1047"/>
-        </w:numPr>
-      </w:pPr>
-      <w:r>
-        <w:t xml:space="preserve">Patch vulnerable components.</w:t>
-      </w:r>
-    </w:p>
-    <w:p>
-      <w:pPr>
-        <w:pStyle w:val="SourceCode"/>
-        <w:numPr>
-          <w:ilvl w:val="0"/>
-          <w:numId w:val="1000"/>
-        </w:numPr>
-      </w:pPr>
-      <w:r>
-        <w:rPr>
-          <w:rStyle w:val="ExtensionTok"/>
-        </w:rPr>
-        <w:t xml:space="preserve">wp</w:t>
-      </w:r>
-      <w:r>
-        <w:rPr>
-          <w:rStyle w:val="NormalTok"/>
-        </w:rPr>
-        <w:t xml:space="preserve"> core update</w:t>
-      </w:r>
-      <w:r>
-        <w:br/>
-      </w:r>
-      <w:r>
-        <w:rPr>
-          <w:rStyle w:val="ExtensionTok"/>
-        </w:rPr>
-        <w:t xml:space="preserve">wp</w:t>
-      </w:r>
-      <w:r>
-        <w:rPr>
-          <w:rStyle w:val="NormalTok"/>
-        </w:rPr>
-        <w:t xml:space="preserve"> plugin update </w:t>
-      </w:r>
-      <w:r>
-        <w:rPr>
-          <w:rStyle w:val="AttributeTok"/>
-        </w:rPr>
-        <w:t xml:space="preserve">--all</w:t>
-      </w:r>
-      <w:r>
-        <w:br/>
-      </w:r>
-      <w:r>
-        <w:rPr>
-          <w:rStyle w:val="ExtensionTok"/>
-        </w:rPr>
-        <w:t xml:space="preserve">wp</w:t>
-      </w:r>
-      <w:r>
-        <w:rPr>
-          <w:rStyle w:val="NormalTok"/>
-        </w:rPr>
-        <w:t xml:space="preserve"> theme update </w:t>
-      </w:r>
-      <w:r>
-        <w:rPr>
-          <w:rStyle w:val="AttributeTok"/>
-        </w:rPr>
-        <w:t xml:space="preserve">--all</w:t>
-      </w:r>
-    </w:p>
-    <w:p>
-      <w:pPr>
         <w:pStyle w:val="FirstParagraph"/>
-      </w:pPr>
-      <w:r>
-        <w:rPr>
-          <w:b/>
-          <w:bCs/>
-        </w:rPr>
-        <w:t xml:space="preserve">Post-Mitigation Monitoring:</w:t>
-      </w:r>
-    </w:p>
-    <w:p>
-      <w:pPr>
-        <w:pStyle w:val="SourceCode"/>
-      </w:pPr>
-      <w:r>
-        <w:rPr>
-          <w:rStyle w:val="CommentTok"/>
-        </w:rPr>
-        <w:t xml:space="preserve"># Watch for re-compromise indicators in real time</w:t>
-      </w:r>
-      <w:r>
-        <w:br/>
-      </w:r>
-      <w:r>
-        <w:rPr>
-          <w:rStyle w:val="FunctionTok"/>
-        </w:rPr>
-        <w:t xml:space="preserve">tail</w:t>
-      </w:r>
-      <w:r>
-        <w:rPr>
-          <w:rStyle w:val="NormalTok"/>
-        </w:rPr>
-        <w:t xml:space="preserve"> </w:t>
-      </w:r>
-      <w:r>
-        <w:rPr>
-          <w:rStyle w:val="AttributeTok"/>
-        </w:rPr>
-        <w:t xml:space="preserve">-f</w:t>
-      </w:r>
-      <w:r>
-        <w:rPr>
-          <w:rStyle w:val="NormalTok"/>
-        </w:rPr>
-        <w:t xml:space="preserve"> /var/log/nginx/access.log </w:t>
-      </w:r>
-      <w:r>
-        <w:rPr>
-          <w:rStyle w:val="KeywordTok"/>
-        </w:rPr>
-        <w:t xml:space="preserve">|</w:t>
-      </w:r>
-      <w:r>
-        <w:rPr>
-          <w:rStyle w:val="NormalTok"/>
-        </w:rPr>
-        <w:t xml:space="preserve"> </w:t>
-      </w:r>
-      <w:r>
-        <w:rPr>
-          <w:rStyle w:val="FunctionTok"/>
-        </w:rPr>
-        <w:t xml:space="preserve">grep</w:t>
-      </w:r>
-      <w:r>
-        <w:rPr>
-          <w:rStyle w:val="NormalTok"/>
-        </w:rPr>
-        <w:t xml:space="preserve"> </w:t>
-      </w:r>
-      <w:r>
-        <w:rPr>
-          <w:rStyle w:val="AttributeTok"/>
-        </w:rPr>
-        <w:t xml:space="preserve">-E</w:t>
-      </w:r>
-      <w:r>
-        <w:rPr>
-          <w:rStyle w:val="NormalTok"/>
-        </w:rPr>
-        <w:t xml:space="preserve"> </w:t>
-      </w:r>
-      <w:r>
-        <w:rPr>
-          <w:rStyle w:val="AttributeTok"/>
-        </w:rPr>
-        <w:t xml:space="preserve">-i</w:t>
-      </w:r>
-      <w:r>
-        <w:rPr>
-          <w:rStyle w:val="NormalTok"/>
-        </w:rPr>
-        <w:t xml:space="preserve"> </w:t>
-      </w:r>
-      <w:r>
-        <w:rPr>
-          <w:rStyle w:val="StringTok"/>
-        </w:rPr>
-        <w:t xml:space="preserve">"shell|admin|eval"</w:t>
-      </w:r>
-      <w:r>
-        <w:br/>
-      </w:r>
-      <w:r>
-        <w:rPr>
-          <w:rStyle w:val="ExtensionTok"/>
-        </w:rPr>
-        <w:t xml:space="preserve">watch</w:t>
-      </w:r>
-      <w:r>
-        <w:rPr>
-          <w:rStyle w:val="NormalTok"/>
-        </w:rPr>
-        <w:t xml:space="preserve"> </w:t>
-      </w:r>
-      <w:r>
-        <w:rPr>
-          <w:rStyle w:val="AttributeTok"/>
-        </w:rPr>
-        <w:t xml:space="preserve">-n</w:t>
-      </w:r>
-      <w:r>
-        <w:rPr>
-          <w:rStyle w:val="NormalTok"/>
-        </w:rPr>
-        <w:t xml:space="preserve"> 5 </w:t>
-      </w:r>
-      <w:r>
-        <w:rPr>
-          <w:rStyle w:val="StringTok"/>
-        </w:rPr>
-        <w:t xml:space="preserve">'ps aux | grep php'</w:t>
-      </w:r>
-      <w:r>
-        <w:br/>
-      </w:r>
-      <w:r>
-        <w:br/>
-      </w:r>
-      <w:r>
-        <w:rPr>
-          <w:rStyle w:val="CommentTok"/>
-        </w:rPr>
-        <w:t xml:space="preserve"># Check for suspicious cron jobs added during breach</w:t>
-      </w:r>
-      <w:r>
-        <w:br/>
-      </w:r>
-      <w:r>
-        <w:rPr>
-          <w:rStyle w:val="FunctionTok"/>
-        </w:rPr>
-        <w:t xml:space="preserve">crontab</w:t>
-      </w:r>
-      <w:r>
-        <w:rPr>
-          <w:rStyle w:val="NormalTok"/>
-        </w:rPr>
-        <w:t xml:space="preserve"> </w:t>
-      </w:r>
-      <w:r>
-        <w:rPr>
-          <w:rStyle w:val="AttributeTok"/>
-        </w:rPr>
-        <w:t xml:space="preserve">-l</w:t>
-      </w:r>
-      <w:r>
-        <w:br/>
-      </w:r>
-      <w:r>
-        <w:rPr>
-          <w:rStyle w:val="ExtensionTok"/>
-        </w:rPr>
-        <w:t xml:space="preserve">wp</w:t>
-      </w:r>
-      <w:r>
-        <w:rPr>
-          <w:rStyle w:val="NormalTok"/>
-        </w:rPr>
-        <w:t xml:space="preserve"> cron event list</w:t>
-      </w:r>
-    </w:p>
-    <w:p>
-      <w:pPr>
-        <w:pStyle w:val="FirstParagraph"/>
-      </w:pPr>
-      <w:r>
-        <w:t xml:space="preserve">Run active monitoring for at least one full monitoring window (minimum 30 minutes) before reducing alerting posture.</w:t>
-      </w:r>
-    </w:p>
-    <w:p>
-      <w:pPr>
-        <w:pStyle w:val="BodyText"/>
       </w:pPr>
       <w:r>
         <w:rPr>
@@ -30936,6 +30811,195 @@
     </w:p>
     <w:p>
       <w:pPr>
+        <w:pStyle w:val="BodyText"/>
+      </w:pPr>
+      <w:r>
+        <w:t xml:space="preserve">Run active monitoring for at least one full monitoring window (minimum 30 minutes):</w:t>
+      </w:r>
+    </w:p>
+    <w:p>
+      <w:pPr>
+        <w:pStyle w:val="SourceCode"/>
+      </w:pPr>
+      <w:r>
+        <w:rPr>
+          <w:rStyle w:val="CommentTok"/>
+        </w:rPr>
+        <w:t xml:space="preserve"># Watch for re-compromise indicators in real time</w:t>
+      </w:r>
+      <w:r>
+        <w:br/>
+      </w:r>
+      <w:r>
+        <w:rPr>
+          <w:rStyle w:val="FunctionTok"/>
+        </w:rPr>
+        <w:t xml:space="preserve">tail</w:t>
+      </w:r>
+      <w:r>
+        <w:rPr>
+          <w:rStyle w:val="NormalTok"/>
+        </w:rPr>
+        <w:t xml:space="preserve"> </w:t>
+      </w:r>
+      <w:r>
+        <w:rPr>
+          <w:rStyle w:val="AttributeTok"/>
+        </w:rPr>
+        <w:t xml:space="preserve">-f</w:t>
+      </w:r>
+      <w:r>
+        <w:rPr>
+          <w:rStyle w:val="NormalTok"/>
+        </w:rPr>
+        <w:t xml:space="preserve"> /var/log/nginx/access.log </w:t>
+      </w:r>
+      <w:r>
+        <w:rPr>
+          <w:rStyle w:val="KeywordTok"/>
+        </w:rPr>
+        <w:t xml:space="preserve">|</w:t>
+      </w:r>
+      <w:r>
+        <w:rPr>
+          <w:rStyle w:val="NormalTok"/>
+        </w:rPr>
+        <w:t xml:space="preserve"> </w:t>
+      </w:r>
+      <w:r>
+        <w:rPr>
+          <w:rStyle w:val="FunctionTok"/>
+        </w:rPr>
+        <w:t xml:space="preserve">grep</w:t>
+      </w:r>
+      <w:r>
+        <w:rPr>
+          <w:rStyle w:val="NormalTok"/>
+        </w:rPr>
+        <w:t xml:space="preserve"> </w:t>
+      </w:r>
+      <w:r>
+        <w:rPr>
+          <w:rStyle w:val="AttributeTok"/>
+        </w:rPr>
+        <w:t xml:space="preserve">-E</w:t>
+      </w:r>
+      <w:r>
+        <w:rPr>
+          <w:rStyle w:val="NormalTok"/>
+        </w:rPr>
+        <w:t xml:space="preserve"> </w:t>
+      </w:r>
+      <w:r>
+        <w:rPr>
+          <w:rStyle w:val="AttributeTok"/>
+        </w:rPr>
+        <w:t xml:space="preserve">-i</w:t>
+      </w:r>
+      <w:r>
+        <w:rPr>
+          <w:rStyle w:val="NormalTok"/>
+        </w:rPr>
+        <w:t xml:space="preserve"> </w:t>
+      </w:r>
+      <w:r>
+        <w:rPr>
+          <w:rStyle w:val="StringTok"/>
+        </w:rPr>
+        <w:t xml:space="preserve">"shell|admin|eval"</w:t>
+      </w:r>
+      <w:r>
+        <w:br/>
+      </w:r>
+      <w:r>
+        <w:rPr>
+          <w:rStyle w:val="ExtensionTok"/>
+        </w:rPr>
+        <w:t xml:space="preserve">watch</w:t>
+      </w:r>
+      <w:r>
+        <w:rPr>
+          <w:rStyle w:val="NormalTok"/>
+        </w:rPr>
+        <w:t xml:space="preserve"> </w:t>
+      </w:r>
+      <w:r>
+        <w:rPr>
+          <w:rStyle w:val="AttributeTok"/>
+        </w:rPr>
+        <w:t xml:space="preserve">-n</w:t>
+      </w:r>
+      <w:r>
+        <w:rPr>
+          <w:rStyle w:val="NormalTok"/>
+        </w:rPr>
+        <w:t xml:space="preserve"> 5 </w:t>
+      </w:r>
+      <w:r>
+        <w:rPr>
+          <w:rStyle w:val="StringTok"/>
+        </w:rPr>
+        <w:t xml:space="preserve">'ps aux | grep php'</w:t>
+      </w:r>
+      <w:r>
+        <w:br/>
+      </w:r>
+      <w:r>
+        <w:br/>
+      </w:r>
+      <w:r>
+        <w:rPr>
+          <w:rStyle w:val="CommentTok"/>
+        </w:rPr>
+        <w:t xml:space="preserve"># Check for suspicious cron jobs added during breach</w:t>
+      </w:r>
+      <w:r>
+        <w:br/>
+      </w:r>
+      <w:r>
+        <w:rPr>
+          <w:rStyle w:val="FunctionTok"/>
+        </w:rPr>
+        <w:t xml:space="preserve">crontab</w:t>
+      </w:r>
+      <w:r>
+        <w:rPr>
+          <w:rStyle w:val="NormalTok"/>
+        </w:rPr>
+        <w:t xml:space="preserve"> </w:t>
+      </w:r>
+      <w:r>
+        <w:rPr>
+          <w:rStyle w:val="AttributeTok"/>
+        </w:rPr>
+        <w:t xml:space="preserve">-l</w:t>
+      </w:r>
+      <w:r>
+        <w:br/>
+      </w:r>
+      <w:r>
+        <w:rPr>
+          <w:rStyle w:val="ExtensionTok"/>
+        </w:rPr>
+        <w:t xml:space="preserve">wp</w:t>
+      </w:r>
+      <w:r>
+        <w:rPr>
+          <w:rStyle w:val="NormalTok"/>
+        </w:rPr>
+        <w:t xml:space="preserve"> cron event list</w:t>
+      </w:r>
+    </w:p>
+    <w:p>
+      <w:pPr>
+        <w:pStyle w:val="FirstParagraph"/>
+      </w:pPr>
+      <w:r>
+        <w:t xml:space="preserve">Then confirm recovery:</w:t>
+      </w:r>
+    </w:p>
+    <w:p>
+      <w:pPr>
         <w:pStyle w:val="SourceCode"/>
       </w:pPr>
       <w:r>
@@ -31131,41 +31195,21 @@
         <w:pStyle w:val="FirstParagraph"/>
       </w:pPr>
       <w:r>
-        <w:rPr>
-          <w:b/>
-          <w:bCs/>
-        </w:rPr>
-        <w:t xml:space="preserve">Post-Incident:</w:t>
-      </w:r>
-      <w:r>
-        <w:t xml:space="preserve"> </w:t>
-      </w:r>
-      <w:r>
-        <w:t xml:space="preserve">- Contact affected users</w:t>
-      </w:r>
-      <w:r>
-        <w:t xml:space="preserve"> </w:t>
-      </w:r>
-      <w:r>
-        <w:t xml:space="preserve">- Monitor security vendor alerts</w:t>
-      </w:r>
-      <w:r>
-        <w:t xml:space="preserve"> </w:t>
-      </w:r>
-      <w:r>
-        <w:t xml:space="preserve">- File incident report</w:t>
-      </w:r>
-      <w:r>
-        <w:t xml:space="preserve"> </w:t>
-      </w:r>
-      <w:r>
-        <w:t xml:space="preserve">- Update security measures</w:t>
-      </w:r>
-      <w:r>
-        <w:t xml:space="preserve"> </w:t>
-      </w:r>
-      <w:r>
-        <w:t xml:space="preserve">- Schedule security audit</w:t>
+        <w:t xml:space="preserve">After all validation checks pass, initiate a full post-incident review per</w:t>
+      </w:r>
+      <w:r>
+        <w:t xml:space="preserve"> </w:t>
+      </w:r>
+      <w:hyperlink w:anchor="X883a6cac25c2fad62e8cd27f20b83755be3c718">
+        <w:r>
+          <w:rPr>
+            <w:rStyle w:val="Hyperlink"/>
+          </w:rPr>
+          <w:t xml:space="preserve">Section 10.6</w:t>
+        </w:r>
+      </w:hyperlink>
+      <w:r>
+        <w:t xml:space="preserve">, including affected-user notification and a security audit schedule.</w:t>
       </w:r>
     </w:p>
     <w:bookmarkEnd w:id="74"/>

--- a/WP-Operations-Runbook.docx
+++ b/WP-Operations-Runbook.docx
@@ -6973,7 +6973,7 @@
       </w:r>
     </w:p>
     <w:bookmarkEnd w:id="42"/>
-    <w:bookmarkStart w:id="43" w:name="http-security-headers"/>
+    <w:bookmarkStart w:id="44" w:name="http-security-headers"/>
     <w:p>
       <w:pPr>
         <w:pStyle w:val="Heading3"/>
@@ -7315,7 +7315,57 @@
         <w:t xml:space="preserve">"X-\|Strict\|Content-Security"</w:t>
       </w:r>
     </w:p>
-    <w:bookmarkEnd w:id="43"/>
+    <w:p>
+      <w:pPr>
+        <w:pStyle w:val="BlockText"/>
+      </w:pPr>
+      <w:r>
+        <w:rPr>
+          <w:b/>
+          <w:bCs/>
+        </w:rPr>
+        <w:t xml:space="preserve">NOTE:</w:t>
+      </w:r>
+      <w:r>
+        <w:t xml:space="preserve"> </w:t>
+      </w:r>
+      <w:r>
+        <w:t xml:space="preserve">See</w:t>
+      </w:r>
+      <w:r>
+        <w:t xml:space="preserve"> </w:t>
+      </w:r>
+      <w:hyperlink r:id="rId43">
+        <w:r>
+          <w:rPr>
+            <w:rStyle w:val="Hyperlink"/>
+          </w:rPr>
+          <w:t xml:space="preserve">WordPress Security Benchmark</w:t>
+        </w:r>
+      </w:hyperlink>
+      <w:r>
+        <w:t xml:space="preserve"> </w:t>
+      </w:r>
+      <w:r>
+        <w:t xml:space="preserve">§1.2 for the complete audit procedure, rationale for each header, and Level 2 guidance on removing</w:t>
+      </w:r>
+      <w:r>
+        <w:t xml:space="preserve"> </w:t>
+      </w:r>
+      <w:r>
+        <w:rPr>
+          <w:rStyle w:val="VerbatimChar"/>
+        </w:rPr>
+        <w:t xml:space="preserve">unsafe-inline</w:t>
+      </w:r>
+      <w:r>
+        <w:t xml:space="preserve"> </w:t>
+      </w:r>
+      <w:r>
+        <w:t xml:space="preserve">from CSP.</w:t>
+      </w:r>
+    </w:p>
+    <w:bookmarkEnd w:id="44"/>
     <w:bookmarkStart w:id="45" w:name="rest-api-and-xml-rpc-management"/>
     <w:p>
       <w:pPr>
@@ -7354,17 +7404,17 @@
         </w:r>
       </w:hyperlink>
       <w:r>
-        <w:t xml:space="preserve">. For prescriptive benchmarks on rate limiting and unauthenticated access, see</w:t>
-      </w:r>
-      <w:r>
-        <w:t xml:space="preserve"> </w:t>
-      </w:r>
-      <w:hyperlink r:id="rId44">
+        <w:t xml:space="preserve">. For prescriptive benchmarks on rate limiting, unauthenticated access, XML-RPC disablement, and user enumeration prevention, see</w:t>
+      </w:r>
+      <w:r>
+        <w:t xml:space="preserve"> </w:t>
+      </w:r>
+      <w:hyperlink r:id="rId43">
         <w:r>
           <w:rPr>
             <w:rStyle w:val="Hyperlink"/>
           </w:rPr>
-          <w:t xml:space="preserve">WordPress Security Benchmark §1.5 and §5.6</w:t>
+          <w:t xml:space="preserve">WordPress Security Benchmark §1.5, §4.4, §5.4, and §5.6</w:t>
         </w:r>
       </w:hyperlink>
       <w:r>
@@ -8610,7 +8660,7 @@
       <w:r>
         <w:t xml:space="preserve"> </w:t>
       </w:r>
-      <w:hyperlink r:id="rId44">
+      <w:hyperlink r:id="rId43">
         <w:r>
           <w:rPr>
             <w:rStyle w:val="Hyperlink"/>
@@ -10476,6 +10526,31 @@
         <w:pStyle w:val="BodyText"/>
       </w:pPr>
       <w:r>
+        <w:t xml:space="preserve">See</w:t>
+      </w:r>
+      <w:r>
+        <w:t xml:space="preserve"> </w:t>
+      </w:r>
+      <w:hyperlink r:id="rId43">
+        <w:r>
+          <w:rPr>
+            <w:rStyle w:val="Hyperlink"/>
+          </w:rPr>
+          <w:t xml:space="preserve">WordPress Security Benchmark</w:t>
+        </w:r>
+      </w:hyperlink>
+      <w:r>
+        <w:t xml:space="preserve"> </w:t>
+      </w:r>
+      <w:r>
+        <w:t xml:space="preserve">§4.5 for the configuration audit and rationale behind automatic core update settings.</w:t>
+      </w:r>
+    </w:p>
+    <w:p>
+      <w:pPr>
+        <w:pStyle w:val="BodyText"/>
+      </w:pPr>
+      <w:r>
         <w:rPr>
           <w:b/>
           <w:bCs/>
@@ -11182,7 +11257,7 @@
       <w:r>
         <w:t xml:space="preserve"> </w:t>
       </w:r>
-      <w:hyperlink r:id="rId44">
+      <w:hyperlink r:id="rId43">
         <w:r>
           <w:rPr>
             <w:rStyle w:val="Hyperlink"/>
@@ -14710,7 +14785,7 @@
       <w:r>
         <w:t xml:space="preserve"> </w:t>
       </w:r>
-      <w:hyperlink r:id="rId44">
+      <w:hyperlink r:id="rId43">
         <w:r>
           <w:rPr>
             <w:rStyle w:val="Hyperlink"/>
@@ -27539,7 +27614,7 @@
     </w:p>
     <w:bookmarkEnd w:id="70"/>
     <w:bookmarkEnd w:id="71"/>
-    <w:bookmarkStart w:id="78" w:name="section-10-incident-response"/>
+    <w:bookmarkStart w:id="79" w:name="section-10-incident-response"/>
     <w:p>
       <w:pPr>
         <w:pStyle w:val="Heading2"/>
@@ -27661,6 +27736,26 @@
       <w:r>
         <w:t xml:space="preserve">)</w:t>
       </w:r>
+      <w:r>
+        <w:t xml:space="preserve"> </w:t>
+      </w:r>
+      <w:r>
+        <w:t xml:space="preserve">- Verified recent backup exists and restore path is documented (see</w:t>
+      </w:r>
+      <w:r>
+        <w:t xml:space="preserve"> </w:t>
+      </w:r>
+      <w:hyperlink w:anchor="X893b3c97825bf69345935eae4be31cb782cf5c0">
+        <w:r>
+          <w:rPr>
+            <w:rStyle w:val="Hyperlink"/>
+          </w:rPr>
+          <w:t xml:space="preserve">Section 11.2</w:t>
+        </w:r>
+      </w:hyperlink>
+      <w:r>
+        <w:t xml:space="preserve">)</w:t>
+      </w:r>
     </w:p>
     <w:bookmarkStart w:id="72" w:name="severity-classification"/>
     <w:p>
@@ -27679,10 +27774,11 @@
         <w:tblLook w:firstRow="1" w:lastRow="0" w:firstColumn="0" w:lastColumn="0" w:noHBand="0" w:noVBand="0" w:val="0020"/>
       </w:tblPr>
       <w:tblGrid>
-        <w:gridCol w:w="1841"/>
-        <w:gridCol w:w="1473"/>
-        <w:gridCol w:w="2946"/>
-        <w:gridCol w:w="1657"/>
+        <w:gridCol w:w="1277"/>
+        <w:gridCol w:w="1021"/>
+        <w:gridCol w:w="2043"/>
+        <w:gridCol w:w="1149"/>
+        <w:gridCol w:w="2427"/>
       </w:tblGrid>
       <w:tr>
         <w:trPr>
@@ -27732,6 +27828,17 @@
             </w:r>
           </w:p>
         </w:tc>
+        <w:tc>
+          <w:tcPr/>
+          <w:p>
+            <w:pPr>
+              <w:pStyle w:val="Compact"/>
+            </w:pPr>
+            <w:r>
+              <w:t xml:space="preserve">Relevant Playbook</w:t>
+            </w:r>
+          </w:p>
+        </w:tc>
       </w:tr>
       <w:tr>
         <w:tc>
@@ -27782,6 +27889,36 @@
             </w:r>
           </w:p>
         </w:tc>
+        <w:tc>
+          <w:tcPr/>
+          <w:p>
+            <w:pPr>
+              <w:pStyle w:val="Compact"/>
+            </w:pPr>
+            <w:hyperlink w:anchor="Xe9d8730c5a0dab22c7d17841e11e2c307eeecc4">
+              <w:r>
+                <w:rPr>
+                  <w:rStyle w:val="Hyperlink"/>
+                </w:rPr>
+                <w:t xml:space="preserve">§10.2</w:t>
+              </w:r>
+            </w:hyperlink>
+            <w:r>
+              <w:t xml:space="preserve">,</w:t>
+            </w:r>
+            <w:r>
+              <w:t xml:space="preserve"> </w:t>
+            </w:r>
+            <w:hyperlink w:anchor="X1229b331d4cfd2851009d0bde9a6dd303d9bdd8">
+              <w:r>
+                <w:rPr>
+                  <w:rStyle w:val="Hyperlink"/>
+                </w:rPr>
+                <w:t xml:space="preserve">§10.3</w:t>
+              </w:r>
+            </w:hyperlink>
+          </w:p>
+        </w:tc>
       </w:tr>
       <w:tr>
         <w:tc>
@@ -27832,6 +27969,36 @@
             </w:r>
           </w:p>
         </w:tc>
+        <w:tc>
+          <w:tcPr/>
+          <w:p>
+            <w:pPr>
+              <w:pStyle w:val="Compact"/>
+            </w:pPr>
+            <w:hyperlink w:anchor="Xe9d8730c5a0dab22c7d17841e11e2c307eeecc4">
+              <w:r>
+                <w:rPr>
+                  <w:rStyle w:val="Hyperlink"/>
+                </w:rPr>
+                <w:t xml:space="preserve">§10.2</w:t>
+              </w:r>
+            </w:hyperlink>
+            <w:r>
+              <w:t xml:space="preserve">,</w:t>
+            </w:r>
+            <w:r>
+              <w:t xml:space="preserve"> </w:t>
+            </w:r>
+            <w:hyperlink w:anchor="X6e8cae104d0cee749325a9bdcfd8deed98a3b2e">
+              <w:r>
+                <w:rPr>
+                  <w:rStyle w:val="Hyperlink"/>
+                </w:rPr>
+                <w:t xml:space="preserve">§10.5</w:t>
+              </w:r>
+            </w:hyperlink>
+          </w:p>
+        </w:tc>
       </w:tr>
       <w:tr>
         <w:tc>
@@ -27882,6 +28049,22 @@
             </w:r>
           </w:p>
         </w:tc>
+        <w:tc>
+          <w:tcPr/>
+          <w:p>
+            <w:pPr>
+              <w:pStyle w:val="Compact"/>
+            </w:pPr>
+            <w:hyperlink w:anchor="X6e8cae104d0cee749325a9bdcfd8deed98a3b2e">
+              <w:r>
+                <w:rPr>
+                  <w:rStyle w:val="Hyperlink"/>
+                </w:rPr>
+                <w:t xml:space="preserve">§10.5</w:t>
+              </w:r>
+            </w:hyperlink>
+          </w:p>
+        </w:tc>
       </w:tr>
       <w:tr>
         <w:tc>
@@ -27932,6 +28115,17 @@
             </w:r>
           </w:p>
         </w:tc>
+        <w:tc>
+          <w:tcPr/>
+          <w:p>
+            <w:pPr>
+              <w:pStyle w:val="Compact"/>
+            </w:pPr>
+            <w:r>
+              <w:t xml:space="preserve">—</w:t>
+            </w:r>
+          </w:p>
+        </w:tc>
       </w:tr>
     </w:tbl>
     <w:bookmarkEnd w:id="72"/>
@@ -27959,7 +28153,25 @@
         <w:t xml:space="preserve"> </w:t>
       </w:r>
       <w:r>
-        <w:t xml:space="preserve">5-10 minutes to identify root cause</w:t>
+        <w:t xml:space="preserve">5-15 minutes to identify root cause (longer if plugin isolation or database repair is required)</w:t>
+      </w:r>
+    </w:p>
+    <w:p>
+      <w:pPr>
+        <w:pStyle w:val="BodyText"/>
+      </w:pPr>
+      <w:r>
+        <w:rPr>
+          <w:b/>
+          <w:bCs/>
+        </w:rPr>
+        <w:t xml:space="preserve">Use this playbook when:</w:t>
+      </w:r>
+      <w:r>
+        <w:t xml:space="preserve"> </w:t>
+      </w:r>
+      <w:r>
+        <w:t xml:space="preserve">uptime monitor fires a 5xx alert, or users report the site is unreachable.</w:t>
       </w:r>
     </w:p>
     <w:p>
@@ -28169,7 +28381,7 @@
           <w:b/>
           <w:bCs/>
         </w:rPr>
-        <w:t xml:space="preserve">Check service health and host resources</w:t>
+        <w:t xml:space="preserve">Check CDN/WAF layer (if applicable)</w:t>
       </w:r>
     </w:p>
     <w:p>
@@ -28182,54 +28394,18 @@
       </w:pPr>
       <w:r>
         <w:rPr>
+          <w:rStyle w:val="CommentTok"/>
+        </w:rPr>
+        <w:t xml:space="preserve"># If using a CDN or WAF, check for edge-layer errors:</w:t>
+      </w:r>
+      <w:r>
+        <w:br/>
+      </w:r>
+      <w:r>
+        <w:rPr>
           <w:rStyle w:val="ExtensionTok"/>
         </w:rPr>
-        <w:t xml:space="preserve">systemctl</w:t>
-      </w:r>
-      <w:r>
-        <w:rPr>
-          <w:rStyle w:val="NormalTok"/>
-        </w:rPr>
-        <w:t xml:space="preserve"> status nginx</w:t>
-      </w:r>
-      <w:r>
-        <w:br/>
-      </w:r>
-      <w:r>
-        <w:rPr>
-          <w:rStyle w:val="ExtensionTok"/>
-        </w:rPr>
-        <w:t xml:space="preserve">systemctl</w:t>
-      </w:r>
-      <w:r>
-        <w:rPr>
-          <w:rStyle w:val="NormalTok"/>
-        </w:rPr>
-        <w:t xml:space="preserve"> status [CUSTOMIZE: php_fpm_service]</w:t>
-      </w:r>
-      <w:r>
-        <w:br/>
-      </w:r>
-      <w:r>
-        <w:rPr>
-          <w:rStyle w:val="ExtensionTok"/>
-        </w:rPr>
-        <w:t xml:space="preserve">systemctl</w:t>
-      </w:r>
-      <w:r>
-        <w:rPr>
-          <w:rStyle w:val="NormalTok"/>
-        </w:rPr>
-        <w:t xml:space="preserve"> status mysql</w:t>
-      </w:r>
-      <w:r>
-        <w:br/>
-      </w:r>
-      <w:r>
-        <w:rPr>
-          <w:rStyle w:val="ExtensionTok"/>
-        </w:rPr>
-        <w:t xml:space="preserve">top</w:t>
+        <w:t xml:space="preserve">curl</w:t>
       </w:r>
       <w:r>
         <w:rPr>
@@ -28241,13 +28417,13 @@
         <w:rPr>
           <w:rStyle w:val="AttributeTok"/>
         </w:rPr>
-        <w:t xml:space="preserve">-bn1</w:t>
-      </w:r>
-      <w:r>
-        <w:rPr>
-          <w:rStyle w:val="NormalTok"/>
-        </w:rPr>
-        <w:t xml:space="preserve"> </w:t>
+        <w:t xml:space="preserve">-sI</w:t>
+      </w:r>
+      <w:r>
+        <w:rPr>
+          <w:rStyle w:val="NormalTok"/>
+        </w:rPr>
+        <w:t xml:space="preserve"> https://[CUSTOMIZE: example.com] </w:t>
       </w:r>
       <w:r>
         <w:rPr>
@@ -28265,7 +28441,7 @@
         <w:rPr>
           <w:rStyle w:val="FunctionTok"/>
         </w:rPr>
-        <w:t xml:space="preserve">head</w:t>
+        <w:t xml:space="preserve">grep</w:t>
       </w:r>
       <w:r>
         <w:rPr>
@@ -28277,85 +28453,7 @@
         <w:rPr>
           <w:rStyle w:val="AttributeTok"/>
         </w:rPr>
-        <w:t xml:space="preserve">-20</w:t>
-      </w:r>
-      <w:r>
-        <w:br/>
-      </w:r>
-      <w:r>
-        <w:rPr>
-          <w:rStyle w:val="FunctionTok"/>
-        </w:rPr>
-        <w:t xml:space="preserve">free</w:t>
-      </w:r>
-      <w:r>
-        <w:rPr>
-          <w:rStyle w:val="NormalTok"/>
-        </w:rPr>
-        <w:t xml:space="preserve"> </w:t>
-      </w:r>
-      <w:r>
-        <w:rPr>
-          <w:rStyle w:val="AttributeTok"/>
-        </w:rPr>
-        <w:t xml:space="preserve">-h</w:t>
-      </w:r>
-      <w:r>
-        <w:br/>
-      </w:r>
-      <w:r>
-        <w:rPr>
-          <w:rStyle w:val="FunctionTok"/>
-        </w:rPr>
-        <w:t xml:space="preserve">df</w:t>
-      </w:r>
-      <w:r>
-        <w:rPr>
-          <w:rStyle w:val="NormalTok"/>
-        </w:rPr>
-        <w:t xml:space="preserve"> </w:t>
-      </w:r>
-      <w:r>
-        <w:rPr>
-          <w:rStyle w:val="AttributeTok"/>
-        </w:rPr>
-        <w:t xml:space="preserve">-h</w:t>
-      </w:r>
-      <w:r>
-        <w:rPr>
-          <w:rStyle w:val="NormalTok"/>
-        </w:rPr>
-        <w:t xml:space="preserve"> </w:t>
-      </w:r>
-      <w:r>
-        <w:rPr>
-          <w:rStyle w:val="KeywordTok"/>
-        </w:rPr>
-        <w:t xml:space="preserve">|</w:t>
-      </w:r>
-      <w:r>
-        <w:rPr>
-          <w:rStyle w:val="NormalTok"/>
-        </w:rPr>
-        <w:t xml:space="preserve"> </w:t>
-      </w:r>
-      <w:r>
-        <w:rPr>
-          <w:rStyle w:val="FunctionTok"/>
-        </w:rPr>
-        <w:t xml:space="preserve">grep</w:t>
-      </w:r>
-      <w:r>
-        <w:rPr>
-          <w:rStyle w:val="NormalTok"/>
-        </w:rPr>
-        <w:t xml:space="preserve"> </w:t>
-      </w:r>
-      <w:r>
-        <w:rPr>
-          <w:rStyle w:val="AttributeTok"/>
-        </w:rPr>
-        <w:t xml:space="preserve">-E</w:t>
+        <w:t xml:space="preserve">-iE</w:t>
       </w:r>
       <w:r>
         <w:rPr>
@@ -28367,7 +28465,16 @@
         <w:rPr>
           <w:rStyle w:val="StringTok"/>
         </w:rPr>
-        <w:t xml:space="preserve">"^/dev|^Filesystem"</w:t>
+        <w:t xml:space="preserve">"cf-ray|server|x-cache"</w:t>
+      </w:r>
+      <w:r>
+        <w:br/>
+      </w:r>
+      <w:r>
+        <w:rPr>
+          <w:rStyle w:val="CommentTok"/>
+        </w:rPr>
+        <w:t xml:space="preserve"># Check CDN status page: [CUSTOMIZE: https://www.cloudflarestatus.com/]</w:t>
       </w:r>
     </w:p>
     <w:p>
@@ -28382,7 +28489,7 @@
           <w:b/>
           <w:bCs/>
         </w:rPr>
-        <w:t xml:space="preserve">Inspect recent errors</w:t>
+        <w:t xml:space="preserve">Check service health and host resources</w:t>
       </w:r>
     </w:p>
     <w:p>
@@ -28395,9 +28502,90 @@
       </w:pPr>
       <w:r>
         <w:rPr>
+          <w:rStyle w:val="ExtensionTok"/>
+        </w:rPr>
+        <w:t xml:space="preserve">systemctl</w:t>
+      </w:r>
+      <w:r>
+        <w:rPr>
+          <w:rStyle w:val="NormalTok"/>
+        </w:rPr>
+        <w:t xml:space="preserve"> status nginx</w:t>
+      </w:r>
+      <w:r>
+        <w:br/>
+      </w:r>
+      <w:r>
+        <w:rPr>
+          <w:rStyle w:val="ExtensionTok"/>
+        </w:rPr>
+        <w:t xml:space="preserve">systemctl</w:t>
+      </w:r>
+      <w:r>
+        <w:rPr>
+          <w:rStyle w:val="NormalTok"/>
+        </w:rPr>
+        <w:t xml:space="preserve"> status [CUSTOMIZE: php_fpm_service]</w:t>
+      </w:r>
+      <w:r>
+        <w:br/>
+      </w:r>
+      <w:r>
+        <w:rPr>
+          <w:rStyle w:val="ExtensionTok"/>
+        </w:rPr>
+        <w:t xml:space="preserve">systemctl</w:t>
+      </w:r>
+      <w:r>
+        <w:rPr>
+          <w:rStyle w:val="NormalTok"/>
+        </w:rPr>
+        <w:t xml:space="preserve"> status mysql</w:t>
+      </w:r>
+      <w:r>
+        <w:br/>
+      </w:r>
+      <w:r>
+        <w:rPr>
+          <w:rStyle w:val="ExtensionTok"/>
+        </w:rPr>
+        <w:t xml:space="preserve">top</w:t>
+      </w:r>
+      <w:r>
+        <w:rPr>
+          <w:rStyle w:val="NormalTok"/>
+        </w:rPr>
+        <w:t xml:space="preserve"> </w:t>
+      </w:r>
+      <w:r>
+        <w:rPr>
+          <w:rStyle w:val="AttributeTok"/>
+        </w:rPr>
+        <w:t xml:space="preserve">-bn1</w:t>
+      </w:r>
+      <w:r>
+        <w:rPr>
+          <w:rStyle w:val="NormalTok"/>
+        </w:rPr>
+        <w:t xml:space="preserve"> </w:t>
+      </w:r>
+      <w:r>
+        <w:rPr>
+          <w:rStyle w:val="KeywordTok"/>
+        </w:rPr>
+        <w:t xml:space="preserve">|</w:t>
+      </w:r>
+      <w:r>
+        <w:rPr>
+          <w:rStyle w:val="NormalTok"/>
+        </w:rPr>
+        <w:t xml:space="preserve"> </w:t>
+      </w:r>
+      <w:r>
+        <w:rPr>
           <w:rStyle w:val="FunctionTok"/>
         </w:rPr>
-        <w:t xml:space="preserve">tail</w:t>
+        <w:t xml:space="preserve">head</w:t>
       </w:r>
       <w:r>
         <w:rPr>
@@ -28409,13 +28597,7 @@
         <w:rPr>
           <w:rStyle w:val="AttributeTok"/>
         </w:rPr>
-        <w:t xml:space="preserve">-30</w:t>
-      </w:r>
-      <w:r>
-        <w:rPr>
-          <w:rStyle w:val="NormalTok"/>
-        </w:rPr>
-        <w:t xml:space="preserve"> /var/log/php-errors.log</w:t>
+        <w:t xml:space="preserve">-20</w:t>
       </w:r>
       <w:r>
         <w:br/>
@@ -28424,7 +28606,7 @@
         <w:rPr>
           <w:rStyle w:val="FunctionTok"/>
         </w:rPr>
-        <w:t xml:space="preserve">tail</w:t>
+        <w:t xml:space="preserve">free</w:t>
       </w:r>
       <w:r>
         <w:rPr>
@@ -28436,13 +28618,7 @@
         <w:rPr>
           <w:rStyle w:val="AttributeTok"/>
         </w:rPr>
-        <w:t xml:space="preserve">-30</w:t>
-      </w:r>
-      <w:r>
-        <w:rPr>
-          <w:rStyle w:val="NormalTok"/>
-        </w:rPr>
-        <w:t xml:space="preserve"> /var/log/nginx/error.log</w:t>
+        <w:t xml:space="preserve">-h</w:t>
       </w:r>
       <w:r>
         <w:br/>
@@ -28451,7 +28627,7 @@
         <w:rPr>
           <w:rStyle w:val="FunctionTok"/>
         </w:rPr>
-        <w:t xml:space="preserve">tail</w:t>
+        <w:t xml:space="preserve">df</w:t>
       </w:r>
       <w:r>
         <w:rPr>
@@ -28463,22 +28639,31 @@
         <w:rPr>
           <w:rStyle w:val="AttributeTok"/>
         </w:rPr>
-        <w:t xml:space="preserve">-30</w:t>
-      </w:r>
-      <w:r>
-        <w:rPr>
-          <w:rStyle w:val="NormalTok"/>
-        </w:rPr>
-        <w:t xml:space="preserve"> /var/log/mysql/error.log</w:t>
-      </w:r>
-      <w:r>
-        <w:br/>
+        <w:t xml:space="preserve">-h</w:t>
+      </w:r>
+      <w:r>
+        <w:rPr>
+          <w:rStyle w:val="NormalTok"/>
+        </w:rPr>
+        <w:t xml:space="preserve"> </w:t>
+      </w:r>
+      <w:r>
+        <w:rPr>
+          <w:rStyle w:val="KeywordTok"/>
+        </w:rPr>
+        <w:t xml:space="preserve">|</w:t>
+      </w:r>
+      <w:r>
+        <w:rPr>
+          <w:rStyle w:val="NormalTok"/>
+        </w:rPr>
+        <w:t xml:space="preserve"> </w:t>
       </w:r>
       <w:r>
         <w:rPr>
           <w:rStyle w:val="FunctionTok"/>
         </w:rPr>
-        <w:t xml:space="preserve">tail</w:t>
+        <w:t xml:space="preserve">grep</w:t>
       </w:r>
       <w:r>
         <w:rPr>
@@ -28490,13 +28675,19 @@
         <w:rPr>
           <w:rStyle w:val="AttributeTok"/>
         </w:rPr>
-        <w:t xml:space="preserve">-30</w:t>
-      </w:r>
-      <w:r>
-        <w:rPr>
-          <w:rStyle w:val="NormalTok"/>
-        </w:rPr>
-        <w:t xml:space="preserve"> wp-content/debug.log</w:t>
+        <w:t xml:space="preserve">-E</w:t>
+      </w:r>
+      <w:r>
+        <w:rPr>
+          <w:rStyle w:val="NormalTok"/>
+        </w:rPr>
+        <w:t xml:space="preserve"> </w:t>
+      </w:r>
+      <w:r>
+        <w:rPr>
+          <w:rStyle w:val="StringTok"/>
+        </w:rPr>
+        <w:t xml:space="preserve">"^/dev|^Filesystem"</w:t>
       </w:r>
     </w:p>
     <w:p>
@@ -28511,7 +28702,7 @@
           <w:b/>
           <w:bCs/>
         </w:rPr>
-        <w:t xml:space="preserve">Test plugin isolation</w:t>
+        <w:t xml:space="preserve">Inspect recent errors</w:t>
       </w:r>
     </w:p>
     <w:p>
@@ -28524,117 +28715,108 @@
       </w:pPr>
       <w:r>
         <w:rPr>
-          <w:rStyle w:val="ExtensionTok"/>
-        </w:rPr>
-        <w:t xml:space="preserve">wp</w:t>
-      </w:r>
-      <w:r>
-        <w:rPr>
-          <w:rStyle w:val="NormalTok"/>
-        </w:rPr>
-        <w:t xml:space="preserve"> plugin list </w:t>
+          <w:rStyle w:val="FunctionTok"/>
+        </w:rPr>
+        <w:t xml:space="preserve">tail</w:t>
+      </w:r>
+      <w:r>
+        <w:rPr>
+          <w:rStyle w:val="NormalTok"/>
+        </w:rPr>
+        <w:t xml:space="preserve"> </w:t>
       </w:r>
       <w:r>
         <w:rPr>
           <w:rStyle w:val="AttributeTok"/>
         </w:rPr>
-        <w:t xml:space="preserve">--status</w:t>
-      </w:r>
-      <w:r>
-        <w:rPr>
-          <w:rStyle w:val="OperatorTok"/>
-        </w:rPr>
-        <w:t xml:space="preserve">=</w:t>
-      </w:r>
-      <w:r>
-        <w:rPr>
-          <w:rStyle w:val="NormalTok"/>
-        </w:rPr>
-        <w:t xml:space="preserve">active </w:t>
+        <w:t xml:space="preserve">-30</w:t>
+      </w:r>
+      <w:r>
+        <w:rPr>
+          <w:rStyle w:val="NormalTok"/>
+        </w:rPr>
+        <w:t xml:space="preserve"> /var/log/php-errors.log</w:t>
+      </w:r>
+      <w:r>
+        <w:br/>
+      </w:r>
+      <w:r>
+        <w:rPr>
+          <w:rStyle w:val="FunctionTok"/>
+        </w:rPr>
+        <w:t xml:space="preserve">tail</w:t>
+      </w:r>
+      <w:r>
+        <w:rPr>
+          <w:rStyle w:val="NormalTok"/>
+        </w:rPr>
+        <w:t xml:space="preserve"> </w:t>
       </w:r>
       <w:r>
         <w:rPr>
           <w:rStyle w:val="AttributeTok"/>
         </w:rPr>
-        <w:t xml:space="preserve">--fields</w:t>
-      </w:r>
-      <w:r>
-        <w:rPr>
-          <w:rStyle w:val="OperatorTok"/>
-        </w:rPr>
-        <w:t xml:space="preserve">=</w:t>
-      </w:r>
-      <w:r>
-        <w:rPr>
-          <w:rStyle w:val="NormalTok"/>
-        </w:rPr>
-        <w:t xml:space="preserve">name,status,version </w:t>
+        <w:t xml:space="preserve">-30</w:t>
+      </w:r>
+      <w:r>
+        <w:rPr>
+          <w:rStyle w:val="NormalTok"/>
+        </w:rPr>
+        <w:t xml:space="preserve"> /var/log/nginx/error.log</w:t>
+      </w:r>
+      <w:r>
+        <w:br/>
+      </w:r>
+      <w:r>
+        <w:rPr>
+          <w:rStyle w:val="FunctionTok"/>
+        </w:rPr>
+        <w:t xml:space="preserve">tail</w:t>
+      </w:r>
+      <w:r>
+        <w:rPr>
+          <w:rStyle w:val="NormalTok"/>
+        </w:rPr>
+        <w:t xml:space="preserve"> </w:t>
       </w:r>
       <w:r>
         <w:rPr>
           <w:rStyle w:val="AttributeTok"/>
         </w:rPr>
-        <w:t xml:space="preserve">--format</w:t>
-      </w:r>
-      <w:r>
-        <w:rPr>
-          <w:rStyle w:val="OperatorTok"/>
-        </w:rPr>
-        <w:t xml:space="preserve">=</w:t>
-      </w:r>
-      <w:r>
-        <w:rPr>
-          <w:rStyle w:val="NormalTok"/>
-        </w:rPr>
-        <w:t xml:space="preserve">table</w:t>
-      </w:r>
-      <w:r>
-        <w:br/>
-      </w:r>
-      <w:r>
-        <w:rPr>
-          <w:rStyle w:val="ExtensionTok"/>
-        </w:rPr>
-        <w:t xml:space="preserve">wp</w:t>
-      </w:r>
-      <w:r>
-        <w:rPr>
-          <w:rStyle w:val="NormalTok"/>
-        </w:rPr>
-        <w:t xml:space="preserve"> plugin deactivate </w:t>
+        <w:t xml:space="preserve">-30</w:t>
+      </w:r>
+      <w:r>
+        <w:rPr>
+          <w:rStyle w:val="NormalTok"/>
+        </w:rPr>
+        <w:t xml:space="preserve"> /var/log/mysql/error.log</w:t>
+      </w:r>
+      <w:r>
+        <w:br/>
+      </w:r>
+      <w:r>
+        <w:rPr>
+          <w:rStyle w:val="FunctionTok"/>
+        </w:rPr>
+        <w:t xml:space="preserve">tail</w:t>
+      </w:r>
+      <w:r>
+        <w:rPr>
+          <w:rStyle w:val="NormalTok"/>
+        </w:rPr>
+        <w:t xml:space="preserve"> </w:t>
       </w:r>
       <w:r>
         <w:rPr>
           <w:rStyle w:val="AttributeTok"/>
         </w:rPr>
-        <w:t xml:space="preserve">--all</w:t>
-      </w:r>
-      <w:r>
-        <w:br/>
-      </w:r>
-      <w:r>
-        <w:rPr>
-          <w:rStyle w:val="ExtensionTok"/>
-        </w:rPr>
-        <w:t xml:space="preserve">curl</w:t>
-      </w:r>
-      <w:r>
-        <w:rPr>
-          <w:rStyle w:val="NormalTok"/>
-        </w:rPr>
-        <w:t xml:space="preserve"> </w:t>
-      </w:r>
-      <w:r>
-        <w:rPr>
-          <w:rStyle w:val="AttributeTok"/>
-        </w:rPr>
-        <w:t xml:space="preserve">-I</w:t>
-      </w:r>
-      <w:r>
-        <w:rPr>
-          <w:rStyle w:val="NormalTok"/>
-        </w:rPr>
-        <w:t xml:space="preserve"> https://[CUSTOMIZE: example.com]</w:t>
+        <w:t xml:space="preserve">-30</w:t>
+      </w:r>
+      <w:r>
+        <w:rPr>
+          <w:rStyle w:val="NormalTok"/>
+        </w:rPr>
+        <w:t xml:space="preserve"> [CUSTOMIZE: /home/wordpress/public_html]/wp-content/debug.log</w:t>
       </w:r>
     </w:p>
     <w:p>
@@ -28649,7 +28831,7 @@
           <w:b/>
           <w:bCs/>
         </w:rPr>
-        <w:t xml:space="preserve">Validate database state</w:t>
+        <w:t xml:space="preserve">Test plugin isolation</w:t>
       </w:r>
     </w:p>
     <w:p>
@@ -28670,7 +28852,100 @@
         <w:rPr>
           <w:rStyle w:val="NormalTok"/>
         </w:rPr>
-        <w:t xml:space="preserve"> db check</w:t>
+        <w:t xml:space="preserve"> plugin list </w:t>
+      </w:r>
+      <w:r>
+        <w:rPr>
+          <w:rStyle w:val="AttributeTok"/>
+        </w:rPr>
+        <w:t xml:space="preserve">--status</w:t>
+      </w:r>
+      <w:r>
+        <w:rPr>
+          <w:rStyle w:val="OperatorTok"/>
+        </w:rPr>
+        <w:t xml:space="preserve">=</w:t>
+      </w:r>
+      <w:r>
+        <w:rPr>
+          <w:rStyle w:val="NormalTok"/>
+        </w:rPr>
+        <w:t xml:space="preserve">active </w:t>
+      </w:r>
+      <w:r>
+        <w:rPr>
+          <w:rStyle w:val="AttributeTok"/>
+        </w:rPr>
+        <w:t xml:space="preserve">--fields</w:t>
+      </w:r>
+      <w:r>
+        <w:rPr>
+          <w:rStyle w:val="OperatorTok"/>
+        </w:rPr>
+        <w:t xml:space="preserve">=</w:t>
+      </w:r>
+      <w:r>
+        <w:rPr>
+          <w:rStyle w:val="NormalTok"/>
+        </w:rPr>
+        <w:t xml:space="preserve">name,status,version </w:t>
+      </w:r>
+      <w:r>
+        <w:rPr>
+          <w:rStyle w:val="AttributeTok"/>
+        </w:rPr>
+        <w:t xml:space="preserve">--format</w:t>
+      </w:r>
+      <w:r>
+        <w:rPr>
+          <w:rStyle w:val="OperatorTok"/>
+        </w:rPr>
+        <w:t xml:space="preserve">=</w:t>
+      </w:r>
+      <w:r>
+        <w:rPr>
+          <w:rStyle w:val="NormalTok"/>
+        </w:rPr>
+        <w:t xml:space="preserve">table</w:t>
+      </w:r>
+      <w:r>
+        <w:br/>
+      </w:r>
+      <w:r>
+        <w:rPr>
+          <w:rStyle w:val="CommentTok"/>
+        </w:rPr>
+        <w:t xml:space="preserve"># </w:t>
+      </w:r>
+      <w:r>
+        <w:rPr>
+          <w:rStyle w:val="AlertTok"/>
+        </w:rPr>
+        <w:t xml:space="preserve">WARNING</w:t>
+      </w:r>
+      <w:r>
+        <w:rPr>
+          <w:rStyle w:val="CommentTok"/>
+        </w:rPr>
+        <w:t xml:space="preserve">: Deactivates ALL plugins including security, caching, and e-commerce.</w:t>
+      </w:r>
+      <w:r>
+        <w:br/>
+      </w:r>
+      <w:r>
+        <w:rPr>
+          <w:rStyle w:val="CommentTok"/>
+        </w:rPr>
+        <w:t xml:space="preserve"># On production with active transactions, consider testing a single suspect plugin first.</w:t>
+      </w:r>
+      <w:r>
+        <w:br/>
+      </w:r>
+      <w:r>
+        <w:rPr>
+          <w:rStyle w:val="CommentTok"/>
+        </w:rPr>
+        <w:t xml:space="preserve"># Use only when service is already fully down.</w:t>
       </w:r>
       <w:r>
         <w:br/>
@@ -28685,7 +28960,13 @@
         <w:rPr>
           <w:rStyle w:val="NormalTok"/>
         </w:rPr>
-        <w:t xml:space="preserve"> db repair</w:t>
+        <w:t xml:space="preserve"> plugin deactivate </w:t>
+      </w:r>
+      <w:r>
+        <w:rPr>
+          <w:rStyle w:val="AttributeTok"/>
+        </w:rPr>
+        <w:t xml:space="preserve">--all</w:t>
       </w:r>
       <w:r>
         <w:br/>
@@ -28694,13 +28975,25 @@
         <w:rPr>
           <w:rStyle w:val="ExtensionTok"/>
         </w:rPr>
-        <w:t xml:space="preserve">wp</w:t>
-      </w:r>
-      <w:r>
-        <w:rPr>
-          <w:rStyle w:val="NormalTok"/>
-        </w:rPr>
-        <w:t xml:space="preserve"> db optimize</w:t>
+        <w:t xml:space="preserve">curl</w:t>
+      </w:r>
+      <w:r>
+        <w:rPr>
+          <w:rStyle w:val="NormalTok"/>
+        </w:rPr>
+        <w:t xml:space="preserve"> </w:t>
+      </w:r>
+      <w:r>
+        <w:rPr>
+          <w:rStyle w:val="AttributeTok"/>
+        </w:rPr>
+        <w:t xml:space="preserve">-I</w:t>
+      </w:r>
+      <w:r>
+        <w:rPr>
+          <w:rStyle w:val="NormalTok"/>
+        </w:rPr>
+        <w:t xml:space="preserve"> https://[CUSTOMIZE: example.com]</w:t>
       </w:r>
     </w:p>
     <w:p>
@@ -28715,7 +29008,7 @@
           <w:b/>
           <w:bCs/>
         </w:rPr>
-        <w:t xml:space="preserve">Check PHP memory constraints</w:t>
+        <w:t xml:space="preserve">Validate database state</w:t>
       </w:r>
     </w:p>
     <w:p>
@@ -28730,65 +29023,28 @@
         <w:rPr>
           <w:rStyle w:val="ExtensionTok"/>
         </w:rPr>
-        <w:t xml:space="preserve">php</w:t>
-      </w:r>
-      <w:r>
-        <w:rPr>
-          <w:rStyle w:val="NormalTok"/>
-        </w:rPr>
-        <w:t xml:space="preserve"> </w:t>
-      </w:r>
-      <w:r>
-        <w:rPr>
-          <w:rStyle w:val="AttributeTok"/>
-        </w:rPr>
-        <w:t xml:space="preserve">-r</w:t>
-      </w:r>
-      <w:r>
-        <w:rPr>
-          <w:rStyle w:val="NormalTok"/>
-        </w:rPr>
-        <w:t xml:space="preserve"> </w:t>
-      </w:r>
-      <w:r>
-        <w:rPr>
-          <w:rStyle w:val="StringTok"/>
-        </w:rPr>
-        <w:t xml:space="preserve">"echo ini_get('memory_limit').PHP_EOL;"</w:t>
-      </w:r>
-    </w:p>
-    <w:p>
-      <w:pPr>
-        <w:pStyle w:val="FirstParagraph"/>
+        <w:t xml:space="preserve">wp</w:t>
+      </w:r>
+      <w:r>
+        <w:rPr>
+          <w:rStyle w:val="NormalTok"/>
+        </w:rPr>
+        <w:t xml:space="preserve"> db check</w:t>
+      </w:r>
+    </w:p>
+    <w:p>
+      <w:pPr>
+        <w:numPr>
+          <w:ilvl w:val="0"/>
+          <w:numId w:val="1043"/>
+        </w:numPr>
       </w:pPr>
       <w:r>
         <w:rPr>
           <w:b/>
           <w:bCs/>
         </w:rPr>
-        <w:t xml:space="preserve">Immediate Mitigation:</w:t>
-      </w:r>
-    </w:p>
-    <w:p>
-      <w:pPr>
-        <w:numPr>
-          <w:ilvl w:val="0"/>
-          <w:numId w:val="1044"/>
-        </w:numPr>
-      </w:pPr>
-      <w:r>
-        <w:t xml:space="preserve">If plugin isolation restores service, reactivate plugins one-by-one and keep the failing plugin disabled.</w:t>
-      </w:r>
-    </w:p>
-    <w:p>
-      <w:pPr>
-        <w:numPr>
-          <w:ilvl w:val="0"/>
-          <w:numId w:val="1044"/>
-        </w:numPr>
-      </w:pPr>
-      <w:r>
-        <w:t xml:space="preserve">Restart core services in dependency order:</w:t>
+        <w:t xml:space="preserve">Check PHP memory constraints</w:t>
       </w:r>
     </w:p>
     <w:p>
@@ -28801,75 +29057,45 @@
       </w:pPr>
       <w:r>
         <w:rPr>
-          <w:rStyle w:val="FunctionTok"/>
-        </w:rPr>
-        <w:t xml:space="preserve">sudo</w:t>
-      </w:r>
-      <w:r>
-        <w:rPr>
-          <w:rStyle w:val="NormalTok"/>
-        </w:rPr>
-        <w:t xml:space="preserve"> systemctl restart mysql</w:t>
-      </w:r>
-      <w:r>
-        <w:br/>
-      </w:r>
-      <w:r>
-        <w:rPr>
-          <w:rStyle w:val="FunctionTok"/>
-        </w:rPr>
-        <w:t xml:space="preserve">sleep</w:t>
-      </w:r>
-      <w:r>
-        <w:rPr>
-          <w:rStyle w:val="NormalTok"/>
-        </w:rPr>
-        <w:t xml:space="preserve"> 5</w:t>
-      </w:r>
-      <w:r>
-        <w:br/>
-      </w:r>
-      <w:r>
-        <w:rPr>
-          <w:rStyle w:val="FunctionTok"/>
-        </w:rPr>
-        <w:t xml:space="preserve">sudo</w:t>
-      </w:r>
-      <w:r>
-        <w:rPr>
-          <w:rStyle w:val="NormalTok"/>
-        </w:rPr>
-        <w:t xml:space="preserve"> systemctl restart [CUSTOMIZE: php_fpm_service]</w:t>
-      </w:r>
-      <w:r>
-        <w:br/>
-      </w:r>
-      <w:r>
-        <w:rPr>
-          <w:rStyle w:val="FunctionTok"/>
-        </w:rPr>
-        <w:t xml:space="preserve">sleep</w:t>
-      </w:r>
-      <w:r>
-        <w:rPr>
-          <w:rStyle w:val="NormalTok"/>
-        </w:rPr>
-        <w:t xml:space="preserve"> 5</w:t>
-      </w:r>
-      <w:r>
-        <w:br/>
-      </w:r>
-      <w:r>
-        <w:rPr>
-          <w:rStyle w:val="FunctionTok"/>
-        </w:rPr>
-        <w:t xml:space="preserve">sudo</w:t>
-      </w:r>
-      <w:r>
-        <w:rPr>
-          <w:rStyle w:val="NormalTok"/>
-        </w:rPr>
-        <w:t xml:space="preserve"> systemctl restart nginx</w:t>
+          <w:rStyle w:val="ExtensionTok"/>
+        </w:rPr>
+        <w:t xml:space="preserve">php</w:t>
+      </w:r>
+      <w:r>
+        <w:rPr>
+          <w:rStyle w:val="NormalTok"/>
+        </w:rPr>
+        <w:t xml:space="preserve"> </w:t>
+      </w:r>
+      <w:r>
+        <w:rPr>
+          <w:rStyle w:val="AttributeTok"/>
+        </w:rPr>
+        <w:t xml:space="preserve">-r</w:t>
+      </w:r>
+      <w:r>
+        <w:rPr>
+          <w:rStyle w:val="NormalTok"/>
+        </w:rPr>
+        <w:t xml:space="preserve"> </w:t>
+      </w:r>
+      <w:r>
+        <w:rPr>
+          <w:rStyle w:val="StringTok"/>
+        </w:rPr>
+        <w:t xml:space="preserve">"echo ini_get('memory_limit').PHP_EOL;"</w:t>
+      </w:r>
+    </w:p>
+    <w:p>
+      <w:pPr>
+        <w:pStyle w:val="FirstParagraph"/>
+      </w:pPr>
+      <w:r>
+        <w:rPr>
+          <w:b/>
+          <w:bCs/>
+        </w:rPr>
+        <w:t xml:space="preserve">Immediate Mitigation:</w:t>
       </w:r>
     </w:p>
     <w:p>
@@ -28880,22 +29106,18 @@
         </w:numPr>
       </w:pPr>
       <w:r>
-        <w:t xml:space="preserve">If memory pressure is confirmed, update</w:t>
-      </w:r>
-      <w:r>
-        <w:t xml:space="preserve"> </w:t>
-      </w:r>
-      <w:r>
-        <w:rPr>
-          <w:rStyle w:val="VerbatimChar"/>
-        </w:rPr>
-        <w:t xml:space="preserve">wp-config.php</w:t>
-      </w:r>
-      <w:r>
-        <w:t xml:space="preserve"> </w:t>
-      </w:r>
-      <w:r>
-        <w:t xml:space="preserve">and redeploy:</w:t>
+        <w:t xml:space="preserve">If plugin isolation restores service, reactivate plugins one-by-one and keep the failing plugin disabled.</w:t>
+      </w:r>
+    </w:p>
+    <w:p>
+      <w:pPr>
+        <w:numPr>
+          <w:ilvl w:val="0"/>
+          <w:numId w:val="1044"/>
+        </w:numPr>
+      </w:pPr>
+      <w:r>
+        <w:t xml:space="preserve">Restart core services in dependency order:</w:t>
       </w:r>
     </w:p>
     <w:p>
@@ -28910,6 +29132,113 @@
         <w:rPr>
           <w:rStyle w:val="FunctionTok"/>
         </w:rPr>
+        <w:t xml:space="preserve">sudo</w:t>
+      </w:r>
+      <w:r>
+        <w:rPr>
+          <w:rStyle w:val="NormalTok"/>
+        </w:rPr>
+        <w:t xml:space="preserve"> systemctl restart mysql</w:t>
+      </w:r>
+      <w:r>
+        <w:br/>
+      </w:r>
+      <w:r>
+        <w:rPr>
+          <w:rStyle w:val="FunctionTok"/>
+        </w:rPr>
+        <w:t xml:space="preserve">sleep</w:t>
+      </w:r>
+      <w:r>
+        <w:rPr>
+          <w:rStyle w:val="NormalTok"/>
+        </w:rPr>
+        <w:t xml:space="preserve"> 5</w:t>
+      </w:r>
+      <w:r>
+        <w:br/>
+      </w:r>
+      <w:r>
+        <w:rPr>
+          <w:rStyle w:val="FunctionTok"/>
+        </w:rPr>
+        <w:t xml:space="preserve">sudo</w:t>
+      </w:r>
+      <w:r>
+        <w:rPr>
+          <w:rStyle w:val="NormalTok"/>
+        </w:rPr>
+        <w:t xml:space="preserve"> systemctl restart [CUSTOMIZE: php_fpm_service]</w:t>
+      </w:r>
+      <w:r>
+        <w:br/>
+      </w:r>
+      <w:r>
+        <w:rPr>
+          <w:rStyle w:val="FunctionTok"/>
+        </w:rPr>
+        <w:t xml:space="preserve">sleep</w:t>
+      </w:r>
+      <w:r>
+        <w:rPr>
+          <w:rStyle w:val="NormalTok"/>
+        </w:rPr>
+        <w:t xml:space="preserve"> 5</w:t>
+      </w:r>
+      <w:r>
+        <w:br/>
+      </w:r>
+      <w:r>
+        <w:rPr>
+          <w:rStyle w:val="FunctionTok"/>
+        </w:rPr>
+        <w:t xml:space="preserve">sudo</w:t>
+      </w:r>
+      <w:r>
+        <w:rPr>
+          <w:rStyle w:val="NormalTok"/>
+        </w:rPr>
+        <w:t xml:space="preserve"> systemctl restart nginx</w:t>
+      </w:r>
+    </w:p>
+    <w:p>
+      <w:pPr>
+        <w:numPr>
+          <w:ilvl w:val="0"/>
+          <w:numId w:val="1044"/>
+        </w:numPr>
+      </w:pPr>
+      <w:r>
+        <w:t xml:space="preserve">If memory pressure is confirmed, update</w:t>
+      </w:r>
+      <w:r>
+        <w:t xml:space="preserve"> </w:t>
+      </w:r>
+      <w:r>
+        <w:rPr>
+          <w:rStyle w:val="VerbatimChar"/>
+        </w:rPr>
+        <w:t xml:space="preserve">wp-config.php</w:t>
+      </w:r>
+      <w:r>
+        <w:t xml:space="preserve"> </w:t>
+      </w:r>
+      <w:r>
+        <w:t xml:space="preserve">and redeploy:</w:t>
+      </w:r>
+    </w:p>
+    <w:p>
+      <w:pPr>
+        <w:pStyle w:val="SourceCode"/>
+        <w:numPr>
+          <w:ilvl w:val="0"/>
+          <w:numId w:val="1000"/>
+        </w:numPr>
+      </w:pPr>
+      <w:r>
+        <w:rPr>
+          <w:rStyle w:val="FunctionTok"/>
+        </w:rPr>
         <w:t xml:space="preserve">define</w:t>
       </w:r>
       <w:r>
@@ -29004,6 +29333,68 @@
           <w:rStyle w:val="OtherTok"/>
         </w:rPr>
         <w:t xml:space="preserve">;</w:t>
+      </w:r>
+    </w:p>
+    <w:p>
+      <w:pPr>
+        <w:numPr>
+          <w:ilvl w:val="0"/>
+          <w:numId w:val="1044"/>
+        </w:numPr>
+      </w:pPr>
+      <w:r>
+        <w:t xml:space="preserve">If</w:t>
+      </w:r>
+      <w:r>
+        <w:t xml:space="preserve"> </w:t>
+      </w:r>
+      <w:r>
+        <w:rPr>
+          <w:rStyle w:val="VerbatimChar"/>
+        </w:rPr>
+        <w:t xml:space="preserve">wp db check</w:t>
+      </w:r>
+      <w:r>
+        <w:t xml:space="preserve"> </w:t>
+      </w:r>
+      <w:r>
+        <w:t xml:space="preserve">reports errors, repair and optimize:</w:t>
+      </w:r>
+    </w:p>
+    <w:p>
+      <w:pPr>
+        <w:pStyle w:val="SourceCode"/>
+        <w:numPr>
+          <w:ilvl w:val="0"/>
+          <w:numId w:val="1000"/>
+        </w:numPr>
+      </w:pPr>
+      <w:r>
+        <w:rPr>
+          <w:rStyle w:val="ExtensionTok"/>
+        </w:rPr>
+        <w:t xml:space="preserve">wp</w:t>
+      </w:r>
+      <w:r>
+        <w:rPr>
+          <w:rStyle w:val="NormalTok"/>
+        </w:rPr>
+        <w:t xml:space="preserve"> db repair</w:t>
+      </w:r>
+      <w:r>
+        <w:br/>
+      </w:r>
+      <w:r>
+        <w:rPr>
+          <w:rStyle w:val="ExtensionTok"/>
+        </w:rPr>
+        <w:t xml:space="preserve">wp</w:t>
+      </w:r>
+      <w:r>
+        <w:rPr>
+          <w:rStyle w:val="NormalTok"/>
+        </w:rPr>
+        <w:t xml:space="preserve"> db optimize</w:t>
       </w:r>
     </w:p>
     <w:p>
@@ -29287,11 +29678,11 @@
         <w:pStyle w:val="FirstParagraph"/>
       </w:pPr>
       <w:r>
-        <w:t xml:space="preserve">Confirm admin login and at least one critical business workflow before closing incident.</w:t>
+        <w:t xml:space="preserve">Confirm admin login and at least one critical business workflow (e.g., [CUSTOMIZE: test checkout, form submission, or user registration]) before closing incident.</w:t>
       </w:r>
     </w:p>
     <w:bookmarkEnd w:id="73"/>
-    <w:bookmarkStart w:id="74" w:name="security-breach-response"/>
+    <w:bookmarkStart w:id="75" w:name="security-breach-response"/>
     <w:p>
       <w:pPr>
         <w:pStyle w:val="Heading3"/>
@@ -29316,6 +29707,24 @@
       </w:r>
       <w:r>
         <w:t xml:space="preserve">1-4 hours depending on scope</w:t>
+      </w:r>
+    </w:p>
+    <w:p>
+      <w:pPr>
+        <w:pStyle w:val="BodyText"/>
+      </w:pPr>
+      <w:r>
+        <w:rPr>
+          <w:b/>
+          <w:bCs/>
+        </w:rPr>
+        <w:t xml:space="preserve">Use this playbook when:</w:t>
+      </w:r>
+      <w:r>
+        <w:t xml:space="preserve"> </w:t>
+      </w:r>
+      <w:r>
+        <w:t xml:space="preserve">security scanner detects malware, unexpected admin accounts appear, or the site redirects to an unknown domain.</w:t>
       </w:r>
     </w:p>
     <w:p>
@@ -29678,7 +30087,7 @@
         <w:rPr>
           <w:rStyle w:val="NormalTok"/>
         </w:rPr>
-        <w:t xml:space="preserve"> /home/wordpress </w:t>
+        <w:t xml:space="preserve"> [CUSTOMIZE: /home/wordpress] </w:t>
       </w:r>
       <w:r>
         <w:rPr>
@@ -29759,7 +30168,7 @@
         <w:rPr>
           <w:rStyle w:val="NormalTok"/>
         </w:rPr>
-        <w:t xml:space="preserve"> /home/wordpress </w:t>
+        <w:t xml:space="preserve"> [CUSTOMIZE: /home/wordpress] </w:t>
       </w:r>
       <w:r>
         <w:rPr>
@@ -29850,6 +30259,87 @@
           <w:rStyle w:val="StringTok"/>
         </w:rPr>
         <w:t xml:space="preserve">"tmp*.php"</w:t>
+      </w:r>
+      <w:r>
+        <w:br/>
+      </w:r>
+      <w:r>
+        <w:rPr>
+          <w:rStyle w:val="CommentTok"/>
+        </w:rPr>
+        <w:t xml:space="preserve"># Check for unauthorized SSH keys (common persistence mechanism)</w:t>
+      </w:r>
+      <w:r>
+        <w:br/>
+      </w:r>
+      <w:r>
+        <w:rPr>
+          <w:rStyle w:val="FunctionTok"/>
+        </w:rPr>
+        <w:t xml:space="preserve">cat</w:t>
+      </w:r>
+      <w:r>
+        <w:rPr>
+          <w:rStyle w:val="NormalTok"/>
+        </w:rPr>
+        <w:t xml:space="preserve"> ~/.ssh/authorized_keys</w:t>
+      </w:r>
+      <w:r>
+        <w:br/>
+      </w:r>
+      <w:r>
+        <w:rPr>
+          <w:rStyle w:val="FunctionTok"/>
+        </w:rPr>
+        <w:t xml:space="preserve">find</w:t>
+      </w:r>
+      <w:r>
+        <w:rPr>
+          <w:rStyle w:val="NormalTok"/>
+        </w:rPr>
+        <w:t xml:space="preserve"> /home </w:t>
+      </w:r>
+      <w:r>
+        <w:rPr>
+          <w:rStyle w:val="AttributeTok"/>
+        </w:rPr>
+        <w:t xml:space="preserve">-name</w:t>
+      </w:r>
+      <w:r>
+        <w:rPr>
+          <w:rStyle w:val="NormalTok"/>
+        </w:rPr>
+        <w:t xml:space="preserve"> authorized_keys </w:t>
+      </w:r>
+      <w:r>
+        <w:rPr>
+          <w:rStyle w:val="AttributeTok"/>
+        </w:rPr>
+        <w:t xml:space="preserve">-exec</w:t>
+      </w:r>
+      <w:r>
+        <w:rPr>
+          <w:rStyle w:val="NormalTok"/>
+        </w:rPr>
+        <w:t xml:space="preserve"> ls </w:t>
+      </w:r>
+      <w:r>
+        <w:rPr>
+          <w:rStyle w:val="AttributeTok"/>
+        </w:rPr>
+        <w:t xml:space="preserve">-la</w:t>
+      </w:r>
+      <w:r>
+        <w:rPr>
+          <w:rStyle w:val="NormalTok"/>
+        </w:rPr>
+        <w:t xml:space="preserve"> {} </w:t>
+      </w:r>
+      <w:r>
+        <w:rPr>
+          <w:rStyle w:val="DataTypeTok"/>
+        </w:rPr>
+        <w:t xml:space="preserve">\;</w:t>
       </w:r>
     </w:p>
     <w:p>
@@ -29879,6 +30369,42 @@
         <w:rPr>
           <w:rStyle w:val="FunctionTok"/>
         </w:rPr>
+        <w:t xml:space="preserve">mkdir</w:t>
+      </w:r>
+      <w:r>
+        <w:rPr>
+          <w:rStyle w:val="NormalTok"/>
+        </w:rPr>
+        <w:t xml:space="preserve"> </w:t>
+      </w:r>
+      <w:r>
+        <w:rPr>
+          <w:rStyle w:val="AttributeTok"/>
+        </w:rPr>
+        <w:t xml:space="preserve">-p</w:t>
+      </w:r>
+      <w:r>
+        <w:rPr>
+          <w:rStyle w:val="NormalTok"/>
+        </w:rPr>
+        <w:t xml:space="preserve"> /root/forensics</w:t>
+      </w:r>
+      <w:r>
+        <w:br/>
+      </w:r>
+      <w:r>
+        <w:rPr>
+          <w:rStyle w:val="CommentTok"/>
+        </w:rPr>
+        <w:t xml:space="preserve"># For large sites, consider excluding wp-content/uploads or using incremental backup tooling</w:t>
+      </w:r>
+      <w:r>
+        <w:br/>
+      </w:r>
+      <w:r>
+        <w:rPr>
+          <w:rStyle w:val="FunctionTok"/>
+        </w:rPr>
         <w:t xml:space="preserve">tar</w:t>
       </w:r>
       <w:r>
@@ -29942,7 +30468,7 @@
         <w:rPr>
           <w:rStyle w:val="NormalTok"/>
         </w:rPr>
-        <w:t xml:space="preserve">  /home/wordpress/public_html</w:t>
+        <w:t xml:space="preserve">  [CUSTOMIZE: /home/wordpress/public_html]</w:t>
       </w:r>
       <w:r>
         <w:br/>
@@ -30053,7 +30579,7 @@
         <w:rPr>
           <w:rStyle w:val="NormalTok"/>
         </w:rPr>
-        <w:t xml:space="preserve"> /home/wordpress/public_html/</w:t>
+        <w:t xml:space="preserve"> [CUSTOMIZE: /home/wordpress/public_html]/</w:t>
       </w:r>
       <w:r>
         <w:br/>
@@ -31209,11 +31735,28 @@
         </w:r>
       </w:hyperlink>
       <w:r>
-        <w:t xml:space="preserve">, including affected-user notification and a security audit schedule.</w:t>
-      </w:r>
-    </w:p>
-    <w:bookmarkEnd w:id="74"/>
-    <w:bookmarkStart w:id="75" w:name="incident-roles-and-escalation-path"/>
+        <w:t xml:space="preserve">, including affected-user notification and a security audit schedule. For affected-user communications, follow the editorial standards in the</w:t>
+      </w:r>
+      <w:r>
+        <w:t xml:space="preserve"> </w:t>
+      </w:r>
+      <w:hyperlink r:id="rId74">
+        <w:r>
+          <w:rPr>
+            <w:rStyle w:val="Hyperlink"/>
+          </w:rPr>
+          <w:t xml:space="preserve">WordPress Security Style Guide</w:t>
+        </w:r>
+      </w:hyperlink>
+      <w:r>
+        <w:t xml:space="preserve"> </w:t>
+      </w:r>
+      <w:r>
+        <w:t xml:space="preserve">§7 for vulnerability severity language and disclosure practices.</w:t>
+      </w:r>
+    </w:p>
+    <w:bookmarkEnd w:id="75"/>
+    <w:bookmarkStart w:id="76" w:name="incident-roles-and-escalation-path"/>
     <w:p>
       <w:pPr>
         <w:pStyle w:val="Heading3"/>
@@ -31761,25 +32304,43 @@
         <w:t xml:space="preserve">Slack: [CUSTOMIZE]</w:t>
       </w:r>
     </w:p>
-    <w:bookmarkEnd w:id="75"/>
-    <w:bookmarkStart w:id="76" w:name="performance-degradation"/>
-    <w:p>
-      <w:pPr>
-        <w:pStyle w:val="Heading3"/>
-      </w:pPr>
-      <w:r>
-        <w:t xml:space="preserve">10.5 Performance Degradation</w:t>
-      </w:r>
-    </w:p>
-    <w:p>
-      <w:pPr>
-        <w:pStyle w:val="FirstParagraph"/>
+    <w:p>
+      <w:pPr>
+        <w:pStyle w:val="BlockText"/>
       </w:pPr>
       <w:r>
         <w:rPr>
           <w:b/>
           <w:bCs/>
         </w:rPr>
+        <w:t xml:space="preserve">Note:</w:t>
+      </w:r>
+      <w:r>
+        <w:t xml:space="preserve"> </w:t>
+      </w:r>
+      <w:r>
+        <w:t xml:space="preserve">The ordering above reflects escalation depth, not engagement sequence. The Incident Commander role is typically assumed by the On-Call SysAdmin at incident start and formally handed off when a senior IC is engaged.</w:t>
+      </w:r>
+    </w:p>
+    <w:bookmarkEnd w:id="76"/>
+    <w:bookmarkStart w:id="77" w:name="performance-degradation"/>
+    <w:p>
+      <w:pPr>
+        <w:pStyle w:val="Heading3"/>
+      </w:pPr>
+      <w:r>
+        <w:t xml:space="preserve">10.5 Performance Degradation</w:t>
+      </w:r>
+    </w:p>
+    <w:p>
+      <w:pPr>
+        <w:pStyle w:val="FirstParagraph"/>
+      </w:pPr>
+      <w:r>
+        <w:rPr>
+          <w:b/>
+          <w:bCs/>
+        </w:rPr>
         <w:t xml:space="preserve">Time Estimate:</w:t>
       </w:r>
       <w:r>
@@ -31787,6 +32348,24 @@
       </w:r>
       <w:r>
         <w:t xml:space="preserve">15-30 minutes to identify cause</w:t>
+      </w:r>
+    </w:p>
+    <w:p>
+      <w:pPr>
+        <w:pStyle w:val="BodyText"/>
+      </w:pPr>
+      <w:r>
+        <w:rPr>
+          <w:b/>
+          <w:bCs/>
+        </w:rPr>
+        <w:t xml:space="preserve">Use this playbook when:</w:t>
+      </w:r>
+      <w:r>
+        <w:t xml:space="preserve"> </w:t>
+      </w:r>
+      <w:r>
+        <w:t xml:space="preserve">response time exceeds SLO thresholds, resource utilization alerts fire, or users report the site is slow.</w:t>
       </w:r>
     </w:p>
     <w:p>
@@ -32036,6 +32615,15 @@
       </w:r>
       <w:r>
         <w:rPr>
+          <w:rStyle w:val="CommentTok"/>
+        </w:rPr>
+        <w:t xml:space="preserve"># Group recent requests by HTTP status code (field $9 in combined log format)</w:t>
+      </w:r>
+      <w:r>
+        <w:br/>
+      </w:r>
+      <w:r>
+        <w:rPr>
           <w:rStyle w:val="FunctionTok"/>
         </w:rPr>
         <w:t xml:space="preserve">tail</w:t>
@@ -32086,7 +32674,7 @@
         <w:rPr>
           <w:rStyle w:val="StringTok"/>
         </w:rPr>
-        <w:t xml:space="preserve">'{print $NF}'</w:t>
+        <w:t xml:space="preserve">'{print $9}'</w:t>
       </w:r>
       <w:r>
         <w:rPr>
@@ -32207,6 +32795,24 @@
           <w:rStyle w:val="FunctionTok"/>
         </w:rPr>
         <w:t xml:space="preserve">head</w:t>
+      </w:r>
+      <w:r>
+        <w:br/>
+      </w:r>
+      <w:r>
+        <w:rPr>
+          <w:rStyle w:val="CommentTok"/>
+        </w:rPr>
+        <w:t xml:space="preserve"># If using a custom log format with $request_time as last field, also check:</w:t>
+      </w:r>
+      <w:r>
+        <w:br/>
+      </w:r>
+      <w:r>
+        <w:rPr>
+          <w:rStyle w:val="CommentTok"/>
+        </w:rPr>
+        <w:t xml:space="preserve"># tail -1000 /var/log/nginx/access.log | awk '{print $NF}' | sort -n | tail -20</w:t>
       </w:r>
     </w:p>
     <w:p>
@@ -32424,10 +33030,103 @@
         </w:rPr>
         <w:t xml:space="preserve">"wp cron"</w:t>
       </w:r>
+      <w:r>
+        <w:br/>
+      </w:r>
+      <w:r>
+        <w:rPr>
+          <w:rStyle w:val="CommentTok"/>
+        </w:rPr>
+        <w:t xml:space="preserve"># Check autoloaded options size (values over 1MB indicate bloat)</w:t>
+      </w:r>
+      <w:r>
+        <w:br/>
+      </w:r>
+      <w:r>
+        <w:rPr>
+          <w:rStyle w:val="ExtensionTok"/>
+        </w:rPr>
+        <w:t xml:space="preserve">wp</w:t>
+      </w:r>
+      <w:r>
+        <w:rPr>
+          <w:rStyle w:val="NormalTok"/>
+        </w:rPr>
+        <w:t xml:space="preserve"> db query </w:t>
+      </w:r>
+      <w:r>
+        <w:rPr>
+          <w:rStyle w:val="StringTok"/>
+        </w:rPr>
+        <w:t xml:space="preserve">"SELECT SUM(LENGTH(option_value)) AS autoload_bytes FROM wp_options WHERE autoload = 'yes';"</w:t>
+      </w:r>
+      <w:r>
+        <w:br/>
+      </w:r>
+      <w:r>
+        <w:rPr>
+          <w:rStyle w:val="ExtensionTok"/>
+        </w:rPr>
+        <w:t xml:space="preserve">wp</w:t>
+      </w:r>
+      <w:r>
+        <w:rPr>
+          <w:rStyle w:val="NormalTok"/>
+        </w:rPr>
+        <w:t xml:space="preserve"> db query </w:t>
+      </w:r>
+      <w:r>
+        <w:rPr>
+          <w:rStyle w:val="StringTok"/>
+        </w:rPr>
+        <w:t xml:space="preserve">"SELECT option_name, LENGTH(option_value) AS size FROM wp_options WHERE autoload = 'yes' ORDER BY size DESC LIMIT 10;"</w:t>
+      </w:r>
     </w:p>
     <w:p>
       <w:pPr>
         <w:pStyle w:val="FirstParagraph"/>
+      </w:pPr>
+      <w:r>
+        <w:t xml:space="preserve">If WP-Cron is a recurring bottleneck, see the</w:t>
+      </w:r>
+      <w:r>
+        <w:t xml:space="preserve"> </w:t>
+      </w:r>
+      <w:hyperlink r:id="rId41">
+        <w:r>
+          <w:rPr>
+            <w:rStyle w:val="Hyperlink"/>
+          </w:rPr>
+          <w:t xml:space="preserve">WordPress Security Hardening Guide</w:t>
+        </w:r>
+      </w:hyperlink>
+      <w:r>
+        <w:t xml:space="preserve"> </w:t>
+      </w:r>
+      <w:r>
+        <w:t xml:space="preserve">§7.2 for guidance on replacing it with a system cron job, and</w:t>
+      </w:r>
+      <w:r>
+        <w:t xml:space="preserve"> </w:t>
+      </w:r>
+      <w:hyperlink w:anchor="X25b601bcb32b4ae024028887b1177d1584cb383">
+        <w:r>
+          <w:rPr>
+            <w:rStyle w:val="Hyperlink"/>
+          </w:rPr>
+          <w:t xml:space="preserve">Section 6.6</w:t>
+        </w:r>
+      </w:hyperlink>
+      <w:r>
+        <w:t xml:space="preserve"> </w:t>
+      </w:r>
+      <w:r>
+        <w:t xml:space="preserve">for the operational procedure.</w:t>
+      </w:r>
+    </w:p>
+    <w:p>
+      <w:pPr>
+        <w:pStyle w:val="BodyText"/>
       </w:pPr>
       <w:r>
         <w:rPr>
@@ -32712,6 +33411,15 @@
       </w:r>
       <w:r>
         <w:rPr>
+          <w:rStyle w:val="CommentTok"/>
+        </w:rPr>
+        <w:t xml:space="preserve"># Expected: [CUSTOMIZE: max-age=3600 or similar — document your baseline cache-control header]</w:t>
+      </w:r>
+      <w:r>
+        <w:br/>
+      </w:r>
+      <w:r>
+        <w:rPr>
           <w:rStyle w:val="ExtensionTok"/>
         </w:rPr>
         <w:t xml:space="preserve">curl</w:t>
@@ -32779,8 +33487,8 @@
         <w:t xml:space="preserve">Confirm response time and host utilization return to baseline for at least 15 minutes.</w:t>
       </w:r>
     </w:p>
-    <w:bookmarkEnd w:id="76"/>
-    <w:bookmarkStart w:id="77" w:name="post-incident-review"/>
+    <w:bookmarkEnd w:id="77"/>
+    <w:bookmarkStart w:id="78" w:name="post-incident-review"/>
     <w:p>
       <w:pPr>
         <w:pStyle w:val="Heading3"/>
@@ -33461,6 +34169,15 @@
           <w:rStyle w:val="FunctionTok"/>
         </w:rPr>
         <w:t xml:space="preserve">## Participants</w:t>
+      </w:r>
+      <w:r>
+        <w:br/>
+      </w:r>
+      <w:r>
+        <w:rPr>
+          <w:rStyle w:val="CommentTok"/>
+        </w:rPr>
+        <w:t xml:space="preserve">&lt;!-- Use role titles from Section 10.4: Incident Commander, Technical Lead, Communications Lead, Scribe --&gt;</w:t>
       </w:r>
       <w:r>
         <w:br/>
@@ -33638,9 +34355,9 @@
         </w:pict>
       </w:r>
     </w:p>
-    <w:bookmarkEnd w:id="77"/>
     <w:bookmarkEnd w:id="78"/>
-    <w:bookmarkStart w:id="83" w:name="section-11-disaster-recovery"/>
+    <w:bookmarkEnd w:id="79"/>
+    <w:bookmarkStart w:id="84" w:name="section-11-disaster-recovery"/>
     <w:p>
       <w:pPr>
         <w:pStyle w:val="Heading2"/>
@@ -33671,7 +34388,7 @@
         <w:t xml:space="preserve">.</w:t>
       </w:r>
     </w:p>
-    <w:bookmarkStart w:id="79" w:name="recovery-objectives"/>
+    <w:bookmarkStart w:id="80" w:name="recovery-objectives"/>
     <w:p>
       <w:pPr>
         <w:pStyle w:val="Heading3"/>
@@ -34001,8 +34718,8 @@
         <w:t xml:space="preserve">These targets assume proper backups and infrastructure in place. Regular testing is critical.</w:t>
       </w:r>
     </w:p>
-    <w:bookmarkEnd w:id="79"/>
-    <w:bookmarkStart w:id="80" w:name="full-site-restore-from-backup"/>
+    <w:bookmarkEnd w:id="80"/>
+    <w:bookmarkStart w:id="81" w:name="full-site-restore-from-backup"/>
     <w:p>
       <w:pPr>
         <w:pStyle w:val="Heading3"/>
@@ -35580,8 +36297,8 @@
         <w:t xml:space="preserve">Monitor error logs for 30 minutes</w:t>
       </w:r>
     </w:p>
-    <w:bookmarkEnd w:id="80"/>
-    <w:bookmarkStart w:id="81" w:name="database-only-recovery"/>
+    <w:bookmarkEnd w:id="81"/>
+    <w:bookmarkStart w:id="82" w:name="database-only-recovery"/>
     <w:p>
       <w:pPr>
         <w:pStyle w:val="Heading3"/>
@@ -36421,8 +37138,8 @@
         <w:t xml:space="preserve">Verify recent posts are present (or missing if intended)</w:t>
       </w:r>
     </w:p>
-    <w:bookmarkEnd w:id="81"/>
-    <w:bookmarkStart w:id="82" w:name="server-migration"/>
+    <w:bookmarkEnd w:id="82"/>
+    <w:bookmarkStart w:id="83" w:name="server-migration"/>
     <w:p>
       <w:pPr>
         <w:pStyle w:val="Heading3"/>
@@ -37431,9 +38148,9 @@
         </w:pict>
       </w:r>
     </w:p>
-    <w:bookmarkEnd w:id="82"/>
     <w:bookmarkEnd w:id="83"/>
-    <w:bookmarkStart w:id="86" w:name="appendix-a-file-permissions-reference"/>
+    <w:bookmarkEnd w:id="84"/>
+    <w:bookmarkStart w:id="87" w:name="appendix-a-file-permissions-reference"/>
     <w:p>
       <w:pPr>
         <w:pStyle w:val="Heading2"/>
@@ -37442,7 +38159,7 @@
         <w:t xml:space="preserve">Appendix A: File Permissions Reference</w:t>
       </w:r>
     </w:p>
-    <w:bookmarkStart w:id="84" w:name="a.1-wordpress-file-permissions-table"/>
+    <w:bookmarkStart w:id="85" w:name="a.1-wordpress-file-permissions-table"/>
     <w:p>
       <w:pPr>
         <w:pStyle w:val="Heading3"/>
@@ -38256,8 +38973,8 @@
         </w:tc>
       </w:tr>
     </w:tbl>
-    <w:bookmarkEnd w:id="84"/>
-    <w:bookmarkStart w:id="85" w:name="a.2-permission-reset-script"/>
+    <w:bookmarkEnd w:id="85"/>
+    <w:bookmarkStart w:id="86" w:name="a.2-permission-reset-script"/>
     <w:p>
       <w:pPr>
         <w:pStyle w:val="Heading3"/>
@@ -39517,9 +40234,9 @@
         </w:pict>
       </w:r>
     </w:p>
-    <w:bookmarkEnd w:id="85"/>
     <w:bookmarkEnd w:id="86"/>
-    <w:bookmarkStart w:id="96" w:name="appendix-b-wp-config.php-key-settings"/>
+    <w:bookmarkEnd w:id="87"/>
+    <w:bookmarkStart w:id="97" w:name="appendix-b-wp-config.php-key-settings"/>
     <w:p>
       <w:pPr>
         <w:pStyle w:val="Heading2"/>
@@ -39528,7 +40245,7 @@
         <w:t xml:space="preserve">Appendix B: wp-config.php Key Settings</w:t>
       </w:r>
     </w:p>
-    <w:bookmarkStart w:id="87" w:name="b.1-database-configuration"/>
+    <w:bookmarkStart w:id="88" w:name="b.1-database-configuration"/>
     <w:p>
       <w:pPr>
         <w:pStyle w:val="Heading3"/>
@@ -39980,8 +40697,8 @@
         <w:t xml:space="preserve">;</w:t>
       </w:r>
     </w:p>
-    <w:bookmarkEnd w:id="87"/>
-    <w:bookmarkStart w:id="88" w:name="b.2-security-keys-and-salts"/>
+    <w:bookmarkEnd w:id="88"/>
+    <w:bookmarkStart w:id="89" w:name="b.2-security-keys-and-salts"/>
     <w:p>
       <w:pPr>
         <w:pStyle w:val="Heading3"/>
@@ -40457,8 +41174,8 @@
         <w:t xml:space="preserve">Changing these keys will log out all users. Do this during maintenance window.</w:t>
       </w:r>
     </w:p>
-    <w:bookmarkEnd w:id="88"/>
-    <w:bookmarkStart w:id="89" w:name="b.3-security-constants"/>
+    <w:bookmarkEnd w:id="89"/>
+    <w:bookmarkStart w:id="90" w:name="b.3-security-constants"/>
     <w:p>
       <w:pPr>
         <w:pStyle w:val="Heading3"/>
@@ -40697,8 +41414,8 @@
         <w:t xml:space="preserve">// See Section 5.4 for endpoint-specific examples.</w:t>
       </w:r>
     </w:p>
-    <w:bookmarkEnd w:id="89"/>
-    <w:bookmarkStart w:id="90" w:name="b.4-debugging-constants"/>
+    <w:bookmarkEnd w:id="90"/>
+    <w:bookmarkStart w:id="91" w:name="b.4-debugging-constants"/>
     <w:p>
       <w:pPr>
         <w:pStyle w:val="Heading3"/>
@@ -41057,8 +41774,8 @@
         <w:t xml:space="preserve">// Track database queries (dev only)</w:t>
       </w:r>
     </w:p>
-    <w:bookmarkEnd w:id="90"/>
-    <w:bookmarkStart w:id="91" w:name="b.5-performance-constants"/>
+    <w:bookmarkEnd w:id="91"/>
+    <w:bookmarkStart w:id="92" w:name="b.5-performance-constants"/>
     <w:p>
       <w:pPr>
         <w:pStyle w:val="Heading3"/>
@@ -41654,8 +42371,8 @@
         <w:t xml:space="preserve">// Auto-update minor versions only (available since WordPress 5.6)</w:t>
       </w:r>
     </w:p>
-    <w:bookmarkEnd w:id="91"/>
-    <w:bookmarkStart w:id="92" w:name="b.6-wordpress-cron-constants"/>
+    <w:bookmarkEnd w:id="92"/>
+    <w:bookmarkStart w:id="93" w:name="b.6-wordpress-cron-constants"/>
     <w:p>
       <w:pPr>
         <w:pStyle w:val="Heading3"/>
@@ -41756,8 +42473,8 @@
         <w:t xml:space="preserve">// Block wp-cron.php at the web server level — see Section 6.6</w:t>
       </w:r>
     </w:p>
-    <w:bookmarkEnd w:id="92"/>
-    <w:bookmarkStart w:id="93" w:name="X149010d6657c5848e662d5823a8c4c8972a46d4"/>
+    <w:bookmarkEnd w:id="93"/>
+    <w:bookmarkStart w:id="94" w:name="X149010d6657c5848e662d5823a8c4c8972a46d4"/>
     <w:p>
       <w:pPr>
         <w:pStyle w:val="Heading3"/>
@@ -42158,8 +42875,8 @@
         <w:t xml:space="preserve">;</w:t>
       </w:r>
     </w:p>
-    <w:bookmarkEnd w:id="93"/>
-    <w:bookmarkStart w:id="94" w:name="b.8-path-configuration-optional"/>
+    <w:bookmarkEnd w:id="94"/>
+    <w:bookmarkStart w:id="95" w:name="b.8-path-configuration-optional"/>
     <w:p>
       <w:pPr>
         <w:pStyle w:val="Heading3"/>
@@ -42467,8 +43184,8 @@
         <w:t xml:space="preserve">;</w:t>
       </w:r>
     </w:p>
-    <w:bookmarkEnd w:id="94"/>
-    <w:bookmarkStart w:id="95" w:name="X186eb5130edef6aa71dcd6dda8c018f434ea4de"/>
+    <w:bookmarkEnd w:id="95"/>
+    <w:bookmarkStart w:id="96" w:name="X186eb5130edef6aa71dcd6dda8c018f434ea4de"/>
     <w:p>
       <w:pPr>
         <w:pStyle w:val="Heading3"/>
@@ -44694,9 +45411,9 @@
         </w:pict>
       </w:r>
     </w:p>
-    <w:bookmarkEnd w:id="95"/>
     <w:bookmarkEnd w:id="96"/>
-    <w:bookmarkStart w:id="101" w:name="appendix-c-change-log"/>
+    <w:bookmarkEnd w:id="97"/>
+    <w:bookmarkStart w:id="102" w:name="appendix-c-change-log"/>
     <w:p>
       <w:pPr>
         <w:pStyle w:val="Heading2"/>
@@ -44705,7 +45422,7 @@
         <w:t xml:space="preserve">Appendix C: Change Log</w:t>
       </w:r>
     </w:p>
-    <w:bookmarkStart w:id="100" w:name="release-history"/>
+    <w:bookmarkStart w:id="101" w:name="release-history"/>
     <w:p>
       <w:pPr>
         <w:pStyle w:val="Heading3"/>
@@ -44722,7 +45439,7 @@
         <w:t xml:space="preserve">This section documents all updates to this runbook and corresponding infrastructure changes.</w:t>
       </w:r>
     </w:p>
-    <w:bookmarkStart w:id="97" w:name="version-2.0---february-2026"/>
+    <w:bookmarkStart w:id="98" w:name="version-2.0---february-2026"/>
     <w:p>
       <w:pPr>
         <w:pStyle w:val="Heading4"/>
@@ -44905,8 +45622,8 @@
         <w:t xml:space="preserve">- [CUSTOMIZE: Date] - Performance testing done</w:t>
       </w:r>
     </w:p>
-    <w:bookmarkEnd w:id="97"/>
-    <w:bookmarkStart w:id="98" w:name="version-1.5---august-2025"/>
+    <w:bookmarkEnd w:id="98"/>
+    <w:bookmarkStart w:id="99" w:name="version-1.5---august-2025"/>
     <w:p>
       <w:pPr>
         <w:pStyle w:val="Heading4"/>
@@ -44981,8 +45698,8 @@
         <w:t xml:space="preserve">- Upgraded PHP to 8.0</w:t>
       </w:r>
     </w:p>
-    <w:bookmarkEnd w:id="98"/>
-    <w:bookmarkStart w:id="99" w:name="version-1.0---february-2025"/>
+    <w:bookmarkEnd w:id="99"/>
+    <w:bookmarkStart w:id="100" w:name="version-1.0---february-2025"/>
     <w:p>
       <w:pPr>
         <w:pStyle w:val="Heading4"/>
@@ -45034,10 +45751,10 @@
         </w:pict>
       </w:r>
     </w:p>
-    <w:bookmarkEnd w:id="99"/>
     <w:bookmarkEnd w:id="100"/>
     <w:bookmarkEnd w:id="101"/>
-    <w:bookmarkStart w:id="102" w:name="X6ecd772a72c0183328049e537f0198da62ed77a"/>
+    <w:bookmarkEnd w:id="102"/>
+    <w:bookmarkStart w:id="103" w:name="X6ecd772a72c0183328049e537f0198da62ed77a"/>
     <w:p>
       <w:pPr>
         <w:pStyle w:val="Heading2"/>
@@ -45264,8 +45981,8 @@
         </w:pict>
       </w:r>
     </w:p>
-    <w:bookmarkEnd w:id="102"/>
-    <w:bookmarkStart w:id="103" w:name="X1262598f067e220788dc74e3c26903d0e8f0f8c"/>
+    <w:bookmarkEnd w:id="103"/>
+    <w:bookmarkStart w:id="104" w:name="X1262598f067e220788dc74e3c26903d0e8f0f8c"/>
     <w:p>
       <w:pPr>
         <w:pStyle w:val="Heading2"/>
@@ -45974,8 +46691,8 @@
         </w:pict>
       </w:r>
     </w:p>
-    <w:bookmarkEnd w:id="103"/>
-    <w:bookmarkStart w:id="104" w:name="quick-reference-card-printable"/>
+    <w:bookmarkEnd w:id="104"/>
+    <w:bookmarkStart w:id="105" w:name="quick-reference-card-printable"/>
     <w:p>
       <w:pPr>
         <w:pStyle w:val="Heading2"/>
@@ -46277,7 +46994,7 @@
         </w:pict>
       </w:r>
     </w:p>
-    <w:bookmarkEnd w:id="104"/>
+    <w:bookmarkEnd w:id="105"/>
     <w:bookmarkStart w:id="114" w:name="related-documents"/>
     <w:p>
       <w:pPr>
@@ -46307,7 +47024,7 @@
       <w:r>
         <w:t xml:space="preserve"> </w:t>
       </w:r>
-      <w:hyperlink r:id="rId44">
+      <w:hyperlink r:id="rId43">
         <w:r>
           <w:rPr>
             <w:rStyle w:val="Hyperlink"/>
@@ -46357,7 +47074,7 @@
       <w:r>
         <w:t xml:space="preserve"> </w:t>
       </w:r>
-      <w:hyperlink r:id="rId105">
+      <w:hyperlink r:id="rId74">
         <w:r>
           <w:rPr>
             <w:rStyle w:val="Hyperlink"/>

--- a/WP-Operations-Runbook.docx
+++ b/WP-Operations-Runbook.docx
@@ -31,7 +31,7 @@
         <w:pStyle w:val="Date"/>
       </w:pPr>
       <w:r>
-        <w:t xml:space="preserve">March 3, 2026</w:t>
+        <w:t xml:space="preserve">March 4, 2026</w:t>
       </w:r>
     </w:p>
     <w:sdt>

--- a/WP-Operations-Runbook.docx
+++ b/WP-Operations-Runbook.docx
@@ -31,7 +31,7 @@
         <w:pStyle w:val="Date"/>
       </w:pPr>
       <w:r>
-        <w:t xml:space="preserve">March 4, 2026</w:t>
+        <w:t xml:space="preserve">March 8, 2026</w:t>
       </w:r>
     </w:p>
     <w:sdt>

--- a/WP-Operations-Runbook.docx
+++ b/WP-Operations-Runbook.docx
@@ -7,7 +7,7 @@
         <w:pStyle w:val="Title"/>
       </w:pPr>
       <w:r>
-        <w:t xml:space="preserve">WordPress Operations Runbook [TEMPLATE]</w:t>
+        <w:t xml:space="preserve">WordPress Operations Runbook</w:t>
       </w:r>
     </w:p>
     <w:p>
@@ -23,7 +23,7 @@
         <w:pStyle w:val="Author"/>
       </w:pPr>
       <w:r>
-        <w:t xml:space="preserve">Dan Knauss</w:t>
+        <w:t xml:space="preserve">By [CUSTOMIZE]</w:t>
       </w:r>
     </w:p>
     <w:p>

--- a/WP-Operations-Runbook.docx
+++ b/WP-Operations-Runbook.docx
@@ -9625,21 +9625,7 @@
         <w:pStyle w:val="FirstParagraph"/>
       </w:pPr>
       <w:r>
-        <w:t xml:space="preserve">Lifecycle metadata for critical maintenance procedures is tracked in</w:t>
-      </w:r>
-      <w:r>
-        <w:t xml:space="preserve"> </w:t>
-      </w:r>
-      <w:hyperlink w:anchor="X1262598f067e220788dc74e3c26903d0e8f0f8c">
-        <w:r>
-          <w:rPr>
-            <w:rStyle w:val="Hyperlink"/>
-          </w:rPr>
-          <w:t xml:space="preserve">Appendix E</w:t>
-        </w:r>
-      </w:hyperlink>
-      <w:r>
-        <w:t xml:space="preserve">.</w:t>
+        <w:t xml:space="preserve">Lifecycle metadata for critical maintenance procedures is tracked in Appendix E.</w:t>
       </w:r>
     </w:p>
     <w:bookmarkStart w:id="49" w:name="maintenance-calendar"/>
@@ -10960,7 +10946,7 @@
       <w:r>
         <w:t xml:space="preserve"> </w:t>
       </w:r>
-      <w:hyperlink w:anchor="X68053da56c1a7e63bf33bd2c2a85a1ae3a6826f">
+      <w:hyperlink w:anchor="rollback-procedure">
         <w:r>
           <w:rPr>
             <w:rStyle w:val="Hyperlink"/>
@@ -12124,7 +12110,7 @@
       <w:r>
         <w:t xml:space="preserve"> </w:t>
       </w:r>
-      <w:hyperlink w:anchor="X68053da56c1a7e63bf33bd2c2a85a1ae3a6826f">
+      <w:hyperlink w:anchor="rollback-procedure">
         <w:r>
           <w:rPr>
             <w:rStyle w:val="Hyperlink"/>
@@ -22095,21 +22081,7 @@
         <w:pStyle w:val="FirstParagraph"/>
       </w:pPr>
       <w:r>
-        <w:t xml:space="preserve">Lifecycle metadata for deployment procedures is tracked in</w:t>
-      </w:r>
-      <w:r>
-        <w:t xml:space="preserve"> </w:t>
-      </w:r>
-      <w:hyperlink w:anchor="X1262598f067e220788dc74e3c26903d0e8f0f8c">
-        <w:r>
-          <w:rPr>
-            <w:rStyle w:val="Hyperlink"/>
-          </w:rPr>
-          <w:t xml:space="preserve">Appendix E</w:t>
-        </w:r>
-      </w:hyperlink>
-      <w:r>
-        <w:t xml:space="preserve">.</w:t>
+        <w:t xml:space="preserve">Lifecycle metadata for deployment procedures is tracked in Appendix E.</w:t>
       </w:r>
     </w:p>
     <w:bookmarkStart w:id="63" w:name="code-deployment"/>
@@ -22525,7 +22497,7 @@
       <w:r>
         <w:t xml:space="preserve"> </w:t>
       </w:r>
-      <w:hyperlink w:anchor="X68053da56c1a7e63bf33bd2c2a85a1ae3a6826f">
+      <w:hyperlink w:anchor="rollback-procedure">
         <w:r>
           <w:rPr>
             <w:rStyle w:val="Hyperlink"/>
@@ -23741,7 +23713,7 @@
       <w:r>
         <w:t xml:space="preserve"> </w:t>
       </w:r>
-      <w:hyperlink w:anchor="X68053da56c1a7e63bf33bd2c2a85a1ae3a6826f">
+      <w:hyperlink w:anchor="rollback-procedure">
         <w:r>
           <w:rPr>
             <w:rStyle w:val="Hyperlink"/>
@@ -24691,7 +24663,7 @@
       <w:r>
         <w:t xml:space="preserve"> </w:t>
       </w:r>
-      <w:hyperlink w:anchor="X893b3c97825bf69345935eae4be31cb782cf5c0">
+      <w:hyperlink w:anchor="full-site-restore-from-backup">
         <w:r>
           <w:rPr>
             <w:rStyle w:val="Hyperlink"/>
@@ -27628,21 +27600,7 @@
         <w:pStyle w:val="FirstParagraph"/>
       </w:pPr>
       <w:r>
-        <w:t xml:space="preserve">Lifecycle metadata for incident response procedures is tracked in</w:t>
-      </w:r>
-      <w:r>
-        <w:t xml:space="preserve"> </w:t>
-      </w:r>
-      <w:hyperlink w:anchor="X1262598f067e220788dc74e3c26903d0e8f0f8c">
-        <w:r>
-          <w:rPr>
-            <w:rStyle w:val="Hyperlink"/>
-          </w:rPr>
-          <w:t xml:space="preserve">Appendix E</w:t>
-        </w:r>
-      </w:hyperlink>
-      <w:r>
-        <w:t xml:space="preserve">.</w:t>
+        <w:t xml:space="preserve">Lifecycle metadata for incident response procedures is tracked in Appendix E.</w:t>
       </w:r>
     </w:p>
     <w:p>
@@ -27725,7 +27683,7 @@
       <w:r>
         <w:t xml:space="preserve"> </w:t>
       </w:r>
-      <w:hyperlink w:anchor="Xf8df48384eeeaa02edd0555830546ed3b98e73d">
+      <w:hyperlink w:anchor="incident-roles-and-escalation-path">
         <w:r>
           <w:rPr>
             <w:rStyle w:val="Hyperlink"/>
@@ -27745,7 +27703,7 @@
       <w:r>
         <w:t xml:space="preserve"> </w:t>
       </w:r>
-      <w:hyperlink w:anchor="X893b3c97825bf69345935eae4be31cb782cf5c0">
+      <w:hyperlink w:anchor="full-site-restore-from-backup">
         <w:r>
           <w:rPr>
             <w:rStyle w:val="Hyperlink"/>
@@ -27895,7 +27853,7 @@
             <w:pPr>
               <w:pStyle w:val="Compact"/>
             </w:pPr>
-            <w:hyperlink w:anchor="Xe9d8730c5a0dab22c7d17841e11e2c307eeecc4">
+            <w:hyperlink w:anchor="site-down-500-error-triage">
               <w:r>
                 <w:rPr>
                   <w:rStyle w:val="Hyperlink"/>
@@ -27909,7 +27867,7 @@
             <w:r>
               <w:t xml:space="preserve"> </w:t>
             </w:r>
-            <w:hyperlink w:anchor="X1229b331d4cfd2851009d0bde9a6dd303d9bdd8">
+            <w:hyperlink w:anchor="security-breach-response">
               <w:r>
                 <w:rPr>
                   <w:rStyle w:val="Hyperlink"/>
@@ -27975,7 +27933,7 @@
             <w:pPr>
               <w:pStyle w:val="Compact"/>
             </w:pPr>
-            <w:hyperlink w:anchor="Xe9d8730c5a0dab22c7d17841e11e2c307eeecc4">
+            <w:hyperlink w:anchor="site-down-500-error-triage">
               <w:r>
                 <w:rPr>
                   <w:rStyle w:val="Hyperlink"/>
@@ -27989,7 +27947,7 @@
             <w:r>
               <w:t xml:space="preserve"> </w:t>
             </w:r>
-            <w:hyperlink w:anchor="X6e8cae104d0cee749325a9bdcfd8deed98a3b2e">
+            <w:hyperlink w:anchor="performance-degradation">
               <w:r>
                 <w:rPr>
                   <w:rStyle w:val="Hyperlink"/>
@@ -28055,7 +28013,7 @@
             <w:pPr>
               <w:pStyle w:val="Compact"/>
             </w:pPr>
-            <w:hyperlink w:anchor="X6e8cae104d0cee749325a9bdcfd8deed98a3b2e">
+            <w:hyperlink w:anchor="performance-degradation">
               <w:r>
                 <w:rPr>
                   <w:rStyle w:val="Hyperlink"/>
@@ -29423,7 +29381,7 @@
       <w:r>
         <w:t xml:space="preserve"> </w:t>
       </w:r>
-      <w:hyperlink w:anchor="Xf8df48384eeeaa02edd0555830546ed3b98e73d">
+      <w:hyperlink w:anchor="incident-roles-and-escalation-path">
         <w:r>
           <w:rPr>
             <w:rStyle w:val="Hyperlink"/>
@@ -29452,7 +29410,7 @@
       <w:r>
         <w:t xml:space="preserve"> </w:t>
       </w:r>
-      <w:hyperlink w:anchor="X893b3c97825bf69345935eae4be31cb782cf5c0">
+      <w:hyperlink w:anchor="full-site-restore-from-backup">
         <w:r>
           <w:rPr>
             <w:rStyle w:val="Hyperlink"/>
@@ -31270,7 +31228,7 @@
       <w:r>
         <w:t xml:space="preserve"> </w:t>
       </w:r>
-      <w:hyperlink w:anchor="Xf8df48384eeeaa02edd0555830546ed3b98e73d">
+      <w:hyperlink w:anchor="incident-roles-and-escalation-path">
         <w:r>
           <w:rPr>
             <w:rStyle w:val="Hyperlink"/>
@@ -31311,7 +31269,7 @@
       <w:r>
         <w:t xml:space="preserve"> </w:t>
       </w:r>
-      <w:hyperlink w:anchor="X893b3c97825bf69345935eae4be31cb782cf5c0">
+      <w:hyperlink w:anchor="full-site-restore-from-backup">
         <w:r>
           <w:rPr>
             <w:rStyle w:val="Hyperlink"/>
@@ -31704,7 +31662,7 @@
       <w:r>
         <w:t xml:space="preserve"> </w:t>
       </w:r>
-      <w:hyperlink w:anchor="X883a6cac25c2fad62e8cd27f20b83755be3c718">
+      <w:hyperlink w:anchor="post-incident-review">
         <w:r>
           <w:rPr>
             <w:rStyle w:val="Hyperlink"/>
@@ -31726,7 +31684,7 @@
       <w:r>
         <w:t xml:space="preserve"> </w:t>
       </w:r>
-      <w:hyperlink w:anchor="X883a6cac25c2fad62e8cd27f20b83755be3c718">
+      <w:hyperlink w:anchor="post-incident-review">
         <w:r>
           <w:rPr>
             <w:rStyle w:val="Hyperlink"/>
@@ -33109,7 +33067,7 @@
       <w:r>
         <w:t xml:space="preserve"> </w:t>
       </w:r>
-      <w:hyperlink w:anchor="X25b601bcb32b4ae024028887b1177d1584cb383">
+      <w:hyperlink w:anchor="wordpress-cron-wp-cron-management">
         <w:r>
           <w:rPr>
             <w:rStyle w:val="Hyperlink"/>
@@ -33285,7 +33243,7 @@
       <w:r>
         <w:t xml:space="preserve"> </w:t>
       </w:r>
-      <w:hyperlink w:anchor="Xf8df48384eeeaa02edd0555830546ed3b98e73d">
+      <w:hyperlink w:anchor="incident-roles-and-escalation-path">
         <w:r>
           <w:rPr>
             <w:rStyle w:val="Hyperlink"/>
@@ -34371,21 +34329,7 @@
         <w:pStyle w:val="FirstParagraph"/>
       </w:pPr>
       <w:r>
-        <w:t xml:space="preserve">Lifecycle metadata for disaster recovery procedures is tracked in</w:t>
-      </w:r>
-      <w:r>
-        <w:t xml:space="preserve"> </w:t>
-      </w:r>
-      <w:hyperlink w:anchor="X1262598f067e220788dc74e3c26903d0e8f0f8c">
-        <w:r>
-          <w:rPr>
-            <w:rStyle w:val="Hyperlink"/>
-          </w:rPr>
-          <w:t xml:space="preserve">Appendix E</w:t>
-        </w:r>
-      </w:hyperlink>
-      <w:r>
-        <w:t xml:space="preserve">.</w:t>
+        <w:t xml:space="preserve">Lifecycle metadata for disaster recovery procedures is tracked in Appendix E.</w:t>
       </w:r>
     </w:p>
     <w:bookmarkStart w:id="80" w:name="recovery-objectives"/>

--- a/WP-Operations-Runbook.docx
+++ b/WP-Operations-Runbook.docx
@@ -31,7 +31,7 @@
         <w:pStyle w:val="Date"/>
       </w:pPr>
       <w:r>
-        <w:t xml:space="preserve">March 8, 2026</w:t>
+        <w:t xml:space="preserve">March 12, 2026</w:t>
       </w:r>
     </w:p>
     <w:sdt>
@@ -5918,6 +5918,27 @@
       </w:r>
       <w:r>
         <w:rPr>
+          <w:rStyle w:val="CommentTok"/>
+        </w:rPr>
+        <w:t xml:space="preserve"># </w:t>
+      </w:r>
+      <w:r>
+        <w:rPr>
+          <w:rStyle w:val="AlertTok"/>
+        </w:rPr>
+        <w:t xml:space="preserve">WARNING</w:t>
+      </w:r>
+      <w:r>
+        <w:rPr>
+          <w:rStyle w:val="CommentTok"/>
+        </w:rPr>
+        <w:t xml:space="preserve">: This overwrites the staging database with production data.</w:t>
+      </w:r>
+      <w:r>
+        <w:br/>
+      </w:r>
+      <w:r>
+        <w:rPr>
           <w:rStyle w:val="ExtensionTok"/>
         </w:rPr>
         <w:t xml:space="preserve">wp</w:t>
@@ -5938,7 +5959,19 @@
         <w:rPr>
           <w:rStyle w:val="CommentTok"/>
         </w:rPr>
-        <w:t xml:space="preserve"># Update WordPress URLs (critical for staging)</w:t>
+        <w:t xml:space="preserve"># </w:t>
+      </w:r>
+      <w:r>
+        <w:rPr>
+          <w:rStyle w:val="AlertTok"/>
+        </w:rPr>
+        <w:t xml:space="preserve">WARNING</w:t>
+      </w:r>
+      <w:r>
+        <w:rPr>
+          <w:rStyle w:val="CommentTok"/>
+        </w:rPr>
+        <w:t xml:space="preserve">: This modifies all URL references across all database tables.</w:t>
       </w:r>
       <w:r>
         <w:br/>
@@ -12496,7 +12529,19 @@
         <w:rPr>
           <w:rStyle w:val="CommentTok"/>
         </w:rPr>
-        <w:t xml:space="preserve"># Delete all revisions</w:t>
+        <w:t xml:space="preserve"># </w:t>
+      </w:r>
+      <w:r>
+        <w:rPr>
+          <w:rStyle w:val="AlertTok"/>
+        </w:rPr>
+        <w:t xml:space="preserve">WARNING</w:t>
+      </w:r>
+      <w:r>
+        <w:rPr>
+          <w:rStyle w:val="CommentTok"/>
+        </w:rPr>
+        <w:t xml:space="preserve">: This permanently deletes all post revisions. They cannot be recovered.</w:t>
       </w:r>
       <w:r>
         <w:br/>
@@ -12757,7 +12802,19 @@
         <w:rPr>
           <w:rStyle w:val="CommentTok"/>
         </w:rPr>
-        <w:t xml:space="preserve"># Delete spam comments</w:t>
+        <w:t xml:space="preserve"># </w:t>
+      </w:r>
+      <w:r>
+        <w:rPr>
+          <w:rStyle w:val="AlertTok"/>
+        </w:rPr>
+        <w:t xml:space="preserve">WARNING</w:t>
+      </w:r>
+      <w:r>
+        <w:rPr>
+          <w:rStyle w:val="CommentTok"/>
+        </w:rPr>
+        <w:t xml:space="preserve">: This permanently deletes all spam comments. They cannot be recovered.</w:t>
       </w:r>
       <w:r>
         <w:br/>
@@ -23272,7 +23329,19 @@
         <w:rPr>
           <w:rStyle w:val="CommentTok"/>
         </w:rPr>
-        <w:t xml:space="preserve"># Search and replace old domain with new</w:t>
+        <w:t xml:space="preserve"># </w:t>
+      </w:r>
+      <w:r>
+        <w:rPr>
+          <w:rStyle w:val="AlertTok"/>
+        </w:rPr>
+        <w:t xml:space="preserve">WARNING</w:t>
+      </w:r>
+      <w:r>
+        <w:rPr>
+          <w:rStyle w:val="CommentTok"/>
+        </w:rPr>
+        <w:t xml:space="preserve">: This modifies all URL references across all database tables.</w:t>
       </w:r>
       <w:r>
         <w:br/>
@@ -23329,7 +23398,19 @@
         <w:rPr>
           <w:rStyle w:val="CommentTok"/>
         </w:rPr>
-        <w:t xml:space="preserve"># Update WordPress options</w:t>
+        <w:t xml:space="preserve"># </w:t>
+      </w:r>
+      <w:r>
+        <w:rPr>
+          <w:rStyle w:val="AlertTok"/>
+        </w:rPr>
+        <w:t xml:space="preserve">WARNING</w:t>
+      </w:r>
+      <w:r>
+        <w:rPr>
+          <w:rStyle w:val="CommentTok"/>
+        </w:rPr>
+        <w:t xml:space="preserve">: Incorrect URLs here will make the site inaccessible via wp-admin.</w:t>
       </w:r>
       <w:r>
         <w:br/>
@@ -26626,7 +26707,19 @@
         <w:rPr>
           <w:rStyle w:val="CommentTok"/>
         </w:rPr>
-        <w:t xml:space="preserve"># Flush rewrite rules</w:t>
+        <w:t xml:space="preserve"># </w:t>
+      </w:r>
+      <w:r>
+        <w:rPr>
+          <w:rStyle w:val="AlertTok"/>
+        </w:rPr>
+        <w:t xml:space="preserve">WARNING</w:t>
+      </w:r>
+      <w:r>
+        <w:rPr>
+          <w:rStyle w:val="CommentTok"/>
+        </w:rPr>
+        <w:t xml:space="preserve">: This regenerates rewrite rules and may modify .htaccess or server config.</w:t>
       </w:r>
       <w:r>
         <w:br/>
@@ -27490,7 +27583,19 @@
         <w:rPr>
           <w:rStyle w:val="CommentTok"/>
         </w:rPr>
-        <w:t xml:space="preserve"># Execute search-replace</w:t>
+        <w:t xml:space="preserve"># </w:t>
+      </w:r>
+      <w:r>
+        <w:rPr>
+          <w:rStyle w:val="AlertTok"/>
+        </w:rPr>
+        <w:t xml:space="preserve">WARNING</w:t>
+      </w:r>
+      <w:r>
+        <w:rPr>
+          <w:rStyle w:val="CommentTok"/>
+        </w:rPr>
+        <w:t xml:space="preserve">: This permanently modifies matching content across all tables.</w:t>
       </w:r>
       <w:r>
         <w:br/>
@@ -27535,7 +27640,19 @@
         <w:rPr>
           <w:rStyle w:val="CommentTok"/>
         </w:rPr>
-        <w:t xml:space="preserve"># Search and replace in specific table</w:t>
+        <w:t xml:space="preserve"># </w:t>
+      </w:r>
+      <w:r>
+        <w:rPr>
+          <w:rStyle w:val="AlertTok"/>
+        </w:rPr>
+        <w:t xml:space="preserve">WARNING</w:t>
+      </w:r>
+      <w:r>
+        <w:rPr>
+          <w:rStyle w:val="CommentTok"/>
+        </w:rPr>
+        <w:t xml:space="preserve">: This permanently modifies matching content in wp_posts.</w:t>
       </w:r>
       <w:r>
         <w:br/>
@@ -30612,6 +30729,27 @@
       </w:pPr>
       <w:r>
         <w:rPr>
+          <w:rStyle w:val="CommentTok"/>
+        </w:rPr>
+        <w:t xml:space="preserve"># </w:t>
+      </w:r>
+      <w:r>
+        <w:rPr>
+          <w:rStyle w:val="AlertTok"/>
+        </w:rPr>
+        <w:t xml:space="preserve">WARNING</w:t>
+      </w:r>
+      <w:r>
+        <w:rPr>
+          <w:rStyle w:val="CommentTok"/>
+        </w:rPr>
+        <w:t xml:space="preserve">: Deactivating and deleting a plugin removes it permanently. Capture forensic evidence first.</w:t>
+      </w:r>
+      <w:r>
+        <w:br/>
+      </w:r>
+      <w:r>
+        <w:rPr>
           <w:rStyle w:val="ExtensionTok"/>
         </w:rPr>
         <w:t xml:space="preserve">wp</w:t>
@@ -30661,7 +30799,19 @@
         <w:rPr>
           <w:rStyle w:val="CommentTok"/>
         </w:rPr>
-        <w:t xml:space="preserve"># Compare current admin list against known-good roster, then remove unauthorized accounts:</w:t>
+        <w:t xml:space="preserve"># </w:t>
+      </w:r>
+      <w:r>
+        <w:rPr>
+          <w:rStyle w:val="AlertTok"/>
+        </w:rPr>
+        <w:t xml:space="preserve">WARNING</w:t>
+      </w:r>
+      <w:r>
+        <w:rPr>
+          <w:rStyle w:val="CommentTok"/>
+        </w:rPr>
+        <w:t xml:space="preserve">: This permanently deletes the user account. Content is reassigned, not deleted.</w:t>
       </w:r>
       <w:r>
         <w:br/>
@@ -35911,7 +36061,19 @@
         <w:rPr>
           <w:rStyle w:val="CommentTok"/>
         </w:rPr>
-        <w:t xml:space="preserve"># Update WordPress site URL</w:t>
+        <w:t xml:space="preserve"># </w:t>
+      </w:r>
+      <w:r>
+        <w:rPr>
+          <w:rStyle w:val="AlertTok"/>
+        </w:rPr>
+        <w:t xml:space="preserve">WARNING</w:t>
+      </w:r>
+      <w:r>
+        <w:rPr>
+          <w:rStyle w:val="CommentTok"/>
+        </w:rPr>
+        <w:t xml:space="preserve">: Incorrect URLs here will make the site inaccessible via wp-admin.</w:t>
       </w:r>
       <w:r>
         <w:br/>
@@ -35965,7 +36127,19 @@
         <w:rPr>
           <w:rStyle w:val="CommentTok"/>
         </w:rPr>
-        <w:t xml:space="preserve"># Search and replace old URLs</w:t>
+        <w:t xml:space="preserve"># </w:t>
+      </w:r>
+      <w:r>
+        <w:rPr>
+          <w:rStyle w:val="AlertTok"/>
+        </w:rPr>
+        <w:t xml:space="preserve">WARNING</w:t>
+      </w:r>
+      <w:r>
+        <w:rPr>
+          <w:rStyle w:val="CommentTok"/>
+        </w:rPr>
+        <w:t xml:space="preserve">: This modifies all URL references across all database tables.</w:t>
       </w:r>
       <w:r>
         <w:br/>
@@ -36542,7 +36716,19 @@
         <w:rPr>
           <w:rStyle w:val="CommentTok"/>
         </w:rPr>
-        <w:t xml:space="preserve"># Drop all tables (careful!)</w:t>
+        <w:t xml:space="preserve"># </w:t>
+      </w:r>
+      <w:r>
+        <w:rPr>
+          <w:rStyle w:val="AlertTok"/>
+        </w:rPr>
+        <w:t xml:space="preserve">WARNING</w:t>
+      </w:r>
+      <w:r>
+        <w:rPr>
+          <w:rStyle w:val="CommentTok"/>
+        </w:rPr>
+        <w:t xml:space="preserve">: This drops ALL database tables and destroys all site content. Ensure the backup in step 2 completed successfully.</w:t>
       </w:r>
       <w:r>
         <w:br/>
@@ -36575,7 +36761,19 @@
         <w:rPr>
           <w:rStyle w:val="CommentTok"/>
         </w:rPr>
-        <w:t xml:space="preserve"># Or manually</w:t>
+        <w:t xml:space="preserve"># Or manually — </w:t>
+      </w:r>
+      <w:r>
+        <w:rPr>
+          <w:rStyle w:val="AlertTok"/>
+        </w:rPr>
+        <w:t xml:space="preserve">WARNING</w:t>
+      </w:r>
+      <w:r>
+        <w:rPr>
+          <w:rStyle w:val="CommentTok"/>
+        </w:rPr>
+        <w:t xml:space="preserve">: same effect as above, irreversible without backup.</w:t>
       </w:r>
       <w:r>
         <w:br/>

--- a/WP-Operations-Runbook.docx
+++ b/WP-Operations-Runbook.docx
@@ -47180,7 +47180,7 @@
         <w:t xml:space="preserve"> </w:t>
       </w:r>
       <w:r>
-        <w:t xml:space="preserve">— Prescriptive configuration controls (Level 1/Level 2) for the full WordPress stack: web server, PHP, database, core, authentication, file system, logging, supply chain, AI, server access, and multisite. This runbook’s hardening procedures implement many of the Benchmark’s recommendations.</w:t>
+        <w:t xml:space="preserve">— Prescriptive configuration controls (Level 1/Level 2) for the full WordPress stack: web server, PHP, database, core, authentication, file system, logging, supply chain, AI, server access, and Multisite. This runbook’s hardening procedures implement many of the Benchmark’s recommendations.</w:t>
       </w:r>
       <w:r>
         <w:t xml:space="preserve"> </w:t>

--- a/WP-Operations-Runbook.docx
+++ b/WP-Operations-Runbook.docx
@@ -48142,6 +48142,7 @@
     </w:p>
     <w:bookmarkEnd w:id="116"/>
     <w:sectPr>
+      <w:footerReference r:id="rId9" w:type="default"/>
       <w:footnotePr>
         <w:numRestart w:val="eachSect"/>
       </w:footnotePr>
@@ -48152,6 +48153,32 @@
 
 <file path=word/comments.xml><?xml version="1.0" encoding="utf-8"?>
 <w:comments xmlns:w="http://schemas.openxmlformats.org/wordprocessingml/2006/main" xmlns:m="http://schemas.openxmlformats.org/officeDocument/2006/math" xmlns:r="http://schemas.openxmlformats.org/officeDocument/2006/relationships" xmlns:o="urn:schemas-microsoft-com:office:office" xmlns:v="urn:schemas-microsoft-com:vml" xmlns:w10="urn:schemas-microsoft-com:office:word" xmlns:a="http://schemas.openxmlformats.org/drawingml/2006/main" xmlns:pic="http://schemas.openxmlformats.org/drawingml/2006/picture" xmlns:wp="http://schemas.openxmlformats.org/drawingml/2006/wordprocessingDrawing"/>
+</file>
+
+<file path=word/footer1.xml><?xml version="1.0" encoding="utf-8"?>
+<w:ftr xmlns:w="http://schemas.openxmlformats.org/wordprocessingml/2006/main">
+  <w:p>
+    <w:pPr>
+      <w:pStyle w:val="Footer"/>
+      <w:jc w:val="center"/>
+    </w:pPr>
+    <w:r>
+      <w:fldChar w:fldCharType="begin"/>
+    </w:r>
+    <w:r>
+      <w:instrText xml:space="preserve"> PAGE </w:instrText>
+    </w:r>
+    <w:r>
+      <w:fldChar w:fldCharType="separate"/>
+    </w:r>
+    <w:r>
+      <w:t>1</w:t>
+    </w:r>
+    <w:r>
+      <w:fldChar w:fldCharType="end"/>
+    </w:r>
+  </w:p>
+</w:ftr>
 </file>
 
 <file path=word/footnotes.xml><?xml version="1.0" encoding="utf-8"?>

--- a/WP-Operations-Runbook.docx
+++ b/WP-Operations-Runbook.docx
@@ -31,7 +31,7 @@
         <w:pStyle w:val="Date"/>
       </w:pPr>
       <w:r>
-        <w:t xml:space="preserve">March 12, 2026</w:t>
+        <w:t xml:space="preserve">March 13, 2026</w:t>
       </w:r>
     </w:p>
     <w:sdt>

--- a/WP-Operations-Runbook.docx
+++ b/WP-Operations-Runbook.docx
@@ -31,7 +31,7 @@
         <w:pStyle w:val="Date"/>
       </w:pPr>
       <w:r>
-        <w:t xml:space="preserve">March 13, 2026</w:t>
+        <w:t xml:space="preserve">March 15, 2026</w:t>
       </w:r>
     </w:p>
     <w:sdt>
@@ -6705,7 +6705,7 @@
           <w:b/>
           <w:bCs/>
         </w:rPr>
-        <w:t xml:space="preserve">Remove Unnecessary Files:</w:t>
+        <w:t xml:space="preserve">Remove Unnecessary Public Metadata Files:</w:t>
       </w:r>
     </w:p>
     <w:p>
@@ -6716,7 +6716,7 @@
         <w:rPr>
           <w:rStyle w:val="CommentTok"/>
         </w:rPr>
-        <w:t xml:space="preserve"># Remove installation files</w:t>
+        <w:t xml:space="preserve"># Remove readme files</w:t>
       </w:r>
       <w:r>
         <w:br/>
@@ -6731,7 +6731,22 @@
         <w:rPr>
           <w:rStyle w:val="NormalTok"/>
         </w:rPr>
-        <w:t xml:space="preserve"> /home/wordpress/public_html/wp-admin/install.php</w:t>
+        <w:t xml:space="preserve"> /home/wordpress/public_html/readme.html</w:t>
+      </w:r>
+      <w:r>
+        <w:br/>
+      </w:r>
+      <w:r>
+        <w:rPr>
+          <w:rStyle w:val="FunctionTok"/>
+        </w:rPr>
+        <w:t xml:space="preserve">rm</w:t>
+      </w:r>
+      <w:r>
+        <w:rPr>
+          <w:rStyle w:val="NormalTok"/>
+        </w:rPr>
+        <w:t xml:space="preserve"> /home/wordpress/public_html/wp-admin/readme.html</w:t>
       </w:r>
       <w:r>
         <w:br/>
@@ -6743,7 +6758,7 @@
         <w:rPr>
           <w:rStyle w:val="CommentTok"/>
         </w:rPr>
-        <w:t xml:space="preserve"># Remove readme files</w:t>
+        <w:t xml:space="preserve"># Remove license files</w:t>
       </w:r>
       <w:r>
         <w:br/>
@@ -6758,54 +6773,35 @@
         <w:rPr>
           <w:rStyle w:val="NormalTok"/>
         </w:rPr>
-        <w:t xml:space="preserve"> /home/wordpress/public_html/readme.html</w:t>
-      </w:r>
-      <w:r>
-        <w:br/>
-      </w:r>
-      <w:r>
-        <w:rPr>
-          <w:rStyle w:val="FunctionTok"/>
-        </w:rPr>
-        <w:t xml:space="preserve">rm</w:t>
-      </w:r>
-      <w:r>
-        <w:rPr>
-          <w:rStyle w:val="NormalTok"/>
-        </w:rPr>
-        <w:t xml:space="preserve"> /home/wordpress/public_html/wp-admin/readme.html</w:t>
-      </w:r>
-      <w:r>
-        <w:br/>
-      </w:r>
-      <w:r>
-        <w:br/>
-      </w:r>
-      <w:r>
-        <w:rPr>
-          <w:rStyle w:val="CommentTok"/>
-        </w:rPr>
-        <w:t xml:space="preserve"># Remove license files</w:t>
-      </w:r>
-      <w:r>
-        <w:br/>
-      </w:r>
-      <w:r>
-        <w:rPr>
-          <w:rStyle w:val="FunctionTok"/>
-        </w:rPr>
-        <w:t xml:space="preserve">rm</w:t>
-      </w:r>
-      <w:r>
-        <w:rPr>
-          <w:rStyle w:val="NormalTok"/>
-        </w:rPr>
         <w:t xml:space="preserve"> /home/wordpress/public_html/license.txt</w:t>
       </w:r>
     </w:p>
     <w:p>
       <w:pPr>
         <w:pStyle w:val="FirstParagraph"/>
+      </w:pPr>
+      <w:r>
+        <w:t xml:space="preserve">Do not rely on manually deleting</w:t>
+      </w:r>
+      <w:r>
+        <w:t xml:space="preserve"> </w:t>
+      </w:r>
+      <w:r>
+        <w:rPr>
+          <w:rStyle w:val="VerbatimChar"/>
+        </w:rPr>
+        <w:t xml:space="preserve">wp-admin/install.php</w:t>
+      </w:r>
+      <w:r>
+        <w:t xml:space="preserve"> </w:t>
+      </w:r>
+      <w:r>
+        <w:t xml:space="preserve">as a hardening control. WordPress blocks installer reuse after setup, and core files may be restored during updates.</w:t>
+      </w:r>
+    </w:p>
+    <w:p>
+      <w:pPr>
+        <w:pStyle w:val="BodyText"/>
       </w:pPr>
       <w:r>
         <w:rPr>
@@ -12191,7 +12187,7 @@
         </w:numPr>
       </w:pPr>
       <w:r>
-        <w:t xml:space="preserve">Confirm plugin/theme health in dashboard (no fatal notices or forced deactivations).</w:t>
+        <w:t xml:space="preserve">Confirm plugin/theme health in Dashboard (no fatal notices or forced deactivations).</w:t>
       </w:r>
     </w:p>
     <w:p>
@@ -13279,7 +13275,7 @@
         <w:rPr>
           <w:rStyle w:val="NormalTok"/>
         </w:rPr>
-        <w:t xml:space="preserve"> php8.2 php8.2-fpm php8.2-mysql php8.2-gd php8.2-xml php8.2-curl php8.2-mbstring php8.2-json</w:t>
+        <w:t xml:space="preserve"> php8.2 php8.2-fpm php8.2-mysql php8.2-gd php8.2-xml php8.2-curl php8.2-mbstring</w:t>
       </w:r>
       <w:r>
         <w:br/>
@@ -13633,7 +13629,7 @@
         <w:rPr>
           <w:rStyle w:val="NormalTok"/>
         </w:rPr>
-        <w:t xml:space="preserve"> php8.2-fpm php8.2-mysql php8.2-gd php8.2-xml php8.2-curl php8.2-mbstring php8.2-json</w:t>
+        <w:t xml:space="preserve"> php8.2-fpm php8.2-mysql php8.2-gd php8.2-xml php8.2-curl php8.2-mbstring</w:t>
       </w:r>
       <w:r>
         <w:br/>
@@ -14916,152 +14912,40 @@
         </w:rPr>
         <w:t xml:space="preserve">--activate</w:t>
       </w:r>
-      <w:r>
-        <w:br/>
-      </w:r>
-      <w:r>
-        <w:br/>
-      </w:r>
-      <w:r>
-        <w:rPr>
-          <w:rStyle w:val="CommentTok"/>
-        </w:rPr>
-        <w:t xml:space="preserve"># Configure SMTP via WP-CLI</w:t>
-      </w:r>
-      <w:r>
-        <w:br/>
-      </w:r>
-      <w:r>
-        <w:rPr>
-          <w:rStyle w:val="CommentTok"/>
-        </w:rPr>
-        <w:t xml:space="preserve"># Plugin-dependent — requires WP Mail SMTP or equivalent mail plugin</w:t>
-      </w:r>
-      <w:r>
-        <w:br/>
-      </w:r>
-      <w:r>
-        <w:rPr>
-          <w:rStyle w:val="ExtensionTok"/>
-        </w:rPr>
-        <w:t xml:space="preserve">wp</w:t>
-      </w:r>
-      <w:r>
-        <w:rPr>
-          <w:rStyle w:val="NormalTok"/>
-        </w:rPr>
-        <w:t xml:space="preserve"> option update mailer </w:t>
-      </w:r>
-      <w:r>
-        <w:rPr>
-          <w:rStyle w:val="StringTok"/>
-        </w:rPr>
-        <w:t xml:space="preserve">'{"mailer":"smtp"}'</w:t>
-      </w:r>
-      <w:r>
-        <w:br/>
-      </w:r>
-      <w:r>
-        <w:rPr>
-          <w:rStyle w:val="ExtensionTok"/>
-        </w:rPr>
-        <w:t xml:space="preserve">wp</w:t>
-      </w:r>
-      <w:r>
-        <w:rPr>
-          <w:rStyle w:val="NormalTok"/>
-        </w:rPr>
-        <w:t xml:space="preserve"> option update mailer_host </w:t>
-      </w:r>
-      <w:r>
-        <w:rPr>
-          <w:rStyle w:val="StringTok"/>
-        </w:rPr>
-        <w:t xml:space="preserve">'[CUSTOMIZE: smtp.sendgrid.net]'</w:t>
-      </w:r>
-      <w:r>
-        <w:br/>
-      </w:r>
-      <w:r>
-        <w:rPr>
-          <w:rStyle w:val="ExtensionTok"/>
-        </w:rPr>
-        <w:t xml:space="preserve">wp</w:t>
-      </w:r>
-      <w:r>
-        <w:rPr>
-          <w:rStyle w:val="NormalTok"/>
-        </w:rPr>
-        <w:t xml:space="preserve"> option update mailer_port </w:t>
-      </w:r>
-      <w:r>
-        <w:rPr>
-          <w:rStyle w:val="StringTok"/>
-        </w:rPr>
-        <w:t xml:space="preserve">'587'</w:t>
-      </w:r>
-      <w:r>
-        <w:br/>
-      </w:r>
-      <w:r>
-        <w:rPr>
-          <w:rStyle w:val="ExtensionTok"/>
-        </w:rPr>
-        <w:t xml:space="preserve">wp</w:t>
-      </w:r>
-      <w:r>
-        <w:rPr>
-          <w:rStyle w:val="NormalTok"/>
-        </w:rPr>
-        <w:t xml:space="preserve"> option update mailer_encryption </w:t>
-      </w:r>
-      <w:r>
-        <w:rPr>
-          <w:rStyle w:val="StringTok"/>
-        </w:rPr>
-        <w:t xml:space="preserve">'tls'</w:t>
-      </w:r>
-      <w:r>
-        <w:br/>
-      </w:r>
-      <w:r>
-        <w:rPr>
-          <w:rStyle w:val="ExtensionTok"/>
-        </w:rPr>
-        <w:t xml:space="preserve">wp</w:t>
-      </w:r>
-      <w:r>
-        <w:rPr>
-          <w:rStyle w:val="NormalTok"/>
-        </w:rPr>
-        <w:t xml:space="preserve"> option update mailer_username </w:t>
-      </w:r>
-      <w:r>
-        <w:rPr>
-          <w:rStyle w:val="StringTok"/>
-        </w:rPr>
-        <w:t xml:space="preserve">'[CUSTOMIZE: apikey]'</w:t>
-      </w:r>
-      <w:r>
-        <w:br/>
-      </w:r>
-      <w:r>
-        <w:rPr>
-          <w:rStyle w:val="CommentTok"/>
-        </w:rPr>
-        <w:t xml:space="preserve"># Note: Password should be stored securely, not in option</w:t>
-      </w:r>
     </w:p>
     <w:p>
       <w:pPr>
         <w:pStyle w:val="FirstParagraph"/>
+      </w:pPr>
+      <w:r>
+        <w:t xml:space="preserve">Configure the plugin in the Dashboard or lock the settings with the plugin’s documented constants. Do not attempt to update unsupported per-field SMTP options with generic</w:t>
+      </w:r>
+      <w:r>
+        <w:t xml:space="preserve"> </w:t>
+      </w:r>
+      <w:r>
+        <w:rPr>
+          <w:rStyle w:val="VerbatimChar"/>
+        </w:rPr>
+        <w:t xml:space="preserve">wp option update</w:t>
+      </w:r>
+      <w:r>
+        <w:t xml:space="preserve"> </w:t>
+      </w:r>
+      <w:r>
+        <w:t xml:space="preserve">commands.</w:t>
+      </w:r>
+    </w:p>
+    <w:p>
+      <w:pPr>
+        <w:pStyle w:val="BodyText"/>
       </w:pPr>
       <w:r>
         <w:rPr>
           <w:b/>
           <w:bCs/>
         </w:rPr>
-        <w:t xml:space="preserve">Or Configure in wp-config.php:</w:t>
+        <w:t xml:space="preserve">Example Constant-Based Configuration for WP Mail SMTP:</w:t>
       </w:r>
     </w:p>
     <w:p>
@@ -15072,7 +14956,466 @@
         <w:rPr>
           <w:rStyle w:val="CommentTok"/>
         </w:rPr>
-        <w:t xml:space="preserve">// Use Sendgrid or Postmark SMTP</w:t>
+        <w:t xml:space="preserve">// WP Mail SMTP plugin constants</w:t>
+      </w:r>
+      <w:r>
+        <w:br/>
+      </w:r>
+      <w:r>
+        <w:rPr>
+          <w:rStyle w:val="FunctionTok"/>
+        </w:rPr>
+        <w:t xml:space="preserve">define</w:t>
+      </w:r>
+      <w:r>
+        <w:rPr>
+          <w:rStyle w:val="NormalTok"/>
+        </w:rPr>
+        <w:t xml:space="preserve">(</w:t>
+      </w:r>
+      <w:r>
+        <w:rPr>
+          <w:rStyle w:val="StringTok"/>
+        </w:rPr>
+        <w:t xml:space="preserve">'WPMS_ON'</w:t>
+      </w:r>
+      <w:r>
+        <w:rPr>
+          <w:rStyle w:val="OtherTok"/>
+        </w:rPr>
+        <w:t xml:space="preserve">,</w:t>
+      </w:r>
+      <w:r>
+        <w:rPr>
+          <w:rStyle w:val="NormalTok"/>
+        </w:rPr>
+        <w:t xml:space="preserve"> </w:t>
+      </w:r>
+      <w:r>
+        <w:rPr>
+          <w:rStyle w:val="KeywordTok"/>
+        </w:rPr>
+        <w:t xml:space="preserve">true</w:t>
+      </w:r>
+      <w:r>
+        <w:rPr>
+          <w:rStyle w:val="NormalTok"/>
+        </w:rPr>
+        <w:t xml:space="preserve">)</w:t>
+      </w:r>
+      <w:r>
+        <w:rPr>
+          <w:rStyle w:val="OtherTok"/>
+        </w:rPr>
+        <w:t xml:space="preserve">;</w:t>
+      </w:r>
+      <w:r>
+        <w:br/>
+      </w:r>
+      <w:r>
+        <w:rPr>
+          <w:rStyle w:val="FunctionTok"/>
+        </w:rPr>
+        <w:t xml:space="preserve">define</w:t>
+      </w:r>
+      <w:r>
+        <w:rPr>
+          <w:rStyle w:val="NormalTok"/>
+        </w:rPr>
+        <w:t xml:space="preserve">(</w:t>
+      </w:r>
+      <w:r>
+        <w:rPr>
+          <w:rStyle w:val="StringTok"/>
+        </w:rPr>
+        <w:t xml:space="preserve">'WPMS_MAILER'</w:t>
+      </w:r>
+      <w:r>
+        <w:rPr>
+          <w:rStyle w:val="OtherTok"/>
+        </w:rPr>
+        <w:t xml:space="preserve">,</w:t>
+      </w:r>
+      <w:r>
+        <w:rPr>
+          <w:rStyle w:val="NormalTok"/>
+        </w:rPr>
+        <w:t xml:space="preserve"> </w:t>
+      </w:r>
+      <w:r>
+        <w:rPr>
+          <w:rStyle w:val="StringTok"/>
+        </w:rPr>
+        <w:t xml:space="preserve">'smtp'</w:t>
+      </w:r>
+      <w:r>
+        <w:rPr>
+          <w:rStyle w:val="NormalTok"/>
+        </w:rPr>
+        <w:t xml:space="preserve">)</w:t>
+      </w:r>
+      <w:r>
+        <w:rPr>
+          <w:rStyle w:val="OtherTok"/>
+        </w:rPr>
+        <w:t xml:space="preserve">;</w:t>
+      </w:r>
+      <w:r>
+        <w:br/>
+      </w:r>
+      <w:r>
+        <w:rPr>
+          <w:rStyle w:val="FunctionTok"/>
+        </w:rPr>
+        <w:t xml:space="preserve">define</w:t>
+      </w:r>
+      <w:r>
+        <w:rPr>
+          <w:rStyle w:val="NormalTok"/>
+        </w:rPr>
+        <w:t xml:space="preserve">(</w:t>
+      </w:r>
+      <w:r>
+        <w:rPr>
+          <w:rStyle w:val="StringTok"/>
+        </w:rPr>
+        <w:t xml:space="preserve">'WPMS_SMTP_HOST'</w:t>
+      </w:r>
+      <w:r>
+        <w:rPr>
+          <w:rStyle w:val="OtherTok"/>
+        </w:rPr>
+        <w:t xml:space="preserve">,</w:t>
+      </w:r>
+      <w:r>
+        <w:rPr>
+          <w:rStyle w:val="NormalTok"/>
+        </w:rPr>
+        <w:t xml:space="preserve"> </w:t>
+      </w:r>
+      <w:r>
+        <w:rPr>
+          <w:rStyle w:val="StringTok"/>
+        </w:rPr>
+        <w:t xml:space="preserve">'[CUSTOMIZE: smtp.sendgrid.net]'</w:t>
+      </w:r>
+      <w:r>
+        <w:rPr>
+          <w:rStyle w:val="NormalTok"/>
+        </w:rPr>
+        <w:t xml:space="preserve">)</w:t>
+      </w:r>
+      <w:r>
+        <w:rPr>
+          <w:rStyle w:val="OtherTok"/>
+        </w:rPr>
+        <w:t xml:space="preserve">;</w:t>
+      </w:r>
+      <w:r>
+        <w:br/>
+      </w:r>
+      <w:r>
+        <w:rPr>
+          <w:rStyle w:val="FunctionTok"/>
+        </w:rPr>
+        <w:t xml:space="preserve">define</w:t>
+      </w:r>
+      <w:r>
+        <w:rPr>
+          <w:rStyle w:val="NormalTok"/>
+        </w:rPr>
+        <w:t xml:space="preserve">(</w:t>
+      </w:r>
+      <w:r>
+        <w:rPr>
+          <w:rStyle w:val="StringTok"/>
+        </w:rPr>
+        <w:t xml:space="preserve">'WPMS_SMTP_PORT'</w:t>
+      </w:r>
+      <w:r>
+        <w:rPr>
+          <w:rStyle w:val="OtherTok"/>
+        </w:rPr>
+        <w:t xml:space="preserve">,</w:t>
+      </w:r>
+      <w:r>
+        <w:rPr>
+          <w:rStyle w:val="NormalTok"/>
+        </w:rPr>
+        <w:t xml:space="preserve"> </w:t>
+      </w:r>
+      <w:r>
+        <w:rPr>
+          <w:rStyle w:val="DecValTok"/>
+        </w:rPr>
+        <w:t xml:space="preserve">587</w:t>
+      </w:r>
+      <w:r>
+        <w:rPr>
+          <w:rStyle w:val="NormalTok"/>
+        </w:rPr>
+        <w:t xml:space="preserve">)</w:t>
+      </w:r>
+      <w:r>
+        <w:rPr>
+          <w:rStyle w:val="OtherTok"/>
+        </w:rPr>
+        <w:t xml:space="preserve">;</w:t>
+      </w:r>
+      <w:r>
+        <w:br/>
+      </w:r>
+      <w:r>
+        <w:rPr>
+          <w:rStyle w:val="FunctionTok"/>
+        </w:rPr>
+        <w:t xml:space="preserve">define</w:t>
+      </w:r>
+      <w:r>
+        <w:rPr>
+          <w:rStyle w:val="NormalTok"/>
+        </w:rPr>
+        <w:t xml:space="preserve">(</w:t>
+      </w:r>
+      <w:r>
+        <w:rPr>
+          <w:rStyle w:val="StringTok"/>
+        </w:rPr>
+        <w:t xml:space="preserve">'WPMS_SSL'</w:t>
+      </w:r>
+      <w:r>
+        <w:rPr>
+          <w:rStyle w:val="OtherTok"/>
+        </w:rPr>
+        <w:t xml:space="preserve">,</w:t>
+      </w:r>
+      <w:r>
+        <w:rPr>
+          <w:rStyle w:val="NormalTok"/>
+        </w:rPr>
+        <w:t xml:space="preserve"> </w:t>
+      </w:r>
+      <w:r>
+        <w:rPr>
+          <w:rStyle w:val="StringTok"/>
+        </w:rPr>
+        <w:t xml:space="preserve">'tls'</w:t>
+      </w:r>
+      <w:r>
+        <w:rPr>
+          <w:rStyle w:val="NormalTok"/>
+        </w:rPr>
+        <w:t xml:space="preserve">)</w:t>
+      </w:r>
+      <w:r>
+        <w:rPr>
+          <w:rStyle w:val="OtherTok"/>
+        </w:rPr>
+        <w:t xml:space="preserve">;</w:t>
+      </w:r>
+      <w:r>
+        <w:br/>
+      </w:r>
+      <w:r>
+        <w:rPr>
+          <w:rStyle w:val="FunctionTok"/>
+        </w:rPr>
+        <w:t xml:space="preserve">define</w:t>
+      </w:r>
+      <w:r>
+        <w:rPr>
+          <w:rStyle w:val="NormalTok"/>
+        </w:rPr>
+        <w:t xml:space="preserve">(</w:t>
+      </w:r>
+      <w:r>
+        <w:rPr>
+          <w:rStyle w:val="StringTok"/>
+        </w:rPr>
+        <w:t xml:space="preserve">'WPMS_SMTP_AUTH'</w:t>
+      </w:r>
+      <w:r>
+        <w:rPr>
+          <w:rStyle w:val="OtherTok"/>
+        </w:rPr>
+        <w:t xml:space="preserve">,</w:t>
+      </w:r>
+      <w:r>
+        <w:rPr>
+          <w:rStyle w:val="NormalTok"/>
+        </w:rPr>
+        <w:t xml:space="preserve"> </w:t>
+      </w:r>
+      <w:r>
+        <w:rPr>
+          <w:rStyle w:val="KeywordTok"/>
+        </w:rPr>
+        <w:t xml:space="preserve">true</w:t>
+      </w:r>
+      <w:r>
+        <w:rPr>
+          <w:rStyle w:val="NormalTok"/>
+        </w:rPr>
+        <w:t xml:space="preserve">)</w:t>
+      </w:r>
+      <w:r>
+        <w:rPr>
+          <w:rStyle w:val="OtherTok"/>
+        </w:rPr>
+        <w:t xml:space="preserve">;</w:t>
+      </w:r>
+      <w:r>
+        <w:br/>
+      </w:r>
+      <w:r>
+        <w:rPr>
+          <w:rStyle w:val="FunctionTok"/>
+        </w:rPr>
+        <w:t xml:space="preserve">define</w:t>
+      </w:r>
+      <w:r>
+        <w:rPr>
+          <w:rStyle w:val="NormalTok"/>
+        </w:rPr>
+        <w:t xml:space="preserve">(</w:t>
+      </w:r>
+      <w:r>
+        <w:rPr>
+          <w:rStyle w:val="StringTok"/>
+        </w:rPr>
+        <w:t xml:space="preserve">'WPMS_SMTP_USER'</w:t>
+      </w:r>
+      <w:r>
+        <w:rPr>
+          <w:rStyle w:val="OtherTok"/>
+        </w:rPr>
+        <w:t xml:space="preserve">,</w:t>
+      </w:r>
+      <w:r>
+        <w:rPr>
+          <w:rStyle w:val="NormalTok"/>
+        </w:rPr>
+        <w:t xml:space="preserve"> </w:t>
+      </w:r>
+      <w:r>
+        <w:rPr>
+          <w:rStyle w:val="StringTok"/>
+        </w:rPr>
+        <w:t xml:space="preserve">'[CUSTOMIZE: apikey]'</w:t>
+      </w:r>
+      <w:r>
+        <w:rPr>
+          <w:rStyle w:val="NormalTok"/>
+        </w:rPr>
+        <w:t xml:space="preserve">)</w:t>
+      </w:r>
+      <w:r>
+        <w:rPr>
+          <w:rStyle w:val="OtherTok"/>
+        </w:rPr>
+        <w:t xml:space="preserve">;</w:t>
+      </w:r>
+      <w:r>
+        <w:br/>
+      </w:r>
+      <w:r>
+        <w:rPr>
+          <w:rStyle w:val="FunctionTok"/>
+        </w:rPr>
+        <w:t xml:space="preserve">define</w:t>
+      </w:r>
+      <w:r>
+        <w:rPr>
+          <w:rStyle w:val="NormalTok"/>
+        </w:rPr>
+        <w:t xml:space="preserve">(</w:t>
+      </w:r>
+      <w:r>
+        <w:rPr>
+          <w:rStyle w:val="StringTok"/>
+        </w:rPr>
+        <w:t xml:space="preserve">'WPMS_SMTP_PASS'</w:t>
+      </w:r>
+      <w:r>
+        <w:rPr>
+          <w:rStyle w:val="OtherTok"/>
+        </w:rPr>
+        <w:t xml:space="preserve">,</w:t>
+      </w:r>
+      <w:r>
+        <w:rPr>
+          <w:rStyle w:val="NormalTok"/>
+        </w:rPr>
+        <w:t xml:space="preserve"> </w:t>
+      </w:r>
+      <w:r>
+        <w:rPr>
+          <w:rStyle w:val="StringTok"/>
+        </w:rPr>
+        <w:t xml:space="preserve">'[CUSTOMIZE: sg.xxx...]'</w:t>
+      </w:r>
+      <w:r>
+        <w:rPr>
+          <w:rStyle w:val="NormalTok"/>
+        </w:rPr>
+        <w:t xml:space="preserve">)</w:t>
+      </w:r>
+      <w:r>
+        <w:rPr>
+          <w:rStyle w:val="OtherTok"/>
+        </w:rPr>
+        <w:t xml:space="preserve">;</w:t>
+      </w:r>
+      <w:r>
+        <w:br/>
+      </w:r>
+      <w:r>
+        <w:rPr>
+          <w:rStyle w:val="FunctionTok"/>
+        </w:rPr>
+        <w:t xml:space="preserve">define</w:t>
+      </w:r>
+      <w:r>
+        <w:rPr>
+          <w:rStyle w:val="NormalTok"/>
+        </w:rPr>
+        <w:t xml:space="preserve">(</w:t>
+      </w:r>
+      <w:r>
+        <w:rPr>
+          <w:rStyle w:val="StringTok"/>
+        </w:rPr>
+        <w:t xml:space="preserve">'WPMS_FROM_EMAIL'</w:t>
+      </w:r>
+      <w:r>
+        <w:rPr>
+          <w:rStyle w:val="OtherTok"/>
+        </w:rPr>
+        <w:t xml:space="preserve">,</w:t>
+      </w:r>
+      <w:r>
+        <w:rPr>
+          <w:rStyle w:val="NormalTok"/>
+        </w:rPr>
+        <w:t xml:space="preserve"> </w:t>
+      </w:r>
+      <w:r>
+        <w:rPr>
+          <w:rStyle w:val="StringTok"/>
+        </w:rPr>
+        <w:t xml:space="preserve">'noreply@[CUSTOMIZE: example.com]'</w:t>
+      </w:r>
+      <w:r>
+        <w:rPr>
+          <w:rStyle w:val="NormalTok"/>
+        </w:rPr>
+        <w:t xml:space="preserve">)</w:t>
+      </w:r>
+      <w:r>
+        <w:rPr>
+          <w:rStyle w:val="OtherTok"/>
+        </w:rPr>
+        <w:t xml:space="preserve">;</w:t>
       </w:r>
       <w:r>
         <w:br/>
@@ -15081,7 +15424,7 @@
         <w:rPr>
           <w:rStyle w:val="CommentTok"/>
         </w:rPr>
-        <w:t xml:space="preserve">// Note: These constants are NOT consumed by WordPress core. They require</w:t>
+        <w:t xml:space="preserve">// Optional:</w:t>
       </w:r>
       <w:r>
         <w:br/>
@@ -15090,403 +15433,7 @@
         <w:rPr>
           <w:rStyle w:val="CommentTok"/>
         </w:rPr>
-        <w:t xml:space="preserve">// a mail plugin (e.g., WP Mail SMTP) or custom mu-plugin code that reads them.</w:t>
-      </w:r>
-      <w:r>
-        <w:br/>
-      </w:r>
-      <w:r>
-        <w:rPr>
-          <w:rStyle w:val="FunctionTok"/>
-        </w:rPr>
-        <w:t xml:space="preserve">define</w:t>
-      </w:r>
-      <w:r>
-        <w:rPr>
-          <w:rStyle w:val="NormalTok"/>
-        </w:rPr>
-        <w:t xml:space="preserve">(</w:t>
-      </w:r>
-      <w:r>
-        <w:rPr>
-          <w:rStyle w:val="StringTok"/>
-        </w:rPr>
-        <w:t xml:space="preserve">'SMTP_HOST'</w:t>
-      </w:r>
-      <w:r>
-        <w:rPr>
-          <w:rStyle w:val="OtherTok"/>
-        </w:rPr>
-        <w:t xml:space="preserve">,</w:t>
-      </w:r>
-      <w:r>
-        <w:rPr>
-          <w:rStyle w:val="NormalTok"/>
-        </w:rPr>
-        <w:t xml:space="preserve"> </w:t>
-      </w:r>
-      <w:r>
-        <w:rPr>
-          <w:rStyle w:val="StringTok"/>
-        </w:rPr>
-        <w:t xml:space="preserve">'[CUSTOMIZE: smtp.sendgrid.net]'</w:t>
-      </w:r>
-      <w:r>
-        <w:rPr>
-          <w:rStyle w:val="NormalTok"/>
-        </w:rPr>
-        <w:t xml:space="preserve">)</w:t>
-      </w:r>
-      <w:r>
-        <w:rPr>
-          <w:rStyle w:val="OtherTok"/>
-        </w:rPr>
-        <w:t xml:space="preserve">;</w:t>
-      </w:r>
-      <w:r>
-        <w:br/>
-      </w:r>
-      <w:r>
-        <w:rPr>
-          <w:rStyle w:val="FunctionTok"/>
-        </w:rPr>
-        <w:t xml:space="preserve">define</w:t>
-      </w:r>
-      <w:r>
-        <w:rPr>
-          <w:rStyle w:val="NormalTok"/>
-        </w:rPr>
-        <w:t xml:space="preserve">(</w:t>
-      </w:r>
-      <w:r>
-        <w:rPr>
-          <w:rStyle w:val="StringTok"/>
-        </w:rPr>
-        <w:t xml:space="preserve">'SMTP_PORT'</w:t>
-      </w:r>
-      <w:r>
-        <w:rPr>
-          <w:rStyle w:val="OtherTok"/>
-        </w:rPr>
-        <w:t xml:space="preserve">,</w:t>
-      </w:r>
-      <w:r>
-        <w:rPr>
-          <w:rStyle w:val="NormalTok"/>
-        </w:rPr>
-        <w:t xml:space="preserve"> </w:t>
-      </w:r>
-      <w:r>
-        <w:rPr>
-          <w:rStyle w:val="DecValTok"/>
-        </w:rPr>
-        <w:t xml:space="preserve">587</w:t>
-      </w:r>
-      <w:r>
-        <w:rPr>
-          <w:rStyle w:val="NormalTok"/>
-        </w:rPr>
-        <w:t xml:space="preserve">)</w:t>
-      </w:r>
-      <w:r>
-        <w:rPr>
-          <w:rStyle w:val="OtherTok"/>
-        </w:rPr>
-        <w:t xml:space="preserve">;</w:t>
-      </w:r>
-      <w:r>
-        <w:br/>
-      </w:r>
-      <w:r>
-        <w:rPr>
-          <w:rStyle w:val="FunctionTok"/>
-        </w:rPr>
-        <w:t xml:space="preserve">define</w:t>
-      </w:r>
-      <w:r>
-        <w:rPr>
-          <w:rStyle w:val="NormalTok"/>
-        </w:rPr>
-        <w:t xml:space="preserve">(</w:t>
-      </w:r>
-      <w:r>
-        <w:rPr>
-          <w:rStyle w:val="StringTok"/>
-        </w:rPr>
-        <w:t xml:space="preserve">'SMTP_USER'</w:t>
-      </w:r>
-      <w:r>
-        <w:rPr>
-          <w:rStyle w:val="OtherTok"/>
-        </w:rPr>
-        <w:t xml:space="preserve">,</w:t>
-      </w:r>
-      <w:r>
-        <w:rPr>
-          <w:rStyle w:val="NormalTok"/>
-        </w:rPr>
-        <w:t xml:space="preserve"> </w:t>
-      </w:r>
-      <w:r>
-        <w:rPr>
-          <w:rStyle w:val="StringTok"/>
-        </w:rPr>
-        <w:t xml:space="preserve">'[CUSTOMIZE: apikey]'</w:t>
-      </w:r>
-      <w:r>
-        <w:rPr>
-          <w:rStyle w:val="NormalTok"/>
-        </w:rPr>
-        <w:t xml:space="preserve">)</w:t>
-      </w:r>
-      <w:r>
-        <w:rPr>
-          <w:rStyle w:val="OtherTok"/>
-        </w:rPr>
-        <w:t xml:space="preserve">;</w:t>
-      </w:r>
-      <w:r>
-        <w:br/>
-      </w:r>
-      <w:r>
-        <w:rPr>
-          <w:rStyle w:val="FunctionTok"/>
-        </w:rPr>
-        <w:t xml:space="preserve">define</w:t>
-      </w:r>
-      <w:r>
-        <w:rPr>
-          <w:rStyle w:val="NormalTok"/>
-        </w:rPr>
-        <w:t xml:space="preserve">(</w:t>
-      </w:r>
-      <w:r>
-        <w:rPr>
-          <w:rStyle w:val="StringTok"/>
-        </w:rPr>
-        <w:t xml:space="preserve">'SMTP_PASSWORD'</w:t>
-      </w:r>
-      <w:r>
-        <w:rPr>
-          <w:rStyle w:val="OtherTok"/>
-        </w:rPr>
-        <w:t xml:space="preserve">,</w:t>
-      </w:r>
-      <w:r>
-        <w:rPr>
-          <w:rStyle w:val="NormalTok"/>
-        </w:rPr>
-        <w:t xml:space="preserve"> </w:t>
-      </w:r>
-      <w:r>
-        <w:rPr>
-          <w:rStyle w:val="StringTok"/>
-        </w:rPr>
-        <w:t xml:space="preserve">'[CUSTOMIZE: sg.xxx...]'</w:t>
-      </w:r>
-      <w:r>
-        <w:rPr>
-          <w:rStyle w:val="NormalTok"/>
-        </w:rPr>
-        <w:t xml:space="preserve">)</w:t>
-      </w:r>
-      <w:r>
-        <w:rPr>
-          <w:rStyle w:val="OtherTok"/>
-        </w:rPr>
-        <w:t xml:space="preserve">;</w:t>
-      </w:r>
-      <w:r>
-        <w:br/>
-      </w:r>
-      <w:r>
-        <w:rPr>
-          <w:rStyle w:val="FunctionTok"/>
-        </w:rPr>
-        <w:t xml:space="preserve">define</w:t>
-      </w:r>
-      <w:r>
-        <w:rPr>
-          <w:rStyle w:val="NormalTok"/>
-        </w:rPr>
-        <w:t xml:space="preserve">(</w:t>
-      </w:r>
-      <w:r>
-        <w:rPr>
-          <w:rStyle w:val="StringTok"/>
-        </w:rPr>
-        <w:t xml:space="preserve">'SMTP_FROM'</w:t>
-      </w:r>
-      <w:r>
-        <w:rPr>
-          <w:rStyle w:val="OtherTok"/>
-        </w:rPr>
-        <w:t xml:space="preserve">,</w:t>
-      </w:r>
-      <w:r>
-        <w:rPr>
-          <w:rStyle w:val="NormalTok"/>
-        </w:rPr>
-        <w:t xml:space="preserve"> </w:t>
-      </w:r>
-      <w:r>
-        <w:rPr>
-          <w:rStyle w:val="StringTok"/>
-        </w:rPr>
-        <w:t xml:space="preserve">'noreply@[CUSTOMIZE: example.com]'</w:t>
-      </w:r>
-      <w:r>
-        <w:rPr>
-          <w:rStyle w:val="NormalTok"/>
-        </w:rPr>
-        <w:t xml:space="preserve">)</w:t>
-      </w:r>
-      <w:r>
-        <w:rPr>
-          <w:rStyle w:val="OtherTok"/>
-        </w:rPr>
-        <w:t xml:space="preserve">;</w:t>
-      </w:r>
-      <w:r>
-        <w:br/>
-      </w:r>
-      <w:r>
-        <w:br/>
-      </w:r>
-      <w:r>
-        <w:rPr>
-          <w:rStyle w:val="CommentTok"/>
-        </w:rPr>
-        <w:t xml:space="preserve">// Hook to override WordPress mail function</w:t>
-      </w:r>
-      <w:r>
-        <w:br/>
-      </w:r>
-      <w:r>
-        <w:rPr>
-          <w:rStyle w:val="NormalTok"/>
-        </w:rPr>
-        <w:t xml:space="preserve">add_filter(</w:t>
-      </w:r>
-      <w:r>
-        <w:rPr>
-          <w:rStyle w:val="StringTok"/>
-        </w:rPr>
-        <w:t xml:space="preserve">'wp_mail'</w:t>
-      </w:r>
-      <w:r>
-        <w:rPr>
-          <w:rStyle w:val="OtherTok"/>
-        </w:rPr>
-        <w:t xml:space="preserve">,</w:t>
-      </w:r>
-      <w:r>
-        <w:rPr>
-          <w:rStyle w:val="NormalTok"/>
-        </w:rPr>
-        <w:t xml:space="preserve"> </w:t>
-      </w:r>
-      <w:r>
-        <w:rPr>
-          <w:rStyle w:val="StringTok"/>
-        </w:rPr>
-        <w:t xml:space="preserve">'use_smtp_mail'</w:t>
-      </w:r>
-      <w:r>
-        <w:rPr>
-          <w:rStyle w:val="NormalTok"/>
-        </w:rPr>
-        <w:t xml:space="preserve">)</w:t>
-      </w:r>
-      <w:r>
-        <w:rPr>
-          <w:rStyle w:val="OtherTok"/>
-        </w:rPr>
-        <w:t xml:space="preserve">;</w:t>
-      </w:r>
-      <w:r>
-        <w:br/>
-      </w:r>
-      <w:r>
-        <w:rPr>
-          <w:rStyle w:val="KeywordTok"/>
-        </w:rPr>
-        <w:t xml:space="preserve">function</w:t>
-      </w:r>
-      <w:r>
-        <w:rPr>
-          <w:rStyle w:val="NormalTok"/>
-        </w:rPr>
-        <w:t xml:space="preserve"> use_smtp_mail(</w:t>
-      </w:r>
-      <w:r>
-        <w:rPr>
-          <w:rStyle w:val="VariableTok"/>
-        </w:rPr>
-        <w:t xml:space="preserve">$atts</w:t>
-      </w:r>
-      <w:r>
-        <w:rPr>
-          <w:rStyle w:val="NormalTok"/>
-        </w:rPr>
-        <w:t xml:space="preserve">) {</w:t>
-      </w:r>
-      <w:r>
-        <w:br/>
-      </w:r>
-      <w:r>
-        <w:rPr>
-          <w:rStyle w:val="NormalTok"/>
-        </w:rPr>
-        <w:t xml:space="preserve">    </w:t>
-      </w:r>
-      <w:r>
-        <w:rPr>
-          <w:rStyle w:val="CommentTok"/>
-        </w:rPr>
-        <w:t xml:space="preserve">// Implementation uses defined constants above</w:t>
-      </w:r>
-      <w:r>
-        <w:br/>
-      </w:r>
-      <w:r>
-        <w:rPr>
-          <w:rStyle w:val="NormalTok"/>
-        </w:rPr>
-        <w:t xml:space="preserve">    </w:t>
-      </w:r>
-      <w:r>
-        <w:rPr>
-          <w:rStyle w:val="ControlFlowTok"/>
-        </w:rPr>
-        <w:t xml:space="preserve">return</w:t>
-      </w:r>
-      <w:r>
-        <w:rPr>
-          <w:rStyle w:val="NormalTok"/>
-        </w:rPr>
-        <w:t xml:space="preserve"> </w:t>
-      </w:r>
-      <w:r>
-        <w:rPr>
-          <w:rStyle w:val="VariableTok"/>
-        </w:rPr>
-        <w:t xml:space="preserve">$atts</w:t>
-      </w:r>
-      <w:r>
-        <w:rPr>
-          <w:rStyle w:val="OtherTok"/>
-        </w:rPr>
-        <w:t xml:space="preserve">;</w:t>
-      </w:r>
-      <w:r>
-        <w:br/>
-      </w:r>
-      <w:r>
-        <w:rPr>
-          <w:rStyle w:val="NormalTok"/>
-        </w:rPr>
-        <w:t xml:space="preserve">}</w:t>
+        <w:t xml:space="preserve">// define('WPMS_FROM_NAME', '[CUSTOMIZE: Site Name]');</w:t>
       </w:r>
     </w:p>
     <w:p>
@@ -26020,7 +25967,7 @@
         <w:rPr>
           <w:rStyle w:val="NormalTok"/>
         </w:rPr>
-        <w:t xml:space="preserve">scheduled </w:t>
+        <w:t xml:space="preserve">future </w:t>
       </w:r>
       <w:r>
         <w:rPr>
@@ -26098,7 +26045,7 @@
         <w:rPr>
           <w:rStyle w:val="NormalTok"/>
         </w:rPr>
-        <w:t xml:space="preserve">scheduled </w:t>
+        <w:t xml:space="preserve">future </w:t>
       </w:r>
       <w:r>
         <w:rPr>
@@ -26592,31 +26539,13 @@
         <w:rPr>
           <w:rStyle w:val="NormalTok"/>
         </w:rPr>
-        <w:t xml:space="preserve"> </w:t>
-      </w:r>
-      <w:r>
-        <w:rPr>
-          <w:rStyle w:val="AttributeTok"/>
-        </w:rPr>
-        <w:t xml:space="preserve">--default</w:t>
-      </w:r>
-      <w:r>
-        <w:rPr>
-          <w:rStyle w:val="OperatorTok"/>
-        </w:rPr>
-        <w:t xml:space="preserve">=</w:t>
-      </w:r>
-      <w:r>
-        <w:rPr>
-          <w:rStyle w:val="NormalTok"/>
-        </w:rPr>
-        <w:t xml:space="preserve">1  </w:t>
+        <w:t xml:space="preserve">  </w:t>
       </w:r>
       <w:r>
         <w:rPr>
           <w:rStyle w:val="CommentTok"/>
         </w:rPr>
-        <w:t xml:space="preserve"># Assign to 'Uncategorized'</w:t>
+        <w:t xml:space="preserve"># WordPress reassigns posts to the default category</w:t>
       </w:r>
     </w:p>
     <w:p>
@@ -27363,7 +27292,37 @@
         <w:rPr>
           <w:rStyle w:val="StringTok"/>
         </w:rPr>
-        <w:t xml:space="preserve">"SELECT ID, post_title FROM wp_posts WHERE post_content = '' AND post_type = 'post';"</w:t>
+        <w:t xml:space="preserve">"SELECT ID, post_title FROM </w:t>
+      </w:r>
+      <w:r>
+        <w:rPr>
+          <w:rStyle w:val="VariableTok"/>
+        </w:rPr>
+        <w:t xml:space="preserve">$(</w:t>
+      </w:r>
+      <w:r>
+        <w:rPr>
+          <w:rStyle w:val="ExtensionTok"/>
+        </w:rPr>
+        <w:t xml:space="preserve">wp</w:t>
+      </w:r>
+      <w:r>
+        <w:rPr>
+          <w:rStyle w:val="NormalTok"/>
+        </w:rPr>
+        <w:t xml:space="preserve"> db prefix</w:t>
+      </w:r>
+      <w:r>
+        <w:rPr>
+          <w:rStyle w:val="VariableTok"/>
+        </w:rPr>
+        <w:t xml:space="preserve">)</w:t>
+      </w:r>
+      <w:r>
+        <w:rPr>
+          <w:rStyle w:val="StringTok"/>
+        </w:rPr>
+        <w:t xml:space="preserve">posts WHERE post_content = '' AND post_type = 'post';"</w:t>
       </w:r>
     </w:p>
     <w:p>
@@ -27652,7 +27611,7 @@
         <w:rPr>
           <w:rStyle w:val="CommentTok"/>
         </w:rPr>
-        <w:t xml:space="preserve">: This permanently modifies matching content in wp_posts.</w:t>
+        <w:t xml:space="preserve">: This permanently modifies matching content in the posts table.</w:t>
       </w:r>
       <w:r>
         <w:br/>
@@ -27691,7 +27650,43 @@
         <w:rPr>
           <w:rStyle w:val="NormalTok"/>
         </w:rPr>
-        <w:t xml:space="preserve"> wp_posts</w:t>
+        <w:t xml:space="preserve"> </w:t>
+      </w:r>
+      <w:r>
+        <w:rPr>
+          <w:rStyle w:val="StringTok"/>
+        </w:rPr>
+        <w:t xml:space="preserve">"</w:t>
+      </w:r>
+      <w:r>
+        <w:rPr>
+          <w:rStyle w:val="VariableTok"/>
+        </w:rPr>
+        <w:t xml:space="preserve">$(</w:t>
+      </w:r>
+      <w:r>
+        <w:rPr>
+          <w:rStyle w:val="ExtensionTok"/>
+        </w:rPr>
+        <w:t xml:space="preserve">wp</w:t>
+      </w:r>
+      <w:r>
+        <w:rPr>
+          <w:rStyle w:val="NormalTok"/>
+        </w:rPr>
+        <w:t xml:space="preserve"> db prefix</w:t>
+      </w:r>
+      <w:r>
+        <w:rPr>
+          <w:rStyle w:val="VariableTok"/>
+        </w:rPr>
+        <w:t xml:space="preserve">)</w:t>
+      </w:r>
+      <w:r>
+        <w:rPr>
+          <w:rStyle w:val="StringTok"/>
+        </w:rPr>
+        <w:t xml:space="preserve">posts"</w:t>
       </w:r>
     </w:p>
     <w:p>
@@ -33166,10 +33161,13 @@
         <w:rPr>
           <w:rStyle w:val="StringTok"/>
         </w:rPr>
-        <w:t xml:space="preserve">"SELECT SUM(LENGTH(option_value)) AS autoload_bytes FROM wp_options WHERE autoload = 'yes';"</w:t>
-      </w:r>
-      <w:r>
-        <w:br/>
+        <w:t xml:space="preserve">"SELECT SUM(LENGTH(option_value)) AS autoload_bytes FROM </w:t>
+      </w:r>
+      <w:r>
+        <w:rPr>
+          <w:rStyle w:val="VariableTok"/>
+        </w:rPr>
+        <w:t xml:space="preserve">$(</w:t>
       </w:r>
       <w:r>
         <w:rPr>
@@ -33181,13 +33179,70 @@
         <w:rPr>
           <w:rStyle w:val="NormalTok"/>
         </w:rPr>
+        <w:t xml:space="preserve"> db prefix</w:t>
+      </w:r>
+      <w:r>
+        <w:rPr>
+          <w:rStyle w:val="VariableTok"/>
+        </w:rPr>
+        <w:t xml:space="preserve">)</w:t>
+      </w:r>
+      <w:r>
+        <w:rPr>
+          <w:rStyle w:val="StringTok"/>
+        </w:rPr>
+        <w:t xml:space="preserve">options WHERE autoload = 'yes';"</w:t>
+      </w:r>
+      <w:r>
+        <w:br/>
+      </w:r>
+      <w:r>
+        <w:rPr>
+          <w:rStyle w:val="ExtensionTok"/>
+        </w:rPr>
+        <w:t xml:space="preserve">wp</w:t>
+      </w:r>
+      <w:r>
+        <w:rPr>
+          <w:rStyle w:val="NormalTok"/>
+        </w:rPr>
         <w:t xml:space="preserve"> db query </w:t>
       </w:r>
       <w:r>
         <w:rPr>
           <w:rStyle w:val="StringTok"/>
         </w:rPr>
-        <w:t xml:space="preserve">"SELECT option_name, LENGTH(option_value) AS size FROM wp_options WHERE autoload = 'yes' ORDER BY size DESC LIMIT 10;"</w:t>
+        <w:t xml:space="preserve">"SELECT option_name, LENGTH(option_value) AS size FROM </w:t>
+      </w:r>
+      <w:r>
+        <w:rPr>
+          <w:rStyle w:val="VariableTok"/>
+        </w:rPr>
+        <w:t xml:space="preserve">$(</w:t>
+      </w:r>
+      <w:r>
+        <w:rPr>
+          <w:rStyle w:val="ExtensionTok"/>
+        </w:rPr>
+        <w:t xml:space="preserve">wp</w:t>
+      </w:r>
+      <w:r>
+        <w:rPr>
+          <w:rStyle w:val="NormalTok"/>
+        </w:rPr>
+        <w:t xml:space="preserve"> db prefix</w:t>
+      </w:r>
+      <w:r>
+        <w:rPr>
+          <w:rStyle w:val="VariableTok"/>
+        </w:rPr>
+        <w:t xml:space="preserve">)</w:t>
+      </w:r>
+      <w:r>
+        <w:rPr>
+          <w:rStyle w:val="StringTok"/>
+        </w:rPr>
+        <w:t xml:space="preserve">options WHERE autoload = 'yes' ORDER BY size DESC LIMIT 10;"</w:t>
       </w:r>
     </w:p>
     <w:p>
@@ -36827,7 +36882,7 @@
         <w:rPr>
           <w:rStyle w:val="StringTok"/>
         </w:rPr>
-        <w:t xml:space="preserve">DROP TABLE IF EXISTS wp_commentmeta;</w:t>
+        <w:t xml:space="preserve">DROP TABLE IF EXISTS [CUSTOMIZE: table_prefix]commentmeta;</w:t>
       </w:r>
       <w:r>
         <w:br/>
@@ -36836,7 +36891,7 @@
         <w:rPr>
           <w:rStyle w:val="StringTok"/>
         </w:rPr>
-        <w:t xml:space="preserve">DROP TABLE IF EXISTS wp_comments;</w:t>
+        <w:t xml:space="preserve">DROP TABLE IF EXISTS [CUSTOMIZE: table_prefix]comments;</w:t>
       </w:r>
       <w:r>
         <w:br/>
@@ -40698,7 +40753,7 @@
         <w:rPr>
           <w:rStyle w:val="StringTok"/>
         </w:rPr>
-        <w:t xml:space="preserve">'utf8mb4_unicode_ci'</w:t>
+        <w:t xml:space="preserve">''</w:t>
       </w:r>
       <w:r>
         <w:rPr>
@@ -41676,7 +41731,7 @@
         <w:rPr>
           <w:rStyle w:val="KeywordTok"/>
         </w:rPr>
-        <w:t xml:space="preserve">true</w:t>
+        <w:t xml:space="preserve">false</w:t>
       </w:r>
       <w:r>
         <w:rPr>
@@ -41700,7 +41755,7 @@
         <w:rPr>
           <w:rStyle w:val="CommentTok"/>
         </w:rPr>
-        <w:t xml:space="preserve">// Log errors to wp-content/debug.log</w:t>
+        <w:t xml:space="preserve">// Set both WP_DEBUG and WP_DEBUG_LOG to true only during debugging</w:t>
       </w:r>
       <w:r>
         <w:br/>
@@ -42372,7 +42427,7 @@
         <w:rPr>
           <w:rStyle w:val="CommentTok"/>
         </w:rPr>
-        <w:t xml:space="preserve">// Image quality</w:t>
+        <w:t xml:space="preserve">// Core updates</w:t>
       </w:r>
       <w:r>
         <w:br/>
@@ -42393,7 +42448,7 @@
         <w:rPr>
           <w:rStyle w:val="StringTok"/>
         </w:rPr>
-        <w:t xml:space="preserve">'JPEG_QUALITY'</w:t>
+        <w:t xml:space="preserve">'WP_AUTO_UPDATE_CORE'</w:t>
       </w:r>
       <w:r>
         <w:rPr>
@@ -42409,108 +42464,181 @@
       </w:r>
       <w:r>
         <w:rPr>
+          <w:rStyle w:val="StringTok"/>
+        </w:rPr>
+        <w:t xml:space="preserve">'minor'</w:t>
+      </w:r>
+      <w:r>
+        <w:rPr>
+          <w:rStyle w:val="NormalTok"/>
+        </w:rPr>
+        <w:t xml:space="preserve">)</w:t>
+      </w:r>
+      <w:r>
+        <w:rPr>
+          <w:rStyle w:val="OtherTok"/>
+        </w:rPr>
+        <w:t xml:space="preserve">;</w:t>
+      </w:r>
+      <w:r>
+        <w:rPr>
+          <w:rStyle w:val="NormalTok"/>
+        </w:rPr>
+        <w:t xml:space="preserve">  </w:t>
+      </w:r>
+      <w:r>
+        <w:rPr>
+          <w:rStyle w:val="CommentTok"/>
+        </w:rPr>
+        <w:t xml:space="preserve">// Retain minor core auto-updates (baseline behavior since WordPress 3.7)</w:t>
+      </w:r>
+    </w:p>
+    <w:p>
+      <w:pPr>
+        <w:pStyle w:val="FirstParagraph"/>
+      </w:pPr>
+      <w:r>
+        <w:t xml:space="preserve">To change JPEG compression quality, use the</w:t>
+      </w:r>
+      <w:r>
+        <w:t xml:space="preserve"> </w:t>
+      </w:r>
+      <w:r>
+        <w:rPr>
+          <w:rStyle w:val="VerbatimChar"/>
+        </w:rPr>
+        <w:t xml:space="preserve">jpeg_quality</w:t>
+      </w:r>
+      <w:r>
+        <w:t xml:space="preserve"> </w:t>
+      </w:r>
+      <w:r>
+        <w:t xml:space="preserve">filter in a must-use plugin:</w:t>
+      </w:r>
+    </w:p>
+    <w:p>
+      <w:pPr>
+        <w:pStyle w:val="SourceCode"/>
+      </w:pPr>
+      <w:r>
+        <w:rPr>
+          <w:rStyle w:val="NormalTok"/>
+        </w:rPr>
+        <w:t xml:space="preserve">add_filter(</w:t>
+      </w:r>
+      <w:r>
+        <w:rPr>
+          <w:rStyle w:val="StringTok"/>
+        </w:rPr>
+        <w:t xml:space="preserve">'jpeg_quality'</w:t>
+      </w:r>
+      <w:r>
+        <w:rPr>
+          <w:rStyle w:val="OtherTok"/>
+        </w:rPr>
+        <w:t xml:space="preserve">,</w:t>
+      </w:r>
+      <w:r>
+        <w:rPr>
+          <w:rStyle w:val="NormalTok"/>
+        </w:rPr>
+        <w:t xml:space="preserve"> </w:t>
+      </w:r>
+      <w:r>
+        <w:rPr>
+          <w:rStyle w:val="KeywordTok"/>
+        </w:rPr>
+        <w:t xml:space="preserve">static</w:t>
+      </w:r>
+      <w:r>
+        <w:rPr>
+          <w:rStyle w:val="NormalTok"/>
+        </w:rPr>
+        <w:t xml:space="preserve"> </w:t>
+      </w:r>
+      <w:r>
+        <w:rPr>
+          <w:rStyle w:val="KeywordTok"/>
+        </w:rPr>
+        <w:t xml:space="preserve">function</w:t>
+      </w:r>
+      <w:r>
+        <w:rPr>
+          <w:rStyle w:val="NormalTok"/>
+        </w:rPr>
+        <w:t xml:space="preserve"> ()</w:t>
+      </w:r>
+      <w:r>
+        <w:rPr>
+          <w:rStyle w:val="OtherTok"/>
+        </w:rPr>
+        <w:t xml:space="preserve">:</w:t>
+      </w:r>
+      <w:r>
+        <w:rPr>
+          <w:rStyle w:val="NormalTok"/>
+        </w:rPr>
+        <w:t xml:space="preserve"> </w:t>
+      </w:r>
+      <w:r>
+        <w:rPr>
+          <w:rStyle w:val="DataTypeTok"/>
+        </w:rPr>
+        <w:t xml:space="preserve">int</w:t>
+      </w:r>
+      <w:r>
+        <w:rPr>
+          <w:rStyle w:val="NormalTok"/>
+        </w:rPr>
+        <w:t xml:space="preserve"> {</w:t>
+      </w:r>
+      <w:r>
+        <w:br/>
+      </w:r>
+      <w:r>
+        <w:rPr>
+          <w:rStyle w:val="NormalTok"/>
+        </w:rPr>
+        <w:t xml:space="preserve">    </w:t>
+      </w:r>
+      <w:r>
+        <w:rPr>
+          <w:rStyle w:val="ControlFlowTok"/>
+        </w:rPr>
+        <w:t xml:space="preserve">return</w:t>
+      </w:r>
+      <w:r>
+        <w:rPr>
+          <w:rStyle w:val="NormalTok"/>
+        </w:rPr>
+        <w:t xml:space="preserve"> </w:t>
+      </w:r>
+      <w:r>
+        <w:rPr>
           <w:rStyle w:val="DecValTok"/>
         </w:rPr>
         <w:t xml:space="preserve">82</w:t>
       </w:r>
       <w:r>
         <w:rPr>
-          <w:rStyle w:val="NormalTok"/>
-        </w:rPr>
-        <w:t xml:space="preserve">)</w:t>
-      </w:r>
-      <w:r>
-        <w:rPr>
           <w:rStyle w:val="OtherTok"/>
         </w:rPr>
         <w:t xml:space="preserve">;</w:t>
       </w:r>
       <w:r>
-        <w:rPr>
-          <w:rStyle w:val="NormalTok"/>
-        </w:rPr>
-        <w:t xml:space="preserve">  </w:t>
-      </w:r>
-      <w:r>
-        <w:rPr>
-          <w:rStyle w:val="CommentTok"/>
-        </w:rPr>
-        <w:t xml:space="preserve">// Compressed JPEG quality (0-100)</w:t>
-      </w:r>
-      <w:r>
-        <w:br/>
-      </w:r>
-      <w:r>
-        <w:br/>
-      </w:r>
-      <w:r>
-        <w:rPr>
-          <w:rStyle w:val="CommentTok"/>
-        </w:rPr>
-        <w:t xml:space="preserve">// Periodic backups</w:t>
-      </w:r>
-      <w:r>
-        <w:br/>
-      </w:r>
-      <w:r>
-        <w:rPr>
-          <w:rStyle w:val="FunctionTok"/>
-        </w:rPr>
-        <w:t xml:space="preserve">define</w:t>
-      </w:r>
-      <w:r>
-        <w:rPr>
-          <w:rStyle w:val="NormalTok"/>
-        </w:rPr>
-        <w:t xml:space="preserve">(</w:t>
-      </w:r>
-      <w:r>
-        <w:rPr>
-          <w:rStyle w:val="StringTok"/>
-        </w:rPr>
-        <w:t xml:space="preserve">'WP_AUTO_UPDATE_CORE'</w:t>
+        <w:br/>
+      </w:r>
+      <w:r>
+        <w:rPr>
+          <w:rStyle w:val="NormalTok"/>
+        </w:rPr>
+        <w:t xml:space="preserve">})</w:t>
       </w:r>
       <w:r>
         <w:rPr>
           <w:rStyle w:val="OtherTok"/>
         </w:rPr>
-        <w:t xml:space="preserve">,</w:t>
-      </w:r>
-      <w:r>
-        <w:rPr>
-          <w:rStyle w:val="NormalTok"/>
-        </w:rPr>
-        <w:t xml:space="preserve"> </w:t>
-      </w:r>
-      <w:r>
-        <w:rPr>
-          <w:rStyle w:val="StringTok"/>
-        </w:rPr>
-        <w:t xml:space="preserve">'minor'</w:t>
-      </w:r>
-      <w:r>
-        <w:rPr>
-          <w:rStyle w:val="NormalTok"/>
-        </w:rPr>
-        <w:t xml:space="preserve">)</w:t>
-      </w:r>
-      <w:r>
-        <w:rPr>
-          <w:rStyle w:val="OtherTok"/>
-        </w:rPr>
         <w:t xml:space="preserve">;</w:t>
-      </w:r>
-      <w:r>
-        <w:rPr>
-          <w:rStyle w:val="NormalTok"/>
-        </w:rPr>
-        <w:t xml:space="preserve">  </w:t>
-      </w:r>
-      <w:r>
-        <w:rPr>
-          <w:rStyle w:val="CommentTok"/>
-        </w:rPr>
-        <w:t xml:space="preserve">// Auto-update minor versions only (available since WordPress 5.6)</w:t>
       </w:r>
     </w:p>
     <w:bookmarkEnd w:id="92"/>
@@ -43722,7 +43850,7 @@
         <w:rPr>
           <w:rStyle w:val="StringTok"/>
         </w:rPr>
-        <w:t xml:space="preserve">'utf8mb4_unicode_ci'</w:t>
+        <w:t xml:space="preserve">''</w:t>
       </w:r>
       <w:r>
         <w:rPr>
@@ -44256,7 +44384,7 @@
         <w:rPr>
           <w:rStyle w:val="StringTok"/>
         </w:rPr>
-        <w:t xml:space="preserve">'wp_'</w:t>
+        <w:t xml:space="preserve">'[CUSTOMIZE: wp_]'</w:t>
       </w:r>
       <w:r>
         <w:rPr>
@@ -44274,7 +44402,7 @@
         <w:rPr>
           <w:rStyle w:val="CommentTok"/>
         </w:rPr>
-        <w:t xml:space="preserve">// Default; non-default prefixes are optional obscurity control</w:t>
+        <w:t xml:space="preserve">// Default prefix; non-default prefixes are optional obscurity control</w:t>
       </w:r>
       <w:r>
         <w:br/>

--- a/WP-Operations-Runbook.docx
+++ b/WP-Operations-Runbook.docx
@@ -1510,12 +1510,13 @@
     <w:tbl>
       <w:tblPr>
         <w:tblStyle w:val="Table"/>
-        <w:tblW w:type="auto" w:w="0"/>
+        <w:tblW w:type="pct" w:w="5000"/>
+        <w:tblLayout w:type="fixed"/>
         <w:tblLook w:firstRow="1" w:lastRow="0" w:firstColumn="0" w:lastColumn="0" w:noHBand="0" w:noVBand="0" w:val="0020"/>
       </w:tblPr>
       <w:tblGrid>
-        <w:gridCol w:w="3960"/>
-        <w:gridCol w:w="3960"/>
+        <w:gridCol w:w="4658"/>
+        <w:gridCol w:w="3261"/>
       </w:tblGrid>
       <w:tr>
         <w:trPr>
@@ -1623,7 +1624,7 @@
               <w:pStyle w:val="Compact"/>
             </w:pPr>
             <w:r>
-              <w:t xml:space="preserve">[CUSTOMIZE: 6.4+]</w:t>
+              <w:t xml:space="preserve">[CUSTOMIZE: current supported release, e.g. 7.0+]</w:t>
             </w:r>
           </w:p>
         </w:tc>
@@ -1651,7 +1652,7 @@
               <w:pStyle w:val="Compact"/>
             </w:pPr>
             <w:r>
-              <w:t xml:space="preserve">[CUSTOMIZE: 8.2+]</w:t>
+              <w:t xml:space="preserve">[CUSTOMIZE: 8.3+ recommended; test 8.4 in staging first]</w:t>
             </w:r>
           </w:p>
         </w:tc>
@@ -1999,29 +2000,29 @@
                 <w:b/>
                 <w:bCs/>
               </w:rPr>
-              <w:t xml:space="preserve">WP-CLI OAuth token</w:t>
-            </w:r>
-          </w:p>
-        </w:tc>
-        <w:tc>
-          <w:tcPr/>
-          <w:p>
-            <w:pPr>
-              <w:pStyle w:val="Compact"/>
-            </w:pPr>
-            <w:r>
-              <w:t xml:space="preserve">[CUSTOMIZE: ~/.wp-cli/config.yml]</w:t>
-            </w:r>
-          </w:p>
-        </w:tc>
-        <w:tc>
-          <w:tcPr/>
-          <w:p>
-            <w:pPr>
-              <w:pStyle w:val="Compact"/>
-            </w:pPr>
-            <w:r>
-              <w:t xml:space="preserve">Every 180 days</w:t>
+              <w:t xml:space="preserve">Application passwords (if used)</w:t>
+            </w:r>
+          </w:p>
+        </w:tc>
+        <w:tc>
+          <w:tcPr/>
+          <w:p>
+            <w:pPr>
+              <w:pStyle w:val="Compact"/>
+            </w:pPr>
+            <w:r>
+              <w:t xml:space="preserve">[CUSTOMIZE: Secure vault + owner inventory]</w:t>
+            </w:r>
+          </w:p>
+        </w:tc>
+        <w:tc>
+          <w:tcPr/>
+          <w:p>
+            <w:pPr>
+              <w:pStyle w:val="Compact"/>
+            </w:pPr>
+            <w:r>
+              <w:t xml:space="preserve">Review quarterly; revoke on incident</w:t>
             </w:r>
           </w:p>
         </w:tc>
@@ -2477,6 +2478,14 @@
       </w:pPr>
       <w:r>
         <w:t xml:space="preserve">Section 3: Environment Reference</w:t>
+      </w:r>
+    </w:p>
+    <w:p>
+      <w:pPr>
+        <w:pStyle w:val="FirstParagraph"/>
+      </w:pPr>
+      <w:r>
+        <w:t xml:space="preserve">Unless a procedure explicitly says otherwise, host-level commands in this runbook assume a self-managed Linux deployment with shell access, direct service control, local backup paths, and direct database administration. On managed hosting platforms, use the provider’s equivalent controls or provider-escalation path instead of forcing self-managed commands onto an environment that does not expose them.</w:t>
       </w:r>
     </w:p>
     <w:bookmarkStart w:id="30" w:name="architecture-overview-lemp-stack"/>
@@ -2926,7 +2935,7 @@
               <w:pStyle w:val="Compact"/>
             </w:pPr>
             <w:r>
-              <w:t xml:space="preserve">[CUSTOMIZE: 8.2+]</w:t>
+              <w:t xml:space="preserve">[CUSTOMIZE: 8.3+]</w:t>
             </w:r>
           </w:p>
         </w:tc>
@@ -4809,43 +4818,22 @@
         <w:br/>
       </w:r>
       <w:r>
-        <w:rPr>
-          <w:rStyle w:val="ExtensionTok"/>
-        </w:rPr>
-        <w:t xml:space="preserve">wp</w:t>
-      </w:r>
-      <w:r>
-        <w:rPr>
-          <w:rStyle w:val="NormalTok"/>
-        </w:rPr>
-        <w:t xml:space="preserve"> plugin update </w:t>
-      </w:r>
-      <w:r>
-        <w:rPr>
-          <w:rStyle w:val="AttributeTok"/>
-        </w:rPr>
-        <w:t xml:space="preserve">--all</w:t>
-      </w:r>
-      <w:r>
-        <w:br/>
-      </w:r>
-      <w:r>
-        <w:rPr>
-          <w:rStyle w:val="ExtensionTok"/>
-        </w:rPr>
-        <w:t xml:space="preserve">wp</w:t>
-      </w:r>
-      <w:r>
-        <w:rPr>
-          <w:rStyle w:val="NormalTok"/>
-        </w:rPr>
-        <w:t xml:space="preserve"> theme update </w:t>
-      </w:r>
-      <w:r>
-        <w:rPr>
-          <w:rStyle w:val="AttributeTok"/>
-        </w:rPr>
-        <w:t xml:space="preserve">--all</w:t>
+        <w:br/>
+      </w:r>
+      <w:r>
+        <w:rPr>
+          <w:rStyle w:val="CommentTok"/>
+        </w:rPr>
+        <w:t xml:space="preserve"># Do not introduce live plugin/theme version drift during deployment.</w:t>
+      </w:r>
+      <w:r>
+        <w:br/>
+      </w:r>
+      <w:r>
+        <w:rPr>
+          <w:rStyle w:val="CommentTok"/>
+        </w:rPr>
+        <w:t xml:space="preserve"># Patch plugins/themes through the dedicated update workflow instead.</w:t>
       </w:r>
       <w:r>
         <w:br/>
@@ -5119,6 +5107,45 @@
       </w:r>
       <w:r>
         <w:rPr>
+          <w:rStyle w:val="VariableTok"/>
+        </w:rPr>
+        <w:t xml:space="preserve">TS</w:t>
+      </w:r>
+      <w:r>
+        <w:rPr>
+          <w:rStyle w:val="OperatorTok"/>
+        </w:rPr>
+        <w:t xml:space="preserve">=</w:t>
+      </w:r>
+      <w:r>
+        <w:rPr>
+          <w:rStyle w:val="VariableTok"/>
+        </w:rPr>
+        <w:t xml:space="preserve">$(</w:t>
+      </w:r>
+      <w:r>
+        <w:rPr>
+          <w:rStyle w:val="FunctionTok"/>
+        </w:rPr>
+        <w:t xml:space="preserve">date</w:t>
+      </w:r>
+      <w:r>
+        <w:rPr>
+          <w:rStyle w:val="NormalTok"/>
+        </w:rPr>
+        <w:t xml:space="preserve"> +%Y%m%d-%H%M%S</w:t>
+      </w:r>
+      <w:r>
+        <w:rPr>
+          <w:rStyle w:val="VariableTok"/>
+        </w:rPr>
+        <w:t xml:space="preserve">)</w:t>
+      </w:r>
+      <w:r>
+        <w:br/>
+      </w:r>
+      <w:r>
+        <w:rPr>
           <w:rStyle w:val="ExtensionTok"/>
         </w:rPr>
         <w:t xml:space="preserve">wp</w:t>
@@ -5127,31 +5154,40 @@
         <w:rPr>
           <w:rStyle w:val="NormalTok"/>
         </w:rPr>
-        <w:t xml:space="preserve"> db export backups/pre-deploy-</w:t>
+        <w:t xml:space="preserve"> db export /home/wordpress/backup/pre-deploy-</w:t>
       </w:r>
       <w:r>
         <w:rPr>
           <w:rStyle w:val="VariableTok"/>
         </w:rPr>
-        <w:t xml:space="preserve">$(</w:t>
+        <w:t xml:space="preserve">${TS}</w:t>
+      </w:r>
+      <w:r>
+        <w:rPr>
+          <w:rStyle w:val="NormalTok"/>
+        </w:rPr>
+        <w:t xml:space="preserve">.sql</w:t>
+      </w:r>
+      <w:r>
+        <w:br/>
       </w:r>
       <w:r>
         <w:rPr>
           <w:rStyle w:val="FunctionTok"/>
         </w:rPr>
-        <w:t xml:space="preserve">date</w:t>
-      </w:r>
-      <w:r>
-        <w:rPr>
-          <w:rStyle w:val="NormalTok"/>
-        </w:rPr>
-        <w:t xml:space="preserve"> +%Y%m%d-%H%M%S</w:t>
+        <w:t xml:space="preserve">gzip</w:t>
+      </w:r>
+      <w:r>
+        <w:rPr>
+          <w:rStyle w:val="NormalTok"/>
+        </w:rPr>
+        <w:t xml:space="preserve"> /home/wordpress/backup/pre-deploy-</w:t>
       </w:r>
       <w:r>
         <w:rPr>
           <w:rStyle w:val="VariableTok"/>
         </w:rPr>
-        <w:t xml:space="preserve">)</w:t>
+        <w:t xml:space="preserve">${TS}</w:t>
       </w:r>
       <w:r>
         <w:rPr>
@@ -5244,40 +5280,7 @@
         <w:rPr>
           <w:rStyle w:val="CommentTok"/>
         </w:rPr>
-        <w:t xml:space="preserve"># Update plugins (one by one, monitor after each)</w:t>
-      </w:r>
-      <w:r>
-        <w:br/>
-      </w:r>
-      <w:r>
-        <w:rPr>
-          <w:rStyle w:val="ExtensionTok"/>
-        </w:rPr>
-        <w:t xml:space="preserve">wp</w:t>
-      </w:r>
-      <w:r>
-        <w:rPr>
-          <w:rStyle w:val="NormalTok"/>
-        </w:rPr>
-        <w:t xml:space="preserve"> plugin update wp-plugin-name-1</w:t>
-      </w:r>
-      <w:r>
-        <w:br/>
-      </w:r>
-      <w:r>
-        <w:rPr>
-          <w:rStyle w:val="ExtensionTok"/>
-        </w:rPr>
-        <w:t xml:space="preserve">wp</w:t>
-      </w:r>
-      <w:r>
-        <w:rPr>
-          <w:rStyle w:val="NormalTok"/>
-        </w:rPr>
-        <w:t xml:space="preserve"> plugin update wp-plugin-name-2</w:t>
-      </w:r>
-      <w:r>
-        <w:br/>
+        <w:t xml:space="preserve"># Do not run live plugin/theme updates during deployment.</w:t>
       </w:r>
       <w:r>
         <w:br/>
@@ -5286,22 +5289,7 @@
         <w:rPr>
           <w:rStyle w:val="CommentTok"/>
         </w:rPr>
-        <w:t xml:space="preserve"># Update themes if changed</w:t>
-      </w:r>
-      <w:r>
-        <w:br/>
-      </w:r>
-      <w:r>
-        <w:rPr>
-          <w:rStyle w:val="ExtensionTok"/>
-        </w:rPr>
-        <w:t xml:space="preserve">wp</w:t>
-      </w:r>
-      <w:r>
-        <w:rPr>
-          <w:rStyle w:val="NormalTok"/>
-        </w:rPr>
-        <w:t xml:space="preserve"> theme update custom-theme</w:t>
+        <w:t xml:space="preserve"># Deploy only the approved release artifact.</w:t>
       </w:r>
     </w:p>
     <w:p>
@@ -5704,7 +5692,7 @@
         <w:rPr>
           <w:rStyle w:val="NormalTok"/>
         </w:rPr>
-        <w:t xml:space="preserve"> db export backup/staging-pre-sync-</w:t>
+        <w:t xml:space="preserve"> db export /home/wordpress/backup/staging-pre-sync-</w:t>
       </w:r>
       <w:r>
         <w:rPr>
@@ -6166,7 +6154,7 @@
     </w:p>
     <w:bookmarkEnd w:id="38"/>
     <w:bookmarkEnd w:id="39"/>
-    <w:bookmarkStart w:id="48" w:name="section-5-security-hardening"/>
+    <w:bookmarkStart w:id="49" w:name="section-5-security-hardening"/>
     <w:p>
       <w:pPr>
         <w:pStyle w:val="Heading2"/>
@@ -8652,7 +8640,7 @@
       </w:r>
     </w:p>
     <w:bookmarkEnd w:id="45"/>
-    <w:bookmarkStart w:id="46" w:name="X6c682bf2d2d53acf340f5a675ccfd1467198b09"/>
+    <w:bookmarkStart w:id="47" w:name="X6c682bf2d2d53acf340f5a675ccfd1467198b09"/>
     <w:p>
       <w:pPr>
         <w:pStyle w:val="Heading3"/>
@@ -8676,7 +8664,7 @@
         <w:t xml:space="preserve"> </w:t>
       </w:r>
       <w:r>
-        <w:t xml:space="preserve">Require 2FA for all administrator-capable accounts and maintain a documented break-glass recovery path.</w:t>
+        <w:t xml:space="preserve">Require 2FA for all privileged accounts and maintain a documented break-glass recovery path.</w:t>
       </w:r>
     </w:p>
     <w:p>
@@ -8789,7 +8777,19 @@
         </w:numPr>
       </w:pPr>
       <w:r>
-        <w:t xml:space="preserve">In plugin settings, enforce 2FA for</w:t>
+        <w:t xml:space="preserve">In plugin settings, enforce 2FA for all privileged roles:</w:t>
+      </w:r>
+    </w:p>
+    <w:p>
+      <w:pPr>
+        <w:pStyle w:val="Compact"/>
+        <w:numPr>
+          <w:ilvl w:val="1"/>
+          <w:numId w:val="1014"/>
+        </w:numPr>
+      </w:pPr>
+      <w:r>
+        <w:t xml:space="preserve">single-site:</w:t>
       </w:r>
       <w:r>
         <w:t xml:space="preserve"> </w:t>
@@ -8801,10 +8801,58 @@
         <w:t xml:space="preserve">administrator</w:t>
       </w:r>
       <w:r>
-        <w:t xml:space="preserve"> </w:t>
-      </w:r>
-      <w:r>
-        <w:t xml:space="preserve">(and any additional privileged roles).</w:t>
+        <w:t xml:space="preserve">,</w:t>
+      </w:r>
+      <w:r>
+        <w:t xml:space="preserve"> </w:t>
+      </w:r>
+      <w:r>
+        <w:rPr>
+          <w:rStyle w:val="VerbatimChar"/>
+        </w:rPr>
+        <w:t xml:space="preserve">editor</w:t>
+      </w:r>
+      <w:r>
+        <w:t xml:space="preserve">, and any additional role with equivalent authority (for example,</w:t>
+      </w:r>
+      <w:r>
+        <w:t xml:space="preserve"> </w:t>
+      </w:r>
+      <w:r>
+        <w:rPr>
+          <w:rStyle w:val="VerbatimChar"/>
+        </w:rPr>
+        <w:t xml:space="preserve">shop_manager</w:t>
+      </w:r>
+      <w:r>
+        <w:t xml:space="preserve">)</w:t>
+      </w:r>
+    </w:p>
+    <w:p>
+      <w:pPr>
+        <w:pStyle w:val="Compact"/>
+        <w:numPr>
+          <w:ilvl w:val="1"/>
+          <w:numId w:val="1014"/>
+        </w:numPr>
+      </w:pPr>
+      <w:r>
+        <w:t xml:space="preserve">Multisite: all</w:t>
+      </w:r>
+      <w:r>
+        <w:t xml:space="preserve"> </w:t>
+      </w:r>
+      <w:r>
+        <w:rPr>
+          <w:rStyle w:val="VerbatimChar"/>
+        </w:rPr>
+        <w:t xml:space="preserve">Super Admin</w:t>
+      </w:r>
+      <w:r>
+        <w:t xml:space="preserve"> </w:t>
+      </w:r>
+      <w:r>
+        <w:t xml:space="preserve">accounts plus any site-level admin roles that require elevated access</w:t>
       </w:r>
     </w:p>
     <w:p>
@@ -8815,7 +8863,7 @@
         </w:numPr>
       </w:pPr>
       <w:r>
-        <w:t xml:space="preserve">Enroll all administrator accounts and store backup recovery codes in the approved password vault.</w:t>
+        <w:t xml:space="preserve">Enroll all privileged accounts and store backup recovery codes in the approved password vault.</w:t>
       </w:r>
     </w:p>
     <w:p>
@@ -8944,13 +8992,109 @@
         </w:rPr>
         <w:t xml:space="preserve">table</w:t>
       </w:r>
+      <w:r>
+        <w:br/>
+      </w:r>
+      <w:r>
+        <w:rPr>
+          <w:rStyle w:val="ExtensionTok"/>
+        </w:rPr>
+        <w:t xml:space="preserve">wp</w:t>
+      </w:r>
+      <w:r>
+        <w:rPr>
+          <w:rStyle w:val="NormalTok"/>
+        </w:rPr>
+        <w:t xml:space="preserve"> user list </w:t>
+      </w:r>
+      <w:r>
+        <w:rPr>
+          <w:rStyle w:val="AttributeTok"/>
+        </w:rPr>
+        <w:t xml:space="preserve">--role</w:t>
+      </w:r>
+      <w:r>
+        <w:rPr>
+          <w:rStyle w:val="OperatorTok"/>
+        </w:rPr>
+        <w:t xml:space="preserve">=</w:t>
+      </w:r>
+      <w:r>
+        <w:rPr>
+          <w:rStyle w:val="NormalTok"/>
+        </w:rPr>
+        <w:t xml:space="preserve">editor </w:t>
+      </w:r>
+      <w:r>
+        <w:rPr>
+          <w:rStyle w:val="AttributeTok"/>
+        </w:rPr>
+        <w:t xml:space="preserve">--fields</w:t>
+      </w:r>
+      <w:r>
+        <w:rPr>
+          <w:rStyle w:val="OperatorTok"/>
+        </w:rPr>
+        <w:t xml:space="preserve">=</w:t>
+      </w:r>
+      <w:r>
+        <w:rPr>
+          <w:rStyle w:val="NormalTok"/>
+        </w:rPr>
+        <w:t xml:space="preserve">ID,user_login,user_email </w:t>
+      </w:r>
+      <w:r>
+        <w:rPr>
+          <w:rStyle w:val="AttributeTok"/>
+        </w:rPr>
+        <w:t xml:space="preserve">--format</w:t>
+      </w:r>
+      <w:r>
+        <w:rPr>
+          <w:rStyle w:val="OperatorTok"/>
+        </w:rPr>
+        <w:t xml:space="preserve">=</w:t>
+      </w:r>
+      <w:r>
+        <w:rPr>
+          <w:rStyle w:val="NormalTok"/>
+        </w:rPr>
+        <w:t xml:space="preserve">table</w:t>
+      </w:r>
+      <w:r>
+        <w:br/>
+      </w:r>
+      <w:r>
+        <w:br/>
+      </w:r>
+      <w:r>
+        <w:rPr>
+          <w:rStyle w:val="CommentTok"/>
+        </w:rPr>
+        <w:t xml:space="preserve"># Multisite only</w:t>
+      </w:r>
+      <w:r>
+        <w:br/>
+      </w:r>
+      <w:r>
+        <w:rPr>
+          <w:rStyle w:val="ExtensionTok"/>
+        </w:rPr>
+        <w:t xml:space="preserve">wp</w:t>
+      </w:r>
+      <w:r>
+        <w:rPr>
+          <w:rStyle w:val="NormalTok"/>
+        </w:rPr>
+        <w:t xml:space="preserve"> super-admin list</w:t>
+      </w:r>
     </w:p>
     <w:p>
       <w:pPr>
         <w:pStyle w:val="Compact"/>
         <w:numPr>
           <w:ilvl w:val="0"/>
-          <w:numId w:val="1014"/>
+          <w:numId w:val="1015"/>
         </w:numPr>
       </w:pPr>
       <w:r>
@@ -8977,7 +9121,28 @@
         <w:rPr>
           <w:rStyle w:val="CommentTok"/>
         </w:rPr>
-        <w:t xml:space="preserve"># Use only during approved incident response</w:t>
+        <w:t xml:space="preserve"># Preferred: recover the affected account without disabling the plugin globally.</w:t>
+      </w:r>
+      <w:r>
+        <w:br/>
+      </w:r>
+      <w:r>
+        <w:rPr>
+          <w:rStyle w:val="CommentTok"/>
+        </w:rPr>
+        <w:t xml:space="preserve"># Use action-gated reauthentication or equivalent identity re-verification first.</w:t>
+      </w:r>
+      <w:r>
+        <w:br/>
+      </w:r>
+      <w:r>
+        <w:br/>
+      </w:r>
+      <w:r>
+        <w:rPr>
+          <w:rStyle w:val="CommentTok"/>
+        </w:rPr>
+        <w:t xml:space="preserve"># Last resort only during approved incident response:</w:t>
       </w:r>
       <w:r>
         <w:br/>
@@ -9037,11 +9202,476 @@
         <w:t xml:space="preserve"> </w:t>
       </w:r>
       <w:r>
-        <w:t xml:space="preserve">Any bypass window must be ticketed, time-bounded, and reviewed after closure.</w:t>
+        <w:t xml:space="preserve">Any bypass window must be ticketed, time-bounded, approved by the incident owner, and reviewed after closure. When a global disable is unavoidable, apply compensating controls immediately and re-enroll affected users before closing the incident.</w:t>
+      </w:r>
+    </w:p>
+    <w:bookmarkStart w:id="46" w:name="X37237a1dc58b45a6cfca1d7e895c6cd8d4ad0dc"/>
+    <w:p>
+      <w:pPr>
+        <w:pStyle w:val="Heading4"/>
+      </w:pPr>
+      <w:r>
+        <w:t xml:space="preserve">Privileged Action Reauthentication (Sudo Mode)</w:t>
+      </w:r>
+    </w:p>
+    <w:p>
+      <w:pPr>
+        <w:pStyle w:val="FirstParagraph"/>
+      </w:pPr>
+      <w:r>
+        <w:rPr>
+          <w:b/>
+          <w:bCs/>
+        </w:rPr>
+        <w:t xml:space="preserve">Purpose:</w:t>
+      </w:r>
+      <w:r>
+        <w:t xml:space="preserve"> </w:t>
+      </w:r>
+      <w:r>
+        <w:t xml:space="preserve">Require action-gated reauthentication before sensitive or destructive operations even when the operator is already logged in. Managed platforms may call this</w:t>
+      </w:r>
+      <w:r>
+        <w:t xml:space="preserve"> </w:t>
+      </w:r>
+      <w:r>
+        <w:rPr>
+          <w:i/>
+          <w:iCs/>
+        </w:rPr>
+        <w:t xml:space="preserve">step-up authentication</w:t>
+      </w:r>
+      <w:r>
+        <w:t xml:space="preserve">; for example, WordPress VIP uses that term for higher-risk Dashboard actions.</w:t>
+      </w:r>
+    </w:p>
+    <w:p>
+      <w:pPr>
+        <w:pStyle w:val="BodyText"/>
+      </w:pPr>
+      <w:r>
+        <w:t xml:space="preserve">See</w:t>
+      </w:r>
+      <w:r>
+        <w:t xml:space="preserve"> </w:t>
+      </w:r>
+      <w:hyperlink r:id="rId43">
+        <w:r>
+          <w:rPr>
+            <w:rStyle w:val="Hyperlink"/>
+          </w:rPr>
+          <w:t xml:space="preserve">WordPress Security Benchmark</w:t>
+        </w:r>
+      </w:hyperlink>
+      <w:r>
+        <w:t xml:space="preserve"> </w:t>
+      </w:r>
+      <w:r>
+        <w:t xml:space="preserve">§5.5 and</w:t>
+      </w:r>
+      <w:r>
+        <w:t xml:space="preserve"> </w:t>
+      </w:r>
+      <w:hyperlink r:id="rId41">
+        <w:r>
+          <w:rPr>
+            <w:rStyle w:val="Hyperlink"/>
+          </w:rPr>
+          <w:t xml:space="preserve">WordPress Security Hardening Guide</w:t>
+        </w:r>
+      </w:hyperlink>
+      <w:r>
+        <w:t xml:space="preserve"> </w:t>
+      </w:r>
+      <w:r>
+        <w:t xml:space="preserve">§8.2 for the corresponding policy rationale.</w:t>
+      </w:r>
+    </w:p>
+    <w:p>
+      <w:pPr>
+        <w:pStyle w:val="BodyText"/>
+      </w:pPr>
+      <w:r>
+        <w:rPr>
+          <w:b/>
+          <w:bCs/>
+        </w:rPr>
+        <w:t xml:space="preserve">Prerequisites:</w:t>
+      </w:r>
+    </w:p>
+    <w:p>
+      <w:pPr>
+        <w:pStyle w:val="Compact"/>
+        <w:numPr>
+          <w:ilvl w:val="0"/>
+          <w:numId w:val="1016"/>
+        </w:numPr>
+      </w:pPr>
+      <w:r>
+        <w:t xml:space="preserve">2FA is active for all privileged accounts</w:t>
+      </w:r>
+    </w:p>
+    <w:p>
+      <w:pPr>
+        <w:pStyle w:val="Compact"/>
+        <w:numPr>
+          <w:ilvl w:val="0"/>
+          <w:numId w:val="1016"/>
+        </w:numPr>
+      </w:pPr>
+      <w:r>
+        <w:t xml:space="preserve">Approved reauthentication control selected (plugin, custom control, or managed-hosting equivalent)</w:t>
+      </w:r>
+    </w:p>
+    <w:p>
+      <w:pPr>
+        <w:pStyle w:val="Compact"/>
+        <w:numPr>
+          <w:ilvl w:val="0"/>
+          <w:numId w:val="1016"/>
+        </w:numPr>
+      </w:pPr>
+      <w:r>
+        <w:t xml:space="preserve">Documented exception and break-glass owner</w:t>
+      </w:r>
+    </w:p>
+    <w:p>
+      <w:pPr>
+        <w:pStyle w:val="FirstParagraph"/>
+      </w:pPr>
+      <w:r>
+        <w:rPr>
+          <w:b/>
+          <w:bCs/>
+        </w:rPr>
+        <w:t xml:space="preserve">Commands:</w:t>
+      </w:r>
+    </w:p>
+    <w:p>
+      <w:pPr>
+        <w:pStyle w:val="SourceCode"/>
+      </w:pPr>
+      <w:r>
+        <w:rPr>
+          <w:rStyle w:val="CommentTok"/>
+        </w:rPr>
+        <w:t xml:space="preserve"># Plugin-dependent - uncomment the approved reauthentication control in use:</w:t>
+      </w:r>
+      <w:r>
+        <w:br/>
+      </w:r>
+      <w:r>
+        <w:rPr>
+          <w:rStyle w:val="CommentTok"/>
+        </w:rPr>
+        <w:t xml:space="preserve"># wp plugin is-active fortress &amp;&amp; echo "Fortress active"</w:t>
+      </w:r>
+      <w:r>
+        <w:br/>
+      </w:r>
+      <w:r>
+        <w:rPr>
+          <w:rStyle w:val="CommentTok"/>
+        </w:rPr>
+        <w:t xml:space="preserve"># wp plugin is-active wp-sudo &amp;&amp; echo "wp-sudo active"</w:t>
+      </w:r>
+      <w:r>
+        <w:br/>
+      </w:r>
+      <w:r>
+        <w:br/>
+      </w:r>
+      <w:r>
+        <w:rPr>
+          <w:rStyle w:val="CommentTok"/>
+        </w:rPr>
+        <w:t xml:space="preserve"># Multisite only - verify current Super Admin inventory before gating network-level actions</w:t>
+      </w:r>
+      <w:r>
+        <w:br/>
+      </w:r>
+      <w:r>
+        <w:rPr>
+          <w:rStyle w:val="ExtensionTok"/>
+        </w:rPr>
+        <w:t xml:space="preserve">wp</w:t>
+      </w:r>
+      <w:r>
+        <w:rPr>
+          <w:rStyle w:val="NormalTok"/>
+        </w:rPr>
+        <w:t xml:space="preserve"> super-admin list</w:t>
+      </w:r>
+    </w:p>
+    <w:p>
+      <w:pPr>
+        <w:pStyle w:val="FirstParagraph"/>
+      </w:pPr>
+      <w:r>
+        <w:t xml:space="preserve">Protected actions must include, at minimum:</w:t>
+      </w:r>
+    </w:p>
+    <w:p>
+      <w:pPr>
+        <w:pStyle w:val="Compact"/>
+        <w:numPr>
+          <w:ilvl w:val="0"/>
+          <w:numId w:val="1017"/>
+        </w:numPr>
+      </w:pPr>
+      <w:r>
+        <w:t xml:space="preserve">installing, activating, or deleting plugins and themes</w:t>
+      </w:r>
+    </w:p>
+    <w:p>
+      <w:pPr>
+        <w:pStyle w:val="Compact"/>
+        <w:numPr>
+          <w:ilvl w:val="0"/>
+          <w:numId w:val="1017"/>
+        </w:numPr>
+      </w:pPr>
+      <w:r>
+        <w:t xml:space="preserve">promoting users to privileged roles</w:t>
+      </w:r>
+    </w:p>
+    <w:p>
+      <w:pPr>
+        <w:pStyle w:val="Compact"/>
+        <w:numPr>
+          <w:ilvl w:val="0"/>
+          <w:numId w:val="1017"/>
+        </w:numPr>
+      </w:pPr>
+      <w:r>
+        <w:t xml:space="preserve">creating or revoking application passwords</w:t>
+      </w:r>
+    </w:p>
+    <w:p>
+      <w:pPr>
+        <w:pStyle w:val="Compact"/>
+        <w:numPr>
+          <w:ilvl w:val="0"/>
+          <w:numId w:val="1017"/>
+        </w:numPr>
+      </w:pPr>
+      <w:r>
+        <w:t xml:space="preserve">editing</w:t>
+      </w:r>
+      <w:r>
+        <w:t xml:space="preserve"> </w:t>
+      </w:r>
+      <w:r>
+        <w:rPr>
+          <w:rStyle w:val="VerbatimChar"/>
+        </w:rPr>
+        <w:t xml:space="preserve">wp-config.php</w:t>
+      </w:r>
+      <w:r>
+        <w:t xml:space="preserve"> </w:t>
+      </w:r>
+      <w:r>
+        <w:t xml:space="preserve">or equivalent critical configuration</w:t>
+      </w:r>
+    </w:p>
+    <w:p>
+      <w:pPr>
+        <w:pStyle w:val="Compact"/>
+        <w:numPr>
+          <w:ilvl w:val="0"/>
+          <w:numId w:val="1017"/>
+        </w:numPr>
+      </w:pPr>
+      <w:r>
+        <w:t xml:space="preserve">performing core upgrades or downgrades</w:t>
+      </w:r>
+    </w:p>
+    <w:p>
+      <w:pPr>
+        <w:pStyle w:val="Compact"/>
+        <w:numPr>
+          <w:ilvl w:val="0"/>
+          <w:numId w:val="1017"/>
+        </w:numPr>
+      </w:pPr>
+      <w:r>
+        <w:t xml:space="preserve">executing 2FA bypass or recovery steps</w:t>
+      </w:r>
+    </w:p>
+    <w:p>
+      <w:pPr>
+        <w:pStyle w:val="Compact"/>
+        <w:numPr>
+          <w:ilvl w:val="0"/>
+          <w:numId w:val="1017"/>
+        </w:numPr>
+      </w:pPr>
+      <w:r>
+        <w:t xml:space="preserve">exporting or restoring production data</w:t>
+      </w:r>
+    </w:p>
+    <w:p>
+      <w:pPr>
+        <w:pStyle w:val="FirstParagraph"/>
+      </w:pPr>
+      <w:r>
+        <w:rPr>
+          <w:b/>
+          <w:bCs/>
+        </w:rPr>
+        <w:t xml:space="preserve">Expected Output:</w:t>
+      </w:r>
+    </w:p>
+    <w:p>
+      <w:pPr>
+        <w:pStyle w:val="Compact"/>
+        <w:numPr>
+          <w:ilvl w:val="0"/>
+          <w:numId w:val="1018"/>
+        </w:numPr>
+      </w:pPr>
+      <w:r>
+        <w:t xml:space="preserve">The approved control is active.</w:t>
+      </w:r>
+    </w:p>
+    <w:p>
+      <w:pPr>
+        <w:pStyle w:val="Compact"/>
+        <w:numPr>
+          <w:ilvl w:val="0"/>
+          <w:numId w:val="1018"/>
+        </w:numPr>
+      </w:pPr>
+      <w:r>
+        <w:t xml:space="preserve">Sensitive actions trigger a fresh password and 2FA challenge before execution.</w:t>
+      </w:r>
+    </w:p>
+    <w:p>
+      <w:pPr>
+        <w:pStyle w:val="FirstParagraph"/>
+      </w:pPr>
+      <w:r>
+        <w:rPr>
+          <w:b/>
+          <w:bCs/>
+        </w:rPr>
+        <w:t xml:space="preserve">Rollback:</w:t>
+      </w:r>
+    </w:p>
+    <w:p>
+      <w:pPr>
+        <w:pStyle w:val="Compact"/>
+        <w:numPr>
+          <w:ilvl w:val="0"/>
+          <w:numId w:val="1019"/>
+        </w:numPr>
+      </w:pPr>
+      <w:r>
+        <w:t xml:space="preserve">If the control blocks emergency remediation, document the exception, apply the temporary bypass for the shortest practical window, complete the recovery action, and restore the gate before closing the incident.</w:t>
+      </w:r>
+    </w:p>
+    <w:p>
+      <w:pPr>
+        <w:pStyle w:val="FirstParagraph"/>
+      </w:pPr>
+      <w:r>
+        <w:rPr>
+          <w:b/>
+          <w:bCs/>
+        </w:rPr>
+        <w:t xml:space="preserve">Verification:</w:t>
+      </w:r>
+    </w:p>
+    <w:p>
+      <w:pPr>
+        <w:pStyle w:val="Compact"/>
+        <w:numPr>
+          <w:ilvl w:val="0"/>
+          <w:numId w:val="1020"/>
+        </w:numPr>
+      </w:pPr>
+      <w:r>
+        <w:t xml:space="preserve">Test at least one action from each category during staging or a quarterly drill.</w:t>
+      </w:r>
+    </w:p>
+    <w:p>
+      <w:pPr>
+        <w:pStyle w:val="Compact"/>
+        <w:numPr>
+          <w:ilvl w:val="0"/>
+          <w:numId w:val="1020"/>
+        </w:numPr>
+      </w:pPr>
+      <w:r>
+        <w:t xml:space="preserve">Confirm the challenge applies to the Dashboard and relevant API surfaces where those actions are exposed.</w:t>
+      </w:r>
+    </w:p>
+    <w:p>
+      <w:pPr>
+        <w:pStyle w:val="FirstParagraph"/>
+      </w:pPr>
+      <w:r>
+        <w:rPr>
+          <w:b/>
+          <w:bCs/>
+        </w:rPr>
+        <w:t xml:space="preserve">Escalate If:</w:t>
+      </w:r>
+    </w:p>
+    <w:p>
+      <w:pPr>
+        <w:pStyle w:val="Compact"/>
+        <w:numPr>
+          <w:ilvl w:val="0"/>
+          <w:numId w:val="1021"/>
+        </w:numPr>
+      </w:pPr>
+      <w:r>
+        <w:t xml:space="preserve">The reauthentication control blocks all privileged access without a documented recovery path.</w:t>
+      </w:r>
+    </w:p>
+    <w:p>
+      <w:pPr>
+        <w:pStyle w:val="Compact"/>
+        <w:numPr>
+          <w:ilvl w:val="0"/>
+          <w:numId w:val="1021"/>
+        </w:numPr>
+      </w:pPr>
+      <w:r>
+        <w:t xml:space="preserve">A sensitive action can still be completed without a fresh challenge.</w:t>
+      </w:r>
+    </w:p>
+    <w:p>
+      <w:pPr>
+        <w:pStyle w:val="Compact"/>
+        <w:numPr>
+          <w:ilvl w:val="0"/>
+          <w:numId w:val="1021"/>
+        </w:numPr>
+      </w:pPr>
+      <w:r>
+        <w:t xml:space="preserve">Multisite network actions are not covered for</w:t>
+      </w:r>
+      <w:r>
+        <w:t xml:space="preserve"> </w:t>
+      </w:r>
+      <w:r>
+        <w:rPr>
+          <w:rStyle w:val="VerbatimChar"/>
+        </w:rPr>
+        <w:t xml:space="preserve">Super Admin</w:t>
+      </w:r>
+      <w:r>
+        <w:t xml:space="preserve"> </w:t>
+      </w:r>
+      <w:r>
+        <w:t xml:space="preserve">accounts.</w:t>
       </w:r>
     </w:p>
     <w:bookmarkEnd w:id="46"/>
-    <w:bookmarkStart w:id="47" w:name="file-integrity-monitoring-fim"/>
+    <w:bookmarkEnd w:id="47"/>
+    <w:bookmarkStart w:id="48" w:name="file-integrity-monitoring-fim"/>
     <w:p>
       <w:pPr>
         <w:pStyle w:val="Heading3"/>
@@ -9638,9 +10268,9 @@
         </w:pict>
       </w:r>
     </w:p>
-    <w:bookmarkEnd w:id="47"/>
     <w:bookmarkEnd w:id="48"/>
-    <w:bookmarkStart w:id="58" w:name="section-6-routine-maintenance"/>
+    <w:bookmarkEnd w:id="49"/>
+    <w:bookmarkStart w:id="59" w:name="section-6-routine-maintenance"/>
     <w:p>
       <w:pPr>
         <w:pStyle w:val="Heading2"/>
@@ -9657,7 +10287,7 @@
         <w:t xml:space="preserve">Lifecycle metadata for critical maintenance procedures is tracked in Appendix E.</w:t>
       </w:r>
     </w:p>
-    <w:bookmarkStart w:id="49" w:name="maintenance-calendar"/>
+    <w:bookmarkStart w:id="50" w:name="maintenance-calendar"/>
     <w:p>
       <w:pPr>
         <w:pStyle w:val="Heading3"/>
@@ -10490,8 +11120,8 @@
         <w:t xml:space="preserve">Update as available; prioritize security updates immediately</w:t>
       </w:r>
     </w:p>
-    <w:bookmarkEnd w:id="49"/>
-    <w:bookmarkStart w:id="50" w:name="wordpress-core-updates"/>
+    <w:bookmarkEnd w:id="50"/>
+    <w:bookmarkStart w:id="51" w:name="wordpress-core-updates"/>
     <w:p>
       <w:pPr>
         <w:pStyle w:val="Heading3"/>
@@ -10607,7 +11237,7 @@
       <w:pPr>
         <w:numPr>
           <w:ilvl w:val="0"/>
-          <w:numId w:val="1015"/>
+          <w:numId w:val="1022"/>
         </w:numPr>
       </w:pPr>
       <w:r>
@@ -10658,7 +11288,7 @@
       <w:pPr>
         <w:numPr>
           <w:ilvl w:val="0"/>
-          <w:numId w:val="1015"/>
+          <w:numId w:val="1022"/>
         </w:numPr>
       </w:pPr>
       <w:r>
@@ -10679,6 +11309,45 @@
       </w:pPr>
       <w:r>
         <w:rPr>
+          <w:rStyle w:val="VariableTok"/>
+        </w:rPr>
+        <w:t xml:space="preserve">TS</w:t>
+      </w:r>
+      <w:r>
+        <w:rPr>
+          <w:rStyle w:val="OperatorTok"/>
+        </w:rPr>
+        <w:t xml:space="preserve">=</w:t>
+      </w:r>
+      <w:r>
+        <w:rPr>
+          <w:rStyle w:val="VariableTok"/>
+        </w:rPr>
+        <w:t xml:space="preserve">$(</w:t>
+      </w:r>
+      <w:r>
+        <w:rPr>
+          <w:rStyle w:val="FunctionTok"/>
+        </w:rPr>
+        <w:t xml:space="preserve">date</w:t>
+      </w:r>
+      <w:r>
+        <w:rPr>
+          <w:rStyle w:val="NormalTok"/>
+        </w:rPr>
+        <w:t xml:space="preserve"> +%Y%m%d-%H%M%S</w:t>
+      </w:r>
+      <w:r>
+        <w:rPr>
+          <w:rStyle w:val="VariableTok"/>
+        </w:rPr>
+        <w:t xml:space="preserve">)</w:t>
+      </w:r>
+      <w:r>
+        <w:br/>
+      </w:r>
+      <w:r>
+        <w:rPr>
           <w:rStyle w:val="ExtensionTok"/>
         </w:rPr>
         <w:t xml:space="preserve">wp</w:t>
@@ -10687,31 +11356,40 @@
         <w:rPr>
           <w:rStyle w:val="NormalTok"/>
         </w:rPr>
-        <w:t xml:space="preserve"> db export backup/pre-core-update-</w:t>
+        <w:t xml:space="preserve"> db export /home/wordpress/backup/pre-core-update-</w:t>
       </w:r>
       <w:r>
         <w:rPr>
           <w:rStyle w:val="VariableTok"/>
         </w:rPr>
-        <w:t xml:space="preserve">$(</w:t>
+        <w:t xml:space="preserve">${TS}</w:t>
+      </w:r>
+      <w:r>
+        <w:rPr>
+          <w:rStyle w:val="NormalTok"/>
+        </w:rPr>
+        <w:t xml:space="preserve">.sql</w:t>
+      </w:r>
+      <w:r>
+        <w:br/>
       </w:r>
       <w:r>
         <w:rPr>
           <w:rStyle w:val="FunctionTok"/>
         </w:rPr>
-        <w:t xml:space="preserve">date</w:t>
-      </w:r>
-      <w:r>
-        <w:rPr>
-          <w:rStyle w:val="NormalTok"/>
-        </w:rPr>
-        <w:t xml:space="preserve"> +%Y%m%d-%H%M%S</w:t>
+        <w:t xml:space="preserve">gzip</w:t>
+      </w:r>
+      <w:r>
+        <w:rPr>
+          <w:rStyle w:val="NormalTok"/>
+        </w:rPr>
+        <w:t xml:space="preserve"> /home/wordpress/backup/pre-core-update-</w:t>
       </w:r>
       <w:r>
         <w:rPr>
           <w:rStyle w:val="VariableTok"/>
         </w:rPr>
-        <w:t xml:space="preserve">)</w:t>
+        <w:t xml:space="preserve">${TS}</w:t>
       </w:r>
       <w:r>
         <w:rPr>
@@ -10724,7 +11402,7 @@
       <w:pPr>
         <w:numPr>
           <w:ilvl w:val="0"/>
-          <w:numId w:val="1015"/>
+          <w:numId w:val="1022"/>
         </w:numPr>
       </w:pPr>
       <w:r>
@@ -10775,7 +11453,7 @@
       <w:pPr>
         <w:numPr>
           <w:ilvl w:val="0"/>
-          <w:numId w:val="1015"/>
+          <w:numId w:val="1022"/>
         </w:numPr>
       </w:pPr>
       <w:r>
@@ -10851,7 +11529,7 @@
         <w:pStyle w:val="Compact"/>
         <w:numPr>
           <w:ilvl w:val="0"/>
-          <w:numId w:val="1016"/>
+          <w:numId w:val="1023"/>
         </w:numPr>
       </w:pPr>
       <w:r>
@@ -10872,7 +11550,7 @@
         <w:pStyle w:val="Compact"/>
         <w:numPr>
           <w:ilvl w:val="0"/>
-          <w:numId w:val="1016"/>
+          <w:numId w:val="1023"/>
         </w:numPr>
       </w:pPr>
       <w:r>
@@ -10893,7 +11571,7 @@
         <w:pStyle w:val="Compact"/>
         <w:numPr>
           <w:ilvl w:val="0"/>
-          <w:numId w:val="1016"/>
+          <w:numId w:val="1023"/>
         </w:numPr>
       </w:pPr>
       <w:r>
@@ -10927,6 +11605,42 @@
       </w:r>
       <w:r>
         <w:rPr>
+          <w:rStyle w:val="FunctionTok"/>
+        </w:rPr>
+        <w:t xml:space="preserve">gunzip</w:t>
+      </w:r>
+      <w:r>
+        <w:rPr>
+          <w:rStyle w:val="NormalTok"/>
+        </w:rPr>
+        <w:t xml:space="preserve"> </w:t>
+      </w:r>
+      <w:r>
+        <w:rPr>
+          <w:rStyle w:val="OperatorTok"/>
+        </w:rPr>
+        <w:t xml:space="preserve">&lt;</w:t>
+      </w:r>
+      <w:r>
+        <w:rPr>
+          <w:rStyle w:val="NormalTok"/>
+        </w:rPr>
+        <w:t xml:space="preserve"> /home/wordpress/backup/pre-core-update-YYYYMMDD-HHMMSS.sql.gz </w:t>
+      </w:r>
+      <w:r>
+        <w:rPr>
+          <w:rStyle w:val="KeywordTok"/>
+        </w:rPr>
+        <w:t xml:space="preserve">|</w:t>
+      </w:r>
+      <w:r>
+        <w:rPr>
+          <w:rStyle w:val="NormalTok"/>
+        </w:rPr>
+        <w:t xml:space="preserve"> </w:t>
+      </w:r>
+      <w:r>
+        <w:rPr>
           <w:rStyle w:val="ExtensionTok"/>
         </w:rPr>
         <w:t xml:space="preserve">wp</w:t>
@@ -10935,7 +11649,13 @@
         <w:rPr>
           <w:rStyle w:val="NormalTok"/>
         </w:rPr>
-        <w:t xml:space="preserve"> db import backup/pre-core-update-YYYYMMDD-HHMMSS.sql</w:t>
+        <w:t xml:space="preserve"> db import </w:t>
+      </w:r>
+      <w:r>
+        <w:rPr>
+          <w:rStyle w:val="AttributeTok"/>
+        </w:rPr>
+        <w:t xml:space="preserve">-</w:t>
       </w:r>
       <w:r>
         <w:br/>
@@ -10947,7 +11667,7 @@
         <w:rPr>
           <w:rStyle w:val="CommentTok"/>
         </w:rPr>
-        <w:t xml:space="preserve"># Revert application code to prior release if needed</w:t>
+        <w:t xml:space="preserve"># Restore a known-good core/files artifact if the update changed runtime-managed files</w:t>
       </w:r>
       <w:r>
         <w:br/>
@@ -10956,13 +11676,37 @@
         <w:rPr>
           <w:rStyle w:val="FunctionTok"/>
         </w:rPr>
-        <w:t xml:space="preserve">git</w:t>
-      </w:r>
-      <w:r>
-        <w:rPr>
-          <w:rStyle w:val="NormalTok"/>
-        </w:rPr>
-        <w:t xml:space="preserve"> checkout previous-release-tag</w:t>
+        <w:t xml:space="preserve">tar</w:t>
+      </w:r>
+      <w:r>
+        <w:rPr>
+          <w:rStyle w:val="NormalTok"/>
+        </w:rPr>
+        <w:t xml:space="preserve"> </w:t>
+      </w:r>
+      <w:r>
+        <w:rPr>
+          <w:rStyle w:val="AttributeTok"/>
+        </w:rPr>
+        <w:t xml:space="preserve">-xzf</w:t>
+      </w:r>
+      <w:r>
+        <w:rPr>
+          <w:rStyle w:val="NormalTok"/>
+        </w:rPr>
+        <w:t xml:space="preserve"> /home/wordpress/backup/wordpress_TIMESTAMP.tar.gz </w:t>
+      </w:r>
+      <w:r>
+        <w:rPr>
+          <w:rStyle w:val="AttributeTok"/>
+        </w:rPr>
+        <w:t xml:space="preserve">-C</w:t>
+      </w:r>
+      <w:r>
+        <w:rPr>
+          <w:rStyle w:val="NormalTok"/>
+        </w:rPr>
+        <w:t xml:space="preserve"> /</w:t>
       </w:r>
     </w:p>
     <w:p>
@@ -11138,7 +11882,7 @@
         <w:pStyle w:val="FirstParagraph"/>
       </w:pPr>
       <w:r>
-        <w:t xml:space="preserve">Then verify admin login and critical user flows in browser.</w:t>
+        <w:t xml:space="preserve">Then verify Dashboard login and critical user flows in browser.</w:t>
       </w:r>
     </w:p>
     <w:p>
@@ -11158,7 +11902,7 @@
         <w:pStyle w:val="Compact"/>
         <w:numPr>
           <w:ilvl w:val="0"/>
-          <w:numId w:val="1017"/>
+          <w:numId w:val="1024"/>
         </w:numPr>
       </w:pPr>
       <w:r>
@@ -11170,7 +11914,7 @@
         <w:pStyle w:val="Compact"/>
         <w:numPr>
           <w:ilvl w:val="0"/>
-          <w:numId w:val="1017"/>
+          <w:numId w:val="1024"/>
         </w:numPr>
       </w:pPr>
       <w:r>
@@ -11182,7 +11926,7 @@
         <w:pStyle w:val="Compact"/>
         <w:numPr>
           <w:ilvl w:val="0"/>
-          <w:numId w:val="1017"/>
+          <w:numId w:val="1024"/>
         </w:numPr>
       </w:pPr>
       <w:r>
@@ -11213,11 +11957,11 @@
         <w:t xml:space="preserve"> </w:t>
       </w:r>
       <w:r>
-        <w:t xml:space="preserve">Minor updates (6.4.1 to 6.4.2) are generally safe. Major updates (6.3 to 6.4) should be tested on staging first.</w:t>
-      </w:r>
-    </w:p>
-    <w:bookmarkEnd w:id="50"/>
-    <w:bookmarkStart w:id="51" w:name="plugin-and-theme-updates"/>
+        <w:t xml:space="preserve">Minor updates are generally lower risk. Major updates should be tested on staging first and aligned with the current supported major release.</w:t>
+      </w:r>
+    </w:p>
+    <w:bookmarkEnd w:id="51"/>
+    <w:bookmarkStart w:id="52" w:name="plugin-and-theme-updates"/>
     <w:p>
       <w:pPr>
         <w:pStyle w:val="Heading3"/>
@@ -11333,7 +12077,7 @@
       <w:pPr>
         <w:numPr>
           <w:ilvl w:val="0"/>
-          <w:numId w:val="1018"/>
+          <w:numId w:val="1025"/>
         </w:numPr>
       </w:pPr>
       <w:r>
@@ -11456,7 +12200,7 @@
       <w:pPr>
         <w:numPr>
           <w:ilvl w:val="0"/>
-          <w:numId w:val="1018"/>
+          <w:numId w:val="1025"/>
         </w:numPr>
       </w:pPr>
       <w:r>
@@ -11477,6 +12221,45 @@
       </w:pPr>
       <w:r>
         <w:rPr>
+          <w:rStyle w:val="VariableTok"/>
+        </w:rPr>
+        <w:t xml:space="preserve">TS</w:t>
+      </w:r>
+      <w:r>
+        <w:rPr>
+          <w:rStyle w:val="OperatorTok"/>
+        </w:rPr>
+        <w:t xml:space="preserve">=</w:t>
+      </w:r>
+      <w:r>
+        <w:rPr>
+          <w:rStyle w:val="VariableTok"/>
+        </w:rPr>
+        <w:t xml:space="preserve">$(</w:t>
+      </w:r>
+      <w:r>
+        <w:rPr>
+          <w:rStyle w:val="FunctionTok"/>
+        </w:rPr>
+        <w:t xml:space="preserve">date</w:t>
+      </w:r>
+      <w:r>
+        <w:rPr>
+          <w:rStyle w:val="NormalTok"/>
+        </w:rPr>
+        <w:t xml:space="preserve"> +%Y%m%d-%H%M%S</w:t>
+      </w:r>
+      <w:r>
+        <w:rPr>
+          <w:rStyle w:val="VariableTok"/>
+        </w:rPr>
+        <w:t xml:space="preserve">)</w:t>
+      </w:r>
+      <w:r>
+        <w:br/>
+      </w:r>
+      <w:r>
+        <w:rPr>
           <w:rStyle w:val="ExtensionTok"/>
         </w:rPr>
         <w:t xml:space="preserve">wp</w:t>
@@ -11485,31 +12268,40 @@
         <w:rPr>
           <w:rStyle w:val="NormalTok"/>
         </w:rPr>
-        <w:t xml:space="preserve"> db export backup/pre-plugin-update-</w:t>
+        <w:t xml:space="preserve"> db export /home/wordpress/backup/pre-plugin-update-</w:t>
       </w:r>
       <w:r>
         <w:rPr>
           <w:rStyle w:val="VariableTok"/>
         </w:rPr>
-        <w:t xml:space="preserve">$(</w:t>
+        <w:t xml:space="preserve">${TS}</w:t>
+      </w:r>
+      <w:r>
+        <w:rPr>
+          <w:rStyle w:val="NormalTok"/>
+        </w:rPr>
+        <w:t xml:space="preserve">.sql</w:t>
+      </w:r>
+      <w:r>
+        <w:br/>
       </w:r>
       <w:r>
         <w:rPr>
           <w:rStyle w:val="FunctionTok"/>
         </w:rPr>
-        <w:t xml:space="preserve">date</w:t>
-      </w:r>
-      <w:r>
-        <w:rPr>
-          <w:rStyle w:val="NormalTok"/>
-        </w:rPr>
-        <w:t xml:space="preserve"> +%Y%m%d-%H%M%S</w:t>
+        <w:t xml:space="preserve">gzip</w:t>
+      </w:r>
+      <w:r>
+        <w:rPr>
+          <w:rStyle w:val="NormalTok"/>
+        </w:rPr>
+        <w:t xml:space="preserve"> /home/wordpress/backup/pre-plugin-update-</w:t>
       </w:r>
       <w:r>
         <w:rPr>
           <w:rStyle w:val="VariableTok"/>
         </w:rPr>
-        <w:t xml:space="preserve">)</w:t>
+        <w:t xml:space="preserve">${TS}</w:t>
       </w:r>
       <w:r>
         <w:rPr>
@@ -11522,7 +12314,7 @@
       <w:pPr>
         <w:numPr>
           <w:ilvl w:val="0"/>
-          <w:numId w:val="1018"/>
+          <w:numId w:val="1025"/>
         </w:numPr>
       </w:pPr>
       <w:r>
@@ -11669,7 +12461,7 @@
       <w:pPr>
         <w:numPr>
           <w:ilvl w:val="0"/>
-          <w:numId w:val="1018"/>
+          <w:numId w:val="1025"/>
         </w:numPr>
       </w:pPr>
       <w:r>
@@ -11714,7 +12506,7 @@
       <w:pPr>
         <w:numPr>
           <w:ilvl w:val="0"/>
-          <w:numId w:val="1018"/>
+          <w:numId w:val="1025"/>
         </w:numPr>
       </w:pPr>
       <w:r>
@@ -11831,7 +12623,7 @@
       <w:pPr>
         <w:numPr>
           <w:ilvl w:val="0"/>
-          <w:numId w:val="1018"/>
+          <w:numId w:val="1025"/>
         </w:numPr>
       </w:pPr>
       <w:r>
@@ -11985,7 +12777,7 @@
         <w:pStyle w:val="Compact"/>
         <w:numPr>
           <w:ilvl w:val="0"/>
-          <w:numId w:val="1019"/>
+          <w:numId w:val="1026"/>
         </w:numPr>
       </w:pPr>
       <w:r>
@@ -12009,7 +12801,7 @@
         <w:pStyle w:val="Compact"/>
         <w:numPr>
           <w:ilvl w:val="0"/>
-          <w:numId w:val="1019"/>
+          <w:numId w:val="1026"/>
         </w:numPr>
       </w:pPr>
       <w:r>
@@ -12030,7 +12822,7 @@
         <w:pStyle w:val="Compact"/>
         <w:numPr>
           <w:ilvl w:val="0"/>
-          <w:numId w:val="1019"/>
+          <w:numId w:val="1026"/>
         </w:numPr>
       </w:pPr>
       <w:r>
@@ -12091,6 +12883,42 @@
       </w:r>
       <w:r>
         <w:rPr>
+          <w:rStyle w:val="FunctionTok"/>
+        </w:rPr>
+        <w:t xml:space="preserve">gunzip</w:t>
+      </w:r>
+      <w:r>
+        <w:rPr>
+          <w:rStyle w:val="NormalTok"/>
+        </w:rPr>
+        <w:t xml:space="preserve"> </w:t>
+      </w:r>
+      <w:r>
+        <w:rPr>
+          <w:rStyle w:val="OperatorTok"/>
+        </w:rPr>
+        <w:t xml:space="preserve">&lt;</w:t>
+      </w:r>
+      <w:r>
+        <w:rPr>
+          <w:rStyle w:val="NormalTok"/>
+        </w:rPr>
+        <w:t xml:space="preserve"> /home/wordpress/backup/pre-plugin-update-YYYYMMDD-HHMMSS.sql.gz </w:t>
+      </w:r>
+      <w:r>
+        <w:rPr>
+          <w:rStyle w:val="KeywordTok"/>
+        </w:rPr>
+        <w:t xml:space="preserve">|</w:t>
+      </w:r>
+      <w:r>
+        <w:rPr>
+          <w:rStyle w:val="NormalTok"/>
+        </w:rPr>
+        <w:t xml:space="preserve"> </w:t>
+      </w:r>
+      <w:r>
+        <w:rPr>
           <w:rStyle w:val="ExtensionTok"/>
         </w:rPr>
         <w:t xml:space="preserve">wp</w:t>
@@ -12099,7 +12927,13 @@
         <w:rPr>
           <w:rStyle w:val="NormalTok"/>
         </w:rPr>
-        <w:t xml:space="preserve"> db import backup/pre-plugin-update-YYYYMMDD-HHMMSS.sql</w:t>
+        <w:t xml:space="preserve"> db import </w:t>
+      </w:r>
+      <w:r>
+        <w:rPr>
+          <w:rStyle w:val="AttributeTok"/>
+        </w:rPr>
+        <w:t xml:space="preserve">-</w:t>
       </w:r>
       <w:r>
         <w:br/>
@@ -12111,7 +12945,7 @@
         <w:rPr>
           <w:rStyle w:val="CommentTok"/>
         </w:rPr>
-        <w:t xml:space="preserve"># Revert deployment to previous release when update introduces regressions</w:t>
+        <w:t xml:space="preserve"># Restore the known-good filesystem artifact for the affected plugin/theme set</w:t>
       </w:r>
       <w:r>
         <w:br/>
@@ -12120,13 +12954,37 @@
         <w:rPr>
           <w:rStyle w:val="FunctionTok"/>
         </w:rPr>
-        <w:t xml:space="preserve">git</w:t>
-      </w:r>
-      <w:r>
-        <w:rPr>
-          <w:rStyle w:val="NormalTok"/>
-        </w:rPr>
-        <w:t xml:space="preserve"> checkout previous-release-tag</w:t>
+        <w:t xml:space="preserve">tar</w:t>
+      </w:r>
+      <w:r>
+        <w:rPr>
+          <w:rStyle w:val="NormalTok"/>
+        </w:rPr>
+        <w:t xml:space="preserve"> </w:t>
+      </w:r>
+      <w:r>
+        <w:rPr>
+          <w:rStyle w:val="AttributeTok"/>
+        </w:rPr>
+        <w:t xml:space="preserve">-xzf</w:t>
+      </w:r>
+      <w:r>
+        <w:rPr>
+          <w:rStyle w:val="NormalTok"/>
+        </w:rPr>
+        <w:t xml:space="preserve"> /home/wordpress/backup/wordpress_TIMESTAMP.tar.gz </w:t>
+      </w:r>
+      <w:r>
+        <w:rPr>
+          <w:rStyle w:val="AttributeTok"/>
+        </w:rPr>
+        <w:t xml:space="preserve">-C</w:t>
+      </w:r>
+      <w:r>
+        <w:rPr>
+          <w:rStyle w:val="NormalTok"/>
+        </w:rPr>
+        <w:t xml:space="preserve"> /</w:t>
       </w:r>
     </w:p>
     <w:p>
@@ -12171,7 +13029,7 @@
         <w:pStyle w:val="Compact"/>
         <w:numPr>
           <w:ilvl w:val="0"/>
-          <w:numId w:val="1020"/>
+          <w:numId w:val="1027"/>
         </w:numPr>
       </w:pPr>
       <w:r>
@@ -12183,7 +13041,7 @@
         <w:pStyle w:val="Compact"/>
         <w:numPr>
           <w:ilvl w:val="0"/>
-          <w:numId w:val="1020"/>
+          <w:numId w:val="1027"/>
         </w:numPr>
       </w:pPr>
       <w:r>
@@ -12207,7 +13065,7 @@
         <w:pStyle w:val="Compact"/>
         <w:numPr>
           <w:ilvl w:val="0"/>
-          <w:numId w:val="1021"/>
+          <w:numId w:val="1028"/>
         </w:numPr>
       </w:pPr>
       <w:r>
@@ -12219,7 +13077,7 @@
         <w:pStyle w:val="Compact"/>
         <w:numPr>
           <w:ilvl w:val="0"/>
-          <w:numId w:val="1021"/>
+          <w:numId w:val="1028"/>
         </w:numPr>
       </w:pPr>
       <w:r>
@@ -12231,7 +13089,7 @@
         <w:pStyle w:val="Compact"/>
         <w:numPr>
           <w:ilvl w:val="0"/>
-          <w:numId w:val="1021"/>
+          <w:numId w:val="1028"/>
         </w:numPr>
       </w:pPr>
       <w:r>
@@ -12256,8 +13114,8 @@
         <w:t xml:space="preserve">Keep a log of updates in your change management system. Document any issues encountered.</w:t>
       </w:r>
     </w:p>
-    <w:bookmarkEnd w:id="51"/>
-    <w:bookmarkStart w:id="52" w:name="database-optimization"/>
+    <w:bookmarkEnd w:id="52"/>
+    <w:bookmarkStart w:id="53" w:name="database-optimization"/>
     <w:p>
       <w:pPr>
         <w:pStyle w:val="Heading3"/>
@@ -12944,8 +13802,8 @@
         <w:t xml:space="preserve">--expired</w:t>
       </w:r>
     </w:p>
-    <w:bookmarkEnd w:id="52"/>
-    <w:bookmarkStart w:id="53" w:name="php-version-upgrade"/>
+    <w:bookmarkEnd w:id="53"/>
+    <w:bookmarkStart w:id="54" w:name="php-version-upgrade"/>
     <w:p>
       <w:pPr>
         <w:pStyle w:val="Heading3"/>
@@ -13014,7 +13872,7 @@
         <w:rPr>
           <w:rStyle w:val="VerbatimChar"/>
         </w:rPr>
-        <w:t xml:space="preserve">8.2</w:t>
+        <w:t xml:space="preserve">8.3</w:t>
       </w:r>
       <w:r>
         <w:t xml:space="preserve"> </w:t>
@@ -13029,10 +13887,13 @@
         <w:rPr>
           <w:rStyle w:val="VerbatimChar"/>
         </w:rPr>
-        <w:t xml:space="preserve">8.3</w:t>
-      </w:r>
-      <w:r>
-        <w:t xml:space="preserve">) and keep package names, FPM service, pool path, and socket references consistent.</w:t>
+        <w:t xml:space="preserve">8.4</w:t>
+      </w:r>
+      <w:r>
+        <w:t xml:space="preserve"> </w:t>
+      </w:r>
+      <w:r>
+        <w:t xml:space="preserve">after staging validation) and keep package names, FPM service, pool path, and socket references consistent.</w:t>
       </w:r>
     </w:p>
     <w:p>
@@ -13093,7 +13954,7 @@
       <w:pPr>
         <w:numPr>
           <w:ilvl w:val="0"/>
-          <w:numId w:val="1022"/>
+          <w:numId w:val="1029"/>
         </w:numPr>
       </w:pPr>
       <w:r>
@@ -13210,7 +14071,7 @@
       <w:pPr>
         <w:numPr>
           <w:ilvl w:val="0"/>
-          <w:numId w:val="1022"/>
+          <w:numId w:val="1029"/>
         </w:numPr>
       </w:pPr>
       <w:r>
@@ -13275,7 +14136,7 @@
         <w:rPr>
           <w:rStyle w:val="NormalTok"/>
         </w:rPr>
-        <w:t xml:space="preserve"> php8.2 php8.2-fpm php8.2-mysql php8.2-gd php8.2-xml php8.2-curl php8.2-mbstring</w:t>
+        <w:t xml:space="preserve"> php8.3 php8.3-fpm php8.3-mysql php8.3-gd php8.3-xml php8.3-curl php8.3-mbstring</w:t>
       </w:r>
       <w:r>
         <w:br/>
@@ -13314,14 +14175,14 @@
         <w:rPr>
           <w:rStyle w:val="NormalTok"/>
         </w:rPr>
-        <w:t xml:space="preserve"> php /usr/bin/php8.2</w:t>
+        <w:t xml:space="preserve"> php /usr/bin/php8.3</w:t>
       </w:r>
     </w:p>
     <w:p>
       <w:pPr>
         <w:numPr>
           <w:ilvl w:val="0"/>
-          <w:numId w:val="1022"/>
+          <w:numId w:val="1029"/>
         </w:numPr>
       </w:pPr>
       <w:r>
@@ -13359,7 +14220,7 @@
         <w:rPr>
           <w:rStyle w:val="NormalTok"/>
         </w:rPr>
-        <w:t xml:space="preserve"> nano /etc/php/8.2/fpm/pool.d/www.conf</w:t>
+        <w:t xml:space="preserve"> nano /etc/php/8.3/fpm/pool.d/www.conf</w:t>
       </w:r>
       <w:r>
         <w:br/>
@@ -13386,14 +14247,14 @@
         <w:rPr>
           <w:rStyle w:val="NormalTok"/>
         </w:rPr>
-        <w:t xml:space="preserve"> systemctl restart php8.2-fpm</w:t>
+        <w:t xml:space="preserve"> systemctl restart php8.3-fpm</w:t>
       </w:r>
     </w:p>
     <w:p>
       <w:pPr>
         <w:numPr>
           <w:ilvl w:val="0"/>
-          <w:numId w:val="1022"/>
+          <w:numId w:val="1029"/>
         </w:numPr>
       </w:pPr>
       <w:r>
@@ -13482,7 +14343,7 @@
         <w:rPr>
           <w:rStyle w:val="NormalTok"/>
         </w:rPr>
-        <w:t xml:space="preserve"> /var/log/php8.2-fpm.log</w:t>
+        <w:t xml:space="preserve"> /var/log/php8.3-fpm.log</w:t>
       </w:r>
       <w:r>
         <w:br/>
@@ -13516,7 +14377,7 @@
       <w:pPr>
         <w:numPr>
           <w:ilvl w:val="0"/>
-          <w:numId w:val="1022"/>
+          <w:numId w:val="1029"/>
         </w:numPr>
       </w:pPr>
       <w:r>
@@ -13563,7 +14424,7 @@
         <w:rPr>
           <w:rStyle w:val="VerbatimChar"/>
         </w:rPr>
-        <w:t xml:space="preserve">    server unix:/run/php/php8.2-fpm.sock;  # Update version</w:t>
+        <w:t xml:space="preserve">    server unix:/run/php/php8.3-fpm.sock;  # Update version</w:t>
       </w:r>
       <w:r>
         <w:br/>
@@ -13579,7 +14440,7 @@
       <w:pPr>
         <w:numPr>
           <w:ilvl w:val="0"/>
-          <w:numId w:val="1022"/>
+          <w:numId w:val="1029"/>
         </w:numPr>
       </w:pPr>
       <w:r>
@@ -13629,7 +14490,7 @@
         <w:rPr>
           <w:rStyle w:val="NormalTok"/>
         </w:rPr>
-        <w:t xml:space="preserve"> php8.2-fpm php8.2-mysql php8.2-gd php8.2-xml php8.2-curl php8.2-mbstring</w:t>
+        <w:t xml:space="preserve"> php8.3-fpm php8.3-mysql php8.3-gd php8.3-xml php8.3-curl php8.3-mbstring</w:t>
       </w:r>
       <w:r>
         <w:br/>
@@ -13704,7 +14565,7 @@
         <w:rPr>
           <w:rStyle w:val="NormalTok"/>
         </w:rPr>
-        <w:t xml:space="preserve"> systemctl restart php8.2-fpm</w:t>
+        <w:t xml:space="preserve"> systemctl restart php8.3-fpm</w:t>
       </w:r>
       <w:r>
         <w:br/>
@@ -13750,7 +14611,7 @@
       <w:pPr>
         <w:numPr>
           <w:ilvl w:val="0"/>
-          <w:numId w:val="1022"/>
+          <w:numId w:val="1029"/>
         </w:numPr>
       </w:pPr>
       <w:r>
@@ -13766,7 +14627,7 @@
         <w:pStyle w:val="Compact"/>
         <w:numPr>
           <w:ilvl w:val="1"/>
-          <w:numId w:val="1023"/>
+          <w:numId w:val="1030"/>
         </w:numPr>
       </w:pPr>
       <w:r>
@@ -13778,7 +14639,7 @@
         <w:pStyle w:val="Compact"/>
         <w:numPr>
           <w:ilvl w:val="1"/>
-          <w:numId w:val="1023"/>
+          <w:numId w:val="1030"/>
         </w:numPr>
       </w:pPr>
       <w:r>
@@ -13790,7 +14651,7 @@
         <w:pStyle w:val="Compact"/>
         <w:numPr>
           <w:ilvl w:val="1"/>
-          <w:numId w:val="1023"/>
+          <w:numId w:val="1030"/>
         </w:numPr>
       </w:pPr>
       <w:r>
@@ -13802,15 +14663,15 @@
         <w:pStyle w:val="Compact"/>
         <w:numPr>
           <w:ilvl w:val="1"/>
-          <w:numId w:val="1023"/>
+          <w:numId w:val="1030"/>
         </w:numPr>
       </w:pPr>
       <w:r>
         <w:t xml:space="preserve">Check database connections</w:t>
       </w:r>
     </w:p>
-    <w:bookmarkEnd w:id="53"/>
-    <w:bookmarkStart w:id="54" w:name="wordpress-cron-wp-cron-management"/>
+    <w:bookmarkEnd w:id="54"/>
+    <w:bookmarkStart w:id="55" w:name="wordpress-cron-wp-cron-management"/>
     <w:p>
       <w:pPr>
         <w:pStyle w:val="Heading3"/>
@@ -13892,7 +14753,7 @@
         <w:pStyle w:val="Compact"/>
         <w:numPr>
           <w:ilvl w:val="0"/>
-          <w:numId w:val="1024"/>
+          <w:numId w:val="1031"/>
         </w:numPr>
       </w:pPr>
       <w:r>
@@ -13904,7 +14765,7 @@
         <w:pStyle w:val="Compact"/>
         <w:numPr>
           <w:ilvl w:val="0"/>
-          <w:numId w:val="1024"/>
+          <w:numId w:val="1031"/>
         </w:numPr>
       </w:pPr>
       <w:r>
@@ -13916,7 +14777,7 @@
         <w:pStyle w:val="Compact"/>
         <w:numPr>
           <w:ilvl w:val="0"/>
-          <w:numId w:val="1024"/>
+          <w:numId w:val="1031"/>
         </w:numPr>
       </w:pPr>
       <w:r>
@@ -14293,7 +15154,7 @@
         <w:pStyle w:val="Compact"/>
         <w:numPr>
           <w:ilvl w:val="0"/>
-          <w:numId w:val="1025"/>
+          <w:numId w:val="1032"/>
         </w:numPr>
       </w:pPr>
       <w:r>
@@ -14329,7 +15190,7 @@
         <w:pStyle w:val="Compact"/>
         <w:numPr>
           <w:ilvl w:val="0"/>
-          <w:numId w:val="1025"/>
+          <w:numId w:val="1032"/>
         </w:numPr>
       </w:pPr>
       <w:r>
@@ -14350,7 +15211,7 @@
         <w:pStyle w:val="Compact"/>
         <w:numPr>
           <w:ilvl w:val="0"/>
-          <w:numId w:val="1025"/>
+          <w:numId w:val="1032"/>
         </w:numPr>
       </w:pPr>
       <w:r>
@@ -14719,7 +15580,7 @@
         <w:pStyle w:val="Compact"/>
         <w:numPr>
           <w:ilvl w:val="0"/>
-          <w:numId w:val="1026"/>
+          <w:numId w:val="1033"/>
         </w:numPr>
       </w:pPr>
       <w:r>
@@ -14731,7 +15592,7 @@
         <w:pStyle w:val="Compact"/>
         <w:numPr>
           <w:ilvl w:val="0"/>
-          <w:numId w:val="1026"/>
+          <w:numId w:val="1033"/>
         </w:numPr>
       </w:pPr>
       <w:r>
@@ -14743,7 +15604,7 @@
         <w:pStyle w:val="Compact"/>
         <w:numPr>
           <w:ilvl w:val="0"/>
-          <w:numId w:val="1026"/>
+          <w:numId w:val="1033"/>
         </w:numPr>
       </w:pPr>
       <w:r>
@@ -14839,8 +15700,8 @@
         <w:t xml:space="preserve">for the full rationale.</w:t>
       </w:r>
     </w:p>
-    <w:bookmarkEnd w:id="54"/>
-    <w:bookmarkStart w:id="55" w:name="transactional-email-management"/>
+    <w:bookmarkEnd w:id="55"/>
+    <w:bookmarkStart w:id="56" w:name="transactional-email-management"/>
     <w:p>
       <w:pPr>
         <w:pStyle w:val="Heading3"/>
@@ -15549,8 +16410,8 @@
         <w:t xml:space="preserve"> /var/log/php-errors.log</w:t>
       </w:r>
     </w:p>
-    <w:bookmarkEnd w:id="55"/>
-    <w:bookmarkStart w:id="56" w:name="log-rotation"/>
+    <w:bookmarkEnd w:id="56"/>
+    <w:bookmarkStart w:id="57" w:name="log-rotation"/>
     <w:p>
       <w:pPr>
         <w:pStyle w:val="Heading3"/>
@@ -16763,8 +17624,8 @@
         <w:t xml:space="preserve">*</w:t>
       </w:r>
     </w:p>
-    <w:bookmarkEnd w:id="56"/>
-    <w:bookmarkStart w:id="57" w:name="monitoring-and-alerting"/>
+    <w:bookmarkEnd w:id="57"/>
+    <w:bookmarkStart w:id="58" w:name="monitoring-and-alerting"/>
     <w:p>
       <w:pPr>
         <w:pStyle w:val="Heading3"/>
@@ -18341,9 +19202,9 @@
         </w:pict>
       </w:r>
     </w:p>
-    <w:bookmarkEnd w:id="57"/>
     <w:bookmarkEnd w:id="58"/>
-    <w:bookmarkStart w:id="62" w:name="section-7-backup-procedures"/>
+    <w:bookmarkEnd w:id="59"/>
+    <w:bookmarkStart w:id="63" w:name="section-7-backup-procedures"/>
     <w:p>
       <w:pPr>
         <w:pStyle w:val="Heading2"/>
@@ -18352,7 +19213,7 @@
         <w:t xml:space="preserve">Section 7: Backup Procedures</w:t>
       </w:r>
     </w:p>
-    <w:bookmarkStart w:id="59" w:name="backup-strategy"/>
+    <w:bookmarkStart w:id="60" w:name="backup-strategy"/>
     <w:p>
       <w:pPr>
         <w:pStyle w:val="Heading3"/>
@@ -18478,7 +19339,7 @@
               <w:t xml:space="preserve"> </w:t>
             </w:r>
             <w:r>
-              <w:t xml:space="preserve">+ mysqldump</w:t>
+              <w:t xml:space="preserve">(compressed) + optional physical backup</w:t>
             </w:r>
           </w:p>
         </w:tc>
@@ -18500,7 +19361,7 @@
               <w:pStyle w:val="Compact"/>
             </w:pPr>
             <w:r>
-              <w:t xml:space="preserve">[CUSTOMIZE: S3 / Backblaze / NAS]</w:t>
+              <w:t xml:space="preserve">Encrypted offsite object storage or equivalent</w:t>
             </w:r>
           </w:p>
         </w:tc>
@@ -18539,7 +19400,7 @@
               <w:pStyle w:val="Compact"/>
             </w:pPr>
             <w:r>
-              <w:t xml:space="preserve">rsync/tar</w:t>
+              <w:t xml:space="preserve">tar/rsync</w:t>
             </w:r>
           </w:p>
         </w:tc>
@@ -18561,7 +19422,7 @@
               <w:pStyle w:val="Compact"/>
             </w:pPr>
             <w:r>
-              <w:t xml:space="preserve">[CUSTOMIZE: S3 / Backblaze / NAS]</w:t>
+              <w:t xml:space="preserve">Encrypted offsite object storage</w:t>
             </w:r>
           </w:p>
         </w:tc>
@@ -18600,7 +19461,7 @@
               <w:pStyle w:val="Compact"/>
             </w:pPr>
             <w:r>
-              <w:t xml:space="preserve">rsync</w:t>
+              <w:t xml:space="preserve">tar/rsync</w:t>
             </w:r>
           </w:p>
         </w:tc>
@@ -18622,7 +19483,7 @@
               <w:pStyle w:val="Compact"/>
             </w:pPr>
             <w:r>
-              <w:t xml:space="preserve">[CUSTOMIZE: S3 / Backblaze / NAS]</w:t>
+              <w:t xml:space="preserve">Encrypted offsite object storage</w:t>
             </w:r>
           </w:p>
         </w:tc>
@@ -18683,7 +19544,7 @@
               <w:pStyle w:val="Compact"/>
             </w:pPr>
             <w:r>
-              <w:t xml:space="preserve">[CUSTOMIZE: Git repo + vault]</w:t>
+              <w:t xml:space="preserve">Git + secure vault</w:t>
             </w:r>
           </w:p>
         </w:tc>
@@ -18722,29 +19583,29 @@
               <w:pStyle w:val="Compact"/>
             </w:pPr>
             <w:r>
-              <w:t xml:space="preserve">Volume snapshot</w:t>
-            </w:r>
-          </w:p>
-        </w:tc>
-        <w:tc>
-          <w:tcPr/>
-          <w:p>
-            <w:pPr>
-              <w:pStyle w:val="Compact"/>
-            </w:pPr>
-            <w:r>
-              <w:t xml:space="preserve">8 weeks</w:t>
-            </w:r>
-          </w:p>
-        </w:tc>
-        <w:tc>
-          <w:tcPr/>
-          <w:p>
-            <w:pPr>
-              <w:pStyle w:val="Compact"/>
-            </w:pPr>
-            <w:r>
-              <w:t xml:space="preserve">[CUSTOMIZE: VM snapshot / AWS EBS]</w:t>
+              <w:t xml:space="preserve">Volume or image snapshot</w:t>
+            </w:r>
+          </w:p>
+        </w:tc>
+        <w:tc>
+          <w:tcPr/>
+          <w:p>
+            <w:pPr>
+              <w:pStyle w:val="Compact"/>
+            </w:pPr>
+            <w:r>
+              <w:t xml:space="preserve">90 days</w:t>
+            </w:r>
+          </w:p>
+        </w:tc>
+        <w:tc>
+          <w:tcPr/>
+          <w:p>
+            <w:pPr>
+              <w:pStyle w:val="Compact"/>
+            </w:pPr>
+            <w:r>
+              <w:t xml:space="preserve">Encrypted offsite snapshot service</w:t>
             </w:r>
           </w:p>
         </w:tc>
@@ -18768,8 +19629,26 @@
         <w:t xml:space="preserve">Test all backups quarterly. A backup that has never been restored is not a backup.</w:t>
       </w:r>
     </w:p>
-    <w:bookmarkEnd w:id="59"/>
-    <w:bookmarkStart w:id="60" w:name="automated-backup-script"/>
+    <w:p>
+      <w:pPr>
+        <w:pStyle w:val="BlockText"/>
+      </w:pPr>
+      <w:r>
+        <w:rPr>
+          <w:b/>
+          <w:bCs/>
+        </w:rPr>
+        <w:t xml:space="preserve">WARNING:</w:t>
+      </w:r>
+      <w:r>
+        <w:t xml:space="preserve"> </w:t>
+      </w:r>
+      <w:r>
+        <w:t xml:space="preserve">Offsite backup storage must be encrypted and isolated from normal production-host access. Use write-only or tightly scoped credentials where possible so the production host can upload new backups without being able to browse or delete retained recovery points.</w:t>
+      </w:r>
+    </w:p>
+    <w:bookmarkEnd w:id="60"/>
+    <w:bookmarkStart w:id="61" w:name="automated-backup-script"/>
     <w:p>
       <w:pPr>
         <w:pStyle w:val="Heading3"/>
@@ -18841,7 +19720,13 @@
         <w:rPr>
           <w:rStyle w:val="AttributeTok"/>
         </w:rPr>
-        <w:t xml:space="preserve">-e</w:t>
+        <w:t xml:space="preserve">-euo</w:t>
+      </w:r>
+      <w:r>
+        <w:rPr>
+          <w:rStyle w:val="NormalTok"/>
+        </w:rPr>
+        <w:t xml:space="preserve"> pipefail</w:t>
       </w:r>
       <w:r>
         <w:br/>
@@ -18853,6 +19738,27 @@
         <w:rPr>
           <w:rStyle w:val="VariableTok"/>
         </w:rPr>
+        <w:t xml:space="preserve">WP_ROOT</w:t>
+      </w:r>
+      <w:r>
+        <w:rPr>
+          <w:rStyle w:val="OperatorTok"/>
+        </w:rPr>
+        <w:t xml:space="preserve">=</w:t>
+      </w:r>
+      <w:r>
+        <w:rPr>
+          <w:rStyle w:val="StringTok"/>
+        </w:rPr>
+        <w:t xml:space="preserve">"/home/wordpress/public_html"</w:t>
+      </w:r>
+      <w:r>
+        <w:br/>
+      </w:r>
+      <w:r>
+        <w:rPr>
+          <w:rStyle w:val="VariableTok"/>
+        </w:rPr>
         <w:t xml:space="preserve">BACKUP_DIR</w:t>
       </w:r>
       <w:r>
@@ -18874,7 +19780,7 @@
         <w:rPr>
           <w:rStyle w:val="VariableTok"/>
         </w:rPr>
-        <w:t xml:space="preserve">SITE_URL</w:t>
+        <w:t xml:space="preserve">SITE_SLUG</w:t>
       </w:r>
       <w:r>
         <w:rPr>
@@ -18895,7 +19801,7 @@
         <w:rPr>
           <w:rStyle w:val="VariableTok"/>
         </w:rPr>
-        <w:t xml:space="preserve">DB_NAME</w:t>
+        <w:t xml:space="preserve">REMOTE_URI</w:t>
       </w:r>
       <w:r>
         <w:rPr>
@@ -18907,16 +19813,28 @@
         <w:rPr>
           <w:rStyle w:val="StringTok"/>
         </w:rPr>
-        <w:t xml:space="preserve">"[CUSTOMIZE: wordpress]"</w:t>
-      </w:r>
-      <w:r>
-        <w:br/>
+        <w:t xml:space="preserve">"s3://[CUSTOMIZE: backup-bucket]/</w:t>
       </w:r>
       <w:r>
         <w:rPr>
           <w:rStyle w:val="VariableTok"/>
         </w:rPr>
-        <w:t xml:space="preserve">DB_USER</w:t>
+        <w:t xml:space="preserve">${SITE_SLUG}</w:t>
+      </w:r>
+      <w:r>
+        <w:rPr>
+          <w:rStyle w:val="StringTok"/>
+        </w:rPr>
+        <w:t xml:space="preserve">/"</w:t>
+      </w:r>
+      <w:r>
+        <w:br/>
+      </w:r>
+      <w:r>
+        <w:rPr>
+          <w:rStyle w:val="VariableTok"/>
+        </w:rPr>
+        <w:t xml:space="preserve">RETENTION_DAYS</w:t>
       </w:r>
       <w:r>
         <w:rPr>
@@ -18926,50 +19844,923 @@
       </w:r>
       <w:r>
         <w:rPr>
+          <w:rStyle w:val="NormalTok"/>
+        </w:rPr>
+        <w:t xml:space="preserve">90</w:t>
+      </w:r>
+      <w:r>
+        <w:br/>
+      </w:r>
+      <w:r>
+        <w:rPr>
+          <w:rStyle w:val="VariableTok"/>
+        </w:rPr>
+        <w:t xml:space="preserve">TIMESTAMP</w:t>
+      </w:r>
+      <w:r>
+        <w:rPr>
+          <w:rStyle w:val="OperatorTok"/>
+        </w:rPr>
+        <w:t xml:space="preserve">=</w:t>
+      </w:r>
+      <w:r>
+        <w:rPr>
+          <w:rStyle w:val="VariableTok"/>
+        </w:rPr>
+        <w:t xml:space="preserve">$(</w:t>
+      </w:r>
+      <w:r>
+        <w:rPr>
+          <w:rStyle w:val="FunctionTok"/>
+        </w:rPr>
+        <w:t xml:space="preserve">date</w:t>
+      </w:r>
+      <w:r>
+        <w:rPr>
+          <w:rStyle w:val="NormalTok"/>
+        </w:rPr>
+        <w:t xml:space="preserve"> +%Y%m%d_%H%M%S</w:t>
+      </w:r>
+      <w:r>
+        <w:rPr>
+          <w:rStyle w:val="VariableTok"/>
+        </w:rPr>
+        <w:t xml:space="preserve">)</w:t>
+      </w:r>
+      <w:r>
+        <w:br/>
+      </w:r>
+      <w:r>
+        <w:rPr>
+          <w:rStyle w:val="VariableTok"/>
+        </w:rPr>
+        <w:t xml:space="preserve">LOG_FILE</w:t>
+      </w:r>
+      <w:r>
+        <w:rPr>
+          <w:rStyle w:val="OperatorTok"/>
+        </w:rPr>
+        <w:t xml:space="preserve">=</w:t>
+      </w:r>
+      <w:r>
+        <w:rPr>
           <w:rStyle w:val="StringTok"/>
         </w:rPr>
-        <w:t xml:space="preserve">"[CUSTOMIZE: wp_user]"</w:t>
-      </w:r>
-      <w:r>
-        <w:br/>
+        <w:t xml:space="preserve">"/var/log/wordpress-backup.log"</w:t>
+      </w:r>
+      <w:r>
+        <w:br/>
+      </w:r>
+      <w:r>
+        <w:br/>
+      </w:r>
+      <w:r>
+        <w:rPr>
+          <w:rStyle w:val="CommentTok"/>
+        </w:rPr>
+        <w:t xml:space="preserve"># Create backup directory if it doesn't exist</w:t>
+      </w:r>
+      <w:r>
+        <w:br/>
+      </w:r>
+      <w:r>
+        <w:rPr>
+          <w:rStyle w:val="FunctionTok"/>
+        </w:rPr>
+        <w:t xml:space="preserve">mkdir</w:t>
+      </w:r>
+      <w:r>
+        <w:rPr>
+          <w:rStyle w:val="NormalTok"/>
+        </w:rPr>
+        <w:t xml:space="preserve"> </w:t>
+      </w:r>
+      <w:r>
+        <w:rPr>
+          <w:rStyle w:val="AttributeTok"/>
+        </w:rPr>
+        <w:t xml:space="preserve">-p</w:t>
+      </w:r>
+      <w:r>
+        <w:rPr>
+          <w:rStyle w:val="NormalTok"/>
+        </w:rPr>
+        <w:t xml:space="preserve"> </w:t>
+      </w:r>
+      <w:r>
+        <w:rPr>
+          <w:rStyle w:val="StringTok"/>
+        </w:rPr>
+        <w:t xml:space="preserve">"</w:t>
       </w:r>
       <w:r>
         <w:rPr>
           <w:rStyle w:val="VariableTok"/>
         </w:rPr>
-        <w:t xml:space="preserve">RETENTION_DAYS</w:t>
+        <w:t xml:space="preserve">$BACKUP_DIR</w:t>
+      </w:r>
+      <w:r>
+        <w:rPr>
+          <w:rStyle w:val="StringTok"/>
+        </w:rPr>
+        <w:t xml:space="preserve">"</w:t>
+      </w:r>
+      <w:r>
+        <w:br/>
+      </w:r>
+      <w:r>
+        <w:rPr>
+          <w:rStyle w:val="BuiltInTok"/>
+        </w:rPr>
+        <w:t xml:space="preserve">cd</w:t>
+      </w:r>
+      <w:r>
+        <w:rPr>
+          <w:rStyle w:val="NormalTok"/>
+        </w:rPr>
+        <w:t xml:space="preserve"> </w:t>
+      </w:r>
+      <w:r>
+        <w:rPr>
+          <w:rStyle w:val="StringTok"/>
+        </w:rPr>
+        <w:t xml:space="preserve">"</w:t>
+      </w:r>
+      <w:r>
+        <w:rPr>
+          <w:rStyle w:val="VariableTok"/>
+        </w:rPr>
+        <w:t xml:space="preserve">$WP_ROOT</w:t>
+      </w:r>
+      <w:r>
+        <w:rPr>
+          <w:rStyle w:val="StringTok"/>
+        </w:rPr>
+        <w:t xml:space="preserve">"</w:t>
+      </w:r>
+      <w:r>
+        <w:br/>
+      </w:r>
+      <w:r>
+        <w:br/>
+      </w:r>
+      <w:r>
+        <w:rPr>
+          <w:rStyle w:val="BuiltInTok"/>
+        </w:rPr>
+        <w:t xml:space="preserve">echo</w:t>
+      </w:r>
+      <w:r>
+        <w:rPr>
+          <w:rStyle w:val="NormalTok"/>
+        </w:rPr>
+        <w:t xml:space="preserve"> </w:t>
+      </w:r>
+      <w:r>
+        <w:rPr>
+          <w:rStyle w:val="StringTok"/>
+        </w:rPr>
+        <w:t xml:space="preserve">"[</w:t>
+      </w:r>
+      <w:r>
+        <w:rPr>
+          <w:rStyle w:val="VariableTok"/>
+        </w:rPr>
+        <w:t xml:space="preserve">$(</w:t>
+      </w:r>
+      <w:r>
+        <w:rPr>
+          <w:rStyle w:val="FunctionTok"/>
+        </w:rPr>
+        <w:t xml:space="preserve">date</w:t>
+      </w:r>
+      <w:r>
+        <w:rPr>
+          <w:rStyle w:val="VariableTok"/>
+        </w:rPr>
+        <w:t xml:space="preserve">)</w:t>
+      </w:r>
+      <w:r>
+        <w:rPr>
+          <w:rStyle w:val="StringTok"/>
+        </w:rPr>
+        <w:t xml:space="preserve">] Starting WordPress backup..."</w:t>
+      </w:r>
+      <w:r>
+        <w:rPr>
+          <w:rStyle w:val="NormalTok"/>
+        </w:rPr>
+        <w:t xml:space="preserve"> </w:t>
       </w:r>
       <w:r>
         <w:rPr>
           <w:rStyle w:val="OperatorTok"/>
         </w:rPr>
+        <w:t xml:space="preserve">&gt;&gt;</w:t>
+      </w:r>
+      <w:r>
+        <w:rPr>
+          <w:rStyle w:val="NormalTok"/>
+        </w:rPr>
+        <w:t xml:space="preserve"> </w:t>
+      </w:r>
+      <w:r>
+        <w:rPr>
+          <w:rStyle w:val="StringTok"/>
+        </w:rPr>
+        <w:t xml:space="preserve">"</w:t>
+      </w:r>
+      <w:r>
+        <w:rPr>
+          <w:rStyle w:val="VariableTok"/>
+        </w:rPr>
+        <w:t xml:space="preserve">$LOG_FILE</w:t>
+      </w:r>
+      <w:r>
+        <w:rPr>
+          <w:rStyle w:val="StringTok"/>
+        </w:rPr>
+        <w:t xml:space="preserve">"</w:t>
+      </w:r>
+      <w:r>
+        <w:br/>
+      </w:r>
+      <w:r>
+        <w:br/>
+      </w:r>
+      <w:r>
+        <w:rPr>
+          <w:rStyle w:val="CommentTok"/>
+        </w:rPr>
+        <w:t xml:space="preserve"># 1. Database backup</w:t>
+      </w:r>
+      <w:r>
+        <w:br/>
+      </w:r>
+      <w:r>
+        <w:rPr>
+          <w:rStyle w:val="BuiltInTok"/>
+        </w:rPr>
+        <w:t xml:space="preserve">echo</w:t>
+      </w:r>
+      <w:r>
+        <w:rPr>
+          <w:rStyle w:val="NormalTok"/>
+        </w:rPr>
+        <w:t xml:space="preserve"> </w:t>
+      </w:r>
+      <w:r>
+        <w:rPr>
+          <w:rStyle w:val="StringTok"/>
+        </w:rPr>
+        <w:t xml:space="preserve">"[</w:t>
+      </w:r>
+      <w:r>
+        <w:rPr>
+          <w:rStyle w:val="VariableTok"/>
+        </w:rPr>
+        <w:t xml:space="preserve">$(</w:t>
+      </w:r>
+      <w:r>
+        <w:rPr>
+          <w:rStyle w:val="FunctionTok"/>
+        </w:rPr>
+        <w:t xml:space="preserve">date</w:t>
+      </w:r>
+      <w:r>
+        <w:rPr>
+          <w:rStyle w:val="VariableTok"/>
+        </w:rPr>
+        <w:t xml:space="preserve">)</w:t>
+      </w:r>
+      <w:r>
+        <w:rPr>
+          <w:rStyle w:val="StringTok"/>
+        </w:rPr>
+        <w:t xml:space="preserve">] Backing up database..."</w:t>
+      </w:r>
+      <w:r>
+        <w:rPr>
+          <w:rStyle w:val="NormalTok"/>
+        </w:rPr>
+        <w:t xml:space="preserve"> </w:t>
+      </w:r>
+      <w:r>
+        <w:rPr>
+          <w:rStyle w:val="OperatorTok"/>
+        </w:rPr>
+        <w:t xml:space="preserve">&gt;&gt;</w:t>
+      </w:r>
+      <w:r>
+        <w:rPr>
+          <w:rStyle w:val="NormalTok"/>
+        </w:rPr>
+        <w:t xml:space="preserve"> </w:t>
+      </w:r>
+      <w:r>
+        <w:rPr>
+          <w:rStyle w:val="StringTok"/>
+        </w:rPr>
+        <w:t xml:space="preserve">"</w:t>
+      </w:r>
+      <w:r>
+        <w:rPr>
+          <w:rStyle w:val="VariableTok"/>
+        </w:rPr>
+        <w:t xml:space="preserve">$LOG_FILE</w:t>
+      </w:r>
+      <w:r>
+        <w:rPr>
+          <w:rStyle w:val="StringTok"/>
+        </w:rPr>
+        <w:t xml:space="preserve">"</w:t>
+      </w:r>
+      <w:r>
+        <w:br/>
+      </w:r>
+      <w:r>
+        <w:rPr>
+          <w:rStyle w:val="ExtensionTok"/>
+        </w:rPr>
+        <w:t xml:space="preserve">wp</w:t>
+      </w:r>
+      <w:r>
+        <w:rPr>
+          <w:rStyle w:val="NormalTok"/>
+        </w:rPr>
+        <w:t xml:space="preserve"> </w:t>
+      </w:r>
+      <w:r>
+        <w:rPr>
+          <w:rStyle w:val="AttributeTok"/>
+        </w:rPr>
+        <w:t xml:space="preserve">--path</w:t>
+      </w:r>
+      <w:r>
+        <w:rPr>
+          <w:rStyle w:val="OperatorTok"/>
+        </w:rPr>
         <w:t xml:space="preserve">=</w:t>
       </w:r>
       <w:r>
         <w:rPr>
-          <w:rStyle w:val="NormalTok"/>
-        </w:rPr>
-        <w:t xml:space="preserve">90</w:t>
-      </w:r>
-      <w:r>
-        <w:br/>
+          <w:rStyle w:val="StringTok"/>
+        </w:rPr>
+        <w:t xml:space="preserve">"</w:t>
       </w:r>
       <w:r>
         <w:rPr>
           <w:rStyle w:val="VariableTok"/>
         </w:rPr>
-        <w:t xml:space="preserve">TIMESTAMP</w:t>
+        <w:t xml:space="preserve">$WP_ROOT</w:t>
+      </w:r>
+      <w:r>
+        <w:rPr>
+          <w:rStyle w:val="StringTok"/>
+        </w:rPr>
+        <w:t xml:space="preserve">"</w:t>
+      </w:r>
+      <w:r>
+        <w:rPr>
+          <w:rStyle w:val="NormalTok"/>
+        </w:rPr>
+        <w:t xml:space="preserve"> db export </w:t>
+      </w:r>
+      <w:r>
+        <w:rPr>
+          <w:rStyle w:val="StringTok"/>
+        </w:rPr>
+        <w:t xml:space="preserve">"</w:t>
+      </w:r>
+      <w:r>
+        <w:rPr>
+          <w:rStyle w:val="VariableTok"/>
+        </w:rPr>
+        <w:t xml:space="preserve">$BACKUP_DIR</w:t>
+      </w:r>
+      <w:r>
+        <w:rPr>
+          <w:rStyle w:val="StringTok"/>
+        </w:rPr>
+        <w:t xml:space="preserve">/db_</w:t>
+      </w:r>
+      <w:r>
+        <w:rPr>
+          <w:rStyle w:val="VariableTok"/>
+        </w:rPr>
+        <w:t xml:space="preserve">${TIMESTAMP}</w:t>
+      </w:r>
+      <w:r>
+        <w:rPr>
+          <w:rStyle w:val="StringTok"/>
+        </w:rPr>
+        <w:t xml:space="preserve">.sql"</w:t>
+      </w:r>
+      <w:r>
+        <w:rPr>
+          <w:rStyle w:val="NormalTok"/>
+        </w:rPr>
+        <w:t xml:space="preserve"> </w:t>
+      </w:r>
+      <w:r>
+        <w:rPr>
+          <w:rStyle w:val="AttributeTok"/>
+        </w:rPr>
+        <w:t xml:space="preserve">--single-transaction</w:t>
+      </w:r>
+      <w:r>
+        <w:rPr>
+          <w:rStyle w:val="NormalTok"/>
+        </w:rPr>
+        <w:t xml:space="preserve"> </w:t>
       </w:r>
       <w:r>
         <w:rPr>
           <w:rStyle w:val="OperatorTok"/>
         </w:rPr>
+        <w:t xml:space="preserve">&gt;&gt;</w:t>
+      </w:r>
+      <w:r>
+        <w:rPr>
+          <w:rStyle w:val="NormalTok"/>
+        </w:rPr>
+        <w:t xml:space="preserve"> </w:t>
+      </w:r>
+      <w:r>
+        <w:rPr>
+          <w:rStyle w:val="StringTok"/>
+        </w:rPr>
+        <w:t xml:space="preserve">"</w:t>
+      </w:r>
+      <w:r>
+        <w:rPr>
+          <w:rStyle w:val="VariableTok"/>
+        </w:rPr>
+        <w:t xml:space="preserve">$LOG_FILE</w:t>
+      </w:r>
+      <w:r>
+        <w:rPr>
+          <w:rStyle w:val="StringTok"/>
+        </w:rPr>
+        <w:t xml:space="preserve">"</w:t>
+      </w:r>
+      <w:r>
+        <w:rPr>
+          <w:rStyle w:val="NormalTok"/>
+        </w:rPr>
+        <w:t xml:space="preserve"> </w:t>
+      </w:r>
+      <w:r>
+        <w:rPr>
+          <w:rStyle w:val="DecValTok"/>
+        </w:rPr>
+        <w:t xml:space="preserve">2</w:t>
+      </w:r>
+      <w:r>
+        <w:rPr>
+          <w:rStyle w:val="OperatorTok"/>
+        </w:rPr>
+        <w:t xml:space="preserve">&gt;&amp;</w:t>
+      </w:r>
+      <w:r>
+        <w:rPr>
+          <w:rStyle w:val="DecValTok"/>
+        </w:rPr>
+        <w:t xml:space="preserve">1</w:t>
+      </w:r>
+      <w:r>
+        <w:br/>
+      </w:r>
+      <w:r>
+        <w:rPr>
+          <w:rStyle w:val="FunctionTok"/>
+        </w:rPr>
+        <w:t xml:space="preserve">gzip</w:t>
+      </w:r>
+      <w:r>
+        <w:rPr>
+          <w:rStyle w:val="NormalTok"/>
+        </w:rPr>
+        <w:t xml:space="preserve"> </w:t>
+      </w:r>
+      <w:r>
+        <w:rPr>
+          <w:rStyle w:val="StringTok"/>
+        </w:rPr>
+        <w:t xml:space="preserve">"</w:t>
+      </w:r>
+      <w:r>
+        <w:rPr>
+          <w:rStyle w:val="VariableTok"/>
+        </w:rPr>
+        <w:t xml:space="preserve">$BACKUP_DIR</w:t>
+      </w:r>
+      <w:r>
+        <w:rPr>
+          <w:rStyle w:val="StringTok"/>
+        </w:rPr>
+        <w:t xml:space="preserve">/db_</w:t>
+      </w:r>
+      <w:r>
+        <w:rPr>
+          <w:rStyle w:val="VariableTok"/>
+        </w:rPr>
+        <w:t xml:space="preserve">${TIMESTAMP}</w:t>
+      </w:r>
+      <w:r>
+        <w:rPr>
+          <w:rStyle w:val="StringTok"/>
+        </w:rPr>
+        <w:t xml:space="preserve">.sql"</w:t>
+      </w:r>
+      <w:r>
+        <w:br/>
+      </w:r>
+      <w:r>
+        <w:br/>
+      </w:r>
+      <w:r>
+        <w:rPr>
+          <w:rStyle w:val="CommentTok"/>
+        </w:rPr>
+        <w:t xml:space="preserve"># 2. WordPress files backup (excluding uploads and cache)</w:t>
+      </w:r>
+      <w:r>
+        <w:br/>
+      </w:r>
+      <w:r>
+        <w:rPr>
+          <w:rStyle w:val="BuiltInTok"/>
+        </w:rPr>
+        <w:t xml:space="preserve">echo</w:t>
+      </w:r>
+      <w:r>
+        <w:rPr>
+          <w:rStyle w:val="NormalTok"/>
+        </w:rPr>
+        <w:t xml:space="preserve"> </w:t>
+      </w:r>
+      <w:r>
+        <w:rPr>
+          <w:rStyle w:val="StringTok"/>
+        </w:rPr>
+        <w:t xml:space="preserve">"[</w:t>
+      </w:r>
+      <w:r>
+        <w:rPr>
+          <w:rStyle w:val="VariableTok"/>
+        </w:rPr>
+        <w:t xml:space="preserve">$(</w:t>
+      </w:r>
+      <w:r>
+        <w:rPr>
+          <w:rStyle w:val="FunctionTok"/>
+        </w:rPr>
+        <w:t xml:space="preserve">date</w:t>
+      </w:r>
+      <w:r>
+        <w:rPr>
+          <w:rStyle w:val="VariableTok"/>
+        </w:rPr>
+        <w:t xml:space="preserve">)</w:t>
+      </w:r>
+      <w:r>
+        <w:rPr>
+          <w:rStyle w:val="StringTok"/>
+        </w:rPr>
+        <w:t xml:space="preserve">] Backing up WordPress files..."</w:t>
+      </w:r>
+      <w:r>
+        <w:rPr>
+          <w:rStyle w:val="NormalTok"/>
+        </w:rPr>
+        <w:t xml:space="preserve"> </w:t>
+      </w:r>
+      <w:r>
+        <w:rPr>
+          <w:rStyle w:val="OperatorTok"/>
+        </w:rPr>
+        <w:t xml:space="preserve">&gt;&gt;</w:t>
+      </w:r>
+      <w:r>
+        <w:rPr>
+          <w:rStyle w:val="NormalTok"/>
+        </w:rPr>
+        <w:t xml:space="preserve"> </w:t>
+      </w:r>
+      <w:r>
+        <w:rPr>
+          <w:rStyle w:val="StringTok"/>
+        </w:rPr>
+        <w:t xml:space="preserve">"</w:t>
+      </w:r>
+      <w:r>
+        <w:rPr>
+          <w:rStyle w:val="VariableTok"/>
+        </w:rPr>
+        <w:t xml:space="preserve">$LOG_FILE</w:t>
+      </w:r>
+      <w:r>
+        <w:rPr>
+          <w:rStyle w:val="StringTok"/>
+        </w:rPr>
+        <w:t xml:space="preserve">"</w:t>
+      </w:r>
+      <w:r>
+        <w:br/>
+      </w:r>
+      <w:r>
+        <w:rPr>
+          <w:rStyle w:val="FunctionTok"/>
+        </w:rPr>
+        <w:t xml:space="preserve">tar</w:t>
+      </w:r>
+      <w:r>
+        <w:rPr>
+          <w:rStyle w:val="NormalTok"/>
+        </w:rPr>
+        <w:t xml:space="preserve"> </w:t>
+      </w:r>
+      <w:r>
+        <w:rPr>
+          <w:rStyle w:val="AttributeTok"/>
+        </w:rPr>
+        <w:t xml:space="preserve">--exclude</w:t>
+      </w:r>
+      <w:r>
+        <w:rPr>
+          <w:rStyle w:val="OperatorTok"/>
+        </w:rPr>
         <w:t xml:space="preserve">=</w:t>
       </w:r>
       <w:r>
         <w:rPr>
+          <w:rStyle w:val="StringTok"/>
+        </w:rPr>
+        <w:t xml:space="preserve">'wp-content/uploads'</w:t>
+      </w:r>
+      <w:r>
+        <w:rPr>
+          <w:rStyle w:val="NormalTok"/>
+        </w:rPr>
+        <w:t xml:space="preserve"> </w:t>
+      </w:r>
+      <w:r>
+        <w:rPr>
+          <w:rStyle w:val="AttributeTok"/>
+        </w:rPr>
+        <w:t xml:space="preserve">--exclude</w:t>
+      </w:r>
+      <w:r>
+        <w:rPr>
+          <w:rStyle w:val="OperatorTok"/>
+        </w:rPr>
+        <w:t xml:space="preserve">=</w:t>
+      </w:r>
+      <w:r>
+        <w:rPr>
+          <w:rStyle w:val="StringTok"/>
+        </w:rPr>
+        <w:t xml:space="preserve">'wp-content/cache'</w:t>
+      </w:r>
+      <w:r>
+        <w:rPr>
+          <w:rStyle w:val="NormalTok"/>
+        </w:rPr>
+        <w:t xml:space="preserve"> </w:t>
+      </w:r>
+      <w:r>
+        <w:rPr>
+          <w:rStyle w:val="DataTypeTok"/>
+        </w:rPr>
+        <w:t xml:space="preserve">\</w:t>
+      </w:r>
+      <w:r>
+        <w:br/>
+      </w:r>
+      <w:r>
+        <w:rPr>
+          <w:rStyle w:val="NormalTok"/>
+        </w:rPr>
+        <w:t xml:space="preserve">    </w:t>
+      </w:r>
+      <w:r>
+        <w:rPr>
+          <w:rStyle w:val="AttributeTok"/>
+        </w:rPr>
+        <w:t xml:space="preserve">--exclude</w:t>
+      </w:r>
+      <w:r>
+        <w:rPr>
+          <w:rStyle w:val="OperatorTok"/>
+        </w:rPr>
+        <w:t xml:space="preserve">=</w:t>
+      </w:r>
+      <w:r>
+        <w:rPr>
+          <w:rStyle w:val="StringTok"/>
+        </w:rPr>
+        <w:t xml:space="preserve">'.git'</w:t>
+      </w:r>
+      <w:r>
+        <w:rPr>
+          <w:rStyle w:val="NormalTok"/>
+        </w:rPr>
+        <w:t xml:space="preserve"> </w:t>
+      </w:r>
+      <w:r>
+        <w:rPr>
+          <w:rStyle w:val="AttributeTok"/>
+        </w:rPr>
+        <w:t xml:space="preserve">--exclude</w:t>
+      </w:r>
+      <w:r>
+        <w:rPr>
+          <w:rStyle w:val="OperatorTok"/>
+        </w:rPr>
+        <w:t xml:space="preserve">=</w:t>
+      </w:r>
+      <w:r>
+        <w:rPr>
+          <w:rStyle w:val="StringTok"/>
+        </w:rPr>
+        <w:t xml:space="preserve">'node_modules'</w:t>
+      </w:r>
+      <w:r>
+        <w:rPr>
+          <w:rStyle w:val="NormalTok"/>
+        </w:rPr>
+        <w:t xml:space="preserve"> </w:t>
+      </w:r>
+      <w:r>
+        <w:rPr>
+          <w:rStyle w:val="DataTypeTok"/>
+        </w:rPr>
+        <w:t xml:space="preserve">\</w:t>
+      </w:r>
+      <w:r>
+        <w:br/>
+      </w:r>
+      <w:r>
+        <w:rPr>
+          <w:rStyle w:val="NormalTok"/>
+        </w:rPr>
+        <w:t xml:space="preserve">    </w:t>
+      </w:r>
+      <w:r>
+        <w:rPr>
+          <w:rStyle w:val="AttributeTok"/>
+        </w:rPr>
+        <w:t xml:space="preserve">-czf</w:t>
+      </w:r>
+      <w:r>
+        <w:rPr>
+          <w:rStyle w:val="NormalTok"/>
+        </w:rPr>
+        <w:t xml:space="preserve"> </w:t>
+      </w:r>
+      <w:r>
+        <w:rPr>
+          <w:rStyle w:val="StringTok"/>
+        </w:rPr>
+        <w:t xml:space="preserve">"</w:t>
+      </w:r>
+      <w:r>
+        <w:rPr>
           <w:rStyle w:val="VariableTok"/>
         </w:rPr>
+        <w:t xml:space="preserve">$BACKUP_DIR</w:t>
+      </w:r>
+      <w:r>
+        <w:rPr>
+          <w:rStyle w:val="StringTok"/>
+        </w:rPr>
+        <w:t xml:space="preserve">/wordpress_</w:t>
+      </w:r>
+      <w:r>
+        <w:rPr>
+          <w:rStyle w:val="VariableTok"/>
+        </w:rPr>
+        <w:t xml:space="preserve">${TIMESTAMP}</w:t>
+      </w:r>
+      <w:r>
+        <w:rPr>
+          <w:rStyle w:val="StringTok"/>
+        </w:rPr>
+        <w:t xml:space="preserve">.tar.gz"</w:t>
+      </w:r>
+      <w:r>
+        <w:rPr>
+          <w:rStyle w:val="NormalTok"/>
+        </w:rPr>
+        <w:t xml:space="preserve"> </w:t>
+      </w:r>
+      <w:r>
+        <w:rPr>
+          <w:rStyle w:val="DataTypeTok"/>
+        </w:rPr>
+        <w:t xml:space="preserve">\</w:t>
+      </w:r>
+      <w:r>
+        <w:br/>
+      </w:r>
+      <w:r>
+        <w:rPr>
+          <w:rStyle w:val="NormalTok"/>
+        </w:rPr>
+        <w:t xml:space="preserve">    /home/wordpress/public_html </w:t>
+      </w:r>
+      <w:r>
+        <w:rPr>
+          <w:rStyle w:val="OperatorTok"/>
+        </w:rPr>
+        <w:t xml:space="preserve">&gt;&gt;</w:t>
+      </w:r>
+      <w:r>
+        <w:rPr>
+          <w:rStyle w:val="NormalTok"/>
+        </w:rPr>
+        <w:t xml:space="preserve"> </w:t>
+      </w:r>
+      <w:r>
+        <w:rPr>
+          <w:rStyle w:val="StringTok"/>
+        </w:rPr>
+        <w:t xml:space="preserve">"</w:t>
+      </w:r>
+      <w:r>
+        <w:rPr>
+          <w:rStyle w:val="VariableTok"/>
+        </w:rPr>
+        <w:t xml:space="preserve">$LOG_FILE</w:t>
+      </w:r>
+      <w:r>
+        <w:rPr>
+          <w:rStyle w:val="StringTok"/>
+        </w:rPr>
+        <w:t xml:space="preserve">"</w:t>
+      </w:r>
+      <w:r>
+        <w:rPr>
+          <w:rStyle w:val="NormalTok"/>
+        </w:rPr>
+        <w:t xml:space="preserve"> </w:t>
+      </w:r>
+      <w:r>
+        <w:rPr>
+          <w:rStyle w:val="DecValTok"/>
+        </w:rPr>
+        <w:t xml:space="preserve">2</w:t>
+      </w:r>
+      <w:r>
+        <w:rPr>
+          <w:rStyle w:val="OperatorTok"/>
+        </w:rPr>
+        <w:t xml:space="preserve">&gt;&amp;</w:t>
+      </w:r>
+      <w:r>
+        <w:rPr>
+          <w:rStyle w:val="DecValTok"/>
+        </w:rPr>
+        <w:t xml:space="preserve">1</w:t>
+      </w:r>
+      <w:r>
+        <w:br/>
+      </w:r>
+      <w:r>
+        <w:br/>
+      </w:r>
+      <w:r>
+        <w:rPr>
+          <w:rStyle w:val="CommentTok"/>
+        </w:rPr>
+        <w:t xml:space="preserve"># 3. Uploads directory backup</w:t>
+      </w:r>
+      <w:r>
+        <w:br/>
+      </w:r>
+      <w:r>
+        <w:rPr>
+          <w:rStyle w:val="BuiltInTok"/>
+        </w:rPr>
+        <w:t xml:space="preserve">echo</w:t>
+      </w:r>
+      <w:r>
+        <w:rPr>
+          <w:rStyle w:val="NormalTok"/>
+        </w:rPr>
+        <w:t xml:space="preserve"> </w:t>
+      </w:r>
+      <w:r>
+        <w:rPr>
+          <w:rStyle w:val="StringTok"/>
+        </w:rPr>
+        <w:t xml:space="preserve">"[</w:t>
+      </w:r>
+      <w:r>
+        <w:rPr>
+          <w:rStyle w:val="VariableTok"/>
+        </w:rPr>
         <w:t xml:space="preserve">$(</w:t>
       </w:r>
       <w:r>
@@ -18980,36 +20771,183 @@
       </w:r>
       <w:r>
         <w:rPr>
-          <w:rStyle w:val="NormalTok"/>
-        </w:rPr>
-        <w:t xml:space="preserve"> +%Y%m%d_%H%M%S</w:t>
-      </w:r>
-      <w:r>
-        <w:rPr>
           <w:rStyle w:val="VariableTok"/>
         </w:rPr>
         <w:t xml:space="preserve">)</w:t>
       </w:r>
       <w:r>
-        <w:br/>
+        <w:rPr>
+          <w:rStyle w:val="StringTok"/>
+        </w:rPr>
+        <w:t xml:space="preserve">] Backing up uploads..."</w:t>
+      </w:r>
+      <w:r>
+        <w:rPr>
+          <w:rStyle w:val="NormalTok"/>
+        </w:rPr>
+        <w:t xml:space="preserve"> </w:t>
+      </w:r>
+      <w:r>
+        <w:rPr>
+          <w:rStyle w:val="OperatorTok"/>
+        </w:rPr>
+        <w:t xml:space="preserve">&gt;&gt;</w:t>
+      </w:r>
+      <w:r>
+        <w:rPr>
+          <w:rStyle w:val="NormalTok"/>
+        </w:rPr>
+        <w:t xml:space="preserve"> </w:t>
+      </w:r>
+      <w:r>
+        <w:rPr>
+          <w:rStyle w:val="StringTok"/>
+        </w:rPr>
+        <w:t xml:space="preserve">"</w:t>
       </w:r>
       <w:r>
         <w:rPr>
           <w:rStyle w:val="VariableTok"/>
         </w:rPr>
-        <w:t xml:space="preserve">LOG_FILE</w:t>
+        <w:t xml:space="preserve">$LOG_FILE</w:t>
+      </w:r>
+      <w:r>
+        <w:rPr>
+          <w:rStyle w:val="StringTok"/>
+        </w:rPr>
+        <w:t xml:space="preserve">"</w:t>
+      </w:r>
+      <w:r>
+        <w:br/>
+      </w:r>
+      <w:r>
+        <w:rPr>
+          <w:rStyle w:val="FunctionTok"/>
+        </w:rPr>
+        <w:t xml:space="preserve">tar</w:t>
+      </w:r>
+      <w:r>
+        <w:rPr>
+          <w:rStyle w:val="NormalTok"/>
+        </w:rPr>
+        <w:t xml:space="preserve"> </w:t>
+      </w:r>
+      <w:r>
+        <w:rPr>
+          <w:rStyle w:val="AttributeTok"/>
+        </w:rPr>
+        <w:t xml:space="preserve">-czf</w:t>
+      </w:r>
+      <w:r>
+        <w:rPr>
+          <w:rStyle w:val="NormalTok"/>
+        </w:rPr>
+        <w:t xml:space="preserve"> </w:t>
+      </w:r>
+      <w:r>
+        <w:rPr>
+          <w:rStyle w:val="StringTok"/>
+        </w:rPr>
+        <w:t xml:space="preserve">"</w:t>
+      </w:r>
+      <w:r>
+        <w:rPr>
+          <w:rStyle w:val="VariableTok"/>
+        </w:rPr>
+        <w:t xml:space="preserve">$BACKUP_DIR</w:t>
+      </w:r>
+      <w:r>
+        <w:rPr>
+          <w:rStyle w:val="StringTok"/>
+        </w:rPr>
+        <w:t xml:space="preserve">/uploads_</w:t>
+      </w:r>
+      <w:r>
+        <w:rPr>
+          <w:rStyle w:val="VariableTok"/>
+        </w:rPr>
+        <w:t xml:space="preserve">${TIMESTAMP}</w:t>
+      </w:r>
+      <w:r>
+        <w:rPr>
+          <w:rStyle w:val="StringTok"/>
+        </w:rPr>
+        <w:t xml:space="preserve">.tar.gz"</w:t>
+      </w:r>
+      <w:r>
+        <w:rPr>
+          <w:rStyle w:val="NormalTok"/>
+        </w:rPr>
+        <w:t xml:space="preserve"> </w:t>
+      </w:r>
+      <w:r>
+        <w:rPr>
+          <w:rStyle w:val="DataTypeTok"/>
+        </w:rPr>
+        <w:t xml:space="preserve">\</w:t>
+      </w:r>
+      <w:r>
+        <w:br/>
+      </w:r>
+      <w:r>
+        <w:rPr>
+          <w:rStyle w:val="NormalTok"/>
+        </w:rPr>
+        <w:t xml:space="preserve">    /home/wordpress/public_html/wp-content/uploads </w:t>
       </w:r>
       <w:r>
         <w:rPr>
           <w:rStyle w:val="OperatorTok"/>
         </w:rPr>
-        <w:t xml:space="preserve">=</w:t>
+        <w:t xml:space="preserve">&gt;&gt;</w:t>
+      </w:r>
+      <w:r>
+        <w:rPr>
+          <w:rStyle w:val="NormalTok"/>
+        </w:rPr>
+        <w:t xml:space="preserve"> </w:t>
       </w:r>
       <w:r>
         <w:rPr>
           <w:rStyle w:val="StringTok"/>
         </w:rPr>
-        <w:t xml:space="preserve">"/var/log/wordpress-backup.log"</w:t>
+        <w:t xml:space="preserve">"</w:t>
+      </w:r>
+      <w:r>
+        <w:rPr>
+          <w:rStyle w:val="VariableTok"/>
+        </w:rPr>
+        <w:t xml:space="preserve">$LOG_FILE</w:t>
+      </w:r>
+      <w:r>
+        <w:rPr>
+          <w:rStyle w:val="StringTok"/>
+        </w:rPr>
+        <w:t xml:space="preserve">"</w:t>
+      </w:r>
+      <w:r>
+        <w:rPr>
+          <w:rStyle w:val="NormalTok"/>
+        </w:rPr>
+        <w:t xml:space="preserve"> </w:t>
+      </w:r>
+      <w:r>
+        <w:rPr>
+          <w:rStyle w:val="DecValTok"/>
+        </w:rPr>
+        <w:t xml:space="preserve">2</w:t>
+      </w:r>
+      <w:r>
+        <w:rPr>
+          <w:rStyle w:val="OperatorTok"/>
+        </w:rPr>
+        <w:t xml:space="preserve">&gt;&amp;</w:t>
+      </w:r>
+      <w:r>
+        <w:rPr>
+          <w:rStyle w:val="DecValTok"/>
+        </w:rPr>
+        <w:t xml:space="preserve">1</w:t>
       </w:r>
       <w:r>
         <w:br/>
@@ -19021,100 +20959,304 @@
         <w:rPr>
           <w:rStyle w:val="CommentTok"/>
         </w:rPr>
-        <w:t xml:space="preserve"># Create backup directory if it doesn't exist</w:t>
-      </w:r>
-      <w:r>
-        <w:br/>
+        <w:t xml:space="preserve"># 4. Upload to remote storage (example using AWS S3)</w:t>
+      </w:r>
+      <w:r>
+        <w:br/>
+      </w:r>
+      <w:r>
+        <w:rPr>
+          <w:rStyle w:val="CommentTok"/>
+        </w:rPr>
+        <w:t xml:space="preserve"># Bucket policy and credentials should enforce encryption and prevent routine</w:t>
+      </w:r>
+      <w:r>
+        <w:br/>
+      </w:r>
+      <w:r>
+        <w:rPr>
+          <w:rStyle w:val="CommentTok"/>
+        </w:rPr>
+        <w:t xml:space="preserve"># browse/delete access from the production host.</w:t>
+      </w:r>
+      <w:r>
+        <w:br/>
+      </w:r>
+      <w:r>
+        <w:rPr>
+          <w:rStyle w:val="BuiltInTok"/>
+        </w:rPr>
+        <w:t xml:space="preserve">echo</w:t>
+      </w:r>
+      <w:r>
+        <w:rPr>
+          <w:rStyle w:val="NormalTok"/>
+        </w:rPr>
+        <w:t xml:space="preserve"> </w:t>
+      </w:r>
+      <w:r>
+        <w:rPr>
+          <w:rStyle w:val="StringTok"/>
+        </w:rPr>
+        <w:t xml:space="preserve">"[</w:t>
+      </w:r>
+      <w:r>
+        <w:rPr>
+          <w:rStyle w:val="VariableTok"/>
+        </w:rPr>
+        <w:t xml:space="preserve">$(</w:t>
       </w:r>
       <w:r>
         <w:rPr>
           <w:rStyle w:val="FunctionTok"/>
         </w:rPr>
-        <w:t xml:space="preserve">mkdir</w:t>
-      </w:r>
-      <w:r>
-        <w:rPr>
-          <w:rStyle w:val="NormalTok"/>
-        </w:rPr>
-        <w:t xml:space="preserve"> </w:t>
-      </w:r>
-      <w:r>
-        <w:rPr>
-          <w:rStyle w:val="AttributeTok"/>
-        </w:rPr>
-        <w:t xml:space="preserve">-p</w:t>
-      </w:r>
-      <w:r>
-        <w:rPr>
-          <w:rStyle w:val="NormalTok"/>
-        </w:rPr>
-        <w:t xml:space="preserve"> </w:t>
+        <w:t xml:space="preserve">date</w:t>
+      </w:r>
+      <w:r>
+        <w:rPr>
+          <w:rStyle w:val="VariableTok"/>
+        </w:rPr>
+        <w:t xml:space="preserve">)</w:t>
       </w:r>
       <w:r>
         <w:rPr>
           <w:rStyle w:val="StringTok"/>
         </w:rPr>
+        <w:t xml:space="preserve">] Uploading to S3..."</w:t>
+      </w:r>
+      <w:r>
+        <w:rPr>
+          <w:rStyle w:val="NormalTok"/>
+        </w:rPr>
+        <w:t xml:space="preserve"> </w:t>
+      </w:r>
+      <w:r>
+        <w:rPr>
+          <w:rStyle w:val="OperatorTok"/>
+        </w:rPr>
+        <w:t xml:space="preserve">&gt;&gt;</w:t>
+      </w:r>
+      <w:r>
+        <w:rPr>
+          <w:rStyle w:val="NormalTok"/>
+        </w:rPr>
+        <w:t xml:space="preserve"> </w:t>
+      </w:r>
+      <w:r>
+        <w:rPr>
+          <w:rStyle w:val="StringTok"/>
+        </w:rPr>
         <w:t xml:space="preserve">"</w:t>
       </w:r>
       <w:r>
         <w:rPr>
           <w:rStyle w:val="VariableTok"/>
         </w:rPr>
+        <w:t xml:space="preserve">$LOG_FILE</w:t>
+      </w:r>
+      <w:r>
+        <w:rPr>
+          <w:rStyle w:val="StringTok"/>
+        </w:rPr>
+        <w:t xml:space="preserve">"</w:t>
+      </w:r>
+      <w:r>
+        <w:br/>
+      </w:r>
+      <w:r>
+        <w:rPr>
+          <w:rStyle w:val="ExtensionTok"/>
+        </w:rPr>
+        <w:t xml:space="preserve">aws</w:t>
+      </w:r>
+      <w:r>
+        <w:rPr>
+          <w:rStyle w:val="NormalTok"/>
+        </w:rPr>
+        <w:t xml:space="preserve"> s3 cp </w:t>
+      </w:r>
+      <w:r>
+        <w:rPr>
+          <w:rStyle w:val="StringTok"/>
+        </w:rPr>
+        <w:t xml:space="preserve">"</w:t>
+      </w:r>
+      <w:r>
+        <w:rPr>
+          <w:rStyle w:val="VariableTok"/>
+        </w:rPr>
         <w:t xml:space="preserve">$BACKUP_DIR</w:t>
       </w:r>
       <w:r>
         <w:rPr>
           <w:rStyle w:val="StringTok"/>
         </w:rPr>
+        <w:t xml:space="preserve">/db_</w:t>
+      </w:r>
+      <w:r>
+        <w:rPr>
+          <w:rStyle w:val="VariableTok"/>
+        </w:rPr>
+        <w:t xml:space="preserve">${TIMESTAMP}</w:t>
+      </w:r>
+      <w:r>
+        <w:rPr>
+          <w:rStyle w:val="StringTok"/>
+        </w:rPr>
+        <w:t xml:space="preserve">.sql.gz"</w:t>
+      </w:r>
+      <w:r>
+        <w:rPr>
+          <w:rStyle w:val="NormalTok"/>
+        </w:rPr>
+        <w:t xml:space="preserve"> </w:t>
+      </w:r>
+      <w:r>
+        <w:rPr>
+          <w:rStyle w:val="StringTok"/>
+        </w:rPr>
         <w:t xml:space="preserve">"</w:t>
       </w:r>
       <w:r>
-        <w:br/>
-      </w:r>
-      <w:r>
-        <w:br/>
-      </w:r>
-      <w:r>
-        <w:rPr>
-          <w:rStyle w:val="BuiltInTok"/>
-        </w:rPr>
-        <w:t xml:space="preserve">echo</w:t>
-      </w:r>
-      <w:r>
-        <w:rPr>
-          <w:rStyle w:val="NormalTok"/>
-        </w:rPr>
-        <w:t xml:space="preserve"> </w:t>
+        <w:rPr>
+          <w:rStyle w:val="VariableTok"/>
+        </w:rPr>
+        <w:t xml:space="preserve">$REMOTE_URI</w:t>
       </w:r>
       <w:r>
         <w:rPr>
           <w:rStyle w:val="StringTok"/>
         </w:rPr>
-        <w:t xml:space="preserve">"[</w:t>
+        <w:t xml:space="preserve">"</w:t>
+      </w:r>
+      <w:r>
+        <w:rPr>
+          <w:rStyle w:val="NormalTok"/>
+        </w:rPr>
+        <w:t xml:space="preserve"> </w:t>
+      </w:r>
+      <w:r>
+        <w:rPr>
+          <w:rStyle w:val="OperatorTok"/>
+        </w:rPr>
+        <w:t xml:space="preserve">&gt;&gt;</w:t>
+      </w:r>
+      <w:r>
+        <w:rPr>
+          <w:rStyle w:val="NormalTok"/>
+        </w:rPr>
+        <w:t xml:space="preserve"> </w:t>
+      </w:r>
+      <w:r>
+        <w:rPr>
+          <w:rStyle w:val="StringTok"/>
+        </w:rPr>
+        <w:t xml:space="preserve">"</w:t>
       </w:r>
       <w:r>
         <w:rPr>
           <w:rStyle w:val="VariableTok"/>
         </w:rPr>
-        <w:t xml:space="preserve">$(</w:t>
-      </w:r>
-      <w:r>
-        <w:rPr>
-          <w:rStyle w:val="FunctionTok"/>
-        </w:rPr>
-        <w:t xml:space="preserve">date</w:t>
+        <w:t xml:space="preserve">$LOG_FILE</w:t>
+      </w:r>
+      <w:r>
+        <w:rPr>
+          <w:rStyle w:val="StringTok"/>
+        </w:rPr>
+        <w:t xml:space="preserve">"</w:t>
+      </w:r>
+      <w:r>
+        <w:rPr>
+          <w:rStyle w:val="NormalTok"/>
+        </w:rPr>
+        <w:t xml:space="preserve"> </w:t>
+      </w:r>
+      <w:r>
+        <w:rPr>
+          <w:rStyle w:val="DecValTok"/>
+        </w:rPr>
+        <w:t xml:space="preserve">2</w:t>
+      </w:r>
+      <w:r>
+        <w:rPr>
+          <w:rStyle w:val="OperatorTok"/>
+        </w:rPr>
+        <w:t xml:space="preserve">&gt;&amp;</w:t>
+      </w:r>
+      <w:r>
+        <w:rPr>
+          <w:rStyle w:val="DecValTok"/>
+        </w:rPr>
+        <w:t xml:space="preserve">1</w:t>
+      </w:r>
+      <w:r>
+        <w:br/>
+      </w:r>
+      <w:r>
+        <w:rPr>
+          <w:rStyle w:val="ExtensionTok"/>
+        </w:rPr>
+        <w:t xml:space="preserve">aws</w:t>
+      </w:r>
+      <w:r>
+        <w:rPr>
+          <w:rStyle w:val="NormalTok"/>
+        </w:rPr>
+        <w:t xml:space="preserve"> s3 cp </w:t>
+      </w:r>
+      <w:r>
+        <w:rPr>
+          <w:rStyle w:val="StringTok"/>
+        </w:rPr>
+        <w:t xml:space="preserve">"</w:t>
       </w:r>
       <w:r>
         <w:rPr>
           <w:rStyle w:val="VariableTok"/>
         </w:rPr>
-        <w:t xml:space="preserve">)</w:t>
+        <w:t xml:space="preserve">$BACKUP_DIR</w:t>
       </w:r>
       <w:r>
         <w:rPr>
           <w:rStyle w:val="StringTok"/>
         </w:rPr>
-        <w:t xml:space="preserve">] Starting WordPress backup..."</w:t>
+        <w:t xml:space="preserve">/wordpress_</w:t>
+      </w:r>
+      <w:r>
+        <w:rPr>
+          <w:rStyle w:val="VariableTok"/>
+        </w:rPr>
+        <w:t xml:space="preserve">${TIMESTAMP}</w:t>
+      </w:r>
+      <w:r>
+        <w:rPr>
+          <w:rStyle w:val="StringTok"/>
+        </w:rPr>
+        <w:t xml:space="preserve">.tar.gz"</w:t>
+      </w:r>
+      <w:r>
+        <w:rPr>
+          <w:rStyle w:val="NormalTok"/>
+        </w:rPr>
+        <w:t xml:space="preserve"> </w:t>
+      </w:r>
+      <w:r>
+        <w:rPr>
+          <w:rStyle w:val="StringTok"/>
+        </w:rPr>
+        <w:t xml:space="preserve">"</w:t>
+      </w:r>
+      <w:r>
+        <w:rPr>
+          <w:rStyle w:val="VariableTok"/>
+        </w:rPr>
+        <w:t xml:space="preserve">$REMOTE_URI</w:t>
+      </w:r>
+      <w:r>
+        <w:rPr>
+          <w:rStyle w:val="StringTok"/>
+        </w:rPr>
+        <w:t xml:space="preserve">"</w:t>
       </w:r>
       <w:r>
         <w:rPr>
@@ -19153,73 +21295,73 @@
         <w:t xml:space="preserve">"</w:t>
       </w:r>
       <w:r>
-        <w:br/>
-      </w:r>
-      <w:r>
-        <w:br/>
-      </w:r>
-      <w:r>
-        <w:rPr>
-          <w:rStyle w:val="CommentTok"/>
-        </w:rPr>
-        <w:t xml:space="preserve"># 1. Database backup</w:t>
-      </w:r>
-      <w:r>
-        <w:br/>
-      </w:r>
-      <w:r>
-        <w:rPr>
-          <w:rStyle w:val="BuiltInTok"/>
-        </w:rPr>
-        <w:t xml:space="preserve">echo</w:t>
-      </w:r>
-      <w:r>
-        <w:rPr>
-          <w:rStyle w:val="NormalTok"/>
-        </w:rPr>
-        <w:t xml:space="preserve"> </w:t>
+        <w:rPr>
+          <w:rStyle w:val="NormalTok"/>
+        </w:rPr>
+        <w:t xml:space="preserve"> </w:t>
+      </w:r>
+      <w:r>
+        <w:rPr>
+          <w:rStyle w:val="DecValTok"/>
+        </w:rPr>
+        <w:t xml:space="preserve">2</w:t>
+      </w:r>
+      <w:r>
+        <w:rPr>
+          <w:rStyle w:val="OperatorTok"/>
+        </w:rPr>
+        <w:t xml:space="preserve">&gt;&amp;</w:t>
+      </w:r>
+      <w:r>
+        <w:rPr>
+          <w:rStyle w:val="DecValTok"/>
+        </w:rPr>
+        <w:t xml:space="preserve">1</w:t>
+      </w:r>
+      <w:r>
+        <w:br/>
+      </w:r>
+      <w:r>
+        <w:rPr>
+          <w:rStyle w:val="ExtensionTok"/>
+        </w:rPr>
+        <w:t xml:space="preserve">aws</w:t>
+      </w:r>
+      <w:r>
+        <w:rPr>
+          <w:rStyle w:val="NormalTok"/>
+        </w:rPr>
+        <w:t xml:space="preserve"> s3 cp </w:t>
       </w:r>
       <w:r>
         <w:rPr>
           <w:rStyle w:val="StringTok"/>
         </w:rPr>
-        <w:t xml:space="preserve">"[</w:t>
+        <w:t xml:space="preserve">"</w:t>
       </w:r>
       <w:r>
         <w:rPr>
           <w:rStyle w:val="VariableTok"/>
         </w:rPr>
-        <w:t xml:space="preserve">$(</w:t>
-      </w:r>
-      <w:r>
-        <w:rPr>
-          <w:rStyle w:val="FunctionTok"/>
-        </w:rPr>
-        <w:t xml:space="preserve">date</w:t>
+        <w:t xml:space="preserve">$BACKUP_DIR</w:t>
+      </w:r>
+      <w:r>
+        <w:rPr>
+          <w:rStyle w:val="StringTok"/>
+        </w:rPr>
+        <w:t xml:space="preserve">/uploads_</w:t>
       </w:r>
       <w:r>
         <w:rPr>
           <w:rStyle w:val="VariableTok"/>
         </w:rPr>
-        <w:t xml:space="preserve">)</w:t>
+        <w:t xml:space="preserve">${TIMESTAMP}</w:t>
       </w:r>
       <w:r>
         <w:rPr>
           <w:rStyle w:val="StringTok"/>
         </w:rPr>
-        <w:t xml:space="preserve">] Backing up database..."</w:t>
-      </w:r>
-      <w:r>
-        <w:rPr>
-          <w:rStyle w:val="NormalTok"/>
-        </w:rPr>
-        <w:t xml:space="preserve"> </w:t>
-      </w:r>
-      <w:r>
-        <w:rPr>
-          <w:rStyle w:val="OperatorTok"/>
-        </w:rPr>
-        <w:t xml:space="preserve">&gt;&gt;</w:t>
+        <w:t xml:space="preserve">.tar.gz"</w:t>
       </w:r>
       <w:r>
         <w:rPr>
@@ -19237,1012 +21379,13 @@
         <w:rPr>
           <w:rStyle w:val="VariableTok"/>
         </w:rPr>
-        <w:t xml:space="preserve">$LOG_FILE</w:t>
+        <w:t xml:space="preserve">$REMOTE_URI</w:t>
       </w:r>
       <w:r>
         <w:rPr>
           <w:rStyle w:val="StringTok"/>
         </w:rPr>
         <w:t xml:space="preserve">"</w:t>
-      </w:r>
-      <w:r>
-        <w:br/>
-      </w:r>
-      <w:r>
-        <w:rPr>
-          <w:rStyle w:val="ExtensionTok"/>
-        </w:rPr>
-        <w:t xml:space="preserve">wp</w:t>
-      </w:r>
-      <w:r>
-        <w:rPr>
-          <w:rStyle w:val="NormalTok"/>
-        </w:rPr>
-        <w:t xml:space="preserve"> db export </w:t>
-      </w:r>
-      <w:r>
-        <w:rPr>
-          <w:rStyle w:val="StringTok"/>
-        </w:rPr>
-        <w:t xml:space="preserve">"</w:t>
-      </w:r>
-      <w:r>
-        <w:rPr>
-          <w:rStyle w:val="VariableTok"/>
-        </w:rPr>
-        <w:t xml:space="preserve">$BACKUP_DIR</w:t>
-      </w:r>
-      <w:r>
-        <w:rPr>
-          <w:rStyle w:val="StringTok"/>
-        </w:rPr>
-        <w:t xml:space="preserve">/db_</w:t>
-      </w:r>
-      <w:r>
-        <w:rPr>
-          <w:rStyle w:val="VariableTok"/>
-        </w:rPr>
-        <w:t xml:space="preserve">${TIMESTAMP}</w:t>
-      </w:r>
-      <w:r>
-        <w:rPr>
-          <w:rStyle w:val="StringTok"/>
-        </w:rPr>
-        <w:t xml:space="preserve">.sql"</w:t>
-      </w:r>
-      <w:r>
-        <w:rPr>
-          <w:rStyle w:val="NormalTok"/>
-        </w:rPr>
-        <w:t xml:space="preserve"> </w:t>
-      </w:r>
-      <w:r>
-        <w:rPr>
-          <w:rStyle w:val="AttributeTok"/>
-        </w:rPr>
-        <w:t xml:space="preserve">--single-transaction</w:t>
-      </w:r>
-      <w:r>
-        <w:rPr>
-          <w:rStyle w:val="NormalTok"/>
-        </w:rPr>
-        <w:t xml:space="preserve"> </w:t>
-      </w:r>
-      <w:r>
-        <w:rPr>
-          <w:rStyle w:val="OperatorTok"/>
-        </w:rPr>
-        <w:t xml:space="preserve">&gt;&gt;</w:t>
-      </w:r>
-      <w:r>
-        <w:rPr>
-          <w:rStyle w:val="NormalTok"/>
-        </w:rPr>
-        <w:t xml:space="preserve"> </w:t>
-      </w:r>
-      <w:r>
-        <w:rPr>
-          <w:rStyle w:val="StringTok"/>
-        </w:rPr>
-        <w:t xml:space="preserve">"</w:t>
-      </w:r>
-      <w:r>
-        <w:rPr>
-          <w:rStyle w:val="VariableTok"/>
-        </w:rPr>
-        <w:t xml:space="preserve">$LOG_FILE</w:t>
-      </w:r>
-      <w:r>
-        <w:rPr>
-          <w:rStyle w:val="StringTok"/>
-        </w:rPr>
-        <w:t xml:space="preserve">"</w:t>
-      </w:r>
-      <w:r>
-        <w:rPr>
-          <w:rStyle w:val="NormalTok"/>
-        </w:rPr>
-        <w:t xml:space="preserve"> </w:t>
-      </w:r>
-      <w:r>
-        <w:rPr>
-          <w:rStyle w:val="DecValTok"/>
-        </w:rPr>
-        <w:t xml:space="preserve">2</w:t>
-      </w:r>
-      <w:r>
-        <w:rPr>
-          <w:rStyle w:val="OperatorTok"/>
-        </w:rPr>
-        <w:t xml:space="preserve">&gt;&amp;</w:t>
-      </w:r>
-      <w:r>
-        <w:rPr>
-          <w:rStyle w:val="DecValTok"/>
-        </w:rPr>
-        <w:t xml:space="preserve">1</w:t>
-      </w:r>
-      <w:r>
-        <w:br/>
-      </w:r>
-      <w:r>
-        <w:rPr>
-          <w:rStyle w:val="FunctionTok"/>
-        </w:rPr>
-        <w:t xml:space="preserve">gzip</w:t>
-      </w:r>
-      <w:r>
-        <w:rPr>
-          <w:rStyle w:val="NormalTok"/>
-        </w:rPr>
-        <w:t xml:space="preserve"> </w:t>
-      </w:r>
-      <w:r>
-        <w:rPr>
-          <w:rStyle w:val="StringTok"/>
-        </w:rPr>
-        <w:t xml:space="preserve">"</w:t>
-      </w:r>
-      <w:r>
-        <w:rPr>
-          <w:rStyle w:val="VariableTok"/>
-        </w:rPr>
-        <w:t xml:space="preserve">$BACKUP_DIR</w:t>
-      </w:r>
-      <w:r>
-        <w:rPr>
-          <w:rStyle w:val="StringTok"/>
-        </w:rPr>
-        <w:t xml:space="preserve">/db_</w:t>
-      </w:r>
-      <w:r>
-        <w:rPr>
-          <w:rStyle w:val="VariableTok"/>
-        </w:rPr>
-        <w:t xml:space="preserve">${TIMESTAMP}</w:t>
-      </w:r>
-      <w:r>
-        <w:rPr>
-          <w:rStyle w:val="StringTok"/>
-        </w:rPr>
-        <w:t xml:space="preserve">.sql"</w:t>
-      </w:r>
-      <w:r>
-        <w:br/>
-      </w:r>
-      <w:r>
-        <w:br/>
-      </w:r>
-      <w:r>
-        <w:rPr>
-          <w:rStyle w:val="CommentTok"/>
-        </w:rPr>
-        <w:t xml:space="preserve"># 2. WordPress files backup (excluding uploads and cache)</w:t>
-      </w:r>
-      <w:r>
-        <w:br/>
-      </w:r>
-      <w:r>
-        <w:rPr>
-          <w:rStyle w:val="BuiltInTok"/>
-        </w:rPr>
-        <w:t xml:space="preserve">echo</w:t>
-      </w:r>
-      <w:r>
-        <w:rPr>
-          <w:rStyle w:val="NormalTok"/>
-        </w:rPr>
-        <w:t xml:space="preserve"> </w:t>
-      </w:r>
-      <w:r>
-        <w:rPr>
-          <w:rStyle w:val="StringTok"/>
-        </w:rPr>
-        <w:t xml:space="preserve">"[</w:t>
-      </w:r>
-      <w:r>
-        <w:rPr>
-          <w:rStyle w:val="VariableTok"/>
-        </w:rPr>
-        <w:t xml:space="preserve">$(</w:t>
-      </w:r>
-      <w:r>
-        <w:rPr>
-          <w:rStyle w:val="FunctionTok"/>
-        </w:rPr>
-        <w:t xml:space="preserve">date</w:t>
-      </w:r>
-      <w:r>
-        <w:rPr>
-          <w:rStyle w:val="VariableTok"/>
-        </w:rPr>
-        <w:t xml:space="preserve">)</w:t>
-      </w:r>
-      <w:r>
-        <w:rPr>
-          <w:rStyle w:val="StringTok"/>
-        </w:rPr>
-        <w:t xml:space="preserve">] Backing up WordPress files..."</w:t>
-      </w:r>
-      <w:r>
-        <w:rPr>
-          <w:rStyle w:val="NormalTok"/>
-        </w:rPr>
-        <w:t xml:space="preserve"> </w:t>
-      </w:r>
-      <w:r>
-        <w:rPr>
-          <w:rStyle w:val="OperatorTok"/>
-        </w:rPr>
-        <w:t xml:space="preserve">&gt;&gt;</w:t>
-      </w:r>
-      <w:r>
-        <w:rPr>
-          <w:rStyle w:val="NormalTok"/>
-        </w:rPr>
-        <w:t xml:space="preserve"> </w:t>
-      </w:r>
-      <w:r>
-        <w:rPr>
-          <w:rStyle w:val="StringTok"/>
-        </w:rPr>
-        <w:t xml:space="preserve">"</w:t>
-      </w:r>
-      <w:r>
-        <w:rPr>
-          <w:rStyle w:val="VariableTok"/>
-        </w:rPr>
-        <w:t xml:space="preserve">$LOG_FILE</w:t>
-      </w:r>
-      <w:r>
-        <w:rPr>
-          <w:rStyle w:val="StringTok"/>
-        </w:rPr>
-        <w:t xml:space="preserve">"</w:t>
-      </w:r>
-      <w:r>
-        <w:br/>
-      </w:r>
-      <w:r>
-        <w:rPr>
-          <w:rStyle w:val="FunctionTok"/>
-        </w:rPr>
-        <w:t xml:space="preserve">tar</w:t>
-      </w:r>
-      <w:r>
-        <w:rPr>
-          <w:rStyle w:val="NormalTok"/>
-        </w:rPr>
-        <w:t xml:space="preserve"> </w:t>
-      </w:r>
-      <w:r>
-        <w:rPr>
-          <w:rStyle w:val="AttributeTok"/>
-        </w:rPr>
-        <w:t xml:space="preserve">--exclude</w:t>
-      </w:r>
-      <w:r>
-        <w:rPr>
-          <w:rStyle w:val="OperatorTok"/>
-        </w:rPr>
-        <w:t xml:space="preserve">=</w:t>
-      </w:r>
-      <w:r>
-        <w:rPr>
-          <w:rStyle w:val="StringTok"/>
-        </w:rPr>
-        <w:t xml:space="preserve">'wp-content/uploads'</w:t>
-      </w:r>
-      <w:r>
-        <w:rPr>
-          <w:rStyle w:val="NormalTok"/>
-        </w:rPr>
-        <w:t xml:space="preserve"> </w:t>
-      </w:r>
-      <w:r>
-        <w:rPr>
-          <w:rStyle w:val="AttributeTok"/>
-        </w:rPr>
-        <w:t xml:space="preserve">--exclude</w:t>
-      </w:r>
-      <w:r>
-        <w:rPr>
-          <w:rStyle w:val="OperatorTok"/>
-        </w:rPr>
-        <w:t xml:space="preserve">=</w:t>
-      </w:r>
-      <w:r>
-        <w:rPr>
-          <w:rStyle w:val="StringTok"/>
-        </w:rPr>
-        <w:t xml:space="preserve">'wp-content/cache'</w:t>
-      </w:r>
-      <w:r>
-        <w:rPr>
-          <w:rStyle w:val="NormalTok"/>
-        </w:rPr>
-        <w:t xml:space="preserve"> </w:t>
-      </w:r>
-      <w:r>
-        <w:rPr>
-          <w:rStyle w:val="DataTypeTok"/>
-        </w:rPr>
-        <w:t xml:space="preserve">\</w:t>
-      </w:r>
-      <w:r>
-        <w:br/>
-      </w:r>
-      <w:r>
-        <w:rPr>
-          <w:rStyle w:val="NormalTok"/>
-        </w:rPr>
-        <w:t xml:space="preserve">    </w:t>
-      </w:r>
-      <w:r>
-        <w:rPr>
-          <w:rStyle w:val="AttributeTok"/>
-        </w:rPr>
-        <w:t xml:space="preserve">--exclude</w:t>
-      </w:r>
-      <w:r>
-        <w:rPr>
-          <w:rStyle w:val="OperatorTok"/>
-        </w:rPr>
-        <w:t xml:space="preserve">=</w:t>
-      </w:r>
-      <w:r>
-        <w:rPr>
-          <w:rStyle w:val="StringTok"/>
-        </w:rPr>
-        <w:t xml:space="preserve">'.git'</w:t>
-      </w:r>
-      <w:r>
-        <w:rPr>
-          <w:rStyle w:val="NormalTok"/>
-        </w:rPr>
-        <w:t xml:space="preserve"> </w:t>
-      </w:r>
-      <w:r>
-        <w:rPr>
-          <w:rStyle w:val="AttributeTok"/>
-        </w:rPr>
-        <w:t xml:space="preserve">--exclude</w:t>
-      </w:r>
-      <w:r>
-        <w:rPr>
-          <w:rStyle w:val="OperatorTok"/>
-        </w:rPr>
-        <w:t xml:space="preserve">=</w:t>
-      </w:r>
-      <w:r>
-        <w:rPr>
-          <w:rStyle w:val="StringTok"/>
-        </w:rPr>
-        <w:t xml:space="preserve">'node_modules'</w:t>
-      </w:r>
-      <w:r>
-        <w:rPr>
-          <w:rStyle w:val="NormalTok"/>
-        </w:rPr>
-        <w:t xml:space="preserve"> </w:t>
-      </w:r>
-      <w:r>
-        <w:rPr>
-          <w:rStyle w:val="DataTypeTok"/>
-        </w:rPr>
-        <w:t xml:space="preserve">\</w:t>
-      </w:r>
-      <w:r>
-        <w:br/>
-      </w:r>
-      <w:r>
-        <w:rPr>
-          <w:rStyle w:val="NormalTok"/>
-        </w:rPr>
-        <w:t xml:space="preserve">    </w:t>
-      </w:r>
-      <w:r>
-        <w:rPr>
-          <w:rStyle w:val="AttributeTok"/>
-        </w:rPr>
-        <w:t xml:space="preserve">-czf</w:t>
-      </w:r>
-      <w:r>
-        <w:rPr>
-          <w:rStyle w:val="NormalTok"/>
-        </w:rPr>
-        <w:t xml:space="preserve"> </w:t>
-      </w:r>
-      <w:r>
-        <w:rPr>
-          <w:rStyle w:val="StringTok"/>
-        </w:rPr>
-        <w:t xml:space="preserve">"</w:t>
-      </w:r>
-      <w:r>
-        <w:rPr>
-          <w:rStyle w:val="VariableTok"/>
-        </w:rPr>
-        <w:t xml:space="preserve">$BACKUP_DIR</w:t>
-      </w:r>
-      <w:r>
-        <w:rPr>
-          <w:rStyle w:val="StringTok"/>
-        </w:rPr>
-        <w:t xml:space="preserve">/wordpress_</w:t>
-      </w:r>
-      <w:r>
-        <w:rPr>
-          <w:rStyle w:val="VariableTok"/>
-        </w:rPr>
-        <w:t xml:space="preserve">${TIMESTAMP}</w:t>
-      </w:r>
-      <w:r>
-        <w:rPr>
-          <w:rStyle w:val="StringTok"/>
-        </w:rPr>
-        <w:t xml:space="preserve">.tar.gz"</w:t>
-      </w:r>
-      <w:r>
-        <w:rPr>
-          <w:rStyle w:val="NormalTok"/>
-        </w:rPr>
-        <w:t xml:space="preserve"> </w:t>
-      </w:r>
-      <w:r>
-        <w:rPr>
-          <w:rStyle w:val="DataTypeTok"/>
-        </w:rPr>
-        <w:t xml:space="preserve">\</w:t>
-      </w:r>
-      <w:r>
-        <w:br/>
-      </w:r>
-      <w:r>
-        <w:rPr>
-          <w:rStyle w:val="NormalTok"/>
-        </w:rPr>
-        <w:t xml:space="preserve">    /home/wordpress/public_html </w:t>
-      </w:r>
-      <w:r>
-        <w:rPr>
-          <w:rStyle w:val="OperatorTok"/>
-        </w:rPr>
-        <w:t xml:space="preserve">&gt;&gt;</w:t>
-      </w:r>
-      <w:r>
-        <w:rPr>
-          <w:rStyle w:val="NormalTok"/>
-        </w:rPr>
-        <w:t xml:space="preserve"> </w:t>
-      </w:r>
-      <w:r>
-        <w:rPr>
-          <w:rStyle w:val="StringTok"/>
-        </w:rPr>
-        <w:t xml:space="preserve">"</w:t>
-      </w:r>
-      <w:r>
-        <w:rPr>
-          <w:rStyle w:val="VariableTok"/>
-        </w:rPr>
-        <w:t xml:space="preserve">$LOG_FILE</w:t>
-      </w:r>
-      <w:r>
-        <w:rPr>
-          <w:rStyle w:val="StringTok"/>
-        </w:rPr>
-        <w:t xml:space="preserve">"</w:t>
-      </w:r>
-      <w:r>
-        <w:rPr>
-          <w:rStyle w:val="NormalTok"/>
-        </w:rPr>
-        <w:t xml:space="preserve"> </w:t>
-      </w:r>
-      <w:r>
-        <w:rPr>
-          <w:rStyle w:val="DecValTok"/>
-        </w:rPr>
-        <w:t xml:space="preserve">2</w:t>
-      </w:r>
-      <w:r>
-        <w:rPr>
-          <w:rStyle w:val="OperatorTok"/>
-        </w:rPr>
-        <w:t xml:space="preserve">&gt;&amp;</w:t>
-      </w:r>
-      <w:r>
-        <w:rPr>
-          <w:rStyle w:val="DecValTok"/>
-        </w:rPr>
-        <w:t xml:space="preserve">1</w:t>
-      </w:r>
-      <w:r>
-        <w:br/>
-      </w:r>
-      <w:r>
-        <w:br/>
-      </w:r>
-      <w:r>
-        <w:rPr>
-          <w:rStyle w:val="CommentTok"/>
-        </w:rPr>
-        <w:t xml:space="preserve"># 3. Uploads directory backup</w:t>
-      </w:r>
-      <w:r>
-        <w:br/>
-      </w:r>
-      <w:r>
-        <w:rPr>
-          <w:rStyle w:val="BuiltInTok"/>
-        </w:rPr>
-        <w:t xml:space="preserve">echo</w:t>
-      </w:r>
-      <w:r>
-        <w:rPr>
-          <w:rStyle w:val="NormalTok"/>
-        </w:rPr>
-        <w:t xml:space="preserve"> </w:t>
-      </w:r>
-      <w:r>
-        <w:rPr>
-          <w:rStyle w:val="StringTok"/>
-        </w:rPr>
-        <w:t xml:space="preserve">"[</w:t>
-      </w:r>
-      <w:r>
-        <w:rPr>
-          <w:rStyle w:val="VariableTok"/>
-        </w:rPr>
-        <w:t xml:space="preserve">$(</w:t>
-      </w:r>
-      <w:r>
-        <w:rPr>
-          <w:rStyle w:val="FunctionTok"/>
-        </w:rPr>
-        <w:t xml:space="preserve">date</w:t>
-      </w:r>
-      <w:r>
-        <w:rPr>
-          <w:rStyle w:val="VariableTok"/>
-        </w:rPr>
-        <w:t xml:space="preserve">)</w:t>
-      </w:r>
-      <w:r>
-        <w:rPr>
-          <w:rStyle w:val="StringTok"/>
-        </w:rPr>
-        <w:t xml:space="preserve">] Backing up uploads..."</w:t>
-      </w:r>
-      <w:r>
-        <w:rPr>
-          <w:rStyle w:val="NormalTok"/>
-        </w:rPr>
-        <w:t xml:space="preserve"> </w:t>
-      </w:r>
-      <w:r>
-        <w:rPr>
-          <w:rStyle w:val="OperatorTok"/>
-        </w:rPr>
-        <w:t xml:space="preserve">&gt;&gt;</w:t>
-      </w:r>
-      <w:r>
-        <w:rPr>
-          <w:rStyle w:val="NormalTok"/>
-        </w:rPr>
-        <w:t xml:space="preserve"> </w:t>
-      </w:r>
-      <w:r>
-        <w:rPr>
-          <w:rStyle w:val="StringTok"/>
-        </w:rPr>
-        <w:t xml:space="preserve">"</w:t>
-      </w:r>
-      <w:r>
-        <w:rPr>
-          <w:rStyle w:val="VariableTok"/>
-        </w:rPr>
-        <w:t xml:space="preserve">$LOG_FILE</w:t>
-      </w:r>
-      <w:r>
-        <w:rPr>
-          <w:rStyle w:val="StringTok"/>
-        </w:rPr>
-        <w:t xml:space="preserve">"</w:t>
-      </w:r>
-      <w:r>
-        <w:br/>
-      </w:r>
-      <w:r>
-        <w:rPr>
-          <w:rStyle w:val="FunctionTok"/>
-        </w:rPr>
-        <w:t xml:space="preserve">tar</w:t>
-      </w:r>
-      <w:r>
-        <w:rPr>
-          <w:rStyle w:val="NormalTok"/>
-        </w:rPr>
-        <w:t xml:space="preserve"> </w:t>
-      </w:r>
-      <w:r>
-        <w:rPr>
-          <w:rStyle w:val="AttributeTok"/>
-        </w:rPr>
-        <w:t xml:space="preserve">-czf</w:t>
-      </w:r>
-      <w:r>
-        <w:rPr>
-          <w:rStyle w:val="NormalTok"/>
-        </w:rPr>
-        <w:t xml:space="preserve"> </w:t>
-      </w:r>
-      <w:r>
-        <w:rPr>
-          <w:rStyle w:val="StringTok"/>
-        </w:rPr>
-        <w:t xml:space="preserve">"</w:t>
-      </w:r>
-      <w:r>
-        <w:rPr>
-          <w:rStyle w:val="VariableTok"/>
-        </w:rPr>
-        <w:t xml:space="preserve">$BACKUP_DIR</w:t>
-      </w:r>
-      <w:r>
-        <w:rPr>
-          <w:rStyle w:val="StringTok"/>
-        </w:rPr>
-        <w:t xml:space="preserve">/uploads_</w:t>
-      </w:r>
-      <w:r>
-        <w:rPr>
-          <w:rStyle w:val="VariableTok"/>
-        </w:rPr>
-        <w:t xml:space="preserve">${TIMESTAMP}</w:t>
-      </w:r>
-      <w:r>
-        <w:rPr>
-          <w:rStyle w:val="StringTok"/>
-        </w:rPr>
-        <w:t xml:space="preserve">.tar.gz"</w:t>
-      </w:r>
-      <w:r>
-        <w:rPr>
-          <w:rStyle w:val="NormalTok"/>
-        </w:rPr>
-        <w:t xml:space="preserve"> </w:t>
-      </w:r>
-      <w:r>
-        <w:rPr>
-          <w:rStyle w:val="DataTypeTok"/>
-        </w:rPr>
-        <w:t xml:space="preserve">\</w:t>
-      </w:r>
-      <w:r>
-        <w:br/>
-      </w:r>
-      <w:r>
-        <w:rPr>
-          <w:rStyle w:val="NormalTok"/>
-        </w:rPr>
-        <w:t xml:space="preserve">    /home/wordpress/public_html/wp-content/uploads </w:t>
-      </w:r>
-      <w:r>
-        <w:rPr>
-          <w:rStyle w:val="OperatorTok"/>
-        </w:rPr>
-        <w:t xml:space="preserve">&gt;&gt;</w:t>
-      </w:r>
-      <w:r>
-        <w:rPr>
-          <w:rStyle w:val="NormalTok"/>
-        </w:rPr>
-        <w:t xml:space="preserve"> </w:t>
-      </w:r>
-      <w:r>
-        <w:rPr>
-          <w:rStyle w:val="StringTok"/>
-        </w:rPr>
-        <w:t xml:space="preserve">"</w:t>
-      </w:r>
-      <w:r>
-        <w:rPr>
-          <w:rStyle w:val="VariableTok"/>
-        </w:rPr>
-        <w:t xml:space="preserve">$LOG_FILE</w:t>
-      </w:r>
-      <w:r>
-        <w:rPr>
-          <w:rStyle w:val="StringTok"/>
-        </w:rPr>
-        <w:t xml:space="preserve">"</w:t>
-      </w:r>
-      <w:r>
-        <w:rPr>
-          <w:rStyle w:val="NormalTok"/>
-        </w:rPr>
-        <w:t xml:space="preserve"> </w:t>
-      </w:r>
-      <w:r>
-        <w:rPr>
-          <w:rStyle w:val="DecValTok"/>
-        </w:rPr>
-        <w:t xml:space="preserve">2</w:t>
-      </w:r>
-      <w:r>
-        <w:rPr>
-          <w:rStyle w:val="OperatorTok"/>
-        </w:rPr>
-        <w:t xml:space="preserve">&gt;&amp;</w:t>
-      </w:r>
-      <w:r>
-        <w:rPr>
-          <w:rStyle w:val="DecValTok"/>
-        </w:rPr>
-        <w:t xml:space="preserve">1</w:t>
-      </w:r>
-      <w:r>
-        <w:br/>
-      </w:r>
-      <w:r>
-        <w:br/>
-      </w:r>
-      <w:r>
-        <w:rPr>
-          <w:rStyle w:val="CommentTok"/>
-        </w:rPr>
-        <w:t xml:space="preserve"># 4. Upload to remote storage (example using AWS S3)</w:t>
-      </w:r>
-      <w:r>
-        <w:br/>
-      </w:r>
-      <w:r>
-        <w:rPr>
-          <w:rStyle w:val="BuiltInTok"/>
-        </w:rPr>
-        <w:t xml:space="preserve">echo</w:t>
-      </w:r>
-      <w:r>
-        <w:rPr>
-          <w:rStyle w:val="NormalTok"/>
-        </w:rPr>
-        <w:t xml:space="preserve"> </w:t>
-      </w:r>
-      <w:r>
-        <w:rPr>
-          <w:rStyle w:val="StringTok"/>
-        </w:rPr>
-        <w:t xml:space="preserve">"[</w:t>
-      </w:r>
-      <w:r>
-        <w:rPr>
-          <w:rStyle w:val="VariableTok"/>
-        </w:rPr>
-        <w:t xml:space="preserve">$(</w:t>
-      </w:r>
-      <w:r>
-        <w:rPr>
-          <w:rStyle w:val="FunctionTok"/>
-        </w:rPr>
-        <w:t xml:space="preserve">date</w:t>
-      </w:r>
-      <w:r>
-        <w:rPr>
-          <w:rStyle w:val="VariableTok"/>
-        </w:rPr>
-        <w:t xml:space="preserve">)</w:t>
-      </w:r>
-      <w:r>
-        <w:rPr>
-          <w:rStyle w:val="StringTok"/>
-        </w:rPr>
-        <w:t xml:space="preserve">] Uploading to S3..."</w:t>
-      </w:r>
-      <w:r>
-        <w:rPr>
-          <w:rStyle w:val="NormalTok"/>
-        </w:rPr>
-        <w:t xml:space="preserve"> </w:t>
-      </w:r>
-      <w:r>
-        <w:rPr>
-          <w:rStyle w:val="OperatorTok"/>
-        </w:rPr>
-        <w:t xml:space="preserve">&gt;&gt;</w:t>
-      </w:r>
-      <w:r>
-        <w:rPr>
-          <w:rStyle w:val="NormalTok"/>
-        </w:rPr>
-        <w:t xml:space="preserve"> </w:t>
-      </w:r>
-      <w:r>
-        <w:rPr>
-          <w:rStyle w:val="StringTok"/>
-        </w:rPr>
-        <w:t xml:space="preserve">"</w:t>
-      </w:r>
-      <w:r>
-        <w:rPr>
-          <w:rStyle w:val="VariableTok"/>
-        </w:rPr>
-        <w:t xml:space="preserve">$LOG_FILE</w:t>
-      </w:r>
-      <w:r>
-        <w:rPr>
-          <w:rStyle w:val="StringTok"/>
-        </w:rPr>
-        <w:t xml:space="preserve">"</w:t>
-      </w:r>
-      <w:r>
-        <w:br/>
-      </w:r>
-      <w:r>
-        <w:rPr>
-          <w:rStyle w:val="ExtensionTok"/>
-        </w:rPr>
-        <w:t xml:space="preserve">aws</w:t>
-      </w:r>
-      <w:r>
-        <w:rPr>
-          <w:rStyle w:val="NormalTok"/>
-        </w:rPr>
-        <w:t xml:space="preserve"> s3 sync </w:t>
-      </w:r>
-      <w:r>
-        <w:rPr>
-          <w:rStyle w:val="StringTok"/>
-        </w:rPr>
-        <w:t xml:space="preserve">"</w:t>
-      </w:r>
-      <w:r>
-        <w:rPr>
-          <w:rStyle w:val="VariableTok"/>
-        </w:rPr>
-        <w:t xml:space="preserve">$BACKUP_DIR</w:t>
-      </w:r>
-      <w:r>
-        <w:rPr>
-          <w:rStyle w:val="StringTok"/>
-        </w:rPr>
-        <w:t xml:space="preserve">"</w:t>
-      </w:r>
-      <w:r>
-        <w:rPr>
-          <w:rStyle w:val="NormalTok"/>
-        </w:rPr>
-        <w:t xml:space="preserve"> </w:t>
-      </w:r>
-      <w:r>
-        <w:rPr>
-          <w:rStyle w:val="StringTok"/>
-        </w:rPr>
-        <w:t xml:space="preserve">"s3://[CUSTOMIZE: backup-bucket]/</w:t>
-      </w:r>
-      <w:r>
-        <w:rPr>
-          <w:rStyle w:val="VariableTok"/>
-        </w:rPr>
-        <w:t xml:space="preserve">${SITE_URL}</w:t>
-      </w:r>
-      <w:r>
-        <w:rPr>
-          <w:rStyle w:val="StringTok"/>
-        </w:rPr>
-        <w:t xml:space="preserve">/"</w:t>
-      </w:r>
-      <w:r>
-        <w:rPr>
-          <w:rStyle w:val="NormalTok"/>
-        </w:rPr>
-        <w:t xml:space="preserve"> </w:t>
-      </w:r>
-      <w:r>
-        <w:rPr>
-          <w:rStyle w:val="DataTypeTok"/>
-        </w:rPr>
-        <w:t xml:space="preserve">\</w:t>
-      </w:r>
-      <w:r>
-        <w:br/>
-      </w:r>
-      <w:r>
-        <w:rPr>
-          <w:rStyle w:val="NormalTok"/>
-        </w:rPr>
-        <w:t xml:space="preserve">    </w:t>
-      </w:r>
-      <w:r>
-        <w:rPr>
-          <w:rStyle w:val="AttributeTok"/>
-        </w:rPr>
-        <w:t xml:space="preserve">--exclude</w:t>
-      </w:r>
-      <w:r>
-        <w:rPr>
-          <w:rStyle w:val="OperatorTok"/>
-        </w:rPr>
-        <w:t xml:space="preserve">=</w:t>
-      </w:r>
-      <w:r>
-        <w:rPr>
-          <w:rStyle w:val="StringTok"/>
-        </w:rPr>
-        <w:t xml:space="preserve">"*"</w:t>
-      </w:r>
-      <w:r>
-        <w:rPr>
-          <w:rStyle w:val="NormalTok"/>
-        </w:rPr>
-        <w:t xml:space="preserve"> </w:t>
-      </w:r>
-      <w:r>
-        <w:rPr>
-          <w:rStyle w:val="AttributeTok"/>
-        </w:rPr>
-        <w:t xml:space="preserve">--include</w:t>
-      </w:r>
-      <w:r>
-        <w:rPr>
-          <w:rStyle w:val="OperatorTok"/>
-        </w:rPr>
-        <w:t xml:space="preserve">=</w:t>
-      </w:r>
-      <w:r>
-        <w:rPr>
-          <w:rStyle w:val="StringTok"/>
-        </w:rPr>
-        <w:t xml:space="preserve">"*_</w:t>
-      </w:r>
-      <w:r>
-        <w:rPr>
-          <w:rStyle w:val="VariableTok"/>
-        </w:rPr>
-        <w:t xml:space="preserve">${TIMESTAMP}</w:t>
-      </w:r>
-      <w:r>
-        <w:rPr>
-          <w:rStyle w:val="StringTok"/>
-        </w:rPr>
-        <w:t xml:space="preserve">.tar.gz"</w:t>
-      </w:r>
-      <w:r>
-        <w:rPr>
-          <w:rStyle w:val="NormalTok"/>
-        </w:rPr>
-        <w:t xml:space="preserve"> </w:t>
-      </w:r>
-      <w:r>
-        <w:rPr>
-          <w:rStyle w:val="AttributeTok"/>
-        </w:rPr>
-        <w:t xml:space="preserve">--include</w:t>
-      </w:r>
-      <w:r>
-        <w:rPr>
-          <w:rStyle w:val="OperatorTok"/>
-        </w:rPr>
-        <w:t xml:space="preserve">=</w:t>
-      </w:r>
-      <w:r>
-        <w:rPr>
-          <w:rStyle w:val="StringTok"/>
-        </w:rPr>
-        <w:t xml:space="preserve">"*_</w:t>
-      </w:r>
-      <w:r>
-        <w:rPr>
-          <w:rStyle w:val="VariableTok"/>
-        </w:rPr>
-        <w:t xml:space="preserve">${TIMESTAMP}</w:t>
-      </w:r>
-      <w:r>
-        <w:rPr>
-          <w:rStyle w:val="StringTok"/>
-        </w:rPr>
-        <w:t xml:space="preserve">.sql.gz"</w:t>
       </w:r>
       <w:r>
         <w:rPr>
@@ -21293,8 +22436,8 @@
         <w:t xml:space="preserve"> 0 /usr/local/bin/wordpress-backup.sh</w:t>
       </w:r>
     </w:p>
-    <w:bookmarkEnd w:id="60"/>
-    <w:bookmarkStart w:id="61" w:name="backup-verification"/>
+    <w:bookmarkEnd w:id="61"/>
+    <w:bookmarkStart w:id="62" w:name="backup-verification"/>
     <w:p>
       <w:pPr>
         <w:pStyle w:val="Heading3"/>
@@ -21337,7 +22480,7 @@
       <w:pPr>
         <w:numPr>
           <w:ilvl w:val="0"/>
-          <w:numId w:val="1027"/>
+          <w:numId w:val="1034"/>
         </w:numPr>
       </w:pPr>
       <w:r>
@@ -21448,7 +22591,7 @@
       <w:pPr>
         <w:numPr>
           <w:ilvl w:val="0"/>
-          <w:numId w:val="1027"/>
+          <w:numId w:val="1034"/>
         </w:numPr>
       </w:pPr>
       <w:r>
@@ -21667,7 +22810,7 @@
       <w:pPr>
         <w:numPr>
           <w:ilvl w:val="0"/>
-          <w:numId w:val="1027"/>
+          <w:numId w:val="1034"/>
         </w:numPr>
       </w:pPr>
       <w:r>
@@ -21814,7 +22957,7 @@
       <w:pPr>
         <w:numPr>
           <w:ilvl w:val="0"/>
-          <w:numId w:val="1027"/>
+          <w:numId w:val="1034"/>
         </w:numPr>
       </w:pPr>
       <w:r>
@@ -21976,7 +23119,7 @@
       <w:pPr>
         <w:numPr>
           <w:ilvl w:val="0"/>
-          <w:numId w:val="1027"/>
+          <w:numId w:val="1034"/>
         </w:numPr>
       </w:pPr>
       <w:r>
@@ -22069,9 +23212,9 @@
         </w:pict>
       </w:r>
     </w:p>
-    <w:bookmarkEnd w:id="61"/>
     <w:bookmarkEnd w:id="62"/>
-    <w:bookmarkStart w:id="66" w:name="section-8-deployment-procedures"/>
+    <w:bookmarkEnd w:id="63"/>
+    <w:bookmarkStart w:id="67" w:name="section-8-deployment-procedures"/>
     <w:p>
       <w:pPr>
         <w:pStyle w:val="Heading2"/>
@@ -22088,7 +23231,7 @@
         <w:t xml:space="preserve">Lifecycle metadata for deployment procedures is tracked in Appendix E.</w:t>
       </w:r>
     </w:p>
-    <w:bookmarkStart w:id="63" w:name="code-deployment"/>
+    <w:bookmarkStart w:id="64" w:name="code-deployment"/>
     <w:p>
       <w:pPr>
         <w:pStyle w:val="Heading3"/>
@@ -22158,7 +23301,7 @@
         <w:pStyle w:val="Compact"/>
         <w:numPr>
           <w:ilvl w:val="0"/>
-          <w:numId w:val="1028"/>
+          <w:numId w:val="1035"/>
         </w:numPr>
       </w:pPr>
       <w:r>
@@ -22170,7 +23313,7 @@
         <w:pStyle w:val="Compact"/>
         <w:numPr>
           <w:ilvl w:val="0"/>
-          <w:numId w:val="1028"/>
+          <w:numId w:val="1035"/>
         </w:numPr>
       </w:pPr>
       <w:r>
@@ -22182,265 +23325,11 @@
         <w:pStyle w:val="Compact"/>
         <w:numPr>
           <w:ilvl w:val="0"/>
-          <w:numId w:val="1028"/>
+          <w:numId w:val="1035"/>
         </w:numPr>
       </w:pPr>
       <w:r>
         <w:t xml:space="preserve">Database backup and rollback path confirmed</w:t>
-      </w:r>
-    </w:p>
-    <w:p>
-      <w:pPr>
-        <w:pStyle w:val="FirstParagraph"/>
-      </w:pPr>
-      <w:r>
-        <w:rPr>
-          <w:b/>
-          <w:bCs/>
-        </w:rPr>
-        <w:t xml:space="preserve">Commands:</w:t>
-      </w:r>
-    </w:p>
-    <w:p>
-      <w:pPr>
-        <w:pStyle w:val="SourceCode"/>
-      </w:pPr>
-      <w:r>
-        <w:rPr>
-          <w:rStyle w:val="CommentTok"/>
-        </w:rPr>
-        <w:t xml:space="preserve"># Pull code and deploy</w:t>
-      </w:r>
-      <w:r>
-        <w:br/>
-      </w:r>
-      <w:r>
-        <w:rPr>
-          <w:rStyle w:val="BuiltInTok"/>
-        </w:rPr>
-        <w:t xml:space="preserve">cd</w:t>
-      </w:r>
-      <w:r>
-        <w:rPr>
-          <w:rStyle w:val="NormalTok"/>
-        </w:rPr>
-        <w:t xml:space="preserve"> /home/wordpress/public_html</w:t>
-      </w:r>
-      <w:r>
-        <w:br/>
-      </w:r>
-      <w:r>
-        <w:rPr>
-          <w:rStyle w:val="FunctionTok"/>
-        </w:rPr>
-        <w:t xml:space="preserve">git</w:t>
-      </w:r>
-      <w:r>
-        <w:rPr>
-          <w:rStyle w:val="NormalTok"/>
-        </w:rPr>
-        <w:t xml:space="preserve"> fetch origin</w:t>
-      </w:r>
-      <w:r>
-        <w:br/>
-      </w:r>
-      <w:r>
-        <w:rPr>
-          <w:rStyle w:val="FunctionTok"/>
-        </w:rPr>
-        <w:t xml:space="preserve">git</w:t>
-      </w:r>
-      <w:r>
-        <w:rPr>
-          <w:rStyle w:val="NormalTok"/>
-        </w:rPr>
-        <w:t xml:space="preserve"> checkout release/version-X.Y.Z</w:t>
-      </w:r>
-      <w:r>
-        <w:br/>
-      </w:r>
-      <w:r>
-        <w:rPr>
-          <w:rStyle w:val="ExtensionTok"/>
-        </w:rPr>
-        <w:t xml:space="preserve">composer</w:t>
-      </w:r>
-      <w:r>
-        <w:rPr>
-          <w:rStyle w:val="NormalTok"/>
-        </w:rPr>
-        <w:t xml:space="preserve"> install </w:t>
-      </w:r>
-      <w:r>
-        <w:rPr>
-          <w:rStyle w:val="AttributeTok"/>
-        </w:rPr>
-        <w:t xml:space="preserve">--no-dev</w:t>
-      </w:r>
-      <w:r>
-        <w:br/>
-      </w:r>
-      <w:r>
-        <w:br/>
-      </w:r>
-      <w:r>
-        <w:rPr>
-          <w:rStyle w:val="CommentTok"/>
-        </w:rPr>
-        <w:t xml:space="preserve"># Run WordPress updates</w:t>
-      </w:r>
-      <w:r>
-        <w:br/>
-      </w:r>
-      <w:r>
-        <w:rPr>
-          <w:rStyle w:val="ExtensionTok"/>
-        </w:rPr>
-        <w:t xml:space="preserve">wp</w:t>
-      </w:r>
-      <w:r>
-        <w:rPr>
-          <w:rStyle w:val="NormalTok"/>
-        </w:rPr>
-        <w:t xml:space="preserve"> plugin update </w:t>
-      </w:r>
-      <w:r>
-        <w:rPr>
-          <w:rStyle w:val="AttributeTok"/>
-        </w:rPr>
-        <w:t xml:space="preserve">--all</w:t>
-      </w:r>
-      <w:r>
-        <w:br/>
-      </w:r>
-      <w:r>
-        <w:rPr>
-          <w:rStyle w:val="ExtensionTok"/>
-        </w:rPr>
-        <w:t xml:space="preserve">wp</w:t>
-      </w:r>
-      <w:r>
-        <w:rPr>
-          <w:rStyle w:val="NormalTok"/>
-        </w:rPr>
-        <w:t xml:space="preserve"> theme update </w:t>
-      </w:r>
-      <w:r>
-        <w:rPr>
-          <w:rStyle w:val="AttributeTok"/>
-        </w:rPr>
-        <w:t xml:space="preserve">--all</w:t>
-      </w:r>
-      <w:r>
-        <w:br/>
-      </w:r>
-      <w:r>
-        <w:rPr>
-          <w:rStyle w:val="ExtensionTok"/>
-        </w:rPr>
-        <w:t xml:space="preserve">wp</w:t>
-      </w:r>
-      <w:r>
-        <w:rPr>
-          <w:rStyle w:val="NormalTok"/>
-        </w:rPr>
-        <w:t xml:space="preserve"> core update-db</w:t>
-      </w:r>
-      <w:r>
-        <w:br/>
-      </w:r>
-      <w:r>
-        <w:br/>
-      </w:r>
-      <w:r>
-        <w:rPr>
-          <w:rStyle w:val="CommentTok"/>
-        </w:rPr>
-        <w:t xml:space="preserve"># Verify and test</w:t>
-      </w:r>
-      <w:r>
-        <w:br/>
-      </w:r>
-      <w:r>
-        <w:rPr>
-          <w:rStyle w:val="ExtensionTok"/>
-        </w:rPr>
-        <w:t xml:space="preserve">wp</w:t>
-      </w:r>
-      <w:r>
-        <w:rPr>
-          <w:rStyle w:val="NormalTok"/>
-        </w:rPr>
-        <w:t xml:space="preserve"> core is-installed </w:t>
-      </w:r>
-      <w:r>
-        <w:rPr>
-          <w:rStyle w:val="KeywordTok"/>
-        </w:rPr>
-        <w:t xml:space="preserve">&amp;&amp;</w:t>
-      </w:r>
-      <w:r>
-        <w:rPr>
-          <w:rStyle w:val="NormalTok"/>
-        </w:rPr>
-        <w:t xml:space="preserve"> </w:t>
-      </w:r>
-      <w:r>
-        <w:rPr>
-          <w:rStyle w:val="BuiltInTok"/>
-        </w:rPr>
-        <w:t xml:space="preserve">echo</w:t>
-      </w:r>
-      <w:r>
-        <w:rPr>
-          <w:rStyle w:val="NormalTok"/>
-        </w:rPr>
-        <w:t xml:space="preserve"> </w:t>
-      </w:r>
-      <w:r>
-        <w:rPr>
-          <w:rStyle w:val="StringTok"/>
-        </w:rPr>
-        <w:t xml:space="preserve">"OK"</w:t>
-      </w:r>
-      <w:r>
-        <w:br/>
-      </w:r>
-      <w:r>
-        <w:rPr>
-          <w:rStyle w:val="ExtensionTok"/>
-        </w:rPr>
-        <w:t xml:space="preserve">curl</w:t>
-      </w:r>
-      <w:r>
-        <w:rPr>
-          <w:rStyle w:val="NormalTok"/>
-        </w:rPr>
-        <w:t xml:space="preserve"> </w:t>
-      </w:r>
-      <w:r>
-        <w:rPr>
-          <w:rStyle w:val="AttributeTok"/>
-        </w:rPr>
-        <w:t xml:space="preserve">-I</w:t>
-      </w:r>
-      <w:r>
-        <w:rPr>
-          <w:rStyle w:val="NormalTok"/>
-        </w:rPr>
-        <w:t xml:space="preserve"> https://[CUSTOMIZE: example.com]</w:t>
-      </w:r>
-    </w:p>
-    <w:p>
-      <w:pPr>
-        <w:pStyle w:val="FirstParagraph"/>
-      </w:pPr>
-      <w:r>
-        <w:rPr>
-          <w:b/>
-          <w:bCs/>
-        </w:rPr>
-        <w:t xml:space="preserve">Expected Output:</w:t>
       </w:r>
     </w:p>
     <w:p>
@@ -22448,11 +23337,373 @@
         <w:pStyle w:val="Compact"/>
         <w:numPr>
           <w:ilvl w:val="0"/>
-          <w:numId w:val="1029"/>
+          <w:numId w:val="1035"/>
         </w:numPr>
       </w:pPr>
       <w:r>
-        <w:t xml:space="preserve">Target release is checked out.</w:t>
+        <w:t xml:space="preserve">Known-good filesystem artifact or release package available for rollback</w:t>
+      </w:r>
+    </w:p>
+    <w:p>
+      <w:pPr>
+        <w:pStyle w:val="FirstParagraph"/>
+      </w:pPr>
+      <w:r>
+        <w:rPr>
+          <w:b/>
+          <w:bCs/>
+        </w:rPr>
+        <w:t xml:space="preserve">Commands:</w:t>
+      </w:r>
+    </w:p>
+    <w:p>
+      <w:pPr>
+        <w:pStyle w:val="SourceCode"/>
+      </w:pPr>
+      <w:r>
+        <w:rPr>
+          <w:rStyle w:val="CommentTok"/>
+        </w:rPr>
+        <w:t xml:space="preserve"># Pull code and deploy</w:t>
+      </w:r>
+      <w:r>
+        <w:br/>
+      </w:r>
+      <w:r>
+        <w:rPr>
+          <w:rStyle w:val="BuiltInTok"/>
+        </w:rPr>
+        <w:t xml:space="preserve">cd</w:t>
+      </w:r>
+      <w:r>
+        <w:rPr>
+          <w:rStyle w:val="NormalTok"/>
+        </w:rPr>
+        <w:t xml:space="preserve"> /home/wordpress/public_html</w:t>
+      </w:r>
+      <w:r>
+        <w:br/>
+      </w:r>
+      <w:r>
+        <w:rPr>
+          <w:rStyle w:val="FunctionTok"/>
+        </w:rPr>
+        <w:t xml:space="preserve">git</w:t>
+      </w:r>
+      <w:r>
+        <w:rPr>
+          <w:rStyle w:val="NormalTok"/>
+        </w:rPr>
+        <w:t xml:space="preserve"> fetch origin</w:t>
+      </w:r>
+      <w:r>
+        <w:br/>
+      </w:r>
+      <w:r>
+        <w:rPr>
+          <w:rStyle w:val="FunctionTok"/>
+        </w:rPr>
+        <w:t xml:space="preserve">git</w:t>
+      </w:r>
+      <w:r>
+        <w:rPr>
+          <w:rStyle w:val="NormalTok"/>
+        </w:rPr>
+        <w:t xml:space="preserve"> checkout release/version-X.Y.Z</w:t>
+      </w:r>
+      <w:r>
+        <w:br/>
+      </w:r>
+      <w:r>
+        <w:rPr>
+          <w:rStyle w:val="ExtensionTok"/>
+        </w:rPr>
+        <w:t xml:space="preserve">composer</w:t>
+      </w:r>
+      <w:r>
+        <w:rPr>
+          <w:rStyle w:val="NormalTok"/>
+        </w:rPr>
+        <w:t xml:space="preserve"> install </w:t>
+      </w:r>
+      <w:r>
+        <w:rPr>
+          <w:rStyle w:val="AttributeTok"/>
+        </w:rPr>
+        <w:t xml:space="preserve">--no-dev</w:t>
+      </w:r>
+      <w:r>
+        <w:br/>
+      </w:r>
+      <w:r>
+        <w:br/>
+      </w:r>
+      <w:r>
+        <w:rPr>
+          <w:rStyle w:val="CommentTok"/>
+        </w:rPr>
+        <w:t xml:space="preserve"># Apply schema updates only if the approved release requires them</w:t>
+      </w:r>
+      <w:r>
+        <w:br/>
+      </w:r>
+      <w:r>
+        <w:rPr>
+          <w:rStyle w:val="ExtensionTok"/>
+        </w:rPr>
+        <w:t xml:space="preserve">wp</w:t>
+      </w:r>
+      <w:r>
+        <w:rPr>
+          <w:rStyle w:val="NormalTok"/>
+        </w:rPr>
+        <w:t xml:space="preserve"> core update-db</w:t>
+      </w:r>
+      <w:r>
+        <w:br/>
+      </w:r>
+      <w:r>
+        <w:br/>
+      </w:r>
+      <w:r>
+        <w:rPr>
+          <w:rStyle w:val="CommentTok"/>
+        </w:rPr>
+        <w:t xml:space="preserve"># Verify release state without mutating plugin/theme versions at deploy time</w:t>
+      </w:r>
+      <w:r>
+        <w:br/>
+      </w:r>
+      <w:r>
+        <w:rPr>
+          <w:rStyle w:val="ExtensionTok"/>
+        </w:rPr>
+        <w:t xml:space="preserve">wp</w:t>
+      </w:r>
+      <w:r>
+        <w:rPr>
+          <w:rStyle w:val="NormalTok"/>
+        </w:rPr>
+        <w:t xml:space="preserve"> plugin list </w:t>
+      </w:r>
+      <w:r>
+        <w:rPr>
+          <w:rStyle w:val="AttributeTok"/>
+        </w:rPr>
+        <w:t xml:space="preserve">--format</w:t>
+      </w:r>
+      <w:r>
+        <w:rPr>
+          <w:rStyle w:val="OperatorTok"/>
+        </w:rPr>
+        <w:t xml:space="preserve">=</w:t>
+      </w:r>
+      <w:r>
+        <w:rPr>
+          <w:rStyle w:val="NormalTok"/>
+        </w:rPr>
+        <w:t xml:space="preserve">table </w:t>
+      </w:r>
+      <w:r>
+        <w:rPr>
+          <w:rStyle w:val="AttributeTok"/>
+        </w:rPr>
+        <w:t xml:space="preserve">--fields</w:t>
+      </w:r>
+      <w:r>
+        <w:rPr>
+          <w:rStyle w:val="OperatorTok"/>
+        </w:rPr>
+        <w:t xml:space="preserve">=</w:t>
+      </w:r>
+      <w:r>
+        <w:rPr>
+          <w:rStyle w:val="NormalTok"/>
+        </w:rPr>
+        <w:t xml:space="preserve">name,status,version</w:t>
+      </w:r>
+      <w:r>
+        <w:br/>
+      </w:r>
+      <w:r>
+        <w:rPr>
+          <w:rStyle w:val="ExtensionTok"/>
+        </w:rPr>
+        <w:t xml:space="preserve">wp</w:t>
+      </w:r>
+      <w:r>
+        <w:rPr>
+          <w:rStyle w:val="NormalTok"/>
+        </w:rPr>
+        <w:t xml:space="preserve"> theme list </w:t>
+      </w:r>
+      <w:r>
+        <w:rPr>
+          <w:rStyle w:val="AttributeTok"/>
+        </w:rPr>
+        <w:t xml:space="preserve">--format</w:t>
+      </w:r>
+      <w:r>
+        <w:rPr>
+          <w:rStyle w:val="OperatorTok"/>
+        </w:rPr>
+        <w:t xml:space="preserve">=</w:t>
+      </w:r>
+      <w:r>
+        <w:rPr>
+          <w:rStyle w:val="NormalTok"/>
+        </w:rPr>
+        <w:t xml:space="preserve">table </w:t>
+      </w:r>
+      <w:r>
+        <w:rPr>
+          <w:rStyle w:val="AttributeTok"/>
+        </w:rPr>
+        <w:t xml:space="preserve">--fields</w:t>
+      </w:r>
+      <w:r>
+        <w:rPr>
+          <w:rStyle w:val="OperatorTok"/>
+        </w:rPr>
+        <w:t xml:space="preserve">=</w:t>
+      </w:r>
+      <w:r>
+        <w:rPr>
+          <w:rStyle w:val="NormalTok"/>
+        </w:rPr>
+        <w:t xml:space="preserve">name,status,version</w:t>
+      </w:r>
+      <w:r>
+        <w:br/>
+      </w:r>
+      <w:r>
+        <w:rPr>
+          <w:rStyle w:val="ExtensionTok"/>
+        </w:rPr>
+        <w:t xml:space="preserve">wp</w:t>
+      </w:r>
+      <w:r>
+        <w:rPr>
+          <w:rStyle w:val="NormalTok"/>
+        </w:rPr>
+        <w:t xml:space="preserve"> core is-installed </w:t>
+      </w:r>
+      <w:r>
+        <w:rPr>
+          <w:rStyle w:val="KeywordTok"/>
+        </w:rPr>
+        <w:t xml:space="preserve">&amp;&amp;</w:t>
+      </w:r>
+      <w:r>
+        <w:rPr>
+          <w:rStyle w:val="NormalTok"/>
+        </w:rPr>
+        <w:t xml:space="preserve"> </w:t>
+      </w:r>
+      <w:r>
+        <w:rPr>
+          <w:rStyle w:val="BuiltInTok"/>
+        </w:rPr>
+        <w:t xml:space="preserve">echo</w:t>
+      </w:r>
+      <w:r>
+        <w:rPr>
+          <w:rStyle w:val="NormalTok"/>
+        </w:rPr>
+        <w:t xml:space="preserve"> </w:t>
+      </w:r>
+      <w:r>
+        <w:rPr>
+          <w:rStyle w:val="StringTok"/>
+        </w:rPr>
+        <w:t xml:space="preserve">"OK"</w:t>
+      </w:r>
+      <w:r>
+        <w:br/>
+      </w:r>
+      <w:r>
+        <w:rPr>
+          <w:rStyle w:val="ExtensionTok"/>
+        </w:rPr>
+        <w:t xml:space="preserve">curl</w:t>
+      </w:r>
+      <w:r>
+        <w:rPr>
+          <w:rStyle w:val="NormalTok"/>
+        </w:rPr>
+        <w:t xml:space="preserve"> </w:t>
+      </w:r>
+      <w:r>
+        <w:rPr>
+          <w:rStyle w:val="AttributeTok"/>
+        </w:rPr>
+        <w:t xml:space="preserve">-I</w:t>
+      </w:r>
+      <w:r>
+        <w:rPr>
+          <w:rStyle w:val="NormalTok"/>
+        </w:rPr>
+        <w:t xml:space="preserve"> https://[CUSTOMIZE: example.com]</w:t>
+      </w:r>
+    </w:p>
+    <w:p>
+      <w:pPr>
+        <w:pStyle w:val="BlockText"/>
+      </w:pPr>
+      <w:r>
+        <w:rPr>
+          <w:b/>
+          <w:bCs/>
+        </w:rPr>
+        <w:t xml:space="preserve">WARNING:</w:t>
+      </w:r>
+      <w:r>
+        <w:t xml:space="preserve"> </w:t>
+      </w:r>
+      <w:r>
+        <w:t xml:space="preserve">Do not run</w:t>
+      </w:r>
+      <w:r>
+        <w:t xml:space="preserve"> </w:t>
+      </w:r>
+      <w:r>
+        <w:rPr>
+          <w:rStyle w:val="VerbatimChar"/>
+        </w:rPr>
+        <w:t xml:space="preserve">wp plugin update --all</w:t>
+      </w:r>
+      <w:r>
+        <w:t xml:space="preserve"> </w:t>
+      </w:r>
+      <w:r>
+        <w:t xml:space="preserve">or</w:t>
+      </w:r>
+      <w:r>
+        <w:t xml:space="preserve"> </w:t>
+      </w:r>
+      <w:r>
+        <w:rPr>
+          <w:rStyle w:val="VerbatimChar"/>
+        </w:rPr>
+        <w:t xml:space="preserve">wp theme update --all</w:t>
+      </w:r>
+      <w:r>
+        <w:t xml:space="preserve"> </w:t>
+      </w:r>
+      <w:r>
+        <w:t xml:space="preserve">during deployment. Patch plugins and themes through the dedicated update workflow so rollback remains tied to known-good artifacts.</w:t>
+      </w:r>
+    </w:p>
+    <w:p>
+      <w:pPr>
+        <w:pStyle w:val="FirstParagraph"/>
+      </w:pPr>
+      <w:r>
+        <w:rPr>
+          <w:b/>
+          <w:bCs/>
+        </w:rPr>
+        <w:t xml:space="preserve">Expected Output:</w:t>
       </w:r>
     </w:p>
     <w:p>
@@ -22460,11 +23711,11 @@
         <w:pStyle w:val="Compact"/>
         <w:numPr>
           <w:ilvl w:val="0"/>
-          <w:numId w:val="1029"/>
+          <w:numId w:val="1036"/>
         </w:numPr>
       </w:pPr>
       <w:r>
-        <w:t xml:space="preserve">Composer dependencies install without fatal errors.</w:t>
+        <w:t xml:space="preserve">Target release is checked out.</w:t>
       </w:r>
     </w:p>
     <w:p>
@@ -22472,7 +23723,19 @@
         <w:pStyle w:val="Compact"/>
         <w:numPr>
           <w:ilvl w:val="0"/>
-          <w:numId w:val="1029"/>
+          <w:numId w:val="1036"/>
+        </w:numPr>
+      </w:pPr>
+      <w:r>
+        <w:t xml:space="preserve">Composer dependencies install without fatal errors.</w:t>
+      </w:r>
+    </w:p>
+    <w:p>
+      <w:pPr>
+        <w:pStyle w:val="Compact"/>
+        <w:numPr>
+          <w:ilvl w:val="0"/>
+          <w:numId w:val="1036"/>
         </w:numPr>
       </w:pPr>
       <w:r>
@@ -22513,7 +23776,7 @@
         <w:t xml:space="preserve"> </w:t>
       </w:r>
       <w:r>
-        <w:t xml:space="preserve">if post-deploy verification fails.</w:t>
+        <w:t xml:space="preserve">if post-deploy verification fails. Rollback depends on a known-good release artifact or filesystem backup, not on live WordPress.org update state.</w:t>
       </w:r>
     </w:p>
     <w:p>
@@ -22533,26 +23796,11 @@
         <w:pStyle w:val="Compact"/>
         <w:numPr>
           <w:ilvl w:val="0"/>
-          <w:numId w:val="1030"/>
+          <w:numId w:val="1037"/>
         </w:numPr>
       </w:pPr>
       <w:r>
-        <w:t xml:space="preserve">Homepage and</w:t>
-      </w:r>
-      <w:r>
-        <w:t xml:space="preserve"> </w:t>
-      </w:r>
-      <w:r>
-        <w:rPr>
-          <w:rStyle w:val="VerbatimChar"/>
-        </w:rPr>
-        <w:t xml:space="preserve">/wp-admin/</w:t>
-      </w:r>
-      <w:r>
-        <w:t xml:space="preserve"> </w:t>
-      </w:r>
-      <w:r>
-        <w:t xml:space="preserve">return expected HTTP status.</w:t>
+        <w:t xml:space="preserve">Homepage and the Dashboard login return expected HTTP status.</w:t>
       </w:r>
     </w:p>
     <w:p>
@@ -22560,7 +23808,7 @@
         <w:pStyle w:val="Compact"/>
         <w:numPr>
           <w:ilvl w:val="0"/>
-          <w:numId w:val="1030"/>
+          <w:numId w:val="1037"/>
         </w:numPr>
       </w:pPr>
       <w:r>
@@ -22584,7 +23832,7 @@
         <w:pStyle w:val="Compact"/>
         <w:numPr>
           <w:ilvl w:val="0"/>
-          <w:numId w:val="1031"/>
+          <w:numId w:val="1038"/>
         </w:numPr>
       </w:pPr>
       <w:r>
@@ -22596,7 +23844,7 @@
         <w:pStyle w:val="Compact"/>
         <w:numPr>
           <w:ilvl w:val="0"/>
-          <w:numId w:val="1031"/>
+          <w:numId w:val="1038"/>
         </w:numPr>
       </w:pPr>
       <w:r>
@@ -22608,15 +23856,15 @@
         <w:pStyle w:val="Compact"/>
         <w:numPr>
           <w:ilvl w:val="0"/>
-          <w:numId w:val="1031"/>
+          <w:numId w:val="1038"/>
         </w:numPr>
       </w:pPr>
       <w:r>
         <w:t xml:space="preserve">Service remains degraded after rollback.</w:t>
       </w:r>
     </w:p>
-    <w:bookmarkEnd w:id="63"/>
-    <w:bookmarkStart w:id="64" w:name="database-migration"/>
+    <w:bookmarkEnd w:id="64"/>
+    <w:bookmarkStart w:id="65" w:name="database-migration"/>
     <w:p>
       <w:pPr>
         <w:pStyle w:val="Heading3"/>
@@ -22731,7 +23979,7 @@
       <w:pPr>
         <w:numPr>
           <w:ilvl w:val="0"/>
-          <w:numId w:val="1032"/>
+          <w:numId w:val="1039"/>
         </w:numPr>
       </w:pPr>
       <w:r>
@@ -22769,7 +24017,7 @@
         <w:rPr>
           <w:rStyle w:val="NormalTok"/>
         </w:rPr>
-        <w:t xml:space="preserve"> db export backup/migration-source-</w:t>
+        <w:t xml:space="preserve"> db export /home/wordpress/backup/migration-source-</w:t>
       </w:r>
       <w:r>
         <w:rPr>
@@ -22907,7 +24155,7 @@
         <w:rPr>
           <w:rStyle w:val="NormalTok"/>
         </w:rPr>
-        <w:t xml:space="preserve"> backup/migration-source-</w:t>
+        <w:t xml:space="preserve"> /home/wordpress/backup/migration-source-</w:t>
       </w:r>
       <w:r>
         <w:rPr>
@@ -22944,7 +24192,7 @@
       <w:pPr>
         <w:numPr>
           <w:ilvl w:val="0"/>
-          <w:numId w:val="1032"/>
+          <w:numId w:val="1039"/>
         </w:numPr>
       </w:pPr>
       <w:r>
@@ -22982,7 +24230,7 @@
         <w:rPr>
           <w:rStyle w:val="NormalTok"/>
         </w:rPr>
-        <w:t xml:space="preserve"> backup/migration-source-</w:t>
+        <w:t xml:space="preserve"> /home/wordpress/backup/migration-source-</w:t>
       </w:r>
       <w:r>
         <w:rPr>
@@ -23001,7 +24249,7 @@
       <w:pPr>
         <w:numPr>
           <w:ilvl w:val="0"/>
-          <w:numId w:val="1032"/>
+          <w:numId w:val="1039"/>
         </w:numPr>
       </w:pPr>
       <w:r>
@@ -23115,7 +24363,7 @@
       <w:pPr>
         <w:numPr>
           <w:ilvl w:val="0"/>
-          <w:numId w:val="1032"/>
+          <w:numId w:val="1039"/>
         </w:numPr>
       </w:pPr>
       <w:r>
@@ -23247,7 +24495,7 @@
       <w:pPr>
         <w:numPr>
           <w:ilvl w:val="0"/>
-          <w:numId w:val="1032"/>
+          <w:numId w:val="1039"/>
         </w:numPr>
       </w:pPr>
       <w:r>
@@ -23357,7 +24605,7 @@
         <w:rPr>
           <w:rStyle w:val="CommentTok"/>
         </w:rPr>
-        <w:t xml:space="preserve">: Incorrect URLs here will make the site inaccessible via wp-admin.</w:t>
+        <w:t xml:space="preserve">: Incorrect URLs here will make the site inaccessible via the Dashboard.</w:t>
       </w:r>
       <w:r>
         <w:br/>
@@ -23406,7 +24654,7 @@
       <w:pPr>
         <w:numPr>
           <w:ilvl w:val="0"/>
-          <w:numId w:val="1032"/>
+          <w:numId w:val="1039"/>
         </w:numPr>
       </w:pPr>
       <w:r>
@@ -23577,7 +24825,7 @@
       <w:pPr>
         <w:numPr>
           <w:ilvl w:val="0"/>
-          <w:numId w:val="1032"/>
+          <w:numId w:val="1039"/>
         </w:numPr>
       </w:pPr>
       <w:r>
@@ -23653,7 +24901,7 @@
         <w:pStyle w:val="Compact"/>
         <w:numPr>
           <w:ilvl w:val="0"/>
-          <w:numId w:val="1033"/>
+          <w:numId w:val="1040"/>
         </w:numPr>
       </w:pPr>
       <w:r>
@@ -23665,7 +24913,7 @@
         <w:pStyle w:val="Compact"/>
         <w:numPr>
           <w:ilvl w:val="0"/>
-          <w:numId w:val="1033"/>
+          <w:numId w:val="1040"/>
         </w:numPr>
       </w:pPr>
       <w:r>
@@ -23677,7 +24925,7 @@
         <w:pStyle w:val="Compact"/>
         <w:numPr>
           <w:ilvl w:val="0"/>
-          <w:numId w:val="1033"/>
+          <w:numId w:val="1040"/>
         </w:numPr>
       </w:pPr>
       <w:r>
@@ -23728,7 +24976,7 @@
         <w:rPr>
           <w:rStyle w:val="NormalTok"/>
         </w:rPr>
-        <w:t xml:space="preserve"> db import backup/migration-source-YYYYMMDD.sql</w:t>
+        <w:t xml:space="preserve"> db import /home/wordpress/backup/migration-source-YYYYMMDD.sql</w:t>
       </w:r>
     </w:p>
     <w:p>
@@ -23773,7 +25021,7 @@
         <w:pStyle w:val="Compact"/>
         <w:numPr>
           <w:ilvl w:val="0"/>
-          <w:numId w:val="1034"/>
+          <w:numId w:val="1041"/>
         </w:numPr>
       </w:pPr>
       <w:r>
@@ -23785,7 +25033,7 @@
         <w:pStyle w:val="Compact"/>
         <w:numPr>
           <w:ilvl w:val="0"/>
-          <w:numId w:val="1034"/>
+          <w:numId w:val="1041"/>
         </w:numPr>
       </w:pPr>
       <w:r>
@@ -23797,7 +25045,7 @@
         <w:pStyle w:val="Compact"/>
         <w:numPr>
           <w:ilvl w:val="0"/>
-          <w:numId w:val="1034"/>
+          <w:numId w:val="1041"/>
         </w:numPr>
       </w:pPr>
       <w:r>
@@ -23821,7 +25069,7 @@
         <w:pStyle w:val="Compact"/>
         <w:numPr>
           <w:ilvl w:val="0"/>
-          <w:numId w:val="1035"/>
+          <w:numId w:val="1042"/>
         </w:numPr>
       </w:pPr>
       <w:r>
@@ -23833,7 +25081,7 @@
         <w:pStyle w:val="Compact"/>
         <w:numPr>
           <w:ilvl w:val="0"/>
-          <w:numId w:val="1035"/>
+          <w:numId w:val="1042"/>
         </w:numPr>
       </w:pPr>
       <w:r>
@@ -23845,15 +25093,15 @@
         <w:pStyle w:val="Compact"/>
         <w:numPr>
           <w:ilvl w:val="0"/>
-          <w:numId w:val="1035"/>
+          <w:numId w:val="1042"/>
         </w:numPr>
       </w:pPr>
       <w:r>
         <w:t xml:space="preserve">Post-migration errors persist after cache flush and URL correction.</w:t>
       </w:r>
     </w:p>
-    <w:bookmarkEnd w:id="64"/>
-    <w:bookmarkStart w:id="65" w:name="rollback-procedure"/>
+    <w:bookmarkEnd w:id="65"/>
+    <w:bookmarkStart w:id="66" w:name="rollback-procedure"/>
     <w:p>
       <w:pPr>
         <w:pStyle w:val="Heading3"/>
@@ -23951,7 +25199,7 @@
         <w:pStyle w:val="Compact"/>
         <w:numPr>
           <w:ilvl w:val="0"/>
-          <w:numId w:val="1036"/>
+          <w:numId w:val="1043"/>
         </w:numPr>
       </w:pPr>
       <w:r>
@@ -23963,7 +25211,7 @@
         <w:pStyle w:val="Compact"/>
         <w:numPr>
           <w:ilvl w:val="0"/>
-          <w:numId w:val="1036"/>
+          <w:numId w:val="1043"/>
         </w:numPr>
       </w:pPr>
       <w:r>
@@ -23975,7 +25223,7 @@
         <w:pStyle w:val="Compact"/>
         <w:numPr>
           <w:ilvl w:val="0"/>
-          <w:numId w:val="1036"/>
+          <w:numId w:val="1043"/>
         </w:numPr>
       </w:pPr>
       <w:r>
@@ -23998,7 +25246,7 @@
       <w:pPr>
         <w:numPr>
           <w:ilvl w:val="0"/>
-          <w:numId w:val="1037"/>
+          <w:numId w:val="1044"/>
         </w:numPr>
       </w:pPr>
       <w:r>
@@ -24082,7 +25330,7 @@
       <w:pPr>
         <w:numPr>
           <w:ilvl w:val="0"/>
-          <w:numId w:val="1037"/>
+          <w:numId w:val="1044"/>
         </w:numPr>
       </w:pPr>
       <w:r>
@@ -24105,7 +25353,7 @@
         <w:rPr>
           <w:rStyle w:val="CommentTok"/>
         </w:rPr>
-        <w:t xml:space="preserve"># If using git</w:t>
+        <w:t xml:space="preserve"># If using git and the release artifact itself is still intact</w:t>
       </w:r>
       <w:r>
         <w:br/>
@@ -24174,7 +25422,7 @@
         <w:rPr>
           <w:rStyle w:val="CommentTok"/>
         </w:rPr>
-        <w:t xml:space="preserve"># OR manually restore from backup</w:t>
+        <w:t xml:space="preserve"># OR restore the known-good filesystem artifact</w:t>
       </w:r>
       <w:r>
         <w:br/>
@@ -24220,7 +25468,7 @@
       <w:pPr>
         <w:numPr>
           <w:ilvl w:val="0"/>
-          <w:numId w:val="1037"/>
+          <w:numId w:val="1044"/>
         </w:numPr>
       </w:pPr>
       <w:r>
@@ -24250,6 +25498,42 @@
       </w:r>
       <w:r>
         <w:rPr>
+          <w:rStyle w:val="FunctionTok"/>
+        </w:rPr>
+        <w:t xml:space="preserve">gunzip</w:t>
+      </w:r>
+      <w:r>
+        <w:rPr>
+          <w:rStyle w:val="NormalTok"/>
+        </w:rPr>
+        <w:t xml:space="preserve"> </w:t>
+      </w:r>
+      <w:r>
+        <w:rPr>
+          <w:rStyle w:val="OperatorTok"/>
+        </w:rPr>
+        <w:t xml:space="preserve">&lt;</w:t>
+      </w:r>
+      <w:r>
+        <w:rPr>
+          <w:rStyle w:val="NormalTok"/>
+        </w:rPr>
+        <w:t xml:space="preserve"> /home/wordpress/backup/pre-deploy-TIMESTAMP.sql.gz </w:t>
+      </w:r>
+      <w:r>
+        <w:rPr>
+          <w:rStyle w:val="KeywordTok"/>
+        </w:rPr>
+        <w:t xml:space="preserve">|</w:t>
+      </w:r>
+      <w:r>
+        <w:rPr>
+          <w:rStyle w:val="NormalTok"/>
+        </w:rPr>
+        <w:t xml:space="preserve"> </w:t>
+      </w:r>
+      <w:r>
+        <w:rPr>
           <w:rStyle w:val="ExtensionTok"/>
         </w:rPr>
         <w:t xml:space="preserve">wp</w:t>
@@ -24258,7 +25542,13 @@
         <w:rPr>
           <w:rStyle w:val="NormalTok"/>
         </w:rPr>
-        <w:t xml:space="preserve"> db import backup/pre-deploy-TIMESTAMP.sql</w:t>
+        <w:t xml:space="preserve"> db import </w:t>
+      </w:r>
+      <w:r>
+        <w:rPr>
+          <w:rStyle w:val="AttributeTok"/>
+        </w:rPr>
+        <w:t xml:space="preserve">-</w:t>
       </w:r>
       <w:r>
         <w:br/>
@@ -24279,14 +25569,14 @@
         <w:rPr>
           <w:rStyle w:val="CommentTok"/>
         </w:rPr>
-        <w:t xml:space="preserve"># To revert, restore from the pre-migration backup above.</w:t>
+        <w:t xml:space="preserve"># Rollback depends on a verified pre-deployment backup or filesystem artifact.</w:t>
       </w:r>
     </w:p>
     <w:p>
       <w:pPr>
         <w:numPr>
           <w:ilvl w:val="0"/>
-          <w:numId w:val="1037"/>
+          <w:numId w:val="1044"/>
         </w:numPr>
       </w:pPr>
       <w:r>
@@ -24376,7 +25666,7 @@
       <w:pPr>
         <w:numPr>
           <w:ilvl w:val="0"/>
-          <w:numId w:val="1037"/>
+          <w:numId w:val="1044"/>
         </w:numPr>
       </w:pPr>
       <w:r>
@@ -24438,7 +25728,7 @@
         <w:rPr>
           <w:rStyle w:val="CommentTok"/>
         </w:rPr>
-        <w:t xml:space="preserve"># Check plugin compatibility</w:t>
+        <w:t xml:space="preserve"># Check component state</w:t>
       </w:r>
       <w:r>
         <w:br/>
@@ -24472,6 +25762,57 @@
           <w:rStyle w:val="NormalTok"/>
         </w:rPr>
         <w:t xml:space="preserve">inactive </w:t>
+      </w:r>
+      <w:r>
+        <w:rPr>
+          <w:rStyle w:val="AttributeTok"/>
+        </w:rPr>
+        <w:t xml:space="preserve">--format</w:t>
+      </w:r>
+      <w:r>
+        <w:rPr>
+          <w:rStyle w:val="OperatorTok"/>
+        </w:rPr>
+        <w:t xml:space="preserve">=</w:t>
+      </w:r>
+      <w:r>
+        <w:rPr>
+          <w:rStyle w:val="NormalTok"/>
+        </w:rPr>
+        <w:t xml:space="preserve">table</w:t>
+      </w:r>
+      <w:r>
+        <w:br/>
+      </w:r>
+      <w:r>
+        <w:rPr>
+          <w:rStyle w:val="ExtensionTok"/>
+        </w:rPr>
+        <w:t xml:space="preserve">wp</w:t>
+      </w:r>
+      <w:r>
+        <w:rPr>
+          <w:rStyle w:val="NormalTok"/>
+        </w:rPr>
+        <w:t xml:space="preserve"> theme list </w:t>
+      </w:r>
+      <w:r>
+        <w:rPr>
+          <w:rStyle w:val="AttributeTok"/>
+        </w:rPr>
+        <w:t xml:space="preserve">--status</w:t>
+      </w:r>
+      <w:r>
+        <w:rPr>
+          <w:rStyle w:val="OperatorTok"/>
+        </w:rPr>
+        <w:t xml:space="preserve">=</w:t>
+      </w:r>
+      <w:r>
+        <w:rPr>
+          <w:rStyle w:val="NormalTok"/>
+        </w:rPr>
+        <w:t xml:space="preserve">active </w:t>
       </w:r>
       <w:r>
         <w:rPr>
@@ -24638,7 +25979,7 @@
         <w:pStyle w:val="Compact"/>
         <w:numPr>
           <w:ilvl w:val="0"/>
-          <w:numId w:val="1038"/>
+          <w:numId w:val="1045"/>
         </w:numPr>
       </w:pPr>
       <w:r>
@@ -24650,7 +25991,7 @@
         <w:pStyle w:val="Compact"/>
         <w:numPr>
           <w:ilvl w:val="0"/>
-          <w:numId w:val="1038"/>
+          <w:numId w:val="1045"/>
         </w:numPr>
       </w:pPr>
       <w:r>
@@ -24662,7 +26003,7 @@
         <w:pStyle w:val="Compact"/>
         <w:numPr>
           <w:ilvl w:val="0"/>
-          <w:numId w:val="1038"/>
+          <w:numId w:val="1045"/>
         </w:numPr>
       </w:pPr>
       <w:r>
@@ -24720,26 +26061,11 @@
         <w:pStyle w:val="Compact"/>
         <w:numPr>
           <w:ilvl w:val="0"/>
-          <w:numId w:val="1039"/>
+          <w:numId w:val="1046"/>
         </w:numPr>
       </w:pPr>
       <w:r>
-        <w:t xml:space="preserve">Confirm homepage and</w:t>
-      </w:r>
-      <w:r>
-        <w:t xml:space="preserve"> </w:t>
-      </w:r>
-      <w:r>
-        <w:rPr>
-          <w:rStyle w:val="VerbatimChar"/>
-        </w:rPr>
-        <w:t xml:space="preserve">/wp-admin/</w:t>
-      </w:r>
-      <w:r>
-        <w:t xml:space="preserve"> </w:t>
-      </w:r>
-      <w:r>
-        <w:t xml:space="preserve">load.</w:t>
+        <w:t xml:space="preserve">Confirm homepage and the Dashboard login load.</w:t>
       </w:r>
     </w:p>
     <w:p>
@@ -24747,7 +26073,7 @@
         <w:pStyle w:val="Compact"/>
         <w:numPr>
           <w:ilvl w:val="0"/>
-          <w:numId w:val="1039"/>
+          <w:numId w:val="1046"/>
         </w:numPr>
       </w:pPr>
       <w:r>
@@ -24759,7 +26085,7 @@
         <w:pStyle w:val="Compact"/>
         <w:numPr>
           <w:ilvl w:val="0"/>
-          <w:numId w:val="1039"/>
+          <w:numId w:val="1046"/>
         </w:numPr>
       </w:pPr>
       <w:r>
@@ -24783,7 +26109,7 @@
         <w:pStyle w:val="Compact"/>
         <w:numPr>
           <w:ilvl w:val="0"/>
-          <w:numId w:val="1040"/>
+          <w:numId w:val="1047"/>
         </w:numPr>
       </w:pPr>
       <w:r>
@@ -24795,7 +26121,7 @@
         <w:pStyle w:val="Compact"/>
         <w:numPr>
           <w:ilvl w:val="0"/>
-          <w:numId w:val="1040"/>
+          <w:numId w:val="1047"/>
         </w:numPr>
       </w:pPr>
       <w:r>
@@ -24807,7 +26133,7 @@
         <w:pStyle w:val="Compact"/>
         <w:numPr>
           <w:ilvl w:val="0"/>
-          <w:numId w:val="1040"/>
+          <w:numId w:val="1047"/>
         </w:numPr>
       </w:pPr>
       <w:r>
@@ -24831,7 +26157,7 @@
         <w:pStyle w:val="Compact"/>
         <w:numPr>
           <w:ilvl w:val="0"/>
-          <w:numId w:val="1041"/>
+          <w:numId w:val="1048"/>
         </w:numPr>
       </w:pPr>
       <w:r>
@@ -24843,7 +26169,7 @@
         <w:pStyle w:val="Compact"/>
         <w:numPr>
           <w:ilvl w:val="0"/>
-          <w:numId w:val="1041"/>
+          <w:numId w:val="1048"/>
         </w:numPr>
       </w:pPr>
       <w:r>
@@ -24855,7 +26181,7 @@
         <w:pStyle w:val="Compact"/>
         <w:numPr>
           <w:ilvl w:val="0"/>
-          <w:numId w:val="1041"/>
+          <w:numId w:val="1048"/>
         </w:numPr>
       </w:pPr>
       <w:r>
@@ -24867,7 +26193,7 @@
         <w:pStyle w:val="Compact"/>
         <w:numPr>
           <w:ilvl w:val="0"/>
-          <w:numId w:val="1041"/>
+          <w:numId w:val="1048"/>
         </w:numPr>
       </w:pPr>
       <w:r>
@@ -24879,7 +26205,7 @@
         <w:pStyle w:val="Compact"/>
         <w:numPr>
           <w:ilvl w:val="0"/>
-          <w:numId w:val="1041"/>
+          <w:numId w:val="1048"/>
         </w:numPr>
       </w:pPr>
       <w:r>
@@ -24893,9 +26219,9 @@
         </w:pict>
       </w:r>
     </w:p>
-    <w:bookmarkEnd w:id="65"/>
     <w:bookmarkEnd w:id="66"/>
-    <w:bookmarkStart w:id="71" w:name="section-9-content-operations"/>
+    <w:bookmarkEnd w:id="67"/>
+    <w:bookmarkStart w:id="72" w:name="section-9-content-operations"/>
     <w:p>
       <w:pPr>
         <w:pStyle w:val="Heading2"/>
@@ -24904,7 +26230,7 @@
         <w:t xml:space="preserve">Section 9: Content Operations</w:t>
       </w:r>
     </w:p>
-    <w:bookmarkStart w:id="67" w:name="media-management"/>
+    <w:bookmarkStart w:id="68" w:name="media-management"/>
     <w:p>
       <w:pPr>
         <w:pStyle w:val="Heading3"/>
@@ -25440,8 +26766,8 @@
         <w:t xml:space="preserve">}'</w:t>
       </w:r>
     </w:p>
-    <w:bookmarkEnd w:id="67"/>
-    <w:bookmarkStart w:id="68" w:name="publishing-workflow"/>
+    <w:bookmarkEnd w:id="68"/>
+    <w:bookmarkStart w:id="69" w:name="publishing-workflow"/>
     <w:p>
       <w:pPr>
         <w:pStyle w:val="Heading3"/>
@@ -26083,7 +27409,7 @@
         <w:pStyle w:val="Compact"/>
         <w:numPr>
           <w:ilvl w:val="0"/>
-          <w:numId w:val="1042"/>
+          <w:numId w:val="1049"/>
         </w:numPr>
       </w:pPr>
       <w:r>
@@ -26095,7 +27421,7 @@
         <w:pStyle w:val="Compact"/>
         <w:numPr>
           <w:ilvl w:val="0"/>
-          <w:numId w:val="1042"/>
+          <w:numId w:val="1049"/>
         </w:numPr>
       </w:pPr>
       <w:r>
@@ -26107,7 +27433,7 @@
         <w:pStyle w:val="Compact"/>
         <w:numPr>
           <w:ilvl w:val="0"/>
-          <w:numId w:val="1042"/>
+          <w:numId w:val="1049"/>
         </w:numPr>
       </w:pPr>
       <w:r>
@@ -26119,7 +27445,7 @@
         <w:pStyle w:val="Compact"/>
         <w:numPr>
           <w:ilvl w:val="0"/>
-          <w:numId w:val="1042"/>
+          <w:numId w:val="1049"/>
         </w:numPr>
       </w:pPr>
       <w:r>
@@ -26131,7 +27457,7 @@
         <w:pStyle w:val="Compact"/>
         <w:numPr>
           <w:ilvl w:val="0"/>
-          <w:numId w:val="1042"/>
+          <w:numId w:val="1049"/>
         </w:numPr>
       </w:pPr>
       <w:r>
@@ -26143,7 +27469,7 @@
         <w:pStyle w:val="Compact"/>
         <w:numPr>
           <w:ilvl w:val="0"/>
-          <w:numId w:val="1042"/>
+          <w:numId w:val="1049"/>
         </w:numPr>
       </w:pPr>
       <w:r>
@@ -26299,8 +27625,8 @@
         <w:t xml:space="preserve">table</w:t>
       </w:r>
     </w:p>
-    <w:bookmarkEnd w:id="68"/>
-    <w:bookmarkStart w:id="69" w:name="taxonomy-and-permalink-management"/>
+    <w:bookmarkEnd w:id="69"/>
+    <w:bookmarkStart w:id="70" w:name="taxonomy-and-permalink-management"/>
     <w:p>
       <w:pPr>
         <w:pStyle w:val="Heading3"/>
@@ -26684,7 +28010,7 @@
         <w:rPr>
           <w:rStyle w:val="CommentTok"/>
         </w:rPr>
-        <w:t xml:space="preserve"># or use a redirect plugin's admin interface (e.g., Redirection plugin)</w:t>
+        <w:t xml:space="preserve"># or use a redirect plugin's Dashboard screen (e.g., Redirection plugin)</w:t>
       </w:r>
     </w:p>
     <w:p>
@@ -27133,8 +28459,8 @@
         <w:t xml:space="preserve">});</w:t>
       </w:r>
     </w:p>
-    <w:bookmarkEnd w:id="69"/>
-    <w:bookmarkStart w:id="70" w:name="search-and-indexing"/>
+    <w:bookmarkEnd w:id="70"/>
+    <w:bookmarkStart w:id="71" w:name="search-and-indexing"/>
     <w:p>
       <w:pPr>
         <w:pStyle w:val="Heading3"/>
@@ -27696,9 +29022,9 @@
         </w:pict>
       </w:r>
     </w:p>
-    <w:bookmarkEnd w:id="70"/>
     <w:bookmarkEnd w:id="71"/>
-    <w:bookmarkStart w:id="79" w:name="section-10-incident-response"/>
+    <w:bookmarkEnd w:id="72"/>
+    <w:bookmarkStart w:id="80" w:name="section-10-incident-response"/>
     <w:p>
       <w:pPr>
         <w:pStyle w:val="Heading2"/>
@@ -27827,7 +29153,7 @@
         <w:t xml:space="preserve">)</w:t>
       </w:r>
     </w:p>
-    <w:bookmarkStart w:id="72" w:name="severity-classification"/>
+    <w:bookmarkStart w:id="73" w:name="severity-classification"/>
     <w:p>
       <w:pPr>
         <w:pStyle w:val="Heading3"/>
@@ -28198,8 +29524,8 @@
         </w:tc>
       </w:tr>
     </w:tbl>
-    <w:bookmarkEnd w:id="72"/>
-    <w:bookmarkStart w:id="73" w:name="site-down-500-error-triage"/>
+    <w:bookmarkEnd w:id="73"/>
+    <w:bookmarkStart w:id="74" w:name="site-down-500-error-triage"/>
     <w:p>
       <w:pPr>
         <w:pStyle w:val="Heading3"/>
@@ -28268,7 +29594,22 @@
         <w:t xml:space="preserve"> </w:t>
       </w:r>
       <w:r>
-        <w:t xml:space="preserve">on the public site or admin endpoint indicates the WordPress stack is degraded or unavailable (application, PHP-FPM, database, or host-level failure).</w:t>
+        <w:t xml:space="preserve">on the public site or</w:t>
+      </w:r>
+      <w:r>
+        <w:t xml:space="preserve"> </w:t>
+      </w:r>
+      <w:r>
+        <w:rPr>
+          <w:rStyle w:val="VerbatimChar"/>
+        </w:rPr>
+        <w:t xml:space="preserve">/wp-admin/</w:t>
+      </w:r>
+      <w:r>
+        <w:t xml:space="preserve"> </w:t>
+      </w:r>
+      <w:r>
+        <w:t xml:space="preserve">indicates the WordPress stack is degraded or unavailable (application, PHP-FPM, database, or host-level failure).</w:t>
       </w:r>
     </w:p>
     <w:p>
@@ -28305,7 +29646,7 @@
       <w:pPr>
         <w:numPr>
           <w:ilvl w:val="0"/>
-          <w:numId w:val="1043"/>
+          <w:numId w:val="1050"/>
         </w:numPr>
       </w:pPr>
       <w:r>
@@ -28443,7 +29784,7 @@
       <w:pPr>
         <w:numPr>
           <w:ilvl w:val="0"/>
-          <w:numId w:val="1043"/>
+          <w:numId w:val="1050"/>
         </w:numPr>
       </w:pPr>
       <w:r>
@@ -28551,7 +29892,7 @@
       <w:pPr>
         <w:numPr>
           <w:ilvl w:val="0"/>
-          <w:numId w:val="1043"/>
+          <w:numId w:val="1050"/>
         </w:numPr>
       </w:pPr>
       <w:r>
@@ -28764,7 +30105,7 @@
       <w:pPr>
         <w:numPr>
           <w:ilvl w:val="0"/>
-          <w:numId w:val="1043"/>
+          <w:numId w:val="1050"/>
         </w:numPr>
       </w:pPr>
       <w:r>
@@ -28893,7 +30234,7 @@
       <w:pPr>
         <w:numPr>
           <w:ilvl w:val="0"/>
-          <w:numId w:val="1043"/>
+          <w:numId w:val="1050"/>
         </w:numPr>
       </w:pPr>
       <w:r>
@@ -29070,7 +30411,7 @@
       <w:pPr>
         <w:numPr>
           <w:ilvl w:val="0"/>
-          <w:numId w:val="1043"/>
+          <w:numId w:val="1050"/>
         </w:numPr>
       </w:pPr>
       <w:r>
@@ -29106,7 +30447,7 @@
       <w:pPr>
         <w:numPr>
           <w:ilvl w:val="0"/>
-          <w:numId w:val="1043"/>
+          <w:numId w:val="1050"/>
         </w:numPr>
       </w:pPr>
       <w:r>
@@ -29172,7 +30513,7 @@
       <w:pPr>
         <w:numPr>
           <w:ilvl w:val="0"/>
-          <w:numId w:val="1044"/>
+          <w:numId w:val="1051"/>
         </w:numPr>
       </w:pPr>
       <w:r>
@@ -29183,7 +30524,7 @@
       <w:pPr>
         <w:numPr>
           <w:ilvl w:val="0"/>
-          <w:numId w:val="1044"/>
+          <w:numId w:val="1051"/>
         </w:numPr>
       </w:pPr>
       <w:r>
@@ -29275,7 +30616,7 @@
       <w:pPr>
         <w:numPr>
           <w:ilvl w:val="0"/>
-          <w:numId w:val="1044"/>
+          <w:numId w:val="1051"/>
         </w:numPr>
       </w:pPr>
       <w:r>
@@ -29409,7 +30750,7 @@
       <w:pPr>
         <w:numPr>
           <w:ilvl w:val="0"/>
-          <w:numId w:val="1044"/>
+          <w:numId w:val="1051"/>
         </w:numPr>
       </w:pPr>
       <w:r>
@@ -29484,7 +30825,7 @@
         <w:pStyle w:val="Compact"/>
         <w:numPr>
           <w:ilvl w:val="0"/>
-          <w:numId w:val="1045"/>
+          <w:numId w:val="1052"/>
         </w:numPr>
       </w:pPr>
       <w:r>
@@ -29513,7 +30854,7 @@
         <w:pStyle w:val="Compact"/>
         <w:numPr>
           <w:ilvl w:val="0"/>
-          <w:numId w:val="1045"/>
+          <w:numId w:val="1052"/>
         </w:numPr>
       </w:pPr>
       <w:r>
@@ -29542,7 +30883,7 @@
         <w:pStyle w:val="Compact"/>
         <w:numPr>
           <w:ilvl w:val="0"/>
-          <w:numId w:val="1045"/>
+          <w:numId w:val="1052"/>
         </w:numPr>
       </w:pPr>
       <w:r>
@@ -29748,11 +31089,11 @@
         <w:pStyle w:val="FirstParagraph"/>
       </w:pPr>
       <w:r>
-        <w:t xml:space="preserve">Confirm admin login and at least one critical business workflow (e.g., [CUSTOMIZE: test checkout, form submission, or user registration]) before closing incident.</w:t>
-      </w:r>
-    </w:p>
-    <w:bookmarkEnd w:id="73"/>
-    <w:bookmarkStart w:id="75" w:name="security-breach-response"/>
+        <w:t xml:space="preserve">Confirm Dashboard login and at least one critical business workflow (e.g., [CUSTOMIZE: test checkout, form submission, or user registration]) before closing incident.</w:t>
+      </w:r>
+    </w:p>
+    <w:bookmarkEnd w:id="74"/>
+    <w:bookmarkStart w:id="76" w:name="security-breach-response"/>
     <w:p>
       <w:pPr>
         <w:pStyle w:val="Heading3"/>
@@ -29951,7 +31292,7 @@
       <w:pPr>
         <w:numPr>
           <w:ilvl w:val="0"/>
-          <w:numId w:val="1046"/>
+          <w:numId w:val="1053"/>
         </w:numPr>
       </w:pPr>
       <w:r>
@@ -30044,7 +31385,7 @@
       <w:pPr>
         <w:numPr>
           <w:ilvl w:val="0"/>
-          <w:numId w:val="1046"/>
+          <w:numId w:val="1053"/>
         </w:numPr>
       </w:pPr>
       <w:r>
@@ -30416,7 +31757,7 @@
       <w:pPr>
         <w:numPr>
           <w:ilvl w:val="0"/>
-          <w:numId w:val="1046"/>
+          <w:numId w:val="1053"/>
         </w:numPr>
       </w:pPr>
       <w:r>
@@ -30590,7 +31931,7 @@
       <w:pPr>
         <w:numPr>
           <w:ilvl w:val="0"/>
-          <w:numId w:val="1046"/>
+          <w:numId w:val="1053"/>
         </w:numPr>
       </w:pPr>
       <w:r>
@@ -30611,9 +31952,15 @@
       </w:pPr>
       <w:r>
         <w:rPr>
+          <w:rStyle w:val="NormalTok"/>
+        </w:rPr>
+        <w:t xml:space="preserve">  </w:t>
+      </w:r>
+      <w:r>
+        <w:rPr>
           <w:rStyle w:val="CommentTok"/>
         </w:rPr>
-        <w:t xml:space="preserve"># Wordfence scans must be initiated through wp-admin &gt; Wordfence &gt; Scan</w:t>
+        <w:t xml:space="preserve"># Wordfence scans must be initiated through the Dashboard at Wordfence &gt; Scan</w:t>
       </w:r>
       <w:r>
         <w:br/>
@@ -30707,7 +32054,7 @@
       <w:pPr>
         <w:numPr>
           <w:ilvl w:val="0"/>
-          <w:numId w:val="1047"/>
+          <w:numId w:val="1054"/>
         </w:numPr>
       </w:pPr>
       <w:r>
@@ -30775,7 +32122,7 @@
       <w:pPr>
         <w:numPr>
           <w:ilvl w:val="0"/>
-          <w:numId w:val="1047"/>
+          <w:numId w:val="1054"/>
         </w:numPr>
       </w:pPr>
       <w:r>
@@ -30882,7 +32229,7 @@
       <w:pPr>
         <w:numPr>
           <w:ilvl w:val="0"/>
-          <w:numId w:val="1047"/>
+          <w:numId w:val="1054"/>
         </w:numPr>
       </w:pPr>
       <w:r>
@@ -31272,12 +32619,156 @@
         </w:rPr>
         <w:t xml:space="preserve">--all</w:t>
       </w:r>
+      <w:r>
+        <w:br/>
+      </w:r>
+      <w:r>
+        <w:br/>
+      </w:r>
+      <w:r>
+        <w:rPr>
+          <w:rStyle w:val="CommentTok"/>
+        </w:rPr>
+        <w:t xml:space="preserve"># Review and revoke application passwords for affected privileged users</w:t>
+      </w:r>
+      <w:r>
+        <w:br/>
+      </w:r>
+      <w:r>
+        <w:rPr>
+          <w:rStyle w:val="ExtensionTok"/>
+        </w:rPr>
+        <w:t xml:space="preserve">wp</w:t>
+      </w:r>
+      <w:r>
+        <w:rPr>
+          <w:rStyle w:val="NormalTok"/>
+        </w:rPr>
+        <w:t xml:space="preserve"> user application-password list </w:t>
+      </w:r>
+      <w:r>
+        <w:rPr>
+          <w:rStyle w:val="PreprocessorTok"/>
+        </w:rPr>
+        <w:t xml:space="preserve">[</w:t>
+      </w:r>
+      <w:r>
+        <w:rPr>
+          <w:rStyle w:val="SpecialStringTok"/>
+        </w:rPr>
+        <w:t xml:space="preserve">USER_ID</w:t>
+      </w:r>
+      <w:r>
+        <w:rPr>
+          <w:rStyle w:val="PreprocessorTok"/>
+        </w:rPr>
+        <w:t xml:space="preserve">]</w:t>
+      </w:r>
+      <w:r>
+        <w:rPr>
+          <w:rStyle w:val="NormalTok"/>
+        </w:rPr>
+        <w:t xml:space="preserve"> </w:t>
+      </w:r>
+      <w:r>
+        <w:rPr>
+          <w:rStyle w:val="AttributeTok"/>
+        </w:rPr>
+        <w:t xml:space="preserve">--fields</w:t>
+      </w:r>
+      <w:r>
+        <w:rPr>
+          <w:rStyle w:val="OperatorTok"/>
+        </w:rPr>
+        <w:t xml:space="preserve">=</w:t>
+      </w:r>
+      <w:r>
+        <w:rPr>
+          <w:rStyle w:val="NormalTok"/>
+        </w:rPr>
+        <w:t xml:space="preserve">uuid,name,created,last_used </w:t>
+      </w:r>
+      <w:r>
+        <w:rPr>
+          <w:rStyle w:val="AttributeTok"/>
+        </w:rPr>
+        <w:t xml:space="preserve">--format</w:t>
+      </w:r>
+      <w:r>
+        <w:rPr>
+          <w:rStyle w:val="OperatorTok"/>
+        </w:rPr>
+        <w:t xml:space="preserve">=</w:t>
+      </w:r>
+      <w:r>
+        <w:rPr>
+          <w:rStyle w:val="NormalTok"/>
+        </w:rPr>
+        <w:t xml:space="preserve">table</w:t>
+      </w:r>
+      <w:r>
+        <w:br/>
+      </w:r>
+      <w:r>
+        <w:rPr>
+          <w:rStyle w:val="ExtensionTok"/>
+        </w:rPr>
+        <w:t xml:space="preserve">wp</w:t>
+      </w:r>
+      <w:r>
+        <w:rPr>
+          <w:rStyle w:val="NormalTok"/>
+        </w:rPr>
+        <w:t xml:space="preserve"> user application-password delete </w:t>
+      </w:r>
+      <w:r>
+        <w:rPr>
+          <w:rStyle w:val="PreprocessorTok"/>
+        </w:rPr>
+        <w:t xml:space="preserve">[</w:t>
+      </w:r>
+      <w:r>
+        <w:rPr>
+          <w:rStyle w:val="SpecialStringTok"/>
+        </w:rPr>
+        <w:t xml:space="preserve">USER_ID</w:t>
+      </w:r>
+      <w:r>
+        <w:rPr>
+          <w:rStyle w:val="PreprocessorTok"/>
+        </w:rPr>
+        <w:t xml:space="preserve">]</w:t>
+      </w:r>
+      <w:r>
+        <w:rPr>
+          <w:rStyle w:val="NormalTok"/>
+        </w:rPr>
+        <w:t xml:space="preserve"> </w:t>
+      </w:r>
+      <w:r>
+        <w:rPr>
+          <w:rStyle w:val="PreprocessorTok"/>
+        </w:rPr>
+        <w:t xml:space="preserve">[</w:t>
+      </w:r>
+      <w:r>
+        <w:rPr>
+          <w:rStyle w:val="SpecialStringTok"/>
+        </w:rPr>
+        <w:t xml:space="preserve">UUID</w:t>
+      </w:r>
+      <w:r>
+        <w:rPr>
+          <w:rStyle w:val="PreprocessorTok"/>
+        </w:rPr>
+        <w:t xml:space="preserve">]</w:t>
+      </w:r>
     </w:p>
     <w:p>
       <w:pPr>
         <w:numPr>
           <w:ilvl w:val="0"/>
-          <w:numId w:val="1047"/>
+          <w:numId w:val="1054"/>
         </w:numPr>
       </w:pPr>
       <w:r>
@@ -31321,9 +32812,21 @@
       </w:r>
       <w:r>
         <w:rPr>
-          <w:rStyle w:val="AttributeTok"/>
-        </w:rPr>
-        <w:t xml:space="preserve">--all</w:t>
+          <w:rStyle w:val="PreprocessorTok"/>
+        </w:rPr>
+        <w:t xml:space="preserve">[</w:t>
+      </w:r>
+      <w:r>
+        <w:rPr>
+          <w:rStyle w:val="SpecialStringTok"/>
+        </w:rPr>
+        <w:t xml:space="preserve">AFFECTED_PLUGIN_SLUG</w:t>
+      </w:r>
+      <w:r>
+        <w:rPr>
+          <w:rStyle w:val="PreprocessorTok"/>
+        </w:rPr>
+        <w:t xml:space="preserve">]</w:t>
       </w:r>
       <w:r>
         <w:br/>
@@ -31342,9 +32845,21 @@
       </w:r>
       <w:r>
         <w:rPr>
-          <w:rStyle w:val="AttributeTok"/>
-        </w:rPr>
-        <w:t xml:space="preserve">--all</w:t>
+          <w:rStyle w:val="PreprocessorTok"/>
+        </w:rPr>
+        <w:t xml:space="preserve">[</w:t>
+      </w:r>
+      <w:r>
+        <w:rPr>
+          <w:rStyle w:val="SpecialStringTok"/>
+        </w:rPr>
+        <w:t xml:space="preserve">AFFECTED_THEME_SLUG</w:t>
+      </w:r>
+      <w:r>
+        <w:rPr>
+          <w:rStyle w:val="PreprocessorTok"/>
+        </w:rPr>
+        <w:t xml:space="preserve">]</w:t>
       </w:r>
     </w:p>
     <w:p>
@@ -31364,7 +32879,7 @@
         <w:pStyle w:val="Compact"/>
         <w:numPr>
           <w:ilvl w:val="0"/>
-          <w:numId w:val="1048"/>
+          <w:numId w:val="1055"/>
         </w:numPr>
       </w:pPr>
       <w:r>
@@ -31393,7 +32908,7 @@
         <w:pStyle w:val="Compact"/>
         <w:numPr>
           <w:ilvl w:val="0"/>
-          <w:numId w:val="1048"/>
+          <w:numId w:val="1055"/>
         </w:numPr>
       </w:pPr>
       <w:r>
@@ -31405,7 +32920,7 @@
         <w:pStyle w:val="Compact"/>
         <w:numPr>
           <w:ilvl w:val="0"/>
-          <w:numId w:val="1048"/>
+          <w:numId w:val="1055"/>
         </w:numPr>
       </w:pPr>
       <w:r>
@@ -31762,7 +33277,7 @@
         <w:pStyle w:val="Compact"/>
         <w:numPr>
           <w:ilvl w:val="0"/>
-          <w:numId w:val="1049"/>
+          <w:numId w:val="1056"/>
         </w:numPr>
       </w:pPr>
       <w:r>
@@ -31774,7 +33289,7 @@
         <w:pStyle w:val="Compact"/>
         <w:numPr>
           <w:ilvl w:val="0"/>
-          <w:numId w:val="1049"/>
+          <w:numId w:val="1056"/>
         </w:numPr>
       </w:pPr>
       <w:r>
@@ -31786,7 +33301,7 @@
         <w:pStyle w:val="Compact"/>
         <w:numPr>
           <w:ilvl w:val="0"/>
-          <w:numId w:val="1049"/>
+          <w:numId w:val="1056"/>
         </w:numPr>
       </w:pPr>
       <w:r>
@@ -31798,7 +33313,7 @@
         <w:pStyle w:val="Compact"/>
         <w:numPr>
           <w:ilvl w:val="0"/>
-          <w:numId w:val="1049"/>
+          <w:numId w:val="1056"/>
         </w:numPr>
       </w:pPr>
       <w:r>
@@ -31843,7 +33358,7 @@
       <w:r>
         <w:t xml:space="preserve"> </w:t>
       </w:r>
-      <w:hyperlink r:id="rId74">
+      <w:hyperlink r:id="rId75">
         <w:r>
           <w:rPr>
             <w:rStyle w:val="Hyperlink"/>
@@ -31858,8 +33373,8 @@
         <w:t xml:space="preserve">§7 for vulnerability severity language and disclosure practices.</w:t>
       </w:r>
     </w:p>
-    <w:bookmarkEnd w:id="75"/>
-    <w:bookmarkStart w:id="76" w:name="incident-roles-and-escalation-path"/>
+    <w:bookmarkEnd w:id="76"/>
+    <w:bookmarkStart w:id="77" w:name="incident-roles-and-escalation-path"/>
     <w:p>
       <w:pPr>
         <w:pStyle w:val="Heading3"/>
@@ -32122,7 +33637,7 @@
         <w:pStyle w:val="Compact"/>
         <w:numPr>
           <w:ilvl w:val="0"/>
-          <w:numId w:val="1050"/>
+          <w:numId w:val="1057"/>
         </w:numPr>
       </w:pPr>
       <w:r>
@@ -32144,7 +33659,7 @@
         <w:pStyle w:val="Compact"/>
         <w:numPr>
           <w:ilvl w:val="1"/>
-          <w:numId w:val="1051"/>
+          <w:numId w:val="1058"/>
         </w:numPr>
       </w:pPr>
       <w:r>
@@ -32156,7 +33671,7 @@
         <w:pStyle w:val="Compact"/>
         <w:numPr>
           <w:ilvl w:val="1"/>
-          <w:numId w:val="1051"/>
+          <w:numId w:val="1058"/>
         </w:numPr>
       </w:pPr>
       <w:r>
@@ -32168,7 +33683,7 @@
         <w:pStyle w:val="Compact"/>
         <w:numPr>
           <w:ilvl w:val="1"/>
-          <w:numId w:val="1051"/>
+          <w:numId w:val="1058"/>
         </w:numPr>
       </w:pPr>
       <w:r>
@@ -32180,7 +33695,7 @@
         <w:pStyle w:val="Compact"/>
         <w:numPr>
           <w:ilvl w:val="0"/>
-          <w:numId w:val="1050"/>
+          <w:numId w:val="1057"/>
         </w:numPr>
       </w:pPr>
       <w:r>
@@ -32202,7 +33717,7 @@
         <w:pStyle w:val="Compact"/>
         <w:numPr>
           <w:ilvl w:val="1"/>
-          <w:numId w:val="1052"/>
+          <w:numId w:val="1059"/>
         </w:numPr>
       </w:pPr>
       <w:r>
@@ -32214,7 +33729,7 @@
         <w:pStyle w:val="Compact"/>
         <w:numPr>
           <w:ilvl w:val="1"/>
-          <w:numId w:val="1052"/>
+          <w:numId w:val="1059"/>
         </w:numPr>
       </w:pPr>
       <w:r>
@@ -32226,7 +33741,7 @@
         <w:pStyle w:val="Compact"/>
         <w:numPr>
           <w:ilvl w:val="1"/>
-          <w:numId w:val="1052"/>
+          <w:numId w:val="1059"/>
         </w:numPr>
       </w:pPr>
       <w:r>
@@ -32238,7 +33753,7 @@
         <w:pStyle w:val="Compact"/>
         <w:numPr>
           <w:ilvl w:val="0"/>
-          <w:numId w:val="1050"/>
+          <w:numId w:val="1057"/>
         </w:numPr>
       </w:pPr>
       <w:r>
@@ -32260,7 +33775,7 @@
         <w:pStyle w:val="Compact"/>
         <w:numPr>
           <w:ilvl w:val="1"/>
-          <w:numId w:val="1053"/>
+          <w:numId w:val="1060"/>
         </w:numPr>
       </w:pPr>
       <w:r>
@@ -32272,7 +33787,7 @@
         <w:pStyle w:val="Compact"/>
         <w:numPr>
           <w:ilvl w:val="1"/>
-          <w:numId w:val="1053"/>
+          <w:numId w:val="1060"/>
         </w:numPr>
       </w:pPr>
       <w:r>
@@ -32284,7 +33799,7 @@
         <w:pStyle w:val="Compact"/>
         <w:numPr>
           <w:ilvl w:val="1"/>
-          <w:numId w:val="1053"/>
+          <w:numId w:val="1060"/>
         </w:numPr>
       </w:pPr>
       <w:r>
@@ -32296,7 +33811,7 @@
         <w:pStyle w:val="Compact"/>
         <w:numPr>
           <w:ilvl w:val="0"/>
-          <w:numId w:val="1050"/>
+          <w:numId w:val="1057"/>
         </w:numPr>
       </w:pPr>
       <w:r>
@@ -32318,7 +33833,7 @@
         <w:pStyle w:val="Compact"/>
         <w:numPr>
           <w:ilvl w:val="1"/>
-          <w:numId w:val="1054"/>
+          <w:numId w:val="1061"/>
         </w:numPr>
       </w:pPr>
       <w:r>
@@ -32330,7 +33845,7 @@
         <w:pStyle w:val="Compact"/>
         <w:numPr>
           <w:ilvl w:val="1"/>
-          <w:numId w:val="1054"/>
+          <w:numId w:val="1061"/>
         </w:numPr>
       </w:pPr>
       <w:r>
@@ -32342,7 +33857,7 @@
         <w:pStyle w:val="Compact"/>
         <w:numPr>
           <w:ilvl w:val="1"/>
-          <w:numId w:val="1054"/>
+          <w:numId w:val="1061"/>
         </w:numPr>
       </w:pPr>
       <w:r>
@@ -32354,7 +33869,7 @@
         <w:pStyle w:val="Compact"/>
         <w:numPr>
           <w:ilvl w:val="0"/>
-          <w:numId w:val="1050"/>
+          <w:numId w:val="1057"/>
         </w:numPr>
       </w:pPr>
       <w:r>
@@ -32376,7 +33891,7 @@
         <w:pStyle w:val="Compact"/>
         <w:numPr>
           <w:ilvl w:val="1"/>
-          <w:numId w:val="1055"/>
+          <w:numId w:val="1062"/>
         </w:numPr>
       </w:pPr>
       <w:r>
@@ -32388,7 +33903,7 @@
         <w:pStyle w:val="Compact"/>
         <w:numPr>
           <w:ilvl w:val="1"/>
-          <w:numId w:val="1055"/>
+          <w:numId w:val="1062"/>
         </w:numPr>
       </w:pPr>
       <w:r>
@@ -32400,7 +33915,7 @@
         <w:pStyle w:val="Compact"/>
         <w:numPr>
           <w:ilvl w:val="1"/>
-          <w:numId w:val="1055"/>
+          <w:numId w:val="1062"/>
         </w:numPr>
       </w:pPr>
       <w:r>
@@ -32425,8 +33940,8 @@
         <w:t xml:space="preserve">The ordering above reflects escalation depth, not engagement sequence. The Incident Commander role is typically assumed by the On-Call SysAdmin at incident start and formally handed off when a senior IC is engaged.</w:t>
       </w:r>
     </w:p>
-    <w:bookmarkEnd w:id="76"/>
-    <w:bookmarkStart w:id="77" w:name="performance-degradation"/>
+    <w:bookmarkEnd w:id="77"/>
+    <w:bookmarkStart w:id="78" w:name="performance-degradation"/>
     <w:p>
       <w:pPr>
         <w:pStyle w:val="Heading3"/>
@@ -32523,7 +34038,7 @@
       <w:pPr>
         <w:numPr>
           <w:ilvl w:val="0"/>
-          <w:numId w:val="1056"/>
+          <w:numId w:val="1063"/>
         </w:numPr>
       </w:pPr>
       <w:r>
@@ -32670,7 +34185,7 @@
       <w:pPr>
         <w:numPr>
           <w:ilvl w:val="0"/>
-          <w:numId w:val="1056"/>
+          <w:numId w:val="1063"/>
         </w:numPr>
       </w:pPr>
       <w:r>
@@ -32922,7 +34437,7 @@
       <w:pPr>
         <w:numPr>
           <w:ilvl w:val="0"/>
-          <w:numId w:val="1056"/>
+          <w:numId w:val="1063"/>
         </w:numPr>
       </w:pPr>
       <w:r>
@@ -33303,7 +34818,7 @@
       <w:pPr>
         <w:numPr>
           <w:ilvl w:val="0"/>
-          <w:numId w:val="1057"/>
+          <w:numId w:val="1064"/>
         </w:numPr>
       </w:pPr>
       <w:r>
@@ -33362,7 +34877,7 @@
       <w:pPr>
         <w:numPr>
           <w:ilvl w:val="0"/>
-          <w:numId w:val="1057"/>
+          <w:numId w:val="1064"/>
         </w:numPr>
       </w:pPr>
       <w:r>
@@ -33415,7 +34930,7 @@
       <w:pPr>
         <w:numPr>
           <w:ilvl w:val="0"/>
-          <w:numId w:val="1057"/>
+          <w:numId w:val="1064"/>
         </w:numPr>
       </w:pPr>
       <w:r>
@@ -33439,7 +34954,7 @@
         <w:pStyle w:val="Compact"/>
         <w:numPr>
           <w:ilvl w:val="0"/>
-          <w:numId w:val="1058"/>
+          <w:numId w:val="1065"/>
         </w:numPr>
       </w:pPr>
       <w:r>
@@ -33468,7 +34983,7 @@
         <w:pStyle w:val="Compact"/>
         <w:numPr>
           <w:ilvl w:val="0"/>
-          <w:numId w:val="1058"/>
+          <w:numId w:val="1065"/>
         </w:numPr>
       </w:pPr>
       <w:r>
@@ -33480,7 +34995,7 @@
         <w:pStyle w:val="Compact"/>
         <w:numPr>
           <w:ilvl w:val="0"/>
-          <w:numId w:val="1058"/>
+          <w:numId w:val="1065"/>
         </w:numPr>
       </w:pPr>
       <w:r>
@@ -33650,8 +35165,8 @@
         <w:t xml:space="preserve">Confirm response time and host utilization return to baseline for at least 15 minutes.</w:t>
       </w:r>
     </w:p>
-    <w:bookmarkEnd w:id="77"/>
-    <w:bookmarkStart w:id="78" w:name="post-incident-review"/>
+    <w:bookmarkEnd w:id="78"/>
+    <w:bookmarkStart w:id="79" w:name="post-incident-review"/>
     <w:p>
       <w:pPr>
         <w:pStyle w:val="Heading3"/>
@@ -34518,9 +36033,9 @@
         </w:pict>
       </w:r>
     </w:p>
-    <w:bookmarkEnd w:id="78"/>
     <w:bookmarkEnd w:id="79"/>
-    <w:bookmarkStart w:id="84" w:name="section-11-disaster-recovery"/>
+    <w:bookmarkEnd w:id="80"/>
+    <w:bookmarkStart w:id="85" w:name="section-11-disaster-recovery"/>
     <w:p>
       <w:pPr>
         <w:pStyle w:val="Heading2"/>
@@ -34537,7 +36052,7 @@
         <w:t xml:space="preserve">Lifecycle metadata for disaster recovery procedures is tracked in Appendix E.</w:t>
       </w:r>
     </w:p>
-    <w:bookmarkStart w:id="80" w:name="recovery-objectives"/>
+    <w:bookmarkStart w:id="81" w:name="recovery-objectives"/>
     <w:p>
       <w:pPr>
         <w:pStyle w:val="Heading3"/>
@@ -34867,8 +36382,8 @@
         <w:t xml:space="preserve">These targets assume proper backups and infrastructure in place. Regular testing is critical.</w:t>
       </w:r>
     </w:p>
-    <w:bookmarkEnd w:id="80"/>
-    <w:bookmarkStart w:id="81" w:name="full-site-restore-from-backup"/>
+    <w:bookmarkEnd w:id="81"/>
+    <w:bookmarkStart w:id="82" w:name="full-site-restore-from-backup"/>
     <w:p>
       <w:pPr>
         <w:pStyle w:val="Heading3"/>
@@ -34952,7 +36467,7 @@
         <w:t xml:space="preserve"> </w:t>
       </w:r>
       <w:r>
-        <w:t xml:space="preserve">- New server ready (or old server reformatted)</w:t>
+        <w:t xml:space="preserve">- New server ready (or current server isolated for recovery)</w:t>
       </w:r>
       <w:r>
         <w:t xml:space="preserve"> </w:t>
@@ -34965,6 +36480,18 @@
       </w:r>
       <w:r>
         <w:t xml:space="preserve">- WordPress file backup in hand</w:t>
+      </w:r>
+      <w:r>
+        <w:t xml:space="preserve"> </w:t>
+      </w:r>
+      <w:r>
+        <w:t xml:space="preserve">- Change owner assigned</w:t>
+      </w:r>
+      <w:r>
+        <w:t xml:space="preserve"> </w:t>
+      </w:r>
+      <w:r>
+        <w:t xml:space="preserve">- If using managed hosting or managed database services, provider restore workflow or support path identified</w:t>
       </w:r>
     </w:p>
     <w:p>
@@ -34983,7 +36510,7 @@
       <w:pPr>
         <w:numPr>
           <w:ilvl w:val="0"/>
-          <w:numId w:val="1059"/>
+          <w:numId w:val="1066"/>
         </w:numPr>
       </w:pPr>
       <w:r>
@@ -35027,7 +36554,16 @@
         <w:rPr>
           <w:rStyle w:val="CommentTok"/>
         </w:rPr>
-        <w:t xml:space="preserve"># If reusing old server, clean it</w:t>
+        <w:t xml:space="preserve"># If reusing the current server, stop services first and move the old web</w:t>
+      </w:r>
+      <w:r>
+        <w:br/>
+      </w:r>
+      <w:r>
+        <w:rPr>
+          <w:rStyle w:val="CommentTok"/>
+        </w:rPr>
+        <w:t xml:space="preserve"># root aside instead of deleting raw database files.</w:t>
       </w:r>
       <w:r>
         <w:br/>
@@ -35042,65 +36578,147 @@
         <w:rPr>
           <w:rStyle w:val="NormalTok"/>
         </w:rPr>
-        <w:t xml:space="preserve"> rm </w:t>
+        <w:t xml:space="preserve"> systemctl stop nginx</w:t>
+      </w:r>
+      <w:r>
+        <w:br/>
+      </w:r>
+      <w:r>
+        <w:rPr>
+          <w:rStyle w:val="FunctionTok"/>
+        </w:rPr>
+        <w:t xml:space="preserve">sudo</w:t>
+      </w:r>
+      <w:r>
+        <w:rPr>
+          <w:rStyle w:val="NormalTok"/>
+        </w:rPr>
+        <w:t xml:space="preserve"> systemctl stop [CUSTOMIZE: php_fpm_service]</w:t>
+      </w:r>
+      <w:r>
+        <w:br/>
+      </w:r>
+      <w:r>
+        <w:rPr>
+          <w:rStyle w:val="FunctionTok"/>
+        </w:rPr>
+        <w:t xml:space="preserve">sudo</w:t>
+      </w:r>
+      <w:r>
+        <w:rPr>
+          <w:rStyle w:val="NormalTok"/>
+        </w:rPr>
+        <w:t xml:space="preserve"> systemctl stop mysql</w:t>
+      </w:r>
+      <w:r>
+        <w:br/>
+      </w:r>
+      <w:r>
+        <w:br/>
+      </w:r>
+      <w:r>
+        <w:rPr>
+          <w:rStyle w:val="FunctionTok"/>
+        </w:rPr>
+        <w:t xml:space="preserve">sudo</w:t>
+      </w:r>
+      <w:r>
+        <w:rPr>
+          <w:rStyle w:val="NormalTok"/>
+        </w:rPr>
+        <w:t xml:space="preserve"> mv /home/wordpress/public_html /home/wordpress/public_html.pre-restore.</w:t>
+      </w:r>
+      <w:r>
+        <w:rPr>
+          <w:rStyle w:val="VariableTok"/>
+        </w:rPr>
+        <w:t xml:space="preserve">$(</w:t>
+      </w:r>
+      <w:r>
+        <w:rPr>
+          <w:rStyle w:val="FunctionTok"/>
+        </w:rPr>
+        <w:t xml:space="preserve">date</w:t>
+      </w:r>
+      <w:r>
+        <w:rPr>
+          <w:rStyle w:val="NormalTok"/>
+        </w:rPr>
+        <w:t xml:space="preserve"> +%Y%m%d-%H%M%S</w:t>
+      </w:r>
+      <w:r>
+        <w:rPr>
+          <w:rStyle w:val="VariableTok"/>
+        </w:rPr>
+        <w:t xml:space="preserve">)</w:t>
+      </w:r>
+      <w:r>
+        <w:br/>
+      </w:r>
+      <w:r>
+        <w:rPr>
+          <w:rStyle w:val="FunctionTok"/>
+        </w:rPr>
+        <w:t xml:space="preserve">sudo</w:t>
+      </w:r>
+      <w:r>
+        <w:rPr>
+          <w:rStyle w:val="NormalTok"/>
+        </w:rPr>
+        <w:t xml:space="preserve"> mkdir </w:t>
       </w:r>
       <w:r>
         <w:rPr>
           <w:rStyle w:val="AttributeTok"/>
         </w:rPr>
-        <w:t xml:space="preserve">-rf</w:t>
-      </w:r>
-      <w:r>
-        <w:rPr>
-          <w:rStyle w:val="NormalTok"/>
-        </w:rPr>
-        <w:t xml:space="preserve"> /home/wordpress/public_html/</w:t>
-      </w:r>
-      <w:r>
-        <w:rPr>
-          <w:rStyle w:val="PreprocessorTok"/>
-        </w:rPr>
-        <w:t xml:space="preserve">*</w:t>
-      </w:r>
-      <w:r>
-        <w:br/>
-      </w:r>
-      <w:r>
-        <w:rPr>
-          <w:rStyle w:val="FunctionTok"/>
-        </w:rPr>
-        <w:t xml:space="preserve">sudo</w:t>
-      </w:r>
-      <w:r>
-        <w:rPr>
-          <w:rStyle w:val="NormalTok"/>
-        </w:rPr>
-        <w:t xml:space="preserve"> rm </w:t>
-      </w:r>
-      <w:r>
-        <w:rPr>
-          <w:rStyle w:val="AttributeTok"/>
-        </w:rPr>
-        <w:t xml:space="preserve">-rf</w:t>
-      </w:r>
-      <w:r>
-        <w:rPr>
-          <w:rStyle w:val="NormalTok"/>
-        </w:rPr>
-        <w:t xml:space="preserve"> /var/lib/mysql/[CUSTOMIZE: wordpress_db]/</w:t>
-      </w:r>
-      <w:r>
-        <w:rPr>
-          <w:rStyle w:val="PreprocessorTok"/>
-        </w:rPr>
-        <w:t xml:space="preserve">*</w:t>
-      </w:r>
-    </w:p>
-    <w:p>
-      <w:pPr>
+        <w:t xml:space="preserve">-p</w:t>
+      </w:r>
+      <w:r>
+        <w:rPr>
+          <w:rStyle w:val="NormalTok"/>
+        </w:rPr>
+        <w:t xml:space="preserve"> /home/wordpress/public_html</w:t>
+      </w:r>
+    </w:p>
+    <w:p>
+      <w:pPr>
+        <w:pStyle w:val="BlockText"/>
         <w:numPr>
           <w:ilvl w:val="0"/>
-          <w:numId w:val="1059"/>
+          <w:numId w:val="1000"/>
+        </w:numPr>
+      </w:pPr>
+      <w:r>
+        <w:rPr>
+          <w:b/>
+          <w:bCs/>
+        </w:rPr>
+        <w:t xml:space="preserve">WARNING:</w:t>
+      </w:r>
+      <w:r>
+        <w:t xml:space="preserve"> </w:t>
+      </w:r>
+      <w:r>
+        <w:t xml:space="preserve">Do not delete the raw MySQL datadir with</w:t>
+      </w:r>
+      <w:r>
+        <w:t xml:space="preserve"> </w:t>
+      </w:r>
+      <w:r>
+        <w:rPr>
+          <w:rStyle w:val="VerbatimChar"/>
+        </w:rPr>
+        <w:t xml:space="preserve">rm -rf</w:t>
+      </w:r>
+      <w:r>
+        <w:t xml:space="preserve">. Recreate the database through MySQL or use the managed service’s restore controls instead.</w:t>
+      </w:r>
+    </w:p>
+    <w:p>
+      <w:pPr>
+        <w:numPr>
+          <w:ilvl w:val="0"/>
+          <w:numId w:val="1066"/>
         </w:numPr>
       </w:pPr>
       <w:r>
@@ -35189,7 +36807,7 @@
         <w:rPr>
           <w:rStyle w:val="NormalTok"/>
         </w:rPr>
-        <w:t xml:space="preserve"> s3 cp s3://[CUSTOMIZE: backup-bucket]/wordpress_TIMESTAMP.tar.gz </w:t>
+        <w:t xml:space="preserve"> s3 cp s3://[CUSTOMIZE: backup-bucket]/[CUSTOMIZE: example.com]/wordpress_TIMESTAMP.tar.gz </w:t>
       </w:r>
       <w:r>
         <w:rPr>
@@ -35295,7 +36913,7 @@
       <w:pPr>
         <w:numPr>
           <w:ilvl w:val="0"/>
-          <w:numId w:val="1059"/>
+          <w:numId w:val="1066"/>
         </w:numPr>
       </w:pPr>
       <w:r>
@@ -35372,7 +36990,7 @@
         <w:rPr>
           <w:rStyle w:val="StringTok"/>
         </w:rPr>
-        <w:t xml:space="preserve">CREATE DATABASE [CUSTOMIZE: wordpress_db];</w:t>
+        <w:t xml:space="preserve">CREATE DATABASE IF NOT EXISTS [CUSTOMIZE: wordpress_db];</w:t>
       </w:r>
       <w:r>
         <w:br/>
@@ -35436,6 +37054,42 @@
       </w:r>
       <w:r>
         <w:rPr>
+          <w:rStyle w:val="FunctionTok"/>
+        </w:rPr>
+        <w:t xml:space="preserve">gunzip</w:t>
+      </w:r>
+      <w:r>
+        <w:rPr>
+          <w:rStyle w:val="NormalTok"/>
+        </w:rPr>
+        <w:t xml:space="preserve"> </w:t>
+      </w:r>
+      <w:r>
+        <w:rPr>
+          <w:rStyle w:val="OperatorTok"/>
+        </w:rPr>
+        <w:t xml:space="preserve">&lt;</w:t>
+      </w:r>
+      <w:r>
+        <w:rPr>
+          <w:rStyle w:val="NormalTok"/>
+        </w:rPr>
+        <w:t xml:space="preserve"> /home/wordpress/backup/db_TIMESTAMP.sql.gz </w:t>
+      </w:r>
+      <w:r>
+        <w:rPr>
+          <w:rStyle w:val="KeywordTok"/>
+        </w:rPr>
+        <w:t xml:space="preserve">|</w:t>
+      </w:r>
+      <w:r>
+        <w:rPr>
+          <w:rStyle w:val="NormalTok"/>
+        </w:rPr>
+        <w:t xml:space="preserve"> </w:t>
+      </w:r>
+      <w:r>
+        <w:rPr>
           <w:rStyle w:val="ExtensionTok"/>
         </w:rPr>
         <w:t xml:space="preserve">wp</w:t>
@@ -35444,7 +37098,13 @@
         <w:rPr>
           <w:rStyle w:val="NormalTok"/>
         </w:rPr>
-        <w:t xml:space="preserve"> db import /home/wordpress/backup/db_TIMESTAMP.sql</w:t>
+        <w:t xml:space="preserve"> db import </w:t>
+      </w:r>
+      <w:r>
+        <w:rPr>
+          <w:rStyle w:val="AttributeTok"/>
+        </w:rPr>
+        <w:t xml:space="preserve">-</w:t>
       </w:r>
       <w:r>
         <w:br/>
@@ -35471,7 +37131,7 @@
         <w:rPr>
           <w:rStyle w:val="NormalTok"/>
         </w:rPr>
-        <w:t xml:space="preserve"> s3 cp s3://[CUSTOMIZE: backup-bucket]/db_TIMESTAMP.sql.gz </w:t>
+        <w:t xml:space="preserve"> s3 cp s3://[CUSTOMIZE: backup-bucket]/[CUSTOMIZE: example.com]/db_TIMESTAMP.sql.gz </w:t>
       </w:r>
       <w:r>
         <w:rPr>
@@ -35544,7 +37204,7 @@
       <w:pPr>
         <w:numPr>
           <w:ilvl w:val="0"/>
-          <w:numId w:val="1059"/>
+          <w:numId w:val="1066"/>
         </w:numPr>
       </w:pPr>
       <w:r>
@@ -35718,7 +37378,7 @@
       <w:pPr>
         <w:numPr>
           <w:ilvl w:val="0"/>
-          <w:numId w:val="1059"/>
+          <w:numId w:val="1066"/>
         </w:numPr>
       </w:pPr>
       <w:r>
@@ -35817,7 +37477,7 @@
       <w:pPr>
         <w:numPr>
           <w:ilvl w:val="0"/>
-          <w:numId w:val="1059"/>
+          <w:numId w:val="1066"/>
         </w:numPr>
       </w:pPr>
       <w:r>
@@ -36087,7 +37747,7 @@
       <w:pPr>
         <w:numPr>
           <w:ilvl w:val="0"/>
-          <w:numId w:val="1059"/>
+          <w:numId w:val="1066"/>
         </w:numPr>
       </w:pPr>
       <w:r>
@@ -36128,7 +37788,7 @@
         <w:rPr>
           <w:rStyle w:val="CommentTok"/>
         </w:rPr>
-        <w:t xml:space="preserve">: Incorrect URLs here will make the site inaccessible via wp-admin.</w:t>
+        <w:t xml:space="preserve">: Incorrect URLs here will make the site inaccessible via the Dashboard.</w:t>
       </w:r>
       <w:r>
         <w:br/>
@@ -36246,7 +37906,7 @@
       <w:pPr>
         <w:numPr>
           <w:ilvl w:val="0"/>
-          <w:numId w:val="1059"/>
+          <w:numId w:val="1066"/>
         </w:numPr>
       </w:pPr>
       <w:r>
@@ -36338,22 +37998,37 @@
         <w:rPr>
           <w:rStyle w:val="NormalTok"/>
         </w:rPr>
+        <w:t xml:space="preserve"> systemctl restart mysql</w:t>
+      </w:r>
+      <w:r>
+        <w:br/>
+      </w:r>
+      <w:r>
+        <w:rPr>
+          <w:rStyle w:val="FunctionTok"/>
+        </w:rPr>
+        <w:t xml:space="preserve">sudo</w:t>
+      </w:r>
+      <w:r>
+        <w:rPr>
+          <w:rStyle w:val="NormalTok"/>
+        </w:rPr>
+        <w:t xml:space="preserve"> systemctl restart [CUSTOMIZE: php_fpm_service]</w:t>
+      </w:r>
+      <w:r>
+        <w:br/>
+      </w:r>
+      <w:r>
+        <w:rPr>
+          <w:rStyle w:val="FunctionTok"/>
+        </w:rPr>
+        <w:t xml:space="preserve">sudo</w:t>
+      </w:r>
+      <w:r>
+        <w:rPr>
+          <w:rStyle w:val="NormalTok"/>
+        </w:rPr>
         <w:t xml:space="preserve"> systemctl restart nginx</w:t>
-      </w:r>
-      <w:r>
-        <w:br/>
-      </w:r>
-      <w:r>
-        <w:rPr>
-          <w:rStyle w:val="FunctionTok"/>
-        </w:rPr>
-        <w:t xml:space="preserve">sudo</w:t>
-      </w:r>
-      <w:r>
-        <w:rPr>
-          <w:rStyle w:val="NormalTok"/>
-        </w:rPr>
-        <w:t xml:space="preserve"> systemctl restart [CUSTOMIZE: php_fpm_service]</w:t>
       </w:r>
       <w:r>
         <w:br/>
@@ -36399,7 +38074,7 @@
       <w:pPr>
         <w:numPr>
           <w:ilvl w:val="0"/>
-          <w:numId w:val="1059"/>
+          <w:numId w:val="1066"/>
         </w:numPr>
       </w:pPr>
       <w:r>
@@ -36415,11 +38090,11 @@
         <w:pStyle w:val="Compact"/>
         <w:numPr>
           <w:ilvl w:val="1"/>
-          <w:numId w:val="1060"/>
+          <w:numId w:val="1067"/>
         </w:numPr>
       </w:pPr>
       <w:r>
-        <w:t xml:space="preserve">Reset admin passwords</w:t>
+        <w:t xml:space="preserve">Reset privileged account passwords</w:t>
       </w:r>
     </w:p>
     <w:p>
@@ -36427,11 +38102,35 @@
         <w:pStyle w:val="Compact"/>
         <w:numPr>
           <w:ilvl w:val="1"/>
-          <w:numId w:val="1060"/>
+          <w:numId w:val="1067"/>
         </w:numPr>
       </w:pPr>
       <w:r>
-        <w:t xml:space="preserve">Check all users can login</w:t>
+        <w:t xml:space="preserve">Review and revoke application passwords for affected privileged users with</w:t>
+      </w:r>
+      <w:r>
+        <w:t xml:space="preserve"> </w:t>
+      </w:r>
+      <w:r>
+        <w:rPr>
+          <w:rStyle w:val="VerbatimChar"/>
+        </w:rPr>
+        <w:t xml:space="preserve">wp user application-password list</w:t>
+      </w:r>
+      <w:r>
+        <w:t xml:space="preserve"> </w:t>
+      </w:r>
+      <w:r>
+        <w:t xml:space="preserve">and</w:t>
+      </w:r>
+      <w:r>
+        <w:t xml:space="preserve"> </w:t>
+      </w:r>
+      <w:r>
+        <w:rPr>
+          <w:rStyle w:val="VerbatimChar"/>
+        </w:rPr>
+        <w:t xml:space="preserve">wp user application-password delete</w:t>
       </w:r>
     </w:p>
     <w:p>
@@ -36439,11 +38138,11 @@
         <w:pStyle w:val="Compact"/>
         <w:numPr>
           <w:ilvl w:val="1"/>
-          <w:numId w:val="1060"/>
+          <w:numId w:val="1067"/>
         </w:numPr>
       </w:pPr>
       <w:r>
-        <w:t xml:space="preserve">Verify media loads correctly</w:t>
+        <w:t xml:space="preserve">Check all privileged users can log in</w:t>
       </w:r>
     </w:p>
     <w:p>
@@ -36451,11 +38150,11 @@
         <w:pStyle w:val="Compact"/>
         <w:numPr>
           <w:ilvl w:val="1"/>
-          <w:numId w:val="1060"/>
+          <w:numId w:val="1067"/>
         </w:numPr>
       </w:pPr>
       <w:r>
-        <w:t xml:space="preserve">Test form submissions</w:t>
+        <w:t xml:space="preserve">Verify media loads correctly</w:t>
       </w:r>
     </w:p>
     <w:p>
@@ -36463,15 +38162,27 @@
         <w:pStyle w:val="Compact"/>
         <w:numPr>
           <w:ilvl w:val="1"/>
-          <w:numId w:val="1060"/>
+          <w:numId w:val="1067"/>
         </w:numPr>
       </w:pPr>
       <w:r>
+        <w:t xml:space="preserve">Test form submissions</w:t>
+      </w:r>
+    </w:p>
+    <w:p>
+      <w:pPr>
+        <w:pStyle w:val="Compact"/>
+        <w:numPr>
+          <w:ilvl w:val="1"/>
+          <w:numId w:val="1067"/>
+        </w:numPr>
+      </w:pPr>
+      <w:r>
         <w:t xml:space="preserve">Monitor error logs for 30 minutes</w:t>
       </w:r>
     </w:p>
-    <w:bookmarkEnd w:id="81"/>
-    <w:bookmarkStart w:id="82" w:name="database-only-recovery"/>
+    <w:bookmarkEnd w:id="82"/>
+    <w:bookmarkStart w:id="83" w:name="database-only-recovery"/>
     <w:p>
       <w:pPr>
         <w:pStyle w:val="Heading3"/>
@@ -36550,7 +38261,7 @@
       <w:pPr>
         <w:numPr>
           <w:ilvl w:val="0"/>
-          <w:numId w:val="1061"/>
+          <w:numId w:val="1068"/>
         </w:numPr>
       </w:pPr>
       <w:r>
@@ -36639,7 +38350,7 @@
         <w:rPr>
           <w:rStyle w:val="NormalTok"/>
         </w:rPr>
-        <w:t xml:space="preserve"> s3 ls s3://[CUSTOMIZE: backup-bucket]/ </w:t>
+        <w:t xml:space="preserve"> s3 ls s3://[CUSTOMIZE: backup-bucket]/[CUSTOMIZE: example.com]/ </w:t>
       </w:r>
       <w:r>
         <w:rPr>
@@ -36676,7 +38387,7 @@
       <w:pPr>
         <w:numPr>
           <w:ilvl w:val="0"/>
-          <w:numId w:val="1061"/>
+          <w:numId w:val="1068"/>
         </w:numPr>
       </w:pPr>
       <w:r>
@@ -36748,7 +38459,7 @@
       <w:pPr>
         <w:numPr>
           <w:ilvl w:val="0"/>
-          <w:numId w:val="1061"/>
+          <w:numId w:val="1068"/>
         </w:numPr>
       </w:pPr>
       <w:r>
@@ -36756,7 +38467,7 @@
           <w:b/>
           <w:bCs/>
         </w:rPr>
-        <w:t xml:space="preserve">Drop Current Database Tables</w:t>
+        <w:t xml:space="preserve">Remove Only WordPress Tables</w:t>
       </w:r>
     </w:p>
     <w:p>
@@ -36783,7 +38494,16 @@
         <w:rPr>
           <w:rStyle w:val="CommentTok"/>
         </w:rPr>
-        <w:t xml:space="preserve">: This drops ALL database tables and destroys all site content. Ensure the backup in step 2 completed successfully.</w:t>
+        <w:t xml:space="preserve">: This drops all tables matching the current WordPress table prefix.</w:t>
+      </w:r>
+      <w:r>
+        <w:br/>
+      </w:r>
+      <w:r>
+        <w:rPr>
+          <w:rStyle w:val="CommentTok"/>
+        </w:rPr>
+        <w:t xml:space="preserve"># Use only after confirming the target prefix and after the backup in step 2 completed successfully.</w:t>
       </w:r>
       <w:r>
         <w:br/>
@@ -36798,7 +38518,7 @@
         <w:rPr>
           <w:rStyle w:val="NormalTok"/>
         </w:rPr>
-        <w:t xml:space="preserve"> db reset </w:t>
+        <w:t xml:space="preserve"> db clean </w:t>
       </w:r>
       <w:r>
         <w:rPr>
@@ -36816,19 +38536,7 @@
         <w:rPr>
           <w:rStyle w:val="CommentTok"/>
         </w:rPr>
-        <w:t xml:space="preserve"># Or manually — </w:t>
-      </w:r>
-      <w:r>
-        <w:rPr>
-          <w:rStyle w:val="AlertTok"/>
-        </w:rPr>
-        <w:t xml:space="preserve">WARNING</w:t>
-      </w:r>
-      <w:r>
-        <w:rPr>
-          <w:rStyle w:val="CommentTok"/>
-        </w:rPr>
-        <w:t xml:space="preserve">: same effect as above, irreversible without backup.</w:t>
+        <w:t xml:space="preserve"># Shared-database alternative: review the prefix first and use a manual, prefix-scoped drop list.</w:t>
       </w:r>
       <w:r>
         <w:br/>
@@ -36914,9 +38622,46 @@
     </w:p>
     <w:p>
       <w:pPr>
+        <w:pStyle w:val="BlockText"/>
         <w:numPr>
           <w:ilvl w:val="0"/>
-          <w:numId w:val="1061"/>
+          <w:numId w:val="1000"/>
+        </w:numPr>
+      </w:pPr>
+      <w:r>
+        <w:rPr>
+          <w:b/>
+          <w:bCs/>
+        </w:rPr>
+        <w:t xml:space="preserve">WARNING:</w:t>
+      </w:r>
+      <w:r>
+        <w:t xml:space="preserve"> </w:t>
+      </w:r>
+      <w:r>
+        <w:t xml:space="preserve">Do not use</w:t>
+      </w:r>
+      <w:r>
+        <w:t xml:space="preserve"> </w:t>
+      </w:r>
+      <w:r>
+        <w:rPr>
+          <w:rStyle w:val="VerbatimChar"/>
+        </w:rPr>
+        <w:t xml:space="preserve">wp db reset --yes</w:t>
+      </w:r>
+      <w:r>
+        <w:t xml:space="preserve"> </w:t>
+      </w:r>
+      <w:r>
+        <w:t xml:space="preserve">on shared databases. It drops and recreates the entire database, not just WordPress tables.</w:t>
+      </w:r>
+    </w:p>
+    <w:p>
+      <w:pPr>
+        <w:numPr>
+          <w:ilvl w:val="0"/>
+          <w:numId w:val="1068"/>
         </w:numPr>
       </w:pPr>
       <w:r>
@@ -37030,7 +38775,7 @@
       <w:pPr>
         <w:numPr>
           <w:ilvl w:val="0"/>
-          <w:numId w:val="1061"/>
+          <w:numId w:val="1068"/>
         </w:numPr>
       </w:pPr>
       <w:r>
@@ -37183,7 +38928,7 @@
       <w:pPr>
         <w:numPr>
           <w:ilvl w:val="0"/>
-          <w:numId w:val="1061"/>
+          <w:numId w:val="1068"/>
         </w:numPr>
       </w:pPr>
       <w:r>
@@ -37288,7 +39033,7 @@
       <w:pPr>
         <w:numPr>
           <w:ilvl w:val="0"/>
-          <w:numId w:val="1061"/>
+          <w:numId w:val="1068"/>
         </w:numPr>
       </w:pPr>
       <w:r>
@@ -37304,7 +39049,7 @@
         <w:pStyle w:val="Compact"/>
         <w:numPr>
           <w:ilvl w:val="1"/>
-          <w:numId w:val="1062"/>
+          <w:numId w:val="1069"/>
         </w:numPr>
       </w:pPr>
       <w:r>
@@ -37316,7 +39061,7 @@
         <w:pStyle w:val="Compact"/>
         <w:numPr>
           <w:ilvl w:val="1"/>
-          <w:numId w:val="1062"/>
+          <w:numId w:val="1069"/>
         </w:numPr>
       </w:pPr>
       <w:r>
@@ -37328,15 +39073,15 @@
         <w:pStyle w:val="Compact"/>
         <w:numPr>
           <w:ilvl w:val="1"/>
-          <w:numId w:val="1062"/>
+          <w:numId w:val="1069"/>
         </w:numPr>
       </w:pPr>
       <w:r>
         <w:t xml:space="preserve">Verify recent posts are present (or missing if intended)</w:t>
       </w:r>
     </w:p>
-    <w:bookmarkEnd w:id="82"/>
-    <w:bookmarkStart w:id="83" w:name="server-migration"/>
+    <w:bookmarkEnd w:id="83"/>
+    <w:bookmarkStart w:id="84" w:name="server-migration"/>
     <w:p>
       <w:pPr>
         <w:pStyle w:val="Heading3"/>
@@ -37439,7 +39184,7 @@
       <w:pPr>
         <w:numPr>
           <w:ilvl w:val="0"/>
-          <w:numId w:val="1063"/>
+          <w:numId w:val="1070"/>
         </w:numPr>
       </w:pPr>
       <w:r>
@@ -37583,7 +39328,7 @@
       <w:pPr>
         <w:numPr>
           <w:ilvl w:val="0"/>
-          <w:numId w:val="1063"/>
+          <w:numId w:val="1070"/>
         </w:numPr>
       </w:pPr>
       <w:r>
@@ -37709,7 +39454,7 @@
       <w:pPr>
         <w:numPr>
           <w:ilvl w:val="0"/>
-          <w:numId w:val="1063"/>
+          <w:numId w:val="1070"/>
         </w:numPr>
       </w:pPr>
       <w:r>
@@ -37739,7 +39484,7 @@
       <w:pPr>
         <w:numPr>
           <w:ilvl w:val="0"/>
-          <w:numId w:val="1063"/>
+          <w:numId w:val="1070"/>
         </w:numPr>
       </w:pPr>
       <w:r>
@@ -37820,7 +39565,7 @@
       <w:pPr>
         <w:numPr>
           <w:ilvl w:val="0"/>
-          <w:numId w:val="1063"/>
+          <w:numId w:val="1070"/>
         </w:numPr>
       </w:pPr>
       <w:r>
@@ -37946,7 +39691,7 @@
       <w:pPr>
         <w:numPr>
           <w:ilvl w:val="0"/>
-          <w:numId w:val="1063"/>
+          <w:numId w:val="1070"/>
         </w:numPr>
       </w:pPr>
       <w:r>
@@ -38108,7 +39853,7 @@
       <w:pPr>
         <w:numPr>
           <w:ilvl w:val="0"/>
-          <w:numId w:val="1063"/>
+          <w:numId w:val="1070"/>
         </w:numPr>
       </w:pPr>
       <w:r>
@@ -38179,7 +39924,7 @@
         <w:rPr>
           <w:rStyle w:val="NormalTok"/>
         </w:rPr>
-        <w:t xml:space="preserve"> /backup/old-server-final-</w:t>
+        <w:t xml:space="preserve"> /home/wordpress/backup/old-server-final-</w:t>
       </w:r>
       <w:r>
         <w:rPr>
@@ -38255,7 +40000,7 @@
       <w:pPr>
         <w:numPr>
           <w:ilvl w:val="0"/>
-          <w:numId w:val="1063"/>
+          <w:numId w:val="1070"/>
         </w:numPr>
       </w:pPr>
       <w:r>
@@ -38271,7 +40016,7 @@
         <w:pStyle w:val="Compact"/>
         <w:numPr>
           <w:ilvl w:val="1"/>
-          <w:numId w:val="1064"/>
+          <w:numId w:val="1071"/>
         </w:numPr>
       </w:pPr>
       <w:r>
@@ -38283,7 +40028,7 @@
         <w:pStyle w:val="Compact"/>
         <w:numPr>
           <w:ilvl w:val="1"/>
-          <w:numId w:val="1064"/>
+          <w:numId w:val="1071"/>
         </w:numPr>
       </w:pPr>
       <w:r>
@@ -38295,7 +40040,7 @@
         <w:pStyle w:val="Compact"/>
         <w:numPr>
           <w:ilvl w:val="1"/>
-          <w:numId w:val="1064"/>
+          <w:numId w:val="1071"/>
         </w:numPr>
       </w:pPr>
       <w:r>
@@ -38307,7 +40052,7 @@
         <w:pStyle w:val="Compact"/>
         <w:numPr>
           <w:ilvl w:val="1"/>
-          <w:numId w:val="1064"/>
+          <w:numId w:val="1071"/>
         </w:numPr>
       </w:pPr>
       <w:r>
@@ -38319,7 +40064,7 @@
         <w:pStyle w:val="Compact"/>
         <w:numPr>
           <w:ilvl w:val="1"/>
-          <w:numId w:val="1064"/>
+          <w:numId w:val="1071"/>
         </w:numPr>
       </w:pPr>
       <w:r>
@@ -38331,7 +40076,7 @@
         <w:pStyle w:val="Compact"/>
         <w:numPr>
           <w:ilvl w:val="1"/>
-          <w:numId w:val="1064"/>
+          <w:numId w:val="1071"/>
         </w:numPr>
       </w:pPr>
       <w:r>
@@ -38345,9 +40090,9 @@
         </w:pict>
       </w:r>
     </w:p>
-    <w:bookmarkEnd w:id="83"/>
     <w:bookmarkEnd w:id="84"/>
-    <w:bookmarkStart w:id="87" w:name="appendix-a-file-permissions-reference"/>
+    <w:bookmarkEnd w:id="85"/>
+    <w:bookmarkStart w:id="88" w:name="appendix-a-file-permissions-reference"/>
     <w:p>
       <w:pPr>
         <w:pStyle w:val="Heading2"/>
@@ -38356,7 +40101,7 @@
         <w:t xml:space="preserve">Appendix A: File Permissions Reference</w:t>
       </w:r>
     </w:p>
-    <w:bookmarkStart w:id="85" w:name="a.1-wordpress-file-permissions-table"/>
+    <w:bookmarkStart w:id="86" w:name="a.1-wordpress-file-permissions-table"/>
     <w:p>
       <w:pPr>
         <w:pStyle w:val="Heading3"/>
@@ -39170,8 +40915,8 @@
         </w:tc>
       </w:tr>
     </w:tbl>
-    <w:bookmarkEnd w:id="85"/>
-    <w:bookmarkStart w:id="86" w:name="a.2-permission-reset-script"/>
+    <w:bookmarkEnd w:id="86"/>
+    <w:bookmarkStart w:id="87" w:name="a.2-permission-reset-script"/>
     <w:p>
       <w:pPr>
         <w:pStyle w:val="Heading3"/>
@@ -40431,9 +42176,9 @@
         </w:pict>
       </w:r>
     </w:p>
-    <w:bookmarkEnd w:id="86"/>
     <w:bookmarkEnd w:id="87"/>
-    <w:bookmarkStart w:id="97" w:name="appendix-b-wp-config.php-key-settings"/>
+    <w:bookmarkEnd w:id="88"/>
+    <w:bookmarkStart w:id="98" w:name="appendix-b-wp-config.php-key-settings"/>
     <w:p>
       <w:pPr>
         <w:pStyle w:val="Heading2"/>
@@ -40442,7 +42187,7 @@
         <w:t xml:space="preserve">Appendix B: wp-config.php Key Settings</w:t>
       </w:r>
     </w:p>
-    <w:bookmarkStart w:id="88" w:name="b.1-database-configuration"/>
+    <w:bookmarkStart w:id="89" w:name="b.1-database-configuration"/>
     <w:p>
       <w:pPr>
         <w:pStyle w:val="Heading3"/>
@@ -40894,8 +42639,8 @@
         <w:t xml:space="preserve">;</w:t>
       </w:r>
     </w:p>
-    <w:bookmarkEnd w:id="88"/>
-    <w:bookmarkStart w:id="89" w:name="b.2-security-keys-and-salts"/>
+    <w:bookmarkEnd w:id="89"/>
+    <w:bookmarkStart w:id="90" w:name="b.2-security-keys-and-salts"/>
     <w:p>
       <w:pPr>
         <w:pStyle w:val="Heading3"/>
@@ -41371,8 +43116,8 @@
         <w:t xml:space="preserve">Changing these keys will log out all users. Do this during maintenance window.</w:t>
       </w:r>
     </w:p>
-    <w:bookmarkEnd w:id="89"/>
-    <w:bookmarkStart w:id="90" w:name="b.3-security-constants"/>
+    <w:bookmarkEnd w:id="90"/>
+    <w:bookmarkStart w:id="91" w:name="b.3-security-constants"/>
     <w:p>
       <w:pPr>
         <w:pStyle w:val="Heading3"/>
@@ -41611,8 +43356,8 @@
         <w:t xml:space="preserve">// See Section 5.4 for endpoint-specific examples.</w:t>
       </w:r>
     </w:p>
-    <w:bookmarkEnd w:id="90"/>
-    <w:bookmarkStart w:id="91" w:name="b.4-debugging-constants"/>
+    <w:bookmarkEnd w:id="91"/>
+    <w:bookmarkStart w:id="92" w:name="b.4-debugging-constants"/>
     <w:p>
       <w:pPr>
         <w:pStyle w:val="Heading3"/>
@@ -41971,8 +43716,8 @@
         <w:t xml:space="preserve">// Track database queries (dev only)</w:t>
       </w:r>
     </w:p>
-    <w:bookmarkEnd w:id="91"/>
-    <w:bookmarkStart w:id="92" w:name="b.5-performance-constants"/>
+    <w:bookmarkEnd w:id="92"/>
+    <w:bookmarkStart w:id="93" w:name="b.5-performance-constants"/>
     <w:p>
       <w:pPr>
         <w:pStyle w:val="Heading3"/>
@@ -42641,8 +44386,8 @@
         <w:t xml:space="preserve">;</w:t>
       </w:r>
     </w:p>
-    <w:bookmarkEnd w:id="92"/>
-    <w:bookmarkStart w:id="93" w:name="b.6-wordpress-cron-constants"/>
+    <w:bookmarkEnd w:id="93"/>
+    <w:bookmarkStart w:id="94" w:name="b.6-wordpress-cron-constants"/>
     <w:p>
       <w:pPr>
         <w:pStyle w:val="Heading3"/>
@@ -42743,8 +44488,8 @@
         <w:t xml:space="preserve">// Block wp-cron.php at the web server level — see Section 6.6</w:t>
       </w:r>
     </w:p>
-    <w:bookmarkEnd w:id="93"/>
-    <w:bookmarkStart w:id="94" w:name="X149010d6657c5848e662d5823a8c4c8972a46d4"/>
+    <w:bookmarkEnd w:id="94"/>
+    <w:bookmarkStart w:id="95" w:name="X149010d6657c5848e662d5823a8c4c8972a46d4"/>
     <w:p>
       <w:pPr>
         <w:pStyle w:val="Heading3"/>
@@ -43145,8 +44890,8 @@
         <w:t xml:space="preserve">;</w:t>
       </w:r>
     </w:p>
-    <w:bookmarkEnd w:id="94"/>
-    <w:bookmarkStart w:id="95" w:name="b.8-path-configuration-optional"/>
+    <w:bookmarkEnd w:id="95"/>
+    <w:bookmarkStart w:id="96" w:name="b.8-path-configuration-optional"/>
     <w:p>
       <w:pPr>
         <w:pStyle w:val="Heading3"/>
@@ -43454,8 +45199,8 @@
         <w:t xml:space="preserve">;</w:t>
       </w:r>
     </w:p>
-    <w:bookmarkEnd w:id="95"/>
-    <w:bookmarkStart w:id="96" w:name="X186eb5130edef6aa71dcd6dda8c018f434ea4de"/>
+    <w:bookmarkEnd w:id="96"/>
+    <w:bookmarkStart w:id="97" w:name="X186eb5130edef6aa71dcd6dda8c018f434ea4de"/>
     <w:p>
       <w:pPr>
         <w:pStyle w:val="Heading3"/>
@@ -45681,9 +47426,9 @@
         </w:pict>
       </w:r>
     </w:p>
-    <w:bookmarkEnd w:id="96"/>
     <w:bookmarkEnd w:id="97"/>
-    <w:bookmarkStart w:id="102" w:name="appendix-c-change-log"/>
+    <w:bookmarkEnd w:id="98"/>
+    <w:bookmarkStart w:id="103" w:name="appendix-c-change-log"/>
     <w:p>
       <w:pPr>
         <w:pStyle w:val="Heading2"/>
@@ -45692,7 +47437,7 @@
         <w:t xml:space="preserve">Appendix C: Change Log</w:t>
       </w:r>
     </w:p>
-    <w:bookmarkStart w:id="101" w:name="release-history"/>
+    <w:bookmarkStart w:id="102" w:name="release-history"/>
     <w:p>
       <w:pPr>
         <w:pStyle w:val="Heading3"/>
@@ -45709,7 +47454,7 @@
         <w:t xml:space="preserve">This section documents all updates to this runbook and corresponding infrastructure changes.</w:t>
       </w:r>
     </w:p>
-    <w:bookmarkStart w:id="98" w:name="version-2.0---february-2026"/>
+    <w:bookmarkStart w:id="99" w:name="version-2.0---february-2026"/>
     <w:p>
       <w:pPr>
         <w:pStyle w:val="Heading4"/>
@@ -45823,7 +47568,7 @@
         <w:t xml:space="preserve"> </w:t>
       </w:r>
       <w:r>
-        <w:t xml:space="preserve">- Updated PHP minimum version requirement to 8.2+</w:t>
+        <w:t xml:space="preserve">- Updated PHP minimum version requirement to 8.3+</w:t>
       </w:r>
     </w:p>
     <w:p>
@@ -45892,8 +47637,8 @@
         <w:t xml:space="preserve">- [CUSTOMIZE: Date] - Performance testing done</w:t>
       </w:r>
     </w:p>
-    <w:bookmarkEnd w:id="98"/>
-    <w:bookmarkStart w:id="99" w:name="version-1.5---august-2025"/>
+    <w:bookmarkEnd w:id="99"/>
+    <w:bookmarkStart w:id="100" w:name="version-1.5---august-2025"/>
     <w:p>
       <w:pPr>
         <w:pStyle w:val="Heading4"/>
@@ -45968,8 +47713,8 @@
         <w:t xml:space="preserve">- Upgraded PHP to 8.0</w:t>
       </w:r>
     </w:p>
-    <w:bookmarkEnd w:id="99"/>
-    <w:bookmarkStart w:id="100" w:name="version-1.0---february-2025"/>
+    <w:bookmarkEnd w:id="100"/>
+    <w:bookmarkStart w:id="101" w:name="version-1.0---february-2025"/>
     <w:p>
       <w:pPr>
         <w:pStyle w:val="Heading4"/>
@@ -46021,10 +47766,10 @@
         </w:pict>
       </w:r>
     </w:p>
-    <w:bookmarkEnd w:id="100"/>
     <w:bookmarkEnd w:id="101"/>
     <w:bookmarkEnd w:id="102"/>
-    <w:bookmarkStart w:id="103" w:name="X6ecd772a72c0183328049e537f0198da62ed77a"/>
+    <w:bookmarkEnd w:id="103"/>
+    <w:bookmarkStart w:id="104" w:name="X6ecd772a72c0183328049e537f0198da62ed77a"/>
     <w:p>
       <w:pPr>
         <w:pStyle w:val="Heading2"/>
@@ -46061,7 +47806,7 @@
         <w:pStyle w:val="Compact"/>
         <w:numPr>
           <w:ilvl w:val="0"/>
-          <w:numId w:val="1065"/>
+          <w:numId w:val="1072"/>
         </w:numPr>
       </w:pPr>
       <w:r>
@@ -46082,7 +47827,7 @@
         <w:pStyle w:val="Compact"/>
         <w:numPr>
           <w:ilvl w:val="0"/>
-          <w:numId w:val="1065"/>
+          <w:numId w:val="1072"/>
         </w:numPr>
       </w:pPr>
       <w:r>
@@ -46103,7 +47848,7 @@
         <w:pStyle w:val="Compact"/>
         <w:numPr>
           <w:ilvl w:val="0"/>
-          <w:numId w:val="1065"/>
+          <w:numId w:val="1072"/>
         </w:numPr>
       </w:pPr>
       <w:r>
@@ -46124,7 +47869,7 @@
         <w:pStyle w:val="Compact"/>
         <w:numPr>
           <w:ilvl w:val="0"/>
-          <w:numId w:val="1065"/>
+          <w:numId w:val="1072"/>
         </w:numPr>
       </w:pPr>
       <w:r>
@@ -46145,7 +47890,7 @@
         <w:pStyle w:val="Compact"/>
         <w:numPr>
           <w:ilvl w:val="0"/>
-          <w:numId w:val="1065"/>
+          <w:numId w:val="1072"/>
         </w:numPr>
       </w:pPr>
       <w:r>
@@ -46178,7 +47923,7 @@
         <w:pStyle w:val="Compact"/>
         <w:numPr>
           <w:ilvl w:val="0"/>
-          <w:numId w:val="1065"/>
+          <w:numId w:val="1072"/>
         </w:numPr>
       </w:pPr>
       <w:r>
@@ -46251,8 +47996,8 @@
         </w:pict>
       </w:r>
     </w:p>
-    <w:bookmarkEnd w:id="103"/>
-    <w:bookmarkStart w:id="104" w:name="X1262598f067e220788dc74e3c26903d0e8f0f8c"/>
+    <w:bookmarkEnd w:id="104"/>
+    <w:bookmarkStart w:id="105" w:name="X1262598f067e220788dc74e3c26903d0e8f0f8c"/>
     <w:p>
       <w:pPr>
         <w:pStyle w:val="Heading2"/>
@@ -46961,8 +48706,8 @@
         </w:pict>
       </w:r>
     </w:p>
-    <w:bookmarkEnd w:id="104"/>
-    <w:bookmarkStart w:id="105" w:name="quick-reference-card-printable"/>
+    <w:bookmarkEnd w:id="105"/>
+    <w:bookmarkStart w:id="106" w:name="quick-reference-card-printable"/>
     <w:p>
       <w:pPr>
         <w:pStyle w:val="Heading2"/>
@@ -47110,7 +48855,7 @@
         <w:rPr>
           <w:rStyle w:val="VerbatimChar"/>
         </w:rPr>
-        <w:t xml:space="preserve">Restore from backup:         wp db import backup/db_TIMESTAMP.sql</w:t>
+        <w:t xml:space="preserve">Restore from backup:         gunzip &lt; /home/wordpress/backup/db_TIMESTAMP.sql.gz | wp db import -</w:t>
       </w:r>
       <w:r>
         <w:br/>
@@ -47264,8 +49009,8 @@
         </w:pict>
       </w:r>
     </w:p>
-    <w:bookmarkEnd w:id="105"/>
-    <w:bookmarkStart w:id="114" w:name="related-documents"/>
+    <w:bookmarkEnd w:id="106"/>
+    <w:bookmarkStart w:id="115" w:name="related-documents"/>
     <w:p>
       <w:pPr>
         <w:pStyle w:val="Heading2"/>
@@ -47344,7 +49089,7 @@
       <w:r>
         <w:t xml:space="preserve"> </w:t>
       </w:r>
-      <w:hyperlink r:id="rId74">
+      <w:hyperlink r:id="rId75">
         <w:r>
           <w:rPr>
             <w:rStyle w:val="Hyperlink"/>
@@ -47369,7 +49114,7 @@
       <w:r>
         <w:t xml:space="preserve"> </w:t>
       </w:r>
-      <w:hyperlink r:id="rId106">
+      <w:hyperlink r:id="rId107">
         <w:r>
           <w:rPr>
             <w:rStyle w:val="Hyperlink"/>
@@ -47394,7 +49139,7 @@
       <w:r>
         <w:t xml:space="preserve"> </w:t>
       </w:r>
-      <w:hyperlink r:id="rId107">
+      <w:hyperlink r:id="rId108">
         <w:r>
           <w:rPr>
             <w:rStyle w:val="Hyperlink"/>
@@ -47431,7 +49176,7 @@
       <w:r>
         <w:t xml:space="preserve"> </w:t>
       </w:r>
-      <w:hyperlink r:id="rId108">
+      <w:hyperlink r:id="rId109">
         <w:r>
           <w:rPr>
             <w:rStyle w:val="Hyperlink"/>
@@ -47448,7 +49193,7 @@
       <w:r>
         <w:t xml:space="preserve"> </w:t>
       </w:r>
-      <w:hyperlink r:id="rId109">
+      <w:hyperlink r:id="rId110">
         <w:r>
           <w:rPr>
             <w:rStyle w:val="Hyperlink"/>
@@ -47465,7 +49210,7 @@
       <w:r>
         <w:t xml:space="preserve"> </w:t>
       </w:r>
-      <w:hyperlink r:id="rId110">
+      <w:hyperlink r:id="rId111">
         <w:r>
           <w:rPr>
             <w:rStyle w:val="Hyperlink"/>
@@ -47482,7 +49227,7 @@
       <w:r>
         <w:t xml:space="preserve"> </w:t>
       </w:r>
-      <w:hyperlink r:id="rId111">
+      <w:hyperlink r:id="rId112">
         <w:r>
           <w:rPr>
             <w:rStyle w:val="Hyperlink"/>
@@ -47499,7 +49244,7 @@
       <w:r>
         <w:t xml:space="preserve"> </w:t>
       </w:r>
-      <w:hyperlink r:id="rId112">
+      <w:hyperlink r:id="rId113">
         <w:r>
           <w:rPr>
             <w:rStyle w:val="Hyperlink"/>
@@ -47516,7 +49261,7 @@
       <w:r>
         <w:t xml:space="preserve"> </w:t>
       </w:r>
-      <w:hyperlink r:id="rId113">
+      <w:hyperlink r:id="rId114">
         <w:r>
           <w:rPr>
             <w:rStyle w:val="Hyperlink"/>
@@ -47574,8 +49319,8 @@
         </w:pict>
       </w:r>
     </w:p>
-    <w:bookmarkEnd w:id="114"/>
-    <w:bookmarkStart w:id="115" w:name="glossary"/>
+    <w:bookmarkEnd w:id="115"/>
+    <w:bookmarkStart w:id="116" w:name="glossary"/>
     <w:p>
       <w:pPr>
         <w:pStyle w:val="Heading2"/>
@@ -47634,6 +49379,133 @@
                 <w:b/>
                 <w:bCs/>
               </w:rPr>
+              <w:t xml:space="preserve">2FA / MFA</w:t>
+            </w:r>
+          </w:p>
+        </w:tc>
+        <w:tc>
+          <w:tcPr/>
+          <w:p>
+            <w:pPr>
+              <w:pStyle w:val="Compact"/>
+            </w:pPr>
+            <w:r>
+              <w:t xml:space="preserve">Two-factor / multi-factor authentication for privileged accounts</w:t>
+            </w:r>
+          </w:p>
+        </w:tc>
+      </w:tr>
+      <w:tr>
+        <w:tc>
+          <w:tcPr/>
+          <w:p>
+            <w:pPr>
+              <w:pStyle w:val="Compact"/>
+            </w:pPr>
+            <w:r>
+              <w:rPr>
+                <w:b/>
+                <w:bCs/>
+              </w:rPr>
+              <w:t xml:space="preserve">Action-gated reauthentication</w:t>
+            </w:r>
+          </w:p>
+        </w:tc>
+        <w:tc>
+          <w:tcPr/>
+          <w:p>
+            <w:pPr>
+              <w:pStyle w:val="Compact"/>
+            </w:pPr>
+            <w:r>
+              <w:t xml:space="preserve">A fresh identity check before sensitive or destructive actions, also known as sudo mode or step-up authentication</w:t>
+            </w:r>
+          </w:p>
+        </w:tc>
+      </w:tr>
+      <w:tr>
+        <w:tc>
+          <w:tcPr/>
+          <w:p>
+            <w:pPr>
+              <w:pStyle w:val="Compact"/>
+            </w:pPr>
+            <w:r>
+              <w:rPr>
+                <w:b/>
+                <w:bCs/>
+              </w:rPr>
+              <w:t xml:space="preserve">Application password</w:t>
+            </w:r>
+          </w:p>
+        </w:tc>
+        <w:tc>
+          <w:tcPr/>
+          <w:p>
+            <w:pPr>
+              <w:pStyle w:val="Compact"/>
+            </w:pPr>
+            <w:r>
+              <w:t xml:space="preserve">A revocable WordPress credential for REST API or XML-RPC access that is separate from the main login password</w:t>
+            </w:r>
+          </w:p>
+        </w:tc>
+      </w:tr>
+      <w:tr>
+        <w:tc>
+          <w:tcPr/>
+          <w:p>
+            <w:pPr>
+              <w:pStyle w:val="Compact"/>
+            </w:pPr>
+            <w:r>
+              <w:rPr>
+                <w:b/>
+                <w:bCs/>
+              </w:rPr>
+              <w:t xml:space="preserve">Dashboard</w:t>
+            </w:r>
+          </w:p>
+        </w:tc>
+        <w:tc>
+          <w:tcPr/>
+          <w:p>
+            <w:pPr>
+              <w:pStyle w:val="Compact"/>
+            </w:pPr>
+            <w:r>
+              <w:t xml:space="preserve">The WordPress administrative UI, distinct from the</w:t>
+            </w:r>
+            <w:r>
+              <w:t xml:space="preserve"> </w:t>
+            </w:r>
+            <w:r>
+              <w:rPr>
+                <w:rStyle w:val="VerbatimChar"/>
+              </w:rPr>
+              <w:t xml:space="preserve">/wp-admin/</w:t>
+            </w:r>
+            <w:r>
+              <w:t xml:space="preserve"> </w:t>
+            </w:r>
+            <w:r>
+              <w:t xml:space="preserve">path when the UI rather than the URL is what matters</w:t>
+            </w:r>
+          </w:p>
+        </w:tc>
+      </w:tr>
+      <w:tr>
+        <w:tc>
+          <w:tcPr/>
+          <w:p>
+            <w:pPr>
+              <w:pStyle w:val="Compact"/>
+            </w:pPr>
+            <w:r>
+              <w:rPr>
+                <w:b/>
+                <w:bCs/>
+              </w:rPr>
               <w:t xml:space="preserve">LAMP/LEMP</w:t>
             </w:r>
           </w:p>
@@ -47646,6 +49518,34 @@
             </w:pPr>
             <w:r>
               <w:t xml:space="preserve">Linux, Apache/Nginx, MySQL, PHP - server stack</w:t>
+            </w:r>
+          </w:p>
+        </w:tc>
+      </w:tr>
+      <w:tr>
+        <w:tc>
+          <w:tcPr/>
+          <w:p>
+            <w:pPr>
+              <w:pStyle w:val="Compact"/>
+            </w:pPr>
+            <w:r>
+              <w:rPr>
+                <w:b/>
+                <w:bCs/>
+              </w:rPr>
+              <w:t xml:space="preserve">Multisite</w:t>
+            </w:r>
+          </w:p>
+        </w:tc>
+        <w:tc>
+          <w:tcPr/>
+          <w:p>
+            <w:pPr>
+              <w:pStyle w:val="Compact"/>
+            </w:pPr>
+            <w:r>
+              <w:t xml:space="preserve">A WordPress network with shared codebase and site-level admins plus network-level Super Admins</w:t>
             </w:r>
           </w:p>
         </w:tc>
@@ -47746,18 +49646,18 @@
                 <w:b/>
                 <w:bCs/>
               </w:rPr>
-              <w:t xml:space="preserve">Cron/WP-Cron</w:t>
-            </w:r>
-          </w:p>
-        </w:tc>
-        <w:tc>
-          <w:tcPr/>
-          <w:p>
-            <w:pPr>
-              <w:pStyle w:val="Compact"/>
-            </w:pPr>
-            <w:r>
-              <w:t xml:space="preserve">Scheduled background tasks</w:t>
+              <w:t xml:space="preserve">cron</w:t>
+            </w:r>
+          </w:p>
+        </w:tc>
+        <w:tc>
+          <w:tcPr/>
+          <w:p>
+            <w:pPr>
+              <w:pStyle w:val="Compact"/>
+            </w:pPr>
+            <w:r>
+              <w:t xml:space="preserve">The operating-system scheduler used to run recurring host-level tasks</w:t>
             </w:r>
           </w:p>
         </w:tc>
@@ -47802,6 +49702,34 @@
                 <w:b/>
                 <w:bCs/>
               </w:rPr>
+              <w:t xml:space="preserve">WP-Cron</w:t>
+            </w:r>
+          </w:p>
+        </w:tc>
+        <w:tc>
+          <w:tcPr/>
+          <w:p>
+            <w:pPr>
+              <w:pStyle w:val="Compact"/>
+            </w:pPr>
+            <w:r>
+              <w:t xml:space="preserve">WordPress’s traffic-triggered task scheduler, distinct from system cron</w:t>
+            </w:r>
+          </w:p>
+        </w:tc>
+      </w:tr>
+      <w:tr>
+        <w:tc>
+          <w:tcPr/>
+          <w:p>
+            <w:pPr>
+              <w:pStyle w:val="Compact"/>
+            </w:pPr>
+            <w:r>
+              <w:rPr>
+                <w:b/>
+                <w:bCs/>
+              </w:rPr>
               <w:t xml:space="preserve">Theme</w:t>
             </w:r>
           </w:p>
@@ -48022,8 +49950,8 @@
         </w:pict>
       </w:r>
     </w:p>
-    <w:bookmarkEnd w:id="115"/>
-    <w:bookmarkStart w:id="116" w:name="document-metadata"/>
+    <w:bookmarkEnd w:id="116"/>
+    <w:bookmarkStart w:id="117" w:name="document-metadata"/>
     <w:p>
       <w:pPr>
         <w:pStyle w:val="Heading2"/>
@@ -48268,7 +50196,7 @@
         <w:t xml:space="preserve">This WordPress Operations Runbook is a comprehensive guide for managing WordPress installations in production environments. Regular review and updates are essential. All procedures should be tested in staging before implementation in production.</w:t>
       </w:r>
     </w:p>
-    <w:bookmarkEnd w:id="116"/>
+    <w:bookmarkEnd w:id="117"/>
     <w:sectPr>
       <w:footerReference r:id="rId9" w:type="default"/>
       <w:footnotePr>
@@ -48942,6 +50870,9 @@
     </w:lvlOverride>
   </w:num>
   <w:num w:numId="1014">
+    <w:abstractNumId w:val="991"/>
+  </w:num>
+  <w:num w:numId="1015">
     <w:abstractNumId w:val="99415"/>
     <w:lvlOverride w:ilvl="0">
       <w:startOverride w:val="5"/>
@@ -48971,36 +50902,6 @@
       <w:startOverride w:val="5"/>
     </w:lvlOverride>
   </w:num>
-  <w:num w:numId="1015">
-    <w:abstractNumId w:val="99411"/>
-    <w:lvlOverride w:ilvl="0">
-      <w:startOverride w:val="1"/>
-    </w:lvlOverride>
-    <w:lvlOverride w:ilvl="1">
-      <w:startOverride w:val="1"/>
-    </w:lvlOverride>
-    <w:lvlOverride w:ilvl="2">
-      <w:startOverride w:val="1"/>
-    </w:lvlOverride>
-    <w:lvlOverride w:ilvl="3">
-      <w:startOverride w:val="1"/>
-    </w:lvlOverride>
-    <w:lvlOverride w:ilvl="4">
-      <w:startOverride w:val="1"/>
-    </w:lvlOverride>
-    <w:lvlOverride w:ilvl="5">
-      <w:startOverride w:val="1"/>
-    </w:lvlOverride>
-    <w:lvlOverride w:ilvl="6">
-      <w:startOverride w:val="1"/>
-    </w:lvlOverride>
-    <w:lvlOverride w:ilvl="7">
-      <w:startOverride w:val="1"/>
-    </w:lvlOverride>
-    <w:lvlOverride w:ilvl="8">
-      <w:startOverride w:val="1"/>
-    </w:lvlOverride>
-  </w:num>
   <w:num w:numId="1016">
     <w:abstractNumId w:val="991"/>
   </w:num>
@@ -49008,34 +50909,7 @@
     <w:abstractNumId w:val="991"/>
   </w:num>
   <w:num w:numId="1018">
-    <w:abstractNumId w:val="99411"/>
-    <w:lvlOverride w:ilvl="0">
-      <w:startOverride w:val="1"/>
-    </w:lvlOverride>
-    <w:lvlOverride w:ilvl="1">
-      <w:startOverride w:val="1"/>
-    </w:lvlOverride>
-    <w:lvlOverride w:ilvl="2">
-      <w:startOverride w:val="1"/>
-    </w:lvlOverride>
-    <w:lvlOverride w:ilvl="3">
-      <w:startOverride w:val="1"/>
-    </w:lvlOverride>
-    <w:lvlOverride w:ilvl="4">
-      <w:startOverride w:val="1"/>
-    </w:lvlOverride>
-    <w:lvlOverride w:ilvl="5">
-      <w:startOverride w:val="1"/>
-    </w:lvlOverride>
-    <w:lvlOverride w:ilvl="6">
-      <w:startOverride w:val="1"/>
-    </w:lvlOverride>
-    <w:lvlOverride w:ilvl="7">
-      <w:startOverride w:val="1"/>
-    </w:lvlOverride>
-    <w:lvlOverride w:ilvl="8">
-      <w:startOverride w:val="1"/>
-    </w:lvlOverride>
+    <w:abstractNumId w:val="991"/>
   </w:num>
   <w:num w:numId="1019">
     <w:abstractNumId w:val="991"/>
@@ -49083,12 +50957,6 @@
     <w:abstractNumId w:val="991"/>
   </w:num>
   <w:num w:numId="1025">
-    <w:abstractNumId w:val="991"/>
-  </w:num>
-  <w:num w:numId="1026">
-    <w:abstractNumId w:val="991"/>
-  </w:num>
-  <w:num w:numId="1027">
     <w:abstractNumId w:val="99411"/>
     <w:lvlOverride w:ilvl="0">
       <w:startOverride w:val="1"/>
@@ -49118,19 +50986,16 @@
       <w:startOverride w:val="1"/>
     </w:lvlOverride>
   </w:num>
+  <w:num w:numId="1026">
+    <w:abstractNumId w:val="991"/>
+  </w:num>
+  <w:num w:numId="1027">
+    <w:abstractNumId w:val="991"/>
+  </w:num>
   <w:num w:numId="1028">
     <w:abstractNumId w:val="991"/>
   </w:num>
   <w:num w:numId="1029">
-    <w:abstractNumId w:val="991"/>
-  </w:num>
-  <w:num w:numId="1030">
-    <w:abstractNumId w:val="991"/>
-  </w:num>
-  <w:num w:numId="1031">
-    <w:abstractNumId w:val="991"/>
-  </w:num>
-  <w:num w:numId="1032">
     <w:abstractNumId w:val="99411"/>
     <w:lvlOverride w:ilvl="0">
       <w:startOverride w:val="1"/>
@@ -49160,19 +51025,19 @@
       <w:startOverride w:val="1"/>
     </w:lvlOverride>
   </w:num>
+  <w:num w:numId="1030">
+    <w:abstractNumId w:val="991"/>
+  </w:num>
+  <w:num w:numId="1031">
+    <w:abstractNumId w:val="991"/>
+  </w:num>
+  <w:num w:numId="1032">
+    <w:abstractNumId w:val="991"/>
+  </w:num>
   <w:num w:numId="1033">
     <w:abstractNumId w:val="991"/>
   </w:num>
   <w:num w:numId="1034">
-    <w:abstractNumId w:val="991"/>
-  </w:num>
-  <w:num w:numId="1035">
-    <w:abstractNumId w:val="991"/>
-  </w:num>
-  <w:num w:numId="1036">
-    <w:abstractNumId w:val="991"/>
-  </w:num>
-  <w:num w:numId="1037">
     <w:abstractNumId w:val="99411"/>
     <w:lvlOverride w:ilvl="0">
       <w:startOverride w:val="1"/>
@@ -49202,19 +51067,19 @@
       <w:startOverride w:val="1"/>
     </w:lvlOverride>
   </w:num>
+  <w:num w:numId="1035">
+    <w:abstractNumId w:val="991"/>
+  </w:num>
+  <w:num w:numId="1036">
+    <w:abstractNumId w:val="991"/>
+  </w:num>
+  <w:num w:numId="1037">
+    <w:abstractNumId w:val="991"/>
+  </w:num>
   <w:num w:numId="1038">
     <w:abstractNumId w:val="991"/>
   </w:num>
   <w:num w:numId="1039">
-    <w:abstractNumId w:val="991"/>
-  </w:num>
-  <w:num w:numId="1040">
-    <w:abstractNumId w:val="991"/>
-  </w:num>
-  <w:num w:numId="1041">
-    <w:abstractNumId w:val="991"/>
-  </w:num>
-  <w:num w:numId="1042">
     <w:abstractNumId w:val="99411"/>
     <w:lvlOverride w:ilvl="0">
       <w:startOverride w:val="1"/>
@@ -49244,35 +51109,17 @@
       <w:startOverride w:val="1"/>
     </w:lvlOverride>
   </w:num>
+  <w:num w:numId="1040">
+    <w:abstractNumId w:val="991"/>
+  </w:num>
+  <w:num w:numId="1041">
+    <w:abstractNumId w:val="991"/>
+  </w:num>
+  <w:num w:numId="1042">
+    <w:abstractNumId w:val="991"/>
+  </w:num>
   <w:num w:numId="1043">
-    <w:abstractNumId w:val="99411"/>
-    <w:lvlOverride w:ilvl="0">
-      <w:startOverride w:val="1"/>
-    </w:lvlOverride>
-    <w:lvlOverride w:ilvl="1">
-      <w:startOverride w:val="1"/>
-    </w:lvlOverride>
-    <w:lvlOverride w:ilvl="2">
-      <w:startOverride w:val="1"/>
-    </w:lvlOverride>
-    <w:lvlOverride w:ilvl="3">
-      <w:startOverride w:val="1"/>
-    </w:lvlOverride>
-    <w:lvlOverride w:ilvl="4">
-      <w:startOverride w:val="1"/>
-    </w:lvlOverride>
-    <w:lvlOverride w:ilvl="5">
-      <w:startOverride w:val="1"/>
-    </w:lvlOverride>
-    <w:lvlOverride w:ilvl="6">
-      <w:startOverride w:val="1"/>
-    </w:lvlOverride>
-    <w:lvlOverride w:ilvl="7">
-      <w:startOverride w:val="1"/>
-    </w:lvlOverride>
-    <w:lvlOverride w:ilvl="8">
-      <w:startOverride w:val="1"/>
-    </w:lvlOverride>
+    <w:abstractNumId w:val="991"/>
   </w:num>
   <w:num w:numId="1044">
     <w:abstractNumId w:val="99411"/>
@@ -49308,6 +51155,15 @@
     <w:abstractNumId w:val="991"/>
   </w:num>
   <w:num w:numId="1046">
+    <w:abstractNumId w:val="991"/>
+  </w:num>
+  <w:num w:numId="1047">
+    <w:abstractNumId w:val="991"/>
+  </w:num>
+  <w:num w:numId="1048">
+    <w:abstractNumId w:val="991"/>
+  </w:num>
+  <w:num w:numId="1049">
     <w:abstractNumId w:val="99411"/>
     <w:lvlOverride w:ilvl="0">
       <w:startOverride w:val="1"/>
@@ -49336,42 +51192,6 @@
     <w:lvlOverride w:ilvl="8">
       <w:startOverride w:val="1"/>
     </w:lvlOverride>
-  </w:num>
-  <w:num w:numId="1047">
-    <w:abstractNumId w:val="99411"/>
-    <w:lvlOverride w:ilvl="0">
-      <w:startOverride w:val="1"/>
-    </w:lvlOverride>
-    <w:lvlOverride w:ilvl="1">
-      <w:startOverride w:val="1"/>
-    </w:lvlOverride>
-    <w:lvlOverride w:ilvl="2">
-      <w:startOverride w:val="1"/>
-    </w:lvlOverride>
-    <w:lvlOverride w:ilvl="3">
-      <w:startOverride w:val="1"/>
-    </w:lvlOverride>
-    <w:lvlOverride w:ilvl="4">
-      <w:startOverride w:val="1"/>
-    </w:lvlOverride>
-    <w:lvlOverride w:ilvl="5">
-      <w:startOverride w:val="1"/>
-    </w:lvlOverride>
-    <w:lvlOverride w:ilvl="6">
-      <w:startOverride w:val="1"/>
-    </w:lvlOverride>
-    <w:lvlOverride w:ilvl="7">
-      <w:startOverride w:val="1"/>
-    </w:lvlOverride>
-    <w:lvlOverride w:ilvl="8">
-      <w:startOverride w:val="1"/>
-    </w:lvlOverride>
-  </w:num>
-  <w:num w:numId="1048">
-    <w:abstractNumId w:val="991"/>
-  </w:num>
-  <w:num w:numId="1049">
-    <w:abstractNumId w:val="991"/>
   </w:num>
   <w:num w:numId="1050">
     <w:abstractNumId w:val="99411"/>
@@ -49404,21 +51224,6 @@
     </w:lvlOverride>
   </w:num>
   <w:num w:numId="1051">
-    <w:abstractNumId w:val="991"/>
-  </w:num>
-  <w:num w:numId="1052">
-    <w:abstractNumId w:val="991"/>
-  </w:num>
-  <w:num w:numId="1053">
-    <w:abstractNumId w:val="991"/>
-  </w:num>
-  <w:num w:numId="1054">
-    <w:abstractNumId w:val="991"/>
-  </w:num>
-  <w:num w:numId="1055">
-    <w:abstractNumId w:val="991"/>
-  </w:num>
-  <w:num w:numId="1056">
     <w:abstractNumId w:val="99411"/>
     <w:lvlOverride w:ilvl="0">
       <w:startOverride w:val="1"/>
@@ -49447,6 +51252,75 @@
     <w:lvlOverride w:ilvl="8">
       <w:startOverride w:val="1"/>
     </w:lvlOverride>
+  </w:num>
+  <w:num w:numId="1052">
+    <w:abstractNumId w:val="991"/>
+  </w:num>
+  <w:num w:numId="1053">
+    <w:abstractNumId w:val="99411"/>
+    <w:lvlOverride w:ilvl="0">
+      <w:startOverride w:val="1"/>
+    </w:lvlOverride>
+    <w:lvlOverride w:ilvl="1">
+      <w:startOverride w:val="1"/>
+    </w:lvlOverride>
+    <w:lvlOverride w:ilvl="2">
+      <w:startOverride w:val="1"/>
+    </w:lvlOverride>
+    <w:lvlOverride w:ilvl="3">
+      <w:startOverride w:val="1"/>
+    </w:lvlOverride>
+    <w:lvlOverride w:ilvl="4">
+      <w:startOverride w:val="1"/>
+    </w:lvlOverride>
+    <w:lvlOverride w:ilvl="5">
+      <w:startOverride w:val="1"/>
+    </w:lvlOverride>
+    <w:lvlOverride w:ilvl="6">
+      <w:startOverride w:val="1"/>
+    </w:lvlOverride>
+    <w:lvlOverride w:ilvl="7">
+      <w:startOverride w:val="1"/>
+    </w:lvlOverride>
+    <w:lvlOverride w:ilvl="8">
+      <w:startOverride w:val="1"/>
+    </w:lvlOverride>
+  </w:num>
+  <w:num w:numId="1054">
+    <w:abstractNumId w:val="99411"/>
+    <w:lvlOverride w:ilvl="0">
+      <w:startOverride w:val="1"/>
+    </w:lvlOverride>
+    <w:lvlOverride w:ilvl="1">
+      <w:startOverride w:val="1"/>
+    </w:lvlOverride>
+    <w:lvlOverride w:ilvl="2">
+      <w:startOverride w:val="1"/>
+    </w:lvlOverride>
+    <w:lvlOverride w:ilvl="3">
+      <w:startOverride w:val="1"/>
+    </w:lvlOverride>
+    <w:lvlOverride w:ilvl="4">
+      <w:startOverride w:val="1"/>
+    </w:lvlOverride>
+    <w:lvlOverride w:ilvl="5">
+      <w:startOverride w:val="1"/>
+    </w:lvlOverride>
+    <w:lvlOverride w:ilvl="6">
+      <w:startOverride w:val="1"/>
+    </w:lvlOverride>
+    <w:lvlOverride w:ilvl="7">
+      <w:startOverride w:val="1"/>
+    </w:lvlOverride>
+    <w:lvlOverride w:ilvl="8">
+      <w:startOverride w:val="1"/>
+    </w:lvlOverride>
+  </w:num>
+  <w:num w:numId="1055">
+    <w:abstractNumId w:val="991"/>
+  </w:num>
+  <w:num w:numId="1056">
+    <w:abstractNumId w:val="991"/>
   </w:num>
   <w:num w:numId="1057">
     <w:abstractNumId w:val="99411"/>
@@ -49482,67 +51356,13 @@
     <w:abstractNumId w:val="991"/>
   </w:num>
   <w:num w:numId="1059">
-    <w:abstractNumId w:val="99411"/>
-    <w:lvlOverride w:ilvl="0">
-      <w:startOverride w:val="1"/>
-    </w:lvlOverride>
-    <w:lvlOverride w:ilvl="1">
-      <w:startOverride w:val="1"/>
-    </w:lvlOverride>
-    <w:lvlOverride w:ilvl="2">
-      <w:startOverride w:val="1"/>
-    </w:lvlOverride>
-    <w:lvlOverride w:ilvl="3">
-      <w:startOverride w:val="1"/>
-    </w:lvlOverride>
-    <w:lvlOverride w:ilvl="4">
-      <w:startOverride w:val="1"/>
-    </w:lvlOverride>
-    <w:lvlOverride w:ilvl="5">
-      <w:startOverride w:val="1"/>
-    </w:lvlOverride>
-    <w:lvlOverride w:ilvl="6">
-      <w:startOverride w:val="1"/>
-    </w:lvlOverride>
-    <w:lvlOverride w:ilvl="7">
-      <w:startOverride w:val="1"/>
-    </w:lvlOverride>
-    <w:lvlOverride w:ilvl="8">
-      <w:startOverride w:val="1"/>
-    </w:lvlOverride>
+    <w:abstractNumId w:val="991"/>
   </w:num>
   <w:num w:numId="1060">
     <w:abstractNumId w:val="991"/>
   </w:num>
   <w:num w:numId="1061">
-    <w:abstractNumId w:val="99411"/>
-    <w:lvlOverride w:ilvl="0">
-      <w:startOverride w:val="1"/>
-    </w:lvlOverride>
-    <w:lvlOverride w:ilvl="1">
-      <w:startOverride w:val="1"/>
-    </w:lvlOverride>
-    <w:lvlOverride w:ilvl="2">
-      <w:startOverride w:val="1"/>
-    </w:lvlOverride>
-    <w:lvlOverride w:ilvl="3">
-      <w:startOverride w:val="1"/>
-    </w:lvlOverride>
-    <w:lvlOverride w:ilvl="4">
-      <w:startOverride w:val="1"/>
-    </w:lvlOverride>
-    <w:lvlOverride w:ilvl="5">
-      <w:startOverride w:val="1"/>
-    </w:lvlOverride>
-    <w:lvlOverride w:ilvl="6">
-      <w:startOverride w:val="1"/>
-    </w:lvlOverride>
-    <w:lvlOverride w:ilvl="7">
-      <w:startOverride w:val="1"/>
-    </w:lvlOverride>
-    <w:lvlOverride w:ilvl="8">
-      <w:startOverride w:val="1"/>
-    </w:lvlOverride>
+    <w:abstractNumId w:val="991"/>
   </w:num>
   <w:num w:numId="1062">
     <w:abstractNumId w:val="991"/>
@@ -49578,9 +51398,138 @@
     </w:lvlOverride>
   </w:num>
   <w:num w:numId="1064">
+    <w:abstractNumId w:val="99411"/>
+    <w:lvlOverride w:ilvl="0">
+      <w:startOverride w:val="1"/>
+    </w:lvlOverride>
+    <w:lvlOverride w:ilvl="1">
+      <w:startOverride w:val="1"/>
+    </w:lvlOverride>
+    <w:lvlOverride w:ilvl="2">
+      <w:startOverride w:val="1"/>
+    </w:lvlOverride>
+    <w:lvlOverride w:ilvl="3">
+      <w:startOverride w:val="1"/>
+    </w:lvlOverride>
+    <w:lvlOverride w:ilvl="4">
+      <w:startOverride w:val="1"/>
+    </w:lvlOverride>
+    <w:lvlOverride w:ilvl="5">
+      <w:startOverride w:val="1"/>
+    </w:lvlOverride>
+    <w:lvlOverride w:ilvl="6">
+      <w:startOverride w:val="1"/>
+    </w:lvlOverride>
+    <w:lvlOverride w:ilvl="7">
+      <w:startOverride w:val="1"/>
+    </w:lvlOverride>
+    <w:lvlOverride w:ilvl="8">
+      <w:startOverride w:val="1"/>
+    </w:lvlOverride>
+  </w:num>
+  <w:num w:numId="1065">
     <w:abstractNumId w:val="991"/>
   </w:num>
-  <w:num w:numId="1065">
+  <w:num w:numId="1066">
+    <w:abstractNumId w:val="99411"/>
+    <w:lvlOverride w:ilvl="0">
+      <w:startOverride w:val="1"/>
+    </w:lvlOverride>
+    <w:lvlOverride w:ilvl="1">
+      <w:startOverride w:val="1"/>
+    </w:lvlOverride>
+    <w:lvlOverride w:ilvl="2">
+      <w:startOverride w:val="1"/>
+    </w:lvlOverride>
+    <w:lvlOverride w:ilvl="3">
+      <w:startOverride w:val="1"/>
+    </w:lvlOverride>
+    <w:lvlOverride w:ilvl="4">
+      <w:startOverride w:val="1"/>
+    </w:lvlOverride>
+    <w:lvlOverride w:ilvl="5">
+      <w:startOverride w:val="1"/>
+    </w:lvlOverride>
+    <w:lvlOverride w:ilvl="6">
+      <w:startOverride w:val="1"/>
+    </w:lvlOverride>
+    <w:lvlOverride w:ilvl="7">
+      <w:startOverride w:val="1"/>
+    </w:lvlOverride>
+    <w:lvlOverride w:ilvl="8">
+      <w:startOverride w:val="1"/>
+    </w:lvlOverride>
+  </w:num>
+  <w:num w:numId="1067">
+    <w:abstractNumId w:val="991"/>
+  </w:num>
+  <w:num w:numId="1068">
+    <w:abstractNumId w:val="99411"/>
+    <w:lvlOverride w:ilvl="0">
+      <w:startOverride w:val="1"/>
+    </w:lvlOverride>
+    <w:lvlOverride w:ilvl="1">
+      <w:startOverride w:val="1"/>
+    </w:lvlOverride>
+    <w:lvlOverride w:ilvl="2">
+      <w:startOverride w:val="1"/>
+    </w:lvlOverride>
+    <w:lvlOverride w:ilvl="3">
+      <w:startOverride w:val="1"/>
+    </w:lvlOverride>
+    <w:lvlOverride w:ilvl="4">
+      <w:startOverride w:val="1"/>
+    </w:lvlOverride>
+    <w:lvlOverride w:ilvl="5">
+      <w:startOverride w:val="1"/>
+    </w:lvlOverride>
+    <w:lvlOverride w:ilvl="6">
+      <w:startOverride w:val="1"/>
+    </w:lvlOverride>
+    <w:lvlOverride w:ilvl="7">
+      <w:startOverride w:val="1"/>
+    </w:lvlOverride>
+    <w:lvlOverride w:ilvl="8">
+      <w:startOverride w:val="1"/>
+    </w:lvlOverride>
+  </w:num>
+  <w:num w:numId="1069">
+    <w:abstractNumId w:val="991"/>
+  </w:num>
+  <w:num w:numId="1070">
+    <w:abstractNumId w:val="99411"/>
+    <w:lvlOverride w:ilvl="0">
+      <w:startOverride w:val="1"/>
+    </w:lvlOverride>
+    <w:lvlOverride w:ilvl="1">
+      <w:startOverride w:val="1"/>
+    </w:lvlOverride>
+    <w:lvlOverride w:ilvl="2">
+      <w:startOverride w:val="1"/>
+    </w:lvlOverride>
+    <w:lvlOverride w:ilvl="3">
+      <w:startOverride w:val="1"/>
+    </w:lvlOverride>
+    <w:lvlOverride w:ilvl="4">
+      <w:startOverride w:val="1"/>
+    </w:lvlOverride>
+    <w:lvlOverride w:ilvl="5">
+      <w:startOverride w:val="1"/>
+    </w:lvlOverride>
+    <w:lvlOverride w:ilvl="6">
+      <w:startOverride w:val="1"/>
+    </w:lvlOverride>
+    <w:lvlOverride w:ilvl="7">
+      <w:startOverride w:val="1"/>
+    </w:lvlOverride>
+    <w:lvlOverride w:ilvl="8">
+      <w:startOverride w:val="1"/>
+    </w:lvlOverride>
+  </w:num>
+  <w:num w:numId="1071">
+    <w:abstractNumId w:val="991"/>
+  </w:num>
+  <w:num w:numId="1072">
     <w:abstractNumId w:val="991"/>
   </w:num>
 </w:numbering>

--- a/WP-Operations-Runbook.docx
+++ b/WP-Operations-Runbook.docx
@@ -1624,7 +1624,7 @@
               <w:pStyle w:val="Compact"/>
             </w:pPr>
             <w:r>
-              <w:t xml:space="preserve">[CUSTOMIZE: current supported release, e.g. 7.0+]</w:t>
+              <w:t xml:space="preserve">[CUSTOMIZE: current supported release, e.g. WordPress 7.0.x]</w:t>
             </w:r>
           </w:p>
         </w:tc>

--- a/WP-Operations-Runbook.docx
+++ b/WP-Operations-Runbook.docx
@@ -31,7 +31,7 @@
         <w:pStyle w:val="Date"/>
       </w:pPr>
       <w:r>
-        <w:t xml:space="preserve">March 15, 2026</w:t>
+        <w:t xml:space="preserve">March 22, 2026</w:t>
       </w:r>
     </w:p>
     <w:sdt>

--- a/WP-Operations-Runbook.docx
+++ b/WP-Operations-Runbook.docx
@@ -1624,7 +1624,7 @@
               <w:pStyle w:val="Compact"/>
             </w:pPr>
             <w:r>
-              <w:t xml:space="preserve">[CUSTOMIZE: current supported release, e.g. WordPress 7.0.x]</w:t>
+              <w:t xml:space="preserve">[CUSTOMIZE: current stable release, e.g. WordPress 6.9.4]</w:t>
             </w:r>
           </w:p>
         </w:tc>

--- a/WP-Operations-Runbook.docx
+++ b/WP-Operations-Runbook.docx
@@ -1624,7 +1624,7 @@
               <w:pStyle w:val="Compact"/>
             </w:pPr>
             <w:r>
-              <w:t xml:space="preserve">[CUSTOMIZE: current stable release, e.g. WordPress 6.9.4]</w:t>
+              <w:t xml:space="preserve">[CUSTOMIZE: current stable release, e.g. WordPress 6.9.1]</w:t>
             </w:r>
           </w:p>
         </w:tc>

--- a/WP-Operations-Runbook.docx
+++ b/WP-Operations-Runbook.docx
@@ -31,7 +31,7 @@
         <w:pStyle w:val="Date"/>
       </w:pPr>
       <w:r>
-        <w:t xml:space="preserve">March 22, 2026</w:t>
+        <w:t xml:space="preserve">April 5, 2026</w:t>
       </w:r>
     </w:p>
     <w:sdt>

--- a/WP-Operations-Runbook.docx
+++ b/WP-Operations-Runbook.docx
@@ -31,7 +31,7 @@
         <w:pStyle w:val="Date"/>
       </w:pPr>
       <w:r>
-        <w:t xml:space="preserve">April 5, 2026</w:t>
+        <w:t xml:space="preserve">April 22, 2026</w:t>
       </w:r>
     </w:p>
     <w:sdt>

--- a/WP-Operations-Runbook.docx
+++ b/WP-Operations-Runbook.docx
@@ -31,7 +31,7 @@
         <w:pStyle w:val="Date"/>
       </w:pPr>
       <w:r>
-        <w:t xml:space="preserve">April 22, 2026</w:t>
+        <w:t xml:space="preserve">June 14, 2026</w:t>
       </w:r>
     </w:p>
     <w:sdt>
@@ -1624,7 +1624,7 @@
               <w:pStyle w:val="Compact"/>
             </w:pPr>
             <w:r>
-              <w:t xml:space="preserve">[CUSTOMIZE: current stable release, e.g. WordPress 6.9.1]</w:t>
+              <w:t xml:space="preserve">[CUSTOMIZE: current stable release, e.g. WordPress 7.0]</w:t>
             </w:r>
           </w:p>
         </w:tc>

--- a/WP-Operations-Runbook.docx
+++ b/WP-Operations-Runbook.docx
@@ -31,7 +31,7 @@
         <w:pStyle w:val="Date"/>
       </w:pPr>
       <w:r>
-        <w:t xml:space="preserve">June 15, 2026</w:t>
+        <w:t xml:space="preserve">June 17, 2026</w:t>
       </w:r>
     </w:p>
     <w:sdt>
@@ -533,7 +533,7 @@
         </w:pict>
       </w:r>
     </w:p>
-    <w:bookmarkStart w:id="25" w:name="section-1-document-information"/>
+    <w:bookmarkStart w:id="45" w:name="section-1-document-information"/>
     <w:p>
       <w:pPr>
         <w:pStyle w:val="Heading2"/>
@@ -542,7 +542,7 @@
         <w:t xml:space="preserve">Section 1: Document Information</w:t>
       </w:r>
     </w:p>
-    <w:bookmarkStart w:id="20" w:name="purpose"/>
+    <w:bookmarkStart w:id="40" w:name="purpose"/>
     <w:p>
       <w:pPr>
         <w:pStyle w:val="Heading3"/>
@@ -619,8 +619,8 @@
         <w:t xml:space="preserve">Deployment workflows and rollback procedures</w:t>
       </w:r>
     </w:p>
-    <w:bookmarkEnd w:id="20"/>
-    <w:bookmarkStart w:id="21" w:name="audience"/>
+    <w:bookmarkEnd w:id="40"/>
+    <w:bookmarkStart w:id="41" w:name="audience"/>
     <w:p>
       <w:pPr>
         <w:pStyle w:val="Heading3"/>
@@ -697,8 +697,8 @@
         <w:t xml:space="preserve">Security operations center (SOC) personnel</w:t>
       </w:r>
     </w:p>
-    <w:bookmarkEnd w:id="21"/>
-    <w:bookmarkStart w:id="22" w:name="conventions"/>
+    <w:bookmarkEnd w:id="41"/>
+    <w:bookmarkStart w:id="42" w:name="conventions"/>
     <w:p>
       <w:pPr>
         <w:pStyle w:val="Heading3"/>
@@ -1161,8 +1161,8 @@
         <w:t xml:space="preserve">Escalate If</w:t>
       </w:r>
     </w:p>
-    <w:bookmarkEnd w:id="22"/>
-    <w:bookmarkStart w:id="23" w:name="version-history"/>
+    <w:bookmarkEnd w:id="42"/>
+    <w:bookmarkStart w:id="43" w:name="version-history"/>
     <w:p>
       <w:pPr>
         <w:pStyle w:val="Heading3"/>
@@ -1372,8 +1372,8 @@
         </w:tc>
       </w:tr>
     </w:tbl>
-    <w:bookmarkEnd w:id="23"/>
-    <w:bookmarkStart w:id="24" w:name="freshness-guardrails"/>
+    <w:bookmarkEnd w:id="43"/>
+    <w:bookmarkStart w:id="44" w:name="freshness-guardrails"/>
     <w:p>
       <w:pPr>
         <w:pStyle w:val="Heading3"/>
@@ -1487,9 +1487,9 @@
         </w:pict>
       </w:r>
     </w:p>
-    <w:bookmarkEnd w:id="24"/>
-    <w:bookmarkEnd w:id="25"/>
-    <w:bookmarkStart w:id="29" w:name="section-2-site-overview"/>
+    <w:bookmarkEnd w:id="44"/>
+    <w:bookmarkEnd w:id="45"/>
+    <w:bookmarkStart w:id="49" w:name="section-2-site-overview"/>
     <w:p>
       <w:pPr>
         <w:pStyle w:val="Heading2"/>
@@ -1498,7 +1498,7 @@
         <w:t xml:space="preserve">Section 2: Site Overview</w:t>
       </w:r>
     </w:p>
-    <w:bookmarkStart w:id="26" w:name="site-identity"/>
+    <w:bookmarkStart w:id="46" w:name="site-identity"/>
     <w:p>
       <w:pPr>
         <w:pStyle w:val="Heading3"/>
@@ -1798,8 +1798,8 @@
         </w:tc>
       </w:tr>
     </w:tbl>
-    <w:bookmarkEnd w:id="26"/>
-    <w:bookmarkStart w:id="27" w:name="credentials-and-secrets"/>
+    <w:bookmarkEnd w:id="46"/>
+    <w:bookmarkStart w:id="47" w:name="credentials-and-secrets"/>
     <w:p>
       <w:pPr>
         <w:pStyle w:val="Heading3"/>
@@ -2139,8 +2139,8 @@
         </w:tc>
       </w:tr>
     </w:tbl>
-    <w:bookmarkEnd w:id="27"/>
-    <w:bookmarkStart w:id="28" w:name="user-roles-and-responsibilities"/>
+    <w:bookmarkEnd w:id="47"/>
+    <w:bookmarkStart w:id="48" w:name="user-roles-and-responsibilities"/>
     <w:p>
       <w:pPr>
         <w:pStyle w:val="Heading3"/>
@@ -2469,9 +2469,9 @@
         </w:pict>
       </w:r>
     </w:p>
-    <w:bookmarkEnd w:id="28"/>
-    <w:bookmarkEnd w:id="29"/>
-    <w:bookmarkStart w:id="35" w:name="section-3-environment-reference"/>
+    <w:bookmarkEnd w:id="48"/>
+    <w:bookmarkEnd w:id="49"/>
+    <w:bookmarkStart w:id="55" w:name="section-3-environment-reference"/>
     <w:p>
       <w:pPr>
         <w:pStyle w:val="Heading2"/>
@@ -2488,7 +2488,7 @@
         <w:t xml:space="preserve">Unless a procedure explicitly says otherwise, host-level commands in this runbook assume a self-managed Linux deployment with shell access, direct service control, local backup paths, and direct database administration. On managed hosting platforms, use the provider’s equivalent controls or provider-escalation path instead of forcing self-managed commands onto an environment that does not expose them.</w:t>
       </w:r>
     </w:p>
-    <w:bookmarkStart w:id="30" w:name="architecture-overview-lemp-stack"/>
+    <w:bookmarkStart w:id="50" w:name="architecture-overview-lemp-stack"/>
     <w:p>
       <w:pPr>
         <w:pStyle w:val="Heading3"/>
@@ -2735,8 +2735,8 @@
         <w:t xml:space="preserve">└─────────────────────────────────────────────────────────┘</w:t>
       </w:r>
     </w:p>
-    <w:bookmarkEnd w:id="30"/>
-    <w:bookmarkStart w:id="31" w:name="service-configuration-reference"/>
+    <w:bookmarkEnd w:id="50"/>
+    <w:bookmarkStart w:id="51" w:name="service-configuration-reference"/>
     <w:p>
       <w:pPr>
         <w:pStyle w:val="Heading3"/>
@@ -3156,8 +3156,8 @@
         </w:tc>
       </w:tr>
     </w:tbl>
-    <w:bookmarkEnd w:id="31"/>
-    <w:bookmarkStart w:id="32" w:name="caching-architecture"/>
+    <w:bookmarkEnd w:id="51"/>
+    <w:bookmarkStart w:id="52" w:name="caching-architecture"/>
     <w:p>
       <w:pPr>
         <w:pStyle w:val="Heading3"/>
@@ -3479,8 +3479,8 @@
         </w:tc>
       </w:tr>
     </w:tbl>
-    <w:bookmarkEnd w:id="32"/>
-    <w:bookmarkStart w:id="33" w:name="file-system-locations"/>
+    <w:bookmarkEnd w:id="52"/>
+    <w:bookmarkStart w:id="53" w:name="file-system-locations"/>
     <w:p>
       <w:pPr>
         <w:pStyle w:val="Heading3"/>
@@ -3725,8 +3725,8 @@
         <w:t xml:space="preserve">    └── key.pem</w:t>
       </w:r>
     </w:p>
-    <w:bookmarkEnd w:id="33"/>
-    <w:bookmarkStart w:id="34" w:name="ssltls-configuration"/>
+    <w:bookmarkEnd w:id="53"/>
+    <w:bookmarkStart w:id="54" w:name="ssltls-configuration"/>
     <w:p>
       <w:pPr>
         <w:pStyle w:val="Heading3"/>
@@ -4282,9 +4282,9 @@
         </w:pict>
       </w:r>
     </w:p>
-    <w:bookmarkEnd w:id="34"/>
-    <w:bookmarkEnd w:id="35"/>
-    <w:bookmarkStart w:id="41" w:name="section-4-development-workflow"/>
+    <w:bookmarkEnd w:id="54"/>
+    <w:bookmarkEnd w:id="55"/>
+    <w:bookmarkStart w:id="61" w:name="section-4-development-workflow"/>
     <w:p>
       <w:pPr>
         <w:pStyle w:val="Heading2"/>
@@ -4293,7 +4293,7 @@
         <w:t xml:space="preserve">Section 4: Development Workflow</w:t>
       </w:r>
     </w:p>
-    <w:bookmarkStart w:id="36" w:name="version-control-strategy"/>
+    <w:bookmarkStart w:id="56" w:name="version-control-strategy"/>
     <w:p>
       <w:pPr>
         <w:pStyle w:val="Heading3"/>
@@ -4511,8 +4511,8 @@
         <w:t xml:space="preserve">- New features for next release</w:t>
       </w:r>
     </w:p>
-    <w:bookmarkEnd w:id="36"/>
-    <w:bookmarkStart w:id="39" w:name="deployment-workflow"/>
+    <w:bookmarkEnd w:id="56"/>
+    <w:bookmarkStart w:id="59" w:name="deployment-workflow"/>
     <w:p>
       <w:pPr>
         <w:pStyle w:val="Heading3"/>
@@ -4727,11 +4727,11 @@
           <w:numId w:val="1000"/>
         </w:numPr>
       </w:pPr>
-      <w:bookmarkStart w:id="37" w:name="pull-latest-code"/>
+      <w:bookmarkStart w:id="57" w:name="pull-latest-code"/>
       <w:r>
         <w:t xml:space="preserve">Pull latest code</w:t>
       </w:r>
-      <w:bookmarkEnd w:id="37"/>
+      <w:bookmarkEnd w:id="57"/>
     </w:p>
     <w:p>
       <w:pPr>
@@ -4758,11 +4758,11 @@
           <w:numId w:val="1000"/>
         </w:numPr>
       </w:pPr>
-      <w:bookmarkStart w:id="38" w:name="installupdate-dependencies"/>
+      <w:bookmarkStart w:id="58" w:name="installupdate-dependencies"/>
       <w:r>
         <w:t xml:space="preserve">Install/update dependencies</w:t>
       </w:r>
-      <w:bookmarkEnd w:id="38"/>
+      <w:bookmarkEnd w:id="58"/>
     </w:p>
     <w:p>
       <w:pPr>
@@ -5511,8 +5511,8 @@
         <w:t xml:space="preserve">Be ready to rollback if needed</w:t>
       </w:r>
     </w:p>
-    <w:bookmarkEnd w:id="39"/>
-    <w:bookmarkStart w:id="40" w:name="staging-synchronization"/>
+    <w:bookmarkEnd w:id="59"/>
+    <w:bookmarkStart w:id="60" w:name="staging-synchronization"/>
     <w:p>
       <w:pPr>
         <w:pStyle w:val="Heading3"/>
@@ -6113,9 +6113,9 @@
         </w:pict>
       </w:r>
     </w:p>
-    <w:bookmarkEnd w:id="40"/>
-    <w:bookmarkEnd w:id="41"/>
-    <w:bookmarkStart w:id="51" w:name="section-5-security-hardening"/>
+    <w:bookmarkEnd w:id="60"/>
+    <w:bookmarkEnd w:id="61"/>
+    <w:bookmarkStart w:id="71" w:name="section-5-security-hardening"/>
     <w:p>
       <w:pPr>
         <w:pStyle w:val="Heading2"/>
@@ -6124,7 +6124,7 @@
         <w:t xml:space="preserve">Section 5: Security Hardening</w:t>
       </w:r>
     </w:p>
-    <w:bookmarkStart w:id="42" w:name="firewall-and-ssh-configuration"/>
+    <w:bookmarkStart w:id="62" w:name="firewall-and-ssh-configuration"/>
     <w:p>
       <w:pPr>
         <w:pStyle w:val="Heading3"/>
@@ -6635,8 +6635,8 @@
         <w:t xml:space="preserve">Test SSH access before closing your current session to avoid lockout.</w:t>
       </w:r>
     </w:p>
-    <w:bookmarkEnd w:id="42"/>
-    <w:bookmarkStart w:id="44" w:name="wordpress-hardening"/>
+    <w:bookmarkEnd w:id="62"/>
+    <w:bookmarkStart w:id="64" w:name="wordpress-hardening"/>
     <w:p>
       <w:pPr>
         <w:pStyle w:val="Heading3"/>
@@ -6935,7 +6935,7 @@
       <w:r>
         <w:t xml:space="preserve"> </w:t>
       </w:r>
-      <w:hyperlink r:id="rId43">
+      <w:hyperlink r:id="rId63">
         <w:r>
           <w:rPr>
             <w:rStyle w:val="Hyperlink"/>
@@ -6950,8 +6950,8 @@
         <w:t xml:space="preserve">for comprehensive REST API security guidance.</w:t>
       </w:r>
     </w:p>
-    <w:bookmarkEnd w:id="44"/>
-    <w:bookmarkStart w:id="46" w:name="http-security-headers"/>
+    <w:bookmarkEnd w:id="64"/>
+    <w:bookmarkStart w:id="66" w:name="http-security-headers"/>
     <w:p>
       <w:pPr>
         <w:pStyle w:val="Heading3"/>
@@ -7313,7 +7313,7 @@
       <w:r>
         <w:t xml:space="preserve"> </w:t>
       </w:r>
-      <w:hyperlink r:id="rId45">
+      <w:hyperlink r:id="rId65">
         <w:r>
           <w:rPr>
             <w:rStyle w:val="Hyperlink"/>
@@ -7343,8 +7343,8 @@
         <w:t xml:space="preserve">from CSP.</w:t>
       </w:r>
     </w:p>
-    <w:bookmarkEnd w:id="46"/>
-    <w:bookmarkStart w:id="47" w:name="rest-api-and-xml-rpc-management"/>
+    <w:bookmarkEnd w:id="66"/>
+    <w:bookmarkStart w:id="67" w:name="rest-api-and-xml-rpc-management"/>
     <w:p>
       <w:pPr>
         <w:pStyle w:val="Heading3"/>
@@ -7373,7 +7373,7 @@
       <w:r>
         <w:t xml:space="preserve"> </w:t>
       </w:r>
-      <w:hyperlink r:id="rId43">
+      <w:hyperlink r:id="rId63">
         <w:r>
           <w:rPr>
             <w:rStyle w:val="Hyperlink"/>
@@ -7387,7 +7387,7 @@
       <w:r>
         <w:t xml:space="preserve"> </w:t>
       </w:r>
-      <w:hyperlink r:id="rId45">
+      <w:hyperlink r:id="rId65">
         <w:r>
           <w:rPr>
             <w:rStyle w:val="Hyperlink"/>
@@ -8600,8 +8600,8 @@
         <w:t xml:space="preserve">-20</w:t>
       </w:r>
     </w:p>
-    <w:bookmarkEnd w:id="47"/>
-    <w:bookmarkStart w:id="49" w:name="X6c682bf2d2d53acf340f5a675ccfd1467198b09"/>
+    <w:bookmarkEnd w:id="67"/>
+    <w:bookmarkStart w:id="69" w:name="X6c682bf2d2d53acf340f5a675ccfd1467198b09"/>
     <w:p>
       <w:pPr>
         <w:pStyle w:val="Heading3"/>
@@ -8638,7 +8638,7 @@
       <w:r>
         <w:t xml:space="preserve"> </w:t>
       </w:r>
-      <w:hyperlink r:id="rId45">
+      <w:hyperlink r:id="rId65">
         <w:r>
           <w:rPr>
             <w:rStyle w:val="Hyperlink"/>
@@ -9187,7 +9187,7 @@
         <w:t xml:space="preserve">Any bypass window must be ticketed, time-bounded, approved by the incident owner, and reviewed after closure. When a global disable is unavoidable, apply compensating controls immediately and re-enroll affected users before closing the incident.</w:t>
       </w:r>
     </w:p>
-    <w:bookmarkStart w:id="48" w:name="X37237a1dc58b45a6cfca1d7e895c6cd8d4ad0dc"/>
+    <w:bookmarkStart w:id="68" w:name="X37237a1dc58b45a6cfca1d7e895c6cd8d4ad0dc"/>
     <w:p>
       <w:pPr>
         <w:pStyle w:val="Heading4"/>
@@ -9237,7 +9237,7 @@
       <w:r>
         <w:t xml:space="preserve"> </w:t>
       </w:r>
-      <w:hyperlink r:id="rId45">
+      <w:hyperlink r:id="rId65">
         <w:r>
           <w:rPr>
             <w:rStyle w:val="Hyperlink"/>
@@ -9254,7 +9254,7 @@
       <w:r>
         <w:t xml:space="preserve"> </w:t>
       </w:r>
-      <w:hyperlink r:id="rId43">
+      <w:hyperlink r:id="rId63">
         <w:r>
           <w:rPr>
             <w:rStyle w:val="Hyperlink"/>
@@ -9651,9 +9651,9 @@
         <w:t xml:space="preserve">accounts.</w:t>
       </w:r>
     </w:p>
-    <w:bookmarkEnd w:id="48"/>
-    <w:bookmarkEnd w:id="49"/>
-    <w:bookmarkStart w:id="50" w:name="file-integrity-monitoring-fim"/>
+    <w:bookmarkEnd w:id="68"/>
+    <w:bookmarkEnd w:id="69"/>
+    <w:bookmarkStart w:id="70" w:name="file-integrity-monitoring-fim"/>
     <w:p>
       <w:pPr>
         <w:pStyle w:val="Heading3"/>
@@ -10250,9 +10250,9 @@
         </w:pict>
       </w:r>
     </w:p>
-    <w:bookmarkEnd w:id="50"/>
-    <w:bookmarkEnd w:id="51"/>
-    <w:bookmarkStart w:id="61" w:name="section-6-routine-maintenance"/>
+    <w:bookmarkEnd w:id="70"/>
+    <w:bookmarkEnd w:id="71"/>
+    <w:bookmarkStart w:id="81" w:name="section-6-routine-maintenance"/>
     <w:p>
       <w:pPr>
         <w:pStyle w:val="Heading2"/>
@@ -10269,7 +10269,7 @@
         <w:t xml:space="preserve">Lifecycle metadata for critical maintenance procedures is tracked in Appendix E.</w:t>
       </w:r>
     </w:p>
-    <w:bookmarkStart w:id="52" w:name="maintenance-calendar"/>
+    <w:bookmarkStart w:id="72" w:name="maintenance-calendar"/>
     <w:p>
       <w:pPr>
         <w:pStyle w:val="Heading3"/>
@@ -11102,8 +11102,8 @@
         <w:t xml:space="preserve">Update as available; prioritize security updates immediately</w:t>
       </w:r>
     </w:p>
-    <w:bookmarkEnd w:id="52"/>
-    <w:bookmarkStart w:id="53" w:name="wordpress-core-updates"/>
+    <w:bookmarkEnd w:id="72"/>
+    <w:bookmarkStart w:id="73" w:name="wordpress-core-updates"/>
     <w:p>
       <w:pPr>
         <w:pStyle w:val="Heading3"/>
@@ -11158,7 +11158,7 @@
       <w:r>
         <w:t xml:space="preserve"> </w:t>
       </w:r>
-      <w:hyperlink r:id="rId45">
+      <w:hyperlink r:id="rId65">
         <w:r>
           <w:rPr>
             <w:rStyle w:val="Hyperlink"/>
@@ -11963,8 +11963,8 @@
         <w:t xml:space="preserve">Minor updates are generally lower risk. Major updates should be tested on staging first and aligned with the current supported major release.</w:t>
       </w:r>
     </w:p>
-    <w:bookmarkEnd w:id="53"/>
-    <w:bookmarkStart w:id="54" w:name="plugin-and-theme-updates"/>
+    <w:bookmarkEnd w:id="73"/>
+    <w:bookmarkStart w:id="74" w:name="plugin-and-theme-updates"/>
     <w:p>
       <w:pPr>
         <w:pStyle w:val="Heading3"/>
@@ -12019,7 +12019,7 @@
       <w:r>
         <w:t xml:space="preserve"> </w:t>
       </w:r>
-      <w:hyperlink r:id="rId45">
+      <w:hyperlink r:id="rId65">
         <w:r>
           <w:rPr>
             <w:rStyle w:val="Hyperlink"/>
@@ -13138,8 +13138,8 @@
         <w:t xml:space="preserve">Keep a log of updates in your change management system. Document any issues encountered.</w:t>
       </w:r>
     </w:p>
-    <w:bookmarkEnd w:id="54"/>
-    <w:bookmarkStart w:id="55" w:name="database-optimization"/>
+    <w:bookmarkEnd w:id="74"/>
+    <w:bookmarkStart w:id="75" w:name="database-optimization"/>
     <w:p>
       <w:pPr>
         <w:pStyle w:val="Heading3"/>
@@ -13847,8 +13847,8 @@
         <w:t xml:space="preserve">--expired</w:t>
       </w:r>
     </w:p>
-    <w:bookmarkEnd w:id="55"/>
-    <w:bookmarkStart w:id="56" w:name="php-version-upgrade"/>
+    <w:bookmarkEnd w:id="75"/>
+    <w:bookmarkStart w:id="76" w:name="php-version-upgrade"/>
     <w:p>
       <w:pPr>
         <w:pStyle w:val="Heading3"/>
@@ -14715,8 +14715,8 @@
         <w:t xml:space="preserve">Check database connections</w:t>
       </w:r>
     </w:p>
-    <w:bookmarkEnd w:id="56"/>
-    <w:bookmarkStart w:id="57" w:name="wordpress-cron-wp-cron-management"/>
+    <w:bookmarkEnd w:id="76"/>
+    <w:bookmarkStart w:id="77" w:name="wordpress-cron-wp-cron-management"/>
     <w:p>
       <w:pPr>
         <w:pStyle w:val="Heading3"/>
@@ -15730,7 +15730,7 @@
       <w:r>
         <w:t xml:space="preserve"> </w:t>
       </w:r>
-      <w:hyperlink r:id="rId45">
+      <w:hyperlink r:id="rId65">
         <w:r>
           <w:rPr>
             <w:rStyle w:val="Hyperlink"/>
@@ -15745,8 +15745,8 @@
         <w:t xml:space="preserve">for the full rationale.</w:t>
       </w:r>
     </w:p>
-    <w:bookmarkEnd w:id="57"/>
-    <w:bookmarkStart w:id="58" w:name="transactional-email-management"/>
+    <w:bookmarkEnd w:id="77"/>
+    <w:bookmarkStart w:id="78" w:name="transactional-email-management"/>
     <w:p>
       <w:pPr>
         <w:pStyle w:val="Heading3"/>
@@ -16476,8 +16476,8 @@
         <w:t xml:space="preserve"> /var/log/php-errors.log</w:t>
       </w:r>
     </w:p>
-    <w:bookmarkEnd w:id="58"/>
-    <w:bookmarkStart w:id="59" w:name="log-rotation"/>
+    <w:bookmarkEnd w:id="78"/>
+    <w:bookmarkStart w:id="79" w:name="log-rotation"/>
     <w:p>
       <w:pPr>
         <w:pStyle w:val="Heading3"/>
@@ -17690,8 +17690,8 @@
         <w:t xml:space="preserve">*</w:t>
       </w:r>
     </w:p>
-    <w:bookmarkEnd w:id="59"/>
-    <w:bookmarkStart w:id="60" w:name="monitoring-and-alerting"/>
+    <w:bookmarkEnd w:id="79"/>
+    <w:bookmarkStart w:id="80" w:name="monitoring-and-alerting"/>
     <w:p>
       <w:pPr>
         <w:pStyle w:val="Heading3"/>
@@ -19268,9 +19268,9 @@
         </w:pict>
       </w:r>
     </w:p>
-    <w:bookmarkEnd w:id="60"/>
-    <w:bookmarkEnd w:id="61"/>
-    <w:bookmarkStart w:id="65" w:name="section-7-backup-procedures"/>
+    <w:bookmarkEnd w:id="80"/>
+    <w:bookmarkEnd w:id="81"/>
+    <w:bookmarkStart w:id="85" w:name="section-7-backup-procedures"/>
     <w:p>
       <w:pPr>
         <w:pStyle w:val="Heading2"/>
@@ -19279,7 +19279,7 @@
         <w:t xml:space="preserve">Section 7: Backup Procedures</w:t>
       </w:r>
     </w:p>
-    <w:bookmarkStart w:id="62" w:name="backup-strategy"/>
+    <w:bookmarkStart w:id="82" w:name="backup-strategy"/>
     <w:p>
       <w:pPr>
         <w:pStyle w:val="Heading3"/>
@@ -19713,8 +19713,8 @@
         <w:t xml:space="preserve">Offsite backup storage must be encrypted and isolated from normal production-host access. Use write-only or tightly scoped credentials where possible so the production host can upload new backups without being able to browse or delete retained recovery points.</w:t>
       </w:r>
     </w:p>
-    <w:bookmarkEnd w:id="62"/>
-    <w:bookmarkStart w:id="63" w:name="automated-backup-script"/>
+    <w:bookmarkEnd w:id="82"/>
+    <w:bookmarkStart w:id="83" w:name="automated-backup-script"/>
     <w:p>
       <w:pPr>
         <w:pStyle w:val="Heading3"/>
@@ -22502,8 +22502,8 @@
         <w:t xml:space="preserve"> 0 /usr/local/bin/wordpress-backup.sh</w:t>
       </w:r>
     </w:p>
-    <w:bookmarkEnd w:id="63"/>
-    <w:bookmarkStart w:id="64" w:name="backup-verification"/>
+    <w:bookmarkEnd w:id="83"/>
+    <w:bookmarkStart w:id="84" w:name="backup-verification"/>
     <w:p>
       <w:pPr>
         <w:pStyle w:val="Heading3"/>
@@ -23299,9 +23299,9 @@
         </w:pict>
       </w:r>
     </w:p>
-    <w:bookmarkEnd w:id="64"/>
-    <w:bookmarkEnd w:id="65"/>
-    <w:bookmarkStart w:id="69" w:name="section-8-deployment-procedures"/>
+    <w:bookmarkEnd w:id="84"/>
+    <w:bookmarkEnd w:id="85"/>
+    <w:bookmarkStart w:id="89" w:name="section-8-deployment-procedures"/>
     <w:p>
       <w:pPr>
         <w:pStyle w:val="Heading2"/>
@@ -23318,7 +23318,7 @@
         <w:t xml:space="preserve">Lifecycle metadata for deployment procedures is tracked in Appendix E.</w:t>
       </w:r>
     </w:p>
-    <w:bookmarkStart w:id="66" w:name="code-deployment"/>
+    <w:bookmarkStart w:id="86" w:name="code-deployment"/>
     <w:p>
       <w:pPr>
         <w:pStyle w:val="Heading3"/>
@@ -23950,8 +23950,8 @@
         <w:t xml:space="preserve">Service remains degraded after rollback.</w:t>
       </w:r>
     </w:p>
-    <w:bookmarkEnd w:id="66"/>
-    <w:bookmarkStart w:id="67" w:name="database-migration"/>
+    <w:bookmarkEnd w:id="86"/>
+    <w:bookmarkStart w:id="87" w:name="database-migration"/>
     <w:p>
       <w:pPr>
         <w:pStyle w:val="Heading3"/>
@@ -25250,8 +25250,8 @@
         <w:t xml:space="preserve">Post-migration errors persist after cache flush and URL correction.</w:t>
       </w:r>
     </w:p>
-    <w:bookmarkEnd w:id="67"/>
-    <w:bookmarkStart w:id="68" w:name="rollback-procedure"/>
+    <w:bookmarkEnd w:id="87"/>
+    <w:bookmarkStart w:id="88" w:name="rollback-procedure"/>
     <w:p>
       <w:pPr>
         <w:pStyle w:val="Heading3"/>
@@ -26369,9 +26369,9 @@
         </w:pict>
       </w:r>
     </w:p>
-    <w:bookmarkEnd w:id="68"/>
-    <w:bookmarkEnd w:id="69"/>
-    <w:bookmarkStart w:id="74" w:name="section-9-content-operations"/>
+    <w:bookmarkEnd w:id="88"/>
+    <w:bookmarkEnd w:id="89"/>
+    <w:bookmarkStart w:id="94" w:name="section-9-content-operations"/>
     <w:p>
       <w:pPr>
         <w:pStyle w:val="Heading2"/>
@@ -26380,7 +26380,7 @@
         <w:t xml:space="preserve">Section 9: Content Operations</w:t>
       </w:r>
     </w:p>
-    <w:bookmarkStart w:id="70" w:name="media-management"/>
+    <w:bookmarkStart w:id="90" w:name="media-management"/>
     <w:p>
       <w:pPr>
         <w:pStyle w:val="Heading3"/>
@@ -26937,8 +26937,8 @@
         <w:t xml:space="preserve">}'</w:t>
       </w:r>
     </w:p>
-    <w:bookmarkEnd w:id="70"/>
-    <w:bookmarkStart w:id="71" w:name="publishing-workflow"/>
+    <w:bookmarkEnd w:id="90"/>
+    <w:bookmarkStart w:id="91" w:name="publishing-workflow"/>
     <w:p>
       <w:pPr>
         <w:pStyle w:val="Heading3"/>
@@ -27796,8 +27796,8 @@
         <w:t xml:space="preserve">table</w:t>
       </w:r>
     </w:p>
-    <w:bookmarkEnd w:id="71"/>
-    <w:bookmarkStart w:id="72" w:name="taxonomy-and-permalink-management"/>
+    <w:bookmarkEnd w:id="91"/>
+    <w:bookmarkStart w:id="92" w:name="taxonomy-and-permalink-management"/>
     <w:p>
       <w:pPr>
         <w:pStyle w:val="Heading3"/>
@@ -28630,8 +28630,8 @@
         <w:t xml:space="preserve">});</w:t>
       </w:r>
     </w:p>
-    <w:bookmarkEnd w:id="72"/>
-    <w:bookmarkStart w:id="73" w:name="search-and-indexing"/>
+    <w:bookmarkEnd w:id="92"/>
+    <w:bookmarkStart w:id="93" w:name="search-and-indexing"/>
     <w:p>
       <w:pPr>
         <w:pStyle w:val="Heading3"/>
@@ -29214,9 +29214,9 @@
         </w:pict>
       </w:r>
     </w:p>
-    <w:bookmarkEnd w:id="73"/>
-    <w:bookmarkEnd w:id="74"/>
-    <w:bookmarkStart w:id="82" w:name="section-10-incident-response"/>
+    <w:bookmarkEnd w:id="93"/>
+    <w:bookmarkEnd w:id="94"/>
+    <w:bookmarkStart w:id="102" w:name="section-10-incident-response"/>
     <w:p>
       <w:pPr>
         <w:pStyle w:val="Heading2"/>
@@ -29345,7 +29345,7 @@
         <w:t xml:space="preserve">)</w:t>
       </w:r>
     </w:p>
-    <w:bookmarkStart w:id="75" w:name="severity-classification"/>
+    <w:bookmarkStart w:id="95" w:name="severity-classification"/>
     <w:p>
       <w:pPr>
         <w:pStyle w:val="Heading3"/>
@@ -29716,8 +29716,8 @@
         </w:tc>
       </w:tr>
     </w:tbl>
-    <w:bookmarkEnd w:id="75"/>
-    <w:bookmarkStart w:id="76" w:name="site-down-500-error-triage"/>
+    <w:bookmarkEnd w:id="95"/>
+    <w:bookmarkStart w:id="96" w:name="site-down-500-error-triage"/>
     <w:p>
       <w:pPr>
         <w:pStyle w:val="Heading3"/>
@@ -31284,8 +31284,8 @@
         <w:t xml:space="preserve">Confirm Dashboard login and at least one critical business workflow (e.g., [CUSTOMIZE: test checkout, form submission, or user registration]) before closing incident.</w:t>
       </w:r>
     </w:p>
-    <w:bookmarkEnd w:id="76"/>
-    <w:bookmarkStart w:id="78" w:name="security-breach-response"/>
+    <w:bookmarkEnd w:id="96"/>
+    <w:bookmarkStart w:id="98" w:name="security-breach-response"/>
     <w:p>
       <w:pPr>
         <w:pStyle w:val="Heading3"/>
@@ -31358,7 +31358,7 @@
       <w:r>
         <w:t xml:space="preserve"> </w:t>
       </w:r>
-      <w:hyperlink r:id="rId43">
+      <w:hyperlink r:id="rId63">
         <w:r>
           <w:rPr>
             <w:rStyle w:val="Hyperlink"/>
@@ -33658,7 +33658,7 @@
       <w:r>
         <w:t xml:space="preserve"> </w:t>
       </w:r>
-      <w:hyperlink r:id="rId77">
+      <w:hyperlink r:id="rId97">
         <w:r>
           <w:rPr>
             <w:rStyle w:val="Hyperlink"/>
@@ -33673,8 +33673,8 @@
         <w:t xml:space="preserve">§7 for vulnerability severity language and disclosure practices.</w:t>
       </w:r>
     </w:p>
-    <w:bookmarkEnd w:id="78"/>
-    <w:bookmarkStart w:id="79" w:name="incident-roles-and-escalation-path"/>
+    <w:bookmarkEnd w:id="98"/>
+    <w:bookmarkStart w:id="99" w:name="incident-roles-and-escalation-path"/>
     <w:p>
       <w:pPr>
         <w:pStyle w:val="Heading3"/>
@@ -34240,8 +34240,8 @@
         <w:t xml:space="preserve">The ordering above reflects escalation depth, not engagement sequence. The Incident Commander role is typically assumed by the On-Call SysAdmin at incident start and formally handed off when a senior IC is engaged.</w:t>
       </w:r>
     </w:p>
-    <w:bookmarkEnd w:id="79"/>
-    <w:bookmarkStart w:id="80" w:name="performance-degradation"/>
+    <w:bookmarkEnd w:id="99"/>
+    <w:bookmarkStart w:id="100" w:name="performance-degradation"/>
     <w:p>
       <w:pPr>
         <w:pStyle w:val="Heading3"/>
@@ -35070,7 +35070,7 @@
       <w:r>
         <w:t xml:space="preserve"> </w:t>
       </w:r>
-      <w:hyperlink r:id="rId43">
+      <w:hyperlink r:id="rId63">
         <w:r>
           <w:rPr>
             <w:rStyle w:val="Hyperlink"/>
@@ -35507,8 +35507,8 @@
         <w:t xml:space="preserve">Confirm response time and host utilization return to baseline for at least 15 minutes.</w:t>
       </w:r>
     </w:p>
-    <w:bookmarkEnd w:id="80"/>
-    <w:bookmarkStart w:id="81" w:name="post-incident-review"/>
+    <w:bookmarkEnd w:id="100"/>
+    <w:bookmarkStart w:id="101" w:name="post-incident-review"/>
     <w:p>
       <w:pPr>
         <w:pStyle w:val="Heading3"/>
@@ -36375,9 +36375,9 @@
         </w:pict>
       </w:r>
     </w:p>
-    <w:bookmarkEnd w:id="81"/>
-    <w:bookmarkEnd w:id="82"/>
-    <w:bookmarkStart w:id="87" w:name="section-11-disaster-recovery"/>
+    <w:bookmarkEnd w:id="101"/>
+    <w:bookmarkEnd w:id="102"/>
+    <w:bookmarkStart w:id="107" w:name="section-11-disaster-recovery"/>
     <w:p>
       <w:pPr>
         <w:pStyle w:val="Heading2"/>
@@ -36394,7 +36394,7 @@
         <w:t xml:space="preserve">Lifecycle metadata for disaster recovery procedures is tracked in Appendix E.</w:t>
       </w:r>
     </w:p>
-    <w:bookmarkStart w:id="83" w:name="recovery-objectives"/>
+    <w:bookmarkStart w:id="103" w:name="recovery-objectives"/>
     <w:p>
       <w:pPr>
         <w:pStyle w:val="Heading3"/>
@@ -36724,8 +36724,8 @@
         <w:t xml:space="preserve">These targets assume proper backups and infrastructure in place. Regular testing is critical.</w:t>
       </w:r>
     </w:p>
-    <w:bookmarkEnd w:id="83"/>
-    <w:bookmarkStart w:id="84" w:name="full-site-restore-from-backup"/>
+    <w:bookmarkEnd w:id="103"/>
+    <w:bookmarkStart w:id="104" w:name="full-site-restore-from-backup"/>
     <w:p>
       <w:pPr>
         <w:pStyle w:val="Heading3"/>
@@ -38544,8 +38544,8 @@
         <w:t xml:space="preserve">Monitor error logs for 30 minutes</w:t>
       </w:r>
     </w:p>
-    <w:bookmarkEnd w:id="84"/>
-    <w:bookmarkStart w:id="85" w:name="database-only-recovery"/>
+    <w:bookmarkEnd w:id="104"/>
+    <w:bookmarkStart w:id="105" w:name="database-only-recovery"/>
     <w:p>
       <w:pPr>
         <w:pStyle w:val="Heading3"/>
@@ -39506,8 +39506,8 @@
         <w:t xml:space="preserve">Verify recent posts are present (or missing if intended)</w:t>
       </w:r>
     </w:p>
-    <w:bookmarkEnd w:id="85"/>
-    <w:bookmarkStart w:id="86" w:name="server-migration"/>
+    <w:bookmarkEnd w:id="105"/>
+    <w:bookmarkStart w:id="106" w:name="server-migration"/>
     <w:p>
       <w:pPr>
         <w:pStyle w:val="Heading3"/>
@@ -40516,9 +40516,9 @@
         </w:pict>
       </w:r>
     </w:p>
-    <w:bookmarkEnd w:id="86"/>
-    <w:bookmarkEnd w:id="87"/>
-    <w:bookmarkStart w:id="90" w:name="appendix-a-file-permissions-reference"/>
+    <w:bookmarkEnd w:id="106"/>
+    <w:bookmarkEnd w:id="107"/>
+    <w:bookmarkStart w:id="110" w:name="appendix-a-file-permissions-reference"/>
     <w:p>
       <w:pPr>
         <w:pStyle w:val="Heading2"/>
@@ -40527,7 +40527,7 @@
         <w:t xml:space="preserve">Appendix A: File Permissions Reference</w:t>
       </w:r>
     </w:p>
-    <w:bookmarkStart w:id="88" w:name="a.1-wordpress-file-permissions-table"/>
+    <w:bookmarkStart w:id="108" w:name="a.1-wordpress-file-permissions-table"/>
     <w:p>
       <w:pPr>
         <w:pStyle w:val="Heading3"/>
@@ -41341,8 +41341,8 @@
         </w:tc>
       </w:tr>
     </w:tbl>
-    <w:bookmarkEnd w:id="88"/>
-    <w:bookmarkStart w:id="89" w:name="a.2-permission-reset-script"/>
+    <w:bookmarkEnd w:id="108"/>
+    <w:bookmarkStart w:id="109" w:name="a.2-permission-reset-script"/>
     <w:p>
       <w:pPr>
         <w:pStyle w:val="Heading3"/>
@@ -42602,9 +42602,9 @@
         </w:pict>
       </w:r>
     </w:p>
-    <w:bookmarkEnd w:id="89"/>
-    <w:bookmarkEnd w:id="90"/>
-    <w:bookmarkStart w:id="100" w:name="appendix-b-wp-config.php-key-settings"/>
+    <w:bookmarkEnd w:id="109"/>
+    <w:bookmarkEnd w:id="110"/>
+    <w:bookmarkStart w:id="120" w:name="appendix-b-wp-config.php-key-settings"/>
     <w:p>
       <w:pPr>
         <w:pStyle w:val="Heading2"/>
@@ -42613,7 +42613,7 @@
         <w:t xml:space="preserve">Appendix B: wp-config.php Key Settings</w:t>
       </w:r>
     </w:p>
-    <w:bookmarkStart w:id="91" w:name="b.1-database-configuration"/>
+    <w:bookmarkStart w:id="111" w:name="b.1-database-configuration"/>
     <w:p>
       <w:pPr>
         <w:pStyle w:val="Heading3"/>
@@ -43065,8 +43065,8 @@
         <w:t xml:space="preserve">;</w:t>
       </w:r>
     </w:p>
-    <w:bookmarkEnd w:id="91"/>
-    <w:bookmarkStart w:id="92" w:name="b.2-security-keys-and-salts"/>
+    <w:bookmarkEnd w:id="111"/>
+    <w:bookmarkStart w:id="112" w:name="b.2-security-keys-and-salts"/>
     <w:p>
       <w:pPr>
         <w:pStyle w:val="Heading3"/>
@@ -43542,8 +43542,8 @@
         <w:t xml:space="preserve">Changing these keys will log out all users. Do this during maintenance window.</w:t>
       </w:r>
     </w:p>
-    <w:bookmarkEnd w:id="92"/>
-    <w:bookmarkStart w:id="93" w:name="b.3-security-constants"/>
+    <w:bookmarkEnd w:id="112"/>
+    <w:bookmarkStart w:id="113" w:name="b.3-security-constants"/>
     <w:p>
       <w:pPr>
         <w:pStyle w:val="Heading3"/>
@@ -43782,8 +43782,8 @@
         <w:t xml:space="preserve">// See Section 5.4 for endpoint-specific examples.</w:t>
       </w:r>
     </w:p>
-    <w:bookmarkEnd w:id="93"/>
-    <w:bookmarkStart w:id="94" w:name="b.4-debugging-constants"/>
+    <w:bookmarkEnd w:id="113"/>
+    <w:bookmarkStart w:id="114" w:name="b.4-debugging-constants"/>
     <w:p>
       <w:pPr>
         <w:pStyle w:val="Heading3"/>
@@ -44142,8 +44142,8 @@
         <w:t xml:space="preserve">// Track database queries (dev only)</w:t>
       </w:r>
     </w:p>
-    <w:bookmarkEnd w:id="94"/>
-    <w:bookmarkStart w:id="95" w:name="b.5-performance-constants"/>
+    <w:bookmarkEnd w:id="114"/>
+    <w:bookmarkStart w:id="115" w:name="b.5-performance-constants"/>
     <w:p>
       <w:pPr>
         <w:pStyle w:val="Heading3"/>
@@ -44812,8 +44812,8 @@
         <w:t xml:space="preserve">;</w:t>
       </w:r>
     </w:p>
-    <w:bookmarkEnd w:id="95"/>
-    <w:bookmarkStart w:id="96" w:name="b.6-wordpress-cron-constants"/>
+    <w:bookmarkEnd w:id="115"/>
+    <w:bookmarkStart w:id="116" w:name="b.6-wordpress-cron-constants"/>
     <w:p>
       <w:pPr>
         <w:pStyle w:val="Heading3"/>
@@ -44914,8 +44914,8 @@
         <w:t xml:space="preserve">// Block wp-cron.php at the web server level — see Section 6.6</w:t>
       </w:r>
     </w:p>
-    <w:bookmarkEnd w:id="96"/>
-    <w:bookmarkStart w:id="97" w:name="X149010d6657c5848e662d5823a8c4c8972a46d4"/>
+    <w:bookmarkEnd w:id="116"/>
+    <w:bookmarkStart w:id="117" w:name="X149010d6657c5848e662d5823a8c4c8972a46d4"/>
     <w:p>
       <w:pPr>
         <w:pStyle w:val="Heading3"/>
@@ -45316,8 +45316,8 @@
         <w:t xml:space="preserve">;</w:t>
       </w:r>
     </w:p>
-    <w:bookmarkEnd w:id="97"/>
-    <w:bookmarkStart w:id="98" w:name="b.8-path-configuration-optional"/>
+    <w:bookmarkEnd w:id="117"/>
+    <w:bookmarkStart w:id="118" w:name="b.8-path-configuration-optional"/>
     <w:p>
       <w:pPr>
         <w:pStyle w:val="Heading3"/>
@@ -45625,8 +45625,8 @@
         <w:t xml:space="preserve">;</w:t>
       </w:r>
     </w:p>
-    <w:bookmarkEnd w:id="98"/>
-    <w:bookmarkStart w:id="99" w:name="X186eb5130edef6aa71dcd6dda8c018f434ea4de"/>
+    <w:bookmarkEnd w:id="118"/>
+    <w:bookmarkStart w:id="119" w:name="X186eb5130edef6aa71dcd6dda8c018f434ea4de"/>
     <w:p>
       <w:pPr>
         <w:pStyle w:val="Heading3"/>
@@ -47852,9 +47852,9 @@
         </w:pict>
       </w:r>
     </w:p>
-    <w:bookmarkEnd w:id="99"/>
-    <w:bookmarkEnd w:id="100"/>
-    <w:bookmarkStart w:id="105" w:name="appendix-c-change-log"/>
+    <w:bookmarkEnd w:id="119"/>
+    <w:bookmarkEnd w:id="120"/>
+    <w:bookmarkStart w:id="125" w:name="appendix-c-change-log"/>
     <w:p>
       <w:pPr>
         <w:pStyle w:val="Heading2"/>
@@ -47863,7 +47863,7 @@
         <w:t xml:space="preserve">Appendix C: Change Log</w:t>
       </w:r>
     </w:p>
-    <w:bookmarkStart w:id="104" w:name="release-history"/>
+    <w:bookmarkStart w:id="124" w:name="release-history"/>
     <w:p>
       <w:pPr>
         <w:pStyle w:val="Heading3"/>
@@ -47880,7 +47880,7 @@
         <w:t xml:space="preserve">This section documents all updates to this runbook and corresponding infrastructure changes.</w:t>
       </w:r>
     </w:p>
-    <w:bookmarkStart w:id="101" w:name="version-2.0---february-2026"/>
+    <w:bookmarkStart w:id="121" w:name="version-2.0---february-2026"/>
     <w:p>
       <w:pPr>
         <w:pStyle w:val="Heading4"/>
@@ -48063,8 +48063,8 @@
         <w:t xml:space="preserve">- [CUSTOMIZE: Date] - Performance testing done</w:t>
       </w:r>
     </w:p>
-    <w:bookmarkEnd w:id="101"/>
-    <w:bookmarkStart w:id="102" w:name="version-1.5---august-2025"/>
+    <w:bookmarkEnd w:id="121"/>
+    <w:bookmarkStart w:id="122" w:name="version-1.5---august-2025"/>
     <w:p>
       <w:pPr>
         <w:pStyle w:val="Heading4"/>
@@ -48139,8 +48139,8 @@
         <w:t xml:space="preserve">- Upgraded PHP to 8.0</w:t>
       </w:r>
     </w:p>
-    <w:bookmarkEnd w:id="102"/>
-    <w:bookmarkStart w:id="103" w:name="version-1.0---february-2025"/>
+    <w:bookmarkEnd w:id="122"/>
+    <w:bookmarkStart w:id="123" w:name="version-1.0---february-2025"/>
     <w:p>
       <w:pPr>
         <w:pStyle w:val="Heading4"/>
@@ -48192,10 +48192,10 @@
         </w:pict>
       </w:r>
     </w:p>
-    <w:bookmarkEnd w:id="103"/>
-    <w:bookmarkEnd w:id="104"/>
-    <w:bookmarkEnd w:id="105"/>
-    <w:bookmarkStart w:id="106" w:name="X6ecd772a72c0183328049e537f0198da62ed77a"/>
+    <w:bookmarkEnd w:id="123"/>
+    <w:bookmarkEnd w:id="124"/>
+    <w:bookmarkEnd w:id="125"/>
+    <w:bookmarkStart w:id="126" w:name="X6ecd772a72c0183328049e537f0198da62ed77a"/>
     <w:p>
       <w:pPr>
         <w:pStyle w:val="Heading2"/>
@@ -48422,8 +48422,8 @@
         </w:pict>
       </w:r>
     </w:p>
-    <w:bookmarkEnd w:id="106"/>
-    <w:bookmarkStart w:id="107" w:name="X1262598f067e220788dc74e3c26903d0e8f0f8c"/>
+    <w:bookmarkEnd w:id="126"/>
+    <w:bookmarkStart w:id="127" w:name="X1262598f067e220788dc74e3c26903d0e8f0f8c"/>
     <w:p>
       <w:pPr>
         <w:pStyle w:val="Heading2"/>
@@ -49132,8 +49132,8 @@
         </w:pict>
       </w:r>
     </w:p>
-    <w:bookmarkEnd w:id="107"/>
-    <w:bookmarkStart w:id="108" w:name="quick-reference-card-printable"/>
+    <w:bookmarkEnd w:id="127"/>
+    <w:bookmarkStart w:id="128" w:name="quick-reference-card-printable"/>
     <w:p>
       <w:pPr>
         <w:pStyle w:val="Heading2"/>
@@ -49435,8 +49435,8 @@
         </w:pict>
       </w:r>
     </w:p>
-    <w:bookmarkEnd w:id="108"/>
-    <w:bookmarkStart w:id="117" w:name="related-documents"/>
+    <w:bookmarkEnd w:id="128"/>
+    <w:bookmarkStart w:id="137" w:name="related-documents"/>
     <w:p>
       <w:pPr>
         <w:pStyle w:val="Heading2"/>
@@ -49465,7 +49465,7 @@
       <w:r>
         <w:t xml:space="preserve"> </w:t>
       </w:r>
-      <w:hyperlink r:id="rId45">
+      <w:hyperlink r:id="rId65">
         <w:r>
           <w:rPr>
             <w:rStyle w:val="Hyperlink"/>
@@ -49490,7 +49490,7 @@
       <w:r>
         <w:t xml:space="preserve"> </w:t>
       </w:r>
-      <w:hyperlink r:id="rId43">
+      <w:hyperlink r:id="rId63">
         <w:r>
           <w:rPr>
             <w:rStyle w:val="Hyperlink"/>
@@ -49515,7 +49515,7 @@
       <w:r>
         <w:t xml:space="preserve"> </w:t>
       </w:r>
-      <w:hyperlink r:id="rId77">
+      <w:hyperlink r:id="rId97">
         <w:r>
           <w:rPr>
             <w:rStyle w:val="Hyperlink"/>
@@ -49540,7 +49540,7 @@
       <w:r>
         <w:t xml:space="preserve"> </w:t>
       </w:r>
-      <w:hyperlink r:id="rId109">
+      <w:hyperlink r:id="rId129">
         <w:r>
           <w:rPr>
             <w:rStyle w:val="Hyperlink"/>
@@ -49565,7 +49565,7 @@
       <w:r>
         <w:t xml:space="preserve"> </w:t>
       </w:r>
-      <w:hyperlink r:id="rId110">
+      <w:hyperlink r:id="rId130">
         <w:r>
           <w:rPr>
             <w:rStyle w:val="Hyperlink"/>
@@ -49602,7 +49602,7 @@
       <w:r>
         <w:t xml:space="preserve"> </w:t>
       </w:r>
-      <w:hyperlink r:id="rId111">
+      <w:hyperlink r:id="rId131">
         <w:r>
           <w:rPr>
             <w:rStyle w:val="Hyperlink"/>
@@ -49619,7 +49619,7 @@
       <w:r>
         <w:t xml:space="preserve"> </w:t>
       </w:r>
-      <w:hyperlink r:id="rId112">
+      <w:hyperlink r:id="rId132">
         <w:r>
           <w:rPr>
             <w:rStyle w:val="Hyperlink"/>
@@ -49636,7 +49636,7 @@
       <w:r>
         <w:t xml:space="preserve"> </w:t>
       </w:r>
-      <w:hyperlink r:id="rId113">
+      <w:hyperlink r:id="rId133">
         <w:r>
           <w:rPr>
             <w:rStyle w:val="Hyperlink"/>
@@ -49653,7 +49653,7 @@
       <w:r>
         <w:t xml:space="preserve"> </w:t>
       </w:r>
-      <w:hyperlink r:id="rId114">
+      <w:hyperlink r:id="rId134">
         <w:r>
           <w:rPr>
             <w:rStyle w:val="Hyperlink"/>
@@ -49670,7 +49670,7 @@
       <w:r>
         <w:t xml:space="preserve"> </w:t>
       </w:r>
-      <w:hyperlink r:id="rId115">
+      <w:hyperlink r:id="rId135">
         <w:r>
           <w:rPr>
             <w:rStyle w:val="Hyperlink"/>
@@ -49687,7 +49687,7 @@
       <w:r>
         <w:t xml:space="preserve"> </w:t>
       </w:r>
-      <w:hyperlink r:id="rId116">
+      <w:hyperlink r:id="rId136">
         <w:r>
           <w:rPr>
             <w:rStyle w:val="Hyperlink"/>
@@ -49745,8 +49745,8 @@
         </w:pict>
       </w:r>
     </w:p>
-    <w:bookmarkEnd w:id="117"/>
-    <w:bookmarkStart w:id="118" w:name="glossary"/>
+    <w:bookmarkEnd w:id="137"/>
+    <w:bookmarkStart w:id="138" w:name="glossary"/>
     <w:p>
       <w:pPr>
         <w:pStyle w:val="Heading2"/>
@@ -50376,8 +50376,8 @@
         </w:pict>
       </w:r>
     </w:p>
-    <w:bookmarkEnd w:id="118"/>
-    <w:bookmarkStart w:id="119" w:name="document-metadata"/>
+    <w:bookmarkEnd w:id="138"/>
+    <w:bookmarkStart w:id="139" w:name="document-metadata"/>
     <w:p>
       <w:pPr>
         <w:pStyle w:val="Heading2"/>
@@ -50622,9 +50622,9 @@
         <w:t xml:space="preserve">This WordPress Operations Runbook is a comprehensive guide for managing WordPress installations in production environments. Regular review and updates are essential. All procedures should be tested in staging before implementation in production.</w:t>
       </w:r>
     </w:p>
-    <w:bookmarkEnd w:id="119"/>
+    <w:bookmarkEnd w:id="139"/>
     <w:sectPr>
-      <w:footerReference r:id="rId9" w:type="default"/>
+      <w:footerReference r:id="rId31" w:type="default"/>
       <w:footnotePr>
         <w:numRestart w:val="eachSect"/>
       </w:footnotePr>
